--- a/EXPORTS/DOCX/published/niveau2/Dutch/Indonesia.docx
+++ b/EXPORTS/DOCX/published/niveau2/Dutch/Indonesia.docx
@@ -288,7 +288,7 @@
           <w:rFonts w:ascii="Charis SIL Italic" w:hAnsi="Charis SIL Italic" w:eastAsia="Charis SIL Italic"/>
           <w:b w:val="0"/>
           <w:i/>
-          <w:color w:val="0066CC"/>
+          <w:color w:val="0000FF"/>
           <w:sz w:val="24"/>
           <w:u w:val="single"/>
         </w:rPr>
@@ -306,7 +306,7 @@
           <w:rFonts w:ascii="Charis SIL Italic" w:hAnsi="Charis SIL Italic" w:eastAsia="Charis SIL Italic"/>
           <w:b w:val="0"/>
           <w:i/>
-          <w:color w:val="0066CC"/>
+          <w:color w:val="0000FF"/>
           <w:sz w:val="24"/>
           <w:u w:val="single"/>
         </w:rPr>
@@ -317,7 +317,7 @@
           <w:rFonts w:ascii="Charis SIL Italic" w:hAnsi="Charis SIL Italic" w:eastAsia="Charis SIL Italic"/>
           <w:b w:val="0"/>
           <w:i/>
-          <w:color w:val="0066CC"/>
+          <w:color w:val="0000FF"/>
           <w:sz w:val="24"/>
           <w:u w:val="single"/>
         </w:rPr>
@@ -335,7 +335,7 @@
           <w:rFonts w:ascii="Charis SIL Italic" w:hAnsi="Charis SIL Italic" w:eastAsia="Charis SIL Italic"/>
           <w:b w:val="0"/>
           <w:i/>
-          <w:color w:val="0066CC"/>
+          <w:color w:val="0000FF"/>
           <w:sz w:val="24"/>
           <w:u w:val="single"/>
         </w:rPr>
@@ -346,7 +346,7 @@
           <w:rFonts w:ascii="Charis SIL Italic" w:hAnsi="Charis SIL Italic" w:eastAsia="Charis SIL Italic"/>
           <w:b w:val="0"/>
           <w:i/>
-          <w:color w:val="0066CC"/>
+          <w:color w:val="0000FF"/>
           <w:sz w:val="24"/>
           <w:u w:val="single"/>
         </w:rPr>
@@ -364,7 +364,7 @@
           <w:rFonts w:ascii="Charis SIL Italic" w:hAnsi="Charis SIL Italic" w:eastAsia="Charis SIL Italic"/>
           <w:b w:val="0"/>
           <w:i/>
-          <w:color w:val="0066CC"/>
+          <w:color w:val="0000FF"/>
           <w:sz w:val="24"/>
           <w:u w:val="single"/>
         </w:rPr>
@@ -375,7 +375,7 @@
           <w:rFonts w:ascii="Charis SIL Italic" w:hAnsi="Charis SIL Italic" w:eastAsia="Charis SIL Italic"/>
           <w:b w:val="0"/>
           <w:i/>
-          <w:color w:val="0066CC"/>
+          <w:color w:val="0000FF"/>
           <w:sz w:val="24"/>
           <w:u w:val="single"/>
         </w:rPr>
@@ -406,25 +406,7 @@
           <w:color w:val="000000"/>
           <w:sz w:val="24"/>
         </w:rPr>
-        <w:t xml:space="preserve">informatie </w:t>
-      </w:r>
-      <w:r>
-        <w:rPr>
-          <w:u w:val="single" w:color="0066cc"/>
-          <w:rFonts w:ascii="Charis SIL Regular" w:hAnsi="Charis SIL Regular" w:eastAsia="Charis SIL Regular"/>
-          <w:b w:val="0"/>
-          <w:i w:val="0"/>
-          <w:color w:val="000000"/>
-          <w:sz w:val="24"/>
-        </w:rPr>
-        <w:hyperlink r:id="rId9" w:history="1">
-          <w:r>
-            <w:rPr>
-              <w:rStyle w:val="Hyperlink"/>
-            </w:rPr>
-            <w:t>hierover.</w:t>
-          </w:r>
-        </w:hyperlink>
+        <w:t>informatie hierover.</w:t>
       </w:r>
     </w:p>
     <w:p>
@@ -540,7 +522,7 @@
           <w:rFonts w:ascii="Charis SIL Regular" w:hAnsi="Charis SIL Regular" w:eastAsia="Charis SIL Regular"/>
           <w:b w:val="0"/>
           <w:i w:val="0"/>
-          <w:color w:val="0066CC"/>
+          <w:color w:val="0000FF"/>
           <w:sz w:val="24"/>
           <w:u w:val="single"/>
         </w:rPr>
@@ -558,7 +540,7 @@
           <w:rFonts w:ascii="Charis SIL Regular" w:hAnsi="Charis SIL Regular" w:eastAsia="Charis SIL Regular"/>
           <w:b w:val="0"/>
           <w:i w:val="0"/>
-          <w:color w:val="0066CC"/>
+          <w:color w:val="0000FF"/>
           <w:sz w:val="24"/>
           <w:u w:val="single"/>
         </w:rPr>
@@ -569,7 +551,7 @@
           <w:rFonts w:ascii="Charis SIL Regular" w:hAnsi="Charis SIL Regular" w:eastAsia="Charis SIL Regular"/>
           <w:b w:val="0"/>
           <w:i w:val="0"/>
-          <w:color w:val="0066CC"/>
+          <w:color w:val="0000FF"/>
           <w:sz w:val="24"/>
           <w:u w:val="single"/>
         </w:rPr>
@@ -587,7 +569,7 @@
           <w:rFonts w:ascii="Charis SIL Regular" w:hAnsi="Charis SIL Regular" w:eastAsia="Charis SIL Regular"/>
           <w:b w:val="0"/>
           <w:i w:val="0"/>
-          <w:color w:val="0066CC"/>
+          <w:color w:val="0000FF"/>
           <w:sz w:val="24"/>
           <w:u w:val="single"/>
         </w:rPr>
@@ -598,7 +580,7 @@
           <w:rFonts w:ascii="Charis SIL Regular" w:hAnsi="Charis SIL Regular" w:eastAsia="Charis SIL Regular"/>
           <w:b w:val="0"/>
           <w:i w:val="0"/>
-          <w:color w:val="0066CC"/>
+          <w:color w:val="0000FF"/>
           <w:sz w:val="24"/>
           <w:u w:val="single"/>
         </w:rPr>
@@ -616,7 +598,7 @@
           <w:rFonts w:ascii="Charis SIL Regular" w:hAnsi="Charis SIL Regular" w:eastAsia="Charis SIL Regular"/>
           <w:b w:val="0"/>
           <w:i w:val="0"/>
-          <w:color w:val="0066CC"/>
+          <w:color w:val="0000FF"/>
           <w:sz w:val="24"/>
           <w:u w:val="single"/>
         </w:rPr>
@@ -627,7 +609,7 @@
           <w:rFonts w:ascii="Charis SIL Regular" w:hAnsi="Charis SIL Regular" w:eastAsia="Charis SIL Regular"/>
           <w:b w:val="0"/>
           <w:i w:val="0"/>
-          <w:color w:val="0066CC"/>
+          <w:color w:val="0000FF"/>
           <w:sz w:val="24"/>
           <w:u w:val="single"/>
         </w:rPr>
@@ -645,7 +627,7 @@
           <w:rFonts w:ascii="Charis SIL Regular" w:hAnsi="Charis SIL Regular" w:eastAsia="Charis SIL Regular"/>
           <w:b w:val="0"/>
           <w:i w:val="0"/>
-          <w:color w:val="0066CC"/>
+          <w:color w:val="0000FF"/>
           <w:sz w:val="24"/>
           <w:u w:val="single"/>
         </w:rPr>
@@ -656,7 +638,7 @@
           <w:rFonts w:ascii="Charis SIL Regular" w:hAnsi="Charis SIL Regular" w:eastAsia="Charis SIL Regular"/>
           <w:b w:val="0"/>
           <w:i w:val="0"/>
-          <w:color w:val="0066CC"/>
+          <w:color w:val="0000FF"/>
           <w:sz w:val="24"/>
           <w:u w:val="single"/>
         </w:rPr>
@@ -674,7 +656,7 @@
           <w:rFonts w:ascii="Charis SIL Regular" w:hAnsi="Charis SIL Regular" w:eastAsia="Charis SIL Regular"/>
           <w:b w:val="0"/>
           <w:i w:val="0"/>
-          <w:color w:val="0066CC"/>
+          <w:color w:val="0000FF"/>
           <w:sz w:val="24"/>
           <w:u w:val="single"/>
         </w:rPr>
@@ -685,7 +667,7 @@
           <w:rFonts w:ascii="Charis SIL Regular" w:hAnsi="Charis SIL Regular" w:eastAsia="Charis SIL Regular"/>
           <w:b w:val="0"/>
           <w:i w:val="0"/>
-          <w:color w:val="0066CC"/>
+          <w:color w:val="0000FF"/>
           <w:sz w:val="24"/>
           <w:u w:val="single"/>
         </w:rPr>
@@ -710,7 +692,7 @@
       </w:r>
       <w:r>
         <w:rPr>
-          <w:u w:val="single" w:color="0066cc"/>
+          <w:u w:val="single" w:color="0000ff"/>
           <w:rFonts w:ascii="Charis SIL Regular" w:hAnsi="Charis SIL Regular" w:eastAsia="Charis SIL Regular"/>
           <w:b w:val="0"/>
           <w:i w:val="0"/>
@@ -728,7 +710,7 @@
       </w:r>
       <w:r>
         <w:rPr>
-          <w:u w:val="single" w:color="0066cc"/>
+          <w:u w:val="single" w:color="0000ff"/>
           <w:rFonts w:ascii="Charis SIL Regular" w:hAnsi="Charis SIL Regular" w:eastAsia="Charis SIL Regular"/>
           <w:b w:val="0"/>
           <w:i w:val="0"/>
@@ -739,7 +721,7 @@
       </w:r>
       <w:r>
         <w:rPr>
-          <w:u w:val="single" w:color="0066cc"/>
+          <w:u w:val="single" w:color="0000ff"/>
           <w:rFonts w:ascii="Charis SIL Regular" w:hAnsi="Charis SIL Regular" w:eastAsia="Charis SIL Regular"/>
           <w:b w:val="0"/>
           <w:i w:val="0"/>
@@ -757,7 +739,7 @@
       </w:r>
       <w:r>
         <w:rPr>
-          <w:u w:val="single" w:color="0066cc"/>
+          <w:u w:val="single" w:color="0000ff"/>
           <w:rFonts w:ascii="Charis SIL Regular" w:hAnsi="Charis SIL Regular" w:eastAsia="Charis SIL Regular"/>
           <w:b w:val="0"/>
           <w:i w:val="0"/>
@@ -775,7 +757,7 @@
       </w:r>
       <w:r>
         <w:rPr>
-          <w:u w:val="single" w:color="0066cc"/>
+          <w:u w:val="single" w:color="0000ff"/>
           <w:rFonts w:ascii="Charis SIL Regular" w:hAnsi="Charis SIL Regular" w:eastAsia="Charis SIL Regular"/>
           <w:b w:val="0"/>
           <w:i w:val="0"/>
@@ -793,7 +775,7 @@
       </w:r>
       <w:r>
         <w:rPr>
-          <w:u w:val="single" w:color="0066cc"/>
+          <w:u w:val="single" w:color="0000ff"/>
           <w:rFonts w:ascii="Charis SIL Regular" w:hAnsi="Charis SIL Regular" w:eastAsia="Charis SIL Regular"/>
           <w:b w:val="0"/>
           <w:i w:val="0"/>
@@ -804,7 +786,7 @@
       </w:r>
       <w:r>
         <w:rPr>
-          <w:u w:val="single" w:color="0066cc"/>
+          <w:u w:val="single" w:color="0000ff"/>
           <w:rFonts w:ascii="Charis SIL Regular" w:hAnsi="Charis SIL Regular" w:eastAsia="Charis SIL Regular"/>
           <w:b w:val="0"/>
           <w:i w:val="0"/>
@@ -822,7 +804,7 @@
       </w:r>
       <w:r>
         <w:rPr>
-          <w:u w:val="single" w:color="0066cc"/>
+          <w:u w:val="single" w:color="0000ff"/>
           <w:rFonts w:ascii="Charis SIL Regular" w:hAnsi="Charis SIL Regular" w:eastAsia="Charis SIL Regular"/>
           <w:b w:val="0"/>
           <w:i w:val="0"/>
@@ -840,7 +822,7 @@
       </w:r>
       <w:r>
         <w:rPr>
-          <w:u w:val="single" w:color="0066cc"/>
+          <w:u w:val="single" w:color="0000ff"/>
           <w:rFonts w:ascii="Charis SIL Regular" w:hAnsi="Charis SIL Regular" w:eastAsia="Charis SIL Regular"/>
           <w:b w:val="0"/>
           <w:i w:val="0"/>
@@ -921,7 +903,7 @@
           <w:rFonts w:ascii="Charis SIL Regular" w:hAnsi="Charis SIL Regular" w:eastAsia="Charis SIL Regular"/>
           <w:b w:val="0"/>
           <w:i w:val="0"/>
-          <w:color w:val="0066CC"/>
+          <w:color w:val="0000FF"/>
           <w:sz w:val="24"/>
           <w:u w:val="single"/>
         </w:rPr>
@@ -939,7 +921,7 @@
           <w:rFonts w:ascii="Charis SIL Regular" w:hAnsi="Charis SIL Regular" w:eastAsia="Charis SIL Regular"/>
           <w:b w:val="0"/>
           <w:i w:val="0"/>
-          <w:color w:val="0066CC"/>
+          <w:color w:val="0000FF"/>
           <w:sz w:val="24"/>
           <w:u w:val="single"/>
         </w:rPr>
@@ -950,7 +932,7 @@
           <w:rFonts w:ascii="Charis SIL Regular" w:hAnsi="Charis SIL Regular" w:eastAsia="Charis SIL Regular"/>
           <w:b w:val="0"/>
           <w:i w:val="0"/>
-          <w:color w:val="0066CC"/>
+          <w:color w:val="0000FF"/>
           <w:sz w:val="24"/>
           <w:u w:val="single"/>
         </w:rPr>
@@ -985,7 +967,7 @@
       </w:r>
       <w:r>
         <w:rPr>
-          <w:u w:val="single" w:color="0066cc"/>
+          <w:u w:val="single" w:color="0000ff"/>
           <w:rFonts w:ascii="Charis SIL Regular" w:hAnsi="Charis SIL Regular" w:eastAsia="Charis SIL Regular"/>
           <w:b w:val="0"/>
           <w:i w:val="0"/>
@@ -1003,7 +985,7 @@
       </w:r>
       <w:r>
         <w:rPr>
-          <w:u w:val="single" w:color="0066cc"/>
+          <w:u w:val="single" w:color="0000ff"/>
           <w:rFonts w:ascii="Charis SIL Regular" w:hAnsi="Charis SIL Regular" w:eastAsia="Charis SIL Regular"/>
           <w:b w:val="0"/>
           <w:i w:val="0"/>
@@ -1014,7 +996,7 @@
       </w:r>
       <w:r>
         <w:rPr>
-          <w:u w:val="single" w:color="0066cc"/>
+          <w:u w:val="single" w:color="0000ff"/>
           <w:rFonts w:ascii="Charis SIL Regular" w:hAnsi="Charis SIL Regular" w:eastAsia="Charis SIL Regular"/>
           <w:b w:val="0"/>
           <w:i w:val="0"/>
@@ -1065,7 +1047,7 @@
           <w:rFonts w:ascii="Charis SIL Regular" w:hAnsi="Charis SIL Regular" w:eastAsia="Charis SIL Regular"/>
           <w:b w:val="0"/>
           <w:i w:val="0"/>
-          <w:color w:val="0066CC"/>
+          <w:color w:val="0000FF"/>
           <w:sz w:val="24"/>
           <w:u w:val="single"/>
         </w:rPr>
@@ -1083,7 +1065,7 @@
           <w:rFonts w:ascii="Charis SIL Regular" w:hAnsi="Charis SIL Regular" w:eastAsia="Charis SIL Regular"/>
           <w:b w:val="0"/>
           <w:i w:val="0"/>
-          <w:color w:val="0066CC"/>
+          <w:color w:val="0000FF"/>
           <w:sz w:val="24"/>
           <w:u w:val="single"/>
         </w:rPr>
@@ -1094,7 +1076,7 @@
           <w:rFonts w:ascii="Charis SIL Regular" w:hAnsi="Charis SIL Regular" w:eastAsia="Charis SIL Regular"/>
           <w:b w:val="0"/>
           <w:i w:val="0"/>
-          <w:color w:val="0066CC"/>
+          <w:color w:val="0000FF"/>
           <w:sz w:val="24"/>
           <w:u w:val="single"/>
         </w:rPr>
@@ -1112,7 +1094,7 @@
           <w:rFonts w:ascii="Charis SIL Regular" w:hAnsi="Charis SIL Regular" w:eastAsia="Charis SIL Regular"/>
           <w:b w:val="0"/>
           <w:i w:val="0"/>
-          <w:color w:val="0066CC"/>
+          <w:color w:val="0000FF"/>
           <w:sz w:val="24"/>
           <w:u w:val="single"/>
         </w:rPr>
@@ -1123,7 +1105,7 @@
           <w:rFonts w:ascii="Charis SIL Regular" w:hAnsi="Charis SIL Regular" w:eastAsia="Charis SIL Regular"/>
           <w:b w:val="0"/>
           <w:i w:val="0"/>
-          <w:color w:val="0066CC"/>
+          <w:color w:val="0000FF"/>
           <w:sz w:val="24"/>
           <w:u w:val="single"/>
         </w:rPr>
@@ -1141,7 +1123,7 @@
           <w:rFonts w:ascii="Charis SIL Regular" w:hAnsi="Charis SIL Regular" w:eastAsia="Charis SIL Regular"/>
           <w:b w:val="0"/>
           <w:i w:val="0"/>
-          <w:color w:val="0066CC"/>
+          <w:color w:val="0000FF"/>
           <w:sz w:val="24"/>
           <w:u w:val="single"/>
         </w:rPr>
@@ -1152,7 +1134,7 @@
           <w:rFonts w:ascii="Charis SIL Regular" w:hAnsi="Charis SIL Regular" w:eastAsia="Charis SIL Regular"/>
           <w:b w:val="0"/>
           <w:i w:val="0"/>
-          <w:color w:val="0066CC"/>
+          <w:color w:val="0000FF"/>
           <w:sz w:val="24"/>
           <w:u w:val="single"/>
         </w:rPr>
@@ -1170,7 +1152,7 @@
           <w:rFonts w:ascii="Charis SIL Regular" w:hAnsi="Charis SIL Regular" w:eastAsia="Charis SIL Regular"/>
           <w:b w:val="0"/>
           <w:i w:val="0"/>
-          <w:color w:val="0066CC"/>
+          <w:color w:val="0000FF"/>
           <w:sz w:val="24"/>
           <w:u w:val="single"/>
         </w:rPr>
@@ -1181,7 +1163,7 @@
           <w:rFonts w:ascii="Charis SIL Regular" w:hAnsi="Charis SIL Regular" w:eastAsia="Charis SIL Regular"/>
           <w:b w:val="0"/>
           <w:i w:val="0"/>
-          <w:color w:val="0066CC"/>
+          <w:color w:val="0000FF"/>
           <w:sz w:val="24"/>
           <w:u w:val="single"/>
         </w:rPr>
@@ -1199,7 +1181,7 @@
           <w:rFonts w:ascii="Charis SIL Regular" w:hAnsi="Charis SIL Regular" w:eastAsia="Charis SIL Regular"/>
           <w:b w:val="0"/>
           <w:i w:val="0"/>
-          <w:color w:val="0066CC"/>
+          <w:color w:val="0000FF"/>
           <w:sz w:val="24"/>
           <w:u w:val="single"/>
         </w:rPr>
@@ -1210,7 +1192,7 @@
           <w:rFonts w:ascii="Charis SIL Regular" w:hAnsi="Charis SIL Regular" w:eastAsia="Charis SIL Regular"/>
           <w:b w:val="0"/>
           <w:i w:val="0"/>
-          <w:color w:val="0066CC"/>
+          <w:color w:val="0000FF"/>
           <w:sz w:val="24"/>
           <w:u w:val="single"/>
         </w:rPr>
@@ -1245,7 +1227,7 @@
       </w:r>
       <w:r>
         <w:rPr>
-          <w:u w:val="single" w:color="0066cc"/>
+          <w:u w:val="single" w:color="0000ff"/>
           <w:rFonts w:ascii="Charis SIL Regular" w:hAnsi="Charis SIL Regular" w:eastAsia="Charis SIL Regular"/>
           <w:b w:val="0"/>
           <w:i w:val="0"/>
@@ -1263,7 +1245,7 @@
       </w:r>
       <w:r>
         <w:rPr>
-          <w:u w:val="single" w:color="0066cc"/>
+          <w:u w:val="single" w:color="0000ff"/>
           <w:rFonts w:ascii="Charis SIL Regular" w:hAnsi="Charis SIL Regular" w:eastAsia="Charis SIL Regular"/>
           <w:b w:val="0"/>
           <w:i w:val="0"/>
@@ -1281,7 +1263,7 @@
       </w:r>
       <w:r>
         <w:rPr>
-          <w:u w:val="single" w:color="0066cc"/>
+          <w:u w:val="single" w:color="0000ff"/>
           <w:rFonts w:ascii="Charis SIL Regular" w:hAnsi="Charis SIL Regular" w:eastAsia="Charis SIL Regular"/>
           <w:b w:val="0"/>
           <w:i w:val="0"/>
@@ -1299,7 +1281,7 @@
       </w:r>
       <w:r>
         <w:rPr>
-          <w:u w:val="single" w:color="0066cc"/>
+          <w:u w:val="single" w:color="0000ff"/>
           <w:rFonts w:ascii="Charis SIL Regular" w:hAnsi="Charis SIL Regular" w:eastAsia="Charis SIL Regular"/>
           <w:b w:val="0"/>
           <w:i w:val="0"/>
@@ -1317,7 +1299,7 @@
       </w:r>
       <w:r>
         <w:rPr>
-          <w:u w:val="single" w:color="0066cc"/>
+          <w:u w:val="single" w:color="0000ff"/>
           <w:rFonts w:ascii="Charis SIL Regular" w:hAnsi="Charis SIL Regular" w:eastAsia="Charis SIL Regular"/>
           <w:b w:val="0"/>
           <w:i w:val="0"/>
@@ -1335,7 +1317,7 @@
       </w:r>
       <w:r>
         <w:rPr>
-          <w:u w:val="single" w:color="0066cc"/>
+          <w:u w:val="single" w:color="0000ff"/>
           <w:rFonts w:ascii="Charis SIL Regular" w:hAnsi="Charis SIL Regular" w:eastAsia="Charis SIL Regular"/>
           <w:b w:val="0"/>
           <w:i w:val="0"/>
@@ -1353,7 +1335,7 @@
       </w:r>
       <w:r>
         <w:rPr>
-          <w:u w:val="single" w:color="0066cc"/>
+          <w:u w:val="single" w:color="0000ff"/>
           <w:rFonts w:ascii="Charis SIL Regular" w:hAnsi="Charis SIL Regular" w:eastAsia="Charis SIL Regular"/>
           <w:b w:val="0"/>
           <w:i w:val="0"/>
@@ -1371,7 +1353,7 @@
       </w:r>
       <w:r>
         <w:rPr>
-          <w:u w:val="single" w:color="0066cc"/>
+          <w:u w:val="single" w:color="0000ff"/>
           <w:rFonts w:ascii="Charis SIL Regular" w:hAnsi="Charis SIL Regular" w:eastAsia="Charis SIL Regular"/>
           <w:b w:val="0"/>
           <w:i w:val="0"/>
@@ -1412,7 +1394,7 @@
           <w:rFonts w:ascii="Charis SIL Regular" w:hAnsi="Charis SIL Regular" w:eastAsia="Charis SIL Regular"/>
           <w:b w:val="0"/>
           <w:i w:val="0"/>
-          <w:color w:val="0066CC"/>
+          <w:color w:val="0000FF"/>
           <w:sz w:val="24"/>
           <w:u w:val="single"/>
         </w:rPr>
@@ -1461,7 +1443,7 @@
         <w:autoSpaceDE w:val="0"/>
         <w:widowControl/>
         <w:spacing w:line="288" w:lineRule="exact" w:before="70" w:after="0"/>
-        <w:ind w:left="20" w:right="0" w:firstLine="0"/>
+        <w:ind w:left="10" w:right="0" w:firstLine="0"/>
         <w:jc w:val="left"/>
       </w:pPr>
       <w:r>
@@ -1502,7 +1484,7 @@
           <w:rFonts w:ascii="Charis SIL Regular" w:hAnsi="Charis SIL Regular" w:eastAsia="Charis SIL Regular"/>
           <w:b w:val="0"/>
           <w:i w:val="0"/>
-          <w:color w:val="0066CC"/>
+          <w:color w:val="0000FF"/>
           <w:sz w:val="24"/>
           <w:u w:val="single"/>
         </w:rPr>
@@ -1520,7 +1502,7 @@
           <w:rFonts w:ascii="Charis SIL Regular" w:hAnsi="Charis SIL Regular" w:eastAsia="Charis SIL Regular"/>
           <w:b w:val="0"/>
           <w:i w:val="0"/>
-          <w:color w:val="0066CC"/>
+          <w:color w:val="0000FF"/>
           <w:sz w:val="24"/>
           <w:u w:val="single"/>
         </w:rPr>
@@ -1531,7 +1513,7 @@
           <w:rFonts w:ascii="Charis SIL Regular" w:hAnsi="Charis SIL Regular" w:eastAsia="Charis SIL Regular"/>
           <w:b w:val="0"/>
           <w:i w:val="0"/>
-          <w:color w:val="0066CC"/>
+          <w:color w:val="0000FF"/>
           <w:sz w:val="24"/>
           <w:u w:val="single"/>
         </w:rPr>
@@ -1549,7 +1531,7 @@
           <w:rFonts w:ascii="Charis SIL Regular" w:hAnsi="Charis SIL Regular" w:eastAsia="Charis SIL Regular"/>
           <w:b w:val="0"/>
           <w:i w:val="0"/>
-          <w:color w:val="0066CC"/>
+          <w:color w:val="0000FF"/>
           <w:sz w:val="24"/>
           <w:u w:val="single"/>
         </w:rPr>
@@ -1560,7 +1542,7 @@
           <w:rFonts w:ascii="Charis SIL Regular" w:hAnsi="Charis SIL Regular" w:eastAsia="Charis SIL Regular"/>
           <w:b w:val="0"/>
           <w:i w:val="0"/>
-          <w:color w:val="0066CC"/>
+          <w:color w:val="0000FF"/>
           <w:sz w:val="24"/>
           <w:u w:val="single"/>
         </w:rPr>
@@ -1578,7 +1560,7 @@
           <w:rFonts w:ascii="Charis SIL Regular" w:hAnsi="Charis SIL Regular" w:eastAsia="Charis SIL Regular"/>
           <w:b w:val="0"/>
           <w:i w:val="0"/>
-          <w:color w:val="0066CC"/>
+          <w:color w:val="0000FF"/>
           <w:sz w:val="24"/>
           <w:u w:val="single"/>
         </w:rPr>
@@ -1589,7 +1571,7 @@
           <w:rFonts w:ascii="Charis SIL Regular" w:hAnsi="Charis SIL Regular" w:eastAsia="Charis SIL Regular"/>
           <w:b w:val="0"/>
           <w:i w:val="0"/>
-          <w:color w:val="0066CC"/>
+          <w:color w:val="0000FF"/>
           <w:sz w:val="24"/>
           <w:u w:val="single"/>
         </w:rPr>
@@ -1607,7 +1589,7 @@
           <w:rFonts w:ascii="Charis SIL Regular" w:hAnsi="Charis SIL Regular" w:eastAsia="Charis SIL Regular"/>
           <w:b w:val="0"/>
           <w:i w:val="0"/>
-          <w:color w:val="0066CC"/>
+          <w:color w:val="0000FF"/>
           <w:sz w:val="24"/>
           <w:u w:val="single"/>
         </w:rPr>
@@ -1618,7 +1600,7 @@
           <w:rFonts w:ascii="Charis SIL Regular" w:hAnsi="Charis SIL Regular" w:eastAsia="Charis SIL Regular"/>
           <w:b w:val="0"/>
           <w:i w:val="0"/>
-          <w:color w:val="0066CC"/>
+          <w:color w:val="0000FF"/>
           <w:sz w:val="24"/>
           <w:u w:val="single"/>
         </w:rPr>
@@ -1653,7 +1635,7 @@
       </w:r>
       <w:r>
         <w:rPr>
-          <w:u w:val="single" w:color="0066cc"/>
+          <w:u w:val="single" w:color="0000ff"/>
           <w:rFonts w:ascii="Charis SIL Regular" w:hAnsi="Charis SIL Regular" w:eastAsia="Charis SIL Regular"/>
           <w:b w:val="0"/>
           <w:i w:val="0"/>
@@ -1671,7 +1653,7 @@
       </w:r>
       <w:r>
         <w:rPr>
-          <w:u w:val="single" w:color="0066cc"/>
+          <w:u w:val="single" w:color="0000ff"/>
           <w:rFonts w:ascii="Charis SIL Regular" w:hAnsi="Charis SIL Regular" w:eastAsia="Charis SIL Regular"/>
           <w:b w:val="0"/>
           <w:i w:val="0"/>
@@ -1689,7 +1671,7 @@
       </w:r>
       <w:r>
         <w:rPr>
-          <w:u w:val="single" w:color="0066cc"/>
+          <w:u w:val="single" w:color="0000ff"/>
           <w:rFonts w:ascii="Charis SIL Regular" w:hAnsi="Charis SIL Regular" w:eastAsia="Charis SIL Regular"/>
           <w:b w:val="0"/>
           <w:i w:val="0"/>
@@ -1707,7 +1689,7 @@
       </w:r>
       <w:r>
         <w:rPr>
-          <w:u w:val="single" w:color="0066cc"/>
+          <w:u w:val="single" w:color="0000ff"/>
           <w:rFonts w:ascii="Charis SIL Regular" w:hAnsi="Charis SIL Regular" w:eastAsia="Charis SIL Regular"/>
           <w:b w:val="0"/>
           <w:i w:val="0"/>
@@ -1725,7 +1707,7 @@
       </w:r>
       <w:r>
         <w:rPr>
-          <w:u w:val="single" w:color="0066cc"/>
+          <w:u w:val="single" w:color="0000ff"/>
           <w:rFonts w:ascii="Charis SIL Regular" w:hAnsi="Charis SIL Regular" w:eastAsia="Charis SIL Regular"/>
           <w:b w:val="0"/>
           <w:i w:val="0"/>
@@ -1743,7 +1725,7 @@
       </w:r>
       <w:r>
         <w:rPr>
-          <w:u w:val="single" w:color="0066cc"/>
+          <w:u w:val="single" w:color="0000ff"/>
           <w:rFonts w:ascii="Charis SIL Regular" w:hAnsi="Charis SIL Regular" w:eastAsia="Charis SIL Regular"/>
           <w:b w:val="0"/>
           <w:i w:val="0"/>
@@ -1761,7 +1743,7 @@
       </w:r>
       <w:r>
         <w:rPr>
-          <w:u w:val="single" w:color="0066cc"/>
+          <w:u w:val="single" w:color="0000ff"/>
           <w:rFonts w:ascii="Charis SIL Regular" w:hAnsi="Charis SIL Regular" w:eastAsia="Charis SIL Regular"/>
           <w:b w:val="0"/>
           <w:i w:val="0"/>
@@ -1779,7 +1761,7 @@
       </w:r>
       <w:r>
         <w:rPr>
-          <w:u w:val="single" w:color="0066cc"/>
+          <w:u w:val="single" w:color="0000ff"/>
           <w:rFonts w:ascii="Charis SIL Regular" w:hAnsi="Charis SIL Regular" w:eastAsia="Charis SIL Regular"/>
           <w:b w:val="0"/>
           <w:i w:val="0"/>
@@ -1797,7 +1779,7 @@
       </w:r>
       <w:r>
         <w:rPr>
-          <w:u w:val="single" w:color="0066cc"/>
+          <w:u w:val="single" w:color="0000ff"/>
           <w:rFonts w:ascii="Charis SIL Regular" w:hAnsi="Charis SIL Regular" w:eastAsia="Charis SIL Regular"/>
           <w:b w:val="0"/>
           <w:i w:val="0"/>
@@ -1861,7 +1843,7 @@
           <w:rFonts w:ascii="Charis SIL Regular" w:hAnsi="Charis SIL Regular" w:eastAsia="Charis SIL Regular"/>
           <w:b w:val="0"/>
           <w:i w:val="0"/>
-          <w:color w:val="0066CC"/>
+          <w:color w:val="0000FF"/>
           <w:sz w:val="24"/>
           <w:u w:val="single"/>
         </w:rPr>
@@ -1899,7 +1881,7 @@
       </w:r>
       <w:r>
         <w:rPr>
-          <w:u w:val="single" w:color="0066cc"/>
+          <w:u w:val="single" w:color="0000ff"/>
           <w:rFonts w:ascii="Charis SIL Regular" w:hAnsi="Charis SIL Regular" w:eastAsia="Charis SIL Regular"/>
           <w:b w:val="0"/>
           <w:i w:val="0"/>
@@ -1917,14 +1899,13 @@
       </w:r>
       <w:r>
         <w:rPr>
-          <w:u w:val="single" w:color="0066cc"/>
           <w:rFonts w:ascii="Charis SIL Regular" w:hAnsi="Charis SIL Regular" w:eastAsia="Charis SIL Regular"/>
           <w:b w:val="0"/>
           <w:i w:val="0"/>
           <w:color w:val="000000"/>
           <w:sz w:val="24"/>
         </w:rPr>
-        <w:t xml:space="preserve"> </w:t>
+        <w:t xml:space="preserve"> voorwerpen in musea die afkomstig zijn van </w:t>
       </w:r>
       <w:r>
         <w:rPr>
@@ -1934,7 +1915,7 @@
           <w:color w:val="000000"/>
           <w:sz w:val="24"/>
         </w:rPr>
-        <w:t xml:space="preserve">voorwerpen in musea die afkomstig zijn van </w:t>
+        <w:t xml:space="preserve">individuele militairen en die op particulier initiatief in Nederland terechtkwamen. Een </w:t>
       </w:r>
       <w:r>
         <w:rPr>
@@ -1944,7 +1925,7 @@
           <w:color w:val="000000"/>
           <w:sz w:val="24"/>
         </w:rPr>
-        <w:t xml:space="preserve">individuele militairen en die op particulier initiatief in Nederland terechtkwamen. Een </w:t>
+        <w:t xml:space="preserve">belangrijk museum dat veel Indonesische objecten verwierf door donatie van individuele </w:t>
       </w:r>
       <w:r>
         <w:rPr>
@@ -1954,16 +1935,6 @@
           <w:color w:val="000000"/>
           <w:sz w:val="24"/>
         </w:rPr>
-        <w:t xml:space="preserve">belangrijk museum dat veel Indonesische objecten verwierf door donatie van individuele </w:t>
-      </w:r>
-      <w:r>
-        <w:rPr>
-          <w:rFonts w:ascii="Charis SIL Regular" w:hAnsi="Charis SIL Regular" w:eastAsia="Charis SIL Regular"/>
-          <w:b w:val="0"/>
-          <w:i w:val="0"/>
-          <w:color w:val="000000"/>
-          <w:sz w:val="24"/>
-        </w:rPr>
         <w:t xml:space="preserve">militairen is </w:t>
       </w:r>
       <w:r>
@@ -1971,7 +1942,7 @@
           <w:rFonts w:ascii="Charis SIL Regular" w:hAnsi="Charis SIL Regular" w:eastAsia="Charis SIL Regular"/>
           <w:b w:val="0"/>
           <w:i w:val="0"/>
-          <w:color w:val="0066CC"/>
+          <w:color w:val="0000FF"/>
           <w:sz w:val="24"/>
           <w:u w:val="single"/>
         </w:rPr>
@@ -1989,7 +1960,7 @@
           <w:rFonts w:ascii="Charis SIL Regular" w:hAnsi="Charis SIL Regular" w:eastAsia="Charis SIL Regular"/>
           <w:b w:val="0"/>
           <w:i w:val="0"/>
-          <w:color w:val="0066CC"/>
+          <w:color w:val="0000FF"/>
           <w:sz w:val="24"/>
           <w:u w:val="single"/>
         </w:rPr>
@@ -2000,7 +1971,7 @@
           <w:rFonts w:ascii="Charis SIL Regular" w:hAnsi="Charis SIL Regular" w:eastAsia="Charis SIL Regular"/>
           <w:b w:val="0"/>
           <w:i w:val="0"/>
-          <w:color w:val="0066CC"/>
+          <w:color w:val="0000FF"/>
           <w:sz w:val="24"/>
           <w:u w:val="single"/>
         </w:rPr>
@@ -2031,14 +2002,89 @@
           <w:color w:val="000000"/>
           <w:sz w:val="24"/>
         </w:rPr>
-        <w:t xml:space="preserve">militairen en objecten die zijn naar Nederland meebrachten, zie de desbetreffende </w:t>
-      </w:r>
-      <w:r>
-        <w:rPr>
-          <w:rFonts w:ascii="Charis SIL Regular" w:hAnsi="Charis SIL Regular" w:eastAsia="Charis SIL Regular"/>
-          <w:b w:val="0"/>
-          <w:i w:val="0"/>
-          <w:color w:val="0066CC"/>
+        <w:t>militairen en</w:t>
+      </w:r>
+      <w:r>
+        <w:rPr>
+          <w:u w:val="single" w:color="0000ff"/>
+          <w:rFonts w:ascii="Charis SIL Regular" w:hAnsi="Charis SIL Regular" w:eastAsia="Charis SIL Regular"/>
+          <w:b w:val="0"/>
+          <w:i w:val="0"/>
+          <w:color w:val="000000"/>
+          <w:sz w:val="24"/>
+        </w:rPr>
+        <w:hyperlink r:id="rId15" w:history="1">
+          <w:r>
+            <w:rPr>
+              <w:rStyle w:val="Hyperlink"/>
+            </w:rPr>
+            <w:t xml:space="preserve"> objecte</w:t>
+          </w:r>
+        </w:hyperlink>
+      </w:r>
+      <w:r>
+        <w:rPr>
+          <w:u w:val="single" w:color="0000ff"/>
+          <w:rFonts w:ascii="Charis SIL Regular" w:hAnsi="Charis SIL Regular" w:eastAsia="Charis SIL Regular"/>
+          <w:b w:val="0"/>
+          <w:i w:val="0"/>
+          <w:color w:val="000000"/>
+          <w:sz w:val="24"/>
+        </w:rPr>
+        <w:hyperlink r:id="rId15" w:history="1">
+          <w:r>
+            <w:rPr>
+              <w:rStyle w:val="Hyperlink"/>
+            </w:rPr>
+            <w:t>n</w:t>
+          </w:r>
+        </w:hyperlink>
+      </w:r>
+      <w:r>
+        <w:rPr>
+          <w:u w:val="single" w:color="0000ff"/>
+          <w:rFonts w:ascii="Charis SIL Regular" w:hAnsi="Charis SIL Regular" w:eastAsia="Charis SIL Regular"/>
+          <w:b w:val="0"/>
+          <w:i w:val="0"/>
+          <w:color w:val="000000"/>
+          <w:sz w:val="24"/>
+        </w:rPr>
+        <w:hyperlink r:id="rId15" w:history="1">
+          <w:r>
+            <w:rPr>
+              <w:rStyle w:val="Hyperlink"/>
+            </w:rPr>
+            <w:t xml:space="preserve"> die zijn </w:t>
+          </w:r>
+        </w:hyperlink>
+      </w:r>
+      <w:r>
+        <w:rPr>
+          <w:u w:val="single" w:color="0000ff"/>
+          <w:rFonts w:ascii="Charis SIL Regular" w:hAnsi="Charis SIL Regular" w:eastAsia="Charis SIL Regular"/>
+          <w:b w:val="0"/>
+          <w:i w:val="0"/>
+          <w:color w:val="000000"/>
+          <w:sz w:val="24"/>
+        </w:rPr>
+        <w:t>n</w:t>
+      </w:r>
+      <w:r>
+        <w:rPr>
+          <w:rFonts w:ascii="Charis SIL Regular" w:hAnsi="Charis SIL Regular" w:eastAsia="Charis SIL Regular"/>
+          <w:b w:val="0"/>
+          <w:i w:val="0"/>
+          <w:color w:val="000000"/>
+          <w:sz w:val="24"/>
+        </w:rPr>
+        <w:t xml:space="preserve">aar Nederland meebrachten, zie de desbetreffende </w:t>
+      </w:r>
+      <w:r>
+        <w:rPr>
+          <w:rFonts w:ascii="Charis SIL Regular" w:hAnsi="Charis SIL Regular" w:eastAsia="Charis SIL Regular"/>
+          <w:b w:val="0"/>
+          <w:i w:val="0"/>
+          <w:color w:val="0000FF"/>
           <w:sz w:val="24"/>
           <w:u w:val="single"/>
         </w:rPr>
@@ -2068,7 +2114,7 @@
         <w:autoSpaceDE w:val="0"/>
         <w:widowControl/>
         <w:spacing w:line="286" w:lineRule="exact" w:before="248" w:after="0"/>
-        <w:ind w:left="20" w:right="0" w:firstLine="0"/>
+        <w:ind w:left="10" w:right="0" w:firstLine="0"/>
         <w:jc w:val="left"/>
       </w:pPr>
       <w:r>
@@ -2099,7 +2145,7 @@
           <w:rFonts w:ascii="Charis SIL Regular" w:hAnsi="Charis SIL Regular" w:eastAsia="Charis SIL Regular"/>
           <w:b w:val="0"/>
           <w:i w:val="0"/>
-          <w:color w:val="0066CC"/>
+          <w:color w:val="0000FF"/>
           <w:sz w:val="24"/>
           <w:u w:val="single"/>
         </w:rPr>
@@ -2127,7 +2173,7 @@
           <w:rFonts w:ascii="Charis SIL Regular" w:hAnsi="Charis SIL Regular" w:eastAsia="Charis SIL Regular"/>
           <w:b w:val="0"/>
           <w:i w:val="0"/>
-          <w:color w:val="0066CC"/>
+          <w:color w:val="0000FF"/>
           <w:sz w:val="24"/>
           <w:u w:val="single"/>
         </w:rPr>
@@ -2152,7 +2198,7 @@
       </w:r>
       <w:r>
         <w:rPr>
-          <w:u w:val="single" w:color="0066cc"/>
+          <w:u w:val="single" w:color="0000ff"/>
           <w:rFonts w:ascii="Charis SIL Regular" w:hAnsi="Charis SIL Regular" w:eastAsia="Charis SIL Regular"/>
           <w:b w:val="0"/>
           <w:i w:val="0"/>
@@ -2180,7 +2226,7 @@
       </w:r>
       <w:r>
         <w:rPr>
-          <w:u w:val="single" w:color="0066cc"/>
+          <w:u w:val="single" w:color="0000ff"/>
           <w:rFonts w:ascii="Charis SIL Regular" w:hAnsi="Charis SIL Regular" w:eastAsia="Charis SIL Regular"/>
           <w:b w:val="0"/>
           <w:i w:val="0"/>
@@ -2233,7 +2279,7 @@
         <w:autoSpaceDE w:val="0"/>
         <w:widowControl/>
         <w:spacing w:line="288" w:lineRule="exact" w:before="64" w:after="0"/>
-        <w:ind w:left="20" w:right="144" w:firstLine="0"/>
+        <w:ind w:left="10" w:right="144" w:firstLine="0"/>
         <w:jc w:val="left"/>
       </w:pPr>
       <w:r>
@@ -2334,7 +2380,7 @@
           <w:rFonts w:ascii="Charis SIL Regular" w:hAnsi="Charis SIL Regular" w:eastAsia="Charis SIL Regular"/>
           <w:b w:val="0"/>
           <w:i w:val="0"/>
-          <w:color w:val="0066CC"/>
+          <w:color w:val="0000FF"/>
           <w:sz w:val="24"/>
           <w:u w:val="single"/>
         </w:rPr>
@@ -2352,7 +2398,7 @@
           <w:rFonts w:ascii="Charis SIL Regular" w:hAnsi="Charis SIL Regular" w:eastAsia="Charis SIL Regular"/>
           <w:b w:val="0"/>
           <w:i w:val="0"/>
-          <w:color w:val="0066CC"/>
+          <w:color w:val="0000FF"/>
           <w:sz w:val="24"/>
           <w:u w:val="single"/>
         </w:rPr>
@@ -2363,7 +2409,7 @@
           <w:rFonts w:ascii="Charis SIL Regular" w:hAnsi="Charis SIL Regular" w:eastAsia="Charis SIL Regular"/>
           <w:b w:val="0"/>
           <w:i w:val="0"/>
-          <w:color w:val="0066CC"/>
+          <w:color w:val="0000FF"/>
           <w:sz w:val="24"/>
           <w:u w:val="single"/>
         </w:rPr>
@@ -2381,7 +2427,7 @@
           <w:rFonts w:ascii="Charis SIL Regular" w:hAnsi="Charis SIL Regular" w:eastAsia="Charis SIL Regular"/>
           <w:b w:val="0"/>
           <w:i w:val="0"/>
-          <w:color w:val="0066CC"/>
+          <w:color w:val="0000FF"/>
           <w:sz w:val="24"/>
           <w:u w:val="single"/>
         </w:rPr>
@@ -2392,7 +2438,7 @@
           <w:rFonts w:ascii="Charis SIL Regular" w:hAnsi="Charis SIL Regular" w:eastAsia="Charis SIL Regular"/>
           <w:b w:val="0"/>
           <w:i w:val="0"/>
-          <w:color w:val="0066CC"/>
+          <w:color w:val="0000FF"/>
           <w:sz w:val="24"/>
           <w:u w:val="single"/>
         </w:rPr>
@@ -2423,24 +2469,53 @@
           <w:color w:val="000000"/>
           <w:sz w:val="24"/>
         </w:rPr>
-        <w:t xml:space="preserve">zendelingen en missionarissen, zie de desbetreffende </w:t>
-      </w:r>
-      <w:r>
-        <w:rPr>
-          <w:rFonts w:ascii="Charis SIL Regular" w:hAnsi="Charis SIL Regular" w:eastAsia="Charis SIL Regular"/>
-          <w:b w:val="0"/>
-          <w:i w:val="0"/>
-          <w:color w:val="0066CC"/>
-          <w:sz w:val="24"/>
-        </w:rPr>
-        <w:t>zoe</w:t>
-      </w:r>
-      <w:r>
-        <w:rPr>
-          <w:rFonts w:ascii="Charis SIL Regular" w:hAnsi="Charis SIL Regular" w:eastAsia="Charis SIL Regular"/>
-          <w:b w:val="0"/>
-          <w:i w:val="0"/>
-          <w:color w:val="0066CC"/>
+        <w:t>zendelingen en missionarissen, zie de des</w:t>
+      </w:r>
+      <w:r>
+        <w:rPr>
+          <w:u w:val="single" w:color="0000ff"/>
+          <w:rFonts w:ascii="Charis SIL Regular" w:hAnsi="Charis SIL Regular" w:eastAsia="Charis SIL Regular"/>
+          <w:b w:val="0"/>
+          <w:i w:val="0"/>
+          <w:color w:val="000000"/>
+          <w:sz w:val="24"/>
+        </w:rPr>
+        <w:t>betreffende</w:t>
+      </w:r>
+      <w:r>
+        <w:rPr>
+          <w:rFonts w:ascii="Charis SIL Regular" w:hAnsi="Charis SIL Regular" w:eastAsia="Charis SIL Regular"/>
+          <w:b w:val="0"/>
+          <w:i w:val="0"/>
+          <w:color w:val="000000"/>
+          <w:sz w:val="24"/>
+        </w:rPr>
+        <w:t xml:space="preserve"> </w:t>
+      </w:r>
+      <w:r>
+        <w:rPr>
+          <w:rFonts w:ascii="Charis SIL Regular" w:hAnsi="Charis SIL Regular" w:eastAsia="Charis SIL Regular"/>
+          <w:b w:val="0"/>
+          <w:i w:val="0"/>
+          <w:color w:val="0000FF"/>
+          <w:sz w:val="24"/>
+          <w:u w:val="single"/>
+        </w:rPr>
+        <w:hyperlink r:id="rId20" w:history="1">
+          <w:r>
+            <w:rPr>
+              <w:rStyle w:val="Hyperlink"/>
+            </w:rPr>
+            <w:t>zoe</w:t>
+          </w:r>
+        </w:hyperlink>
+      </w:r>
+      <w:r>
+        <w:rPr>
+          <w:rFonts w:ascii="Charis SIL Regular" w:hAnsi="Charis SIL Regular" w:eastAsia="Charis SIL Regular"/>
+          <w:b w:val="0"/>
+          <w:i w:val="0"/>
+          <w:color w:val="0000FF"/>
           <w:sz w:val="24"/>
           <w:u w:val="single"/>
         </w:rPr>
@@ -2458,7 +2533,7 @@
           <w:rFonts w:ascii="Charis SIL Regular" w:hAnsi="Charis SIL Regular" w:eastAsia="Charis SIL Regular"/>
           <w:b w:val="0"/>
           <w:i w:val="0"/>
-          <w:color w:val="0066CC"/>
+          <w:color w:val="0000FF"/>
           <w:sz w:val="24"/>
           <w:u w:val="single"/>
         </w:rPr>
@@ -2473,7 +2548,7 @@
       </w:r>
       <w:r>
         <w:rPr>
-          <w:u w:val="single" w:color="0066cc"/>
+          <w:u w:val="single" w:color="0000ff"/>
           <w:rFonts w:ascii="Charis SIL Regular" w:hAnsi="Charis SIL Regular" w:eastAsia="Charis SIL Regular"/>
           <w:b w:val="0"/>
           <w:i w:val="0"/>
@@ -2496,7 +2571,7 @@
         <w:autoSpaceDE w:val="0"/>
         <w:widowControl/>
         <w:spacing w:line="286" w:lineRule="exact" w:before="248" w:after="0"/>
-        <w:ind w:left="20" w:right="0" w:firstLine="0"/>
+        <w:ind w:left="10" w:right="0" w:firstLine="0"/>
         <w:jc w:val="left"/>
       </w:pPr>
       <w:r>
@@ -2549,7 +2624,7 @@
         <w:autoSpaceDE w:val="0"/>
         <w:widowControl/>
         <w:spacing w:line="288" w:lineRule="exact" w:before="64" w:after="0"/>
-        <w:ind w:left="20" w:right="0" w:firstLine="0"/>
+        <w:ind w:left="10" w:right="0" w:firstLine="0"/>
         <w:jc w:val="left"/>
       </w:pPr>
       <w:r>
@@ -2597,7 +2672,7 @@
           <w:rFonts w:ascii="Charis SIL Regular" w:hAnsi="Charis SIL Regular" w:eastAsia="Charis SIL Regular"/>
           <w:b w:val="0"/>
           <w:i w:val="0"/>
-          <w:color w:val="0066CC"/>
+          <w:color w:val="0000FF"/>
           <w:sz w:val="24"/>
           <w:u w:val="single"/>
         </w:rPr>
@@ -2615,7 +2690,7 @@
           <w:rFonts w:ascii="Charis SIL Regular" w:hAnsi="Charis SIL Regular" w:eastAsia="Charis SIL Regular"/>
           <w:b w:val="0"/>
           <w:i w:val="0"/>
-          <w:color w:val="0066CC"/>
+          <w:color w:val="0000FF"/>
           <w:sz w:val="24"/>
           <w:u w:val="single"/>
         </w:rPr>
@@ -2626,7 +2701,7 @@
           <w:rFonts w:ascii="Charis SIL Regular" w:hAnsi="Charis SIL Regular" w:eastAsia="Charis SIL Regular"/>
           <w:b w:val="0"/>
           <w:i w:val="0"/>
-          <w:color w:val="0066CC"/>
+          <w:color w:val="0000FF"/>
           <w:sz w:val="24"/>
           <w:u w:val="single"/>
         </w:rPr>
@@ -2644,7 +2719,7 @@
           <w:rFonts w:ascii="Charis SIL Regular" w:hAnsi="Charis SIL Regular" w:eastAsia="Charis SIL Regular"/>
           <w:b w:val="0"/>
           <w:i w:val="0"/>
-          <w:color w:val="0066CC"/>
+          <w:color w:val="0000FF"/>
           <w:sz w:val="24"/>
           <w:u w:val="single"/>
         </w:rPr>
@@ -2655,7 +2730,7 @@
           <w:rFonts w:ascii="Charis SIL Regular" w:hAnsi="Charis SIL Regular" w:eastAsia="Charis SIL Regular"/>
           <w:b w:val="0"/>
           <w:i w:val="0"/>
-          <w:color w:val="0066CC"/>
+          <w:color w:val="0000FF"/>
           <w:sz w:val="24"/>
           <w:u w:val="single"/>
         </w:rPr>
@@ -2673,7 +2748,7 @@
           <w:rFonts w:ascii="Charis SIL Regular" w:hAnsi="Charis SIL Regular" w:eastAsia="Charis SIL Regular"/>
           <w:b w:val="0"/>
           <w:i w:val="0"/>
-          <w:color w:val="0066CC"/>
+          <w:color w:val="0000FF"/>
           <w:sz w:val="24"/>
           <w:u w:val="single"/>
         </w:rPr>
@@ -2684,7 +2759,7 @@
           <w:rFonts w:ascii="Charis SIL Regular" w:hAnsi="Charis SIL Regular" w:eastAsia="Charis SIL Regular"/>
           <w:b w:val="0"/>
           <w:i w:val="0"/>
-          <w:color w:val="0066CC"/>
+          <w:color w:val="0000FF"/>
           <w:sz w:val="24"/>
           <w:u w:val="single"/>
         </w:rPr>
@@ -2702,7 +2777,7 @@
           <w:rFonts w:ascii="Charis SIL Regular" w:hAnsi="Charis SIL Regular" w:eastAsia="Charis SIL Regular"/>
           <w:b w:val="0"/>
           <w:i w:val="0"/>
-          <w:color w:val="0066CC"/>
+          <w:color w:val="0000FF"/>
           <w:sz w:val="24"/>
           <w:u w:val="single"/>
         </w:rPr>
@@ -2720,7 +2795,7 @@
           <w:rFonts w:ascii="Charis SIL Regular" w:hAnsi="Charis SIL Regular" w:eastAsia="Charis SIL Regular"/>
           <w:b w:val="0"/>
           <w:i w:val="0"/>
-          <w:color w:val="0066CC"/>
+          <w:color w:val="0000FF"/>
           <w:sz w:val="24"/>
           <w:u w:val="single"/>
         </w:rPr>
@@ -2731,7 +2806,7 @@
           <w:rFonts w:ascii="Charis SIL Regular" w:hAnsi="Charis SIL Regular" w:eastAsia="Charis SIL Regular"/>
           <w:b w:val="0"/>
           <w:i w:val="0"/>
-          <w:color w:val="0066CC"/>
+          <w:color w:val="0000FF"/>
           <w:sz w:val="24"/>
           <w:u w:val="single"/>
         </w:rPr>
@@ -2759,11 +2834,11 @@
           <w:rFonts w:ascii="Charis SIL Regular" w:hAnsi="Charis SIL Regular" w:eastAsia="Charis SIL Regular"/>
           <w:b w:val="0"/>
           <w:i w:val="0"/>
-          <w:color w:val="0066CC"/>
+          <w:color w:val="0000FF"/>
           <w:sz w:val="24"/>
           <w:u w:val="single"/>
         </w:rPr>
-        <w:hyperlink r:id="rId20" w:history="1">
+        <w:hyperlink r:id="rId21" w:history="1">
           <w:r>
             <w:rPr>
               <w:rStyle w:val="Hyperlink"/>
@@ -2777,7 +2852,7 @@
           <w:rFonts w:ascii="Charis SIL Regular" w:hAnsi="Charis SIL Regular" w:eastAsia="Charis SIL Regular"/>
           <w:b w:val="0"/>
           <w:i w:val="0"/>
-          <w:color w:val="0066CC"/>
+          <w:color w:val="0000FF"/>
           <w:sz w:val="24"/>
           <w:u w:val="single"/>
         </w:rPr>
@@ -2788,11 +2863,11 @@
           <w:rFonts w:ascii="Charis SIL Regular" w:hAnsi="Charis SIL Regular" w:eastAsia="Charis SIL Regular"/>
           <w:b w:val="0"/>
           <w:i w:val="0"/>
-          <w:color w:val="0066CC"/>
+          <w:color w:val="0000FF"/>
           <w:sz w:val="24"/>
           <w:u w:val="single"/>
         </w:rPr>
-        <w:hyperlink r:id="rId20" w:history="1">
+        <w:hyperlink r:id="rId21" w:history="1">
           <w:r>
             <w:rPr>
               <w:rStyle w:val="Hyperlink"/>
@@ -2806,7 +2881,7 @@
           <w:rFonts w:ascii="Charis SIL Regular" w:hAnsi="Charis SIL Regular" w:eastAsia="Charis SIL Regular"/>
           <w:b w:val="0"/>
           <w:i w:val="0"/>
-          <w:color w:val="0066CC"/>
+          <w:color w:val="0000FF"/>
           <w:sz w:val="24"/>
           <w:u w:val="single"/>
         </w:rPr>
@@ -2817,11 +2892,11 @@
           <w:rFonts w:ascii="Charis SIL Regular" w:hAnsi="Charis SIL Regular" w:eastAsia="Charis SIL Regular"/>
           <w:b w:val="0"/>
           <w:i w:val="0"/>
-          <w:color w:val="0066CC"/>
+          <w:color w:val="0000FF"/>
           <w:sz w:val="24"/>
           <w:u w:val="single"/>
         </w:rPr>
-        <w:hyperlink r:id="rId20" w:history="1">
+        <w:hyperlink r:id="rId21" w:history="1">
           <w:r>
             <w:rPr>
               <w:rStyle w:val="Hyperlink"/>
@@ -2835,7 +2910,7 @@
           <w:rFonts w:ascii="Charis SIL Regular" w:hAnsi="Charis SIL Regular" w:eastAsia="Charis SIL Regular"/>
           <w:b w:val="0"/>
           <w:i w:val="0"/>
-          <w:color w:val="0066CC"/>
+          <w:color w:val="0000FF"/>
           <w:sz w:val="24"/>
           <w:u w:val="single"/>
         </w:rPr>
@@ -2846,17 +2921,25 @@
           <w:rFonts w:ascii="Charis SIL Regular" w:hAnsi="Charis SIL Regular" w:eastAsia="Charis SIL Regular"/>
           <w:b w:val="0"/>
           <w:i w:val="0"/>
-          <w:color w:val="0066CC"/>
-          <w:sz w:val="24"/>
-        </w:rPr>
-        <w:t>Ta</w:t>
-      </w:r>
-      <w:r>
-        <w:rPr>
-          <w:rFonts w:ascii="Charis SIL Regular" w:hAnsi="Charis SIL Regular" w:eastAsia="Charis SIL Regular"/>
-          <w:b w:val="0"/>
-          <w:i w:val="0"/>
-          <w:color w:val="0066CC"/>
+          <w:color w:val="0000FF"/>
+          <w:sz w:val="24"/>
+          <w:u w:val="single"/>
+        </w:rPr>
+        <w:hyperlink r:id="rId21" w:history="1">
+          <w:r>
+            <w:rPr>
+              <w:rStyle w:val="Hyperlink"/>
+            </w:rPr>
+            <w:t>Ta</w:t>
+          </w:r>
+        </w:hyperlink>
+      </w:r>
+      <w:r>
+        <w:rPr>
+          <w:rFonts w:ascii="Charis SIL Regular" w:hAnsi="Charis SIL Regular" w:eastAsia="Charis SIL Regular"/>
+          <w:b w:val="0"/>
+          <w:i w:val="0"/>
+          <w:color w:val="0000FF"/>
           <w:sz w:val="24"/>
           <w:u w:val="single"/>
         </w:rPr>
@@ -2874,7 +2957,7 @@
           <w:rFonts w:ascii="Charis SIL Regular" w:hAnsi="Charis SIL Regular" w:eastAsia="Charis SIL Regular"/>
           <w:b w:val="0"/>
           <w:i w:val="0"/>
-          <w:color w:val="0066CC"/>
+          <w:color w:val="0000FF"/>
           <w:sz w:val="24"/>
           <w:u w:val="single"/>
         </w:rPr>
@@ -2885,7 +2968,7 @@
           <w:rFonts w:ascii="Charis SIL Regular" w:hAnsi="Charis SIL Regular" w:eastAsia="Charis SIL Regular"/>
           <w:b w:val="0"/>
           <w:i w:val="0"/>
-          <w:color w:val="0066CC"/>
+          <w:color w:val="0000FF"/>
           <w:sz w:val="24"/>
           <w:u w:val="single"/>
         </w:rPr>
@@ -2903,7 +2986,7 @@
           <w:rFonts w:ascii="Charis SIL Regular" w:hAnsi="Charis SIL Regular" w:eastAsia="Charis SIL Regular"/>
           <w:b w:val="0"/>
           <w:i w:val="0"/>
-          <w:color w:val="0066CC"/>
+          <w:color w:val="0000FF"/>
           <w:sz w:val="24"/>
           <w:u w:val="single"/>
         </w:rPr>
@@ -2914,7 +2997,7 @@
           <w:rFonts w:ascii="Charis SIL Regular" w:hAnsi="Charis SIL Regular" w:eastAsia="Charis SIL Regular"/>
           <w:b w:val="0"/>
           <w:i w:val="0"/>
-          <w:color w:val="0066CC"/>
+          <w:color w:val="0000FF"/>
           <w:sz w:val="24"/>
           <w:u w:val="single"/>
         </w:rPr>
@@ -2932,7 +3015,7 @@
           <w:rFonts w:ascii="Charis SIL Regular" w:hAnsi="Charis SIL Regular" w:eastAsia="Charis SIL Regular"/>
           <w:b w:val="0"/>
           <w:i w:val="0"/>
-          <w:color w:val="0066CC"/>
+          <w:color w:val="0000FF"/>
           <w:sz w:val="24"/>
           <w:u w:val="single"/>
         </w:rPr>
@@ -2950,7 +3033,7 @@
           <w:rFonts w:ascii="Charis SIL Regular" w:hAnsi="Charis SIL Regular" w:eastAsia="Charis SIL Regular"/>
           <w:b w:val="0"/>
           <w:i w:val="0"/>
-          <w:color w:val="0066CC"/>
+          <w:color w:val="0000FF"/>
           <w:sz w:val="24"/>
           <w:u w:val="single"/>
         </w:rPr>
@@ -2961,11 +3044,11 @@
           <w:rFonts w:ascii="Charis SIL Regular" w:hAnsi="Charis SIL Regular" w:eastAsia="Charis SIL Regular"/>
           <w:b w:val="0"/>
           <w:i w:val="0"/>
-          <w:color w:val="0066CC"/>
+          <w:color w:val="0000FF"/>
           <w:sz w:val="24"/>
           <w:u w:val="single"/>
         </w:rPr>
-        <w:hyperlink r:id="rId10" w:history="1">
+        <w:hyperlink r:id="rId21" w:history="1">
           <w:r>
             <w:rPr>
               <w:rStyle w:val="Hyperlink"/>
@@ -2979,11 +3062,11 @@
           <w:rFonts w:ascii="Charis SIL Regular" w:hAnsi="Charis SIL Regular" w:eastAsia="Charis SIL Regular"/>
           <w:b w:val="0"/>
           <w:i w:val="0"/>
-          <w:color w:val="0066CC"/>
+          <w:color w:val="0000FF"/>
           <w:sz w:val="24"/>
           <w:u w:val="single"/>
         </w:rPr>
-        <w:hyperlink r:id="rId10" w:history="1">
+        <w:hyperlink r:id="rId21" w:history="1">
           <w:r>
             <w:rPr>
               <w:rStyle w:val="Hyperlink"/>
@@ -2994,7 +3077,7 @@
       </w:r>
       <w:r>
         <w:rPr>
-          <w:u w:val="single" w:color="0066cc"/>
+          <w:u w:val="single" w:color="0000ff"/>
           <w:rFonts w:ascii="Charis SIL Regular" w:hAnsi="Charis SIL Regular" w:eastAsia="Charis SIL Regular"/>
           <w:b w:val="0"/>
           <w:i w:val="0"/>
@@ -3012,7 +3095,7 @@
       </w:r>
       <w:r>
         <w:rPr>
-          <w:u w:val="single" w:color="0066cc"/>
+          <w:u w:val="single" w:color="0000ff"/>
           <w:rFonts w:ascii="Charis SIL Regular" w:hAnsi="Charis SIL Regular" w:eastAsia="Charis SIL Regular"/>
           <w:b w:val="0"/>
           <w:i w:val="0"/>
@@ -3030,7 +3113,7 @@
       </w:r>
       <w:r>
         <w:rPr>
-          <w:u w:val="single" w:color="0066cc"/>
+          <w:u w:val="single" w:color="0000ff"/>
           <w:rFonts w:ascii="Charis SIL Regular" w:hAnsi="Charis SIL Regular" w:eastAsia="Charis SIL Regular"/>
           <w:b w:val="0"/>
           <w:i w:val="0"/>
@@ -3075,25 +3158,17 @@
       </w:r>
       <w:r>
         <w:rPr>
-          <w:u w:val="single" w:color="0066cc"/>
           <w:rFonts w:ascii="Charis SIL Regular" w:hAnsi="Charis SIL Regular" w:eastAsia="Charis SIL Regular"/>
           <w:b w:val="0"/>
           <w:i w:val="0"/>
           <w:color w:val="000000"/>
           <w:sz w:val="24"/>
         </w:rPr>
-        <w:hyperlink r:id="rId10" w:history="1">
-          <w:r>
-            <w:rPr>
-              <w:rStyle w:val="Hyperlink"/>
-            </w:rPr>
-            <w:t>dit</w:t>
-          </w:r>
-        </w:hyperlink>
-      </w:r>
-      <w:r>
-        <w:rPr>
-          <w:u w:val="single" w:color="0066cc"/>
+        <w:t>dit</w:t>
+      </w:r>
+      <w:r>
+        <w:rPr>
+          <w:u w:val="single" w:color="0000ff"/>
           <w:rFonts w:ascii="Charis SIL Regular" w:hAnsi="Charis SIL Regular" w:eastAsia="Charis SIL Regular"/>
           <w:b w:val="0"/>
           <w:i w:val="0"/>
@@ -3121,14 +3196,14 @@
       </w:r>
       <w:r>
         <w:rPr>
-          <w:u w:val="single" w:color="0066cc"/>
+          <w:u w:val="single" w:color="0000ff"/>
           <w:rFonts w:ascii="Charis SIL Regular" w:hAnsi="Charis SIL Regular" w:eastAsia="Charis SIL Regular"/>
           <w:b w:val="0"/>
           <w:i w:val="0"/>
           <w:color w:val="000000"/>
           <w:sz w:val="24"/>
         </w:rPr>
-        <w:hyperlink r:id="rId20" w:history="1">
+        <w:hyperlink r:id="rId21" w:history="1">
           <w:r>
             <w:rPr>
               <w:rStyle w:val="Hyperlink"/>
@@ -3139,14 +3214,14 @@
       </w:r>
       <w:r>
         <w:rPr>
-          <w:u w:val="single" w:color="0066cc"/>
+          <w:u w:val="single" w:color="0000ff"/>
           <w:rFonts w:ascii="Charis SIL Regular" w:hAnsi="Charis SIL Regular" w:eastAsia="Charis SIL Regular"/>
           <w:b w:val="0"/>
           <w:i w:val="0"/>
           <w:color w:val="000000"/>
           <w:sz w:val="24"/>
         </w:rPr>
-        <w:hyperlink r:id="rId20" w:history="1">
+        <w:hyperlink r:id="rId21" w:history="1">
           <w:r>
             <w:rPr>
               <w:rStyle w:val="Hyperlink"/>
@@ -3157,14 +3232,14 @@
       </w:r>
       <w:r>
         <w:rPr>
-          <w:u w:val="single" w:color="0066cc"/>
+          <w:u w:val="single" w:color="0000ff"/>
           <w:rFonts w:ascii="Charis SIL Regular" w:hAnsi="Charis SIL Regular" w:eastAsia="Charis SIL Regular"/>
           <w:b w:val="0"/>
           <w:i w:val="0"/>
           <w:color w:val="000000"/>
           <w:sz w:val="24"/>
         </w:rPr>
-        <w:hyperlink r:id="rId20" w:history="1">
+        <w:hyperlink r:id="rId21" w:history="1">
           <w:r>
             <w:rPr>
               <w:rStyle w:val="Hyperlink"/>
@@ -3175,14 +3250,14 @@
       </w:r>
       <w:r>
         <w:rPr>
-          <w:u w:val="single" w:color="0066cc"/>
+          <w:u w:val="single" w:color="0000ff"/>
           <w:rFonts w:ascii="Charis SIL Regular" w:hAnsi="Charis SIL Regular" w:eastAsia="Charis SIL Regular"/>
           <w:b w:val="0"/>
           <w:i w:val="0"/>
           <w:color w:val="000000"/>
           <w:sz w:val="24"/>
         </w:rPr>
-        <w:hyperlink r:id="rId20" w:history="1">
+        <w:hyperlink r:id="rId21" w:history="1">
           <w:r>
             <w:rPr>
               <w:rStyle w:val="Hyperlink"/>
@@ -3193,14 +3268,14 @@
       </w:r>
       <w:r>
         <w:rPr>
-          <w:u w:val="single" w:color="0066cc"/>
+          <w:u w:val="single" w:color="0000ff"/>
           <w:rFonts w:ascii="Charis SIL Regular" w:hAnsi="Charis SIL Regular" w:eastAsia="Charis SIL Regular"/>
           <w:b w:val="0"/>
           <w:i w:val="0"/>
           <w:color w:val="000000"/>
           <w:sz w:val="24"/>
         </w:rPr>
-        <w:hyperlink r:id="rId20" w:history="1">
+        <w:hyperlink r:id="rId21" w:history="1">
           <w:r>
             <w:rPr>
               <w:rStyle w:val="Hyperlink"/>
@@ -3211,14 +3286,14 @@
       </w:r>
       <w:r>
         <w:rPr>
-          <w:u w:val="single" w:color="0066cc"/>
+          <w:u w:val="single" w:color="0000ff"/>
           <w:rFonts w:ascii="Charis SIL Regular" w:hAnsi="Charis SIL Regular" w:eastAsia="Charis SIL Regular"/>
           <w:b w:val="0"/>
           <w:i w:val="0"/>
           <w:color w:val="000000"/>
           <w:sz w:val="24"/>
         </w:rPr>
-        <w:hyperlink r:id="rId20" w:history="1">
+        <w:hyperlink r:id="rId21" w:history="1">
           <w:r>
             <w:rPr>
               <w:rStyle w:val="Hyperlink"/>
@@ -3229,14 +3304,14 @@
       </w:r>
       <w:r>
         <w:rPr>
-          <w:u w:val="single" w:color="0066cc"/>
+          <w:u w:val="single" w:color="0000ff"/>
           <w:rFonts w:ascii="Charis SIL Regular" w:hAnsi="Charis SIL Regular" w:eastAsia="Charis SIL Regular"/>
           <w:b w:val="0"/>
           <w:i w:val="0"/>
           <w:color w:val="000000"/>
           <w:sz w:val="24"/>
         </w:rPr>
-        <w:hyperlink r:id="rId20" w:history="1">
+        <w:hyperlink r:id="rId21" w:history="1">
           <w:r>
             <w:rPr>
               <w:rStyle w:val="Hyperlink"/>
@@ -3247,14 +3322,14 @@
       </w:r>
       <w:r>
         <w:rPr>
-          <w:u w:val="single" w:color="0066cc"/>
+          <w:u w:val="single" w:color="0000ff"/>
           <w:rFonts w:ascii="Charis SIL Regular" w:hAnsi="Charis SIL Regular" w:eastAsia="Charis SIL Regular"/>
           <w:b w:val="0"/>
           <w:i w:val="0"/>
           <w:color w:val="000000"/>
           <w:sz w:val="24"/>
         </w:rPr>
-        <w:hyperlink r:id="rId20" w:history="1">
+        <w:hyperlink r:id="rId21" w:history="1">
           <w:r>
             <w:rPr>
               <w:rStyle w:val="Hyperlink"/>
@@ -3265,14 +3340,14 @@
       </w:r>
       <w:r>
         <w:rPr>
-          <w:u w:val="single" w:color="0066cc"/>
+          <w:u w:val="single" w:color="0000ff"/>
           <w:rFonts w:ascii="Charis SIL Regular" w:hAnsi="Charis SIL Regular" w:eastAsia="Charis SIL Regular"/>
           <w:b w:val="0"/>
           <w:i w:val="0"/>
           <w:color w:val="000000"/>
           <w:sz w:val="24"/>
         </w:rPr>
-        <w:hyperlink r:id="rId20" w:history="1">
+        <w:hyperlink r:id="rId21" w:history="1">
           <w:r>
             <w:rPr>
               <w:rStyle w:val="Hyperlink"/>
@@ -3352,11 +3427,11 @@
           <w:rFonts w:ascii="Charis SIL Regular" w:hAnsi="Charis SIL Regular" w:eastAsia="Charis SIL Regular"/>
           <w:b w:val="0"/>
           <w:i w:val="0"/>
-          <w:color w:val="0066CC"/>
+          <w:color w:val="0000FF"/>
           <w:sz w:val="24"/>
           <w:u w:val="single"/>
         </w:rPr>
-        <w:hyperlink r:id="rId21" w:history="1">
+        <w:hyperlink r:id="rId22" w:history="1">
           <w:r>
             <w:rPr>
               <w:rStyle w:val="Hyperlink"/>
@@ -3382,7 +3457,7 @@
         <w:autoSpaceDE w:val="0"/>
         <w:widowControl/>
         <w:spacing w:line="288" w:lineRule="exact" w:before="248" w:after="0"/>
-        <w:ind w:left="20" w:right="0" w:firstLine="0"/>
+        <w:ind w:left="10" w:right="0" w:firstLine="0"/>
         <w:jc w:val="left"/>
       </w:pPr>
       <w:r>
@@ -3463,7 +3538,7 @@
       <w:pPr>
         <w:sectPr>
           <w:pgSz w:w="11900" w:h="16840"/>
-          <w:pgMar w:top="324" w:right="968" w:bottom="504" w:left="940" w:header="720" w:footer="720" w:gutter="0"/>
+          <w:pgMar w:top="324" w:right="968" w:bottom="504" w:left="950" w:header="720" w:footer="720" w:gutter="0"/>
           <w:cols/>
           <w:docGrid w:linePitch="360"/>
         </w:sectPr>
@@ -3484,7 +3559,7 @@
         <w:autoSpaceDE w:val="0"/>
         <w:widowControl/>
         <w:spacing w:line="288" w:lineRule="exact" w:before="64" w:after="0"/>
-        <w:ind w:left="20" w:right="864" w:firstLine="0"/>
+        <w:ind w:left="10" w:right="864" w:firstLine="0"/>
         <w:jc w:val="left"/>
       </w:pPr>
       <w:r>
@@ -3532,304 +3607,7 @@
           <w:rFonts w:ascii="Charis SIL Regular" w:hAnsi="Charis SIL Regular" w:eastAsia="Charis SIL Regular"/>
           <w:b w:val="0"/>
           <w:i w:val="0"/>
-          <w:color w:val="0066CC"/>
-          <w:sz w:val="24"/>
-          <w:u w:val="single"/>
-        </w:rPr>
-        <w:hyperlink r:id="rId22" w:history="1">
-          <w:r>
-            <w:rPr>
-              <w:rStyle w:val="Hyperlink"/>
-            </w:rPr>
-            <w:t>zoekhulp</w:t>
-          </w:r>
-        </w:hyperlink>
-      </w:r>
-      <w:r>
-        <w:rPr>
-          <w:rFonts w:ascii="Charis SIL Regular" w:hAnsi="Charis SIL Regular" w:eastAsia="Charis SIL Regular"/>
-          <w:b w:val="0"/>
-          <w:i w:val="0"/>
-          <w:color w:val="000000"/>
-          <w:sz w:val="24"/>
-        </w:rPr>
-        <w:t>.</w:t>
-      </w:r>
-    </w:p>
-    <w:p>
-      <w:pPr>
-        <w:autoSpaceDN w:val="0"/>
-        <w:autoSpaceDE w:val="0"/>
-        <w:widowControl/>
-        <w:spacing w:line="288" w:lineRule="exact" w:before="240" w:after="0"/>
-        <w:ind w:left="20" w:right="144" w:firstLine="0"/>
-        <w:jc w:val="left"/>
-      </w:pPr>
-      <w:r>
-        <w:rPr>
-          <w:rFonts w:ascii="Charis SIL Regular" w:hAnsi="Charis SIL Regular" w:eastAsia="Charis SIL Regular"/>
-          <w:b w:val="0"/>
-          <w:i w:val="0"/>
-          <w:color w:val="000000"/>
-          <w:sz w:val="24"/>
-        </w:rPr>
-        <w:t xml:space="preserve">Voor zowel militairen, wetenschappers, zendelingen als handelaren gold dat ze voor een </w:t>
-      </w:r>
-      <w:r>
-        <w:rPr>
-          <w:rFonts w:ascii="Charis SIL Regular" w:hAnsi="Charis SIL Regular" w:eastAsia="Charis SIL Regular"/>
-          <w:b w:val="0"/>
-          <w:i w:val="0"/>
-          <w:color w:val="000000"/>
-          <w:sz w:val="24"/>
-        </w:rPr>
-        <w:t xml:space="preserve">belangrijk deel afkomstig waren uit andere Europese landen zoals Duitsland, Zwitserland of </w:t>
-      </w:r>
-      <w:r>
-        <w:rPr>
-          <w:rFonts w:ascii="Charis SIL Regular" w:hAnsi="Charis SIL Regular" w:eastAsia="Charis SIL Regular"/>
-          <w:b w:val="0"/>
-          <w:i w:val="0"/>
-          <w:color w:val="000000"/>
-          <w:sz w:val="24"/>
-        </w:rPr>
-        <w:t xml:space="preserve">Scandinavië. Na hun tijd in Nederlands-Indië keerden deze mensen vaak terug naar hun </w:t>
-      </w:r>
-      <w:r>
-        <w:rPr>
-          <w:rFonts w:ascii="Charis SIL Regular" w:hAnsi="Charis SIL Regular" w:eastAsia="Charis SIL Regular"/>
-          <w:b w:val="0"/>
-          <w:i w:val="0"/>
-          <w:color w:val="000000"/>
-          <w:sz w:val="24"/>
-        </w:rPr>
-        <w:t xml:space="preserve">geboorteregio’s. Dit had tot gevolg dat ook Indonesische collecties in verschillende Europese </w:t>
-      </w:r>
-      <w:r>
-        <w:rPr>
-          <w:rFonts w:ascii="Charis SIL Regular" w:hAnsi="Charis SIL Regular" w:eastAsia="Charis SIL Regular"/>
-          <w:b w:val="0"/>
-          <w:i w:val="0"/>
-          <w:color w:val="000000"/>
-          <w:sz w:val="24"/>
-        </w:rPr>
-        <w:t>landen terecht zijn gekomen.</w:t>
-      </w:r>
-    </w:p>
-    <w:p>
-      <w:pPr>
-        <w:autoSpaceDN w:val="0"/>
-        <w:autoSpaceDE w:val="0"/>
-        <w:widowControl/>
-        <w:spacing w:line="420" w:lineRule="exact" w:before="204" w:after="0"/>
-        <w:ind w:left="20" w:right="0" w:firstLine="0"/>
-        <w:jc w:val="left"/>
-      </w:pPr>
-      <w:r>
-        <w:rPr>
-          <w:rFonts w:ascii="Charis SIL Bold" w:hAnsi="Charis SIL Bold" w:eastAsia="Charis SIL Bold"/>
-          <w:b/>
-          <w:i w:val="0"/>
-          <w:color w:val="000000"/>
-          <w:sz w:val="28"/>
-        </w:rPr>
-        <w:t>Onderzoek naar Indonesische collecties in Nederland</w:t>
-      </w:r>
-    </w:p>
-    <w:p>
-      <w:pPr>
-        <w:autoSpaceDN w:val="0"/>
-        <w:autoSpaceDE w:val="0"/>
-        <w:widowControl/>
-        <w:spacing w:line="288" w:lineRule="exact" w:before="282" w:after="0"/>
-        <w:ind w:left="20" w:right="0" w:firstLine="0"/>
-        <w:jc w:val="left"/>
-      </w:pPr>
-      <w:r>
-        <w:rPr>
-          <w:rFonts w:ascii="Charis SIL Bold" w:hAnsi="Charis SIL Bold" w:eastAsia="Charis SIL Bold"/>
-          <w:b/>
-          <w:i w:val="0"/>
-          <w:color w:val="000000"/>
-          <w:sz w:val="24"/>
-        </w:rPr>
-        <w:t xml:space="preserve">Museumcollecties </w:t>
-      </w:r>
-      <w:r>
-        <w:br/>
-      </w:r>
-      <w:r>
-        <w:rPr>
-          <w:rFonts w:ascii="Charis SIL Regular" w:hAnsi="Charis SIL Regular" w:eastAsia="Charis SIL Regular"/>
-          <w:b w:val="0"/>
-          <w:i w:val="0"/>
-          <w:color w:val="000000"/>
-          <w:sz w:val="24"/>
-        </w:rPr>
-        <w:t xml:space="preserve">Gedurende de 350 koloniale aanwezigheid van Nederland in Indonesië zijn er omvangrijke </w:t>
-      </w:r>
-      <w:r>
-        <w:rPr>
-          <w:rFonts w:ascii="Charis SIL Regular" w:hAnsi="Charis SIL Regular" w:eastAsia="Charis SIL Regular"/>
-          <w:b w:val="0"/>
-          <w:i w:val="0"/>
-          <w:color w:val="000000"/>
-          <w:sz w:val="24"/>
-        </w:rPr>
-        <w:t xml:space="preserve">objectcollecties naar Nederland verscheept. Hierbij gaat het om objecten van grote culturele </w:t>
-      </w:r>
-      <w:r>
-        <w:rPr>
-          <w:rFonts w:ascii="Charis SIL Regular" w:hAnsi="Charis SIL Regular" w:eastAsia="Charis SIL Regular"/>
-          <w:b w:val="0"/>
-          <w:i w:val="0"/>
-          <w:color w:val="000000"/>
-          <w:sz w:val="24"/>
-        </w:rPr>
-        <w:t xml:space="preserve">waarde, maar ook alledaagse gebruiksvoorwerpen en natuurhistorische specimens. Het is </w:t>
-      </w:r>
-      <w:r>
-        <w:rPr>
-          <w:rFonts w:ascii="Charis SIL Regular" w:hAnsi="Charis SIL Regular" w:eastAsia="Charis SIL Regular"/>
-          <w:b w:val="0"/>
-          <w:i w:val="0"/>
-          <w:color w:val="000000"/>
-          <w:sz w:val="24"/>
-        </w:rPr>
-        <w:t xml:space="preserve">aannemelijk dat vrijwel elke Nederlandse museumcollectie in bezit is van objecten afkomstig </w:t>
-      </w:r>
-      <w:r>
-        <w:rPr>
-          <w:rFonts w:ascii="Charis SIL Regular" w:hAnsi="Charis SIL Regular" w:eastAsia="Charis SIL Regular"/>
-          <w:b w:val="0"/>
-          <w:i w:val="0"/>
-          <w:color w:val="000000"/>
-          <w:sz w:val="24"/>
-        </w:rPr>
-        <w:t xml:space="preserve">uit Indonesië of objecten die in verband staan met de Nederlandse koloniale geschiedenis in </w:t>
-      </w:r>
-      <w:r>
-        <w:rPr>
-          <w:rFonts w:ascii="Charis SIL Regular" w:hAnsi="Charis SIL Regular" w:eastAsia="Charis SIL Regular"/>
-          <w:b w:val="0"/>
-          <w:i w:val="0"/>
-          <w:color w:val="000000"/>
-          <w:sz w:val="24"/>
-        </w:rPr>
-        <w:t xml:space="preserve">de archipel. Via de Datahub is met regiospecifieke zoektermen te achterhalen in welke musea </w:t>
-      </w:r>
-      <w:r>
-        <w:rPr>
-          <w:rFonts w:ascii="Charis SIL Regular" w:hAnsi="Charis SIL Regular" w:eastAsia="Charis SIL Regular"/>
-          <w:b w:val="0"/>
-          <w:i w:val="0"/>
-          <w:color w:val="000000"/>
-          <w:sz w:val="24"/>
-        </w:rPr>
-        <w:t xml:space="preserve">regio-collecties te vinden zijn. De belangrijkste Nederlandse musea met collecties die zijn </w:t>
-      </w:r>
-      <w:r>
-        <w:rPr>
-          <w:rFonts w:ascii="Charis SIL Regular" w:hAnsi="Charis SIL Regular" w:eastAsia="Charis SIL Regular"/>
-          <w:b w:val="0"/>
-          <w:i w:val="0"/>
-          <w:color w:val="000000"/>
-          <w:sz w:val="24"/>
-        </w:rPr>
-        <w:t xml:space="preserve">verworven in een koloniale context staan beschreven in de verschillende zoekhulpen op deze </w:t>
-      </w:r>
-      <w:r>
-        <w:rPr>
-          <w:rFonts w:ascii="Charis SIL Regular" w:hAnsi="Charis SIL Regular" w:eastAsia="Charis SIL Regular"/>
-          <w:b w:val="0"/>
-          <w:i w:val="0"/>
-          <w:color w:val="000000"/>
-          <w:sz w:val="24"/>
-        </w:rPr>
-        <w:t xml:space="preserve">website. Voor een algemeen overzicht van de verschillende musea kan je terecht op de </w:t>
-      </w:r>
-      <w:r>
-        <w:rPr>
-          <w:rFonts w:ascii="Charis SIL Regular" w:hAnsi="Charis SIL Regular" w:eastAsia="Charis SIL Regular"/>
-          <w:b w:val="0"/>
-          <w:i w:val="0"/>
-          <w:color w:val="0066CC"/>
-          <w:sz w:val="24"/>
-          <w:u w:val="single"/>
-        </w:rPr>
-        <w:hyperlink r:id="rId23" w:history="1">
-          <w:r>
-            <w:rPr>
-              <w:rStyle w:val="Hyperlink"/>
-            </w:rPr>
-            <w:t xml:space="preserve">Musea </w:t>
-          </w:r>
-        </w:hyperlink>
-      </w:r>
-      <w:r>
-        <w:rPr>
-          <w:rFonts w:ascii="Charis SIL Regular" w:hAnsi="Charis SIL Regular" w:eastAsia="Charis SIL Regular"/>
-          <w:b w:val="0"/>
-          <w:i w:val="0"/>
-          <w:color w:val="0066CC"/>
-          <w:sz w:val="24"/>
-          <w:u w:val="single"/>
-        </w:rPr>
-        <w:hyperlink r:id="rId23" w:history="1">
-          <w:r>
-            <w:rPr>
-              <w:rStyle w:val="Hyperlink"/>
-            </w:rPr>
-            <w:t>en</w:t>
-          </w:r>
-        </w:hyperlink>
-      </w:r>
-      <w:r>
-        <w:rPr>
-          <w:rFonts w:ascii="Charis SIL Regular" w:hAnsi="Charis SIL Regular" w:eastAsia="Charis SIL Regular"/>
-          <w:b w:val="0"/>
-          <w:i w:val="0"/>
-          <w:color w:val="0066CC"/>
-          <w:sz w:val="24"/>
-          <w:u w:val="single"/>
-        </w:rPr>
-        <w:t xml:space="preserve"> </w:t>
-      </w:r>
-      <w:r>
-        <w:rPr>
-          <w:rFonts w:ascii="Charis SIL Regular" w:hAnsi="Charis SIL Regular" w:eastAsia="Charis SIL Regular"/>
-          <w:b w:val="0"/>
-          <w:i w:val="0"/>
-          <w:color w:val="0066CC"/>
-          <w:sz w:val="24"/>
-          <w:u w:val="single"/>
-        </w:rPr>
-        <w:hyperlink r:id="rId23" w:history="1">
-          <w:r>
-            <w:rPr>
-              <w:rStyle w:val="Hyperlink"/>
-            </w:rPr>
-            <w:t>collecties</w:t>
-          </w:r>
-        </w:hyperlink>
-      </w:r>
-      <w:r>
-        <w:rPr>
-          <w:rFonts w:ascii="Charis SIL Regular" w:hAnsi="Charis SIL Regular" w:eastAsia="Charis SIL Regular"/>
-          <w:b w:val="0"/>
-          <w:i w:val="0"/>
-          <w:color w:val="0066CC"/>
-          <w:sz w:val="24"/>
-          <w:u w:val="single"/>
-        </w:rPr>
-        <w:t xml:space="preserve"> </w:t>
-      </w:r>
-      <w:r>
-        <w:rPr>
-          <w:rFonts w:ascii="Charis SIL Regular" w:hAnsi="Charis SIL Regular" w:eastAsia="Charis SIL Regular"/>
-          <w:b w:val="0"/>
-          <w:i w:val="0"/>
-          <w:color w:val="0066CC"/>
+          <w:color w:val="0000FF"/>
           <w:sz w:val="24"/>
           <w:u w:val="single"/>
         </w:rPr>
@@ -3858,8 +3636,305 @@
         <w:autoSpaceDN w:val="0"/>
         <w:autoSpaceDE w:val="0"/>
         <w:widowControl/>
+        <w:spacing w:line="288" w:lineRule="exact" w:before="240" w:after="0"/>
+        <w:ind w:left="10" w:right="144" w:firstLine="0"/>
+        <w:jc w:val="left"/>
+      </w:pPr>
+      <w:r>
+        <w:rPr>
+          <w:rFonts w:ascii="Charis SIL Regular" w:hAnsi="Charis SIL Regular" w:eastAsia="Charis SIL Regular"/>
+          <w:b w:val="0"/>
+          <w:i w:val="0"/>
+          <w:color w:val="000000"/>
+          <w:sz w:val="24"/>
+        </w:rPr>
+        <w:t xml:space="preserve">Voor zowel militairen, wetenschappers, zendelingen als handelaren gold dat ze voor een </w:t>
+      </w:r>
+      <w:r>
+        <w:rPr>
+          <w:rFonts w:ascii="Charis SIL Regular" w:hAnsi="Charis SIL Regular" w:eastAsia="Charis SIL Regular"/>
+          <w:b w:val="0"/>
+          <w:i w:val="0"/>
+          <w:color w:val="000000"/>
+          <w:sz w:val="24"/>
+        </w:rPr>
+        <w:t xml:space="preserve">belangrijk deel afkomstig waren uit andere Europese landen zoals Duitsland, Zwitserland of </w:t>
+      </w:r>
+      <w:r>
+        <w:rPr>
+          <w:rFonts w:ascii="Charis SIL Regular" w:hAnsi="Charis SIL Regular" w:eastAsia="Charis SIL Regular"/>
+          <w:b w:val="0"/>
+          <w:i w:val="0"/>
+          <w:color w:val="000000"/>
+          <w:sz w:val="24"/>
+        </w:rPr>
+        <w:t xml:space="preserve">Scandinavië. Na hun tijd in Nederlands-Indië keerden deze mensen vaak terug naar hun </w:t>
+      </w:r>
+      <w:r>
+        <w:rPr>
+          <w:rFonts w:ascii="Charis SIL Regular" w:hAnsi="Charis SIL Regular" w:eastAsia="Charis SIL Regular"/>
+          <w:b w:val="0"/>
+          <w:i w:val="0"/>
+          <w:color w:val="000000"/>
+          <w:sz w:val="24"/>
+        </w:rPr>
+        <w:t xml:space="preserve">geboorteregio’s. Dit had tot gevolg dat ook Indonesische collecties in verschillende Europese </w:t>
+      </w:r>
+      <w:r>
+        <w:rPr>
+          <w:rFonts w:ascii="Charis SIL Regular" w:hAnsi="Charis SIL Regular" w:eastAsia="Charis SIL Regular"/>
+          <w:b w:val="0"/>
+          <w:i w:val="0"/>
+          <w:color w:val="000000"/>
+          <w:sz w:val="24"/>
+        </w:rPr>
+        <w:t>landen terecht zijn gekomen.</w:t>
+      </w:r>
+    </w:p>
+    <w:p>
+      <w:pPr>
+        <w:autoSpaceDN w:val="0"/>
+        <w:autoSpaceDE w:val="0"/>
+        <w:widowControl/>
+        <w:spacing w:line="420" w:lineRule="exact" w:before="204" w:after="0"/>
+        <w:ind w:left="10" w:right="0" w:firstLine="0"/>
+        <w:jc w:val="left"/>
+      </w:pPr>
+      <w:r>
+        <w:rPr>
+          <w:rFonts w:ascii="Charis SIL Bold" w:hAnsi="Charis SIL Bold" w:eastAsia="Charis SIL Bold"/>
+          <w:b/>
+          <w:i w:val="0"/>
+          <w:color w:val="000000"/>
+          <w:sz w:val="28"/>
+        </w:rPr>
+        <w:t>Onderzoek naar Indonesische collecties in Nederland</w:t>
+      </w:r>
+    </w:p>
+    <w:p>
+      <w:pPr>
+        <w:autoSpaceDN w:val="0"/>
+        <w:autoSpaceDE w:val="0"/>
+        <w:widowControl/>
+        <w:spacing w:line="288" w:lineRule="exact" w:before="282" w:after="0"/>
+        <w:ind w:left="10" w:right="0" w:firstLine="0"/>
+        <w:jc w:val="left"/>
+      </w:pPr>
+      <w:r>
+        <w:rPr>
+          <w:rFonts w:ascii="Charis SIL Bold" w:hAnsi="Charis SIL Bold" w:eastAsia="Charis SIL Bold"/>
+          <w:b/>
+          <w:i w:val="0"/>
+          <w:color w:val="000000"/>
+          <w:sz w:val="24"/>
+        </w:rPr>
+        <w:t xml:space="preserve">Museumcollecties </w:t>
+      </w:r>
+      <w:r>
+        <w:br/>
+      </w:r>
+      <w:r>
+        <w:rPr>
+          <w:rFonts w:ascii="Charis SIL Regular" w:hAnsi="Charis SIL Regular" w:eastAsia="Charis SIL Regular"/>
+          <w:b w:val="0"/>
+          <w:i w:val="0"/>
+          <w:color w:val="000000"/>
+          <w:sz w:val="24"/>
+        </w:rPr>
+        <w:t xml:space="preserve">Gedurende de 350 koloniale aanwezigheid van Nederland in Indonesië zijn er omvangrijke </w:t>
+      </w:r>
+      <w:r>
+        <w:rPr>
+          <w:rFonts w:ascii="Charis SIL Regular" w:hAnsi="Charis SIL Regular" w:eastAsia="Charis SIL Regular"/>
+          <w:b w:val="0"/>
+          <w:i w:val="0"/>
+          <w:color w:val="000000"/>
+          <w:sz w:val="24"/>
+        </w:rPr>
+        <w:t xml:space="preserve">objectcollecties naar Nederland verscheept. Hierbij gaat het om objecten van grote culturele </w:t>
+      </w:r>
+      <w:r>
+        <w:rPr>
+          <w:rFonts w:ascii="Charis SIL Regular" w:hAnsi="Charis SIL Regular" w:eastAsia="Charis SIL Regular"/>
+          <w:b w:val="0"/>
+          <w:i w:val="0"/>
+          <w:color w:val="000000"/>
+          <w:sz w:val="24"/>
+        </w:rPr>
+        <w:t xml:space="preserve">waarde, maar ook alledaagse gebruiksvoorwerpen en natuurhistorische specimens. Het is </w:t>
+      </w:r>
+      <w:r>
+        <w:rPr>
+          <w:rFonts w:ascii="Charis SIL Regular" w:hAnsi="Charis SIL Regular" w:eastAsia="Charis SIL Regular"/>
+          <w:b w:val="0"/>
+          <w:i w:val="0"/>
+          <w:color w:val="000000"/>
+          <w:sz w:val="24"/>
+        </w:rPr>
+        <w:t xml:space="preserve">aannemelijk dat vrijwel elke Nederlandse museumcollectie in bezit is van objecten afkomstig </w:t>
+      </w:r>
+      <w:r>
+        <w:rPr>
+          <w:rFonts w:ascii="Charis SIL Regular" w:hAnsi="Charis SIL Regular" w:eastAsia="Charis SIL Regular"/>
+          <w:b w:val="0"/>
+          <w:i w:val="0"/>
+          <w:color w:val="000000"/>
+          <w:sz w:val="24"/>
+        </w:rPr>
+        <w:t xml:space="preserve">uit Indonesië of objecten die in verband staan met de Nederlandse koloniale geschiedenis in </w:t>
+      </w:r>
+      <w:r>
+        <w:rPr>
+          <w:rFonts w:ascii="Charis SIL Regular" w:hAnsi="Charis SIL Regular" w:eastAsia="Charis SIL Regular"/>
+          <w:b w:val="0"/>
+          <w:i w:val="0"/>
+          <w:color w:val="000000"/>
+          <w:sz w:val="24"/>
+        </w:rPr>
+        <w:t xml:space="preserve">de archipel. Via de Datahub is met regiospecifieke zoektermen te achterhalen in welke musea </w:t>
+      </w:r>
+      <w:r>
+        <w:rPr>
+          <w:rFonts w:ascii="Charis SIL Regular" w:hAnsi="Charis SIL Regular" w:eastAsia="Charis SIL Regular"/>
+          <w:b w:val="0"/>
+          <w:i w:val="0"/>
+          <w:color w:val="000000"/>
+          <w:sz w:val="24"/>
+        </w:rPr>
+        <w:t xml:space="preserve">regio-collecties te vinden zijn. De belangrijkste Nederlandse musea met collecties die zijn </w:t>
+      </w:r>
+      <w:r>
+        <w:rPr>
+          <w:rFonts w:ascii="Charis SIL Regular" w:hAnsi="Charis SIL Regular" w:eastAsia="Charis SIL Regular"/>
+          <w:b w:val="0"/>
+          <w:i w:val="0"/>
+          <w:color w:val="000000"/>
+          <w:sz w:val="24"/>
+        </w:rPr>
+        <w:t xml:space="preserve">verworven in een koloniale context staan beschreven in de verschillende zoekhulpen op deze </w:t>
+      </w:r>
+      <w:r>
+        <w:rPr>
+          <w:rFonts w:ascii="Charis SIL Regular" w:hAnsi="Charis SIL Regular" w:eastAsia="Charis SIL Regular"/>
+          <w:b w:val="0"/>
+          <w:i w:val="0"/>
+          <w:color w:val="000000"/>
+          <w:sz w:val="24"/>
+        </w:rPr>
+        <w:t xml:space="preserve">website. Voor een algemeen overzicht van de verschillende musea kan je terecht op de </w:t>
+      </w:r>
+      <w:r>
+        <w:rPr>
+          <w:rFonts w:ascii="Charis SIL Regular" w:hAnsi="Charis SIL Regular" w:eastAsia="Charis SIL Regular"/>
+          <w:b w:val="0"/>
+          <w:i w:val="0"/>
+          <w:color w:val="0000FF"/>
+          <w:sz w:val="24"/>
+          <w:u w:val="single"/>
+        </w:rPr>
+        <w:hyperlink r:id="rId24" w:history="1">
+          <w:r>
+            <w:rPr>
+              <w:rStyle w:val="Hyperlink"/>
+            </w:rPr>
+            <w:t xml:space="preserve">Musea </w:t>
+          </w:r>
+        </w:hyperlink>
+      </w:r>
+      <w:r>
+        <w:rPr>
+          <w:rFonts w:ascii="Charis SIL Regular" w:hAnsi="Charis SIL Regular" w:eastAsia="Charis SIL Regular"/>
+          <w:b w:val="0"/>
+          <w:i w:val="0"/>
+          <w:color w:val="0000FF"/>
+          <w:sz w:val="24"/>
+          <w:u w:val="single"/>
+        </w:rPr>
+        <w:hyperlink r:id="rId24" w:history="1">
+          <w:r>
+            <w:rPr>
+              <w:rStyle w:val="Hyperlink"/>
+            </w:rPr>
+            <w:t>en</w:t>
+          </w:r>
+        </w:hyperlink>
+      </w:r>
+      <w:r>
+        <w:rPr>
+          <w:rFonts w:ascii="Charis SIL Regular" w:hAnsi="Charis SIL Regular" w:eastAsia="Charis SIL Regular"/>
+          <w:b w:val="0"/>
+          <w:i w:val="0"/>
+          <w:color w:val="0000FF"/>
+          <w:sz w:val="24"/>
+          <w:u w:val="single"/>
+        </w:rPr>
+        <w:t xml:space="preserve"> </w:t>
+      </w:r>
+      <w:r>
+        <w:rPr>
+          <w:rFonts w:ascii="Charis SIL Regular" w:hAnsi="Charis SIL Regular" w:eastAsia="Charis SIL Regular"/>
+          <w:b w:val="0"/>
+          <w:i w:val="0"/>
+          <w:color w:val="0000FF"/>
+          <w:sz w:val="24"/>
+          <w:u w:val="single"/>
+        </w:rPr>
+        <w:hyperlink r:id="rId24" w:history="1">
+          <w:r>
+            <w:rPr>
+              <w:rStyle w:val="Hyperlink"/>
+            </w:rPr>
+            <w:t>collecties</w:t>
+          </w:r>
+        </w:hyperlink>
+      </w:r>
+      <w:r>
+        <w:rPr>
+          <w:rFonts w:ascii="Charis SIL Regular" w:hAnsi="Charis SIL Regular" w:eastAsia="Charis SIL Regular"/>
+          <w:b w:val="0"/>
+          <w:i w:val="0"/>
+          <w:color w:val="0000FF"/>
+          <w:sz w:val="24"/>
+          <w:u w:val="single"/>
+        </w:rPr>
+        <w:t xml:space="preserve"> </w:t>
+      </w:r>
+      <w:r>
+        <w:rPr>
+          <w:rFonts w:ascii="Charis SIL Regular" w:hAnsi="Charis SIL Regular" w:eastAsia="Charis SIL Regular"/>
+          <w:b w:val="0"/>
+          <w:i w:val="0"/>
+          <w:color w:val="0000FF"/>
+          <w:sz w:val="24"/>
+          <w:u w:val="single"/>
+        </w:rPr>
+        <w:hyperlink r:id="rId24" w:history="1">
+          <w:r>
+            <w:rPr>
+              <w:rStyle w:val="Hyperlink"/>
+            </w:rPr>
+            <w:t>zoekhulp</w:t>
+          </w:r>
+        </w:hyperlink>
+      </w:r>
+      <w:r>
+        <w:rPr>
+          <w:rFonts w:ascii="Charis SIL Regular" w:hAnsi="Charis SIL Regular" w:eastAsia="Charis SIL Regular"/>
+          <w:b w:val="0"/>
+          <w:i w:val="0"/>
+          <w:color w:val="000000"/>
+          <w:sz w:val="24"/>
+        </w:rPr>
+        <w:t>.</w:t>
+      </w:r>
+    </w:p>
+    <w:p>
+      <w:pPr>
+        <w:autoSpaceDN w:val="0"/>
+        <w:autoSpaceDE w:val="0"/>
+        <w:widowControl/>
         <w:spacing w:line="352" w:lineRule="exact" w:before="176" w:after="0"/>
-        <w:ind w:left="20" w:right="0" w:firstLine="0"/>
+        <w:ind w:left="10" w:right="0" w:firstLine="0"/>
         <w:jc w:val="left"/>
       </w:pPr>
       <w:r>
@@ -3879,7 +3954,7 @@
         <w:autoSpaceDE w:val="0"/>
         <w:widowControl/>
         <w:spacing w:line="288" w:lineRule="exact" w:before="240" w:after="0"/>
-        <w:ind w:left="408" w:right="3312" w:firstLine="0"/>
+        <w:ind w:left="398" w:right="3312" w:firstLine="0"/>
         <w:jc w:val="left"/>
       </w:pPr>
       <w:r>
@@ -3897,11 +3972,11 @@
           <w:rFonts w:ascii="Charis SIL Regular" w:hAnsi="Charis SIL Regular" w:eastAsia="Charis SIL Regular"/>
           <w:b w:val="0"/>
           <w:i w:val="0"/>
-          <w:color w:val="0066CC"/>
+          <w:color w:val="0000FF"/>
           <w:sz w:val="24"/>
           <w:u w:val="single"/>
         </w:rPr>
-        <w:hyperlink r:id="rId24" w:history="1">
+        <w:hyperlink r:id="rId25" w:history="1">
           <w:r>
             <w:rPr>
               <w:rStyle w:val="Hyperlink"/>
@@ -3925,7 +4000,7 @@
           <w:rFonts w:ascii="Charis SIL Regular" w:hAnsi="Charis SIL Regular" w:eastAsia="Charis SIL Regular"/>
           <w:b w:val="0"/>
           <w:i w:val="0"/>
-          <w:color w:val="0066CC"/>
+          <w:color w:val="0000FF"/>
           <w:sz w:val="24"/>
           <w:u w:val="single"/>
         </w:rPr>
@@ -3953,10 +4028,11 @@
           <w:rFonts w:ascii="Charis SIL Regular" w:hAnsi="Charis SIL Regular" w:eastAsia="Charis SIL Regular"/>
           <w:b w:val="0"/>
           <w:i w:val="0"/>
-          <w:color w:val="0066CC"/>
-          <w:sz w:val="24"/>
-        </w:rPr>
-        <w:hyperlink r:id="rId25" w:history="1">
+          <w:color w:val="0000FF"/>
+          <w:sz w:val="24"/>
+          <w:u w:val="single"/>
+        </w:rPr>
+        <w:hyperlink r:id="rId26" w:history="1">
           <w:r>
             <w:rPr>
               <w:rStyle w:val="Hyperlink"/>
@@ -3980,11 +4056,11 @@
           <w:rFonts w:ascii="Charis SIL Regular" w:hAnsi="Charis SIL Regular" w:eastAsia="Charis SIL Regular"/>
           <w:b w:val="0"/>
           <w:i w:val="0"/>
-          <w:color w:val="0066CC"/>
+          <w:color w:val="0000FF"/>
           <w:sz w:val="24"/>
           <w:u w:val="single"/>
         </w:rPr>
-        <w:hyperlink r:id="rId26" w:history="1">
+        <w:hyperlink r:id="rId27" w:history="1">
           <w:r>
             <w:rPr>
               <w:rStyle w:val="Hyperlink"/>
@@ -3998,7 +4074,7 @@
           <w:rFonts w:ascii="Charis SIL Regular" w:hAnsi="Charis SIL Regular" w:eastAsia="Charis SIL Regular"/>
           <w:b w:val="0"/>
           <w:i w:val="0"/>
-          <w:color w:val="0066CC"/>
+          <w:color w:val="0000FF"/>
           <w:sz w:val="24"/>
           <w:u w:val="single"/>
         </w:rPr>
@@ -4009,16 +4085,16 @@
           <w:rFonts w:ascii="Charis SIL Regular" w:hAnsi="Charis SIL Regular" w:eastAsia="Charis SIL Regular"/>
           <w:b w:val="0"/>
           <w:i w:val="0"/>
-          <w:color w:val="0066CC"/>
+          <w:color w:val="0000FF"/>
           <w:sz w:val="24"/>
           <w:u w:val="single"/>
         </w:rPr>
-        <w:hyperlink r:id="rId26" w:history="1">
+        <w:hyperlink r:id="rId27" w:history="1">
           <w:r>
             <w:rPr>
               <w:rStyle w:val="Hyperlink"/>
             </w:rPr>
-            <w:t>Ams</w:t>
+            <w:t>Amst</w:t>
           </w:r>
         </w:hyperlink>
       </w:r>
@@ -4027,29 +4103,11 @@
           <w:rFonts w:ascii="Charis SIL Regular" w:hAnsi="Charis SIL Regular" w:eastAsia="Charis SIL Regular"/>
           <w:b w:val="0"/>
           <w:i w:val="0"/>
-          <w:color w:val="0066CC"/>
+          <w:color w:val="0000FF"/>
           <w:sz w:val="24"/>
           <w:u w:val="single"/>
         </w:rPr>
-        <w:hyperlink r:id="rId26" w:history="1">
-          <w:r>
-            <w:rPr>
-              <w:rStyle w:val="Hyperlink"/>
-            </w:rPr>
-            <w:t>t</w:t>
-          </w:r>
-        </w:hyperlink>
-      </w:r>
-      <w:r>
-        <w:rPr>
-          <w:rFonts w:ascii="Charis SIL Regular" w:hAnsi="Charis SIL Regular" w:eastAsia="Charis SIL Regular"/>
-          <w:b w:val="0"/>
-          <w:i w:val="0"/>
-          <w:color w:val="0066CC"/>
-          <w:sz w:val="24"/>
-          <w:u w:val="single"/>
-        </w:rPr>
-        <w:hyperlink r:id="rId26" w:history="1">
+        <w:hyperlink r:id="rId27" w:history="1">
           <w:r>
             <w:rPr>
               <w:rStyle w:val="Hyperlink"/>
@@ -4076,75 +4134,21 @@
           <w:rFonts w:ascii="Charis SIL Regular" w:hAnsi="Charis SIL Regular" w:eastAsia="Charis SIL Regular"/>
           <w:b w:val="0"/>
           <w:i w:val="0"/>
-          <w:color w:val="0066CC"/>
-          <w:sz w:val="24"/>
-        </w:rPr>
-        <w:hyperlink r:id="rId15" w:history="1">
-          <w:r>
-            <w:rPr>
-              <w:rStyle w:val="Hyperlink"/>
-            </w:rPr>
-            <w:t>Mus</w:t>
-          </w:r>
-        </w:hyperlink>
-      </w:r>
-      <w:r>
-        <w:rPr>
-          <w:rFonts w:ascii="Charis SIL Regular" w:hAnsi="Charis SIL Regular" w:eastAsia="Charis SIL Regular"/>
-          <w:b w:val="0"/>
-          <w:i w:val="0"/>
-          <w:color w:val="0066CC"/>
+          <w:color w:val="0000FF"/>
+          <w:sz w:val="24"/>
+        </w:rPr>
+        <w:t>Museum Bronbee</w:t>
+      </w:r>
+      <w:r>
+        <w:rPr>
+          <w:rFonts w:ascii="Charis SIL Regular" w:hAnsi="Charis SIL Regular" w:eastAsia="Charis SIL Regular"/>
+          <w:b w:val="0"/>
+          <w:i w:val="0"/>
+          <w:color w:val="0000FF"/>
           <w:sz w:val="24"/>
           <w:u w:val="single"/>
         </w:rPr>
-        <w:hyperlink r:id="rId26" w:history="1">
-          <w:r>
-            <w:rPr>
-              <w:rStyle w:val="Hyperlink"/>
-            </w:rPr>
-            <w:t>eum</w:t>
-          </w:r>
-        </w:hyperlink>
-      </w:r>
-      <w:r>
-        <w:rPr>
-          <w:rFonts w:ascii="Charis SIL Regular" w:hAnsi="Charis SIL Regular" w:eastAsia="Charis SIL Regular"/>
-          <w:b w:val="0"/>
-          <w:i w:val="0"/>
-          <w:color w:val="0066CC"/>
-          <w:sz w:val="24"/>
-          <w:u w:val="single"/>
-        </w:rPr>
-        <w:t xml:space="preserve"> </w:t>
-      </w:r>
-      <w:r>
-        <w:rPr>
-          <w:rFonts w:ascii="Charis SIL Regular" w:hAnsi="Charis SIL Regular" w:eastAsia="Charis SIL Regular"/>
-          <w:b w:val="0"/>
-          <w:i w:val="0"/>
-          <w:color w:val="0066CC"/>
-          <w:sz w:val="24"/>
-          <w:u w:val="single"/>
-        </w:rPr>
-        <w:hyperlink r:id="rId26" w:history="1">
-          <w:r>
-            <w:rPr>
-              <w:rStyle w:val="Hyperlink"/>
-            </w:rPr>
-            <w:t>Bronbee</w:t>
-          </w:r>
-        </w:hyperlink>
-      </w:r>
-      <w:r>
-        <w:rPr>
-          <w:rFonts w:ascii="Charis SIL Regular" w:hAnsi="Charis SIL Regular" w:eastAsia="Charis SIL Regular"/>
-          <w:b w:val="0"/>
-          <w:i w:val="0"/>
-          <w:color w:val="0066CC"/>
-          <w:sz w:val="24"/>
-          <w:u w:val="single"/>
-        </w:rPr>
-        <w:hyperlink r:id="rId26" w:history="1">
+        <w:hyperlink r:id="rId27" w:history="1">
           <w:r>
             <w:rPr>
               <w:rStyle w:val="Hyperlink"/>
@@ -4155,14 +4159,14 @@
       </w:r>
       <w:r>
         <w:rPr>
-          <w:u w:val="single" w:color="0066cc"/>
+          <w:u w:val="single" w:color="0000ff"/>
           <w:rFonts w:ascii="Charis SIL Regular" w:hAnsi="Charis SIL Regular" w:eastAsia="Charis SIL Regular"/>
           <w:b w:val="0"/>
           <w:i w:val="0"/>
           <w:color w:val="000000"/>
           <w:sz w:val="24"/>
         </w:rPr>
-        <w:hyperlink r:id="rId26" w:history="1">
+        <w:hyperlink r:id="rId27" w:history="1">
           <w:r>
             <w:rPr>
               <w:rStyle w:val="Hyperlink"/>
@@ -4178,7 +4182,7 @@
         <w:autoSpaceDE w:val="0"/>
         <w:widowControl/>
         <w:spacing w:line="286" w:lineRule="exact" w:before="250" w:after="0"/>
-        <w:ind w:left="20" w:right="144" w:firstLine="0"/>
+        <w:ind w:left="10" w:right="144" w:firstLine="0"/>
         <w:jc w:val="left"/>
       </w:pPr>
       <w:r>
@@ -4236,11 +4240,11 @@
           <w:rFonts w:ascii="Charis SIL Regular" w:hAnsi="Charis SIL Regular" w:eastAsia="Charis SIL Regular"/>
           <w:b w:val="0"/>
           <w:i w:val="0"/>
-          <w:color w:val="0066CC"/>
+          <w:color w:val="0000FF"/>
           <w:sz w:val="24"/>
           <w:u w:val="single"/>
         </w:rPr>
-        <w:hyperlink r:id="rId27" w:history="1">
+        <w:hyperlink r:id="rId28" w:history="1">
           <w:r>
             <w:rPr>
               <w:rStyle w:val="Hyperlink"/>
@@ -4254,7 +4258,7 @@
           <w:rFonts w:ascii="Charis SIL Regular" w:hAnsi="Charis SIL Regular" w:eastAsia="Charis SIL Regular"/>
           <w:b w:val="0"/>
           <w:i w:val="0"/>
-          <w:color w:val="0066CC"/>
+          <w:color w:val="0000FF"/>
           <w:sz w:val="24"/>
           <w:u w:val="single"/>
         </w:rPr>
@@ -4265,11 +4269,11 @@
           <w:rFonts w:ascii="Charis SIL Regular" w:hAnsi="Charis SIL Regular" w:eastAsia="Charis SIL Regular"/>
           <w:b w:val="0"/>
           <w:i w:val="0"/>
-          <w:color w:val="0066CC"/>
+          <w:color w:val="0000FF"/>
           <w:sz w:val="24"/>
           <w:u w:val="single"/>
         </w:rPr>
-        <w:hyperlink r:id="rId27" w:history="1">
+        <w:hyperlink r:id="rId28" w:history="1">
           <w:r>
             <w:rPr>
               <w:rStyle w:val="Hyperlink"/>
@@ -4283,7 +4287,7 @@
           <w:rFonts w:ascii="Charis SIL Regular" w:hAnsi="Charis SIL Regular" w:eastAsia="Charis SIL Regular"/>
           <w:b w:val="0"/>
           <w:i w:val="0"/>
-          <w:color w:val="0066CC"/>
+          <w:color w:val="0000FF"/>
           <w:sz w:val="24"/>
           <w:u w:val="single"/>
         </w:rPr>
@@ -4294,11 +4298,11 @@
           <w:rFonts w:ascii="Charis SIL Regular" w:hAnsi="Charis SIL Regular" w:eastAsia="Charis SIL Regular"/>
           <w:b w:val="0"/>
           <w:i w:val="0"/>
-          <w:color w:val="0066CC"/>
+          <w:color w:val="0000FF"/>
           <w:sz w:val="24"/>
           <w:u w:val="single"/>
         </w:rPr>
-        <w:hyperlink r:id="rId27" w:history="1">
+        <w:hyperlink r:id="rId28" w:history="1">
           <w:r>
             <w:rPr>
               <w:rStyle w:val="Hyperlink"/>
@@ -4334,7 +4338,7 @@
         <w:autoSpaceDE w:val="0"/>
         <w:widowControl/>
         <w:spacing w:line="288" w:lineRule="exact" w:before="240" w:after="0"/>
-        <w:ind w:left="20" w:right="0" w:firstLine="0"/>
+        <w:ind w:left="10" w:right="0" w:firstLine="0"/>
         <w:jc w:val="left"/>
       </w:pPr>
       <w:r>
@@ -4392,11 +4396,11 @@
           <w:rFonts w:ascii="Charis SIL Regular" w:hAnsi="Charis SIL Regular" w:eastAsia="Charis SIL Regular"/>
           <w:b w:val="0"/>
           <w:i w:val="0"/>
-          <w:color w:val="0066CC"/>
+          <w:color w:val="0000FF"/>
           <w:sz w:val="24"/>
           <w:u w:val="single"/>
         </w:rPr>
-        <w:hyperlink r:id="rId28" w:history="1">
+        <w:hyperlink r:id="rId29" w:history="1">
           <w:r>
             <w:rPr>
               <w:rStyle w:val="Hyperlink"/>
@@ -4420,11 +4424,11 @@
           <w:rFonts w:ascii="Charis SIL Regular" w:hAnsi="Charis SIL Regular" w:eastAsia="Charis SIL Regular"/>
           <w:b w:val="0"/>
           <w:i w:val="0"/>
-          <w:color w:val="0066CC"/>
+          <w:color w:val="0000FF"/>
           <w:sz w:val="24"/>
           <w:u w:val="single"/>
         </w:rPr>
-        <w:hyperlink r:id="rId29" w:history="1">
+        <w:hyperlink r:id="rId30" w:history="1">
           <w:r>
             <w:rPr>
               <w:rStyle w:val="Hyperlink"/>
@@ -4455,14 +4459,14 @@
       </w:r>
       <w:r>
         <w:rPr>
-          <w:u w:val="single" w:color="0066cc"/>
+          <w:u w:val="single" w:color="0000ff"/>
           <w:rFonts w:ascii="Charis SIL Regular" w:hAnsi="Charis SIL Regular" w:eastAsia="Charis SIL Regular"/>
           <w:b w:val="0"/>
           <w:i w:val="0"/>
           <w:color w:val="000000"/>
           <w:sz w:val="24"/>
         </w:rPr>
-        <w:hyperlink r:id="rId28" w:history="1">
+        <w:hyperlink r:id="rId29" w:history="1">
           <w:r>
             <w:rPr>
               <w:rStyle w:val="Hyperlink"/>
@@ -4483,14 +4487,14 @@
       </w:r>
       <w:r>
         <w:rPr>
-          <w:u w:val="single" w:color="0066cc"/>
+          <w:u w:val="single" w:color="0000ff"/>
           <w:rFonts w:ascii="Charis SIL Regular" w:hAnsi="Charis SIL Regular" w:eastAsia="Charis SIL Regular"/>
           <w:b w:val="0"/>
           <w:i w:val="0"/>
           <w:color w:val="000000"/>
           <w:sz w:val="24"/>
         </w:rPr>
-        <w:hyperlink r:id="rId29" w:history="1">
+        <w:hyperlink r:id="rId30" w:history="1">
           <w:r>
             <w:rPr>
               <w:rStyle w:val="Hyperlink"/>
@@ -4516,7 +4520,7 @@
         <w:autoSpaceDE w:val="0"/>
         <w:widowControl/>
         <w:spacing w:line="540" w:lineRule="exact" w:before="198" w:after="0"/>
-        <w:ind w:left="20" w:right="0" w:firstLine="0"/>
+        <w:ind w:left="10" w:right="0" w:firstLine="0"/>
         <w:jc w:val="left"/>
       </w:pPr>
       <w:r>
@@ -4536,7 +4540,7 @@
         <w:autoSpaceDE w:val="0"/>
         <w:widowControl/>
         <w:spacing w:line="288" w:lineRule="exact" w:before="292" w:after="0"/>
-        <w:ind w:left="408" w:right="2016" w:firstLine="0"/>
+        <w:ind w:left="398" w:right="2016" w:firstLine="0"/>
         <w:jc w:val="left"/>
       </w:pPr>
       <w:r>
@@ -4554,7 +4558,7 @@
           <w:rFonts w:ascii="Charis SIL Regular" w:hAnsi="Charis SIL Regular" w:eastAsia="Charis SIL Regular"/>
           <w:b w:val="0"/>
           <w:i w:val="0"/>
-          <w:color w:val="0066CC"/>
+          <w:color w:val="0000FF"/>
           <w:sz w:val="24"/>
           <w:u w:val="single"/>
         </w:rPr>
@@ -4578,7 +4582,7 @@
           <w:rFonts w:ascii="Charis SIL Regular" w:hAnsi="Charis SIL Regular" w:eastAsia="Charis SIL Regular"/>
           <w:b w:val="0"/>
           <w:i w:val="0"/>
-          <w:color w:val="0066CC"/>
+          <w:color w:val="0000FF"/>
           <w:sz w:val="24"/>
           <w:u w:val="single"/>
         </w:rPr>
@@ -4589,7 +4593,7 @@
           <w:rFonts w:ascii="Charis SIL Regular" w:hAnsi="Charis SIL Regular" w:eastAsia="Charis SIL Regular"/>
           <w:b w:val="0"/>
           <w:i w:val="0"/>
-          <w:color w:val="0066CC"/>
+          <w:color w:val="0000FF"/>
           <w:sz w:val="24"/>
           <w:u w:val="single"/>
         </w:rPr>
@@ -4613,7 +4617,7 @@
           <w:rFonts w:ascii="Charis SIL Regular" w:hAnsi="Charis SIL Regular" w:eastAsia="Charis SIL Regular"/>
           <w:b w:val="0"/>
           <w:i w:val="0"/>
-          <w:color w:val="0066CC"/>
+          <w:color w:val="0000FF"/>
           <w:sz w:val="24"/>
           <w:u w:val="single"/>
         </w:rPr>
@@ -4624,7 +4628,7 @@
           <w:rFonts w:ascii="Charis SIL Regular" w:hAnsi="Charis SIL Regular" w:eastAsia="Charis SIL Regular"/>
           <w:b w:val="0"/>
           <w:i w:val="0"/>
-          <w:color w:val="0066CC"/>
+          <w:color w:val="0000FF"/>
           <w:sz w:val="24"/>
           <w:u w:val="single"/>
         </w:rPr>
@@ -4648,7 +4652,7 @@
           <w:rFonts w:ascii="Charis SIL Regular" w:hAnsi="Charis SIL Regular" w:eastAsia="Charis SIL Regular"/>
           <w:b w:val="0"/>
           <w:i w:val="0"/>
-          <w:color w:val="0066CC"/>
+          <w:color w:val="0000FF"/>
           <w:sz w:val="24"/>
           <w:u w:val="single"/>
         </w:rPr>
@@ -4659,7 +4663,7 @@
           <w:rFonts w:ascii="Charis SIL Regular" w:hAnsi="Charis SIL Regular" w:eastAsia="Charis SIL Regular"/>
           <w:b w:val="0"/>
           <w:i w:val="0"/>
-          <w:color w:val="0066CC"/>
+          <w:color w:val="0000FF"/>
           <w:sz w:val="24"/>
           <w:u w:val="single"/>
         </w:rPr>
@@ -4683,7 +4687,7 @@
           <w:rFonts w:ascii="Charis SIL Regular" w:hAnsi="Charis SIL Regular" w:eastAsia="Charis SIL Regular"/>
           <w:b w:val="0"/>
           <w:i w:val="0"/>
-          <w:color w:val="0066CC"/>
+          <w:color w:val="0000FF"/>
           <w:sz w:val="24"/>
           <w:u w:val="single"/>
         </w:rPr>
@@ -4694,7 +4698,7 @@
           <w:rFonts w:ascii="Charis SIL Regular" w:hAnsi="Charis SIL Regular" w:eastAsia="Charis SIL Regular"/>
           <w:b w:val="0"/>
           <w:i w:val="0"/>
-          <w:color w:val="0066CC"/>
+          <w:color w:val="0000FF"/>
           <w:sz w:val="24"/>
           <w:u w:val="single"/>
         </w:rPr>
@@ -4718,7 +4722,7 @@
           <w:rFonts w:ascii="Charis SIL Regular" w:hAnsi="Charis SIL Regular" w:eastAsia="Charis SIL Regular"/>
           <w:b w:val="0"/>
           <w:i w:val="0"/>
-          <w:color w:val="0066CC"/>
+          <w:color w:val="0000FF"/>
           <w:sz w:val="24"/>
           <w:u w:val="single"/>
         </w:rPr>
@@ -4729,7 +4733,7 @@
           <w:rFonts w:ascii="Charis SIL Regular" w:hAnsi="Charis SIL Regular" w:eastAsia="Charis SIL Regular"/>
           <w:b w:val="0"/>
           <w:i w:val="0"/>
-          <w:color w:val="0066CC"/>
+          <w:color w:val="0000FF"/>
           <w:sz w:val="24"/>
           <w:u w:val="single"/>
         </w:rPr>
@@ -4740,7 +4744,7 @@
       <w:pPr>
         <w:sectPr>
           <w:pgSz w:w="11900" w:h="16840"/>
-          <w:pgMar w:top="324" w:right="934" w:bottom="452" w:left="940" w:header="720" w:footer="720" w:gutter="0"/>
+          <w:pgMar w:top="324" w:right="934" w:bottom="452" w:left="950" w:header="720" w:footer="720" w:gutter="0"/>
           <w:cols/>
           <w:docGrid w:linePitch="360"/>
         </w:sectPr>
@@ -4779,7 +4783,7 @@
           <w:rFonts w:ascii="Charis SIL Regular" w:hAnsi="Charis SIL Regular" w:eastAsia="Charis SIL Regular"/>
           <w:b w:val="0"/>
           <w:i w:val="0"/>
-          <w:color w:val="0066CC"/>
+          <w:color w:val="0000FF"/>
           <w:sz w:val="24"/>
           <w:u w:val="single"/>
         </w:rPr>
@@ -4800,7 +4804,7 @@
           <w:rFonts w:ascii="Charis SIL Regular" w:hAnsi="Charis SIL Regular" w:eastAsia="Charis SIL Regular"/>
           <w:b w:val="0"/>
           <w:i w:val="0"/>
-          <w:color w:val="0066CC"/>
+          <w:color w:val="0000FF"/>
           <w:sz w:val="24"/>
           <w:u w:val="single"/>
         </w:rPr>
@@ -4824,7 +4828,7 @@
           <w:rFonts w:ascii="Charis SIL Regular" w:hAnsi="Charis SIL Regular" w:eastAsia="Charis SIL Regular"/>
           <w:b w:val="0"/>
           <w:i w:val="0"/>
-          <w:color w:val="0066CC"/>
+          <w:color w:val="0000FF"/>
           <w:sz w:val="24"/>
           <w:u w:val="single"/>
         </w:rPr>
@@ -4835,7 +4839,7 @@
           <w:rFonts w:ascii="Charis SIL Regular" w:hAnsi="Charis SIL Regular" w:eastAsia="Charis SIL Regular"/>
           <w:b w:val="0"/>
           <w:i w:val="0"/>
-          <w:color w:val="0066CC"/>
+          <w:color w:val="0000FF"/>
           <w:sz w:val="24"/>
           <w:u w:val="single"/>
         </w:rPr>
@@ -4859,7 +4863,7 @@
           <w:rFonts w:ascii="Charis SIL Regular" w:hAnsi="Charis SIL Regular" w:eastAsia="Charis SIL Regular"/>
           <w:b w:val="0"/>
           <w:i w:val="0"/>
-          <w:color w:val="0066CC"/>
+          <w:color w:val="0000FF"/>
           <w:sz w:val="24"/>
           <w:u w:val="single"/>
         </w:rPr>
@@ -4870,7 +4874,7 @@
           <w:rFonts w:ascii="Charis SIL Regular" w:hAnsi="Charis SIL Regular" w:eastAsia="Charis SIL Regular"/>
           <w:b w:val="0"/>
           <w:i w:val="0"/>
-          <w:color w:val="0066CC"/>
+          <w:color w:val="0000FF"/>
           <w:sz w:val="24"/>
           <w:u w:val="single"/>
         </w:rPr>
@@ -4894,7 +4898,7 @@
           <w:rFonts w:ascii="Charis SIL Regular" w:hAnsi="Charis SIL Regular" w:eastAsia="Charis SIL Regular"/>
           <w:b w:val="0"/>
           <w:i w:val="0"/>
-          <w:color w:val="0066CC"/>
+          <w:color w:val="0000FF"/>
           <w:sz w:val="24"/>
           <w:u w:val="single"/>
         </w:rPr>
@@ -4918,7 +4922,7 @@
           <w:rFonts w:ascii="Charis SIL Regular" w:hAnsi="Charis SIL Regular" w:eastAsia="Charis SIL Regular"/>
           <w:b w:val="0"/>
           <w:i w:val="0"/>
-          <w:color w:val="0066CC"/>
+          <w:color w:val="0000FF"/>
           <w:sz w:val="24"/>
           <w:u w:val="single"/>
         </w:rPr>
@@ -4929,7 +4933,7 @@
           <w:rFonts w:ascii="Charis SIL Regular" w:hAnsi="Charis SIL Regular" w:eastAsia="Charis SIL Regular"/>
           <w:b w:val="0"/>
           <w:i w:val="0"/>
-          <w:color w:val="0066CC"/>
+          <w:color w:val="0000FF"/>
           <w:sz w:val="24"/>
           <w:u w:val="single"/>
         </w:rPr>

--- a/EXPORTS/DOCX/published/niveau2/Dutch/Indonesia.docx
+++ b/EXPORTS/DOCX/published/niveau2/Dutch/Indonesia.docx
@@ -1223,133 +1223,7 @@
           <w:color w:val="000000"/>
           <w:sz w:val="24"/>
         </w:rPr>
-        <w:t>gedetailleerde informatie e</w:t>
-      </w:r>
-      <w:r>
-        <w:rPr>
-          <w:u w:val="single" w:color="0000ff"/>
-          <w:rFonts w:ascii="Charis SIL Regular" w:hAnsi="Charis SIL Regular" w:eastAsia="Charis SIL Regular"/>
-          <w:b w:val="0"/>
-          <w:i w:val="0"/>
-          <w:color w:val="000000"/>
-          <w:sz w:val="24"/>
-        </w:rPr>
-        <w:hyperlink r:id="rId12" w:history="1">
-          <w:r>
-            <w:rPr>
-              <w:rStyle w:val="Hyperlink"/>
-            </w:rPr>
-            <w:t>n bronn</w:t>
-          </w:r>
-        </w:hyperlink>
-      </w:r>
-      <w:r>
-        <w:rPr>
-          <w:u w:val="single" w:color="0000ff"/>
-          <w:rFonts w:ascii="Charis SIL Regular" w:hAnsi="Charis SIL Regular" w:eastAsia="Charis SIL Regular"/>
-          <w:b w:val="0"/>
-          <w:i w:val="0"/>
-          <w:color w:val="000000"/>
-          <w:sz w:val="24"/>
-        </w:rPr>
-        <w:hyperlink r:id="rId12" w:history="1">
-          <w:r>
-            <w:rPr>
-              <w:rStyle w:val="Hyperlink"/>
-            </w:rPr>
-            <w:t>en met betre</w:t>
-          </w:r>
-        </w:hyperlink>
-      </w:r>
-      <w:r>
-        <w:rPr>
-          <w:u w:val="single" w:color="0000ff"/>
-          <w:rFonts w:ascii="Charis SIL Regular" w:hAnsi="Charis SIL Regular" w:eastAsia="Charis SIL Regular"/>
-          <w:b w:val="0"/>
-          <w:i w:val="0"/>
-          <w:color w:val="000000"/>
-          <w:sz w:val="24"/>
-        </w:rPr>
-        <w:hyperlink r:id="rId12" w:history="1">
-          <w:r>
-            <w:rPr>
-              <w:rStyle w:val="Hyperlink"/>
-            </w:rPr>
-            <w:t>kki</w:t>
-          </w:r>
-        </w:hyperlink>
-      </w:r>
-      <w:r>
-        <w:rPr>
-          <w:u w:val="single" w:color="0000ff"/>
-          <w:rFonts w:ascii="Charis SIL Regular" w:hAnsi="Charis SIL Regular" w:eastAsia="Charis SIL Regular"/>
-          <w:b w:val="0"/>
-          <w:i w:val="0"/>
-          <w:color w:val="000000"/>
-          <w:sz w:val="24"/>
-        </w:rPr>
-        <w:hyperlink r:id="rId12" w:history="1">
-          <w:r>
-            <w:rPr>
-              <w:rStyle w:val="Hyperlink"/>
-            </w:rPr>
-            <w:t>n</w:t>
-          </w:r>
-        </w:hyperlink>
-      </w:r>
-      <w:r>
-        <w:rPr>
-          <w:u w:val="single" w:color="0000ff"/>
-          <w:rFonts w:ascii="Charis SIL Regular" w:hAnsi="Charis SIL Regular" w:eastAsia="Charis SIL Regular"/>
-          <w:b w:val="0"/>
-          <w:i w:val="0"/>
-          <w:color w:val="000000"/>
-          <w:sz w:val="24"/>
-        </w:rPr>
-        <w:hyperlink r:id="rId12" w:history="1">
-          <w:r>
-            <w:rPr>
-              <w:rStyle w:val="Hyperlink"/>
-            </w:rPr>
-            <w:t xml:space="preserve">g </w:t>
-          </w:r>
-        </w:hyperlink>
-      </w:r>
-      <w:r>
-        <w:rPr>
-          <w:u w:val="single" w:color="0000ff"/>
-          <w:rFonts w:ascii="Charis SIL Regular" w:hAnsi="Charis SIL Regular" w:eastAsia="Charis SIL Regular"/>
-          <w:b w:val="0"/>
-          <w:i w:val="0"/>
-          <w:color w:val="000000"/>
-          <w:sz w:val="24"/>
-        </w:rPr>
-        <w:hyperlink r:id="rId12" w:history="1">
-          <w:r>
-            <w:rPr>
-              <w:rStyle w:val="Hyperlink"/>
-            </w:rPr>
-            <w:t>t</w:t>
-          </w:r>
-        </w:hyperlink>
-      </w:r>
-      <w:r>
-        <w:rPr>
-          <w:u w:val="single" w:color="0000ff"/>
-          <w:rFonts w:ascii="Charis SIL Regular" w:hAnsi="Charis SIL Regular" w:eastAsia="Charis SIL Regular"/>
-          <w:b w:val="0"/>
-          <w:i w:val="0"/>
-          <w:color w:val="000000"/>
-          <w:sz w:val="24"/>
-        </w:rPr>
-        <w:hyperlink r:id="rId12" w:history="1">
-          <w:r>
-            <w:rPr>
-              <w:rStyle w:val="Hyperlink"/>
-            </w:rPr>
-            <w:t>ot het Batav</w:t>
-          </w:r>
-        </w:hyperlink>
+        <w:t>gedetailleerde informatie en bronnen met betrekking tot het Batav</w:t>
       </w:r>
       <w:r>
         <w:rPr>
@@ -2469,28 +2343,7 @@
           <w:color w:val="000000"/>
           <w:sz w:val="24"/>
         </w:rPr>
-        <w:t>zendelingen en missionarissen, zie de des</w:t>
-      </w:r>
-      <w:r>
-        <w:rPr>
-          <w:u w:val="single" w:color="0000ff"/>
-          <w:rFonts w:ascii="Charis SIL Regular" w:hAnsi="Charis SIL Regular" w:eastAsia="Charis SIL Regular"/>
-          <w:b w:val="0"/>
-          <w:i w:val="0"/>
-          <w:color w:val="000000"/>
-          <w:sz w:val="24"/>
-        </w:rPr>
-        <w:t>betreffende</w:t>
-      </w:r>
-      <w:r>
-        <w:rPr>
-          <w:rFonts w:ascii="Charis SIL Regular" w:hAnsi="Charis SIL Regular" w:eastAsia="Charis SIL Regular"/>
-          <w:b w:val="0"/>
-          <w:i w:val="0"/>
-          <w:color w:val="000000"/>
-          <w:sz w:val="24"/>
-        </w:rPr>
-        <w:t xml:space="preserve"> </w:t>
+        <w:t xml:space="preserve">zendelingen en missionarissen, zie de desbetreffende </w:t>
       </w:r>
       <w:r>
         <w:rPr>
@@ -2501,7 +2354,7 @@
           <w:sz w:val="24"/>
           <w:u w:val="single"/>
         </w:rPr>
-        <w:hyperlink r:id="rId20" w:history="1">
+        <w:hyperlink r:id="rId19" w:history="1">
           <w:r>
             <w:rPr>
               <w:rStyle w:val="Hyperlink"/>
@@ -2838,7 +2691,7 @@
           <w:sz w:val="24"/>
           <w:u w:val="single"/>
         </w:rPr>
-        <w:hyperlink r:id="rId21" w:history="1">
+        <w:hyperlink r:id="rId20" w:history="1">
           <w:r>
             <w:rPr>
               <w:rStyle w:val="Hyperlink"/>
@@ -2867,7 +2720,7 @@
           <w:sz w:val="24"/>
           <w:u w:val="single"/>
         </w:rPr>
-        <w:hyperlink r:id="rId21" w:history="1">
+        <w:hyperlink r:id="rId20" w:history="1">
           <w:r>
             <w:rPr>
               <w:rStyle w:val="Hyperlink"/>
@@ -2896,7 +2749,7 @@
           <w:sz w:val="24"/>
           <w:u w:val="single"/>
         </w:rPr>
-        <w:hyperlink r:id="rId21" w:history="1">
+        <w:hyperlink r:id="rId20" w:history="1">
           <w:r>
             <w:rPr>
               <w:rStyle w:val="Hyperlink"/>
@@ -2925,7 +2778,7 @@
           <w:sz w:val="24"/>
           <w:u w:val="single"/>
         </w:rPr>
-        <w:hyperlink r:id="rId21" w:history="1">
+        <w:hyperlink r:id="rId20" w:history="1">
           <w:r>
             <w:rPr>
               <w:rStyle w:val="Hyperlink"/>
@@ -2972,7 +2825,7 @@
           <w:sz w:val="24"/>
           <w:u w:val="single"/>
         </w:rPr>
-        <w:hyperlink r:id="rId10" w:history="1">
+        <w:hyperlink r:id="rId20" w:history="1">
           <w:r>
             <w:rPr>
               <w:rStyle w:val="Hyperlink"/>
@@ -3001,7 +2854,7 @@
           <w:sz w:val="24"/>
           <w:u w:val="single"/>
         </w:rPr>
-        <w:hyperlink r:id="rId10" w:history="1">
+        <w:hyperlink r:id="rId20" w:history="1">
           <w:r>
             <w:rPr>
               <w:rStyle w:val="Hyperlink"/>
@@ -3019,7 +2872,7 @@
           <w:sz w:val="24"/>
           <w:u w:val="single"/>
         </w:rPr>
-        <w:hyperlink r:id="rId10" w:history="1">
+        <w:hyperlink r:id="rId20" w:history="1">
           <w:r>
             <w:rPr>
               <w:rStyle w:val="Hyperlink"/>
@@ -3048,7 +2901,7 @@
           <w:sz w:val="24"/>
           <w:u w:val="single"/>
         </w:rPr>
-        <w:hyperlink r:id="rId21" w:history="1">
+        <w:hyperlink r:id="rId20" w:history="1">
           <w:r>
             <w:rPr>
               <w:rStyle w:val="Hyperlink"/>
@@ -3066,7 +2919,7 @@
           <w:sz w:val="24"/>
           <w:u w:val="single"/>
         </w:rPr>
-        <w:hyperlink r:id="rId21" w:history="1">
+        <w:hyperlink r:id="rId20" w:history="1">
           <w:r>
             <w:rPr>
               <w:rStyle w:val="Hyperlink"/>
@@ -3158,13 +3011,21 @@
       </w:r>
       <w:r>
         <w:rPr>
+          <w:u w:val="single" w:color="0000ff"/>
           <w:rFonts w:ascii="Charis SIL Regular" w:hAnsi="Charis SIL Regular" w:eastAsia="Charis SIL Regular"/>
           <w:b w:val="0"/>
           <w:i w:val="0"/>
           <w:color w:val="000000"/>
           <w:sz w:val="24"/>
         </w:rPr>
-        <w:t>dit</w:t>
+        <w:hyperlink r:id="rId10" w:history="1">
+          <w:r>
+            <w:rPr>
+              <w:rStyle w:val="Hyperlink"/>
+            </w:rPr>
+            <w:t>dit</w:t>
+          </w:r>
+        </w:hyperlink>
       </w:r>
       <w:r>
         <w:rPr>
@@ -3203,7 +3064,7 @@
           <w:color w:val="000000"/>
           <w:sz w:val="24"/>
         </w:rPr>
-        <w:hyperlink r:id="rId21" w:history="1">
+        <w:hyperlink r:id="rId20" w:history="1">
           <w:r>
             <w:rPr>
               <w:rStyle w:val="Hyperlink"/>
@@ -3221,7 +3082,7 @@
           <w:color w:val="000000"/>
           <w:sz w:val="24"/>
         </w:rPr>
-        <w:hyperlink r:id="rId21" w:history="1">
+        <w:hyperlink r:id="rId20" w:history="1">
           <w:r>
             <w:rPr>
               <w:rStyle w:val="Hyperlink"/>
@@ -3239,7 +3100,7 @@
           <w:color w:val="000000"/>
           <w:sz w:val="24"/>
         </w:rPr>
-        <w:hyperlink r:id="rId21" w:history="1">
+        <w:hyperlink r:id="rId20" w:history="1">
           <w:r>
             <w:rPr>
               <w:rStyle w:val="Hyperlink"/>
@@ -3257,7 +3118,7 @@
           <w:color w:val="000000"/>
           <w:sz w:val="24"/>
         </w:rPr>
-        <w:hyperlink r:id="rId21" w:history="1">
+        <w:hyperlink r:id="rId20" w:history="1">
           <w:r>
             <w:rPr>
               <w:rStyle w:val="Hyperlink"/>
@@ -3275,7 +3136,7 @@
           <w:color w:val="000000"/>
           <w:sz w:val="24"/>
         </w:rPr>
-        <w:hyperlink r:id="rId21" w:history="1">
+        <w:hyperlink r:id="rId20" w:history="1">
           <w:r>
             <w:rPr>
               <w:rStyle w:val="Hyperlink"/>
@@ -3293,7 +3154,7 @@
           <w:color w:val="000000"/>
           <w:sz w:val="24"/>
         </w:rPr>
-        <w:hyperlink r:id="rId21" w:history="1">
+        <w:hyperlink r:id="rId20" w:history="1">
           <w:r>
             <w:rPr>
               <w:rStyle w:val="Hyperlink"/>
@@ -3311,7 +3172,7 @@
           <w:color w:val="000000"/>
           <w:sz w:val="24"/>
         </w:rPr>
-        <w:hyperlink r:id="rId21" w:history="1">
+        <w:hyperlink r:id="rId20" w:history="1">
           <w:r>
             <w:rPr>
               <w:rStyle w:val="Hyperlink"/>
@@ -3329,7 +3190,7 @@
           <w:color w:val="000000"/>
           <w:sz w:val="24"/>
         </w:rPr>
-        <w:hyperlink r:id="rId21" w:history="1">
+        <w:hyperlink r:id="rId20" w:history="1">
           <w:r>
             <w:rPr>
               <w:rStyle w:val="Hyperlink"/>
@@ -3347,7 +3208,7 @@
           <w:color w:val="000000"/>
           <w:sz w:val="24"/>
         </w:rPr>
-        <w:hyperlink r:id="rId21" w:history="1">
+        <w:hyperlink r:id="rId20" w:history="1">
           <w:r>
             <w:rPr>
               <w:rStyle w:val="Hyperlink"/>
@@ -3431,7 +3292,7 @@
           <w:sz w:val="24"/>
           <w:u w:val="single"/>
         </w:rPr>
-        <w:hyperlink r:id="rId22" w:history="1">
+        <w:hyperlink r:id="rId21" w:history="1">
           <w:r>
             <w:rPr>
               <w:rStyle w:val="Hyperlink"/>
@@ -3611,7 +3472,7 @@
           <w:sz w:val="24"/>
           <w:u w:val="single"/>
         </w:rPr>
-        <w:hyperlink r:id="rId23" w:history="1">
+        <w:hyperlink r:id="rId22" w:history="1">
           <w:r>
             <w:rPr>
               <w:rStyle w:val="Hyperlink"/>
@@ -3832,7 +3693,7 @@
           <w:sz w:val="24"/>
           <w:u w:val="single"/>
         </w:rPr>
-        <w:hyperlink r:id="rId24" w:history="1">
+        <w:hyperlink r:id="rId23" w:history="1">
           <w:r>
             <w:rPr>
               <w:rStyle w:val="Hyperlink"/>
@@ -3850,7 +3711,7 @@
           <w:sz w:val="24"/>
           <w:u w:val="single"/>
         </w:rPr>
-        <w:hyperlink r:id="rId24" w:history="1">
+        <w:hyperlink r:id="rId23" w:history="1">
           <w:r>
             <w:rPr>
               <w:rStyle w:val="Hyperlink"/>
@@ -3879,7 +3740,7 @@
           <w:sz w:val="24"/>
           <w:u w:val="single"/>
         </w:rPr>
-        <w:hyperlink r:id="rId24" w:history="1">
+        <w:hyperlink r:id="rId23" w:history="1">
           <w:r>
             <w:rPr>
               <w:rStyle w:val="Hyperlink"/>
@@ -3908,7 +3769,7 @@
           <w:sz w:val="24"/>
           <w:u w:val="single"/>
         </w:rPr>
-        <w:hyperlink r:id="rId24" w:history="1">
+        <w:hyperlink r:id="rId23" w:history="1">
           <w:r>
             <w:rPr>
               <w:rStyle w:val="Hyperlink"/>
@@ -3976,7 +3837,7 @@
           <w:sz w:val="24"/>
           <w:u w:val="single"/>
         </w:rPr>
-        <w:hyperlink r:id="rId25" w:history="1">
+        <w:hyperlink r:id="rId24" w:history="1">
           <w:r>
             <w:rPr>
               <w:rStyle w:val="Hyperlink"/>
@@ -4032,7 +3893,7 @@
           <w:sz w:val="24"/>
           <w:u w:val="single"/>
         </w:rPr>
-        <w:hyperlink r:id="rId26" w:history="1">
+        <w:hyperlink r:id="rId25" w:history="1">
           <w:r>
             <w:rPr>
               <w:rStyle w:val="Hyperlink"/>
@@ -4060,7 +3921,7 @@
           <w:sz w:val="24"/>
           <w:u w:val="single"/>
         </w:rPr>
-        <w:hyperlink r:id="rId27" w:history="1">
+        <w:hyperlink r:id="rId26" w:history="1">
           <w:r>
             <w:rPr>
               <w:rStyle w:val="Hyperlink"/>
@@ -4089,7 +3950,7 @@
           <w:sz w:val="24"/>
           <w:u w:val="single"/>
         </w:rPr>
-        <w:hyperlink r:id="rId27" w:history="1">
+        <w:hyperlink r:id="rId26" w:history="1">
           <w:r>
             <w:rPr>
               <w:rStyle w:val="Hyperlink"/>
@@ -4107,7 +3968,7 @@
           <w:sz w:val="24"/>
           <w:u w:val="single"/>
         </w:rPr>
-        <w:hyperlink r:id="rId27" w:history="1">
+        <w:hyperlink r:id="rId24" w:history="1">
           <w:r>
             <w:rPr>
               <w:rStyle w:val="Hyperlink"/>
@@ -4137,7 +3998,7 @@
           <w:color w:val="0000FF"/>
           <w:sz w:val="24"/>
         </w:rPr>
-        <w:t>Museum Bronbee</w:t>
+        <w:t>Mus</w:t>
       </w:r>
       <w:r>
         <w:rPr>
@@ -4148,7 +4009,54 @@
           <w:sz w:val="24"/>
           <w:u w:val="single"/>
         </w:rPr>
-        <w:hyperlink r:id="rId27" w:history="1">
+        <w:hyperlink r:id="rId26" w:history="1">
+          <w:r>
+            <w:rPr>
+              <w:rStyle w:val="Hyperlink"/>
+            </w:rPr>
+            <w:t>eum</w:t>
+          </w:r>
+        </w:hyperlink>
+      </w:r>
+      <w:r>
+        <w:rPr>
+          <w:rFonts w:ascii="Charis SIL Regular" w:hAnsi="Charis SIL Regular" w:eastAsia="Charis SIL Regular"/>
+          <w:b w:val="0"/>
+          <w:i w:val="0"/>
+          <w:color w:val="0000FF"/>
+          <w:sz w:val="24"/>
+          <w:u w:val="single"/>
+        </w:rPr>
+        <w:t xml:space="preserve"> </w:t>
+      </w:r>
+      <w:r>
+        <w:rPr>
+          <w:rFonts w:ascii="Charis SIL Regular" w:hAnsi="Charis SIL Regular" w:eastAsia="Charis SIL Regular"/>
+          <w:b w:val="0"/>
+          <w:i w:val="0"/>
+          <w:color w:val="0000FF"/>
+          <w:sz w:val="24"/>
+          <w:u w:val="single"/>
+        </w:rPr>
+        <w:hyperlink r:id="rId26" w:history="1">
+          <w:r>
+            <w:rPr>
+              <w:rStyle w:val="Hyperlink"/>
+            </w:rPr>
+            <w:t>Bronbee</w:t>
+          </w:r>
+        </w:hyperlink>
+      </w:r>
+      <w:r>
+        <w:rPr>
+          <w:rFonts w:ascii="Charis SIL Regular" w:hAnsi="Charis SIL Regular" w:eastAsia="Charis SIL Regular"/>
+          <w:b w:val="0"/>
+          <w:i w:val="0"/>
+          <w:color w:val="0000FF"/>
+          <w:sz w:val="24"/>
+          <w:u w:val="single"/>
+        </w:rPr>
+        <w:hyperlink r:id="rId26" w:history="1">
           <w:r>
             <w:rPr>
               <w:rStyle w:val="Hyperlink"/>
@@ -4166,7 +4074,7 @@
           <w:color w:val="000000"/>
           <w:sz w:val="24"/>
         </w:rPr>
-        <w:hyperlink r:id="rId27" w:history="1">
+        <w:hyperlink r:id="rId26" w:history="1">
           <w:r>
             <w:rPr>
               <w:rStyle w:val="Hyperlink"/>
@@ -4244,7 +4152,7 @@
           <w:sz w:val="24"/>
           <w:u w:val="single"/>
         </w:rPr>
-        <w:hyperlink r:id="rId28" w:history="1">
+        <w:hyperlink r:id="rId27" w:history="1">
           <w:r>
             <w:rPr>
               <w:rStyle w:val="Hyperlink"/>
@@ -4273,7 +4181,7 @@
           <w:sz w:val="24"/>
           <w:u w:val="single"/>
         </w:rPr>
-        <w:hyperlink r:id="rId28" w:history="1">
+        <w:hyperlink r:id="rId27" w:history="1">
           <w:r>
             <w:rPr>
               <w:rStyle w:val="Hyperlink"/>
@@ -4302,7 +4210,7 @@
           <w:sz w:val="24"/>
           <w:u w:val="single"/>
         </w:rPr>
-        <w:hyperlink r:id="rId28" w:history="1">
+        <w:hyperlink r:id="rId27" w:history="1">
           <w:r>
             <w:rPr>
               <w:rStyle w:val="Hyperlink"/>
@@ -4400,7 +4308,7 @@
           <w:sz w:val="24"/>
           <w:u w:val="single"/>
         </w:rPr>
-        <w:hyperlink r:id="rId29" w:history="1">
+        <w:hyperlink r:id="rId28" w:history="1">
           <w:r>
             <w:rPr>
               <w:rStyle w:val="Hyperlink"/>
@@ -4428,7 +4336,7 @@
           <w:sz w:val="24"/>
           <w:u w:val="single"/>
         </w:rPr>
-        <w:hyperlink r:id="rId30" w:history="1">
+        <w:hyperlink r:id="rId29" w:history="1">
           <w:r>
             <w:rPr>
               <w:rStyle w:val="Hyperlink"/>
@@ -4466,7 +4374,7 @@
           <w:color w:val="000000"/>
           <w:sz w:val="24"/>
         </w:rPr>
-        <w:hyperlink r:id="rId29" w:history="1">
+        <w:hyperlink r:id="rId28" w:history="1">
           <w:r>
             <w:rPr>
               <w:rStyle w:val="Hyperlink"/>
@@ -4494,7 +4402,7 @@
           <w:color w:val="000000"/>
           <w:sz w:val="24"/>
         </w:rPr>
-        <w:hyperlink r:id="rId30" w:history="1">
+        <w:hyperlink r:id="rId29" w:history="1">
           <w:r>
             <w:rPr>
               <w:rStyle w:val="Hyperlink"/>

--- a/EXPORTS/DOCX/published/niveau2/Dutch/Indonesia.docx
+++ b/EXPORTS/DOCX/published/niveau2/Dutch/Indonesia.docx
@@ -406,7 +406,25 @@
           <w:color w:val="000000"/>
           <w:sz w:val="24"/>
         </w:rPr>
-        <w:t>informatie hierover.</w:t>
+        <w:t xml:space="preserve">informatie </w:t>
+      </w:r>
+      <w:r>
+        <w:rPr>
+          <w:u w:val="single" w:color="0000ff"/>
+          <w:rFonts w:ascii="Charis SIL Regular" w:hAnsi="Charis SIL Regular" w:eastAsia="Charis SIL Regular"/>
+          <w:b w:val="0"/>
+          <w:i w:val="0"/>
+          <w:color w:val="000000"/>
+          <w:sz w:val="24"/>
+        </w:rPr>
+        <w:hyperlink r:id="rId9" w:history="1">
+          <w:r>
+            <w:rPr>
+              <w:rStyle w:val="Hyperlink"/>
+            </w:rPr>
+            <w:t>hierover.</w:t>
+          </w:r>
+        </w:hyperlink>
       </w:r>
     </w:p>
     <w:p>
@@ -1223,7 +1241,133 @@
           <w:color w:val="000000"/>
           <w:sz w:val="24"/>
         </w:rPr>
-        <w:t>gedetailleerde informatie en bronnen met betrekking tot het Batav</w:t>
+        <w:t>gedetailleerde informatie e</w:t>
+      </w:r>
+      <w:r>
+        <w:rPr>
+          <w:u w:val="single" w:color="0000ff"/>
+          <w:rFonts w:ascii="Charis SIL Regular" w:hAnsi="Charis SIL Regular" w:eastAsia="Charis SIL Regular"/>
+          <w:b w:val="0"/>
+          <w:i w:val="0"/>
+          <w:color w:val="000000"/>
+          <w:sz w:val="24"/>
+        </w:rPr>
+        <w:hyperlink r:id="rId12" w:history="1">
+          <w:r>
+            <w:rPr>
+              <w:rStyle w:val="Hyperlink"/>
+            </w:rPr>
+            <w:t>n bronn</w:t>
+          </w:r>
+        </w:hyperlink>
+      </w:r>
+      <w:r>
+        <w:rPr>
+          <w:u w:val="single" w:color="0000ff"/>
+          <w:rFonts w:ascii="Charis SIL Regular" w:hAnsi="Charis SIL Regular" w:eastAsia="Charis SIL Regular"/>
+          <w:b w:val="0"/>
+          <w:i w:val="0"/>
+          <w:color w:val="000000"/>
+          <w:sz w:val="24"/>
+        </w:rPr>
+        <w:hyperlink r:id="rId12" w:history="1">
+          <w:r>
+            <w:rPr>
+              <w:rStyle w:val="Hyperlink"/>
+            </w:rPr>
+            <w:t>en met betre</w:t>
+          </w:r>
+        </w:hyperlink>
+      </w:r>
+      <w:r>
+        <w:rPr>
+          <w:u w:val="single" w:color="0000ff"/>
+          <w:rFonts w:ascii="Charis SIL Regular" w:hAnsi="Charis SIL Regular" w:eastAsia="Charis SIL Regular"/>
+          <w:b w:val="0"/>
+          <w:i w:val="0"/>
+          <w:color w:val="000000"/>
+          <w:sz w:val="24"/>
+        </w:rPr>
+        <w:hyperlink r:id="rId12" w:history="1">
+          <w:r>
+            <w:rPr>
+              <w:rStyle w:val="Hyperlink"/>
+            </w:rPr>
+            <w:t>kki</w:t>
+          </w:r>
+        </w:hyperlink>
+      </w:r>
+      <w:r>
+        <w:rPr>
+          <w:u w:val="single" w:color="0000ff"/>
+          <w:rFonts w:ascii="Charis SIL Regular" w:hAnsi="Charis SIL Regular" w:eastAsia="Charis SIL Regular"/>
+          <w:b w:val="0"/>
+          <w:i w:val="0"/>
+          <w:color w:val="000000"/>
+          <w:sz w:val="24"/>
+        </w:rPr>
+        <w:hyperlink r:id="rId12" w:history="1">
+          <w:r>
+            <w:rPr>
+              <w:rStyle w:val="Hyperlink"/>
+            </w:rPr>
+            <w:t>n</w:t>
+          </w:r>
+        </w:hyperlink>
+      </w:r>
+      <w:r>
+        <w:rPr>
+          <w:u w:val="single" w:color="0000ff"/>
+          <w:rFonts w:ascii="Charis SIL Regular" w:hAnsi="Charis SIL Regular" w:eastAsia="Charis SIL Regular"/>
+          <w:b w:val="0"/>
+          <w:i w:val="0"/>
+          <w:color w:val="000000"/>
+          <w:sz w:val="24"/>
+        </w:rPr>
+        <w:hyperlink r:id="rId12" w:history="1">
+          <w:r>
+            <w:rPr>
+              <w:rStyle w:val="Hyperlink"/>
+            </w:rPr>
+            <w:t xml:space="preserve">g </w:t>
+          </w:r>
+        </w:hyperlink>
+      </w:r>
+      <w:r>
+        <w:rPr>
+          <w:u w:val="single" w:color="0000ff"/>
+          <w:rFonts w:ascii="Charis SIL Regular" w:hAnsi="Charis SIL Regular" w:eastAsia="Charis SIL Regular"/>
+          <w:b w:val="0"/>
+          <w:i w:val="0"/>
+          <w:color w:val="000000"/>
+          <w:sz w:val="24"/>
+        </w:rPr>
+        <w:hyperlink r:id="rId12" w:history="1">
+          <w:r>
+            <w:rPr>
+              <w:rStyle w:val="Hyperlink"/>
+            </w:rPr>
+            <w:t>t</w:t>
+          </w:r>
+        </w:hyperlink>
+      </w:r>
+      <w:r>
+        <w:rPr>
+          <w:u w:val="single" w:color="0000ff"/>
+          <w:rFonts w:ascii="Charis SIL Regular" w:hAnsi="Charis SIL Regular" w:eastAsia="Charis SIL Regular"/>
+          <w:b w:val="0"/>
+          <w:i w:val="0"/>
+          <w:color w:val="000000"/>
+          <w:sz w:val="24"/>
+        </w:rPr>
+        <w:hyperlink r:id="rId12" w:history="1">
+          <w:r>
+            <w:rPr>
+              <w:rStyle w:val="Hyperlink"/>
+            </w:rPr>
+            <w:t>ot het Batav</w:t>
+          </w:r>
+        </w:hyperlink>
       </w:r>
       <w:r>
         <w:rPr>
@@ -2343,7 +2487,28 @@
           <w:color w:val="000000"/>
           <w:sz w:val="24"/>
         </w:rPr>
-        <w:t xml:space="preserve">zendelingen en missionarissen, zie de desbetreffende </w:t>
+        <w:t>zendelingen en missionarissen, zie de des</w:t>
+      </w:r>
+      <w:r>
+        <w:rPr>
+          <w:u w:val="single" w:color="0000ff"/>
+          <w:rFonts w:ascii="Charis SIL Regular" w:hAnsi="Charis SIL Regular" w:eastAsia="Charis SIL Regular"/>
+          <w:b w:val="0"/>
+          <w:i w:val="0"/>
+          <w:color w:val="000000"/>
+          <w:sz w:val="24"/>
+        </w:rPr>
+        <w:t>betreffende</w:t>
+      </w:r>
+      <w:r>
+        <w:rPr>
+          <w:rFonts w:ascii="Charis SIL Regular" w:hAnsi="Charis SIL Regular" w:eastAsia="Charis SIL Regular"/>
+          <w:b w:val="0"/>
+          <w:i w:val="0"/>
+          <w:color w:val="000000"/>
+          <w:sz w:val="24"/>
+        </w:rPr>
+        <w:t xml:space="preserve"> </w:t>
       </w:r>
       <w:r>
         <w:rPr>
@@ -2354,7 +2519,7 @@
           <w:sz w:val="24"/>
           <w:u w:val="single"/>
         </w:rPr>
-        <w:hyperlink r:id="rId19" w:history="1">
+        <w:hyperlink r:id="rId20" w:history="1">
           <w:r>
             <w:rPr>
               <w:rStyle w:val="Hyperlink"/>
@@ -2691,7 +2856,7 @@
           <w:sz w:val="24"/>
           <w:u w:val="single"/>
         </w:rPr>
-        <w:hyperlink r:id="rId20" w:history="1">
+        <w:hyperlink r:id="rId21" w:history="1">
           <w:r>
             <w:rPr>
               <w:rStyle w:val="Hyperlink"/>
@@ -2720,7 +2885,7 @@
           <w:sz w:val="24"/>
           <w:u w:val="single"/>
         </w:rPr>
-        <w:hyperlink r:id="rId20" w:history="1">
+        <w:hyperlink r:id="rId21" w:history="1">
           <w:r>
             <w:rPr>
               <w:rStyle w:val="Hyperlink"/>
@@ -2749,7 +2914,7 @@
           <w:sz w:val="24"/>
           <w:u w:val="single"/>
         </w:rPr>
-        <w:hyperlink r:id="rId20" w:history="1">
+        <w:hyperlink r:id="rId21" w:history="1">
           <w:r>
             <w:rPr>
               <w:rStyle w:val="Hyperlink"/>
@@ -2778,7 +2943,7 @@
           <w:sz w:val="24"/>
           <w:u w:val="single"/>
         </w:rPr>
-        <w:hyperlink r:id="rId20" w:history="1">
+        <w:hyperlink r:id="rId21" w:history="1">
           <w:r>
             <w:rPr>
               <w:rStyle w:val="Hyperlink"/>
@@ -2825,7 +2990,7 @@
           <w:sz w:val="24"/>
           <w:u w:val="single"/>
         </w:rPr>
-        <w:hyperlink r:id="rId20" w:history="1">
+        <w:hyperlink r:id="rId10" w:history="1">
           <w:r>
             <w:rPr>
               <w:rStyle w:val="Hyperlink"/>
@@ -2854,7 +3019,7 @@
           <w:sz w:val="24"/>
           <w:u w:val="single"/>
         </w:rPr>
-        <w:hyperlink r:id="rId20" w:history="1">
+        <w:hyperlink r:id="rId10" w:history="1">
           <w:r>
             <w:rPr>
               <w:rStyle w:val="Hyperlink"/>
@@ -2872,7 +3037,7 @@
           <w:sz w:val="24"/>
           <w:u w:val="single"/>
         </w:rPr>
-        <w:hyperlink r:id="rId20" w:history="1">
+        <w:hyperlink r:id="rId10" w:history="1">
           <w:r>
             <w:rPr>
               <w:rStyle w:val="Hyperlink"/>
@@ -2901,7 +3066,7 @@
           <w:sz w:val="24"/>
           <w:u w:val="single"/>
         </w:rPr>
-        <w:hyperlink r:id="rId20" w:history="1">
+        <w:hyperlink r:id="rId10" w:history="1">
           <w:r>
             <w:rPr>
               <w:rStyle w:val="Hyperlink"/>
@@ -2919,7 +3084,7 @@
           <w:sz w:val="24"/>
           <w:u w:val="single"/>
         </w:rPr>
-        <w:hyperlink r:id="rId20" w:history="1">
+        <w:hyperlink r:id="rId10" w:history="1">
           <w:r>
             <w:rPr>
               <w:rStyle w:val="Hyperlink"/>
@@ -3064,7 +3229,7 @@
           <w:color w:val="000000"/>
           <w:sz w:val="24"/>
         </w:rPr>
-        <w:hyperlink r:id="rId20" w:history="1">
+        <w:hyperlink r:id="rId21" w:history="1">
           <w:r>
             <w:rPr>
               <w:rStyle w:val="Hyperlink"/>
@@ -3082,7 +3247,7 @@
           <w:color w:val="000000"/>
           <w:sz w:val="24"/>
         </w:rPr>
-        <w:hyperlink r:id="rId20" w:history="1">
+        <w:hyperlink r:id="rId21" w:history="1">
           <w:r>
             <w:rPr>
               <w:rStyle w:val="Hyperlink"/>
@@ -3100,7 +3265,7 @@
           <w:color w:val="000000"/>
           <w:sz w:val="24"/>
         </w:rPr>
-        <w:hyperlink r:id="rId20" w:history="1">
+        <w:hyperlink r:id="rId21" w:history="1">
           <w:r>
             <w:rPr>
               <w:rStyle w:val="Hyperlink"/>
@@ -3118,7 +3283,7 @@
           <w:color w:val="000000"/>
           <w:sz w:val="24"/>
         </w:rPr>
-        <w:hyperlink r:id="rId20" w:history="1">
+        <w:hyperlink r:id="rId21" w:history="1">
           <w:r>
             <w:rPr>
               <w:rStyle w:val="Hyperlink"/>
@@ -3136,7 +3301,7 @@
           <w:color w:val="000000"/>
           <w:sz w:val="24"/>
         </w:rPr>
-        <w:hyperlink r:id="rId20" w:history="1">
+        <w:hyperlink r:id="rId21" w:history="1">
           <w:r>
             <w:rPr>
               <w:rStyle w:val="Hyperlink"/>
@@ -3154,7 +3319,7 @@
           <w:color w:val="000000"/>
           <w:sz w:val="24"/>
         </w:rPr>
-        <w:hyperlink r:id="rId20" w:history="1">
+        <w:hyperlink r:id="rId21" w:history="1">
           <w:r>
             <w:rPr>
               <w:rStyle w:val="Hyperlink"/>
@@ -3172,7 +3337,7 @@
           <w:color w:val="000000"/>
           <w:sz w:val="24"/>
         </w:rPr>
-        <w:hyperlink r:id="rId20" w:history="1">
+        <w:hyperlink r:id="rId21" w:history="1">
           <w:r>
             <w:rPr>
               <w:rStyle w:val="Hyperlink"/>
@@ -3190,7 +3355,7 @@
           <w:color w:val="000000"/>
           <w:sz w:val="24"/>
         </w:rPr>
-        <w:hyperlink r:id="rId20" w:history="1">
+        <w:hyperlink r:id="rId21" w:history="1">
           <w:r>
             <w:rPr>
               <w:rStyle w:val="Hyperlink"/>
@@ -3208,7 +3373,7 @@
           <w:color w:val="000000"/>
           <w:sz w:val="24"/>
         </w:rPr>
-        <w:hyperlink r:id="rId20" w:history="1">
+        <w:hyperlink r:id="rId21" w:history="1">
           <w:r>
             <w:rPr>
               <w:rStyle w:val="Hyperlink"/>
@@ -3292,7 +3457,7 @@
           <w:sz w:val="24"/>
           <w:u w:val="single"/>
         </w:rPr>
-        <w:hyperlink r:id="rId21" w:history="1">
+        <w:hyperlink r:id="rId22" w:history="1">
           <w:r>
             <w:rPr>
               <w:rStyle w:val="Hyperlink"/>
@@ -3472,7 +3637,7 @@
           <w:sz w:val="24"/>
           <w:u w:val="single"/>
         </w:rPr>
-        <w:hyperlink r:id="rId22" w:history="1">
+        <w:hyperlink r:id="rId23" w:history="1">
           <w:r>
             <w:rPr>
               <w:rStyle w:val="Hyperlink"/>
@@ -3693,7 +3858,7 @@
           <w:sz w:val="24"/>
           <w:u w:val="single"/>
         </w:rPr>
-        <w:hyperlink r:id="rId23" w:history="1">
+        <w:hyperlink r:id="rId24" w:history="1">
           <w:r>
             <w:rPr>
               <w:rStyle w:val="Hyperlink"/>
@@ -3711,7 +3876,7 @@
           <w:sz w:val="24"/>
           <w:u w:val="single"/>
         </w:rPr>
-        <w:hyperlink r:id="rId23" w:history="1">
+        <w:hyperlink r:id="rId24" w:history="1">
           <w:r>
             <w:rPr>
               <w:rStyle w:val="Hyperlink"/>
@@ -3740,7 +3905,7 @@
           <w:sz w:val="24"/>
           <w:u w:val="single"/>
         </w:rPr>
-        <w:hyperlink r:id="rId23" w:history="1">
+        <w:hyperlink r:id="rId24" w:history="1">
           <w:r>
             <w:rPr>
               <w:rStyle w:val="Hyperlink"/>
@@ -3769,7 +3934,7 @@
           <w:sz w:val="24"/>
           <w:u w:val="single"/>
         </w:rPr>
-        <w:hyperlink r:id="rId23" w:history="1">
+        <w:hyperlink r:id="rId24" w:history="1">
           <w:r>
             <w:rPr>
               <w:rStyle w:val="Hyperlink"/>
@@ -3837,7 +4002,7 @@
           <w:sz w:val="24"/>
           <w:u w:val="single"/>
         </w:rPr>
-        <w:hyperlink r:id="rId24" w:history="1">
+        <w:hyperlink r:id="rId25" w:history="1">
           <w:r>
             <w:rPr>
               <w:rStyle w:val="Hyperlink"/>
@@ -3893,7 +4058,7 @@
           <w:sz w:val="24"/>
           <w:u w:val="single"/>
         </w:rPr>
-        <w:hyperlink r:id="rId25" w:history="1">
+        <w:hyperlink r:id="rId26" w:history="1">
           <w:r>
             <w:rPr>
               <w:rStyle w:val="Hyperlink"/>
@@ -3921,7 +4086,7 @@
           <w:sz w:val="24"/>
           <w:u w:val="single"/>
         </w:rPr>
-        <w:hyperlink r:id="rId26" w:history="1">
+        <w:hyperlink r:id="rId27" w:history="1">
           <w:r>
             <w:rPr>
               <w:rStyle w:val="Hyperlink"/>
@@ -3950,7 +4115,7 @@
           <w:sz w:val="24"/>
           <w:u w:val="single"/>
         </w:rPr>
-        <w:hyperlink r:id="rId26" w:history="1">
+        <w:hyperlink r:id="rId27" w:history="1">
           <w:r>
             <w:rPr>
               <w:rStyle w:val="Hyperlink"/>
@@ -3968,7 +4133,7 @@
           <w:sz w:val="24"/>
           <w:u w:val="single"/>
         </w:rPr>
-        <w:hyperlink r:id="rId24" w:history="1">
+        <w:hyperlink r:id="rId27" w:history="1">
           <w:r>
             <w:rPr>
               <w:rStyle w:val="Hyperlink"/>
@@ -3997,8 +4162,16 @@
           <w:i w:val="0"/>
           <w:color w:val="0000FF"/>
           <w:sz w:val="24"/>
-        </w:rPr>
-        <w:t>Mus</w:t>
+          <w:u w:val="single"/>
+        </w:rPr>
+        <w:hyperlink r:id="rId15" w:history="1">
+          <w:r>
+            <w:rPr>
+              <w:rStyle w:val="Hyperlink"/>
+            </w:rPr>
+            <w:t>Mus</w:t>
+          </w:r>
+        </w:hyperlink>
       </w:r>
       <w:r>
         <w:rPr>
@@ -4009,7 +4182,7 @@
           <w:sz w:val="24"/>
           <w:u w:val="single"/>
         </w:rPr>
-        <w:hyperlink r:id="rId26" w:history="1">
+        <w:hyperlink r:id="rId15" w:history="1">
           <w:r>
             <w:rPr>
               <w:rStyle w:val="Hyperlink"/>
@@ -4038,7 +4211,7 @@
           <w:sz w:val="24"/>
           <w:u w:val="single"/>
         </w:rPr>
-        <w:hyperlink r:id="rId26" w:history="1">
+        <w:hyperlink r:id="rId27" w:history="1">
           <w:r>
             <w:rPr>
               <w:rStyle w:val="Hyperlink"/>
@@ -4056,7 +4229,7 @@
           <w:sz w:val="24"/>
           <w:u w:val="single"/>
         </w:rPr>
-        <w:hyperlink r:id="rId26" w:history="1">
+        <w:hyperlink r:id="rId27" w:history="1">
           <w:r>
             <w:rPr>
               <w:rStyle w:val="Hyperlink"/>
@@ -4074,7 +4247,7 @@
           <w:color w:val="000000"/>
           <w:sz w:val="24"/>
         </w:rPr>
-        <w:hyperlink r:id="rId26" w:history="1">
+        <w:hyperlink r:id="rId27" w:history="1">
           <w:r>
             <w:rPr>
               <w:rStyle w:val="Hyperlink"/>
@@ -4152,7 +4325,7 @@
           <w:sz w:val="24"/>
           <w:u w:val="single"/>
         </w:rPr>
-        <w:hyperlink r:id="rId27" w:history="1">
+        <w:hyperlink r:id="rId28" w:history="1">
           <w:r>
             <w:rPr>
               <w:rStyle w:val="Hyperlink"/>
@@ -4181,7 +4354,7 @@
           <w:sz w:val="24"/>
           <w:u w:val="single"/>
         </w:rPr>
-        <w:hyperlink r:id="rId27" w:history="1">
+        <w:hyperlink r:id="rId28" w:history="1">
           <w:r>
             <w:rPr>
               <w:rStyle w:val="Hyperlink"/>
@@ -4210,7 +4383,7 @@
           <w:sz w:val="24"/>
           <w:u w:val="single"/>
         </w:rPr>
-        <w:hyperlink r:id="rId27" w:history="1">
+        <w:hyperlink r:id="rId28" w:history="1">
           <w:r>
             <w:rPr>
               <w:rStyle w:val="Hyperlink"/>
@@ -4308,7 +4481,7 @@
           <w:sz w:val="24"/>
           <w:u w:val="single"/>
         </w:rPr>
-        <w:hyperlink r:id="rId28" w:history="1">
+        <w:hyperlink r:id="rId29" w:history="1">
           <w:r>
             <w:rPr>
               <w:rStyle w:val="Hyperlink"/>
@@ -4336,7 +4509,7 @@
           <w:sz w:val="24"/>
           <w:u w:val="single"/>
         </w:rPr>
-        <w:hyperlink r:id="rId29" w:history="1">
+        <w:hyperlink r:id="rId30" w:history="1">
           <w:r>
             <w:rPr>
               <w:rStyle w:val="Hyperlink"/>
@@ -4374,7 +4547,7 @@
           <w:color w:val="000000"/>
           <w:sz w:val="24"/>
         </w:rPr>
-        <w:hyperlink r:id="rId28" w:history="1">
+        <w:hyperlink r:id="rId29" w:history="1">
           <w:r>
             <w:rPr>
               <w:rStyle w:val="Hyperlink"/>
@@ -4402,7 +4575,7 @@
           <w:color w:val="000000"/>
           <w:sz w:val="24"/>
         </w:rPr>
-        <w:hyperlink r:id="rId29" w:history="1">
+        <w:hyperlink r:id="rId30" w:history="1">
           <w:r>
             <w:rPr>
               <w:rStyle w:val="Hyperlink"/>

--- a/EXPORTS/DOCX/published/niveau2/Dutch/Indonesia.docx
+++ b/EXPORTS/DOCX/published/niveau2/Dutch/Indonesia.docx
@@ -1241,25 +1241,7 @@
           <w:color w:val="000000"/>
           <w:sz w:val="24"/>
         </w:rPr>
-        <w:t>gedetailleerde informatie e</w:t>
-      </w:r>
-      <w:r>
-        <w:rPr>
-          <w:u w:val="single" w:color="0000ff"/>
-          <w:rFonts w:ascii="Charis SIL Regular" w:hAnsi="Charis SIL Regular" w:eastAsia="Charis SIL Regular"/>
-          <w:b w:val="0"/>
-          <w:i w:val="0"/>
-          <w:color w:val="000000"/>
-          <w:sz w:val="24"/>
-        </w:rPr>
-        <w:hyperlink r:id="rId12" w:history="1">
-          <w:r>
-            <w:rPr>
-              <w:rStyle w:val="Hyperlink"/>
-            </w:rPr>
-            <w:t>n bronn</w:t>
-          </w:r>
-        </w:hyperlink>
+        <w:t>gedetailleerde informatie en bronn</w:t>
       </w:r>
       <w:r>
         <w:rPr>
@@ -2487,28 +2469,7 @@
           <w:color w:val="000000"/>
           <w:sz w:val="24"/>
         </w:rPr>
-        <w:t>zendelingen en missionarissen, zie de des</w:t>
-      </w:r>
-      <w:r>
-        <w:rPr>
-          <w:u w:val="single" w:color="0000ff"/>
-          <w:rFonts w:ascii="Charis SIL Regular" w:hAnsi="Charis SIL Regular" w:eastAsia="Charis SIL Regular"/>
-          <w:b w:val="0"/>
-          <w:i w:val="0"/>
-          <w:color w:val="000000"/>
-          <w:sz w:val="24"/>
-        </w:rPr>
-        <w:t>betreffende</w:t>
-      </w:r>
-      <w:r>
-        <w:rPr>
-          <w:rFonts w:ascii="Charis SIL Regular" w:hAnsi="Charis SIL Regular" w:eastAsia="Charis SIL Regular"/>
-          <w:b w:val="0"/>
-          <w:i w:val="0"/>
-          <w:color w:val="000000"/>
-          <w:sz w:val="24"/>
-        </w:rPr>
-        <w:t xml:space="preserve"> </w:t>
+        <w:t xml:space="preserve">zendelingen en missionarissen, zie de desbetreffende </w:t>
       </w:r>
       <w:r>
         <w:rPr>
@@ -2519,7 +2480,7 @@
           <w:sz w:val="24"/>
           <w:u w:val="single"/>
         </w:rPr>
-        <w:hyperlink r:id="rId20" w:history="1">
+        <w:hyperlink r:id="rId19" w:history="1">
           <w:r>
             <w:rPr>
               <w:rStyle w:val="Hyperlink"/>
@@ -2856,7 +2817,7 @@
           <w:sz w:val="24"/>
           <w:u w:val="single"/>
         </w:rPr>
-        <w:hyperlink r:id="rId21" w:history="1">
+        <w:hyperlink r:id="rId20" w:history="1">
           <w:r>
             <w:rPr>
               <w:rStyle w:val="Hyperlink"/>
@@ -2885,7 +2846,7 @@
           <w:sz w:val="24"/>
           <w:u w:val="single"/>
         </w:rPr>
-        <w:hyperlink r:id="rId21" w:history="1">
+        <w:hyperlink r:id="rId20" w:history="1">
           <w:r>
             <w:rPr>
               <w:rStyle w:val="Hyperlink"/>
@@ -2914,7 +2875,7 @@
           <w:sz w:val="24"/>
           <w:u w:val="single"/>
         </w:rPr>
-        <w:hyperlink r:id="rId21" w:history="1">
+        <w:hyperlink r:id="rId20" w:history="1">
           <w:r>
             <w:rPr>
               <w:rStyle w:val="Hyperlink"/>
@@ -2943,7 +2904,7 @@
           <w:sz w:val="24"/>
           <w:u w:val="single"/>
         </w:rPr>
-        <w:hyperlink r:id="rId21" w:history="1">
+        <w:hyperlink r:id="rId20" w:history="1">
           <w:r>
             <w:rPr>
               <w:rStyle w:val="Hyperlink"/>
@@ -2961,7 +2922,7 @@
           <w:sz w:val="24"/>
           <w:u w:val="single"/>
         </w:rPr>
-        <w:hyperlink r:id="rId10" w:history="1">
+        <w:hyperlink r:id="rId20" w:history="1">
           <w:r>
             <w:rPr>
               <w:rStyle w:val="Hyperlink"/>
@@ -2990,7 +2951,7 @@
           <w:sz w:val="24"/>
           <w:u w:val="single"/>
         </w:rPr>
-        <w:hyperlink r:id="rId10" w:history="1">
+        <w:hyperlink r:id="rId20" w:history="1">
           <w:r>
             <w:rPr>
               <w:rStyle w:val="Hyperlink"/>
@@ -3009,6 +2970,71 @@
           <w:u w:val="single"/>
         </w:rPr>
         <w:t xml:space="preserve"> </w:t>
+      </w:r>
+      <w:r>
+        <w:rPr>
+          <w:rFonts w:ascii="Charis SIL Regular" w:hAnsi="Charis SIL Regular" w:eastAsia="Charis SIL Regular"/>
+          <w:b w:val="0"/>
+          <w:i w:val="0"/>
+          <w:color w:val="0000FF"/>
+          <w:sz w:val="24"/>
+          <w:u w:val="single"/>
+        </w:rPr>
+        <w:hyperlink r:id="rId20" w:history="1">
+          <w:r>
+            <w:rPr>
+              <w:rStyle w:val="Hyperlink"/>
+            </w:rPr>
+            <w:t>e</w:t>
+          </w:r>
+        </w:hyperlink>
+      </w:r>
+      <w:r>
+        <w:rPr>
+          <w:rFonts w:ascii="Charis SIL Regular" w:hAnsi="Charis SIL Regular" w:eastAsia="Charis SIL Regular"/>
+          <w:b w:val="0"/>
+          <w:i w:val="0"/>
+          <w:color w:val="0000FF"/>
+          <w:sz w:val="24"/>
+          <w:u w:val="single"/>
+        </w:rPr>
+        <w:hyperlink r:id="rId10" w:history="1">
+          <w:r>
+            <w:rPr>
+              <w:rStyle w:val="Hyperlink"/>
+            </w:rPr>
+            <w:t>n</w:t>
+          </w:r>
+        </w:hyperlink>
+      </w:r>
+      <w:r>
+        <w:rPr>
+          <w:rFonts w:ascii="Charis SIL Regular" w:hAnsi="Charis SIL Regular" w:eastAsia="Charis SIL Regular"/>
+          <w:b w:val="0"/>
+          <w:i w:val="0"/>
+          <w:color w:val="0000FF"/>
+          <w:sz w:val="24"/>
+          <w:u w:val="single"/>
+        </w:rPr>
+        <w:t xml:space="preserve"> </w:t>
+      </w:r>
+      <w:r>
+        <w:rPr>
+          <w:rFonts w:ascii="Charis SIL Regular" w:hAnsi="Charis SIL Regular" w:eastAsia="Charis SIL Regular"/>
+          <w:b w:val="0"/>
+          <w:i w:val="0"/>
+          <w:color w:val="0000FF"/>
+          <w:sz w:val="24"/>
+          <w:u w:val="single"/>
+        </w:rPr>
+        <w:hyperlink r:id="rId10" w:history="1">
+          <w:r>
+            <w:rPr>
+              <w:rStyle w:val="Hyperlink"/>
+            </w:rPr>
+            <w:t>Volkenkund</w:t>
+          </w:r>
+        </w:hyperlink>
       </w:r>
       <w:r>
         <w:rPr>
@@ -3030,71 +3056,6 @@
       </w:r>
       <w:r>
         <w:rPr>
-          <w:rFonts w:ascii="Charis SIL Regular" w:hAnsi="Charis SIL Regular" w:eastAsia="Charis SIL Regular"/>
-          <w:b w:val="0"/>
-          <w:i w:val="0"/>
-          <w:color w:val="0000FF"/>
-          <w:sz w:val="24"/>
-          <w:u w:val="single"/>
-        </w:rPr>
-        <w:hyperlink r:id="rId10" w:history="1">
-          <w:r>
-            <w:rPr>
-              <w:rStyle w:val="Hyperlink"/>
-            </w:rPr>
-            <w:t>n</w:t>
-          </w:r>
-        </w:hyperlink>
-      </w:r>
-      <w:r>
-        <w:rPr>
-          <w:rFonts w:ascii="Charis SIL Regular" w:hAnsi="Charis SIL Regular" w:eastAsia="Charis SIL Regular"/>
-          <w:b w:val="0"/>
-          <w:i w:val="0"/>
-          <w:color w:val="0000FF"/>
-          <w:sz w:val="24"/>
-          <w:u w:val="single"/>
-        </w:rPr>
-        <w:t xml:space="preserve"> </w:t>
-      </w:r>
-      <w:r>
-        <w:rPr>
-          <w:rFonts w:ascii="Charis SIL Regular" w:hAnsi="Charis SIL Regular" w:eastAsia="Charis SIL Regular"/>
-          <w:b w:val="0"/>
-          <w:i w:val="0"/>
-          <w:color w:val="0000FF"/>
-          <w:sz w:val="24"/>
-          <w:u w:val="single"/>
-        </w:rPr>
-        <w:hyperlink r:id="rId10" w:history="1">
-          <w:r>
-            <w:rPr>
-              <w:rStyle w:val="Hyperlink"/>
-            </w:rPr>
-            <w:t>Volkenkund</w:t>
-          </w:r>
-        </w:hyperlink>
-      </w:r>
-      <w:r>
-        <w:rPr>
-          <w:rFonts w:ascii="Charis SIL Regular" w:hAnsi="Charis SIL Regular" w:eastAsia="Charis SIL Regular"/>
-          <w:b w:val="0"/>
-          <w:i w:val="0"/>
-          <w:color w:val="0000FF"/>
-          <w:sz w:val="24"/>
-          <w:u w:val="single"/>
-        </w:rPr>
-        <w:hyperlink r:id="rId10" w:history="1">
-          <w:r>
-            <w:rPr>
-              <w:rStyle w:val="Hyperlink"/>
-            </w:rPr>
-            <w:t>e</w:t>
-          </w:r>
-        </w:hyperlink>
-      </w:r>
-      <w:r>
-        <w:rPr>
           <w:u w:val="single" w:color="0000ff"/>
           <w:rFonts w:ascii="Charis SIL Regular" w:hAnsi="Charis SIL Regular" w:eastAsia="Charis SIL Regular"/>
           <w:b w:val="0"/>
@@ -3229,7 +3190,7 @@
           <w:color w:val="000000"/>
           <w:sz w:val="24"/>
         </w:rPr>
-        <w:hyperlink r:id="rId21" w:history="1">
+        <w:hyperlink r:id="rId20" w:history="1">
           <w:r>
             <w:rPr>
               <w:rStyle w:val="Hyperlink"/>
@@ -3247,7 +3208,7 @@
           <w:color w:val="000000"/>
           <w:sz w:val="24"/>
         </w:rPr>
-        <w:hyperlink r:id="rId21" w:history="1">
+        <w:hyperlink r:id="rId20" w:history="1">
           <w:r>
             <w:rPr>
               <w:rStyle w:val="Hyperlink"/>
@@ -3265,7 +3226,7 @@
           <w:color w:val="000000"/>
           <w:sz w:val="24"/>
         </w:rPr>
-        <w:hyperlink r:id="rId21" w:history="1">
+        <w:hyperlink r:id="rId20" w:history="1">
           <w:r>
             <w:rPr>
               <w:rStyle w:val="Hyperlink"/>
@@ -3283,7 +3244,7 @@
           <w:color w:val="000000"/>
           <w:sz w:val="24"/>
         </w:rPr>
-        <w:hyperlink r:id="rId21" w:history="1">
+        <w:hyperlink r:id="rId20" w:history="1">
           <w:r>
             <w:rPr>
               <w:rStyle w:val="Hyperlink"/>
@@ -3301,7 +3262,7 @@
           <w:color w:val="000000"/>
           <w:sz w:val="24"/>
         </w:rPr>
-        <w:hyperlink r:id="rId21" w:history="1">
+        <w:hyperlink r:id="rId20" w:history="1">
           <w:r>
             <w:rPr>
               <w:rStyle w:val="Hyperlink"/>
@@ -3319,7 +3280,7 @@
           <w:color w:val="000000"/>
           <w:sz w:val="24"/>
         </w:rPr>
-        <w:hyperlink r:id="rId21" w:history="1">
+        <w:hyperlink r:id="rId20" w:history="1">
           <w:r>
             <w:rPr>
               <w:rStyle w:val="Hyperlink"/>
@@ -3337,7 +3298,7 @@
           <w:color w:val="000000"/>
           <w:sz w:val="24"/>
         </w:rPr>
-        <w:hyperlink r:id="rId21" w:history="1">
+        <w:hyperlink r:id="rId20" w:history="1">
           <w:r>
             <w:rPr>
               <w:rStyle w:val="Hyperlink"/>
@@ -3355,7 +3316,7 @@
           <w:color w:val="000000"/>
           <w:sz w:val="24"/>
         </w:rPr>
-        <w:hyperlink r:id="rId21" w:history="1">
+        <w:hyperlink r:id="rId20" w:history="1">
           <w:r>
             <w:rPr>
               <w:rStyle w:val="Hyperlink"/>
@@ -3373,7 +3334,7 @@
           <w:color w:val="000000"/>
           <w:sz w:val="24"/>
         </w:rPr>
-        <w:hyperlink r:id="rId21" w:history="1">
+        <w:hyperlink r:id="rId20" w:history="1">
           <w:r>
             <w:rPr>
               <w:rStyle w:val="Hyperlink"/>
@@ -3457,7 +3418,7 @@
           <w:sz w:val="24"/>
           <w:u w:val="single"/>
         </w:rPr>
-        <w:hyperlink r:id="rId22" w:history="1">
+        <w:hyperlink r:id="rId21" w:history="1">
           <w:r>
             <w:rPr>
               <w:rStyle w:val="Hyperlink"/>
@@ -3637,7 +3598,7 @@
           <w:sz w:val="24"/>
           <w:u w:val="single"/>
         </w:rPr>
-        <w:hyperlink r:id="rId23" w:history="1">
+        <w:hyperlink r:id="rId22" w:history="1">
           <w:r>
             <w:rPr>
               <w:rStyle w:val="Hyperlink"/>
@@ -3858,7 +3819,7 @@
           <w:sz w:val="24"/>
           <w:u w:val="single"/>
         </w:rPr>
-        <w:hyperlink r:id="rId24" w:history="1">
+        <w:hyperlink r:id="rId23" w:history="1">
           <w:r>
             <w:rPr>
               <w:rStyle w:val="Hyperlink"/>
@@ -3876,7 +3837,7 @@
           <w:sz w:val="24"/>
           <w:u w:val="single"/>
         </w:rPr>
-        <w:hyperlink r:id="rId24" w:history="1">
+        <w:hyperlink r:id="rId23" w:history="1">
           <w:r>
             <w:rPr>
               <w:rStyle w:val="Hyperlink"/>
@@ -3905,7 +3866,7 @@
           <w:sz w:val="24"/>
           <w:u w:val="single"/>
         </w:rPr>
-        <w:hyperlink r:id="rId24" w:history="1">
+        <w:hyperlink r:id="rId23" w:history="1">
           <w:r>
             <w:rPr>
               <w:rStyle w:val="Hyperlink"/>
@@ -3934,7 +3895,7 @@
           <w:sz w:val="24"/>
           <w:u w:val="single"/>
         </w:rPr>
-        <w:hyperlink r:id="rId24" w:history="1">
+        <w:hyperlink r:id="rId23" w:history="1">
           <w:r>
             <w:rPr>
               <w:rStyle w:val="Hyperlink"/>
@@ -4002,7 +3963,7 @@
           <w:sz w:val="24"/>
           <w:u w:val="single"/>
         </w:rPr>
-        <w:hyperlink r:id="rId25" w:history="1">
+        <w:hyperlink r:id="rId24" w:history="1">
           <w:r>
             <w:rPr>
               <w:rStyle w:val="Hyperlink"/>
@@ -4058,7 +4019,7 @@
           <w:sz w:val="24"/>
           <w:u w:val="single"/>
         </w:rPr>
-        <w:hyperlink r:id="rId26" w:history="1">
+        <w:hyperlink r:id="rId25" w:history="1">
           <w:r>
             <w:rPr>
               <w:rStyle w:val="Hyperlink"/>
@@ -4086,7 +4047,7 @@
           <w:sz w:val="24"/>
           <w:u w:val="single"/>
         </w:rPr>
-        <w:hyperlink r:id="rId27" w:history="1">
+        <w:hyperlink r:id="rId26" w:history="1">
           <w:r>
             <w:rPr>
               <w:rStyle w:val="Hyperlink"/>
@@ -4115,7 +4076,7 @@
           <w:sz w:val="24"/>
           <w:u w:val="single"/>
         </w:rPr>
-        <w:hyperlink r:id="rId27" w:history="1">
+        <w:hyperlink r:id="rId26" w:history="1">
           <w:r>
             <w:rPr>
               <w:rStyle w:val="Hyperlink"/>
@@ -4133,7 +4094,7 @@
           <w:sz w:val="24"/>
           <w:u w:val="single"/>
         </w:rPr>
-        <w:hyperlink r:id="rId27" w:history="1">
+        <w:hyperlink r:id="rId24" w:history="1">
           <w:r>
             <w:rPr>
               <w:rStyle w:val="Hyperlink"/>
@@ -4182,7 +4143,7 @@
           <w:sz w:val="24"/>
           <w:u w:val="single"/>
         </w:rPr>
-        <w:hyperlink r:id="rId15" w:history="1">
+        <w:hyperlink r:id="rId26" w:history="1">
           <w:r>
             <w:rPr>
               <w:rStyle w:val="Hyperlink"/>
@@ -4211,7 +4172,7 @@
           <w:sz w:val="24"/>
           <w:u w:val="single"/>
         </w:rPr>
-        <w:hyperlink r:id="rId27" w:history="1">
+        <w:hyperlink r:id="rId26" w:history="1">
           <w:r>
             <w:rPr>
               <w:rStyle w:val="Hyperlink"/>
@@ -4229,7 +4190,7 @@
           <w:sz w:val="24"/>
           <w:u w:val="single"/>
         </w:rPr>
-        <w:hyperlink r:id="rId27" w:history="1">
+        <w:hyperlink r:id="rId26" w:history="1">
           <w:r>
             <w:rPr>
               <w:rStyle w:val="Hyperlink"/>
@@ -4247,7 +4208,7 @@
           <w:color w:val="000000"/>
           <w:sz w:val="24"/>
         </w:rPr>
-        <w:hyperlink r:id="rId27" w:history="1">
+        <w:hyperlink r:id="rId26" w:history="1">
           <w:r>
             <w:rPr>
               <w:rStyle w:val="Hyperlink"/>
@@ -4325,7 +4286,7 @@
           <w:sz w:val="24"/>
           <w:u w:val="single"/>
         </w:rPr>
-        <w:hyperlink r:id="rId28" w:history="1">
+        <w:hyperlink r:id="rId27" w:history="1">
           <w:r>
             <w:rPr>
               <w:rStyle w:val="Hyperlink"/>
@@ -4354,7 +4315,7 @@
           <w:sz w:val="24"/>
           <w:u w:val="single"/>
         </w:rPr>
-        <w:hyperlink r:id="rId28" w:history="1">
+        <w:hyperlink r:id="rId27" w:history="1">
           <w:r>
             <w:rPr>
               <w:rStyle w:val="Hyperlink"/>
@@ -4383,7 +4344,7 @@
           <w:sz w:val="24"/>
           <w:u w:val="single"/>
         </w:rPr>
-        <w:hyperlink r:id="rId28" w:history="1">
+        <w:hyperlink r:id="rId27" w:history="1">
           <w:r>
             <w:rPr>
               <w:rStyle w:val="Hyperlink"/>
@@ -4481,7 +4442,7 @@
           <w:sz w:val="24"/>
           <w:u w:val="single"/>
         </w:rPr>
-        <w:hyperlink r:id="rId29" w:history="1">
+        <w:hyperlink r:id="rId28" w:history="1">
           <w:r>
             <w:rPr>
               <w:rStyle w:val="Hyperlink"/>
@@ -4509,7 +4470,7 @@
           <w:sz w:val="24"/>
           <w:u w:val="single"/>
         </w:rPr>
-        <w:hyperlink r:id="rId30" w:history="1">
+        <w:hyperlink r:id="rId29" w:history="1">
           <w:r>
             <w:rPr>
               <w:rStyle w:val="Hyperlink"/>
@@ -4547,7 +4508,7 @@
           <w:color w:val="000000"/>
           <w:sz w:val="24"/>
         </w:rPr>
-        <w:hyperlink r:id="rId29" w:history="1">
+        <w:hyperlink r:id="rId28" w:history="1">
           <w:r>
             <w:rPr>
               <w:rStyle w:val="Hyperlink"/>
@@ -4575,7 +4536,7 @@
           <w:color w:val="000000"/>
           <w:sz w:val="24"/>
         </w:rPr>
-        <w:hyperlink r:id="rId30" w:history="1">
+        <w:hyperlink r:id="rId29" w:history="1">
           <w:r>
             <w:rPr>
               <w:rStyle w:val="Hyperlink"/>

--- a/EXPORTS/DOCX/published/niveau2/Dutch/Indonesia.docx
+++ b/EXPORTS/DOCX/published/niveau2/Dutch/Indonesia.docx
@@ -406,25 +406,7 @@
           <w:color w:val="000000"/>
           <w:sz w:val="24"/>
         </w:rPr>
-        <w:t xml:space="preserve">informatie </w:t>
-      </w:r>
-      <w:r>
-        <w:rPr>
-          <w:u w:val="single" w:color="0000ff"/>
-          <w:rFonts w:ascii="Charis SIL Regular" w:hAnsi="Charis SIL Regular" w:eastAsia="Charis SIL Regular"/>
-          <w:b w:val="0"/>
-          <w:i w:val="0"/>
-          <w:color w:val="000000"/>
-          <w:sz w:val="24"/>
-        </w:rPr>
-        <w:hyperlink r:id="rId9" w:history="1">
-          <w:r>
-            <w:rPr>
-              <w:rStyle w:val="Hyperlink"/>
-            </w:rPr>
-            <w:t>hierover.</w:t>
-          </w:r>
-        </w:hyperlink>
+        <w:t>informatie hierover.</w:t>
       </w:r>
     </w:p>
     <w:p>
@@ -1241,7 +1223,25 @@
           <w:color w:val="000000"/>
           <w:sz w:val="24"/>
         </w:rPr>
-        <w:t>gedetailleerde informatie en bronn</w:t>
+        <w:t>gedetailleerde informatie e</w:t>
+      </w:r>
+      <w:r>
+        <w:rPr>
+          <w:u w:val="single" w:color="0000ff"/>
+          <w:rFonts w:ascii="Charis SIL Regular" w:hAnsi="Charis SIL Regular" w:eastAsia="Charis SIL Regular"/>
+          <w:b w:val="0"/>
+          <w:i w:val="0"/>
+          <w:color w:val="000000"/>
+          <w:sz w:val="24"/>
+        </w:rPr>
+        <w:hyperlink r:id="rId12" w:history="1">
+          <w:r>
+            <w:rPr>
+              <w:rStyle w:val="Hyperlink"/>
+            </w:rPr>
+            <w:t>n bronn</w:t>
+          </w:r>
+        </w:hyperlink>
       </w:r>
       <w:r>
         <w:rPr>
@@ -2815,226 +2815,8 @@
           <w:i w:val="0"/>
           <w:color w:val="0000FF"/>
           <w:sz w:val="24"/>
-          <w:u w:val="single"/>
-        </w:rPr>
-        <w:hyperlink r:id="rId20" w:history="1">
-          <w:r>
-            <w:rPr>
-              <w:rStyle w:val="Hyperlink"/>
-            </w:rPr>
-            <w:t>Koninklijk</w:t>
-          </w:r>
-        </w:hyperlink>
-      </w:r>
-      <w:r>
-        <w:rPr>
-          <w:rFonts w:ascii="Charis SIL Regular" w:hAnsi="Charis SIL Regular" w:eastAsia="Charis SIL Regular"/>
-          <w:b w:val="0"/>
-          <w:i w:val="0"/>
-          <w:color w:val="0000FF"/>
-          <w:sz w:val="24"/>
-          <w:u w:val="single"/>
-        </w:rPr>
-        <w:t xml:space="preserve"> </w:t>
-      </w:r>
-      <w:r>
-        <w:rPr>
-          <w:rFonts w:ascii="Charis SIL Regular" w:hAnsi="Charis SIL Regular" w:eastAsia="Charis SIL Regular"/>
-          <w:b w:val="0"/>
-          <w:i w:val="0"/>
-          <w:color w:val="0000FF"/>
-          <w:sz w:val="24"/>
-          <w:u w:val="single"/>
-        </w:rPr>
-        <w:hyperlink r:id="rId20" w:history="1">
-          <w:r>
-            <w:rPr>
-              <w:rStyle w:val="Hyperlink"/>
-            </w:rPr>
-            <w:t>Instituut</w:t>
-          </w:r>
-        </w:hyperlink>
-      </w:r>
-      <w:r>
-        <w:rPr>
-          <w:rFonts w:ascii="Charis SIL Regular" w:hAnsi="Charis SIL Regular" w:eastAsia="Charis SIL Regular"/>
-          <w:b w:val="0"/>
-          <w:i w:val="0"/>
-          <w:color w:val="0000FF"/>
-          <w:sz w:val="24"/>
-          <w:u w:val="single"/>
-        </w:rPr>
-        <w:t xml:space="preserve"> </w:t>
-      </w:r>
-      <w:r>
-        <w:rPr>
-          <w:rFonts w:ascii="Charis SIL Regular" w:hAnsi="Charis SIL Regular" w:eastAsia="Charis SIL Regular"/>
-          <w:b w:val="0"/>
-          <w:i w:val="0"/>
-          <w:color w:val="0000FF"/>
-          <w:sz w:val="24"/>
-          <w:u w:val="single"/>
-        </w:rPr>
-        <w:hyperlink r:id="rId20" w:history="1">
-          <w:r>
-            <w:rPr>
-              <w:rStyle w:val="Hyperlink"/>
-            </w:rPr>
-            <w:t>voor</w:t>
-          </w:r>
-        </w:hyperlink>
-      </w:r>
-      <w:r>
-        <w:rPr>
-          <w:rFonts w:ascii="Charis SIL Regular" w:hAnsi="Charis SIL Regular" w:eastAsia="Charis SIL Regular"/>
-          <w:b w:val="0"/>
-          <w:i w:val="0"/>
-          <w:color w:val="0000FF"/>
-          <w:sz w:val="24"/>
-          <w:u w:val="single"/>
-        </w:rPr>
-        <w:t xml:space="preserve"> </w:t>
-      </w:r>
-      <w:r>
-        <w:rPr>
-          <w:rFonts w:ascii="Charis SIL Regular" w:hAnsi="Charis SIL Regular" w:eastAsia="Charis SIL Regular"/>
-          <w:b w:val="0"/>
-          <w:i w:val="0"/>
-          <w:color w:val="0000FF"/>
-          <w:sz w:val="24"/>
-          <w:u w:val="single"/>
-        </w:rPr>
-        <w:hyperlink r:id="rId20" w:history="1">
-          <w:r>
-            <w:rPr>
-              <w:rStyle w:val="Hyperlink"/>
-            </w:rPr>
-            <w:t>Ta</w:t>
-          </w:r>
-        </w:hyperlink>
-      </w:r>
-      <w:r>
-        <w:rPr>
-          <w:rFonts w:ascii="Charis SIL Regular" w:hAnsi="Charis SIL Regular" w:eastAsia="Charis SIL Regular"/>
-          <w:b w:val="0"/>
-          <w:i w:val="0"/>
-          <w:color w:val="0000FF"/>
-          <w:sz w:val="24"/>
-          <w:u w:val="single"/>
-        </w:rPr>
-        <w:hyperlink r:id="rId20" w:history="1">
-          <w:r>
-            <w:rPr>
-              <w:rStyle w:val="Hyperlink"/>
-            </w:rPr>
-            <w:t>al-,</w:t>
-          </w:r>
-        </w:hyperlink>
-      </w:r>
-      <w:r>
-        <w:rPr>
-          <w:rFonts w:ascii="Charis SIL Regular" w:hAnsi="Charis SIL Regular" w:eastAsia="Charis SIL Regular"/>
-          <w:b w:val="0"/>
-          <w:i w:val="0"/>
-          <w:color w:val="0000FF"/>
-          <w:sz w:val="24"/>
-          <w:u w:val="single"/>
-        </w:rPr>
-        <w:t xml:space="preserve"> </w:t>
-      </w:r>
-      <w:r>
-        <w:rPr>
-          <w:rFonts w:ascii="Charis SIL Regular" w:hAnsi="Charis SIL Regular" w:eastAsia="Charis SIL Regular"/>
-          <w:b w:val="0"/>
-          <w:i w:val="0"/>
-          <w:color w:val="0000FF"/>
-          <w:sz w:val="24"/>
-          <w:u w:val="single"/>
-        </w:rPr>
-        <w:hyperlink r:id="rId20" w:history="1">
-          <w:r>
-            <w:rPr>
-              <w:rStyle w:val="Hyperlink"/>
-            </w:rPr>
-            <w:t>Land-</w:t>
-          </w:r>
-        </w:hyperlink>
-      </w:r>
-      <w:r>
-        <w:rPr>
-          <w:rFonts w:ascii="Charis SIL Regular" w:hAnsi="Charis SIL Regular" w:eastAsia="Charis SIL Regular"/>
-          <w:b w:val="0"/>
-          <w:i w:val="0"/>
-          <w:color w:val="0000FF"/>
-          <w:sz w:val="24"/>
-          <w:u w:val="single"/>
-        </w:rPr>
-        <w:t xml:space="preserve"> </w:t>
-      </w:r>
-      <w:r>
-        <w:rPr>
-          <w:rFonts w:ascii="Charis SIL Regular" w:hAnsi="Charis SIL Regular" w:eastAsia="Charis SIL Regular"/>
-          <w:b w:val="0"/>
-          <w:i w:val="0"/>
-          <w:color w:val="0000FF"/>
-          <w:sz w:val="24"/>
-          <w:u w:val="single"/>
-        </w:rPr>
-        <w:hyperlink r:id="rId20" w:history="1">
-          <w:r>
-            <w:rPr>
-              <w:rStyle w:val="Hyperlink"/>
-            </w:rPr>
-            <w:t>e</w:t>
-          </w:r>
-        </w:hyperlink>
-      </w:r>
-      <w:r>
-        <w:rPr>
-          <w:rFonts w:ascii="Charis SIL Regular" w:hAnsi="Charis SIL Regular" w:eastAsia="Charis SIL Regular"/>
-          <w:b w:val="0"/>
-          <w:i w:val="0"/>
-          <w:color w:val="0000FF"/>
-          <w:sz w:val="24"/>
-          <w:u w:val="single"/>
-        </w:rPr>
-        <w:hyperlink r:id="rId10" w:history="1">
-          <w:r>
-            <w:rPr>
-              <w:rStyle w:val="Hyperlink"/>
-            </w:rPr>
-            <w:t>n</w:t>
-          </w:r>
-        </w:hyperlink>
-      </w:r>
-      <w:r>
-        <w:rPr>
-          <w:rFonts w:ascii="Charis SIL Regular" w:hAnsi="Charis SIL Regular" w:eastAsia="Charis SIL Regular"/>
-          <w:b w:val="0"/>
-          <w:i w:val="0"/>
-          <w:color w:val="0000FF"/>
-          <w:sz w:val="24"/>
-          <w:u w:val="single"/>
-        </w:rPr>
-        <w:t xml:space="preserve"> </w:t>
-      </w:r>
-      <w:r>
-        <w:rPr>
-          <w:rFonts w:ascii="Charis SIL Regular" w:hAnsi="Charis SIL Regular" w:eastAsia="Charis SIL Regular"/>
-          <w:b w:val="0"/>
-          <w:i w:val="0"/>
-          <w:color w:val="0000FF"/>
-          <w:sz w:val="24"/>
-          <w:u w:val="single"/>
-        </w:rPr>
-        <w:hyperlink r:id="rId10" w:history="1">
-          <w:r>
-            <w:rPr>
-              <w:rStyle w:val="Hyperlink"/>
-            </w:rPr>
-            <w:t>Volkenkund</w:t>
-          </w:r>
-        </w:hyperlink>
+        </w:rPr>
+        <w:t>Koninklijk Instituut voor Taal-, Land- en Volkenkund</w:t>
       </w:r>
       <w:r>
         <w:rPr>
@@ -4123,16 +3905,8 @@
           <w:i w:val="0"/>
           <w:color w:val="0000FF"/>
           <w:sz w:val="24"/>
-          <w:u w:val="single"/>
-        </w:rPr>
-        <w:hyperlink r:id="rId15" w:history="1">
-          <w:r>
-            <w:rPr>
-              <w:rStyle w:val="Hyperlink"/>
-            </w:rPr>
-            <w:t>Mus</w:t>
-          </w:r>
-        </w:hyperlink>
+        </w:rPr>
+        <w:t>Mus</w:t>
       </w:r>
       <w:r>
         <w:rPr>

--- a/EXPORTS/DOCX/published/niveau2/Dutch/Indonesia.docx
+++ b/EXPORTS/DOCX/published/niveau2/Dutch/Indonesia.docx
@@ -406,7 +406,25 @@
           <w:color w:val="000000"/>
           <w:sz w:val="24"/>
         </w:rPr>
-        <w:t>informatie hierover.</w:t>
+        <w:t xml:space="preserve">informatie </w:t>
+      </w:r>
+      <w:r>
+        <w:rPr>
+          <w:u w:val="single" w:color="0000ff"/>
+          <w:rFonts w:ascii="Charis SIL Regular" w:hAnsi="Charis SIL Regular" w:eastAsia="Charis SIL Regular"/>
+          <w:b w:val="0"/>
+          <w:i w:val="0"/>
+          <w:color w:val="000000"/>
+          <w:sz w:val="24"/>
+        </w:rPr>
+        <w:hyperlink r:id="rId9" w:history="1">
+          <w:r>
+            <w:rPr>
+              <w:rStyle w:val="Hyperlink"/>
+            </w:rPr>
+            <w:t>hierover.</w:t>
+          </w:r>
+        </w:hyperlink>
       </w:r>
     </w:p>
     <w:p>
@@ -2498,7 +2516,7 @@
           <w:sz w:val="24"/>
           <w:u w:val="single"/>
         </w:rPr>
-        <w:hyperlink r:id="rId19" w:history="1">
+        <w:hyperlink r:id="rId20" w:history="1">
           <w:r>
             <w:rPr>
               <w:rStyle w:val="Hyperlink"/>
@@ -2972,12 +2990,23 @@
           <w:color w:val="000000"/>
           <w:sz w:val="24"/>
         </w:rPr>
-        <w:hyperlink r:id="rId20" w:history="1">
+        <w:t>en de bevindingen van wetenschappe</w:t>
+      </w:r>
+      <w:r>
+        <w:rPr>
+          <w:u w:val="single" w:color="0000ff"/>
+          <w:rFonts w:ascii="Charis SIL Regular" w:hAnsi="Charis SIL Regular" w:eastAsia="Charis SIL Regular"/>
+          <w:b w:val="0"/>
+          <w:i w:val="0"/>
+          <w:color w:val="000000"/>
+          <w:sz w:val="24"/>
+        </w:rPr>
+        <w:hyperlink r:id="rId21" w:history="1">
           <w:r>
             <w:rPr>
               <w:rStyle w:val="Hyperlink"/>
             </w:rPr>
-            <w:t>en de bevi</w:t>
+            <w:t>lij</w:t>
           </w:r>
         </w:hyperlink>
       </w:r>
@@ -2990,12 +3019,12 @@
           <w:color w:val="000000"/>
           <w:sz w:val="24"/>
         </w:rPr>
-        <w:hyperlink r:id="rId20" w:history="1">
+        <w:hyperlink r:id="rId21" w:history="1">
           <w:r>
             <w:rPr>
               <w:rStyle w:val="Hyperlink"/>
             </w:rPr>
-            <w:t xml:space="preserve">ndingen </w:t>
+            <w:t>k</w:t>
           </w:r>
         </w:hyperlink>
       </w:r>
@@ -3008,115 +3037,7 @@
           <w:color w:val="000000"/>
           <w:sz w:val="24"/>
         </w:rPr>
-        <w:hyperlink r:id="rId20" w:history="1">
-          <w:r>
-            <w:rPr>
-              <w:rStyle w:val="Hyperlink"/>
-            </w:rPr>
-            <w:t>v</w:t>
-          </w:r>
-        </w:hyperlink>
-      </w:r>
-      <w:r>
-        <w:rPr>
-          <w:u w:val="single" w:color="0000ff"/>
-          <w:rFonts w:ascii="Charis SIL Regular" w:hAnsi="Charis SIL Regular" w:eastAsia="Charis SIL Regular"/>
-          <w:b w:val="0"/>
-          <w:i w:val="0"/>
-          <w:color w:val="000000"/>
-          <w:sz w:val="24"/>
-        </w:rPr>
-        <w:hyperlink r:id="rId20" w:history="1">
-          <w:r>
-            <w:rPr>
-              <w:rStyle w:val="Hyperlink"/>
-            </w:rPr>
-            <w:t>an w</w:t>
-          </w:r>
-        </w:hyperlink>
-      </w:r>
-      <w:r>
-        <w:rPr>
-          <w:u w:val="single" w:color="0000ff"/>
-          <w:rFonts w:ascii="Charis SIL Regular" w:hAnsi="Charis SIL Regular" w:eastAsia="Charis SIL Regular"/>
-          <w:b w:val="0"/>
-          <w:i w:val="0"/>
-          <w:color w:val="000000"/>
-          <w:sz w:val="24"/>
-        </w:rPr>
-        <w:hyperlink r:id="rId20" w:history="1">
-          <w:r>
-            <w:rPr>
-              <w:rStyle w:val="Hyperlink"/>
-            </w:rPr>
-            <w:t>etens</w:t>
-          </w:r>
-        </w:hyperlink>
-      </w:r>
-      <w:r>
-        <w:rPr>
-          <w:u w:val="single" w:color="0000ff"/>
-          <w:rFonts w:ascii="Charis SIL Regular" w:hAnsi="Charis SIL Regular" w:eastAsia="Charis SIL Regular"/>
-          <w:b w:val="0"/>
-          <w:i w:val="0"/>
-          <w:color w:val="000000"/>
-          <w:sz w:val="24"/>
-        </w:rPr>
-        <w:hyperlink r:id="rId20" w:history="1">
-          <w:r>
-            <w:rPr>
-              <w:rStyle w:val="Hyperlink"/>
-            </w:rPr>
-            <w:t>c</w:t>
-          </w:r>
-        </w:hyperlink>
-      </w:r>
-      <w:r>
-        <w:rPr>
-          <w:u w:val="single" w:color="0000ff"/>
-          <w:rFonts w:ascii="Charis SIL Regular" w:hAnsi="Charis SIL Regular" w:eastAsia="Charis SIL Regular"/>
-          <w:b w:val="0"/>
-          <w:i w:val="0"/>
-          <w:color w:val="000000"/>
-          <w:sz w:val="24"/>
-        </w:rPr>
-        <w:hyperlink r:id="rId20" w:history="1">
-          <w:r>
-            <w:rPr>
-              <w:rStyle w:val="Hyperlink"/>
-            </w:rPr>
-            <w:t>happe</w:t>
-          </w:r>
-        </w:hyperlink>
-      </w:r>
-      <w:r>
-        <w:rPr>
-          <w:u w:val="single" w:color="0000ff"/>
-          <w:rFonts w:ascii="Charis SIL Regular" w:hAnsi="Charis SIL Regular" w:eastAsia="Charis SIL Regular"/>
-          <w:b w:val="0"/>
-          <w:i w:val="0"/>
-          <w:color w:val="000000"/>
-          <w:sz w:val="24"/>
-        </w:rPr>
-        <w:hyperlink r:id="rId20" w:history="1">
-          <w:r>
-            <w:rPr>
-              <w:rStyle w:val="Hyperlink"/>
-            </w:rPr>
-            <w:t>lijk</w:t>
-          </w:r>
-        </w:hyperlink>
-      </w:r>
-      <w:r>
-        <w:rPr>
-          <w:u w:val="single" w:color="0000ff"/>
-          <w:rFonts w:ascii="Charis SIL Regular" w:hAnsi="Charis SIL Regular" w:eastAsia="Charis SIL Regular"/>
-          <w:b w:val="0"/>
-          <w:i w:val="0"/>
-          <w:color w:val="000000"/>
-          <w:sz w:val="24"/>
-        </w:rPr>
-        <w:hyperlink r:id="rId20" w:history="1">
+        <w:hyperlink r:id="rId21" w:history="1">
           <w:r>
             <w:rPr>
               <w:rStyle w:val="Hyperlink"/>
@@ -3200,7 +3121,7 @@
           <w:sz w:val="24"/>
           <w:u w:val="single"/>
         </w:rPr>
-        <w:hyperlink r:id="rId21" w:history="1">
+        <w:hyperlink r:id="rId22" w:history="1">
           <w:r>
             <w:rPr>
               <w:rStyle w:val="Hyperlink"/>
@@ -3380,7 +3301,7 @@
           <w:sz w:val="24"/>
           <w:u w:val="single"/>
         </w:rPr>
-        <w:hyperlink r:id="rId22" w:history="1">
+        <w:hyperlink r:id="rId23" w:history="1">
           <w:r>
             <w:rPr>
               <w:rStyle w:val="Hyperlink"/>
@@ -3601,7 +3522,7 @@
           <w:sz w:val="24"/>
           <w:u w:val="single"/>
         </w:rPr>
-        <w:hyperlink r:id="rId23" w:history="1">
+        <w:hyperlink r:id="rId24" w:history="1">
           <w:r>
             <w:rPr>
               <w:rStyle w:val="Hyperlink"/>
@@ -3619,7 +3540,7 @@
           <w:sz w:val="24"/>
           <w:u w:val="single"/>
         </w:rPr>
-        <w:hyperlink r:id="rId23" w:history="1">
+        <w:hyperlink r:id="rId24" w:history="1">
           <w:r>
             <w:rPr>
               <w:rStyle w:val="Hyperlink"/>
@@ -3648,7 +3569,7 @@
           <w:sz w:val="24"/>
           <w:u w:val="single"/>
         </w:rPr>
-        <w:hyperlink r:id="rId23" w:history="1">
+        <w:hyperlink r:id="rId24" w:history="1">
           <w:r>
             <w:rPr>
               <w:rStyle w:val="Hyperlink"/>
@@ -3677,7 +3598,7 @@
           <w:sz w:val="24"/>
           <w:u w:val="single"/>
         </w:rPr>
-        <w:hyperlink r:id="rId23" w:history="1">
+        <w:hyperlink r:id="rId24" w:history="1">
           <w:r>
             <w:rPr>
               <w:rStyle w:val="Hyperlink"/>
@@ -3745,7 +3666,7 @@
           <w:sz w:val="24"/>
           <w:u w:val="single"/>
         </w:rPr>
-        <w:hyperlink r:id="rId24" w:history="1">
+        <w:hyperlink r:id="rId25" w:history="1">
           <w:r>
             <w:rPr>
               <w:rStyle w:val="Hyperlink"/>
@@ -3801,7 +3722,7 @@
           <w:sz w:val="24"/>
           <w:u w:val="single"/>
         </w:rPr>
-        <w:hyperlink r:id="rId25" w:history="1">
+        <w:hyperlink r:id="rId26" w:history="1">
           <w:r>
             <w:rPr>
               <w:rStyle w:val="Hyperlink"/>
@@ -3829,7 +3750,7 @@
           <w:sz w:val="24"/>
           <w:u w:val="single"/>
         </w:rPr>
-        <w:hyperlink r:id="rId26" w:history="1">
+        <w:hyperlink r:id="rId27" w:history="1">
           <w:r>
             <w:rPr>
               <w:rStyle w:val="Hyperlink"/>
@@ -3858,7 +3779,7 @@
           <w:sz w:val="24"/>
           <w:u w:val="single"/>
         </w:rPr>
-        <w:hyperlink r:id="rId26" w:history="1">
+        <w:hyperlink r:id="rId27" w:history="1">
           <w:r>
             <w:rPr>
               <w:rStyle w:val="Hyperlink"/>
@@ -3876,7 +3797,7 @@
           <w:sz w:val="24"/>
           <w:u w:val="single"/>
         </w:rPr>
-        <w:hyperlink r:id="rId24" w:history="1">
+        <w:hyperlink r:id="rId27" w:history="1">
           <w:r>
             <w:rPr>
               <w:rStyle w:val="Hyperlink"/>
@@ -3905,8 +3826,16 @@
           <w:i w:val="0"/>
           <w:color w:val="0000FF"/>
           <w:sz w:val="24"/>
-        </w:rPr>
-        <w:t>Mus</w:t>
+          <w:u w:val="single"/>
+        </w:rPr>
+        <w:hyperlink r:id="rId15" w:history="1">
+          <w:r>
+            <w:rPr>
+              <w:rStyle w:val="Hyperlink"/>
+            </w:rPr>
+            <w:t>Mus</w:t>
+          </w:r>
+        </w:hyperlink>
       </w:r>
       <w:r>
         <w:rPr>
@@ -3917,7 +3846,7 @@
           <w:sz w:val="24"/>
           <w:u w:val="single"/>
         </w:rPr>
-        <w:hyperlink r:id="rId26" w:history="1">
+        <w:hyperlink r:id="rId27" w:history="1">
           <w:r>
             <w:rPr>
               <w:rStyle w:val="Hyperlink"/>
@@ -3946,7 +3875,7 @@
           <w:sz w:val="24"/>
           <w:u w:val="single"/>
         </w:rPr>
-        <w:hyperlink r:id="rId26" w:history="1">
+        <w:hyperlink r:id="rId27" w:history="1">
           <w:r>
             <w:rPr>
               <w:rStyle w:val="Hyperlink"/>
@@ -3964,7 +3893,7 @@
           <w:sz w:val="24"/>
           <w:u w:val="single"/>
         </w:rPr>
-        <w:hyperlink r:id="rId26" w:history="1">
+        <w:hyperlink r:id="rId27" w:history="1">
           <w:r>
             <w:rPr>
               <w:rStyle w:val="Hyperlink"/>
@@ -3982,7 +3911,7 @@
           <w:color w:val="000000"/>
           <w:sz w:val="24"/>
         </w:rPr>
-        <w:hyperlink r:id="rId26" w:history="1">
+        <w:hyperlink r:id="rId27" w:history="1">
           <w:r>
             <w:rPr>
               <w:rStyle w:val="Hyperlink"/>
@@ -4060,7 +3989,7 @@
           <w:sz w:val="24"/>
           <w:u w:val="single"/>
         </w:rPr>
-        <w:hyperlink r:id="rId27" w:history="1">
+        <w:hyperlink r:id="rId28" w:history="1">
           <w:r>
             <w:rPr>
               <w:rStyle w:val="Hyperlink"/>
@@ -4089,7 +4018,7 @@
           <w:sz w:val="24"/>
           <w:u w:val="single"/>
         </w:rPr>
-        <w:hyperlink r:id="rId27" w:history="1">
+        <w:hyperlink r:id="rId28" w:history="1">
           <w:r>
             <w:rPr>
               <w:rStyle w:val="Hyperlink"/>
@@ -4118,7 +4047,7 @@
           <w:sz w:val="24"/>
           <w:u w:val="single"/>
         </w:rPr>
-        <w:hyperlink r:id="rId27" w:history="1">
+        <w:hyperlink r:id="rId28" w:history="1">
           <w:r>
             <w:rPr>
               <w:rStyle w:val="Hyperlink"/>
@@ -4216,7 +4145,7 @@
           <w:sz w:val="24"/>
           <w:u w:val="single"/>
         </w:rPr>
-        <w:hyperlink r:id="rId28" w:history="1">
+        <w:hyperlink r:id="rId29" w:history="1">
           <w:r>
             <w:rPr>
               <w:rStyle w:val="Hyperlink"/>
@@ -4244,7 +4173,7 @@
           <w:sz w:val="24"/>
           <w:u w:val="single"/>
         </w:rPr>
-        <w:hyperlink r:id="rId29" w:history="1">
+        <w:hyperlink r:id="rId30" w:history="1">
           <w:r>
             <w:rPr>
               <w:rStyle w:val="Hyperlink"/>
@@ -4282,7 +4211,7 @@
           <w:color w:val="000000"/>
           <w:sz w:val="24"/>
         </w:rPr>
-        <w:hyperlink r:id="rId28" w:history="1">
+        <w:hyperlink r:id="rId29" w:history="1">
           <w:r>
             <w:rPr>
               <w:rStyle w:val="Hyperlink"/>
@@ -4310,7 +4239,7 @@
           <w:color w:val="000000"/>
           <w:sz w:val="24"/>
         </w:rPr>
-        <w:hyperlink r:id="rId29" w:history="1">
+        <w:hyperlink r:id="rId30" w:history="1">
           <w:r>
             <w:rPr>
               <w:rStyle w:val="Hyperlink"/>

--- a/EXPORTS/DOCX/published/niveau2/Dutch/Indonesia.docx
+++ b/EXPORTS/DOCX/published/niveau2/Dutch/Indonesia.docx
@@ -1241,43 +1241,7 @@
           <w:color w:val="000000"/>
           <w:sz w:val="24"/>
         </w:rPr>
-        <w:t>gedetailleerde informatie e</w:t>
-      </w:r>
-      <w:r>
-        <w:rPr>
-          <w:u w:val="single" w:color="0000ff"/>
-          <w:rFonts w:ascii="Charis SIL Regular" w:hAnsi="Charis SIL Regular" w:eastAsia="Charis SIL Regular"/>
-          <w:b w:val="0"/>
-          <w:i w:val="0"/>
-          <w:color w:val="000000"/>
-          <w:sz w:val="24"/>
-        </w:rPr>
-        <w:hyperlink r:id="rId12" w:history="1">
-          <w:r>
-            <w:rPr>
-              <w:rStyle w:val="Hyperlink"/>
-            </w:rPr>
-            <w:t>n bronn</w:t>
-          </w:r>
-        </w:hyperlink>
-      </w:r>
-      <w:r>
-        <w:rPr>
-          <w:u w:val="single" w:color="0000ff"/>
-          <w:rFonts w:ascii="Charis SIL Regular" w:hAnsi="Charis SIL Regular" w:eastAsia="Charis SIL Regular"/>
-          <w:b w:val="0"/>
-          <w:i w:val="0"/>
-          <w:color w:val="000000"/>
-          <w:sz w:val="24"/>
-        </w:rPr>
-        <w:hyperlink r:id="rId12" w:history="1">
-          <w:r>
-            <w:rPr>
-              <w:rStyle w:val="Hyperlink"/>
-            </w:rPr>
-            <w:t>en met betre</w:t>
-          </w:r>
-        </w:hyperlink>
+        <w:t>gedetailleerde informatie en bronnen met betre</w:t>
       </w:r>
       <w:r>
         <w:rPr>
@@ -2516,7 +2480,7 @@
           <w:sz w:val="24"/>
           <w:u w:val="single"/>
         </w:rPr>
-        <w:hyperlink r:id="rId20" w:history="1">
+        <w:hyperlink r:id="rId19" w:history="1">
           <w:r>
             <w:rPr>
               <w:rStyle w:val="Hyperlink"/>
@@ -2833,8 +2797,160 @@
           <w:i w:val="0"/>
           <w:color w:val="0000FF"/>
           <w:sz w:val="24"/>
-        </w:rPr>
-        <w:t>Koninklijk Instituut voor Taal-, Land- en Volkenkund</w:t>
+          <w:u w:val="single"/>
+        </w:rPr>
+        <w:hyperlink r:id="rId20" w:history="1">
+          <w:r>
+            <w:rPr>
+              <w:rStyle w:val="Hyperlink"/>
+            </w:rPr>
+            <w:t>Koninklijk</w:t>
+          </w:r>
+        </w:hyperlink>
+      </w:r>
+      <w:r>
+        <w:rPr>
+          <w:rFonts w:ascii="Charis SIL Regular" w:hAnsi="Charis SIL Regular" w:eastAsia="Charis SIL Regular"/>
+          <w:b w:val="0"/>
+          <w:i w:val="0"/>
+          <w:color w:val="0000FF"/>
+          <w:sz w:val="24"/>
+          <w:u w:val="single"/>
+        </w:rPr>
+        <w:t xml:space="preserve"> </w:t>
+      </w:r>
+      <w:r>
+        <w:rPr>
+          <w:rFonts w:ascii="Charis SIL Regular" w:hAnsi="Charis SIL Regular" w:eastAsia="Charis SIL Regular"/>
+          <w:b w:val="0"/>
+          <w:i w:val="0"/>
+          <w:color w:val="0000FF"/>
+          <w:sz w:val="24"/>
+          <w:u w:val="single"/>
+        </w:rPr>
+        <w:hyperlink r:id="rId20" w:history="1">
+          <w:r>
+            <w:rPr>
+              <w:rStyle w:val="Hyperlink"/>
+            </w:rPr>
+            <w:t>Instituut</w:t>
+          </w:r>
+        </w:hyperlink>
+      </w:r>
+      <w:r>
+        <w:rPr>
+          <w:rFonts w:ascii="Charis SIL Regular" w:hAnsi="Charis SIL Regular" w:eastAsia="Charis SIL Regular"/>
+          <w:b w:val="0"/>
+          <w:i w:val="0"/>
+          <w:color w:val="0000FF"/>
+          <w:sz w:val="24"/>
+          <w:u w:val="single"/>
+        </w:rPr>
+        <w:t xml:space="preserve"> </w:t>
+      </w:r>
+      <w:r>
+        <w:rPr>
+          <w:rFonts w:ascii="Charis SIL Regular" w:hAnsi="Charis SIL Regular" w:eastAsia="Charis SIL Regular"/>
+          <w:b w:val="0"/>
+          <w:i w:val="0"/>
+          <w:color w:val="0000FF"/>
+          <w:sz w:val="24"/>
+          <w:u w:val="single"/>
+        </w:rPr>
+        <w:hyperlink r:id="rId20" w:history="1">
+          <w:r>
+            <w:rPr>
+              <w:rStyle w:val="Hyperlink"/>
+            </w:rPr>
+            <w:t>voor</w:t>
+          </w:r>
+        </w:hyperlink>
+      </w:r>
+      <w:r>
+        <w:rPr>
+          <w:rFonts w:ascii="Charis SIL Regular" w:hAnsi="Charis SIL Regular" w:eastAsia="Charis SIL Regular"/>
+          <w:b w:val="0"/>
+          <w:i w:val="0"/>
+          <w:color w:val="0000FF"/>
+          <w:sz w:val="24"/>
+          <w:u w:val="single"/>
+        </w:rPr>
+        <w:t xml:space="preserve"> </w:t>
+      </w:r>
+      <w:r>
+        <w:rPr>
+          <w:rFonts w:ascii="Charis SIL Regular" w:hAnsi="Charis SIL Regular" w:eastAsia="Charis SIL Regular"/>
+          <w:b w:val="0"/>
+          <w:i w:val="0"/>
+          <w:color w:val="0000FF"/>
+          <w:sz w:val="24"/>
+        </w:rPr>
+        <w:hyperlink r:id="rId20" w:history="1">
+          <w:r>
+            <w:rPr>
+              <w:rStyle w:val="Hyperlink"/>
+            </w:rPr>
+            <w:t>Ta</w:t>
+          </w:r>
+        </w:hyperlink>
+      </w:r>
+      <w:r>
+        <w:rPr>
+          <w:rFonts w:ascii="Charis SIL Regular" w:hAnsi="Charis SIL Regular" w:eastAsia="Charis SIL Regular"/>
+          <w:b w:val="0"/>
+          <w:i w:val="0"/>
+          <w:color w:val="0000FF"/>
+          <w:sz w:val="24"/>
+          <w:u w:val="single"/>
+        </w:rPr>
+        <w:hyperlink r:id="rId10" w:history="1">
+          <w:r>
+            <w:rPr>
+              <w:rStyle w:val="Hyperlink"/>
+            </w:rPr>
+            <w:t>al-,</w:t>
+          </w:r>
+        </w:hyperlink>
+      </w:r>
+      <w:r>
+        <w:rPr>
+          <w:rFonts w:ascii="Charis SIL Regular" w:hAnsi="Charis SIL Regular" w:eastAsia="Charis SIL Regular"/>
+          <w:b w:val="0"/>
+          <w:i w:val="0"/>
+          <w:color w:val="0000FF"/>
+          <w:sz w:val="24"/>
+          <w:u w:val="single"/>
+        </w:rPr>
+        <w:t xml:space="preserve"> </w:t>
+      </w:r>
+      <w:r>
+        <w:rPr>
+          <w:rFonts w:ascii="Charis SIL Regular" w:hAnsi="Charis SIL Regular" w:eastAsia="Charis SIL Regular"/>
+          <w:b w:val="0"/>
+          <w:i w:val="0"/>
+          <w:color w:val="0000FF"/>
+          <w:sz w:val="24"/>
+          <w:u w:val="single"/>
+        </w:rPr>
+        <w:hyperlink r:id="rId10" w:history="1">
+          <w:r>
+            <w:rPr>
+              <w:rStyle w:val="Hyperlink"/>
+            </w:rPr>
+            <w:t>Land-</w:t>
+          </w:r>
+        </w:hyperlink>
+      </w:r>
+      <w:r>
+        <w:rPr>
+          <w:rFonts w:ascii="Charis SIL Regular" w:hAnsi="Charis SIL Regular" w:eastAsia="Charis SIL Regular"/>
+          <w:b w:val="0"/>
+          <w:i w:val="0"/>
+          <w:color w:val="0000FF"/>
+          <w:sz w:val="24"/>
+          <w:u w:val="single"/>
+        </w:rPr>
+        <w:t xml:space="preserve"> </w:t>
       </w:r>
       <w:r>
         <w:rPr>
@@ -2856,6 +2972,71 @@
       </w:r>
       <w:r>
         <w:rPr>
+          <w:rFonts w:ascii="Charis SIL Regular" w:hAnsi="Charis SIL Regular" w:eastAsia="Charis SIL Regular"/>
+          <w:b w:val="0"/>
+          <w:i w:val="0"/>
+          <w:color w:val="0000FF"/>
+          <w:sz w:val="24"/>
+          <w:u w:val="single"/>
+        </w:rPr>
+        <w:hyperlink r:id="rId10" w:history="1">
+          <w:r>
+            <w:rPr>
+              <w:rStyle w:val="Hyperlink"/>
+            </w:rPr>
+            <w:t>n</w:t>
+          </w:r>
+        </w:hyperlink>
+      </w:r>
+      <w:r>
+        <w:rPr>
+          <w:rFonts w:ascii="Charis SIL Regular" w:hAnsi="Charis SIL Regular" w:eastAsia="Charis SIL Regular"/>
+          <w:b w:val="0"/>
+          <w:i w:val="0"/>
+          <w:color w:val="0000FF"/>
+          <w:sz w:val="24"/>
+          <w:u w:val="single"/>
+        </w:rPr>
+        <w:t xml:space="preserve"> </w:t>
+      </w:r>
+      <w:r>
+        <w:rPr>
+          <w:rFonts w:ascii="Charis SIL Regular" w:hAnsi="Charis SIL Regular" w:eastAsia="Charis SIL Regular"/>
+          <w:b w:val="0"/>
+          <w:i w:val="0"/>
+          <w:color w:val="0000FF"/>
+          <w:sz w:val="24"/>
+          <w:u w:val="single"/>
+        </w:rPr>
+        <w:hyperlink r:id="rId10" w:history="1">
+          <w:r>
+            <w:rPr>
+              <w:rStyle w:val="Hyperlink"/>
+            </w:rPr>
+            <w:t>Volkenkund</w:t>
+          </w:r>
+        </w:hyperlink>
+      </w:r>
+      <w:r>
+        <w:rPr>
+          <w:rFonts w:ascii="Charis SIL Regular" w:hAnsi="Charis SIL Regular" w:eastAsia="Charis SIL Regular"/>
+          <w:b w:val="0"/>
+          <w:i w:val="0"/>
+          <w:color w:val="0000FF"/>
+          <w:sz w:val="24"/>
+          <w:u w:val="single"/>
+        </w:rPr>
+        <w:hyperlink r:id="rId10" w:history="1">
+          <w:r>
+            <w:rPr>
+              <w:rStyle w:val="Hyperlink"/>
+            </w:rPr>
+            <w:t>e</w:t>
+          </w:r>
+        </w:hyperlink>
+      </w:r>
+      <w:r>
+        <w:rPr>
           <w:u w:val="single" w:color="0000ff"/>
           <w:rFonts w:ascii="Charis SIL Regular" w:hAnsi="Charis SIL Regular" w:eastAsia="Charis SIL Regular"/>
           <w:b w:val="0"/>
@@ -2990,23 +3171,12 @@
           <w:color w:val="000000"/>
           <w:sz w:val="24"/>
         </w:rPr>
-        <w:t>en de bevindingen van wetenschappe</w:t>
-      </w:r>
-      <w:r>
-        <w:rPr>
-          <w:u w:val="single" w:color="0000ff"/>
-          <w:rFonts w:ascii="Charis SIL Regular" w:hAnsi="Charis SIL Regular" w:eastAsia="Charis SIL Regular"/>
-          <w:b w:val="0"/>
-          <w:i w:val="0"/>
-          <w:color w:val="000000"/>
-          <w:sz w:val="24"/>
-        </w:rPr>
-        <w:hyperlink r:id="rId21" w:history="1">
+        <w:hyperlink r:id="rId20" w:history="1">
           <w:r>
             <w:rPr>
               <w:rStyle w:val="Hyperlink"/>
             </w:rPr>
-            <w:t>lij</w:t>
+            <w:t>en de bevi</w:t>
           </w:r>
         </w:hyperlink>
       </w:r>
@@ -3019,12 +3189,12 @@
           <w:color w:val="000000"/>
           <w:sz w:val="24"/>
         </w:rPr>
-        <w:hyperlink r:id="rId21" w:history="1">
+        <w:hyperlink r:id="rId20" w:history="1">
           <w:r>
             <w:rPr>
               <w:rStyle w:val="Hyperlink"/>
             </w:rPr>
-            <w:t>k</w:t>
+            <w:t xml:space="preserve">ndingen </w:t>
           </w:r>
         </w:hyperlink>
       </w:r>
@@ -3037,7 +3207,115 @@
           <w:color w:val="000000"/>
           <w:sz w:val="24"/>
         </w:rPr>
-        <w:hyperlink r:id="rId21" w:history="1">
+        <w:hyperlink r:id="rId20" w:history="1">
+          <w:r>
+            <w:rPr>
+              <w:rStyle w:val="Hyperlink"/>
+            </w:rPr>
+            <w:t>v</w:t>
+          </w:r>
+        </w:hyperlink>
+      </w:r>
+      <w:r>
+        <w:rPr>
+          <w:u w:val="single" w:color="0000ff"/>
+          <w:rFonts w:ascii="Charis SIL Regular" w:hAnsi="Charis SIL Regular" w:eastAsia="Charis SIL Regular"/>
+          <w:b w:val="0"/>
+          <w:i w:val="0"/>
+          <w:color w:val="000000"/>
+          <w:sz w:val="24"/>
+        </w:rPr>
+        <w:hyperlink r:id="rId20" w:history="1">
+          <w:r>
+            <w:rPr>
+              <w:rStyle w:val="Hyperlink"/>
+            </w:rPr>
+            <w:t>an w</w:t>
+          </w:r>
+        </w:hyperlink>
+      </w:r>
+      <w:r>
+        <w:rPr>
+          <w:u w:val="single" w:color="0000ff"/>
+          <w:rFonts w:ascii="Charis SIL Regular" w:hAnsi="Charis SIL Regular" w:eastAsia="Charis SIL Regular"/>
+          <w:b w:val="0"/>
+          <w:i w:val="0"/>
+          <w:color w:val="000000"/>
+          <w:sz w:val="24"/>
+        </w:rPr>
+        <w:hyperlink r:id="rId20" w:history="1">
+          <w:r>
+            <w:rPr>
+              <w:rStyle w:val="Hyperlink"/>
+            </w:rPr>
+            <w:t>etens</w:t>
+          </w:r>
+        </w:hyperlink>
+      </w:r>
+      <w:r>
+        <w:rPr>
+          <w:u w:val="single" w:color="0000ff"/>
+          <w:rFonts w:ascii="Charis SIL Regular" w:hAnsi="Charis SIL Regular" w:eastAsia="Charis SIL Regular"/>
+          <w:b w:val="0"/>
+          <w:i w:val="0"/>
+          <w:color w:val="000000"/>
+          <w:sz w:val="24"/>
+        </w:rPr>
+        <w:hyperlink r:id="rId20" w:history="1">
+          <w:r>
+            <w:rPr>
+              <w:rStyle w:val="Hyperlink"/>
+            </w:rPr>
+            <w:t>c</w:t>
+          </w:r>
+        </w:hyperlink>
+      </w:r>
+      <w:r>
+        <w:rPr>
+          <w:u w:val="single" w:color="0000ff"/>
+          <w:rFonts w:ascii="Charis SIL Regular" w:hAnsi="Charis SIL Regular" w:eastAsia="Charis SIL Regular"/>
+          <w:b w:val="0"/>
+          <w:i w:val="0"/>
+          <w:color w:val="000000"/>
+          <w:sz w:val="24"/>
+        </w:rPr>
+        <w:hyperlink r:id="rId20" w:history="1">
+          <w:r>
+            <w:rPr>
+              <w:rStyle w:val="Hyperlink"/>
+            </w:rPr>
+            <w:t>happe</w:t>
+          </w:r>
+        </w:hyperlink>
+      </w:r>
+      <w:r>
+        <w:rPr>
+          <w:u w:val="single" w:color="0000ff"/>
+          <w:rFonts w:ascii="Charis SIL Regular" w:hAnsi="Charis SIL Regular" w:eastAsia="Charis SIL Regular"/>
+          <w:b w:val="0"/>
+          <w:i w:val="0"/>
+          <w:color w:val="000000"/>
+          <w:sz w:val="24"/>
+        </w:rPr>
+        <w:hyperlink r:id="rId20" w:history="1">
+          <w:r>
+            <w:rPr>
+              <w:rStyle w:val="Hyperlink"/>
+            </w:rPr>
+            <w:t>lijk</w:t>
+          </w:r>
+        </w:hyperlink>
+      </w:r>
+      <w:r>
+        <w:rPr>
+          <w:u w:val="single" w:color="0000ff"/>
+          <w:rFonts w:ascii="Charis SIL Regular" w:hAnsi="Charis SIL Regular" w:eastAsia="Charis SIL Regular"/>
+          <w:b w:val="0"/>
+          <w:i w:val="0"/>
+          <w:color w:val="000000"/>
+          <w:sz w:val="24"/>
+        </w:rPr>
+        <w:hyperlink r:id="rId20" w:history="1">
           <w:r>
             <w:rPr>
               <w:rStyle w:val="Hyperlink"/>
@@ -3121,7 +3399,7 @@
           <w:sz w:val="24"/>
           <w:u w:val="single"/>
         </w:rPr>
-        <w:hyperlink r:id="rId22" w:history="1">
+        <w:hyperlink r:id="rId21" w:history="1">
           <w:r>
             <w:rPr>
               <w:rStyle w:val="Hyperlink"/>
@@ -3301,7 +3579,7 @@
           <w:sz w:val="24"/>
           <w:u w:val="single"/>
         </w:rPr>
-        <w:hyperlink r:id="rId23" w:history="1">
+        <w:hyperlink r:id="rId22" w:history="1">
           <w:r>
             <w:rPr>
               <w:rStyle w:val="Hyperlink"/>
@@ -3522,7 +3800,7 @@
           <w:sz w:val="24"/>
           <w:u w:val="single"/>
         </w:rPr>
-        <w:hyperlink r:id="rId24" w:history="1">
+        <w:hyperlink r:id="rId23" w:history="1">
           <w:r>
             <w:rPr>
               <w:rStyle w:val="Hyperlink"/>
@@ -3540,7 +3818,7 @@
           <w:sz w:val="24"/>
           <w:u w:val="single"/>
         </w:rPr>
-        <w:hyperlink r:id="rId24" w:history="1">
+        <w:hyperlink r:id="rId23" w:history="1">
           <w:r>
             <w:rPr>
               <w:rStyle w:val="Hyperlink"/>
@@ -3569,7 +3847,7 @@
           <w:sz w:val="24"/>
           <w:u w:val="single"/>
         </w:rPr>
-        <w:hyperlink r:id="rId24" w:history="1">
+        <w:hyperlink r:id="rId23" w:history="1">
           <w:r>
             <w:rPr>
               <w:rStyle w:val="Hyperlink"/>
@@ -3598,7 +3876,7 @@
           <w:sz w:val="24"/>
           <w:u w:val="single"/>
         </w:rPr>
-        <w:hyperlink r:id="rId24" w:history="1">
+        <w:hyperlink r:id="rId23" w:history="1">
           <w:r>
             <w:rPr>
               <w:rStyle w:val="Hyperlink"/>
@@ -3666,7 +3944,7 @@
           <w:sz w:val="24"/>
           <w:u w:val="single"/>
         </w:rPr>
-        <w:hyperlink r:id="rId25" w:history="1">
+        <w:hyperlink r:id="rId24" w:history="1">
           <w:r>
             <w:rPr>
               <w:rStyle w:val="Hyperlink"/>
@@ -3722,7 +4000,7 @@
           <w:sz w:val="24"/>
           <w:u w:val="single"/>
         </w:rPr>
-        <w:hyperlink r:id="rId26" w:history="1">
+        <w:hyperlink r:id="rId25" w:history="1">
           <w:r>
             <w:rPr>
               <w:rStyle w:val="Hyperlink"/>
@@ -3750,7 +4028,7 @@
           <w:sz w:val="24"/>
           <w:u w:val="single"/>
         </w:rPr>
-        <w:hyperlink r:id="rId27" w:history="1">
+        <w:hyperlink r:id="rId26" w:history="1">
           <w:r>
             <w:rPr>
               <w:rStyle w:val="Hyperlink"/>
@@ -3779,7 +4057,7 @@
           <w:sz w:val="24"/>
           <w:u w:val="single"/>
         </w:rPr>
-        <w:hyperlink r:id="rId27" w:history="1">
+        <w:hyperlink r:id="rId26" w:history="1">
           <w:r>
             <w:rPr>
               <w:rStyle w:val="Hyperlink"/>
@@ -3797,7 +4075,7 @@
           <w:sz w:val="24"/>
           <w:u w:val="single"/>
         </w:rPr>
-        <w:hyperlink r:id="rId27" w:history="1">
+        <w:hyperlink r:id="rId24" w:history="1">
           <w:r>
             <w:rPr>
               <w:rStyle w:val="Hyperlink"/>
@@ -3846,7 +4124,7 @@
           <w:sz w:val="24"/>
           <w:u w:val="single"/>
         </w:rPr>
-        <w:hyperlink r:id="rId27" w:history="1">
+        <w:hyperlink r:id="rId15" w:history="1">
           <w:r>
             <w:rPr>
               <w:rStyle w:val="Hyperlink"/>
@@ -3875,7 +4153,7 @@
           <w:sz w:val="24"/>
           <w:u w:val="single"/>
         </w:rPr>
-        <w:hyperlink r:id="rId27" w:history="1">
+        <w:hyperlink r:id="rId15" w:history="1">
           <w:r>
             <w:rPr>
               <w:rStyle w:val="Hyperlink"/>
@@ -3893,7 +4171,7 @@
           <w:sz w:val="24"/>
           <w:u w:val="single"/>
         </w:rPr>
-        <w:hyperlink r:id="rId27" w:history="1">
+        <w:hyperlink r:id="rId15" w:history="1">
           <w:r>
             <w:rPr>
               <w:rStyle w:val="Hyperlink"/>
@@ -3911,7 +4189,7 @@
           <w:color w:val="000000"/>
           <w:sz w:val="24"/>
         </w:rPr>
-        <w:hyperlink r:id="rId27" w:history="1">
+        <w:hyperlink r:id="rId26" w:history="1">
           <w:r>
             <w:rPr>
               <w:rStyle w:val="Hyperlink"/>
@@ -3989,7 +4267,7 @@
           <w:sz w:val="24"/>
           <w:u w:val="single"/>
         </w:rPr>
-        <w:hyperlink r:id="rId28" w:history="1">
+        <w:hyperlink r:id="rId27" w:history="1">
           <w:r>
             <w:rPr>
               <w:rStyle w:val="Hyperlink"/>
@@ -4018,7 +4296,7 @@
           <w:sz w:val="24"/>
           <w:u w:val="single"/>
         </w:rPr>
-        <w:hyperlink r:id="rId28" w:history="1">
+        <w:hyperlink r:id="rId27" w:history="1">
           <w:r>
             <w:rPr>
               <w:rStyle w:val="Hyperlink"/>
@@ -4047,7 +4325,7 @@
           <w:sz w:val="24"/>
           <w:u w:val="single"/>
         </w:rPr>
-        <w:hyperlink r:id="rId28" w:history="1">
+        <w:hyperlink r:id="rId27" w:history="1">
           <w:r>
             <w:rPr>
               <w:rStyle w:val="Hyperlink"/>
@@ -4145,7 +4423,7 @@
           <w:sz w:val="24"/>
           <w:u w:val="single"/>
         </w:rPr>
-        <w:hyperlink r:id="rId29" w:history="1">
+        <w:hyperlink r:id="rId28" w:history="1">
           <w:r>
             <w:rPr>
               <w:rStyle w:val="Hyperlink"/>
@@ -4173,7 +4451,7 @@
           <w:sz w:val="24"/>
           <w:u w:val="single"/>
         </w:rPr>
-        <w:hyperlink r:id="rId30" w:history="1">
+        <w:hyperlink r:id="rId29" w:history="1">
           <w:r>
             <w:rPr>
               <w:rStyle w:val="Hyperlink"/>
@@ -4211,7 +4489,7 @@
           <w:color w:val="000000"/>
           <w:sz w:val="24"/>
         </w:rPr>
-        <w:hyperlink r:id="rId29" w:history="1">
+        <w:hyperlink r:id="rId28" w:history="1">
           <w:r>
             <w:rPr>
               <w:rStyle w:val="Hyperlink"/>
@@ -4239,7 +4517,7 @@
           <w:color w:val="000000"/>
           <w:sz w:val="24"/>
         </w:rPr>
-        <w:hyperlink r:id="rId30" w:history="1">
+        <w:hyperlink r:id="rId29" w:history="1">
           <w:r>
             <w:rPr>
               <w:rStyle w:val="Hyperlink"/>

--- a/EXPORTS/DOCX/published/niveau2/Dutch/Indonesia.docx
+++ b/EXPORTS/DOCX/published/niveau2/Dutch/Indonesia.docx
@@ -1241,7 +1241,43 @@
           <w:color w:val="000000"/>
           <w:sz w:val="24"/>
         </w:rPr>
-        <w:t>gedetailleerde informatie en bronnen met betre</w:t>
+        <w:t>gedetailleerde informatie e</w:t>
+      </w:r>
+      <w:r>
+        <w:rPr>
+          <w:u w:val="single" w:color="0000ff"/>
+          <w:rFonts w:ascii="Charis SIL Regular" w:hAnsi="Charis SIL Regular" w:eastAsia="Charis SIL Regular"/>
+          <w:b w:val="0"/>
+          <w:i w:val="0"/>
+          <w:color w:val="000000"/>
+          <w:sz w:val="24"/>
+        </w:rPr>
+        <w:hyperlink r:id="rId12" w:history="1">
+          <w:r>
+            <w:rPr>
+              <w:rStyle w:val="Hyperlink"/>
+            </w:rPr>
+            <w:t>n bronn</w:t>
+          </w:r>
+        </w:hyperlink>
+      </w:r>
+      <w:r>
+        <w:rPr>
+          <w:u w:val="single" w:color="0000ff"/>
+          <w:rFonts w:ascii="Charis SIL Regular" w:hAnsi="Charis SIL Regular" w:eastAsia="Charis SIL Regular"/>
+          <w:b w:val="0"/>
+          <w:i w:val="0"/>
+          <w:color w:val="000000"/>
+          <w:sz w:val="24"/>
+        </w:rPr>
+        <w:hyperlink r:id="rId12" w:history="1">
+          <w:r>
+            <w:rPr>
+              <w:rStyle w:val="Hyperlink"/>
+            </w:rPr>
+            <w:t>en met betre</w:t>
+          </w:r>
+        </w:hyperlink>
       </w:r>
       <w:r>
         <w:rPr>
@@ -2797,225 +2833,8 @@
           <w:i w:val="0"/>
           <w:color w:val="0000FF"/>
           <w:sz w:val="24"/>
-          <w:u w:val="single"/>
-        </w:rPr>
-        <w:hyperlink r:id="rId20" w:history="1">
-          <w:r>
-            <w:rPr>
-              <w:rStyle w:val="Hyperlink"/>
-            </w:rPr>
-            <w:t>Koninklijk</w:t>
-          </w:r>
-        </w:hyperlink>
-      </w:r>
-      <w:r>
-        <w:rPr>
-          <w:rFonts w:ascii="Charis SIL Regular" w:hAnsi="Charis SIL Regular" w:eastAsia="Charis SIL Regular"/>
-          <w:b w:val="0"/>
-          <w:i w:val="0"/>
-          <w:color w:val="0000FF"/>
-          <w:sz w:val="24"/>
-          <w:u w:val="single"/>
-        </w:rPr>
-        <w:t xml:space="preserve"> </w:t>
-      </w:r>
-      <w:r>
-        <w:rPr>
-          <w:rFonts w:ascii="Charis SIL Regular" w:hAnsi="Charis SIL Regular" w:eastAsia="Charis SIL Regular"/>
-          <w:b w:val="0"/>
-          <w:i w:val="0"/>
-          <w:color w:val="0000FF"/>
-          <w:sz w:val="24"/>
-          <w:u w:val="single"/>
-        </w:rPr>
-        <w:hyperlink r:id="rId20" w:history="1">
-          <w:r>
-            <w:rPr>
-              <w:rStyle w:val="Hyperlink"/>
-            </w:rPr>
-            <w:t>Instituut</w:t>
-          </w:r>
-        </w:hyperlink>
-      </w:r>
-      <w:r>
-        <w:rPr>
-          <w:rFonts w:ascii="Charis SIL Regular" w:hAnsi="Charis SIL Regular" w:eastAsia="Charis SIL Regular"/>
-          <w:b w:val="0"/>
-          <w:i w:val="0"/>
-          <w:color w:val="0000FF"/>
-          <w:sz w:val="24"/>
-          <w:u w:val="single"/>
-        </w:rPr>
-        <w:t xml:space="preserve"> </w:t>
-      </w:r>
-      <w:r>
-        <w:rPr>
-          <w:rFonts w:ascii="Charis SIL Regular" w:hAnsi="Charis SIL Regular" w:eastAsia="Charis SIL Regular"/>
-          <w:b w:val="0"/>
-          <w:i w:val="0"/>
-          <w:color w:val="0000FF"/>
-          <w:sz w:val="24"/>
-          <w:u w:val="single"/>
-        </w:rPr>
-        <w:hyperlink r:id="rId20" w:history="1">
-          <w:r>
-            <w:rPr>
-              <w:rStyle w:val="Hyperlink"/>
-            </w:rPr>
-            <w:t>voor</w:t>
-          </w:r>
-        </w:hyperlink>
-      </w:r>
-      <w:r>
-        <w:rPr>
-          <w:rFonts w:ascii="Charis SIL Regular" w:hAnsi="Charis SIL Regular" w:eastAsia="Charis SIL Regular"/>
-          <w:b w:val="0"/>
-          <w:i w:val="0"/>
-          <w:color w:val="0000FF"/>
-          <w:sz w:val="24"/>
-          <w:u w:val="single"/>
-        </w:rPr>
-        <w:t xml:space="preserve"> </w:t>
-      </w:r>
-      <w:r>
-        <w:rPr>
-          <w:rFonts w:ascii="Charis SIL Regular" w:hAnsi="Charis SIL Regular" w:eastAsia="Charis SIL Regular"/>
-          <w:b w:val="0"/>
-          <w:i w:val="0"/>
-          <w:color w:val="0000FF"/>
-          <w:sz w:val="24"/>
-        </w:rPr>
-        <w:hyperlink r:id="rId20" w:history="1">
-          <w:r>
-            <w:rPr>
-              <w:rStyle w:val="Hyperlink"/>
-            </w:rPr>
-            <w:t>Ta</w:t>
-          </w:r>
-        </w:hyperlink>
-      </w:r>
-      <w:r>
-        <w:rPr>
-          <w:rFonts w:ascii="Charis SIL Regular" w:hAnsi="Charis SIL Regular" w:eastAsia="Charis SIL Regular"/>
-          <w:b w:val="0"/>
-          <w:i w:val="0"/>
-          <w:color w:val="0000FF"/>
-          <w:sz w:val="24"/>
-          <w:u w:val="single"/>
-        </w:rPr>
-        <w:hyperlink r:id="rId10" w:history="1">
-          <w:r>
-            <w:rPr>
-              <w:rStyle w:val="Hyperlink"/>
-            </w:rPr>
-            <w:t>al-,</w:t>
-          </w:r>
-        </w:hyperlink>
-      </w:r>
-      <w:r>
-        <w:rPr>
-          <w:rFonts w:ascii="Charis SIL Regular" w:hAnsi="Charis SIL Regular" w:eastAsia="Charis SIL Regular"/>
-          <w:b w:val="0"/>
-          <w:i w:val="0"/>
-          <w:color w:val="0000FF"/>
-          <w:sz w:val="24"/>
-          <w:u w:val="single"/>
-        </w:rPr>
-        <w:t xml:space="preserve"> </w:t>
-      </w:r>
-      <w:r>
-        <w:rPr>
-          <w:rFonts w:ascii="Charis SIL Regular" w:hAnsi="Charis SIL Regular" w:eastAsia="Charis SIL Regular"/>
-          <w:b w:val="0"/>
-          <w:i w:val="0"/>
-          <w:color w:val="0000FF"/>
-          <w:sz w:val="24"/>
-          <w:u w:val="single"/>
-        </w:rPr>
-        <w:hyperlink r:id="rId10" w:history="1">
-          <w:r>
-            <w:rPr>
-              <w:rStyle w:val="Hyperlink"/>
-            </w:rPr>
-            <w:t>Land-</w:t>
-          </w:r>
-        </w:hyperlink>
-      </w:r>
-      <w:r>
-        <w:rPr>
-          <w:rFonts w:ascii="Charis SIL Regular" w:hAnsi="Charis SIL Regular" w:eastAsia="Charis SIL Regular"/>
-          <w:b w:val="0"/>
-          <w:i w:val="0"/>
-          <w:color w:val="0000FF"/>
-          <w:sz w:val="24"/>
-          <w:u w:val="single"/>
-        </w:rPr>
-        <w:t xml:space="preserve"> </w:t>
-      </w:r>
-      <w:r>
-        <w:rPr>
-          <w:rFonts w:ascii="Charis SIL Regular" w:hAnsi="Charis SIL Regular" w:eastAsia="Charis SIL Regular"/>
-          <w:b w:val="0"/>
-          <w:i w:val="0"/>
-          <w:color w:val="0000FF"/>
-          <w:sz w:val="24"/>
-          <w:u w:val="single"/>
-        </w:rPr>
-        <w:hyperlink r:id="rId10" w:history="1">
-          <w:r>
-            <w:rPr>
-              <w:rStyle w:val="Hyperlink"/>
-            </w:rPr>
-            <w:t>e</w:t>
-          </w:r>
-        </w:hyperlink>
-      </w:r>
-      <w:r>
-        <w:rPr>
-          <w:rFonts w:ascii="Charis SIL Regular" w:hAnsi="Charis SIL Regular" w:eastAsia="Charis SIL Regular"/>
-          <w:b w:val="0"/>
-          <w:i w:val="0"/>
-          <w:color w:val="0000FF"/>
-          <w:sz w:val="24"/>
-          <w:u w:val="single"/>
-        </w:rPr>
-        <w:hyperlink r:id="rId10" w:history="1">
-          <w:r>
-            <w:rPr>
-              <w:rStyle w:val="Hyperlink"/>
-            </w:rPr>
-            <w:t>n</w:t>
-          </w:r>
-        </w:hyperlink>
-      </w:r>
-      <w:r>
-        <w:rPr>
-          <w:rFonts w:ascii="Charis SIL Regular" w:hAnsi="Charis SIL Regular" w:eastAsia="Charis SIL Regular"/>
-          <w:b w:val="0"/>
-          <w:i w:val="0"/>
-          <w:color w:val="0000FF"/>
-          <w:sz w:val="24"/>
-          <w:u w:val="single"/>
-        </w:rPr>
-        <w:t xml:space="preserve"> </w:t>
-      </w:r>
-      <w:r>
-        <w:rPr>
-          <w:rFonts w:ascii="Charis SIL Regular" w:hAnsi="Charis SIL Regular" w:eastAsia="Charis SIL Regular"/>
-          <w:b w:val="0"/>
-          <w:i w:val="0"/>
-          <w:color w:val="0000FF"/>
-          <w:sz w:val="24"/>
-          <w:u w:val="single"/>
-        </w:rPr>
-        <w:hyperlink r:id="rId10" w:history="1">
-          <w:r>
-            <w:rPr>
-              <w:rStyle w:val="Hyperlink"/>
-            </w:rPr>
-            <w:t>Volkenkund</w:t>
-          </w:r>
-        </w:hyperlink>
+        </w:rPr>
+        <w:t>Koninklijk Instituut voor Taal-, Land- en Volkenkund</w:t>
       </w:r>
       <w:r>
         <w:rPr>
@@ -4104,27 +3923,19 @@
           <w:i w:val="0"/>
           <w:color w:val="0000FF"/>
           <w:sz w:val="24"/>
+        </w:rPr>
+        <w:t>Mus</w:t>
+      </w:r>
+      <w:r>
+        <w:rPr>
+          <w:rFonts w:ascii="Charis SIL Regular" w:hAnsi="Charis SIL Regular" w:eastAsia="Charis SIL Regular"/>
+          <w:b w:val="0"/>
+          <w:i w:val="0"/>
+          <w:color w:val="0000FF"/>
+          <w:sz w:val="24"/>
           <w:u w:val="single"/>
         </w:rPr>
-        <w:hyperlink r:id="rId15" w:history="1">
-          <w:r>
-            <w:rPr>
-              <w:rStyle w:val="Hyperlink"/>
-            </w:rPr>
-            <w:t>Mus</w:t>
-          </w:r>
-        </w:hyperlink>
-      </w:r>
-      <w:r>
-        <w:rPr>
-          <w:rFonts w:ascii="Charis SIL Regular" w:hAnsi="Charis SIL Regular" w:eastAsia="Charis SIL Regular"/>
-          <w:b w:val="0"/>
-          <w:i w:val="0"/>
-          <w:color w:val="0000FF"/>
-          <w:sz w:val="24"/>
-          <w:u w:val="single"/>
-        </w:rPr>
-        <w:hyperlink r:id="rId15" w:history="1">
+        <w:hyperlink r:id="rId26" w:history="1">
           <w:r>
             <w:rPr>
               <w:rStyle w:val="Hyperlink"/>
@@ -4153,7 +3964,7 @@
           <w:sz w:val="24"/>
           <w:u w:val="single"/>
         </w:rPr>
-        <w:hyperlink r:id="rId15" w:history="1">
+        <w:hyperlink r:id="rId26" w:history="1">
           <w:r>
             <w:rPr>
               <w:rStyle w:val="Hyperlink"/>
@@ -4171,7 +3982,7 @@
           <w:sz w:val="24"/>
           <w:u w:val="single"/>
         </w:rPr>
-        <w:hyperlink r:id="rId15" w:history="1">
+        <w:hyperlink r:id="rId26" w:history="1">
           <w:r>
             <w:rPr>
               <w:rStyle w:val="Hyperlink"/>

--- a/EXPORTS/DOCX/published/niveau2/Dutch/Indonesia.docx
+++ b/EXPORTS/DOCX/published/niveau2/Dutch/Indonesia.docx
@@ -406,25 +406,7 @@
           <w:color w:val="000000"/>
           <w:sz w:val="24"/>
         </w:rPr>
-        <w:t xml:space="preserve">informatie </w:t>
-      </w:r>
-      <w:r>
-        <w:rPr>
-          <w:u w:val="single" w:color="0000ff"/>
-          <w:rFonts w:ascii="Charis SIL Regular" w:hAnsi="Charis SIL Regular" w:eastAsia="Charis SIL Regular"/>
-          <w:b w:val="0"/>
-          <w:i w:val="0"/>
-          <w:color w:val="000000"/>
-          <w:sz w:val="24"/>
-        </w:rPr>
-        <w:hyperlink r:id="rId9" w:history="1">
-          <w:r>
-            <w:rPr>
-              <w:rStyle w:val="Hyperlink"/>
-            </w:rPr>
-            <w:t>hierover.</w:t>
-          </w:r>
-        </w:hyperlink>
+        <w:t>informatie hierover.</w:t>
       </w:r>
     </w:p>
     <w:p>
@@ -1241,133 +1223,7 @@
           <w:color w:val="000000"/>
           <w:sz w:val="24"/>
         </w:rPr>
-        <w:t>gedetailleerde informatie e</w:t>
-      </w:r>
-      <w:r>
-        <w:rPr>
-          <w:u w:val="single" w:color="0000ff"/>
-          <w:rFonts w:ascii="Charis SIL Regular" w:hAnsi="Charis SIL Regular" w:eastAsia="Charis SIL Regular"/>
-          <w:b w:val="0"/>
-          <w:i w:val="0"/>
-          <w:color w:val="000000"/>
-          <w:sz w:val="24"/>
-        </w:rPr>
-        <w:hyperlink r:id="rId12" w:history="1">
-          <w:r>
-            <w:rPr>
-              <w:rStyle w:val="Hyperlink"/>
-            </w:rPr>
-            <w:t>n bronn</w:t>
-          </w:r>
-        </w:hyperlink>
-      </w:r>
-      <w:r>
-        <w:rPr>
-          <w:u w:val="single" w:color="0000ff"/>
-          <w:rFonts w:ascii="Charis SIL Regular" w:hAnsi="Charis SIL Regular" w:eastAsia="Charis SIL Regular"/>
-          <w:b w:val="0"/>
-          <w:i w:val="0"/>
-          <w:color w:val="000000"/>
-          <w:sz w:val="24"/>
-        </w:rPr>
-        <w:hyperlink r:id="rId12" w:history="1">
-          <w:r>
-            <w:rPr>
-              <w:rStyle w:val="Hyperlink"/>
-            </w:rPr>
-            <w:t>en met betre</w:t>
-          </w:r>
-        </w:hyperlink>
-      </w:r>
-      <w:r>
-        <w:rPr>
-          <w:u w:val="single" w:color="0000ff"/>
-          <w:rFonts w:ascii="Charis SIL Regular" w:hAnsi="Charis SIL Regular" w:eastAsia="Charis SIL Regular"/>
-          <w:b w:val="0"/>
-          <w:i w:val="0"/>
-          <w:color w:val="000000"/>
-          <w:sz w:val="24"/>
-        </w:rPr>
-        <w:hyperlink r:id="rId12" w:history="1">
-          <w:r>
-            <w:rPr>
-              <w:rStyle w:val="Hyperlink"/>
-            </w:rPr>
-            <w:t>kki</w:t>
-          </w:r>
-        </w:hyperlink>
-      </w:r>
-      <w:r>
-        <w:rPr>
-          <w:u w:val="single" w:color="0000ff"/>
-          <w:rFonts w:ascii="Charis SIL Regular" w:hAnsi="Charis SIL Regular" w:eastAsia="Charis SIL Regular"/>
-          <w:b w:val="0"/>
-          <w:i w:val="0"/>
-          <w:color w:val="000000"/>
-          <w:sz w:val="24"/>
-        </w:rPr>
-        <w:hyperlink r:id="rId12" w:history="1">
-          <w:r>
-            <w:rPr>
-              <w:rStyle w:val="Hyperlink"/>
-            </w:rPr>
-            <w:t>n</w:t>
-          </w:r>
-        </w:hyperlink>
-      </w:r>
-      <w:r>
-        <w:rPr>
-          <w:u w:val="single" w:color="0000ff"/>
-          <w:rFonts w:ascii="Charis SIL Regular" w:hAnsi="Charis SIL Regular" w:eastAsia="Charis SIL Regular"/>
-          <w:b w:val="0"/>
-          <w:i w:val="0"/>
-          <w:color w:val="000000"/>
-          <w:sz w:val="24"/>
-        </w:rPr>
-        <w:hyperlink r:id="rId12" w:history="1">
-          <w:r>
-            <w:rPr>
-              <w:rStyle w:val="Hyperlink"/>
-            </w:rPr>
-            <w:t xml:space="preserve">g </w:t>
-          </w:r>
-        </w:hyperlink>
-      </w:r>
-      <w:r>
-        <w:rPr>
-          <w:u w:val="single" w:color="0000ff"/>
-          <w:rFonts w:ascii="Charis SIL Regular" w:hAnsi="Charis SIL Regular" w:eastAsia="Charis SIL Regular"/>
-          <w:b w:val="0"/>
-          <w:i w:val="0"/>
-          <w:color w:val="000000"/>
-          <w:sz w:val="24"/>
-        </w:rPr>
-        <w:hyperlink r:id="rId12" w:history="1">
-          <w:r>
-            <w:rPr>
-              <w:rStyle w:val="Hyperlink"/>
-            </w:rPr>
-            <w:t>t</w:t>
-          </w:r>
-        </w:hyperlink>
-      </w:r>
-      <w:r>
-        <w:rPr>
-          <w:u w:val="single" w:color="0000ff"/>
-          <w:rFonts w:ascii="Charis SIL Regular" w:hAnsi="Charis SIL Regular" w:eastAsia="Charis SIL Regular"/>
-          <w:b w:val="0"/>
-          <w:i w:val="0"/>
-          <w:color w:val="000000"/>
-          <w:sz w:val="24"/>
-        </w:rPr>
-        <w:hyperlink r:id="rId12" w:history="1">
-          <w:r>
-            <w:rPr>
-              <w:rStyle w:val="Hyperlink"/>
-            </w:rPr>
-            <w:t>ot het Batav</w:t>
-          </w:r>
-        </w:hyperlink>
+        <w:t>gedetailleerde informatie en bronnen met betrekking tot het Batav</w:t>
       </w:r>
       <w:r>
         <w:rPr>
@@ -2833,8 +2689,16 @@
           <w:i w:val="0"/>
           <w:color w:val="0000FF"/>
           <w:sz w:val="24"/>
-        </w:rPr>
-        <w:t>Koninklijk Instituut voor Taal-, Land- en Volkenkund</w:t>
+          <w:u w:val="single"/>
+        </w:rPr>
+        <w:hyperlink r:id="rId20" w:history="1">
+          <w:r>
+            <w:rPr>
+              <w:rStyle w:val="Hyperlink"/>
+            </w:rPr>
+            <w:t>Koninklijk</w:t>
+          </w:r>
+        </w:hyperlink>
       </w:r>
       <w:r>
         <w:rPr>
@@ -2845,7 +2709,217 @@
           <w:sz w:val="24"/>
           <w:u w:val="single"/>
         </w:rPr>
+        <w:t xml:space="preserve"> </w:t>
+      </w:r>
+      <w:r>
+        <w:rPr>
+          <w:rFonts w:ascii="Charis SIL Regular" w:hAnsi="Charis SIL Regular" w:eastAsia="Charis SIL Regular"/>
+          <w:b w:val="0"/>
+          <w:i w:val="0"/>
+          <w:color w:val="0000FF"/>
+          <w:sz w:val="24"/>
+          <w:u w:val="single"/>
+        </w:rPr>
+        <w:hyperlink r:id="rId20" w:history="1">
+          <w:r>
+            <w:rPr>
+              <w:rStyle w:val="Hyperlink"/>
+            </w:rPr>
+            <w:t>Instituut</w:t>
+          </w:r>
+        </w:hyperlink>
+      </w:r>
+      <w:r>
+        <w:rPr>
+          <w:rFonts w:ascii="Charis SIL Regular" w:hAnsi="Charis SIL Regular" w:eastAsia="Charis SIL Regular"/>
+          <w:b w:val="0"/>
+          <w:i w:val="0"/>
+          <w:color w:val="0000FF"/>
+          <w:sz w:val="24"/>
+          <w:u w:val="single"/>
+        </w:rPr>
+        <w:t xml:space="preserve"> </w:t>
+      </w:r>
+      <w:r>
+        <w:rPr>
+          <w:rFonts w:ascii="Charis SIL Regular" w:hAnsi="Charis SIL Regular" w:eastAsia="Charis SIL Regular"/>
+          <w:b w:val="0"/>
+          <w:i w:val="0"/>
+          <w:color w:val="0000FF"/>
+          <w:sz w:val="24"/>
+          <w:u w:val="single"/>
+        </w:rPr>
+        <w:hyperlink r:id="rId20" w:history="1">
+          <w:r>
+            <w:rPr>
+              <w:rStyle w:val="Hyperlink"/>
+            </w:rPr>
+            <w:t>voor</w:t>
+          </w:r>
+        </w:hyperlink>
+      </w:r>
+      <w:r>
+        <w:rPr>
+          <w:rFonts w:ascii="Charis SIL Regular" w:hAnsi="Charis SIL Regular" w:eastAsia="Charis SIL Regular"/>
+          <w:b w:val="0"/>
+          <w:i w:val="0"/>
+          <w:color w:val="0000FF"/>
+          <w:sz w:val="24"/>
+          <w:u w:val="single"/>
+        </w:rPr>
+        <w:t xml:space="preserve"> </w:t>
+      </w:r>
+      <w:r>
+        <w:rPr>
+          <w:rFonts w:ascii="Charis SIL Regular" w:hAnsi="Charis SIL Regular" w:eastAsia="Charis SIL Regular"/>
+          <w:b w:val="0"/>
+          <w:i w:val="0"/>
+          <w:color w:val="0000FF"/>
+          <w:sz w:val="24"/>
+          <w:u w:val="single"/>
+        </w:rPr>
+        <w:hyperlink r:id="rId20" w:history="1">
+          <w:r>
+            <w:rPr>
+              <w:rStyle w:val="Hyperlink"/>
+            </w:rPr>
+            <w:t>Ta</w:t>
+          </w:r>
+        </w:hyperlink>
+      </w:r>
+      <w:r>
+        <w:rPr>
+          <w:rFonts w:ascii="Charis SIL Regular" w:hAnsi="Charis SIL Regular" w:eastAsia="Charis SIL Regular"/>
+          <w:b w:val="0"/>
+          <w:i w:val="0"/>
+          <w:color w:val="0000FF"/>
+          <w:sz w:val="24"/>
+          <w:u w:val="single"/>
+        </w:rPr>
         <w:hyperlink r:id="rId10" w:history="1">
+          <w:r>
+            <w:rPr>
+              <w:rStyle w:val="Hyperlink"/>
+            </w:rPr>
+            <w:t>al-,</w:t>
+          </w:r>
+        </w:hyperlink>
+      </w:r>
+      <w:r>
+        <w:rPr>
+          <w:rFonts w:ascii="Charis SIL Regular" w:hAnsi="Charis SIL Regular" w:eastAsia="Charis SIL Regular"/>
+          <w:b w:val="0"/>
+          <w:i w:val="0"/>
+          <w:color w:val="0000FF"/>
+          <w:sz w:val="24"/>
+          <w:u w:val="single"/>
+        </w:rPr>
+        <w:t xml:space="preserve"> </w:t>
+      </w:r>
+      <w:r>
+        <w:rPr>
+          <w:rFonts w:ascii="Charis SIL Regular" w:hAnsi="Charis SIL Regular" w:eastAsia="Charis SIL Regular"/>
+          <w:b w:val="0"/>
+          <w:i w:val="0"/>
+          <w:color w:val="0000FF"/>
+          <w:sz w:val="24"/>
+          <w:u w:val="single"/>
+        </w:rPr>
+        <w:hyperlink r:id="rId10" w:history="1">
+          <w:r>
+            <w:rPr>
+              <w:rStyle w:val="Hyperlink"/>
+            </w:rPr>
+            <w:t>Land-</w:t>
+          </w:r>
+        </w:hyperlink>
+      </w:r>
+      <w:r>
+        <w:rPr>
+          <w:rFonts w:ascii="Charis SIL Regular" w:hAnsi="Charis SIL Regular" w:eastAsia="Charis SIL Regular"/>
+          <w:b w:val="0"/>
+          <w:i w:val="0"/>
+          <w:color w:val="0000FF"/>
+          <w:sz w:val="24"/>
+          <w:u w:val="single"/>
+        </w:rPr>
+        <w:t xml:space="preserve"> </w:t>
+      </w:r>
+      <w:r>
+        <w:rPr>
+          <w:rFonts w:ascii="Charis SIL Regular" w:hAnsi="Charis SIL Regular" w:eastAsia="Charis SIL Regular"/>
+          <w:b w:val="0"/>
+          <w:i w:val="0"/>
+          <w:color w:val="0000FF"/>
+          <w:sz w:val="24"/>
+          <w:u w:val="single"/>
+        </w:rPr>
+        <w:hyperlink r:id="rId20" w:history="1">
+          <w:r>
+            <w:rPr>
+              <w:rStyle w:val="Hyperlink"/>
+            </w:rPr>
+            <w:t>e</w:t>
+          </w:r>
+        </w:hyperlink>
+      </w:r>
+      <w:r>
+        <w:rPr>
+          <w:rFonts w:ascii="Charis SIL Regular" w:hAnsi="Charis SIL Regular" w:eastAsia="Charis SIL Regular"/>
+          <w:b w:val="0"/>
+          <w:i w:val="0"/>
+          <w:color w:val="0000FF"/>
+          <w:sz w:val="24"/>
+          <w:u w:val="single"/>
+        </w:rPr>
+        <w:hyperlink r:id="rId20" w:history="1">
+          <w:r>
+            <w:rPr>
+              <w:rStyle w:val="Hyperlink"/>
+            </w:rPr>
+            <w:t>n</w:t>
+          </w:r>
+        </w:hyperlink>
+      </w:r>
+      <w:r>
+        <w:rPr>
+          <w:rFonts w:ascii="Charis SIL Regular" w:hAnsi="Charis SIL Regular" w:eastAsia="Charis SIL Regular"/>
+          <w:b w:val="0"/>
+          <w:i w:val="0"/>
+          <w:color w:val="0000FF"/>
+          <w:sz w:val="24"/>
+          <w:u w:val="single"/>
+        </w:rPr>
+        <w:t xml:space="preserve"> </w:t>
+      </w:r>
+      <w:r>
+        <w:rPr>
+          <w:rFonts w:ascii="Charis SIL Regular" w:hAnsi="Charis SIL Regular" w:eastAsia="Charis SIL Regular"/>
+          <w:b w:val="0"/>
+          <w:i w:val="0"/>
+          <w:color w:val="0000FF"/>
+          <w:sz w:val="24"/>
+          <w:u w:val="single"/>
+        </w:rPr>
+        <w:hyperlink r:id="rId20" w:history="1">
+          <w:r>
+            <w:rPr>
+              <w:rStyle w:val="Hyperlink"/>
+            </w:rPr>
+            <w:t>Volkenkund</w:t>
+          </w:r>
+        </w:hyperlink>
+      </w:r>
+      <w:r>
+        <w:rPr>
+          <w:rFonts w:ascii="Charis SIL Regular" w:hAnsi="Charis SIL Regular" w:eastAsia="Charis SIL Regular"/>
+          <w:b w:val="0"/>
+          <w:i w:val="0"/>
+          <w:color w:val="0000FF"/>
+          <w:sz w:val="24"/>
+          <w:u w:val="single"/>
+        </w:rPr>
+        <w:hyperlink r:id="rId20" w:history="1">
           <w:r>
             <w:rPr>
               <w:rStyle w:val="Hyperlink"/>
@@ -2937,175 +3011,13 @@
       </w:r>
       <w:r>
         <w:rPr>
-          <w:u w:val="single" w:color="0000ff"/>
           <w:rFonts w:ascii="Charis SIL Regular" w:hAnsi="Charis SIL Regular" w:eastAsia="Charis SIL Regular"/>
           <w:b w:val="0"/>
           <w:i w:val="0"/>
           <w:color w:val="000000"/>
           <w:sz w:val="24"/>
         </w:rPr>
-        <w:hyperlink r:id="rId10" w:history="1">
-          <w:r>
-            <w:rPr>
-              <w:rStyle w:val="Hyperlink"/>
-            </w:rPr>
-            <w:t>dit</w:t>
-          </w:r>
-        </w:hyperlink>
-      </w:r>
-      <w:r>
-        <w:rPr>
-          <w:u w:val="single" w:color="0000ff"/>
-          <w:rFonts w:ascii="Charis SIL Regular" w:hAnsi="Charis SIL Regular" w:eastAsia="Charis SIL Regular"/>
-          <w:b w:val="0"/>
-          <w:i w:val="0"/>
-          <w:color w:val="000000"/>
-          <w:sz w:val="24"/>
-        </w:rPr>
-        <w:hyperlink r:id="rId10" w:history="1">
-          <w:r>
-            <w:rPr>
-              <w:rStyle w:val="Hyperlink"/>
-            </w:rPr>
-            <w:t xml:space="preserve"> soort organisati</w:t>
-          </w:r>
-        </w:hyperlink>
-      </w:r>
-      <w:r>
-        <w:rPr>
-          <w:rFonts w:ascii="Charis SIL Regular" w:hAnsi="Charis SIL Regular" w:eastAsia="Charis SIL Regular"/>
-          <w:b w:val="0"/>
-          <w:i w:val="0"/>
-          <w:color w:val="000000"/>
-          <w:sz w:val="24"/>
-        </w:rPr>
-        <w:t>es werd</w:t>
-      </w:r>
-      <w:r>
-        <w:rPr>
-          <w:u w:val="single" w:color="0000ff"/>
-          <w:rFonts w:ascii="Charis SIL Regular" w:hAnsi="Charis SIL Regular" w:eastAsia="Charis SIL Regular"/>
-          <w:b w:val="0"/>
-          <w:i w:val="0"/>
-          <w:color w:val="000000"/>
-          <w:sz w:val="24"/>
-        </w:rPr>
-        <w:hyperlink r:id="rId20" w:history="1">
-          <w:r>
-            <w:rPr>
-              <w:rStyle w:val="Hyperlink"/>
-            </w:rPr>
-            <w:t>en de bevi</w:t>
-          </w:r>
-        </w:hyperlink>
-      </w:r>
-      <w:r>
-        <w:rPr>
-          <w:u w:val="single" w:color="0000ff"/>
-          <w:rFonts w:ascii="Charis SIL Regular" w:hAnsi="Charis SIL Regular" w:eastAsia="Charis SIL Regular"/>
-          <w:b w:val="0"/>
-          <w:i w:val="0"/>
-          <w:color w:val="000000"/>
-          <w:sz w:val="24"/>
-        </w:rPr>
-        <w:hyperlink r:id="rId20" w:history="1">
-          <w:r>
-            <w:rPr>
-              <w:rStyle w:val="Hyperlink"/>
-            </w:rPr>
-            <w:t xml:space="preserve">ndingen </w:t>
-          </w:r>
-        </w:hyperlink>
-      </w:r>
-      <w:r>
-        <w:rPr>
-          <w:u w:val="single" w:color="0000ff"/>
-          <w:rFonts w:ascii="Charis SIL Regular" w:hAnsi="Charis SIL Regular" w:eastAsia="Charis SIL Regular"/>
-          <w:b w:val="0"/>
-          <w:i w:val="0"/>
-          <w:color w:val="000000"/>
-          <w:sz w:val="24"/>
-        </w:rPr>
-        <w:hyperlink r:id="rId20" w:history="1">
-          <w:r>
-            <w:rPr>
-              <w:rStyle w:val="Hyperlink"/>
-            </w:rPr>
-            <w:t>v</w:t>
-          </w:r>
-        </w:hyperlink>
-      </w:r>
-      <w:r>
-        <w:rPr>
-          <w:u w:val="single" w:color="0000ff"/>
-          <w:rFonts w:ascii="Charis SIL Regular" w:hAnsi="Charis SIL Regular" w:eastAsia="Charis SIL Regular"/>
-          <w:b w:val="0"/>
-          <w:i w:val="0"/>
-          <w:color w:val="000000"/>
-          <w:sz w:val="24"/>
-        </w:rPr>
-        <w:hyperlink r:id="rId20" w:history="1">
-          <w:r>
-            <w:rPr>
-              <w:rStyle w:val="Hyperlink"/>
-            </w:rPr>
-            <w:t>an w</w:t>
-          </w:r>
-        </w:hyperlink>
-      </w:r>
-      <w:r>
-        <w:rPr>
-          <w:u w:val="single" w:color="0000ff"/>
-          <w:rFonts w:ascii="Charis SIL Regular" w:hAnsi="Charis SIL Regular" w:eastAsia="Charis SIL Regular"/>
-          <w:b w:val="0"/>
-          <w:i w:val="0"/>
-          <w:color w:val="000000"/>
-          <w:sz w:val="24"/>
-        </w:rPr>
-        <w:hyperlink r:id="rId20" w:history="1">
-          <w:r>
-            <w:rPr>
-              <w:rStyle w:val="Hyperlink"/>
-            </w:rPr>
-            <w:t>etens</w:t>
-          </w:r>
-        </w:hyperlink>
-      </w:r>
-      <w:r>
-        <w:rPr>
-          <w:u w:val="single" w:color="0000ff"/>
-          <w:rFonts w:ascii="Charis SIL Regular" w:hAnsi="Charis SIL Regular" w:eastAsia="Charis SIL Regular"/>
-          <w:b w:val="0"/>
-          <w:i w:val="0"/>
-          <w:color w:val="000000"/>
-          <w:sz w:val="24"/>
-        </w:rPr>
-        <w:hyperlink r:id="rId20" w:history="1">
-          <w:r>
-            <w:rPr>
-              <w:rStyle w:val="Hyperlink"/>
-            </w:rPr>
-            <w:t>c</w:t>
-          </w:r>
-        </w:hyperlink>
-      </w:r>
-      <w:r>
-        <w:rPr>
-          <w:u w:val="single" w:color="0000ff"/>
-          <w:rFonts w:ascii="Charis SIL Regular" w:hAnsi="Charis SIL Regular" w:eastAsia="Charis SIL Regular"/>
-          <w:b w:val="0"/>
-          <w:i w:val="0"/>
-          <w:color w:val="000000"/>
-          <w:sz w:val="24"/>
-        </w:rPr>
-        <w:hyperlink r:id="rId20" w:history="1">
-          <w:r>
-            <w:rPr>
-              <w:rStyle w:val="Hyperlink"/>
-            </w:rPr>
-            <w:t>happe</w:t>
-          </w:r>
-        </w:hyperlink>
+        <w:t>dit soort organisaties werden de bevindingen van wetenschappe</w:t>
       </w:r>
       <w:r>
         <w:rPr>
@@ -3923,8 +3835,16 @@
           <w:i w:val="0"/>
           <w:color w:val="0000FF"/>
           <w:sz w:val="24"/>
-        </w:rPr>
-        <w:t>Mus</w:t>
+          <w:u w:val="single"/>
+        </w:rPr>
+        <w:hyperlink r:id="rId15" w:history="1">
+          <w:r>
+            <w:rPr>
+              <w:rStyle w:val="Hyperlink"/>
+            </w:rPr>
+            <w:t>Mus</w:t>
+          </w:r>
+        </w:hyperlink>
       </w:r>
       <w:r>
         <w:rPr>

--- a/EXPORTS/DOCX/published/niveau2/Dutch/Indonesia.docx
+++ b/EXPORTS/DOCX/published/niveau2/Dutch/Indonesia.docx
@@ -699,61 +699,7 @@
           <w:color w:val="000000"/>
           <w:sz w:val="24"/>
         </w:rPr>
-        <w:hyperlink r:id="rId10" w:history="1">
-          <w:r>
-            <w:rPr>
-              <w:rStyle w:val="Hyperlink"/>
-            </w:rPr>
-            <w:t>dat in 1778</w:t>
-          </w:r>
-        </w:hyperlink>
-      </w:r>
-      <w:r>
-        <w:rPr>
-          <w:u w:val="single" w:color="0000ff"/>
-          <w:rFonts w:ascii="Charis SIL Regular" w:hAnsi="Charis SIL Regular" w:eastAsia="Charis SIL Regular"/>
-          <w:b w:val="0"/>
-          <w:i w:val="0"/>
-          <w:color w:val="000000"/>
-          <w:sz w:val="24"/>
-        </w:rPr>
-        <w:t xml:space="preserve"> </w:t>
-      </w:r>
-      <w:r>
-        <w:rPr>
-          <w:u w:val="single" w:color="0000ff"/>
-          <w:rFonts w:ascii="Charis SIL Regular" w:hAnsi="Charis SIL Regular" w:eastAsia="Charis SIL Regular"/>
-          <w:b w:val="0"/>
-          <w:i w:val="0"/>
-          <w:color w:val="000000"/>
-          <w:sz w:val="24"/>
-        </w:rPr>
-        <w:hyperlink r:id="rId10" w:history="1">
-          <w:r>
-            <w:rPr>
-              <w:rStyle w:val="Hyperlink"/>
-            </w:rPr>
-            <w:t>in Batavia we</w:t>
-          </w:r>
-        </w:hyperlink>
-      </w:r>
-      <w:r>
-        <w:rPr>
-          <w:u w:val="single" w:color="0000ff"/>
-          <w:rFonts w:ascii="Charis SIL Regular" w:hAnsi="Charis SIL Regular" w:eastAsia="Charis SIL Regular"/>
-          <w:b w:val="0"/>
-          <w:i w:val="0"/>
-          <w:color w:val="000000"/>
-          <w:sz w:val="24"/>
-        </w:rPr>
-        <w:hyperlink r:id="rId10" w:history="1">
-          <w:r>
-            <w:rPr>
-              <w:rStyle w:val="Hyperlink"/>
-            </w:rPr>
-            <w:t>rd o</w:t>
-          </w:r>
-        </w:hyperlink>
+        <w:t>dat in 1778 in Batavia werd o</w:t>
       </w:r>
       <w:r>
         <w:rPr>
@@ -2354,7 +2300,7 @@
           <w:sz w:val="24"/>
           <w:u w:val="single"/>
         </w:rPr>
-        <w:hyperlink r:id="rId19" w:history="1">
+        <w:hyperlink r:id="rId20" w:history="1">
           <w:r>
             <w:rPr>
               <w:rStyle w:val="Hyperlink"/>
@@ -2372,7 +2318,7 @@
           <w:sz w:val="24"/>
           <w:u w:val="single"/>
         </w:rPr>
-        <w:hyperlink r:id="rId19" w:history="1">
+        <w:hyperlink r:id="rId20" w:history="1">
           <w:r>
             <w:rPr>
               <w:rStyle w:val="Hyperlink"/>
@@ -2390,7 +2336,7 @@
           <w:sz w:val="24"/>
           <w:u w:val="single"/>
         </w:rPr>
-        <w:hyperlink r:id="rId19" w:history="1">
+        <w:hyperlink r:id="rId20" w:history="1">
           <w:r>
             <w:rPr>
               <w:rStyle w:val="Hyperlink"/>
@@ -2691,7 +2637,7 @@
           <w:sz w:val="24"/>
           <w:u w:val="single"/>
         </w:rPr>
-        <w:hyperlink r:id="rId20" w:history="1">
+        <w:hyperlink r:id="rId21" w:history="1">
           <w:r>
             <w:rPr>
               <w:rStyle w:val="Hyperlink"/>
@@ -2720,7 +2666,7 @@
           <w:sz w:val="24"/>
           <w:u w:val="single"/>
         </w:rPr>
-        <w:hyperlink r:id="rId20" w:history="1">
+        <w:hyperlink r:id="rId21" w:history="1">
           <w:r>
             <w:rPr>
               <w:rStyle w:val="Hyperlink"/>
@@ -2749,7 +2695,7 @@
           <w:sz w:val="24"/>
           <w:u w:val="single"/>
         </w:rPr>
-        <w:hyperlink r:id="rId20" w:history="1">
+        <w:hyperlink r:id="rId21" w:history="1">
           <w:r>
             <w:rPr>
               <w:rStyle w:val="Hyperlink"/>
@@ -2776,9 +2722,8 @@
           <w:i w:val="0"/>
           <w:color w:val="0000FF"/>
           <w:sz w:val="24"/>
-          <w:u w:val="single"/>
-        </w:rPr>
-        <w:hyperlink r:id="rId20" w:history="1">
+        </w:rPr>
+        <w:hyperlink r:id="rId21" w:history="1">
           <w:r>
             <w:rPr>
               <w:rStyle w:val="Hyperlink"/>
@@ -2854,7 +2799,7 @@
           <w:sz w:val="24"/>
           <w:u w:val="single"/>
         </w:rPr>
-        <w:hyperlink r:id="rId20" w:history="1">
+        <w:hyperlink r:id="rId10" w:history="1">
           <w:r>
             <w:rPr>
               <w:rStyle w:val="Hyperlink"/>
@@ -2872,7 +2817,7 @@
           <w:sz w:val="24"/>
           <w:u w:val="single"/>
         </w:rPr>
-        <w:hyperlink r:id="rId20" w:history="1">
+        <w:hyperlink r:id="rId10" w:history="1">
           <w:r>
             <w:rPr>
               <w:rStyle w:val="Hyperlink"/>
@@ -2901,7 +2846,7 @@
           <w:sz w:val="24"/>
           <w:u w:val="single"/>
         </w:rPr>
-        <w:hyperlink r:id="rId20" w:history="1">
+        <w:hyperlink r:id="rId10" w:history="1">
           <w:r>
             <w:rPr>
               <w:rStyle w:val="Hyperlink"/>
@@ -2919,7 +2864,7 @@
           <w:sz w:val="24"/>
           <w:u w:val="single"/>
         </w:rPr>
-        <w:hyperlink r:id="rId20" w:history="1">
+        <w:hyperlink r:id="rId10" w:history="1">
           <w:r>
             <w:rPr>
               <w:rStyle w:val="Hyperlink"/>
@@ -3011,13 +2956,21 @@
       </w:r>
       <w:r>
         <w:rPr>
+          <w:u w:val="single" w:color="0000ff"/>
           <w:rFonts w:ascii="Charis SIL Regular" w:hAnsi="Charis SIL Regular" w:eastAsia="Charis SIL Regular"/>
           <w:b w:val="0"/>
           <w:i w:val="0"/>
           <w:color w:val="000000"/>
           <w:sz w:val="24"/>
         </w:rPr>
-        <w:t>dit soort organisaties werden de bevindingen van wetenschappe</w:t>
+        <w:hyperlink r:id="rId10" w:history="1">
+          <w:r>
+            <w:rPr>
+              <w:rStyle w:val="Hyperlink"/>
+            </w:rPr>
+            <w:t>dit</w:t>
+          </w:r>
+        </w:hyperlink>
       </w:r>
       <w:r>
         <w:rPr>
@@ -3028,7 +2981,161 @@
           <w:color w:val="000000"/>
           <w:sz w:val="24"/>
         </w:rPr>
-        <w:hyperlink r:id="rId20" w:history="1">
+        <w:hyperlink r:id="rId10" w:history="1">
+          <w:r>
+            <w:rPr>
+              <w:rStyle w:val="Hyperlink"/>
+            </w:rPr>
+            <w:t xml:space="preserve"> soort organisati</w:t>
+          </w:r>
+        </w:hyperlink>
+      </w:r>
+      <w:r>
+        <w:rPr>
+          <w:rFonts w:ascii="Charis SIL Regular" w:hAnsi="Charis SIL Regular" w:eastAsia="Charis SIL Regular"/>
+          <w:b w:val="0"/>
+          <w:i w:val="0"/>
+          <w:color w:val="000000"/>
+          <w:sz w:val="24"/>
+        </w:rPr>
+        <w:t>es werd</w:t>
+      </w:r>
+      <w:r>
+        <w:rPr>
+          <w:u w:val="single" w:color="0000ff"/>
+          <w:rFonts w:ascii="Charis SIL Regular" w:hAnsi="Charis SIL Regular" w:eastAsia="Charis SIL Regular"/>
+          <w:b w:val="0"/>
+          <w:i w:val="0"/>
+          <w:color w:val="000000"/>
+          <w:sz w:val="24"/>
+        </w:rPr>
+        <w:hyperlink r:id="rId21" w:history="1">
+          <w:r>
+            <w:rPr>
+              <w:rStyle w:val="Hyperlink"/>
+            </w:rPr>
+            <w:t>en de bevi</w:t>
+          </w:r>
+        </w:hyperlink>
+      </w:r>
+      <w:r>
+        <w:rPr>
+          <w:u w:val="single" w:color="0000ff"/>
+          <w:rFonts w:ascii="Charis SIL Regular" w:hAnsi="Charis SIL Regular" w:eastAsia="Charis SIL Regular"/>
+          <w:b w:val="0"/>
+          <w:i w:val="0"/>
+          <w:color w:val="000000"/>
+          <w:sz w:val="24"/>
+        </w:rPr>
+        <w:hyperlink r:id="rId21" w:history="1">
+          <w:r>
+            <w:rPr>
+              <w:rStyle w:val="Hyperlink"/>
+            </w:rPr>
+            <w:t xml:space="preserve">ndingen </w:t>
+          </w:r>
+        </w:hyperlink>
+      </w:r>
+      <w:r>
+        <w:rPr>
+          <w:u w:val="single" w:color="0000ff"/>
+          <w:rFonts w:ascii="Charis SIL Regular" w:hAnsi="Charis SIL Regular" w:eastAsia="Charis SIL Regular"/>
+          <w:b w:val="0"/>
+          <w:i w:val="0"/>
+          <w:color w:val="000000"/>
+          <w:sz w:val="24"/>
+        </w:rPr>
+        <w:hyperlink r:id="rId21" w:history="1">
+          <w:r>
+            <w:rPr>
+              <w:rStyle w:val="Hyperlink"/>
+            </w:rPr>
+            <w:t>v</w:t>
+          </w:r>
+        </w:hyperlink>
+      </w:r>
+      <w:r>
+        <w:rPr>
+          <w:u w:val="single" w:color="0000ff"/>
+          <w:rFonts w:ascii="Charis SIL Regular" w:hAnsi="Charis SIL Regular" w:eastAsia="Charis SIL Regular"/>
+          <w:b w:val="0"/>
+          <w:i w:val="0"/>
+          <w:color w:val="000000"/>
+          <w:sz w:val="24"/>
+        </w:rPr>
+        <w:hyperlink r:id="rId21" w:history="1">
+          <w:r>
+            <w:rPr>
+              <w:rStyle w:val="Hyperlink"/>
+            </w:rPr>
+            <w:t>an w</w:t>
+          </w:r>
+        </w:hyperlink>
+      </w:r>
+      <w:r>
+        <w:rPr>
+          <w:u w:val="single" w:color="0000ff"/>
+          <w:rFonts w:ascii="Charis SIL Regular" w:hAnsi="Charis SIL Regular" w:eastAsia="Charis SIL Regular"/>
+          <w:b w:val="0"/>
+          <w:i w:val="0"/>
+          <w:color w:val="000000"/>
+          <w:sz w:val="24"/>
+        </w:rPr>
+        <w:hyperlink r:id="rId21" w:history="1">
+          <w:r>
+            <w:rPr>
+              <w:rStyle w:val="Hyperlink"/>
+            </w:rPr>
+            <w:t>etens</w:t>
+          </w:r>
+        </w:hyperlink>
+      </w:r>
+      <w:r>
+        <w:rPr>
+          <w:u w:val="single" w:color="0000ff"/>
+          <w:rFonts w:ascii="Charis SIL Regular" w:hAnsi="Charis SIL Regular" w:eastAsia="Charis SIL Regular"/>
+          <w:b w:val="0"/>
+          <w:i w:val="0"/>
+          <w:color w:val="000000"/>
+          <w:sz w:val="24"/>
+        </w:rPr>
+        <w:hyperlink r:id="rId21" w:history="1">
+          <w:r>
+            <w:rPr>
+              <w:rStyle w:val="Hyperlink"/>
+            </w:rPr>
+            <w:t>c</w:t>
+          </w:r>
+        </w:hyperlink>
+      </w:r>
+      <w:r>
+        <w:rPr>
+          <w:u w:val="single" w:color="0000ff"/>
+          <w:rFonts w:ascii="Charis SIL Regular" w:hAnsi="Charis SIL Regular" w:eastAsia="Charis SIL Regular"/>
+          <w:b w:val="0"/>
+          <w:i w:val="0"/>
+          <w:color w:val="000000"/>
+          <w:sz w:val="24"/>
+        </w:rPr>
+        <w:hyperlink r:id="rId21" w:history="1">
+          <w:r>
+            <w:rPr>
+              <w:rStyle w:val="Hyperlink"/>
+            </w:rPr>
+            <w:t>happe</w:t>
+          </w:r>
+        </w:hyperlink>
+      </w:r>
+      <w:r>
+        <w:rPr>
+          <w:u w:val="single" w:color="0000ff"/>
+          <w:rFonts w:ascii="Charis SIL Regular" w:hAnsi="Charis SIL Regular" w:eastAsia="Charis SIL Regular"/>
+          <w:b w:val="0"/>
+          <w:i w:val="0"/>
+          <w:color w:val="000000"/>
+          <w:sz w:val="24"/>
+        </w:rPr>
+        <w:hyperlink r:id="rId21" w:history="1">
           <w:r>
             <w:rPr>
               <w:rStyle w:val="Hyperlink"/>
@@ -3046,7 +3153,7 @@
           <w:color w:val="000000"/>
           <w:sz w:val="24"/>
         </w:rPr>
-        <w:hyperlink r:id="rId20" w:history="1">
+        <w:hyperlink r:id="rId21" w:history="1">
           <w:r>
             <w:rPr>
               <w:rStyle w:val="Hyperlink"/>
@@ -3130,7 +3237,7 @@
           <w:sz w:val="24"/>
           <w:u w:val="single"/>
         </w:rPr>
-        <w:hyperlink r:id="rId21" w:history="1">
+        <w:hyperlink r:id="rId22" w:history="1">
           <w:r>
             <w:rPr>
               <w:rStyle w:val="Hyperlink"/>
@@ -3310,7 +3417,7 @@
           <w:sz w:val="24"/>
           <w:u w:val="single"/>
         </w:rPr>
-        <w:hyperlink r:id="rId22" w:history="1">
+        <w:hyperlink r:id="rId23" w:history="1">
           <w:r>
             <w:rPr>
               <w:rStyle w:val="Hyperlink"/>
@@ -3531,7 +3638,7 @@
           <w:sz w:val="24"/>
           <w:u w:val="single"/>
         </w:rPr>
-        <w:hyperlink r:id="rId23" w:history="1">
+        <w:hyperlink r:id="rId24" w:history="1">
           <w:r>
             <w:rPr>
               <w:rStyle w:val="Hyperlink"/>
@@ -3549,7 +3656,7 @@
           <w:sz w:val="24"/>
           <w:u w:val="single"/>
         </w:rPr>
-        <w:hyperlink r:id="rId23" w:history="1">
+        <w:hyperlink r:id="rId24" w:history="1">
           <w:r>
             <w:rPr>
               <w:rStyle w:val="Hyperlink"/>
@@ -3578,7 +3685,7 @@
           <w:sz w:val="24"/>
           <w:u w:val="single"/>
         </w:rPr>
-        <w:hyperlink r:id="rId23" w:history="1">
+        <w:hyperlink r:id="rId24" w:history="1">
           <w:r>
             <w:rPr>
               <w:rStyle w:val="Hyperlink"/>
@@ -3607,7 +3714,7 @@
           <w:sz w:val="24"/>
           <w:u w:val="single"/>
         </w:rPr>
-        <w:hyperlink r:id="rId23" w:history="1">
+        <w:hyperlink r:id="rId24" w:history="1">
           <w:r>
             <w:rPr>
               <w:rStyle w:val="Hyperlink"/>
@@ -3675,7 +3782,7 @@
           <w:sz w:val="24"/>
           <w:u w:val="single"/>
         </w:rPr>
-        <w:hyperlink r:id="rId24" w:history="1">
+        <w:hyperlink r:id="rId25" w:history="1">
           <w:r>
             <w:rPr>
               <w:rStyle w:val="Hyperlink"/>
@@ -3731,7 +3838,7 @@
           <w:sz w:val="24"/>
           <w:u w:val="single"/>
         </w:rPr>
-        <w:hyperlink r:id="rId25" w:history="1">
+        <w:hyperlink r:id="rId26" w:history="1">
           <w:r>
             <w:rPr>
               <w:rStyle w:val="Hyperlink"/>
@@ -3759,7 +3866,7 @@
           <w:sz w:val="24"/>
           <w:u w:val="single"/>
         </w:rPr>
-        <w:hyperlink r:id="rId26" w:history="1">
+        <w:hyperlink r:id="rId27" w:history="1">
           <w:r>
             <w:rPr>
               <w:rStyle w:val="Hyperlink"/>
@@ -3788,7 +3895,7 @@
           <w:sz w:val="24"/>
           <w:u w:val="single"/>
         </w:rPr>
-        <w:hyperlink r:id="rId26" w:history="1">
+        <w:hyperlink r:id="rId27" w:history="1">
           <w:r>
             <w:rPr>
               <w:rStyle w:val="Hyperlink"/>
@@ -3806,7 +3913,7 @@
           <w:sz w:val="24"/>
           <w:u w:val="single"/>
         </w:rPr>
-        <w:hyperlink r:id="rId24" w:history="1">
+        <w:hyperlink r:id="rId25" w:history="1">
           <w:r>
             <w:rPr>
               <w:rStyle w:val="Hyperlink"/>
@@ -3835,27 +3942,19 @@
           <w:i w:val="0"/>
           <w:color w:val="0000FF"/>
           <w:sz w:val="24"/>
+        </w:rPr>
+        <w:t>Mus</w:t>
+      </w:r>
+      <w:r>
+        <w:rPr>
+          <w:rFonts w:ascii="Charis SIL Regular" w:hAnsi="Charis SIL Regular" w:eastAsia="Charis SIL Regular"/>
+          <w:b w:val="0"/>
+          <w:i w:val="0"/>
+          <w:color w:val="0000FF"/>
+          <w:sz w:val="24"/>
           <w:u w:val="single"/>
         </w:rPr>
-        <w:hyperlink r:id="rId15" w:history="1">
-          <w:r>
-            <w:rPr>
-              <w:rStyle w:val="Hyperlink"/>
-            </w:rPr>
-            <w:t>Mus</w:t>
-          </w:r>
-        </w:hyperlink>
-      </w:r>
-      <w:r>
-        <w:rPr>
-          <w:rFonts w:ascii="Charis SIL Regular" w:hAnsi="Charis SIL Regular" w:eastAsia="Charis SIL Regular"/>
-          <w:b w:val="0"/>
-          <w:i w:val="0"/>
-          <w:color w:val="0000FF"/>
-          <w:sz w:val="24"/>
-          <w:u w:val="single"/>
-        </w:rPr>
-        <w:hyperlink r:id="rId26" w:history="1">
+        <w:hyperlink r:id="rId27" w:history="1">
           <w:r>
             <w:rPr>
               <w:rStyle w:val="Hyperlink"/>
@@ -3884,7 +3983,7 @@
           <w:sz w:val="24"/>
           <w:u w:val="single"/>
         </w:rPr>
-        <w:hyperlink r:id="rId26" w:history="1">
+        <w:hyperlink r:id="rId27" w:history="1">
           <w:r>
             <w:rPr>
               <w:rStyle w:val="Hyperlink"/>
@@ -3902,7 +4001,7 @@
           <w:sz w:val="24"/>
           <w:u w:val="single"/>
         </w:rPr>
-        <w:hyperlink r:id="rId26" w:history="1">
+        <w:hyperlink r:id="rId27" w:history="1">
           <w:r>
             <w:rPr>
               <w:rStyle w:val="Hyperlink"/>
@@ -3920,7 +4019,7 @@
           <w:color w:val="000000"/>
           <w:sz w:val="24"/>
         </w:rPr>
-        <w:hyperlink r:id="rId26" w:history="1">
+        <w:hyperlink r:id="rId27" w:history="1">
           <w:r>
             <w:rPr>
               <w:rStyle w:val="Hyperlink"/>
@@ -3998,7 +4097,7 @@
           <w:sz w:val="24"/>
           <w:u w:val="single"/>
         </w:rPr>
-        <w:hyperlink r:id="rId27" w:history="1">
+        <w:hyperlink r:id="rId28" w:history="1">
           <w:r>
             <w:rPr>
               <w:rStyle w:val="Hyperlink"/>
@@ -4027,7 +4126,7 @@
           <w:sz w:val="24"/>
           <w:u w:val="single"/>
         </w:rPr>
-        <w:hyperlink r:id="rId27" w:history="1">
+        <w:hyperlink r:id="rId28" w:history="1">
           <w:r>
             <w:rPr>
               <w:rStyle w:val="Hyperlink"/>
@@ -4056,7 +4155,7 @@
           <w:sz w:val="24"/>
           <w:u w:val="single"/>
         </w:rPr>
-        <w:hyperlink r:id="rId27" w:history="1">
+        <w:hyperlink r:id="rId28" w:history="1">
           <w:r>
             <w:rPr>
               <w:rStyle w:val="Hyperlink"/>
@@ -4154,7 +4253,7 @@
           <w:sz w:val="24"/>
           <w:u w:val="single"/>
         </w:rPr>
-        <w:hyperlink r:id="rId28" w:history="1">
+        <w:hyperlink r:id="rId29" w:history="1">
           <w:r>
             <w:rPr>
               <w:rStyle w:val="Hyperlink"/>
@@ -4182,7 +4281,7 @@
           <w:sz w:val="24"/>
           <w:u w:val="single"/>
         </w:rPr>
-        <w:hyperlink r:id="rId29" w:history="1">
+        <w:hyperlink r:id="rId30" w:history="1">
           <w:r>
             <w:rPr>
               <w:rStyle w:val="Hyperlink"/>
@@ -4220,7 +4319,7 @@
           <w:color w:val="000000"/>
           <w:sz w:val="24"/>
         </w:rPr>
-        <w:hyperlink r:id="rId28" w:history="1">
+        <w:hyperlink r:id="rId29" w:history="1">
           <w:r>
             <w:rPr>
               <w:rStyle w:val="Hyperlink"/>
@@ -4248,7 +4347,7 @@
           <w:color w:val="000000"/>
           <w:sz w:val="24"/>
         </w:rPr>
-        <w:hyperlink r:id="rId29" w:history="1">
+        <w:hyperlink r:id="rId30" w:history="1">
           <w:r>
             <w:rPr>
               <w:rStyle w:val="Hyperlink"/>

--- a/EXPORTS/DOCX/published/niveau2/Dutch/Indonesia.docx
+++ b/EXPORTS/DOCX/published/niveau2/Dutch/Indonesia.docx
@@ -406,7 +406,25 @@
           <w:color w:val="000000"/>
           <w:sz w:val="24"/>
         </w:rPr>
-        <w:t>informatie hierover.</w:t>
+        <w:t xml:space="preserve">informatie </w:t>
+      </w:r>
+      <w:r>
+        <w:rPr>
+          <w:u w:val="single" w:color="0000ff"/>
+          <w:rFonts w:ascii="Charis SIL Regular" w:hAnsi="Charis SIL Regular" w:eastAsia="Charis SIL Regular"/>
+          <w:b w:val="0"/>
+          <w:i w:val="0"/>
+          <w:color w:val="000000"/>
+          <w:sz w:val="24"/>
+        </w:rPr>
+        <w:hyperlink r:id="rId9" w:history="1">
+          <w:r>
+            <w:rPr>
+              <w:rStyle w:val="Hyperlink"/>
+            </w:rPr>
+            <w:t>hierover.</w:t>
+          </w:r>
+        </w:hyperlink>
       </w:r>
     </w:p>
     <w:p>
@@ -692,6 +710,16 @@
       </w:r>
       <w:r>
         <w:rPr>
+          <w:rFonts w:ascii="Charis SIL Regular" w:hAnsi="Charis SIL Regular" w:eastAsia="Charis SIL Regular"/>
+          <w:b w:val="0"/>
+          <w:i w:val="0"/>
+          <w:color w:val="000000"/>
+          <w:sz w:val="24"/>
+        </w:rPr>
+        <w:t>dat in 1778 in Batavia we</w:t>
+      </w:r>
+      <w:r>
+        <w:rPr>
           <w:u w:val="single" w:color="0000ff"/>
           <w:rFonts w:ascii="Charis SIL Regular" w:hAnsi="Charis SIL Regular" w:eastAsia="Charis SIL Regular"/>
           <w:b w:val="0"/>
@@ -699,7 +727,14 @@
           <w:color w:val="000000"/>
           <w:sz w:val="24"/>
         </w:rPr>
-        <w:t>dat in 1778 in Batavia werd o</w:t>
+        <w:hyperlink r:id="rId10" w:history="1">
+          <w:r>
+            <w:rPr>
+              <w:rStyle w:val="Hyperlink"/>
+            </w:rPr>
+            <w:t>rd o</w:t>
+          </w:r>
+        </w:hyperlink>
       </w:r>
       <w:r>
         <w:rPr>
@@ -1169,7 +1204,126 @@
           <w:color w:val="000000"/>
           <w:sz w:val="24"/>
         </w:rPr>
-        <w:t>gedetailleerde informatie en bronnen met betrekking tot het Batav</w:t>
+        <w:t>gedetailleerde informatie e</w:t>
+      </w:r>
+      <w:r>
+        <w:rPr>
+          <w:u w:val="single" w:color="0000ff"/>
+          <w:rFonts w:ascii="Charis SIL Regular" w:hAnsi="Charis SIL Regular" w:eastAsia="Charis SIL Regular"/>
+          <w:b w:val="0"/>
+          <w:i w:val="0"/>
+          <w:color w:val="000000"/>
+          <w:sz w:val="24"/>
+        </w:rPr>
+        <w:hyperlink r:id="rId12" w:history="1">
+          <w:r>
+            <w:rPr>
+              <w:rStyle w:val="Hyperlink"/>
+            </w:rPr>
+            <w:t>n bronn</w:t>
+          </w:r>
+        </w:hyperlink>
+      </w:r>
+      <w:r>
+        <w:rPr>
+          <w:u w:val="single" w:color="0000ff"/>
+          <w:rFonts w:ascii="Charis SIL Regular" w:hAnsi="Charis SIL Regular" w:eastAsia="Charis SIL Regular"/>
+          <w:b w:val="0"/>
+          <w:i w:val="0"/>
+          <w:color w:val="000000"/>
+          <w:sz w:val="24"/>
+        </w:rPr>
+        <w:t>en met betre</w:t>
+      </w:r>
+      <w:r>
+        <w:rPr>
+          <w:u w:val="single" w:color="0000ff"/>
+          <w:rFonts w:ascii="Charis SIL Regular" w:hAnsi="Charis SIL Regular" w:eastAsia="Charis SIL Regular"/>
+          <w:b w:val="0"/>
+          <w:i w:val="0"/>
+          <w:color w:val="000000"/>
+          <w:sz w:val="24"/>
+        </w:rPr>
+        <w:hyperlink r:id="rId12" w:history="1">
+          <w:r>
+            <w:rPr>
+              <w:rStyle w:val="Hyperlink"/>
+            </w:rPr>
+            <w:t>kki</w:t>
+          </w:r>
+        </w:hyperlink>
+      </w:r>
+      <w:r>
+        <w:rPr>
+          <w:u w:val="single" w:color="0000ff"/>
+          <w:rFonts w:ascii="Charis SIL Regular" w:hAnsi="Charis SIL Regular" w:eastAsia="Charis SIL Regular"/>
+          <w:b w:val="0"/>
+          <w:i w:val="0"/>
+          <w:color w:val="000000"/>
+          <w:sz w:val="24"/>
+        </w:rPr>
+        <w:hyperlink r:id="rId12" w:history="1">
+          <w:r>
+            <w:rPr>
+              <w:rStyle w:val="Hyperlink"/>
+            </w:rPr>
+            <w:t>n</w:t>
+          </w:r>
+        </w:hyperlink>
+      </w:r>
+      <w:r>
+        <w:rPr>
+          <w:u w:val="single" w:color="0000ff"/>
+          <w:rFonts w:ascii="Charis SIL Regular" w:hAnsi="Charis SIL Regular" w:eastAsia="Charis SIL Regular"/>
+          <w:b w:val="0"/>
+          <w:i w:val="0"/>
+          <w:color w:val="000000"/>
+          <w:sz w:val="24"/>
+        </w:rPr>
+        <w:hyperlink r:id="rId12" w:history="1">
+          <w:r>
+            <w:rPr>
+              <w:rStyle w:val="Hyperlink"/>
+            </w:rPr>
+            <w:t xml:space="preserve">g </w:t>
+          </w:r>
+        </w:hyperlink>
+      </w:r>
+      <w:r>
+        <w:rPr>
+          <w:u w:val="single" w:color="0000ff"/>
+          <w:rFonts w:ascii="Charis SIL Regular" w:hAnsi="Charis SIL Regular" w:eastAsia="Charis SIL Regular"/>
+          <w:b w:val="0"/>
+          <w:i w:val="0"/>
+          <w:color w:val="000000"/>
+          <w:sz w:val="24"/>
+        </w:rPr>
+        <w:hyperlink r:id="rId12" w:history="1">
+          <w:r>
+            <w:rPr>
+              <w:rStyle w:val="Hyperlink"/>
+            </w:rPr>
+            <w:t>t</w:t>
+          </w:r>
+        </w:hyperlink>
+      </w:r>
+      <w:r>
+        <w:rPr>
+          <w:u w:val="single" w:color="0000ff"/>
+          <w:rFonts w:ascii="Charis SIL Regular" w:hAnsi="Charis SIL Regular" w:eastAsia="Charis SIL Regular"/>
+          <w:b w:val="0"/>
+          <w:i w:val="0"/>
+          <w:color w:val="000000"/>
+          <w:sz w:val="24"/>
+        </w:rPr>
+        <w:hyperlink r:id="rId12" w:history="1">
+          <w:r>
+            <w:rPr>
+              <w:rStyle w:val="Hyperlink"/>
+            </w:rPr>
+            <w:t>ot het Batav</w:t>
+          </w:r>
+        </w:hyperlink>
       </w:r>
       <w:r>
         <w:rPr>
@@ -2336,7 +2490,7 @@
           <w:sz w:val="24"/>
           <w:u w:val="single"/>
         </w:rPr>
-        <w:hyperlink r:id="rId20" w:history="1">
+        <w:hyperlink r:id="rId19" w:history="1">
           <w:r>
             <w:rPr>
               <w:rStyle w:val="Hyperlink"/>
@@ -3014,7 +3168,25 @@
             <w:rPr>
               <w:rStyle w:val="Hyperlink"/>
             </w:rPr>
-            <w:t>en de bevi</w:t>
+            <w:t>en de bev</w:t>
+          </w:r>
+        </w:hyperlink>
+      </w:r>
+      <w:r>
+        <w:rPr>
+          <w:u w:val="single" w:color="0000ff"/>
+          <w:rFonts w:ascii="Charis SIL Regular" w:hAnsi="Charis SIL Regular" w:eastAsia="Charis SIL Regular"/>
+          <w:b w:val="0"/>
+          <w:i w:val="0"/>
+          <w:color w:val="000000"/>
+          <w:sz w:val="24"/>
+        </w:rPr>
+        <w:hyperlink r:id="rId21" w:history="1">
+          <w:r>
+            <w:rPr>
+              <w:rStyle w:val="Hyperlink"/>
+            </w:rPr>
+            <w:t>i</w:t>
           </w:r>
         </w:hyperlink>
       </w:r>
@@ -3913,7 +4085,7 @@
           <w:sz w:val="24"/>
           <w:u w:val="single"/>
         </w:rPr>
-        <w:hyperlink r:id="rId25" w:history="1">
+        <w:hyperlink r:id="rId27" w:history="1">
           <w:r>
             <w:rPr>
               <w:rStyle w:val="Hyperlink"/>
@@ -3942,8 +4114,16 @@
           <w:i w:val="0"/>
           <w:color w:val="0000FF"/>
           <w:sz w:val="24"/>
-        </w:rPr>
-        <w:t>Mus</w:t>
+          <w:u w:val="single"/>
+        </w:rPr>
+        <w:hyperlink r:id="rId15" w:history="1">
+          <w:r>
+            <w:rPr>
+              <w:rStyle w:val="Hyperlink"/>
+            </w:rPr>
+            <w:t>Mus</w:t>
+          </w:r>
+        </w:hyperlink>
       </w:r>
       <w:r>
         <w:rPr>
@@ -3954,7 +4134,7 @@
           <w:sz w:val="24"/>
           <w:u w:val="single"/>
         </w:rPr>
-        <w:hyperlink r:id="rId27" w:history="1">
+        <w:hyperlink r:id="rId15" w:history="1">
           <w:r>
             <w:rPr>
               <w:rStyle w:val="Hyperlink"/>
@@ -3983,7 +4163,7 @@
           <w:sz w:val="24"/>
           <w:u w:val="single"/>
         </w:rPr>
-        <w:hyperlink r:id="rId27" w:history="1">
+        <w:hyperlink r:id="rId15" w:history="1">
           <w:r>
             <w:rPr>
               <w:rStyle w:val="Hyperlink"/>

--- a/EXPORTS/DOCX/published/niveau2/Dutch/Indonesia.docx
+++ b/EXPORTS/DOCX/published/niveau2/Dutch/Indonesia.docx
@@ -710,13 +710,31 @@
       </w:r>
       <w:r>
         <w:rPr>
+          <w:u w:val="single" w:color="0000ff"/>
           <w:rFonts w:ascii="Charis SIL Regular" w:hAnsi="Charis SIL Regular" w:eastAsia="Charis SIL Regular"/>
           <w:b w:val="0"/>
           <w:i w:val="0"/>
           <w:color w:val="000000"/>
           <w:sz w:val="24"/>
         </w:rPr>
-        <w:t>dat in 1778 in Batavia we</w:t>
+        <w:hyperlink r:id="rId10" w:history="1">
+          <w:r>
+            <w:rPr>
+              <w:rStyle w:val="Hyperlink"/>
+            </w:rPr>
+            <w:t>dat in 1778</w:t>
+          </w:r>
+        </w:hyperlink>
+      </w:r>
+      <w:r>
+        <w:rPr>
+          <w:rFonts w:ascii="Charis SIL Regular" w:hAnsi="Charis SIL Regular" w:eastAsia="Charis SIL Regular"/>
+          <w:b w:val="0"/>
+          <w:i w:val="0"/>
+          <w:color w:val="000000"/>
+          <w:sz w:val="24"/>
+        </w:rPr>
+        <w:t xml:space="preserve"> in Batavia we</w:t>
       </w:r>
       <w:r>
         <w:rPr>
@@ -1233,7 +1251,14 @@
           <w:color w:val="000000"/>
           <w:sz w:val="24"/>
         </w:rPr>
-        <w:t>en met betre</w:t>
+        <w:hyperlink r:id="rId12" w:history="1">
+          <w:r>
+            <w:rPr>
+              <w:rStyle w:val="Hyperlink"/>
+            </w:rPr>
+            <w:t>en met betre</w:t>
+          </w:r>
+        </w:hyperlink>
       </w:r>
       <w:r>
         <w:rPr>
@@ -2490,7 +2515,7 @@
           <w:sz w:val="24"/>
           <w:u w:val="single"/>
         </w:rPr>
-        <w:hyperlink r:id="rId19" w:history="1">
+        <w:hyperlink r:id="rId20" w:history="1">
           <w:r>
             <w:rPr>
               <w:rStyle w:val="Hyperlink"/>
@@ -3168,25 +3193,7 @@
             <w:rPr>
               <w:rStyle w:val="Hyperlink"/>
             </w:rPr>
-            <w:t>en de bev</w:t>
-          </w:r>
-        </w:hyperlink>
-      </w:r>
-      <w:r>
-        <w:rPr>
-          <w:u w:val="single" w:color="0000ff"/>
-          <w:rFonts w:ascii="Charis SIL Regular" w:hAnsi="Charis SIL Regular" w:eastAsia="Charis SIL Regular"/>
-          <w:b w:val="0"/>
-          <w:i w:val="0"/>
-          <w:color w:val="000000"/>
-          <w:sz w:val="24"/>
-        </w:rPr>
-        <w:hyperlink r:id="rId21" w:history="1">
-          <w:r>
-            <w:rPr>
-              <w:rStyle w:val="Hyperlink"/>
-            </w:rPr>
-            <w:t>i</w:t>
+            <w:t>en de bevi</w:t>
           </w:r>
         </w:hyperlink>
       </w:r>
@@ -4134,7 +4141,7 @@
           <w:sz w:val="24"/>
           <w:u w:val="single"/>
         </w:rPr>
-        <w:hyperlink r:id="rId15" w:history="1">
+        <w:hyperlink r:id="rId27" w:history="1">
           <w:r>
             <w:rPr>
               <w:rStyle w:val="Hyperlink"/>
@@ -4163,7 +4170,7 @@
           <w:sz w:val="24"/>
           <w:u w:val="single"/>
         </w:rPr>
-        <w:hyperlink r:id="rId15" w:history="1">
+        <w:hyperlink r:id="rId27" w:history="1">
           <w:r>
             <w:rPr>
               <w:rStyle w:val="Hyperlink"/>

--- a/EXPORTS/DOCX/published/niveau2/Dutch/Indonesia.docx
+++ b/EXPORTS/DOCX/published/niveau2/Dutch/Indonesia.docx
@@ -728,13 +728,32 @@
       </w:r>
       <w:r>
         <w:rPr>
+          <w:u w:val="single" w:color="0000ff"/>
           <w:rFonts w:ascii="Charis SIL Regular" w:hAnsi="Charis SIL Regular" w:eastAsia="Charis SIL Regular"/>
           <w:b w:val="0"/>
           <w:i w:val="0"/>
           <w:color w:val="000000"/>
           <w:sz w:val="24"/>
         </w:rPr>
-        <w:t xml:space="preserve"> in Batavia we</w:t>
+        <w:t xml:space="preserve"> </w:t>
+      </w:r>
+      <w:r>
+        <w:rPr>
+          <w:u w:val="single" w:color="0000ff"/>
+          <w:rFonts w:ascii="Charis SIL Regular" w:hAnsi="Charis SIL Regular" w:eastAsia="Charis SIL Regular"/>
+          <w:b w:val="0"/>
+          <w:i w:val="0"/>
+          <w:color w:val="000000"/>
+          <w:sz w:val="24"/>
+        </w:rPr>
+        <w:hyperlink r:id="rId10" w:history="1">
+          <w:r>
+            <w:rPr>
+              <w:rStyle w:val="Hyperlink"/>
+            </w:rPr>
+            <w:t>in Batavia we</w:t>
+          </w:r>
+        </w:hyperlink>
       </w:r>
       <w:r>
         <w:rPr>
@@ -2468,7 +2487,52 @@
           <w:color w:val="000000"/>
           <w:sz w:val="24"/>
         </w:rPr>
-        <w:t xml:space="preserve">zendelingen en missionarissen, zie de desbetreffende </w:t>
+        <w:t>zendelingen en missionarissen, zie de des</w:t>
+      </w:r>
+      <w:r>
+        <w:rPr>
+          <w:u w:val="single" w:color="0000ff"/>
+          <w:rFonts w:ascii="Charis SIL Regular" w:hAnsi="Charis SIL Regular" w:eastAsia="Charis SIL Regular"/>
+          <w:b w:val="0"/>
+          <w:i w:val="0"/>
+          <w:color w:val="000000"/>
+          <w:sz w:val="24"/>
+        </w:rPr>
+        <w:hyperlink r:id="rId19" w:history="1">
+          <w:r>
+            <w:rPr>
+              <w:rStyle w:val="Hyperlink"/>
+            </w:rPr>
+            <w:t>betreffend</w:t>
+          </w:r>
+        </w:hyperlink>
+      </w:r>
+      <w:r>
+        <w:rPr>
+          <w:rFonts w:ascii="Charis SIL Regular" w:hAnsi="Charis SIL Regular" w:eastAsia="Charis SIL Regular"/>
+          <w:b w:val="0"/>
+          <w:i w:val="0"/>
+          <w:color w:val="000000"/>
+          <w:sz w:val="24"/>
+        </w:rPr>
+        <w:hyperlink r:id="rId19" w:history="1">
+          <w:r>
+            <w:rPr>
+              <w:rStyle w:val="Hyperlink"/>
+            </w:rPr>
+            <w:t>e</w:t>
+          </w:r>
+        </w:hyperlink>
+      </w:r>
+      <w:r>
+        <w:rPr>
+          <w:rFonts w:ascii="Charis SIL Regular" w:hAnsi="Charis SIL Regular" w:eastAsia="Charis SIL Regular"/>
+          <w:b w:val="0"/>
+          <w:i w:val="0"/>
+          <w:color w:val="000000"/>
+          <w:sz w:val="24"/>
+        </w:rPr>
+        <w:t xml:space="preserve"> </w:t>
       </w:r>
       <w:r>
         <w:rPr>
@@ -2479,7 +2543,7 @@
           <w:sz w:val="24"/>
           <w:u w:val="single"/>
         </w:rPr>
-        <w:hyperlink r:id="rId20" w:history="1">
+        <w:hyperlink r:id="rId19" w:history="1">
           <w:r>
             <w:rPr>
               <w:rStyle w:val="Hyperlink"/>
@@ -2497,7 +2561,7 @@
           <w:sz w:val="24"/>
           <w:u w:val="single"/>
         </w:rPr>
-        <w:hyperlink r:id="rId20" w:history="1">
+        <w:hyperlink r:id="rId19" w:history="1">
           <w:r>
             <w:rPr>
               <w:rStyle w:val="Hyperlink"/>
@@ -2515,7 +2579,7 @@
           <w:sz w:val="24"/>
           <w:u w:val="single"/>
         </w:rPr>
-        <w:hyperlink r:id="rId20" w:history="1">
+        <w:hyperlink r:id="rId19" w:history="1">
           <w:r>
             <w:rPr>
               <w:rStyle w:val="Hyperlink"/>
@@ -2816,7 +2880,7 @@
           <w:sz w:val="24"/>
           <w:u w:val="single"/>
         </w:rPr>
-        <w:hyperlink r:id="rId21" w:history="1">
+        <w:hyperlink r:id="rId20" w:history="1">
           <w:r>
             <w:rPr>
               <w:rStyle w:val="Hyperlink"/>
@@ -2845,7 +2909,7 @@
           <w:sz w:val="24"/>
           <w:u w:val="single"/>
         </w:rPr>
-        <w:hyperlink r:id="rId21" w:history="1">
+        <w:hyperlink r:id="rId20" w:history="1">
           <w:r>
             <w:rPr>
               <w:rStyle w:val="Hyperlink"/>
@@ -2874,7 +2938,7 @@
           <w:sz w:val="24"/>
           <w:u w:val="single"/>
         </w:rPr>
-        <w:hyperlink r:id="rId21" w:history="1">
+        <w:hyperlink r:id="rId20" w:history="1">
           <w:r>
             <w:rPr>
               <w:rStyle w:val="Hyperlink"/>
@@ -2901,8 +2965,9 @@
           <w:i w:val="0"/>
           <w:color w:val="0000FF"/>
           <w:sz w:val="24"/>
-        </w:rPr>
-        <w:hyperlink r:id="rId21" w:history="1">
+          <w:u w:val="single"/>
+        </w:rPr>
+        <w:hyperlink r:id="rId20" w:history="1">
           <w:r>
             <w:rPr>
               <w:rStyle w:val="Hyperlink"/>
@@ -3025,7 +3090,7 @@
           <w:sz w:val="24"/>
           <w:u w:val="single"/>
         </w:rPr>
-        <w:hyperlink r:id="rId10" w:history="1">
+        <w:hyperlink r:id="rId20" w:history="1">
           <w:r>
             <w:rPr>
               <w:rStyle w:val="Hyperlink"/>
@@ -3043,7 +3108,7 @@
           <w:sz w:val="24"/>
           <w:u w:val="single"/>
         </w:rPr>
-        <w:hyperlink r:id="rId10" w:history="1">
+        <w:hyperlink r:id="rId20" w:history="1">
           <w:r>
             <w:rPr>
               <w:rStyle w:val="Hyperlink"/>
@@ -3188,7 +3253,7 @@
           <w:color w:val="000000"/>
           <w:sz w:val="24"/>
         </w:rPr>
-        <w:hyperlink r:id="rId21" w:history="1">
+        <w:hyperlink r:id="rId20" w:history="1">
           <w:r>
             <w:rPr>
               <w:rStyle w:val="Hyperlink"/>
@@ -3206,7 +3271,7 @@
           <w:color w:val="000000"/>
           <w:sz w:val="24"/>
         </w:rPr>
-        <w:hyperlink r:id="rId21" w:history="1">
+        <w:hyperlink r:id="rId20" w:history="1">
           <w:r>
             <w:rPr>
               <w:rStyle w:val="Hyperlink"/>
@@ -3224,7 +3289,7 @@
           <w:color w:val="000000"/>
           <w:sz w:val="24"/>
         </w:rPr>
-        <w:hyperlink r:id="rId21" w:history="1">
+        <w:hyperlink r:id="rId20" w:history="1">
           <w:r>
             <w:rPr>
               <w:rStyle w:val="Hyperlink"/>
@@ -3242,7 +3307,7 @@
           <w:color w:val="000000"/>
           <w:sz w:val="24"/>
         </w:rPr>
-        <w:hyperlink r:id="rId21" w:history="1">
+        <w:hyperlink r:id="rId20" w:history="1">
           <w:r>
             <w:rPr>
               <w:rStyle w:val="Hyperlink"/>
@@ -3260,7 +3325,7 @@
           <w:color w:val="000000"/>
           <w:sz w:val="24"/>
         </w:rPr>
-        <w:hyperlink r:id="rId21" w:history="1">
+        <w:hyperlink r:id="rId20" w:history="1">
           <w:r>
             <w:rPr>
               <w:rStyle w:val="Hyperlink"/>
@@ -3278,7 +3343,7 @@
           <w:color w:val="000000"/>
           <w:sz w:val="24"/>
         </w:rPr>
-        <w:hyperlink r:id="rId21" w:history="1">
+        <w:hyperlink r:id="rId20" w:history="1">
           <w:r>
             <w:rPr>
               <w:rStyle w:val="Hyperlink"/>
@@ -3296,7 +3361,7 @@
           <w:color w:val="000000"/>
           <w:sz w:val="24"/>
         </w:rPr>
-        <w:hyperlink r:id="rId21" w:history="1">
+        <w:hyperlink r:id="rId20" w:history="1">
           <w:r>
             <w:rPr>
               <w:rStyle w:val="Hyperlink"/>
@@ -3314,12 +3379,12 @@
           <w:color w:val="000000"/>
           <w:sz w:val="24"/>
         </w:rPr>
-        <w:hyperlink r:id="rId21" w:history="1">
+        <w:hyperlink r:id="rId20" w:history="1">
           <w:r>
             <w:rPr>
               <w:rStyle w:val="Hyperlink"/>
             </w:rPr>
-            <w:t>lijk</w:t>
+            <w:t>lij</w:t>
           </w:r>
         </w:hyperlink>
       </w:r>
@@ -3332,7 +3397,25 @@
           <w:color w:val="000000"/>
           <w:sz w:val="24"/>
         </w:rPr>
-        <w:hyperlink r:id="rId21" w:history="1">
+        <w:hyperlink r:id="rId20" w:history="1">
+          <w:r>
+            <w:rPr>
+              <w:rStyle w:val="Hyperlink"/>
+            </w:rPr>
+            <w:t>k</w:t>
+          </w:r>
+        </w:hyperlink>
+      </w:r>
+      <w:r>
+        <w:rPr>
+          <w:u w:val="single" w:color="0000ff"/>
+          <w:rFonts w:ascii="Charis SIL Regular" w:hAnsi="Charis SIL Regular" w:eastAsia="Charis SIL Regular"/>
+          <w:b w:val="0"/>
+          <w:i w:val="0"/>
+          <w:color w:val="000000"/>
+          <w:sz w:val="24"/>
+        </w:rPr>
+        <w:hyperlink r:id="rId20" w:history="1">
           <w:r>
             <w:rPr>
               <w:rStyle w:val="Hyperlink"/>
@@ -3416,7 +3499,7 @@
           <w:sz w:val="24"/>
           <w:u w:val="single"/>
         </w:rPr>
-        <w:hyperlink r:id="rId22" w:history="1">
+        <w:hyperlink r:id="rId21" w:history="1">
           <w:r>
             <w:rPr>
               <w:rStyle w:val="Hyperlink"/>
@@ -3596,7 +3679,7 @@
           <w:sz w:val="24"/>
           <w:u w:val="single"/>
         </w:rPr>
-        <w:hyperlink r:id="rId23" w:history="1">
+        <w:hyperlink r:id="rId22" w:history="1">
           <w:r>
             <w:rPr>
               <w:rStyle w:val="Hyperlink"/>
@@ -3817,7 +3900,7 @@
           <w:sz w:val="24"/>
           <w:u w:val="single"/>
         </w:rPr>
-        <w:hyperlink r:id="rId24" w:history="1">
+        <w:hyperlink r:id="rId23" w:history="1">
           <w:r>
             <w:rPr>
               <w:rStyle w:val="Hyperlink"/>
@@ -3835,7 +3918,7 @@
           <w:sz w:val="24"/>
           <w:u w:val="single"/>
         </w:rPr>
-        <w:hyperlink r:id="rId24" w:history="1">
+        <w:hyperlink r:id="rId23" w:history="1">
           <w:r>
             <w:rPr>
               <w:rStyle w:val="Hyperlink"/>
@@ -3864,7 +3947,7 @@
           <w:sz w:val="24"/>
           <w:u w:val="single"/>
         </w:rPr>
-        <w:hyperlink r:id="rId24" w:history="1">
+        <w:hyperlink r:id="rId23" w:history="1">
           <w:r>
             <w:rPr>
               <w:rStyle w:val="Hyperlink"/>
@@ -3893,7 +3976,7 @@
           <w:sz w:val="24"/>
           <w:u w:val="single"/>
         </w:rPr>
-        <w:hyperlink r:id="rId24" w:history="1">
+        <w:hyperlink r:id="rId23" w:history="1">
           <w:r>
             <w:rPr>
               <w:rStyle w:val="Hyperlink"/>
@@ -3961,7 +4044,7 @@
           <w:sz w:val="24"/>
           <w:u w:val="single"/>
         </w:rPr>
-        <w:hyperlink r:id="rId25" w:history="1">
+        <w:hyperlink r:id="rId24" w:history="1">
           <w:r>
             <w:rPr>
               <w:rStyle w:val="Hyperlink"/>
@@ -4017,7 +4100,7 @@
           <w:sz w:val="24"/>
           <w:u w:val="single"/>
         </w:rPr>
-        <w:hyperlink r:id="rId26" w:history="1">
+        <w:hyperlink r:id="rId25" w:history="1">
           <w:r>
             <w:rPr>
               <w:rStyle w:val="Hyperlink"/>
@@ -4045,7 +4128,7 @@
           <w:sz w:val="24"/>
           <w:u w:val="single"/>
         </w:rPr>
-        <w:hyperlink r:id="rId27" w:history="1">
+        <w:hyperlink r:id="rId26" w:history="1">
           <w:r>
             <w:rPr>
               <w:rStyle w:val="Hyperlink"/>
@@ -4074,7 +4157,7 @@
           <w:sz w:val="24"/>
           <w:u w:val="single"/>
         </w:rPr>
-        <w:hyperlink r:id="rId27" w:history="1">
+        <w:hyperlink r:id="rId26" w:history="1">
           <w:r>
             <w:rPr>
               <w:rStyle w:val="Hyperlink"/>
@@ -4092,7 +4175,7 @@
           <w:sz w:val="24"/>
           <w:u w:val="single"/>
         </w:rPr>
-        <w:hyperlink r:id="rId27" w:history="1">
+        <w:hyperlink r:id="rId24" w:history="1">
           <w:r>
             <w:rPr>
               <w:rStyle w:val="Hyperlink"/>
@@ -4141,7 +4224,7 @@
           <w:sz w:val="24"/>
           <w:u w:val="single"/>
         </w:rPr>
-        <w:hyperlink r:id="rId27" w:history="1">
+        <w:hyperlink r:id="rId15" w:history="1">
           <w:r>
             <w:rPr>
               <w:rStyle w:val="Hyperlink"/>
@@ -4170,7 +4253,7 @@
           <w:sz w:val="24"/>
           <w:u w:val="single"/>
         </w:rPr>
-        <w:hyperlink r:id="rId27" w:history="1">
+        <w:hyperlink r:id="rId15" w:history="1">
           <w:r>
             <w:rPr>
               <w:rStyle w:val="Hyperlink"/>
@@ -4188,7 +4271,7 @@
           <w:sz w:val="24"/>
           <w:u w:val="single"/>
         </w:rPr>
-        <w:hyperlink r:id="rId27" w:history="1">
+        <w:hyperlink r:id="rId15" w:history="1">
           <w:r>
             <w:rPr>
               <w:rStyle w:val="Hyperlink"/>
@@ -4206,7 +4289,7 @@
           <w:color w:val="000000"/>
           <w:sz w:val="24"/>
         </w:rPr>
-        <w:hyperlink r:id="rId27" w:history="1">
+        <w:hyperlink r:id="rId26" w:history="1">
           <w:r>
             <w:rPr>
               <w:rStyle w:val="Hyperlink"/>
@@ -4284,7 +4367,7 @@
           <w:sz w:val="24"/>
           <w:u w:val="single"/>
         </w:rPr>
-        <w:hyperlink r:id="rId28" w:history="1">
+        <w:hyperlink r:id="rId27" w:history="1">
           <w:r>
             <w:rPr>
               <w:rStyle w:val="Hyperlink"/>
@@ -4313,7 +4396,7 @@
           <w:sz w:val="24"/>
           <w:u w:val="single"/>
         </w:rPr>
-        <w:hyperlink r:id="rId28" w:history="1">
+        <w:hyperlink r:id="rId27" w:history="1">
           <w:r>
             <w:rPr>
               <w:rStyle w:val="Hyperlink"/>
@@ -4342,7 +4425,7 @@
           <w:sz w:val="24"/>
           <w:u w:val="single"/>
         </w:rPr>
-        <w:hyperlink r:id="rId28" w:history="1">
+        <w:hyperlink r:id="rId27" w:history="1">
           <w:r>
             <w:rPr>
               <w:rStyle w:val="Hyperlink"/>
@@ -4440,7 +4523,7 @@
           <w:sz w:val="24"/>
           <w:u w:val="single"/>
         </w:rPr>
-        <w:hyperlink r:id="rId29" w:history="1">
+        <w:hyperlink r:id="rId28" w:history="1">
           <w:r>
             <w:rPr>
               <w:rStyle w:val="Hyperlink"/>
@@ -4468,7 +4551,7 @@
           <w:sz w:val="24"/>
           <w:u w:val="single"/>
         </w:rPr>
-        <w:hyperlink r:id="rId30" w:history="1">
+        <w:hyperlink r:id="rId29" w:history="1">
           <w:r>
             <w:rPr>
               <w:rStyle w:val="Hyperlink"/>
@@ -4506,7 +4589,7 @@
           <w:color w:val="000000"/>
           <w:sz w:val="24"/>
         </w:rPr>
-        <w:hyperlink r:id="rId29" w:history="1">
+        <w:hyperlink r:id="rId28" w:history="1">
           <w:r>
             <w:rPr>
               <w:rStyle w:val="Hyperlink"/>
@@ -4534,7 +4617,7 @@
           <w:color w:val="000000"/>
           <w:sz w:val="24"/>
         </w:rPr>
-        <w:hyperlink r:id="rId30" w:history="1">
+        <w:hyperlink r:id="rId29" w:history="1">
           <w:r>
             <w:rPr>
               <w:rStyle w:val="Hyperlink"/>

--- a/EXPORTS/DOCX/published/niveau2/Dutch/Indonesia.docx
+++ b/EXPORTS/DOCX/published/niveau2/Dutch/Indonesia.docx
@@ -417,14 +417,7 @@
           <w:color w:val="000000"/>
           <w:sz w:val="24"/>
         </w:rPr>
-        <w:hyperlink r:id="rId9" w:history="1">
-          <w:r>
-            <w:rPr>
-              <w:rStyle w:val="Hyperlink"/>
-            </w:rPr>
-            <w:t>hierover.</w:t>
-          </w:r>
-        </w:hyperlink>
+        <w:t>hierover.</w:t>
       </w:r>
     </w:p>
     <w:p>
@@ -717,61 +710,7 @@
           <w:color w:val="000000"/>
           <w:sz w:val="24"/>
         </w:rPr>
-        <w:hyperlink r:id="rId10" w:history="1">
-          <w:r>
-            <w:rPr>
-              <w:rStyle w:val="Hyperlink"/>
-            </w:rPr>
-            <w:t>dat in 1778</w:t>
-          </w:r>
-        </w:hyperlink>
-      </w:r>
-      <w:r>
-        <w:rPr>
-          <w:u w:val="single" w:color="0000ff"/>
-          <w:rFonts w:ascii="Charis SIL Regular" w:hAnsi="Charis SIL Regular" w:eastAsia="Charis SIL Regular"/>
-          <w:b w:val="0"/>
-          <w:i w:val="0"/>
-          <w:color w:val="000000"/>
-          <w:sz w:val="24"/>
-        </w:rPr>
-        <w:t xml:space="preserve"> </w:t>
-      </w:r>
-      <w:r>
-        <w:rPr>
-          <w:u w:val="single" w:color="0000ff"/>
-          <w:rFonts w:ascii="Charis SIL Regular" w:hAnsi="Charis SIL Regular" w:eastAsia="Charis SIL Regular"/>
-          <w:b w:val="0"/>
-          <w:i w:val="0"/>
-          <w:color w:val="000000"/>
-          <w:sz w:val="24"/>
-        </w:rPr>
-        <w:hyperlink r:id="rId10" w:history="1">
-          <w:r>
-            <w:rPr>
-              <w:rStyle w:val="Hyperlink"/>
-            </w:rPr>
-            <w:t>in Batavia we</w:t>
-          </w:r>
-        </w:hyperlink>
-      </w:r>
-      <w:r>
-        <w:rPr>
-          <w:u w:val="single" w:color="0000ff"/>
-          <w:rFonts w:ascii="Charis SIL Regular" w:hAnsi="Charis SIL Regular" w:eastAsia="Charis SIL Regular"/>
-          <w:b w:val="0"/>
-          <w:i w:val="0"/>
-          <w:color w:val="000000"/>
-          <w:sz w:val="24"/>
-        </w:rPr>
-        <w:hyperlink r:id="rId10" w:history="1">
-          <w:r>
-            <w:rPr>
-              <w:rStyle w:val="Hyperlink"/>
-            </w:rPr>
-            <w:t>rd o</w:t>
-          </w:r>
-        </w:hyperlink>
+        <w:t>dat in 1778 in Batavia werd o</w:t>
       </w:r>
       <w:r>
         <w:rPr>
@@ -1241,25 +1180,7 @@
           <w:color w:val="000000"/>
           <w:sz w:val="24"/>
         </w:rPr>
-        <w:t>gedetailleerde informatie e</w:t>
-      </w:r>
-      <w:r>
-        <w:rPr>
-          <w:u w:val="single" w:color="0000ff"/>
-          <w:rFonts w:ascii="Charis SIL Regular" w:hAnsi="Charis SIL Regular" w:eastAsia="Charis SIL Regular"/>
-          <w:b w:val="0"/>
-          <w:i w:val="0"/>
-          <w:color w:val="000000"/>
-          <w:sz w:val="24"/>
-        </w:rPr>
-        <w:hyperlink r:id="rId12" w:history="1">
-          <w:r>
-            <w:rPr>
-              <w:rStyle w:val="Hyperlink"/>
-            </w:rPr>
-            <w:t>n bronn</w:t>
-          </w:r>
-        </w:hyperlink>
+        <w:t>gedetailleerde informatie en bronn</w:t>
       </w:r>
       <w:r>
         <w:rPr>
@@ -2487,52 +2408,7 @@
           <w:color w:val="000000"/>
           <w:sz w:val="24"/>
         </w:rPr>
-        <w:t>zendelingen en missionarissen, zie de des</w:t>
-      </w:r>
-      <w:r>
-        <w:rPr>
-          <w:u w:val="single" w:color="0000ff"/>
-          <w:rFonts w:ascii="Charis SIL Regular" w:hAnsi="Charis SIL Regular" w:eastAsia="Charis SIL Regular"/>
-          <w:b w:val="0"/>
-          <w:i w:val="0"/>
-          <w:color w:val="000000"/>
-          <w:sz w:val="24"/>
-        </w:rPr>
-        <w:hyperlink r:id="rId19" w:history="1">
-          <w:r>
-            <w:rPr>
-              <w:rStyle w:val="Hyperlink"/>
-            </w:rPr>
-            <w:t>betreffend</w:t>
-          </w:r>
-        </w:hyperlink>
-      </w:r>
-      <w:r>
-        <w:rPr>
-          <w:rFonts w:ascii="Charis SIL Regular" w:hAnsi="Charis SIL Regular" w:eastAsia="Charis SIL Regular"/>
-          <w:b w:val="0"/>
-          <w:i w:val="0"/>
-          <w:color w:val="000000"/>
-          <w:sz w:val="24"/>
-        </w:rPr>
-        <w:hyperlink r:id="rId19" w:history="1">
-          <w:r>
-            <w:rPr>
-              <w:rStyle w:val="Hyperlink"/>
-            </w:rPr>
-            <w:t>e</w:t>
-          </w:r>
-        </w:hyperlink>
-      </w:r>
-      <w:r>
-        <w:rPr>
-          <w:rFonts w:ascii="Charis SIL Regular" w:hAnsi="Charis SIL Regular" w:eastAsia="Charis SIL Regular"/>
-          <w:b w:val="0"/>
-          <w:i w:val="0"/>
-          <w:color w:val="000000"/>
-          <w:sz w:val="24"/>
-        </w:rPr>
-        <w:t xml:space="preserve"> </w:t>
+        <w:t xml:space="preserve">zendelingen en missionarissen, zie de desbetreffende </w:t>
       </w:r>
       <w:r>
         <w:rPr>
@@ -2985,7 +2861,7 @@
           <w:sz w:val="24"/>
           <w:u w:val="single"/>
         </w:rPr>
-        <w:hyperlink r:id="rId10" w:history="1">
+        <w:hyperlink r:id="rId20" w:history="1">
           <w:r>
             <w:rPr>
               <w:rStyle w:val="Hyperlink"/>
@@ -3014,7 +2890,7 @@
           <w:sz w:val="24"/>
           <w:u w:val="single"/>
         </w:rPr>
-        <w:hyperlink r:id="rId10" w:history="1">
+        <w:hyperlink r:id="rId20" w:history="1">
           <w:r>
             <w:rPr>
               <w:rStyle w:val="Hyperlink"/>
@@ -3033,6 +2909,71 @@
           <w:u w:val="single"/>
         </w:rPr>
         <w:t xml:space="preserve"> </w:t>
+      </w:r>
+      <w:r>
+        <w:rPr>
+          <w:rFonts w:ascii="Charis SIL Regular" w:hAnsi="Charis SIL Regular" w:eastAsia="Charis SIL Regular"/>
+          <w:b w:val="0"/>
+          <w:i w:val="0"/>
+          <w:color w:val="0000FF"/>
+          <w:sz w:val="24"/>
+          <w:u w:val="single"/>
+        </w:rPr>
+        <w:hyperlink r:id="rId20" w:history="1">
+          <w:r>
+            <w:rPr>
+              <w:rStyle w:val="Hyperlink"/>
+            </w:rPr>
+            <w:t>e</w:t>
+          </w:r>
+        </w:hyperlink>
+      </w:r>
+      <w:r>
+        <w:rPr>
+          <w:rFonts w:ascii="Charis SIL Regular" w:hAnsi="Charis SIL Regular" w:eastAsia="Charis SIL Regular"/>
+          <w:b w:val="0"/>
+          <w:i w:val="0"/>
+          <w:color w:val="0000FF"/>
+          <w:sz w:val="24"/>
+          <w:u w:val="single"/>
+        </w:rPr>
+        <w:hyperlink r:id="rId20" w:history="1">
+          <w:r>
+            <w:rPr>
+              <w:rStyle w:val="Hyperlink"/>
+            </w:rPr>
+            <w:t>n</w:t>
+          </w:r>
+        </w:hyperlink>
+      </w:r>
+      <w:r>
+        <w:rPr>
+          <w:rFonts w:ascii="Charis SIL Regular" w:hAnsi="Charis SIL Regular" w:eastAsia="Charis SIL Regular"/>
+          <w:b w:val="0"/>
+          <w:i w:val="0"/>
+          <w:color w:val="0000FF"/>
+          <w:sz w:val="24"/>
+          <w:u w:val="single"/>
+        </w:rPr>
+        <w:t xml:space="preserve"> </w:t>
+      </w:r>
+      <w:r>
+        <w:rPr>
+          <w:rFonts w:ascii="Charis SIL Regular" w:hAnsi="Charis SIL Regular" w:eastAsia="Charis SIL Regular"/>
+          <w:b w:val="0"/>
+          <w:i w:val="0"/>
+          <w:color w:val="0000FF"/>
+          <w:sz w:val="24"/>
+          <w:u w:val="single"/>
+        </w:rPr>
+        <w:hyperlink r:id="rId10" w:history="1">
+          <w:r>
+            <w:rPr>
+              <w:rStyle w:val="Hyperlink"/>
+            </w:rPr>
+            <w:t>Volkenkund</w:t>
+          </w:r>
+        </w:hyperlink>
       </w:r>
       <w:r>
         <w:rPr>
@@ -3054,71 +2995,6 @@
       </w:r>
       <w:r>
         <w:rPr>
-          <w:rFonts w:ascii="Charis SIL Regular" w:hAnsi="Charis SIL Regular" w:eastAsia="Charis SIL Regular"/>
-          <w:b w:val="0"/>
-          <w:i w:val="0"/>
-          <w:color w:val="0000FF"/>
-          <w:sz w:val="24"/>
-          <w:u w:val="single"/>
-        </w:rPr>
-        <w:hyperlink r:id="rId10" w:history="1">
-          <w:r>
-            <w:rPr>
-              <w:rStyle w:val="Hyperlink"/>
-            </w:rPr>
-            <w:t>n</w:t>
-          </w:r>
-        </w:hyperlink>
-      </w:r>
-      <w:r>
-        <w:rPr>
-          <w:rFonts w:ascii="Charis SIL Regular" w:hAnsi="Charis SIL Regular" w:eastAsia="Charis SIL Regular"/>
-          <w:b w:val="0"/>
-          <w:i w:val="0"/>
-          <w:color w:val="0000FF"/>
-          <w:sz w:val="24"/>
-          <w:u w:val="single"/>
-        </w:rPr>
-        <w:t xml:space="preserve"> </w:t>
-      </w:r>
-      <w:r>
-        <w:rPr>
-          <w:rFonts w:ascii="Charis SIL Regular" w:hAnsi="Charis SIL Regular" w:eastAsia="Charis SIL Regular"/>
-          <w:b w:val="0"/>
-          <w:i w:val="0"/>
-          <w:color w:val="0000FF"/>
-          <w:sz w:val="24"/>
-          <w:u w:val="single"/>
-        </w:rPr>
-        <w:hyperlink r:id="rId20" w:history="1">
-          <w:r>
-            <w:rPr>
-              <w:rStyle w:val="Hyperlink"/>
-            </w:rPr>
-            <w:t>Volkenkund</w:t>
-          </w:r>
-        </w:hyperlink>
-      </w:r>
-      <w:r>
-        <w:rPr>
-          <w:rFonts w:ascii="Charis SIL Regular" w:hAnsi="Charis SIL Regular" w:eastAsia="Charis SIL Regular"/>
-          <w:b w:val="0"/>
-          <w:i w:val="0"/>
-          <w:color w:val="0000FF"/>
-          <w:sz w:val="24"/>
-          <w:u w:val="single"/>
-        </w:rPr>
-        <w:hyperlink r:id="rId20" w:history="1">
-          <w:r>
-            <w:rPr>
-              <w:rStyle w:val="Hyperlink"/>
-            </w:rPr>
-            <w:t>e</w:t>
-          </w:r>
-        </w:hyperlink>
-      </w:r>
-      <w:r>
-        <w:rPr>
           <w:u w:val="single" w:color="0000ff"/>
           <w:rFonts w:ascii="Charis SIL Regular" w:hAnsi="Charis SIL Regular" w:eastAsia="Charis SIL Regular"/>
           <w:b w:val="0"/>
@@ -3384,25 +3260,7 @@
             <w:rPr>
               <w:rStyle w:val="Hyperlink"/>
             </w:rPr>
-            <w:t>lij</w:t>
-          </w:r>
-        </w:hyperlink>
-      </w:r>
-      <w:r>
-        <w:rPr>
-          <w:u w:val="single" w:color="0000ff"/>
-          <w:rFonts w:ascii="Charis SIL Regular" w:hAnsi="Charis SIL Regular" w:eastAsia="Charis SIL Regular"/>
-          <w:b w:val="0"/>
-          <w:i w:val="0"/>
-          <w:color w:val="000000"/>
-          <w:sz w:val="24"/>
-        </w:rPr>
-        <w:hyperlink r:id="rId20" w:history="1">
-          <w:r>
-            <w:rPr>
-              <w:rStyle w:val="Hyperlink"/>
-            </w:rPr>
-            <w:t>k</w:t>
+            <w:t>lijk</w:t>
           </w:r>
         </w:hyperlink>
       </w:r>
@@ -4204,27 +4062,19 @@
           <w:i w:val="0"/>
           <w:color w:val="0000FF"/>
           <w:sz w:val="24"/>
+        </w:rPr>
+        <w:t>Mus</w:t>
+      </w:r>
+      <w:r>
+        <w:rPr>
+          <w:rFonts w:ascii="Charis SIL Regular" w:hAnsi="Charis SIL Regular" w:eastAsia="Charis SIL Regular"/>
+          <w:b w:val="0"/>
+          <w:i w:val="0"/>
+          <w:color w:val="0000FF"/>
+          <w:sz w:val="24"/>
           <w:u w:val="single"/>
         </w:rPr>
-        <w:hyperlink r:id="rId15" w:history="1">
-          <w:r>
-            <w:rPr>
-              <w:rStyle w:val="Hyperlink"/>
-            </w:rPr>
-            <w:t>Mus</w:t>
-          </w:r>
-        </w:hyperlink>
-      </w:r>
-      <w:r>
-        <w:rPr>
-          <w:rFonts w:ascii="Charis SIL Regular" w:hAnsi="Charis SIL Regular" w:eastAsia="Charis SIL Regular"/>
-          <w:b w:val="0"/>
-          <w:i w:val="0"/>
-          <w:color w:val="0000FF"/>
-          <w:sz w:val="24"/>
-          <w:u w:val="single"/>
-        </w:rPr>
-        <w:hyperlink r:id="rId15" w:history="1">
+        <w:hyperlink r:id="rId26" w:history="1">
           <w:r>
             <w:rPr>
               <w:rStyle w:val="Hyperlink"/>
@@ -4253,7 +4103,7 @@
           <w:sz w:val="24"/>
           <w:u w:val="single"/>
         </w:rPr>
-        <w:hyperlink r:id="rId15" w:history="1">
+        <w:hyperlink r:id="rId26" w:history="1">
           <w:r>
             <w:rPr>
               <w:rStyle w:val="Hyperlink"/>
@@ -4271,7 +4121,7 @@
           <w:sz w:val="24"/>
           <w:u w:val="single"/>
         </w:rPr>
-        <w:hyperlink r:id="rId15" w:history="1">
+        <w:hyperlink r:id="rId26" w:history="1">
           <w:r>
             <w:rPr>
               <w:rStyle w:val="Hyperlink"/>

--- a/EXPORTS/DOCX/published/niveau2/Dutch/Indonesia.docx
+++ b/EXPORTS/DOCX/published/niveau2/Dutch/Indonesia.docx
@@ -417,7 +417,14 @@
           <w:color w:val="000000"/>
           <w:sz w:val="24"/>
         </w:rPr>
-        <w:t>hierover.</w:t>
+        <w:hyperlink r:id="rId9" w:history="1">
+          <w:r>
+            <w:rPr>
+              <w:rStyle w:val="Hyperlink"/>
+            </w:rPr>
+            <w:t>hierover.</w:t>
+          </w:r>
+        </w:hyperlink>
       </w:r>
     </w:p>
     <w:p>
@@ -710,7 +717,61 @@
           <w:color w:val="000000"/>
           <w:sz w:val="24"/>
         </w:rPr>
-        <w:t>dat in 1778 in Batavia werd o</w:t>
+        <w:hyperlink r:id="rId10" w:history="1">
+          <w:r>
+            <w:rPr>
+              <w:rStyle w:val="Hyperlink"/>
+            </w:rPr>
+            <w:t>dat in 1778</w:t>
+          </w:r>
+        </w:hyperlink>
+      </w:r>
+      <w:r>
+        <w:rPr>
+          <w:u w:val="single" w:color="0000ff"/>
+          <w:rFonts w:ascii="Charis SIL Regular" w:hAnsi="Charis SIL Regular" w:eastAsia="Charis SIL Regular"/>
+          <w:b w:val="0"/>
+          <w:i w:val="0"/>
+          <w:color w:val="000000"/>
+          <w:sz w:val="24"/>
+        </w:rPr>
+        <w:t xml:space="preserve"> </w:t>
+      </w:r>
+      <w:r>
+        <w:rPr>
+          <w:u w:val="single" w:color="0000ff"/>
+          <w:rFonts w:ascii="Charis SIL Regular" w:hAnsi="Charis SIL Regular" w:eastAsia="Charis SIL Regular"/>
+          <w:b w:val="0"/>
+          <w:i w:val="0"/>
+          <w:color w:val="000000"/>
+          <w:sz w:val="24"/>
+        </w:rPr>
+        <w:hyperlink r:id="rId10" w:history="1">
+          <w:r>
+            <w:rPr>
+              <w:rStyle w:val="Hyperlink"/>
+            </w:rPr>
+            <w:t>in Batavia we</w:t>
+          </w:r>
+        </w:hyperlink>
+      </w:r>
+      <w:r>
+        <w:rPr>
+          <w:u w:val="single" w:color="0000ff"/>
+          <w:rFonts w:ascii="Charis SIL Regular" w:hAnsi="Charis SIL Regular" w:eastAsia="Charis SIL Regular"/>
+          <w:b w:val="0"/>
+          <w:i w:val="0"/>
+          <w:color w:val="000000"/>
+          <w:sz w:val="24"/>
+        </w:rPr>
+        <w:hyperlink r:id="rId10" w:history="1">
+          <w:r>
+            <w:rPr>
+              <w:rStyle w:val="Hyperlink"/>
+            </w:rPr>
+            <w:t>rd o</w:t>
+          </w:r>
+        </w:hyperlink>
       </w:r>
       <w:r>
         <w:rPr>
@@ -1180,7 +1241,25 @@
           <w:color w:val="000000"/>
           <w:sz w:val="24"/>
         </w:rPr>
-        <w:t>gedetailleerde informatie en bronn</w:t>
+        <w:t>gedetailleerde informatie e</w:t>
+      </w:r>
+      <w:r>
+        <w:rPr>
+          <w:u w:val="single" w:color="0000ff"/>
+          <w:rFonts w:ascii="Charis SIL Regular" w:hAnsi="Charis SIL Regular" w:eastAsia="Charis SIL Regular"/>
+          <w:b w:val="0"/>
+          <w:i w:val="0"/>
+          <w:color w:val="000000"/>
+          <w:sz w:val="24"/>
+        </w:rPr>
+        <w:hyperlink r:id="rId12" w:history="1">
+          <w:r>
+            <w:rPr>
+              <w:rStyle w:val="Hyperlink"/>
+            </w:rPr>
+            <w:t>n bronn</w:t>
+          </w:r>
+        </w:hyperlink>
       </w:r>
       <w:r>
         <w:rPr>
@@ -2408,7 +2487,52 @@
           <w:color w:val="000000"/>
           <w:sz w:val="24"/>
         </w:rPr>
-        <w:t xml:space="preserve">zendelingen en missionarissen, zie de desbetreffende </w:t>
+        <w:t>zendelingen en missionarissen, zie de des</w:t>
+      </w:r>
+      <w:r>
+        <w:rPr>
+          <w:u w:val="single" w:color="0000ff"/>
+          <w:rFonts w:ascii="Charis SIL Regular" w:hAnsi="Charis SIL Regular" w:eastAsia="Charis SIL Regular"/>
+          <w:b w:val="0"/>
+          <w:i w:val="0"/>
+          <w:color w:val="000000"/>
+          <w:sz w:val="24"/>
+        </w:rPr>
+        <w:hyperlink r:id="rId19" w:history="1">
+          <w:r>
+            <w:rPr>
+              <w:rStyle w:val="Hyperlink"/>
+            </w:rPr>
+            <w:t>betreffend</w:t>
+          </w:r>
+        </w:hyperlink>
+      </w:r>
+      <w:r>
+        <w:rPr>
+          <w:rFonts w:ascii="Charis SIL Regular" w:hAnsi="Charis SIL Regular" w:eastAsia="Charis SIL Regular"/>
+          <w:b w:val="0"/>
+          <w:i w:val="0"/>
+          <w:color w:val="000000"/>
+          <w:sz w:val="24"/>
+        </w:rPr>
+        <w:hyperlink r:id="rId19" w:history="1">
+          <w:r>
+            <w:rPr>
+              <w:rStyle w:val="Hyperlink"/>
+            </w:rPr>
+            <w:t>e</w:t>
+          </w:r>
+        </w:hyperlink>
+      </w:r>
+      <w:r>
+        <w:rPr>
+          <w:rFonts w:ascii="Charis SIL Regular" w:hAnsi="Charis SIL Regular" w:eastAsia="Charis SIL Regular"/>
+          <w:b w:val="0"/>
+          <w:i w:val="0"/>
+          <w:color w:val="000000"/>
+          <w:sz w:val="24"/>
+        </w:rPr>
+        <w:t xml:space="preserve"> </w:t>
       </w:r>
       <w:r>
         <w:rPr>
@@ -2861,7 +2985,7 @@
           <w:sz w:val="24"/>
           <w:u w:val="single"/>
         </w:rPr>
-        <w:hyperlink r:id="rId20" w:history="1">
+        <w:hyperlink r:id="rId10" w:history="1">
           <w:r>
             <w:rPr>
               <w:rStyle w:val="Hyperlink"/>
@@ -2890,7 +3014,7 @@
           <w:sz w:val="24"/>
           <w:u w:val="single"/>
         </w:rPr>
-        <w:hyperlink r:id="rId20" w:history="1">
+        <w:hyperlink r:id="rId10" w:history="1">
           <w:r>
             <w:rPr>
               <w:rStyle w:val="Hyperlink"/>
@@ -2966,7 +3090,7 @@
           <w:sz w:val="24"/>
           <w:u w:val="single"/>
         </w:rPr>
-        <w:hyperlink r:id="rId10" w:history="1">
+        <w:hyperlink r:id="rId20" w:history="1">
           <w:r>
             <w:rPr>
               <w:rStyle w:val="Hyperlink"/>
@@ -2984,7 +3108,7 @@
           <w:sz w:val="24"/>
           <w:u w:val="single"/>
         </w:rPr>
-        <w:hyperlink r:id="rId10" w:history="1">
+        <w:hyperlink r:id="rId20" w:history="1">
           <w:r>
             <w:rPr>
               <w:rStyle w:val="Hyperlink"/>
@@ -4062,6 +4186,7 @@
           <w:i w:val="0"/>
           <w:color w:val="0000FF"/>
           <w:sz w:val="24"/>
+          <w:u w:val="single"/>
         </w:rPr>
         <w:t>Mus</w:t>
       </w:r>

--- a/EXPORTS/DOCX/published/niveau2/Dutch/Indonesia.docx
+++ b/EXPORTS/DOCX/published/niveau2/Dutch/Indonesia.docx
@@ -717,61 +717,7 @@
           <w:color w:val="000000"/>
           <w:sz w:val="24"/>
         </w:rPr>
-        <w:hyperlink r:id="rId10" w:history="1">
-          <w:r>
-            <w:rPr>
-              <w:rStyle w:val="Hyperlink"/>
-            </w:rPr>
-            <w:t>dat in 1778</w:t>
-          </w:r>
-        </w:hyperlink>
-      </w:r>
-      <w:r>
-        <w:rPr>
-          <w:u w:val="single" w:color="0000ff"/>
-          <w:rFonts w:ascii="Charis SIL Regular" w:hAnsi="Charis SIL Regular" w:eastAsia="Charis SIL Regular"/>
-          <w:b w:val="0"/>
-          <w:i w:val="0"/>
-          <w:color w:val="000000"/>
-          <w:sz w:val="24"/>
-        </w:rPr>
-        <w:t xml:space="preserve"> </w:t>
-      </w:r>
-      <w:r>
-        <w:rPr>
-          <w:u w:val="single" w:color="0000ff"/>
-          <w:rFonts w:ascii="Charis SIL Regular" w:hAnsi="Charis SIL Regular" w:eastAsia="Charis SIL Regular"/>
-          <w:b w:val="0"/>
-          <w:i w:val="0"/>
-          <w:color w:val="000000"/>
-          <w:sz w:val="24"/>
-        </w:rPr>
-        <w:hyperlink r:id="rId10" w:history="1">
-          <w:r>
-            <w:rPr>
-              <w:rStyle w:val="Hyperlink"/>
-            </w:rPr>
-            <w:t>in Batavia we</w:t>
-          </w:r>
-        </w:hyperlink>
-      </w:r>
-      <w:r>
-        <w:rPr>
-          <w:u w:val="single" w:color="0000ff"/>
-          <w:rFonts w:ascii="Charis SIL Regular" w:hAnsi="Charis SIL Regular" w:eastAsia="Charis SIL Regular"/>
-          <w:b w:val="0"/>
-          <w:i w:val="0"/>
-          <w:color w:val="000000"/>
-          <w:sz w:val="24"/>
-        </w:rPr>
-        <w:hyperlink r:id="rId10" w:history="1">
-          <w:r>
-            <w:rPr>
-              <w:rStyle w:val="Hyperlink"/>
-            </w:rPr>
-            <w:t>rd o</w:t>
-          </w:r>
-        </w:hyperlink>
+        <w:t>dat in 1778 in Batavia werd o</w:t>
       </w:r>
       <w:r>
         <w:rPr>
@@ -2487,52 +2433,7 @@
           <w:color w:val="000000"/>
           <w:sz w:val="24"/>
         </w:rPr>
-        <w:t>zendelingen en missionarissen, zie de des</w:t>
-      </w:r>
-      <w:r>
-        <w:rPr>
-          <w:u w:val="single" w:color="0000ff"/>
-          <w:rFonts w:ascii="Charis SIL Regular" w:hAnsi="Charis SIL Regular" w:eastAsia="Charis SIL Regular"/>
-          <w:b w:val="0"/>
-          <w:i w:val="0"/>
-          <w:color w:val="000000"/>
-          <w:sz w:val="24"/>
-        </w:rPr>
-        <w:hyperlink r:id="rId19" w:history="1">
-          <w:r>
-            <w:rPr>
-              <w:rStyle w:val="Hyperlink"/>
-            </w:rPr>
-            <w:t>betreffend</w:t>
-          </w:r>
-        </w:hyperlink>
-      </w:r>
-      <w:r>
-        <w:rPr>
-          <w:rFonts w:ascii="Charis SIL Regular" w:hAnsi="Charis SIL Regular" w:eastAsia="Charis SIL Regular"/>
-          <w:b w:val="0"/>
-          <w:i w:val="0"/>
-          <w:color w:val="000000"/>
-          <w:sz w:val="24"/>
-        </w:rPr>
-        <w:hyperlink r:id="rId19" w:history="1">
-          <w:r>
-            <w:rPr>
-              <w:rStyle w:val="Hyperlink"/>
-            </w:rPr>
-            <w:t>e</w:t>
-          </w:r>
-        </w:hyperlink>
-      </w:r>
-      <w:r>
-        <w:rPr>
-          <w:rFonts w:ascii="Charis SIL Regular" w:hAnsi="Charis SIL Regular" w:eastAsia="Charis SIL Regular"/>
-          <w:b w:val="0"/>
-          <w:i w:val="0"/>
-          <w:color w:val="000000"/>
-          <w:sz w:val="24"/>
-        </w:rPr>
-        <w:t xml:space="preserve"> </w:t>
+        <w:t xml:space="preserve">zendelingen en missionarissen, zie de desbetreffende </w:t>
       </w:r>
       <w:r>
         <w:rPr>
@@ -2543,7 +2444,7 @@
           <w:sz w:val="24"/>
           <w:u w:val="single"/>
         </w:rPr>
-        <w:hyperlink r:id="rId19" w:history="1">
+        <w:hyperlink r:id="rId20" w:history="1">
           <w:r>
             <w:rPr>
               <w:rStyle w:val="Hyperlink"/>
@@ -2561,7 +2462,7 @@
           <w:sz w:val="24"/>
           <w:u w:val="single"/>
         </w:rPr>
-        <w:hyperlink r:id="rId19" w:history="1">
+        <w:hyperlink r:id="rId20" w:history="1">
           <w:r>
             <w:rPr>
               <w:rStyle w:val="Hyperlink"/>
@@ -2880,7 +2781,7 @@
           <w:sz w:val="24"/>
           <w:u w:val="single"/>
         </w:rPr>
-        <w:hyperlink r:id="rId20" w:history="1">
+        <w:hyperlink r:id="rId21" w:history="1">
           <w:r>
             <w:rPr>
               <w:rStyle w:val="Hyperlink"/>
@@ -2909,7 +2810,7 @@
           <w:sz w:val="24"/>
           <w:u w:val="single"/>
         </w:rPr>
-        <w:hyperlink r:id="rId20" w:history="1">
+        <w:hyperlink r:id="rId21" w:history="1">
           <w:r>
             <w:rPr>
               <w:rStyle w:val="Hyperlink"/>
@@ -2938,7 +2839,7 @@
           <w:sz w:val="24"/>
           <w:u w:val="single"/>
         </w:rPr>
-        <w:hyperlink r:id="rId20" w:history="1">
+        <w:hyperlink r:id="rId21" w:history="1">
           <w:r>
             <w:rPr>
               <w:rStyle w:val="Hyperlink"/>
@@ -2965,9 +2866,8 @@
           <w:i w:val="0"/>
           <w:color w:val="0000FF"/>
           <w:sz w:val="24"/>
-          <w:u w:val="single"/>
-        </w:rPr>
-        <w:hyperlink r:id="rId20" w:history="1">
+        </w:rPr>
+        <w:hyperlink r:id="rId21" w:history="1">
           <w:r>
             <w:rPr>
               <w:rStyle w:val="Hyperlink"/>
@@ -3043,7 +2943,7 @@
           <w:sz w:val="24"/>
           <w:u w:val="single"/>
         </w:rPr>
-        <w:hyperlink r:id="rId20" w:history="1">
+        <w:hyperlink r:id="rId10" w:history="1">
           <w:r>
             <w:rPr>
               <w:rStyle w:val="Hyperlink"/>
@@ -3061,7 +2961,7 @@
           <w:sz w:val="24"/>
           <w:u w:val="single"/>
         </w:rPr>
-        <w:hyperlink r:id="rId20" w:history="1">
+        <w:hyperlink r:id="rId10" w:history="1">
           <w:r>
             <w:rPr>
               <w:rStyle w:val="Hyperlink"/>
@@ -3090,7 +2990,7 @@
           <w:sz w:val="24"/>
           <w:u w:val="single"/>
         </w:rPr>
-        <w:hyperlink r:id="rId20" w:history="1">
+        <w:hyperlink r:id="rId10" w:history="1">
           <w:r>
             <w:rPr>
               <w:rStyle w:val="Hyperlink"/>
@@ -3108,7 +3008,7 @@
           <w:sz w:val="24"/>
           <w:u w:val="single"/>
         </w:rPr>
-        <w:hyperlink r:id="rId20" w:history="1">
+        <w:hyperlink r:id="rId10" w:history="1">
           <w:r>
             <w:rPr>
               <w:rStyle w:val="Hyperlink"/>
@@ -3253,7 +3153,7 @@
           <w:color w:val="000000"/>
           <w:sz w:val="24"/>
         </w:rPr>
-        <w:hyperlink r:id="rId20" w:history="1">
+        <w:hyperlink r:id="rId21" w:history="1">
           <w:r>
             <w:rPr>
               <w:rStyle w:val="Hyperlink"/>
@@ -3271,7 +3171,7 @@
           <w:color w:val="000000"/>
           <w:sz w:val="24"/>
         </w:rPr>
-        <w:hyperlink r:id="rId20" w:history="1">
+        <w:hyperlink r:id="rId21" w:history="1">
           <w:r>
             <w:rPr>
               <w:rStyle w:val="Hyperlink"/>
@@ -3289,7 +3189,7 @@
           <w:color w:val="000000"/>
           <w:sz w:val="24"/>
         </w:rPr>
-        <w:hyperlink r:id="rId20" w:history="1">
+        <w:hyperlink r:id="rId21" w:history="1">
           <w:r>
             <w:rPr>
               <w:rStyle w:val="Hyperlink"/>
@@ -3307,7 +3207,7 @@
           <w:color w:val="000000"/>
           <w:sz w:val="24"/>
         </w:rPr>
-        <w:hyperlink r:id="rId20" w:history="1">
+        <w:hyperlink r:id="rId21" w:history="1">
           <w:r>
             <w:rPr>
               <w:rStyle w:val="Hyperlink"/>
@@ -3325,7 +3225,7 @@
           <w:color w:val="000000"/>
           <w:sz w:val="24"/>
         </w:rPr>
-        <w:hyperlink r:id="rId20" w:history="1">
+        <w:hyperlink r:id="rId21" w:history="1">
           <w:r>
             <w:rPr>
               <w:rStyle w:val="Hyperlink"/>
@@ -3343,7 +3243,7 @@
           <w:color w:val="000000"/>
           <w:sz w:val="24"/>
         </w:rPr>
-        <w:hyperlink r:id="rId20" w:history="1">
+        <w:hyperlink r:id="rId21" w:history="1">
           <w:r>
             <w:rPr>
               <w:rStyle w:val="Hyperlink"/>
@@ -3361,7 +3261,7 @@
           <w:color w:val="000000"/>
           <w:sz w:val="24"/>
         </w:rPr>
-        <w:hyperlink r:id="rId20" w:history="1">
+        <w:hyperlink r:id="rId21" w:history="1">
           <w:r>
             <w:rPr>
               <w:rStyle w:val="Hyperlink"/>
@@ -3379,7 +3279,7 @@
           <w:color w:val="000000"/>
           <w:sz w:val="24"/>
         </w:rPr>
-        <w:hyperlink r:id="rId20" w:history="1">
+        <w:hyperlink r:id="rId21" w:history="1">
           <w:r>
             <w:rPr>
               <w:rStyle w:val="Hyperlink"/>
@@ -3397,7 +3297,7 @@
           <w:color w:val="000000"/>
           <w:sz w:val="24"/>
         </w:rPr>
-        <w:hyperlink r:id="rId20" w:history="1">
+        <w:hyperlink r:id="rId21" w:history="1">
           <w:r>
             <w:rPr>
               <w:rStyle w:val="Hyperlink"/>
@@ -3481,7 +3381,7 @@
           <w:sz w:val="24"/>
           <w:u w:val="single"/>
         </w:rPr>
-        <w:hyperlink r:id="rId21" w:history="1">
+        <w:hyperlink r:id="rId22" w:history="1">
           <w:r>
             <w:rPr>
               <w:rStyle w:val="Hyperlink"/>
@@ -3661,7 +3561,7 @@
           <w:sz w:val="24"/>
           <w:u w:val="single"/>
         </w:rPr>
-        <w:hyperlink r:id="rId22" w:history="1">
+        <w:hyperlink r:id="rId23" w:history="1">
           <w:r>
             <w:rPr>
               <w:rStyle w:val="Hyperlink"/>
@@ -3882,7 +3782,7 @@
           <w:sz w:val="24"/>
           <w:u w:val="single"/>
         </w:rPr>
-        <w:hyperlink r:id="rId23" w:history="1">
+        <w:hyperlink r:id="rId24" w:history="1">
           <w:r>
             <w:rPr>
               <w:rStyle w:val="Hyperlink"/>
@@ -3900,7 +3800,7 @@
           <w:sz w:val="24"/>
           <w:u w:val="single"/>
         </w:rPr>
-        <w:hyperlink r:id="rId23" w:history="1">
+        <w:hyperlink r:id="rId24" w:history="1">
           <w:r>
             <w:rPr>
               <w:rStyle w:val="Hyperlink"/>
@@ -3929,7 +3829,7 @@
           <w:sz w:val="24"/>
           <w:u w:val="single"/>
         </w:rPr>
-        <w:hyperlink r:id="rId23" w:history="1">
+        <w:hyperlink r:id="rId24" w:history="1">
           <w:r>
             <w:rPr>
               <w:rStyle w:val="Hyperlink"/>
@@ -3958,7 +3858,7 @@
           <w:sz w:val="24"/>
           <w:u w:val="single"/>
         </w:rPr>
-        <w:hyperlink r:id="rId23" w:history="1">
+        <w:hyperlink r:id="rId24" w:history="1">
           <w:r>
             <w:rPr>
               <w:rStyle w:val="Hyperlink"/>
@@ -4026,7 +3926,7 @@
           <w:sz w:val="24"/>
           <w:u w:val="single"/>
         </w:rPr>
-        <w:hyperlink r:id="rId24" w:history="1">
+        <w:hyperlink r:id="rId25" w:history="1">
           <w:r>
             <w:rPr>
               <w:rStyle w:val="Hyperlink"/>
@@ -4082,7 +3982,7 @@
           <w:sz w:val="24"/>
           <w:u w:val="single"/>
         </w:rPr>
-        <w:hyperlink r:id="rId25" w:history="1">
+        <w:hyperlink r:id="rId26" w:history="1">
           <w:r>
             <w:rPr>
               <w:rStyle w:val="Hyperlink"/>
@@ -4110,7 +4010,7 @@
           <w:sz w:val="24"/>
           <w:u w:val="single"/>
         </w:rPr>
-        <w:hyperlink r:id="rId26" w:history="1">
+        <w:hyperlink r:id="rId27" w:history="1">
           <w:r>
             <w:rPr>
               <w:rStyle w:val="Hyperlink"/>
@@ -4139,7 +4039,7 @@
           <w:sz w:val="24"/>
           <w:u w:val="single"/>
         </w:rPr>
-        <w:hyperlink r:id="rId26" w:history="1">
+        <w:hyperlink r:id="rId27" w:history="1">
           <w:r>
             <w:rPr>
               <w:rStyle w:val="Hyperlink"/>
@@ -4157,7 +4057,7 @@
           <w:sz w:val="24"/>
           <w:u w:val="single"/>
         </w:rPr>
-        <w:hyperlink r:id="rId24" w:history="1">
+        <w:hyperlink r:id="rId25" w:history="1">
           <w:r>
             <w:rPr>
               <w:rStyle w:val="Hyperlink"/>
@@ -4188,7 +4088,14 @@
           <w:sz w:val="24"/>
           <w:u w:val="single"/>
         </w:rPr>
-        <w:t>Mus</w:t>
+        <w:hyperlink r:id="rId15" w:history="1">
+          <w:r>
+            <w:rPr>
+              <w:rStyle w:val="Hyperlink"/>
+            </w:rPr>
+            <w:t>Mus</w:t>
+          </w:r>
+        </w:hyperlink>
       </w:r>
       <w:r>
         <w:rPr>
@@ -4199,7 +4106,7 @@
           <w:sz w:val="24"/>
           <w:u w:val="single"/>
         </w:rPr>
-        <w:hyperlink r:id="rId26" w:history="1">
+        <w:hyperlink r:id="rId15" w:history="1">
           <w:r>
             <w:rPr>
               <w:rStyle w:val="Hyperlink"/>
@@ -4228,7 +4135,7 @@
           <w:sz w:val="24"/>
           <w:u w:val="single"/>
         </w:rPr>
-        <w:hyperlink r:id="rId26" w:history="1">
+        <w:hyperlink r:id="rId15" w:history="1">
           <w:r>
             <w:rPr>
               <w:rStyle w:val="Hyperlink"/>
@@ -4246,7 +4153,7 @@
           <w:sz w:val="24"/>
           <w:u w:val="single"/>
         </w:rPr>
-        <w:hyperlink r:id="rId26" w:history="1">
+        <w:hyperlink r:id="rId15" w:history="1">
           <w:r>
             <w:rPr>
               <w:rStyle w:val="Hyperlink"/>
@@ -4264,7 +4171,7 @@
           <w:color w:val="000000"/>
           <w:sz w:val="24"/>
         </w:rPr>
-        <w:hyperlink r:id="rId26" w:history="1">
+        <w:hyperlink r:id="rId27" w:history="1">
           <w:r>
             <w:rPr>
               <w:rStyle w:val="Hyperlink"/>
@@ -4342,7 +4249,7 @@
           <w:sz w:val="24"/>
           <w:u w:val="single"/>
         </w:rPr>
-        <w:hyperlink r:id="rId27" w:history="1">
+        <w:hyperlink r:id="rId28" w:history="1">
           <w:r>
             <w:rPr>
               <w:rStyle w:val="Hyperlink"/>
@@ -4371,7 +4278,7 @@
           <w:sz w:val="24"/>
           <w:u w:val="single"/>
         </w:rPr>
-        <w:hyperlink r:id="rId27" w:history="1">
+        <w:hyperlink r:id="rId28" w:history="1">
           <w:r>
             <w:rPr>
               <w:rStyle w:val="Hyperlink"/>
@@ -4400,7 +4307,7 @@
           <w:sz w:val="24"/>
           <w:u w:val="single"/>
         </w:rPr>
-        <w:hyperlink r:id="rId27" w:history="1">
+        <w:hyperlink r:id="rId28" w:history="1">
           <w:r>
             <w:rPr>
               <w:rStyle w:val="Hyperlink"/>
@@ -4498,7 +4405,7 @@
           <w:sz w:val="24"/>
           <w:u w:val="single"/>
         </w:rPr>
-        <w:hyperlink r:id="rId28" w:history="1">
+        <w:hyperlink r:id="rId29" w:history="1">
           <w:r>
             <w:rPr>
               <w:rStyle w:val="Hyperlink"/>
@@ -4526,7 +4433,7 @@
           <w:sz w:val="24"/>
           <w:u w:val="single"/>
         </w:rPr>
-        <w:hyperlink r:id="rId29" w:history="1">
+        <w:hyperlink r:id="rId30" w:history="1">
           <w:r>
             <w:rPr>
               <w:rStyle w:val="Hyperlink"/>
@@ -4564,7 +4471,7 @@
           <w:color w:val="000000"/>
           <w:sz w:val="24"/>
         </w:rPr>
-        <w:hyperlink r:id="rId28" w:history="1">
+        <w:hyperlink r:id="rId29" w:history="1">
           <w:r>
             <w:rPr>
               <w:rStyle w:val="Hyperlink"/>
@@ -4592,7 +4499,7 @@
           <w:color w:val="000000"/>
           <w:sz w:val="24"/>
         </w:rPr>
-        <w:hyperlink r:id="rId29" w:history="1">
+        <w:hyperlink r:id="rId30" w:history="1">
           <w:r>
             <w:rPr>
               <w:rStyle w:val="Hyperlink"/>

--- a/EXPORTS/DOCX/published/niveau2/Dutch/Indonesia.docx
+++ b/EXPORTS/DOCX/published/niveau2/Dutch/Indonesia.docx
@@ -717,7 +717,35 @@
           <w:color w:val="000000"/>
           <w:sz w:val="24"/>
         </w:rPr>
-        <w:t>dat in 1778 in Batavia werd o</w:t>
+        <w:hyperlink r:id="rId10" w:history="1">
+          <w:r>
+            <w:rPr>
+              <w:rStyle w:val="Hyperlink"/>
+            </w:rPr>
+            <w:t>dat in 1778</w:t>
+          </w:r>
+        </w:hyperlink>
+      </w:r>
+      <w:r>
+        <w:rPr>
+          <w:u w:val="single" w:color="0000ff"/>
+          <w:rFonts w:ascii="Charis SIL Regular" w:hAnsi="Charis SIL Regular" w:eastAsia="Charis SIL Regular"/>
+          <w:b w:val="0"/>
+          <w:i w:val="0"/>
+          <w:color w:val="000000"/>
+          <w:sz w:val="24"/>
+        </w:rPr>
+        <w:t xml:space="preserve"> </w:t>
+      </w:r>
+      <w:r>
+        <w:rPr>
+          <w:rFonts w:ascii="Charis SIL Regular" w:hAnsi="Charis SIL Regular" w:eastAsia="Charis SIL Regular"/>
+          <w:b w:val="0"/>
+          <w:i w:val="0"/>
+          <w:color w:val="000000"/>
+          <w:sz w:val="24"/>
+        </w:rPr>
+        <w:t>in Batavia werd o</w:t>
       </w:r>
       <w:r>
         <w:rPr>
@@ -1198,32 +1226,7 @@
           <w:color w:val="000000"/>
           <w:sz w:val="24"/>
         </w:rPr>
-        <w:hyperlink r:id="rId12" w:history="1">
-          <w:r>
-            <w:rPr>
-              <w:rStyle w:val="Hyperlink"/>
-            </w:rPr>
-            <w:t>n bronn</w:t>
-          </w:r>
-        </w:hyperlink>
-      </w:r>
-      <w:r>
-        <w:rPr>
-          <w:u w:val="single" w:color="0000ff"/>
-          <w:rFonts w:ascii="Charis SIL Regular" w:hAnsi="Charis SIL Regular" w:eastAsia="Charis SIL Regular"/>
-          <w:b w:val="0"/>
-          <w:i w:val="0"/>
-          <w:color w:val="000000"/>
-          <w:sz w:val="24"/>
-        </w:rPr>
-        <w:hyperlink r:id="rId12" w:history="1">
-          <w:r>
-            <w:rPr>
-              <w:rStyle w:val="Hyperlink"/>
-            </w:rPr>
-            <w:t>en met betre</w:t>
-          </w:r>
-        </w:hyperlink>
+        <w:t>n bronnen met betre</w:t>
       </w:r>
       <w:r>
         <w:rPr>
@@ -1270,50 +1273,7 @@
           <w:color w:val="000000"/>
           <w:sz w:val="24"/>
         </w:rPr>
-        <w:hyperlink r:id="rId12" w:history="1">
-          <w:r>
-            <w:rPr>
-              <w:rStyle w:val="Hyperlink"/>
-            </w:rPr>
-            <w:t xml:space="preserve">g </w:t>
-          </w:r>
-        </w:hyperlink>
-      </w:r>
-      <w:r>
-        <w:rPr>
-          <w:u w:val="single" w:color="0000ff"/>
-          <w:rFonts w:ascii="Charis SIL Regular" w:hAnsi="Charis SIL Regular" w:eastAsia="Charis SIL Regular"/>
-          <w:b w:val="0"/>
-          <w:i w:val="0"/>
-          <w:color w:val="000000"/>
-          <w:sz w:val="24"/>
-        </w:rPr>
-        <w:hyperlink r:id="rId12" w:history="1">
-          <w:r>
-            <w:rPr>
-              <w:rStyle w:val="Hyperlink"/>
-            </w:rPr>
-            <w:t>t</w:t>
-          </w:r>
-        </w:hyperlink>
-      </w:r>
-      <w:r>
-        <w:rPr>
-          <w:u w:val="single" w:color="0000ff"/>
-          <w:rFonts w:ascii="Charis SIL Regular" w:hAnsi="Charis SIL Regular" w:eastAsia="Charis SIL Regular"/>
-          <w:b w:val="0"/>
-          <w:i w:val="0"/>
-          <w:color w:val="000000"/>
-          <w:sz w:val="24"/>
-        </w:rPr>
-        <w:hyperlink r:id="rId12" w:history="1">
-          <w:r>
-            <w:rPr>
-              <w:rStyle w:val="Hyperlink"/>
-            </w:rPr>
-            <w:t>ot het Batav</w:t>
-          </w:r>
-        </w:hyperlink>
+        <w:t>g tot het Batav</w:t>
       </w:r>
       <w:r>
         <w:rPr>
@@ -2433,7 +2393,28 @@
           <w:color w:val="000000"/>
           <w:sz w:val="24"/>
         </w:rPr>
-        <w:t xml:space="preserve">zendelingen en missionarissen, zie de desbetreffende </w:t>
+        <w:t>zendelingen en missionarissen, zie de des</w:t>
+      </w:r>
+      <w:r>
+        <w:rPr>
+          <w:u w:val="single" w:color="0000ff"/>
+          <w:rFonts w:ascii="Charis SIL Regular" w:hAnsi="Charis SIL Regular" w:eastAsia="Charis SIL Regular"/>
+          <w:b w:val="0"/>
+          <w:i w:val="0"/>
+          <w:color w:val="000000"/>
+          <w:sz w:val="24"/>
+        </w:rPr>
+        <w:t>betreffende</w:t>
+      </w:r>
+      <w:r>
+        <w:rPr>
+          <w:rFonts w:ascii="Charis SIL Regular" w:hAnsi="Charis SIL Regular" w:eastAsia="Charis SIL Regular"/>
+          <w:b w:val="0"/>
+          <w:i w:val="0"/>
+          <w:color w:val="000000"/>
+          <w:sz w:val="24"/>
+        </w:rPr>
+        <w:t xml:space="preserve"> </w:t>
       </w:r>
       <w:r>
         <w:rPr>
@@ -2462,7 +2443,7 @@
           <w:sz w:val="24"/>
           <w:u w:val="single"/>
         </w:rPr>
-        <w:hyperlink r:id="rId20" w:history="1">
+        <w:hyperlink r:id="rId19" w:history="1">
           <w:r>
             <w:rPr>
               <w:rStyle w:val="Hyperlink"/>
@@ -2866,6 +2847,7 @@
           <w:i w:val="0"/>
           <w:color w:val="0000FF"/>
           <w:sz w:val="24"/>
+          <w:u w:val="single"/>
         </w:rPr>
         <w:hyperlink r:id="rId21" w:history="1">
           <w:r>
@@ -4057,7 +4039,7 @@
           <w:sz w:val="24"/>
           <w:u w:val="single"/>
         </w:rPr>
-        <w:hyperlink r:id="rId25" w:history="1">
+        <w:hyperlink r:id="rId27" w:history="1">
           <w:r>
             <w:rPr>
               <w:rStyle w:val="Hyperlink"/>
@@ -4106,14 +4088,7 @@
           <w:sz w:val="24"/>
           <w:u w:val="single"/>
         </w:rPr>
-        <w:hyperlink r:id="rId15" w:history="1">
-          <w:r>
-            <w:rPr>
-              <w:rStyle w:val="Hyperlink"/>
-            </w:rPr>
-            <w:t>eum</w:t>
-          </w:r>
-        </w:hyperlink>
+        <w:t>eum Bronbee</w:t>
       </w:r>
       <w:r>
         <w:rPr>
@@ -4124,36 +4099,7 @@
           <w:sz w:val="24"/>
           <w:u w:val="single"/>
         </w:rPr>
-        <w:t xml:space="preserve"> </w:t>
-      </w:r>
-      <w:r>
-        <w:rPr>
-          <w:rFonts w:ascii="Charis SIL Regular" w:hAnsi="Charis SIL Regular" w:eastAsia="Charis SIL Regular"/>
-          <w:b w:val="0"/>
-          <w:i w:val="0"/>
-          <w:color w:val="0000FF"/>
-          <w:sz w:val="24"/>
-          <w:u w:val="single"/>
-        </w:rPr>
-        <w:hyperlink r:id="rId15" w:history="1">
-          <w:r>
-            <w:rPr>
-              <w:rStyle w:val="Hyperlink"/>
-            </w:rPr>
-            <w:t>Bronbee</w:t>
-          </w:r>
-        </w:hyperlink>
-      </w:r>
-      <w:r>
-        <w:rPr>
-          <w:rFonts w:ascii="Charis SIL Regular" w:hAnsi="Charis SIL Regular" w:eastAsia="Charis SIL Regular"/>
-          <w:b w:val="0"/>
-          <w:i w:val="0"/>
-          <w:color w:val="0000FF"/>
-          <w:sz w:val="24"/>
-          <w:u w:val="single"/>
-        </w:rPr>
-        <w:hyperlink r:id="rId15" w:history="1">
+        <w:hyperlink r:id="rId27" w:history="1">
           <w:r>
             <w:rPr>
               <w:rStyle w:val="Hyperlink"/>

--- a/EXPORTS/DOCX/published/niveau2/Dutch/Indonesia.docx
+++ b/EXPORTS/DOCX/published/niveau2/Dutch/Indonesia.docx
@@ -417,14 +417,7 @@
           <w:color w:val="000000"/>
           <w:sz w:val="24"/>
         </w:rPr>
-        <w:hyperlink r:id="rId9" w:history="1">
-          <w:r>
-            <w:rPr>
-              <w:rStyle w:val="Hyperlink"/>
-            </w:rPr>
-            <w:t>hierover.</w:t>
-          </w:r>
-        </w:hyperlink>
+        <w:t>hierover.</w:t>
       </w:r>
     </w:p>
     <w:p>
@@ -739,13 +732,39 @@
       </w:r>
       <w:r>
         <w:rPr>
+          <w:u w:val="single" w:color="0000ff"/>
           <w:rFonts w:ascii="Charis SIL Regular" w:hAnsi="Charis SIL Regular" w:eastAsia="Charis SIL Regular"/>
           <w:b w:val="0"/>
           <w:i w:val="0"/>
           <w:color w:val="000000"/>
           <w:sz w:val="24"/>
         </w:rPr>
-        <w:t>in Batavia werd o</w:t>
+        <w:hyperlink r:id="rId10" w:history="1">
+          <w:r>
+            <w:rPr>
+              <w:rStyle w:val="Hyperlink"/>
+            </w:rPr>
+            <w:t>in Batavia we</w:t>
+          </w:r>
+        </w:hyperlink>
+      </w:r>
+      <w:r>
+        <w:rPr>
+          <w:u w:val="single" w:color="0000ff"/>
+          <w:rFonts w:ascii="Charis SIL Regular" w:hAnsi="Charis SIL Regular" w:eastAsia="Charis SIL Regular"/>
+          <w:b w:val="0"/>
+          <w:i w:val="0"/>
+          <w:color w:val="000000"/>
+          <w:sz w:val="24"/>
+        </w:rPr>
+        <w:hyperlink r:id="rId10" w:history="1">
+          <w:r>
+            <w:rPr>
+              <w:rStyle w:val="Hyperlink"/>
+            </w:rPr>
+            <w:t>rd o</w:t>
+          </w:r>
+        </w:hyperlink>
       </w:r>
       <w:r>
         <w:rPr>
@@ -1226,7 +1245,32 @@
           <w:color w:val="000000"/>
           <w:sz w:val="24"/>
         </w:rPr>
-        <w:t>n bronnen met betre</w:t>
+        <w:hyperlink r:id="rId12" w:history="1">
+          <w:r>
+            <w:rPr>
+              <w:rStyle w:val="Hyperlink"/>
+            </w:rPr>
+            <w:t>n bronn</w:t>
+          </w:r>
+        </w:hyperlink>
+      </w:r>
+      <w:r>
+        <w:rPr>
+          <w:u w:val="single" w:color="0000ff"/>
+          <w:rFonts w:ascii="Charis SIL Regular" w:hAnsi="Charis SIL Regular" w:eastAsia="Charis SIL Regular"/>
+          <w:b w:val="0"/>
+          <w:i w:val="0"/>
+          <w:color w:val="000000"/>
+          <w:sz w:val="24"/>
+        </w:rPr>
+        <w:hyperlink r:id="rId12" w:history="1">
+          <w:r>
+            <w:rPr>
+              <w:rStyle w:val="Hyperlink"/>
+            </w:rPr>
+            <w:t>en met betre</w:t>
+          </w:r>
+        </w:hyperlink>
       </w:r>
       <w:r>
         <w:rPr>
@@ -1273,7 +1317,50 @@
           <w:color w:val="000000"/>
           <w:sz w:val="24"/>
         </w:rPr>
-        <w:t>g tot het Batav</w:t>
+        <w:hyperlink r:id="rId12" w:history="1">
+          <w:r>
+            <w:rPr>
+              <w:rStyle w:val="Hyperlink"/>
+            </w:rPr>
+            <w:t xml:space="preserve">g </w:t>
+          </w:r>
+        </w:hyperlink>
+      </w:r>
+      <w:r>
+        <w:rPr>
+          <w:u w:val="single" w:color="0000ff"/>
+          <w:rFonts w:ascii="Charis SIL Regular" w:hAnsi="Charis SIL Regular" w:eastAsia="Charis SIL Regular"/>
+          <w:b w:val="0"/>
+          <w:i w:val="0"/>
+          <w:color w:val="000000"/>
+          <w:sz w:val="24"/>
+        </w:rPr>
+        <w:hyperlink r:id="rId12" w:history="1">
+          <w:r>
+            <w:rPr>
+              <w:rStyle w:val="Hyperlink"/>
+            </w:rPr>
+            <w:t>t</w:t>
+          </w:r>
+        </w:hyperlink>
+      </w:r>
+      <w:r>
+        <w:rPr>
+          <w:u w:val="single" w:color="0000ff"/>
+          <w:rFonts w:ascii="Charis SIL Regular" w:hAnsi="Charis SIL Regular" w:eastAsia="Charis SIL Regular"/>
+          <w:b w:val="0"/>
+          <w:i w:val="0"/>
+          <w:color w:val="000000"/>
+          <w:sz w:val="24"/>
+        </w:rPr>
+        <w:hyperlink r:id="rId12" w:history="1">
+          <w:r>
+            <w:rPr>
+              <w:rStyle w:val="Hyperlink"/>
+            </w:rPr>
+            <w:t>ot het Batav</w:t>
+          </w:r>
+        </w:hyperlink>
       </w:r>
       <w:r>
         <w:rPr>
@@ -2393,28 +2480,7 @@
           <w:color w:val="000000"/>
           <w:sz w:val="24"/>
         </w:rPr>
-        <w:t>zendelingen en missionarissen, zie de des</w:t>
-      </w:r>
-      <w:r>
-        <w:rPr>
-          <w:u w:val="single" w:color="0000ff"/>
-          <w:rFonts w:ascii="Charis SIL Regular" w:hAnsi="Charis SIL Regular" w:eastAsia="Charis SIL Regular"/>
-          <w:b w:val="0"/>
-          <w:i w:val="0"/>
-          <w:color w:val="000000"/>
-          <w:sz w:val="24"/>
-        </w:rPr>
-        <w:t>betreffende</w:t>
-      </w:r>
-      <w:r>
-        <w:rPr>
-          <w:rFonts w:ascii="Charis SIL Regular" w:hAnsi="Charis SIL Regular" w:eastAsia="Charis SIL Regular"/>
-          <w:b w:val="0"/>
-          <w:i w:val="0"/>
-          <w:color w:val="000000"/>
-          <w:sz w:val="24"/>
-        </w:rPr>
-        <w:t xml:space="preserve"> </w:t>
+        <w:t xml:space="preserve">zendelingen en missionarissen, zie de desbetreffende </w:t>
       </w:r>
       <w:r>
         <w:rPr>
@@ -2425,7 +2491,7 @@
           <w:sz w:val="24"/>
           <w:u w:val="single"/>
         </w:rPr>
-        <w:hyperlink r:id="rId20" w:history="1">
+        <w:hyperlink r:id="rId19" w:history="1">
           <w:r>
             <w:rPr>
               <w:rStyle w:val="Hyperlink"/>
@@ -2762,7 +2828,7 @@
           <w:sz w:val="24"/>
           <w:u w:val="single"/>
         </w:rPr>
-        <w:hyperlink r:id="rId21" w:history="1">
+        <w:hyperlink r:id="rId20" w:history="1">
           <w:r>
             <w:rPr>
               <w:rStyle w:val="Hyperlink"/>
@@ -2791,7 +2857,7 @@
           <w:sz w:val="24"/>
           <w:u w:val="single"/>
         </w:rPr>
-        <w:hyperlink r:id="rId21" w:history="1">
+        <w:hyperlink r:id="rId20" w:history="1">
           <w:r>
             <w:rPr>
               <w:rStyle w:val="Hyperlink"/>
@@ -2820,7 +2886,7 @@
           <w:sz w:val="24"/>
           <w:u w:val="single"/>
         </w:rPr>
-        <w:hyperlink r:id="rId21" w:history="1">
+        <w:hyperlink r:id="rId20" w:history="1">
           <w:r>
             <w:rPr>
               <w:rStyle w:val="Hyperlink"/>
@@ -2847,74 +2913,8 @@
           <w:i w:val="0"/>
           <w:color w:val="0000FF"/>
           <w:sz w:val="24"/>
-          <w:u w:val="single"/>
-        </w:rPr>
-        <w:hyperlink r:id="rId21" w:history="1">
-          <w:r>
-            <w:rPr>
-              <w:rStyle w:val="Hyperlink"/>
-            </w:rPr>
-            <w:t>Ta</w:t>
-          </w:r>
-        </w:hyperlink>
-      </w:r>
-      <w:r>
-        <w:rPr>
-          <w:rFonts w:ascii="Charis SIL Regular" w:hAnsi="Charis SIL Regular" w:eastAsia="Charis SIL Regular"/>
-          <w:b w:val="0"/>
-          <w:i w:val="0"/>
-          <w:color w:val="0000FF"/>
-          <w:sz w:val="24"/>
-          <w:u w:val="single"/>
-        </w:rPr>
-        <w:hyperlink r:id="rId10" w:history="1">
-          <w:r>
-            <w:rPr>
-              <w:rStyle w:val="Hyperlink"/>
-            </w:rPr>
-            <w:t>al-,</w:t>
-          </w:r>
-        </w:hyperlink>
-      </w:r>
-      <w:r>
-        <w:rPr>
-          <w:rFonts w:ascii="Charis SIL Regular" w:hAnsi="Charis SIL Regular" w:eastAsia="Charis SIL Regular"/>
-          <w:b w:val="0"/>
-          <w:i w:val="0"/>
-          <w:color w:val="0000FF"/>
-          <w:sz w:val="24"/>
-          <w:u w:val="single"/>
-        </w:rPr>
-        <w:t xml:space="preserve"> </w:t>
-      </w:r>
-      <w:r>
-        <w:rPr>
-          <w:rFonts w:ascii="Charis SIL Regular" w:hAnsi="Charis SIL Regular" w:eastAsia="Charis SIL Regular"/>
-          <w:b w:val="0"/>
-          <w:i w:val="0"/>
-          <w:color w:val="0000FF"/>
-          <w:sz w:val="24"/>
-          <w:u w:val="single"/>
-        </w:rPr>
-        <w:hyperlink r:id="rId10" w:history="1">
-          <w:r>
-            <w:rPr>
-              <w:rStyle w:val="Hyperlink"/>
-            </w:rPr>
-            <w:t>Land-</w:t>
-          </w:r>
-        </w:hyperlink>
-      </w:r>
-      <w:r>
-        <w:rPr>
-          <w:rFonts w:ascii="Charis SIL Regular" w:hAnsi="Charis SIL Regular" w:eastAsia="Charis SIL Regular"/>
-          <w:b w:val="0"/>
-          <w:i w:val="0"/>
-          <w:color w:val="0000FF"/>
-          <w:sz w:val="24"/>
-          <w:u w:val="single"/>
-        </w:rPr>
-        <w:t xml:space="preserve"> </w:t>
+        </w:rPr>
+        <w:t>Taal-, Land- en Volkenkund</w:t>
       </w:r>
       <w:r>
         <w:rPr>
@@ -2936,71 +2936,6 @@
       </w:r>
       <w:r>
         <w:rPr>
-          <w:rFonts w:ascii="Charis SIL Regular" w:hAnsi="Charis SIL Regular" w:eastAsia="Charis SIL Regular"/>
-          <w:b w:val="0"/>
-          <w:i w:val="0"/>
-          <w:color w:val="0000FF"/>
-          <w:sz w:val="24"/>
-          <w:u w:val="single"/>
-        </w:rPr>
-        <w:hyperlink r:id="rId10" w:history="1">
-          <w:r>
-            <w:rPr>
-              <w:rStyle w:val="Hyperlink"/>
-            </w:rPr>
-            <w:t>n</w:t>
-          </w:r>
-        </w:hyperlink>
-      </w:r>
-      <w:r>
-        <w:rPr>
-          <w:rFonts w:ascii="Charis SIL Regular" w:hAnsi="Charis SIL Regular" w:eastAsia="Charis SIL Regular"/>
-          <w:b w:val="0"/>
-          <w:i w:val="0"/>
-          <w:color w:val="0000FF"/>
-          <w:sz w:val="24"/>
-          <w:u w:val="single"/>
-        </w:rPr>
-        <w:t xml:space="preserve"> </w:t>
-      </w:r>
-      <w:r>
-        <w:rPr>
-          <w:rFonts w:ascii="Charis SIL Regular" w:hAnsi="Charis SIL Regular" w:eastAsia="Charis SIL Regular"/>
-          <w:b w:val="0"/>
-          <w:i w:val="0"/>
-          <w:color w:val="0000FF"/>
-          <w:sz w:val="24"/>
-          <w:u w:val="single"/>
-        </w:rPr>
-        <w:hyperlink r:id="rId10" w:history="1">
-          <w:r>
-            <w:rPr>
-              <w:rStyle w:val="Hyperlink"/>
-            </w:rPr>
-            <w:t>Volkenkund</w:t>
-          </w:r>
-        </w:hyperlink>
-      </w:r>
-      <w:r>
-        <w:rPr>
-          <w:rFonts w:ascii="Charis SIL Regular" w:hAnsi="Charis SIL Regular" w:eastAsia="Charis SIL Regular"/>
-          <w:b w:val="0"/>
-          <w:i w:val="0"/>
-          <w:color w:val="0000FF"/>
-          <w:sz w:val="24"/>
-          <w:u w:val="single"/>
-        </w:rPr>
-        <w:hyperlink r:id="rId10" w:history="1">
-          <w:r>
-            <w:rPr>
-              <w:rStyle w:val="Hyperlink"/>
-            </w:rPr>
-            <w:t>e</w:t>
-          </w:r>
-        </w:hyperlink>
-      </w:r>
-      <w:r>
-        <w:rPr>
           <w:u w:val="single" w:color="0000ff"/>
           <w:rFonts w:ascii="Charis SIL Regular" w:hAnsi="Charis SIL Regular" w:eastAsia="Charis SIL Regular"/>
           <w:b w:val="0"/>
@@ -3135,7 +3070,7 @@
           <w:color w:val="000000"/>
           <w:sz w:val="24"/>
         </w:rPr>
-        <w:hyperlink r:id="rId21" w:history="1">
+        <w:hyperlink r:id="rId20" w:history="1">
           <w:r>
             <w:rPr>
               <w:rStyle w:val="Hyperlink"/>
@@ -3146,6 +3081,16 @@
       </w:r>
       <w:r>
         <w:rPr>
+          <w:rFonts w:ascii="Charis SIL Regular" w:hAnsi="Charis SIL Regular" w:eastAsia="Charis SIL Regular"/>
+          <w:b w:val="0"/>
+          <w:i w:val="0"/>
+          <w:color w:val="000000"/>
+          <w:sz w:val="24"/>
+        </w:rPr>
+        <w:t>ndingen van w</w:t>
+      </w:r>
+      <w:r>
+        <w:rPr>
           <w:u w:val="single" w:color="0000ff"/>
           <w:rFonts w:ascii="Charis SIL Regular" w:hAnsi="Charis SIL Regular" w:eastAsia="Charis SIL Regular"/>
           <w:b w:val="0"/>
@@ -3153,61 +3098,7 @@
           <w:color w:val="000000"/>
           <w:sz w:val="24"/>
         </w:rPr>
-        <w:hyperlink r:id="rId21" w:history="1">
-          <w:r>
-            <w:rPr>
-              <w:rStyle w:val="Hyperlink"/>
-            </w:rPr>
-            <w:t xml:space="preserve">ndingen </w:t>
-          </w:r>
-        </w:hyperlink>
-      </w:r>
-      <w:r>
-        <w:rPr>
-          <w:u w:val="single" w:color="0000ff"/>
-          <w:rFonts w:ascii="Charis SIL Regular" w:hAnsi="Charis SIL Regular" w:eastAsia="Charis SIL Regular"/>
-          <w:b w:val="0"/>
-          <w:i w:val="0"/>
-          <w:color w:val="000000"/>
-          <w:sz w:val="24"/>
-        </w:rPr>
-        <w:hyperlink r:id="rId21" w:history="1">
-          <w:r>
-            <w:rPr>
-              <w:rStyle w:val="Hyperlink"/>
-            </w:rPr>
-            <w:t>v</w:t>
-          </w:r>
-        </w:hyperlink>
-      </w:r>
-      <w:r>
-        <w:rPr>
-          <w:u w:val="single" w:color="0000ff"/>
-          <w:rFonts w:ascii="Charis SIL Regular" w:hAnsi="Charis SIL Regular" w:eastAsia="Charis SIL Regular"/>
-          <w:b w:val="0"/>
-          <w:i w:val="0"/>
-          <w:color w:val="000000"/>
-          <w:sz w:val="24"/>
-        </w:rPr>
-        <w:hyperlink r:id="rId21" w:history="1">
-          <w:r>
-            <w:rPr>
-              <w:rStyle w:val="Hyperlink"/>
-            </w:rPr>
-            <w:t>an w</w:t>
-          </w:r>
-        </w:hyperlink>
-      </w:r>
-      <w:r>
-        <w:rPr>
-          <w:u w:val="single" w:color="0000ff"/>
-          <w:rFonts w:ascii="Charis SIL Regular" w:hAnsi="Charis SIL Regular" w:eastAsia="Charis SIL Regular"/>
-          <w:b w:val="0"/>
-          <w:i w:val="0"/>
-          <w:color w:val="000000"/>
-          <w:sz w:val="24"/>
-        </w:rPr>
-        <w:hyperlink r:id="rId21" w:history="1">
+        <w:hyperlink r:id="rId20" w:history="1">
           <w:r>
             <w:rPr>
               <w:rStyle w:val="Hyperlink"/>
@@ -3225,7 +3116,7 @@
           <w:color w:val="000000"/>
           <w:sz w:val="24"/>
         </w:rPr>
-        <w:hyperlink r:id="rId21" w:history="1">
+        <w:hyperlink r:id="rId20" w:history="1">
           <w:r>
             <w:rPr>
               <w:rStyle w:val="Hyperlink"/>
@@ -3243,7 +3134,7 @@
           <w:color w:val="000000"/>
           <w:sz w:val="24"/>
         </w:rPr>
-        <w:hyperlink r:id="rId21" w:history="1">
+        <w:hyperlink r:id="rId20" w:history="1">
           <w:r>
             <w:rPr>
               <w:rStyle w:val="Hyperlink"/>
@@ -3261,7 +3152,7 @@
           <w:color w:val="000000"/>
           <w:sz w:val="24"/>
         </w:rPr>
-        <w:hyperlink r:id="rId21" w:history="1">
+        <w:hyperlink r:id="rId20" w:history="1">
           <w:r>
             <w:rPr>
               <w:rStyle w:val="Hyperlink"/>
@@ -3279,7 +3170,7 @@
           <w:color w:val="000000"/>
           <w:sz w:val="24"/>
         </w:rPr>
-        <w:hyperlink r:id="rId21" w:history="1">
+        <w:hyperlink r:id="rId20" w:history="1">
           <w:r>
             <w:rPr>
               <w:rStyle w:val="Hyperlink"/>
@@ -3363,7 +3254,7 @@
           <w:sz w:val="24"/>
           <w:u w:val="single"/>
         </w:rPr>
-        <w:hyperlink r:id="rId22" w:history="1">
+        <w:hyperlink r:id="rId21" w:history="1">
           <w:r>
             <w:rPr>
               <w:rStyle w:val="Hyperlink"/>
@@ -3543,7 +3434,7 @@
           <w:sz w:val="24"/>
           <w:u w:val="single"/>
         </w:rPr>
-        <w:hyperlink r:id="rId23" w:history="1">
+        <w:hyperlink r:id="rId22" w:history="1">
           <w:r>
             <w:rPr>
               <w:rStyle w:val="Hyperlink"/>
@@ -3764,7 +3655,7 @@
           <w:sz w:val="24"/>
           <w:u w:val="single"/>
         </w:rPr>
-        <w:hyperlink r:id="rId24" w:history="1">
+        <w:hyperlink r:id="rId23" w:history="1">
           <w:r>
             <w:rPr>
               <w:rStyle w:val="Hyperlink"/>
@@ -3782,7 +3673,7 @@
           <w:sz w:val="24"/>
           <w:u w:val="single"/>
         </w:rPr>
-        <w:hyperlink r:id="rId24" w:history="1">
+        <w:hyperlink r:id="rId23" w:history="1">
           <w:r>
             <w:rPr>
               <w:rStyle w:val="Hyperlink"/>
@@ -3811,7 +3702,7 @@
           <w:sz w:val="24"/>
           <w:u w:val="single"/>
         </w:rPr>
-        <w:hyperlink r:id="rId24" w:history="1">
+        <w:hyperlink r:id="rId23" w:history="1">
           <w:r>
             <w:rPr>
               <w:rStyle w:val="Hyperlink"/>
@@ -3840,7 +3731,7 @@
           <w:sz w:val="24"/>
           <w:u w:val="single"/>
         </w:rPr>
-        <w:hyperlink r:id="rId24" w:history="1">
+        <w:hyperlink r:id="rId23" w:history="1">
           <w:r>
             <w:rPr>
               <w:rStyle w:val="Hyperlink"/>
@@ -3908,7 +3799,7 @@
           <w:sz w:val="24"/>
           <w:u w:val="single"/>
         </w:rPr>
-        <w:hyperlink r:id="rId25" w:history="1">
+        <w:hyperlink r:id="rId24" w:history="1">
           <w:r>
             <w:rPr>
               <w:rStyle w:val="Hyperlink"/>
@@ -3964,7 +3855,7 @@
           <w:sz w:val="24"/>
           <w:u w:val="single"/>
         </w:rPr>
-        <w:hyperlink r:id="rId26" w:history="1">
+        <w:hyperlink r:id="rId25" w:history="1">
           <w:r>
             <w:rPr>
               <w:rStyle w:val="Hyperlink"/>
@@ -3992,7 +3883,7 @@
           <w:sz w:val="24"/>
           <w:u w:val="single"/>
         </w:rPr>
-        <w:hyperlink r:id="rId27" w:history="1">
+        <w:hyperlink r:id="rId26" w:history="1">
           <w:r>
             <w:rPr>
               <w:rStyle w:val="Hyperlink"/>
@@ -4021,7 +3912,7 @@
           <w:sz w:val="24"/>
           <w:u w:val="single"/>
         </w:rPr>
-        <w:hyperlink r:id="rId27" w:history="1">
+        <w:hyperlink r:id="rId26" w:history="1">
           <w:r>
             <w:rPr>
               <w:rStyle w:val="Hyperlink"/>
@@ -4039,7 +3930,7 @@
           <w:sz w:val="24"/>
           <w:u w:val="single"/>
         </w:rPr>
-        <w:hyperlink r:id="rId27" w:history="1">
+        <w:hyperlink r:id="rId24" w:history="1">
           <w:r>
             <w:rPr>
               <w:rStyle w:val="Hyperlink"/>
@@ -4068,14 +3959,24 @@
           <w:i w:val="0"/>
           <w:color w:val="0000FF"/>
           <w:sz w:val="24"/>
+        </w:rPr>
+        <w:t>Mus</w:t>
+      </w:r>
+      <w:r>
+        <w:rPr>
+          <w:rFonts w:ascii="Charis SIL Regular" w:hAnsi="Charis SIL Regular" w:eastAsia="Charis SIL Regular"/>
+          <w:b w:val="0"/>
+          <w:i w:val="0"/>
+          <w:color w:val="0000FF"/>
+          <w:sz w:val="24"/>
           <w:u w:val="single"/>
         </w:rPr>
-        <w:hyperlink r:id="rId15" w:history="1">
+        <w:hyperlink r:id="rId26" w:history="1">
           <w:r>
             <w:rPr>
               <w:rStyle w:val="Hyperlink"/>
             </w:rPr>
-            <w:t>Mus</w:t>
+            <w:t>eum</w:t>
           </w:r>
         </w:hyperlink>
       </w:r>
@@ -4088,7 +3989,7 @@
           <w:sz w:val="24"/>
           <w:u w:val="single"/>
         </w:rPr>
-        <w:t>eum Bronbee</w:t>
+        <w:t xml:space="preserve"> </w:t>
       </w:r>
       <w:r>
         <w:rPr>
@@ -4099,7 +4000,25 @@
           <w:sz w:val="24"/>
           <w:u w:val="single"/>
         </w:rPr>
-        <w:hyperlink r:id="rId27" w:history="1">
+        <w:hyperlink r:id="rId26" w:history="1">
+          <w:r>
+            <w:rPr>
+              <w:rStyle w:val="Hyperlink"/>
+            </w:rPr>
+            <w:t>Bronbee</w:t>
+          </w:r>
+        </w:hyperlink>
+      </w:r>
+      <w:r>
+        <w:rPr>
+          <w:rFonts w:ascii="Charis SIL Regular" w:hAnsi="Charis SIL Regular" w:eastAsia="Charis SIL Regular"/>
+          <w:b w:val="0"/>
+          <w:i w:val="0"/>
+          <w:color w:val="0000FF"/>
+          <w:sz w:val="24"/>
+          <w:u w:val="single"/>
+        </w:rPr>
+        <w:hyperlink r:id="rId26" w:history="1">
           <w:r>
             <w:rPr>
               <w:rStyle w:val="Hyperlink"/>
@@ -4117,7 +4036,7 @@
           <w:color w:val="000000"/>
           <w:sz w:val="24"/>
         </w:rPr>
-        <w:hyperlink r:id="rId27" w:history="1">
+        <w:hyperlink r:id="rId26" w:history="1">
           <w:r>
             <w:rPr>
               <w:rStyle w:val="Hyperlink"/>
@@ -4195,7 +4114,7 @@
           <w:sz w:val="24"/>
           <w:u w:val="single"/>
         </w:rPr>
-        <w:hyperlink r:id="rId28" w:history="1">
+        <w:hyperlink r:id="rId27" w:history="1">
           <w:r>
             <w:rPr>
               <w:rStyle w:val="Hyperlink"/>
@@ -4224,7 +4143,7 @@
           <w:sz w:val="24"/>
           <w:u w:val="single"/>
         </w:rPr>
-        <w:hyperlink r:id="rId28" w:history="1">
+        <w:hyperlink r:id="rId27" w:history="1">
           <w:r>
             <w:rPr>
               <w:rStyle w:val="Hyperlink"/>
@@ -4253,7 +4172,7 @@
           <w:sz w:val="24"/>
           <w:u w:val="single"/>
         </w:rPr>
-        <w:hyperlink r:id="rId28" w:history="1">
+        <w:hyperlink r:id="rId27" w:history="1">
           <w:r>
             <w:rPr>
               <w:rStyle w:val="Hyperlink"/>
@@ -4351,7 +4270,7 @@
           <w:sz w:val="24"/>
           <w:u w:val="single"/>
         </w:rPr>
-        <w:hyperlink r:id="rId29" w:history="1">
+        <w:hyperlink r:id="rId28" w:history="1">
           <w:r>
             <w:rPr>
               <w:rStyle w:val="Hyperlink"/>
@@ -4379,7 +4298,7 @@
           <w:sz w:val="24"/>
           <w:u w:val="single"/>
         </w:rPr>
-        <w:hyperlink r:id="rId30" w:history="1">
+        <w:hyperlink r:id="rId29" w:history="1">
           <w:r>
             <w:rPr>
               <w:rStyle w:val="Hyperlink"/>
@@ -4417,7 +4336,7 @@
           <w:color w:val="000000"/>
           <w:sz w:val="24"/>
         </w:rPr>
-        <w:hyperlink r:id="rId29" w:history="1">
+        <w:hyperlink r:id="rId28" w:history="1">
           <w:r>
             <w:rPr>
               <w:rStyle w:val="Hyperlink"/>
@@ -4445,7 +4364,7 @@
           <w:color w:val="000000"/>
           <w:sz w:val="24"/>
         </w:rPr>
-        <w:hyperlink r:id="rId30" w:history="1">
+        <w:hyperlink r:id="rId29" w:history="1">
           <w:r>
             <w:rPr>
               <w:rStyle w:val="Hyperlink"/>

--- a/EXPORTS/DOCX/published/niveau2/Dutch/Indonesia.docx
+++ b/EXPORTS/DOCX/published/niveau2/Dutch/Indonesia.docx
@@ -417,7 +417,14 @@
           <w:color w:val="000000"/>
           <w:sz w:val="24"/>
         </w:rPr>
-        <w:t>hierover.</w:t>
+        <w:hyperlink r:id="rId9" w:history="1">
+          <w:r>
+            <w:rPr>
+              <w:rStyle w:val="Hyperlink"/>
+            </w:rPr>
+            <w:t>hierover.</w:t>
+          </w:r>
+        </w:hyperlink>
       </w:r>
     </w:p>
     <w:p>
@@ -2480,7 +2487,52 @@
           <w:color w:val="000000"/>
           <w:sz w:val="24"/>
         </w:rPr>
-        <w:t xml:space="preserve">zendelingen en missionarissen, zie de desbetreffende </w:t>
+        <w:t>zendelingen en missionarissen, zie de des</w:t>
+      </w:r>
+      <w:r>
+        <w:rPr>
+          <w:u w:val="single" w:color="0000ff"/>
+          <w:rFonts w:ascii="Charis SIL Regular" w:hAnsi="Charis SIL Regular" w:eastAsia="Charis SIL Regular"/>
+          <w:b w:val="0"/>
+          <w:i w:val="0"/>
+          <w:color w:val="000000"/>
+          <w:sz w:val="24"/>
+        </w:rPr>
+        <w:hyperlink r:id="rId19" w:history="1">
+          <w:r>
+            <w:rPr>
+              <w:rStyle w:val="Hyperlink"/>
+            </w:rPr>
+            <w:t>betreffend</w:t>
+          </w:r>
+        </w:hyperlink>
+      </w:r>
+      <w:r>
+        <w:rPr>
+          <w:rFonts w:ascii="Charis SIL Regular" w:hAnsi="Charis SIL Regular" w:eastAsia="Charis SIL Regular"/>
+          <w:b w:val="0"/>
+          <w:i w:val="0"/>
+          <w:color w:val="000000"/>
+          <w:sz w:val="24"/>
+        </w:rPr>
+        <w:hyperlink r:id="rId19" w:history="1">
+          <w:r>
+            <w:rPr>
+              <w:rStyle w:val="Hyperlink"/>
+            </w:rPr>
+            <w:t>e</w:t>
+          </w:r>
+        </w:hyperlink>
+      </w:r>
+      <w:r>
+        <w:rPr>
+          <w:rFonts w:ascii="Charis SIL Regular" w:hAnsi="Charis SIL Regular" w:eastAsia="Charis SIL Regular"/>
+          <w:b w:val="0"/>
+          <w:i w:val="0"/>
+          <w:color w:val="000000"/>
+          <w:sz w:val="24"/>
+        </w:rPr>
+        <w:t xml:space="preserve"> </w:t>
       </w:r>
       <w:r>
         <w:rPr>
@@ -2913,8 +2965,74 @@
           <w:i w:val="0"/>
           <w:color w:val="0000FF"/>
           <w:sz w:val="24"/>
-        </w:rPr>
-        <w:t>Taal-, Land- en Volkenkund</w:t>
+          <w:u w:val="single"/>
+        </w:rPr>
+        <w:hyperlink r:id="rId20" w:history="1">
+          <w:r>
+            <w:rPr>
+              <w:rStyle w:val="Hyperlink"/>
+            </w:rPr>
+            <w:t>Ta</w:t>
+          </w:r>
+        </w:hyperlink>
+      </w:r>
+      <w:r>
+        <w:rPr>
+          <w:rFonts w:ascii="Charis SIL Regular" w:hAnsi="Charis SIL Regular" w:eastAsia="Charis SIL Regular"/>
+          <w:b w:val="0"/>
+          <w:i w:val="0"/>
+          <w:color w:val="0000FF"/>
+          <w:sz w:val="24"/>
+          <w:u w:val="single"/>
+        </w:rPr>
+        <w:hyperlink r:id="rId10" w:history="1">
+          <w:r>
+            <w:rPr>
+              <w:rStyle w:val="Hyperlink"/>
+            </w:rPr>
+            <w:t>al-,</w:t>
+          </w:r>
+        </w:hyperlink>
+      </w:r>
+      <w:r>
+        <w:rPr>
+          <w:rFonts w:ascii="Charis SIL Regular" w:hAnsi="Charis SIL Regular" w:eastAsia="Charis SIL Regular"/>
+          <w:b w:val="0"/>
+          <w:i w:val="0"/>
+          <w:color w:val="0000FF"/>
+          <w:sz w:val="24"/>
+          <w:u w:val="single"/>
+        </w:rPr>
+        <w:t xml:space="preserve"> </w:t>
+      </w:r>
+      <w:r>
+        <w:rPr>
+          <w:rFonts w:ascii="Charis SIL Regular" w:hAnsi="Charis SIL Regular" w:eastAsia="Charis SIL Regular"/>
+          <w:b w:val="0"/>
+          <w:i w:val="0"/>
+          <w:color w:val="0000FF"/>
+          <w:sz w:val="24"/>
+          <w:u w:val="single"/>
+        </w:rPr>
+        <w:hyperlink r:id="rId10" w:history="1">
+          <w:r>
+            <w:rPr>
+              <w:rStyle w:val="Hyperlink"/>
+            </w:rPr>
+            <w:t>Land-</w:t>
+          </w:r>
+        </w:hyperlink>
+      </w:r>
+      <w:r>
+        <w:rPr>
+          <w:rFonts w:ascii="Charis SIL Regular" w:hAnsi="Charis SIL Regular" w:eastAsia="Charis SIL Regular"/>
+          <w:b w:val="0"/>
+          <w:i w:val="0"/>
+          <w:color w:val="0000FF"/>
+          <w:sz w:val="24"/>
+          <w:u w:val="single"/>
+        </w:rPr>
+        <w:t xml:space="preserve"> </w:t>
       </w:r>
       <w:r>
         <w:rPr>
@@ -2936,6 +3054,71 @@
       </w:r>
       <w:r>
         <w:rPr>
+          <w:rFonts w:ascii="Charis SIL Regular" w:hAnsi="Charis SIL Regular" w:eastAsia="Charis SIL Regular"/>
+          <w:b w:val="0"/>
+          <w:i w:val="0"/>
+          <w:color w:val="0000FF"/>
+          <w:sz w:val="24"/>
+          <w:u w:val="single"/>
+        </w:rPr>
+        <w:hyperlink r:id="rId10" w:history="1">
+          <w:r>
+            <w:rPr>
+              <w:rStyle w:val="Hyperlink"/>
+            </w:rPr>
+            <w:t>n</w:t>
+          </w:r>
+        </w:hyperlink>
+      </w:r>
+      <w:r>
+        <w:rPr>
+          <w:rFonts w:ascii="Charis SIL Regular" w:hAnsi="Charis SIL Regular" w:eastAsia="Charis SIL Regular"/>
+          <w:b w:val="0"/>
+          <w:i w:val="0"/>
+          <w:color w:val="0000FF"/>
+          <w:sz w:val="24"/>
+          <w:u w:val="single"/>
+        </w:rPr>
+        <w:t xml:space="preserve"> </w:t>
+      </w:r>
+      <w:r>
+        <w:rPr>
+          <w:rFonts w:ascii="Charis SIL Regular" w:hAnsi="Charis SIL Regular" w:eastAsia="Charis SIL Regular"/>
+          <w:b w:val="0"/>
+          <w:i w:val="0"/>
+          <w:color w:val="0000FF"/>
+          <w:sz w:val="24"/>
+          <w:u w:val="single"/>
+        </w:rPr>
+        <w:hyperlink r:id="rId20" w:history="1">
+          <w:r>
+            <w:rPr>
+              <w:rStyle w:val="Hyperlink"/>
+            </w:rPr>
+            <w:t>Volkenkund</w:t>
+          </w:r>
+        </w:hyperlink>
+      </w:r>
+      <w:r>
+        <w:rPr>
+          <w:rFonts w:ascii="Charis SIL Regular" w:hAnsi="Charis SIL Regular" w:eastAsia="Charis SIL Regular"/>
+          <w:b w:val="0"/>
+          <w:i w:val="0"/>
+          <w:color w:val="0000FF"/>
+          <w:sz w:val="24"/>
+          <w:u w:val="single"/>
+        </w:rPr>
+        <w:hyperlink r:id="rId20" w:history="1">
+          <w:r>
+            <w:rPr>
+              <w:rStyle w:val="Hyperlink"/>
+            </w:rPr>
+            <w:t>e</w:t>
+          </w:r>
+        </w:hyperlink>
+      </w:r>
+      <w:r>
+        <w:rPr>
           <w:u w:val="single" w:color="0000ff"/>
           <w:rFonts w:ascii="Charis SIL Regular" w:hAnsi="Charis SIL Regular" w:eastAsia="Charis SIL Regular"/>
           <w:b w:val="0"/>
@@ -3081,13 +3264,57 @@
       </w:r>
       <w:r>
         <w:rPr>
+          <w:u w:val="single" w:color="0000ff"/>
           <w:rFonts w:ascii="Charis SIL Regular" w:hAnsi="Charis SIL Regular" w:eastAsia="Charis SIL Regular"/>
           <w:b w:val="0"/>
           <w:i w:val="0"/>
           <w:color w:val="000000"/>
           <w:sz w:val="24"/>
         </w:rPr>
-        <w:t>ndingen van w</w:t>
+        <w:hyperlink r:id="rId20" w:history="1">
+          <w:r>
+            <w:rPr>
+              <w:rStyle w:val="Hyperlink"/>
+            </w:rPr>
+            <w:t xml:space="preserve">ndingen </w:t>
+          </w:r>
+        </w:hyperlink>
+      </w:r>
+      <w:r>
+        <w:rPr>
+          <w:u w:val="single" w:color="0000ff"/>
+          <w:rFonts w:ascii="Charis SIL Regular" w:hAnsi="Charis SIL Regular" w:eastAsia="Charis SIL Regular"/>
+          <w:b w:val="0"/>
+          <w:i w:val="0"/>
+          <w:color w:val="000000"/>
+          <w:sz w:val="24"/>
+        </w:rPr>
+        <w:hyperlink r:id="rId20" w:history="1">
+          <w:r>
+            <w:rPr>
+              <w:rStyle w:val="Hyperlink"/>
+            </w:rPr>
+            <w:t>v</w:t>
+          </w:r>
+        </w:hyperlink>
+      </w:r>
+      <w:r>
+        <w:rPr>
+          <w:u w:val="single" w:color="0000ff"/>
+          <w:rFonts w:ascii="Charis SIL Regular" w:hAnsi="Charis SIL Regular" w:eastAsia="Charis SIL Regular"/>
+          <w:b w:val="0"/>
+          <w:i w:val="0"/>
+          <w:color w:val="000000"/>
+          <w:sz w:val="24"/>
+        </w:rPr>
+        <w:hyperlink r:id="rId20" w:history="1">
+          <w:r>
+            <w:rPr>
+              <w:rStyle w:val="Hyperlink"/>
+            </w:rPr>
+            <w:t>an w</w:t>
+          </w:r>
+        </w:hyperlink>
       </w:r>
       <w:r>
         <w:rPr>
@@ -3157,7 +3384,25 @@
             <w:rPr>
               <w:rStyle w:val="Hyperlink"/>
             </w:rPr>
-            <w:t>lijk</w:t>
+            <w:t>lij</w:t>
+          </w:r>
+        </w:hyperlink>
+      </w:r>
+      <w:r>
+        <w:rPr>
+          <w:u w:val="single" w:color="0000ff"/>
+          <w:rFonts w:ascii="Charis SIL Regular" w:hAnsi="Charis SIL Regular" w:eastAsia="Charis SIL Regular"/>
+          <w:b w:val="0"/>
+          <w:i w:val="0"/>
+          <w:color w:val="000000"/>
+          <w:sz w:val="24"/>
+        </w:rPr>
+        <w:hyperlink r:id="rId20" w:history="1">
+          <w:r>
+            <w:rPr>
+              <w:rStyle w:val="Hyperlink"/>
+            </w:rPr>
+            <w:t>k</w:t>
           </w:r>
         </w:hyperlink>
       </w:r>
@@ -3899,27 +4144,8 @@
           <w:i w:val="0"/>
           <w:color w:val="0000FF"/>
           <w:sz w:val="24"/>
-          <w:u w:val="single"/>
-        </w:rPr>
-        <w:t xml:space="preserve"> </w:t>
-      </w:r>
-      <w:r>
-        <w:rPr>
-          <w:rFonts w:ascii="Charis SIL Regular" w:hAnsi="Charis SIL Regular" w:eastAsia="Charis SIL Regular"/>
-          <w:b w:val="0"/>
-          <w:i w:val="0"/>
-          <w:color w:val="0000FF"/>
-          <w:sz w:val="24"/>
-          <w:u w:val="single"/>
-        </w:rPr>
-        <w:hyperlink r:id="rId26" w:history="1">
-          <w:r>
-            <w:rPr>
-              <w:rStyle w:val="Hyperlink"/>
-            </w:rPr>
-            <w:t>Amst</w:t>
-          </w:r>
-        </w:hyperlink>
+        </w:rPr>
+        <w:t xml:space="preserve"> Amst</w:t>
       </w:r>
       <w:r>
         <w:rPr>
@@ -3959,8 +4185,16 @@
           <w:i w:val="0"/>
           <w:color w:val="0000FF"/>
           <w:sz w:val="24"/>
-        </w:rPr>
-        <w:t>Mus</w:t>
+          <w:u w:val="single"/>
+        </w:rPr>
+        <w:hyperlink r:id="rId15" w:history="1">
+          <w:r>
+            <w:rPr>
+              <w:rStyle w:val="Hyperlink"/>
+            </w:rPr>
+            <w:t>Mus</w:t>
+          </w:r>
+        </w:hyperlink>
       </w:r>
       <w:r>
         <w:rPr>

--- a/EXPORTS/DOCX/published/niveau2/Dutch/Indonesia.docx
+++ b/EXPORTS/DOCX/published/niveau2/Dutch/Indonesia.docx
@@ -2487,52 +2487,7 @@
           <w:color w:val="000000"/>
           <w:sz w:val="24"/>
         </w:rPr>
-        <w:t>zendelingen en missionarissen, zie de des</w:t>
-      </w:r>
-      <w:r>
-        <w:rPr>
-          <w:u w:val="single" w:color="0000ff"/>
-          <w:rFonts w:ascii="Charis SIL Regular" w:hAnsi="Charis SIL Regular" w:eastAsia="Charis SIL Regular"/>
-          <w:b w:val="0"/>
-          <w:i w:val="0"/>
-          <w:color w:val="000000"/>
-          <w:sz w:val="24"/>
-        </w:rPr>
-        <w:hyperlink r:id="rId19" w:history="1">
-          <w:r>
-            <w:rPr>
-              <w:rStyle w:val="Hyperlink"/>
-            </w:rPr>
-            <w:t>betreffend</w:t>
-          </w:r>
-        </w:hyperlink>
-      </w:r>
-      <w:r>
-        <w:rPr>
-          <w:rFonts w:ascii="Charis SIL Regular" w:hAnsi="Charis SIL Regular" w:eastAsia="Charis SIL Regular"/>
-          <w:b w:val="0"/>
-          <w:i w:val="0"/>
-          <w:color w:val="000000"/>
-          <w:sz w:val="24"/>
-        </w:rPr>
-        <w:hyperlink r:id="rId19" w:history="1">
-          <w:r>
-            <w:rPr>
-              <w:rStyle w:val="Hyperlink"/>
-            </w:rPr>
-            <w:t>e</w:t>
-          </w:r>
-        </w:hyperlink>
-      </w:r>
-      <w:r>
-        <w:rPr>
-          <w:rFonts w:ascii="Charis SIL Regular" w:hAnsi="Charis SIL Regular" w:eastAsia="Charis SIL Regular"/>
-          <w:b w:val="0"/>
-          <w:i w:val="0"/>
-          <w:color w:val="000000"/>
-          <w:sz w:val="24"/>
-        </w:rPr>
-        <w:t xml:space="preserve"> </w:t>
+        <w:t xml:space="preserve">zendelingen en missionarissen, zie de desbetreffende </w:t>
       </w:r>
       <w:r>
         <w:rPr>
@@ -3043,7 +2998,7 @@
           <w:sz w:val="24"/>
           <w:u w:val="single"/>
         </w:rPr>
-        <w:hyperlink r:id="rId10" w:history="1">
+        <w:hyperlink r:id="rId20" w:history="1">
           <w:r>
             <w:rPr>
               <w:rStyle w:val="Hyperlink"/>
@@ -3061,7 +3016,7 @@
           <w:sz w:val="24"/>
           <w:u w:val="single"/>
         </w:rPr>
-        <w:hyperlink r:id="rId10" w:history="1">
+        <w:hyperlink r:id="rId20" w:history="1">
           <w:r>
             <w:rPr>
               <w:rStyle w:val="Hyperlink"/>
@@ -3242,7 +3197,7 @@
           <w:color w:val="000000"/>
           <w:sz w:val="24"/>
         </w:rPr>
-        <w:t>es werd</w:t>
+        <w:t>es werden de bevindingen van wetenschappe</w:t>
       </w:r>
       <w:r>
         <w:rPr>
@@ -3258,151 +3213,7 @@
             <w:rPr>
               <w:rStyle w:val="Hyperlink"/>
             </w:rPr>
-            <w:t>en de bevi</w:t>
-          </w:r>
-        </w:hyperlink>
-      </w:r>
-      <w:r>
-        <w:rPr>
-          <w:u w:val="single" w:color="0000ff"/>
-          <w:rFonts w:ascii="Charis SIL Regular" w:hAnsi="Charis SIL Regular" w:eastAsia="Charis SIL Regular"/>
-          <w:b w:val="0"/>
-          <w:i w:val="0"/>
-          <w:color w:val="000000"/>
-          <w:sz w:val="24"/>
-        </w:rPr>
-        <w:hyperlink r:id="rId20" w:history="1">
-          <w:r>
-            <w:rPr>
-              <w:rStyle w:val="Hyperlink"/>
-            </w:rPr>
-            <w:t xml:space="preserve">ndingen </w:t>
-          </w:r>
-        </w:hyperlink>
-      </w:r>
-      <w:r>
-        <w:rPr>
-          <w:u w:val="single" w:color="0000ff"/>
-          <w:rFonts w:ascii="Charis SIL Regular" w:hAnsi="Charis SIL Regular" w:eastAsia="Charis SIL Regular"/>
-          <w:b w:val="0"/>
-          <w:i w:val="0"/>
-          <w:color w:val="000000"/>
-          <w:sz w:val="24"/>
-        </w:rPr>
-        <w:hyperlink r:id="rId20" w:history="1">
-          <w:r>
-            <w:rPr>
-              <w:rStyle w:val="Hyperlink"/>
-            </w:rPr>
-            <w:t>v</w:t>
-          </w:r>
-        </w:hyperlink>
-      </w:r>
-      <w:r>
-        <w:rPr>
-          <w:u w:val="single" w:color="0000ff"/>
-          <w:rFonts w:ascii="Charis SIL Regular" w:hAnsi="Charis SIL Regular" w:eastAsia="Charis SIL Regular"/>
-          <w:b w:val="0"/>
-          <w:i w:val="0"/>
-          <w:color w:val="000000"/>
-          <w:sz w:val="24"/>
-        </w:rPr>
-        <w:hyperlink r:id="rId20" w:history="1">
-          <w:r>
-            <w:rPr>
-              <w:rStyle w:val="Hyperlink"/>
-            </w:rPr>
-            <w:t>an w</w:t>
-          </w:r>
-        </w:hyperlink>
-      </w:r>
-      <w:r>
-        <w:rPr>
-          <w:u w:val="single" w:color="0000ff"/>
-          <w:rFonts w:ascii="Charis SIL Regular" w:hAnsi="Charis SIL Regular" w:eastAsia="Charis SIL Regular"/>
-          <w:b w:val="0"/>
-          <w:i w:val="0"/>
-          <w:color w:val="000000"/>
-          <w:sz w:val="24"/>
-        </w:rPr>
-        <w:hyperlink r:id="rId20" w:history="1">
-          <w:r>
-            <w:rPr>
-              <w:rStyle w:val="Hyperlink"/>
-            </w:rPr>
-            <w:t>etens</w:t>
-          </w:r>
-        </w:hyperlink>
-      </w:r>
-      <w:r>
-        <w:rPr>
-          <w:u w:val="single" w:color="0000ff"/>
-          <w:rFonts w:ascii="Charis SIL Regular" w:hAnsi="Charis SIL Regular" w:eastAsia="Charis SIL Regular"/>
-          <w:b w:val="0"/>
-          <w:i w:val="0"/>
-          <w:color w:val="000000"/>
-          <w:sz w:val="24"/>
-        </w:rPr>
-        <w:hyperlink r:id="rId20" w:history="1">
-          <w:r>
-            <w:rPr>
-              <w:rStyle w:val="Hyperlink"/>
-            </w:rPr>
-            <w:t>c</w:t>
-          </w:r>
-        </w:hyperlink>
-      </w:r>
-      <w:r>
-        <w:rPr>
-          <w:u w:val="single" w:color="0000ff"/>
-          <w:rFonts w:ascii="Charis SIL Regular" w:hAnsi="Charis SIL Regular" w:eastAsia="Charis SIL Regular"/>
-          <w:b w:val="0"/>
-          <w:i w:val="0"/>
-          <w:color w:val="000000"/>
-          <w:sz w:val="24"/>
-        </w:rPr>
-        <w:hyperlink r:id="rId20" w:history="1">
-          <w:r>
-            <w:rPr>
-              <w:rStyle w:val="Hyperlink"/>
-            </w:rPr>
-            <w:t>happe</w:t>
-          </w:r>
-        </w:hyperlink>
-      </w:r>
-      <w:r>
-        <w:rPr>
-          <w:u w:val="single" w:color="0000ff"/>
-          <w:rFonts w:ascii="Charis SIL Regular" w:hAnsi="Charis SIL Regular" w:eastAsia="Charis SIL Regular"/>
-          <w:b w:val="0"/>
-          <w:i w:val="0"/>
-          <w:color w:val="000000"/>
-          <w:sz w:val="24"/>
-        </w:rPr>
-        <w:hyperlink r:id="rId20" w:history="1">
-          <w:r>
-            <w:rPr>
-              <w:rStyle w:val="Hyperlink"/>
-            </w:rPr>
-            <w:t>lij</w:t>
-          </w:r>
-        </w:hyperlink>
-      </w:r>
-      <w:r>
-        <w:rPr>
-          <w:u w:val="single" w:color="0000ff"/>
-          <w:rFonts w:ascii="Charis SIL Regular" w:hAnsi="Charis SIL Regular" w:eastAsia="Charis SIL Regular"/>
-          <w:b w:val="0"/>
-          <w:i w:val="0"/>
-          <w:color w:val="000000"/>
-          <w:sz w:val="24"/>
-        </w:rPr>
-        <w:hyperlink r:id="rId20" w:history="1">
-          <w:r>
-            <w:rPr>
-              <w:rStyle w:val="Hyperlink"/>
-            </w:rPr>
-            <w:t>k</w:t>
+            <w:t>lijk</w:t>
           </w:r>
         </w:hyperlink>
       </w:r>
@@ -4144,8 +3955,27 @@
           <w:i w:val="0"/>
           <w:color w:val="0000FF"/>
           <w:sz w:val="24"/>
-        </w:rPr>
-        <w:t xml:space="preserve"> Amst</w:t>
+          <w:u w:val="single"/>
+        </w:rPr>
+        <w:t xml:space="preserve"> </w:t>
+      </w:r>
+      <w:r>
+        <w:rPr>
+          <w:rFonts w:ascii="Charis SIL Regular" w:hAnsi="Charis SIL Regular" w:eastAsia="Charis SIL Regular"/>
+          <w:b w:val="0"/>
+          <w:i w:val="0"/>
+          <w:color w:val="0000FF"/>
+          <w:sz w:val="24"/>
+          <w:u w:val="single"/>
+        </w:rPr>
+        <w:hyperlink r:id="rId26" w:history="1">
+          <w:r>
+            <w:rPr>
+              <w:rStyle w:val="Hyperlink"/>
+            </w:rPr>
+            <w:t>Amst</w:t>
+          </w:r>
+        </w:hyperlink>
       </w:r>
       <w:r>
         <w:rPr>
@@ -4185,16 +4015,8 @@
           <w:i w:val="0"/>
           <w:color w:val="0000FF"/>
           <w:sz w:val="24"/>
-          <w:u w:val="single"/>
-        </w:rPr>
-        <w:hyperlink r:id="rId15" w:history="1">
-          <w:r>
-            <w:rPr>
-              <w:rStyle w:val="Hyperlink"/>
-            </w:rPr>
-            <w:t>Mus</w:t>
-          </w:r>
-        </w:hyperlink>
+        </w:rPr>
+        <w:t>Mus</w:t>
       </w:r>
       <w:r>
         <w:rPr>

--- a/EXPORTS/DOCX/published/niveau2/Dutch/Indonesia.docx
+++ b/EXPORTS/DOCX/published/niveau2/Dutch/Indonesia.docx
@@ -417,14 +417,7 @@
           <w:color w:val="000000"/>
           <w:sz w:val="24"/>
         </w:rPr>
-        <w:hyperlink r:id="rId9" w:history="1">
-          <w:r>
-            <w:rPr>
-              <w:rStyle w:val="Hyperlink"/>
-            </w:rPr>
-            <w:t>hierover.</w:t>
-          </w:r>
-        </w:hyperlink>
+        <w:t>hierover.</w:t>
       </w:r>
     </w:p>
     <w:p>
@@ -746,32 +739,7 @@
           <w:color w:val="000000"/>
           <w:sz w:val="24"/>
         </w:rPr>
-        <w:hyperlink r:id="rId10" w:history="1">
-          <w:r>
-            <w:rPr>
-              <w:rStyle w:val="Hyperlink"/>
-            </w:rPr>
-            <w:t>in Batavia we</w:t>
-          </w:r>
-        </w:hyperlink>
-      </w:r>
-      <w:r>
-        <w:rPr>
-          <w:u w:val="single" w:color="0000ff"/>
-          <w:rFonts w:ascii="Charis SIL Regular" w:hAnsi="Charis SIL Regular" w:eastAsia="Charis SIL Regular"/>
-          <w:b w:val="0"/>
-          <w:i w:val="0"/>
-          <w:color w:val="000000"/>
-          <w:sz w:val="24"/>
-        </w:rPr>
-        <w:hyperlink r:id="rId10" w:history="1">
-          <w:r>
-            <w:rPr>
-              <w:rStyle w:val="Hyperlink"/>
-            </w:rPr>
-            <w:t>rd o</w:t>
-          </w:r>
-        </w:hyperlink>
+        <w:t>in Batavia werd o</w:t>
       </w:r>
       <w:r>
         <w:rPr>
@@ -1241,133 +1209,7 @@
           <w:color w:val="000000"/>
           <w:sz w:val="24"/>
         </w:rPr>
-        <w:t>gedetailleerde informatie e</w:t>
-      </w:r>
-      <w:r>
-        <w:rPr>
-          <w:u w:val="single" w:color="0000ff"/>
-          <w:rFonts w:ascii="Charis SIL Regular" w:hAnsi="Charis SIL Regular" w:eastAsia="Charis SIL Regular"/>
-          <w:b w:val="0"/>
-          <w:i w:val="0"/>
-          <w:color w:val="000000"/>
-          <w:sz w:val="24"/>
-        </w:rPr>
-        <w:hyperlink r:id="rId12" w:history="1">
-          <w:r>
-            <w:rPr>
-              <w:rStyle w:val="Hyperlink"/>
-            </w:rPr>
-            <w:t>n bronn</w:t>
-          </w:r>
-        </w:hyperlink>
-      </w:r>
-      <w:r>
-        <w:rPr>
-          <w:u w:val="single" w:color="0000ff"/>
-          <w:rFonts w:ascii="Charis SIL Regular" w:hAnsi="Charis SIL Regular" w:eastAsia="Charis SIL Regular"/>
-          <w:b w:val="0"/>
-          <w:i w:val="0"/>
-          <w:color w:val="000000"/>
-          <w:sz w:val="24"/>
-        </w:rPr>
-        <w:hyperlink r:id="rId12" w:history="1">
-          <w:r>
-            <w:rPr>
-              <w:rStyle w:val="Hyperlink"/>
-            </w:rPr>
-            <w:t>en met betre</w:t>
-          </w:r>
-        </w:hyperlink>
-      </w:r>
-      <w:r>
-        <w:rPr>
-          <w:u w:val="single" w:color="0000ff"/>
-          <w:rFonts w:ascii="Charis SIL Regular" w:hAnsi="Charis SIL Regular" w:eastAsia="Charis SIL Regular"/>
-          <w:b w:val="0"/>
-          <w:i w:val="0"/>
-          <w:color w:val="000000"/>
-          <w:sz w:val="24"/>
-        </w:rPr>
-        <w:hyperlink r:id="rId12" w:history="1">
-          <w:r>
-            <w:rPr>
-              <w:rStyle w:val="Hyperlink"/>
-            </w:rPr>
-            <w:t>kki</w:t>
-          </w:r>
-        </w:hyperlink>
-      </w:r>
-      <w:r>
-        <w:rPr>
-          <w:u w:val="single" w:color="0000ff"/>
-          <w:rFonts w:ascii="Charis SIL Regular" w:hAnsi="Charis SIL Regular" w:eastAsia="Charis SIL Regular"/>
-          <w:b w:val="0"/>
-          <w:i w:val="0"/>
-          <w:color w:val="000000"/>
-          <w:sz w:val="24"/>
-        </w:rPr>
-        <w:hyperlink r:id="rId12" w:history="1">
-          <w:r>
-            <w:rPr>
-              <w:rStyle w:val="Hyperlink"/>
-            </w:rPr>
-            <w:t>n</w:t>
-          </w:r>
-        </w:hyperlink>
-      </w:r>
-      <w:r>
-        <w:rPr>
-          <w:u w:val="single" w:color="0000ff"/>
-          <w:rFonts w:ascii="Charis SIL Regular" w:hAnsi="Charis SIL Regular" w:eastAsia="Charis SIL Regular"/>
-          <w:b w:val="0"/>
-          <w:i w:val="0"/>
-          <w:color w:val="000000"/>
-          <w:sz w:val="24"/>
-        </w:rPr>
-        <w:hyperlink r:id="rId12" w:history="1">
-          <w:r>
-            <w:rPr>
-              <w:rStyle w:val="Hyperlink"/>
-            </w:rPr>
-            <w:t xml:space="preserve">g </w:t>
-          </w:r>
-        </w:hyperlink>
-      </w:r>
-      <w:r>
-        <w:rPr>
-          <w:u w:val="single" w:color="0000ff"/>
-          <w:rFonts w:ascii="Charis SIL Regular" w:hAnsi="Charis SIL Regular" w:eastAsia="Charis SIL Regular"/>
-          <w:b w:val="0"/>
-          <w:i w:val="0"/>
-          <w:color w:val="000000"/>
-          <w:sz w:val="24"/>
-        </w:rPr>
-        <w:hyperlink r:id="rId12" w:history="1">
-          <w:r>
-            <w:rPr>
-              <w:rStyle w:val="Hyperlink"/>
-            </w:rPr>
-            <w:t>t</w:t>
-          </w:r>
-        </w:hyperlink>
-      </w:r>
-      <w:r>
-        <w:rPr>
-          <w:u w:val="single" w:color="0000ff"/>
-          <w:rFonts w:ascii="Charis SIL Regular" w:hAnsi="Charis SIL Regular" w:eastAsia="Charis SIL Regular"/>
-          <w:b w:val="0"/>
-          <w:i w:val="0"/>
-          <w:color w:val="000000"/>
-          <w:sz w:val="24"/>
-        </w:rPr>
-        <w:hyperlink r:id="rId12" w:history="1">
-          <w:r>
-            <w:rPr>
-              <w:rStyle w:val="Hyperlink"/>
-            </w:rPr>
-            <w:t>ot het Batav</w:t>
-          </w:r>
-        </w:hyperlink>
+        <w:t>gedetailleerde informatie en bronnen met betrekking tot het Batav</w:t>
       </w:r>
       <w:r>
         <w:rPr>
@@ -2498,32 +2340,7 @@
           <w:sz w:val="24"/>
           <w:u w:val="single"/>
         </w:rPr>
-        <w:hyperlink r:id="rId19" w:history="1">
-          <w:r>
-            <w:rPr>
-              <w:rStyle w:val="Hyperlink"/>
-            </w:rPr>
-            <w:t>zoe</w:t>
-          </w:r>
-        </w:hyperlink>
-      </w:r>
-      <w:r>
-        <w:rPr>
-          <w:rFonts w:ascii="Charis SIL Regular" w:hAnsi="Charis SIL Regular" w:eastAsia="Charis SIL Regular"/>
-          <w:b w:val="0"/>
-          <w:i w:val="0"/>
-          <w:color w:val="0000FF"/>
-          <w:sz w:val="24"/>
-          <w:u w:val="single"/>
-        </w:rPr>
-        <w:hyperlink r:id="rId19" w:history="1">
-          <w:r>
-            <w:rPr>
-              <w:rStyle w:val="Hyperlink"/>
-            </w:rPr>
-            <w:t>kh</w:t>
-          </w:r>
-        </w:hyperlink>
+        <w:t>zoekh</w:t>
       </w:r>
       <w:r>
         <w:rPr>
@@ -2998,6 +2815,71 @@
           <w:sz w:val="24"/>
           <w:u w:val="single"/>
         </w:rPr>
+        <w:hyperlink r:id="rId10" w:history="1">
+          <w:r>
+            <w:rPr>
+              <w:rStyle w:val="Hyperlink"/>
+            </w:rPr>
+            <w:t>e</w:t>
+          </w:r>
+        </w:hyperlink>
+      </w:r>
+      <w:r>
+        <w:rPr>
+          <w:rFonts w:ascii="Charis SIL Regular" w:hAnsi="Charis SIL Regular" w:eastAsia="Charis SIL Regular"/>
+          <w:b w:val="0"/>
+          <w:i w:val="0"/>
+          <w:color w:val="0000FF"/>
+          <w:sz w:val="24"/>
+          <w:u w:val="single"/>
+        </w:rPr>
+        <w:hyperlink r:id="rId10" w:history="1">
+          <w:r>
+            <w:rPr>
+              <w:rStyle w:val="Hyperlink"/>
+            </w:rPr>
+            <w:t>n</w:t>
+          </w:r>
+        </w:hyperlink>
+      </w:r>
+      <w:r>
+        <w:rPr>
+          <w:rFonts w:ascii="Charis SIL Regular" w:hAnsi="Charis SIL Regular" w:eastAsia="Charis SIL Regular"/>
+          <w:b w:val="0"/>
+          <w:i w:val="0"/>
+          <w:color w:val="0000FF"/>
+          <w:sz w:val="24"/>
+          <w:u w:val="single"/>
+        </w:rPr>
+        <w:t xml:space="preserve"> </w:t>
+      </w:r>
+      <w:r>
+        <w:rPr>
+          <w:rFonts w:ascii="Charis SIL Regular" w:hAnsi="Charis SIL Regular" w:eastAsia="Charis SIL Regular"/>
+          <w:b w:val="0"/>
+          <w:i w:val="0"/>
+          <w:color w:val="0000FF"/>
+          <w:sz w:val="24"/>
+          <w:u w:val="single"/>
+        </w:rPr>
+        <w:hyperlink r:id="rId20" w:history="1">
+          <w:r>
+            <w:rPr>
+              <w:rStyle w:val="Hyperlink"/>
+            </w:rPr>
+            <w:t>Volkenkund</w:t>
+          </w:r>
+        </w:hyperlink>
+      </w:r>
+      <w:r>
+        <w:rPr>
+          <w:rFonts w:ascii="Charis SIL Regular" w:hAnsi="Charis SIL Regular" w:eastAsia="Charis SIL Regular"/>
+          <w:b w:val="0"/>
+          <w:i w:val="0"/>
+          <w:color w:val="0000FF"/>
+          <w:sz w:val="24"/>
+          <w:u w:val="single"/>
+        </w:rPr>
         <w:hyperlink r:id="rId20" w:history="1">
           <w:r>
             <w:rPr>
@@ -3009,71 +2891,6 @@
       </w:r>
       <w:r>
         <w:rPr>
-          <w:rFonts w:ascii="Charis SIL Regular" w:hAnsi="Charis SIL Regular" w:eastAsia="Charis SIL Regular"/>
-          <w:b w:val="0"/>
-          <w:i w:val="0"/>
-          <w:color w:val="0000FF"/>
-          <w:sz w:val="24"/>
-          <w:u w:val="single"/>
-        </w:rPr>
-        <w:hyperlink r:id="rId20" w:history="1">
-          <w:r>
-            <w:rPr>
-              <w:rStyle w:val="Hyperlink"/>
-            </w:rPr>
-            <w:t>n</w:t>
-          </w:r>
-        </w:hyperlink>
-      </w:r>
-      <w:r>
-        <w:rPr>
-          <w:rFonts w:ascii="Charis SIL Regular" w:hAnsi="Charis SIL Regular" w:eastAsia="Charis SIL Regular"/>
-          <w:b w:val="0"/>
-          <w:i w:val="0"/>
-          <w:color w:val="0000FF"/>
-          <w:sz w:val="24"/>
-          <w:u w:val="single"/>
-        </w:rPr>
-        <w:t xml:space="preserve"> </w:t>
-      </w:r>
-      <w:r>
-        <w:rPr>
-          <w:rFonts w:ascii="Charis SIL Regular" w:hAnsi="Charis SIL Regular" w:eastAsia="Charis SIL Regular"/>
-          <w:b w:val="0"/>
-          <w:i w:val="0"/>
-          <w:color w:val="0000FF"/>
-          <w:sz w:val="24"/>
-          <w:u w:val="single"/>
-        </w:rPr>
-        <w:hyperlink r:id="rId20" w:history="1">
-          <w:r>
-            <w:rPr>
-              <w:rStyle w:val="Hyperlink"/>
-            </w:rPr>
-            <w:t>Volkenkund</w:t>
-          </w:r>
-        </w:hyperlink>
-      </w:r>
-      <w:r>
-        <w:rPr>
-          <w:rFonts w:ascii="Charis SIL Regular" w:hAnsi="Charis SIL Regular" w:eastAsia="Charis SIL Regular"/>
-          <w:b w:val="0"/>
-          <w:i w:val="0"/>
-          <w:color w:val="0000FF"/>
-          <w:sz w:val="24"/>
-          <w:u w:val="single"/>
-        </w:rPr>
-        <w:hyperlink r:id="rId20" w:history="1">
-          <w:r>
-            <w:rPr>
-              <w:rStyle w:val="Hyperlink"/>
-            </w:rPr>
-            <w:t>e</w:t>
-          </w:r>
-        </w:hyperlink>
-      </w:r>
-      <w:r>
-        <w:rPr>
           <w:u w:val="single" w:color="0000ff"/>
           <w:rFonts w:ascii="Charis SIL Regular" w:hAnsi="Charis SIL Regular" w:eastAsia="Charis SIL Regular"/>
           <w:b w:val="0"/>
@@ -3155,21 +2972,13 @@
       </w:r>
       <w:r>
         <w:rPr>
-          <w:u w:val="single" w:color="0000ff"/>
           <w:rFonts w:ascii="Charis SIL Regular" w:hAnsi="Charis SIL Regular" w:eastAsia="Charis SIL Regular"/>
           <w:b w:val="0"/>
           <w:i w:val="0"/>
           <w:color w:val="000000"/>
           <w:sz w:val="24"/>
         </w:rPr>
-        <w:hyperlink r:id="rId10" w:history="1">
-          <w:r>
-            <w:rPr>
-              <w:rStyle w:val="Hyperlink"/>
-            </w:rPr>
-            <w:t>dit</w:t>
-          </w:r>
-        </w:hyperlink>
+        <w:t>dit</w:t>
       </w:r>
       <w:r>
         <w:rPr>
@@ -3197,7 +3006,133 @@
           <w:color w:val="000000"/>
           <w:sz w:val="24"/>
         </w:rPr>
-        <w:t>es werden de bevindingen van wetenschappe</w:t>
+        <w:t>es werd</w:t>
+      </w:r>
+      <w:r>
+        <w:rPr>
+          <w:u w:val="single" w:color="0000ff"/>
+          <w:rFonts w:ascii="Charis SIL Regular" w:hAnsi="Charis SIL Regular" w:eastAsia="Charis SIL Regular"/>
+          <w:b w:val="0"/>
+          <w:i w:val="0"/>
+          <w:color w:val="000000"/>
+          <w:sz w:val="24"/>
+        </w:rPr>
+        <w:hyperlink r:id="rId20" w:history="1">
+          <w:r>
+            <w:rPr>
+              <w:rStyle w:val="Hyperlink"/>
+            </w:rPr>
+            <w:t>en de bevi</w:t>
+          </w:r>
+        </w:hyperlink>
+      </w:r>
+      <w:r>
+        <w:rPr>
+          <w:u w:val="single" w:color="0000ff"/>
+          <w:rFonts w:ascii="Charis SIL Regular" w:hAnsi="Charis SIL Regular" w:eastAsia="Charis SIL Regular"/>
+          <w:b w:val="0"/>
+          <w:i w:val="0"/>
+          <w:color w:val="000000"/>
+          <w:sz w:val="24"/>
+        </w:rPr>
+        <w:hyperlink r:id="rId20" w:history="1">
+          <w:r>
+            <w:rPr>
+              <w:rStyle w:val="Hyperlink"/>
+            </w:rPr>
+            <w:t xml:space="preserve">ndingen </w:t>
+          </w:r>
+        </w:hyperlink>
+      </w:r>
+      <w:r>
+        <w:rPr>
+          <w:u w:val="single" w:color="0000ff"/>
+          <w:rFonts w:ascii="Charis SIL Regular" w:hAnsi="Charis SIL Regular" w:eastAsia="Charis SIL Regular"/>
+          <w:b w:val="0"/>
+          <w:i w:val="0"/>
+          <w:color w:val="000000"/>
+          <w:sz w:val="24"/>
+        </w:rPr>
+        <w:hyperlink r:id="rId20" w:history="1">
+          <w:r>
+            <w:rPr>
+              <w:rStyle w:val="Hyperlink"/>
+            </w:rPr>
+            <w:t>v</w:t>
+          </w:r>
+        </w:hyperlink>
+      </w:r>
+      <w:r>
+        <w:rPr>
+          <w:u w:val="single" w:color="0000ff"/>
+          <w:rFonts w:ascii="Charis SIL Regular" w:hAnsi="Charis SIL Regular" w:eastAsia="Charis SIL Regular"/>
+          <w:b w:val="0"/>
+          <w:i w:val="0"/>
+          <w:color w:val="000000"/>
+          <w:sz w:val="24"/>
+        </w:rPr>
+        <w:hyperlink r:id="rId20" w:history="1">
+          <w:r>
+            <w:rPr>
+              <w:rStyle w:val="Hyperlink"/>
+            </w:rPr>
+            <w:t>an w</w:t>
+          </w:r>
+        </w:hyperlink>
+      </w:r>
+      <w:r>
+        <w:rPr>
+          <w:u w:val="single" w:color="0000ff"/>
+          <w:rFonts w:ascii="Charis SIL Regular" w:hAnsi="Charis SIL Regular" w:eastAsia="Charis SIL Regular"/>
+          <w:b w:val="0"/>
+          <w:i w:val="0"/>
+          <w:color w:val="000000"/>
+          <w:sz w:val="24"/>
+        </w:rPr>
+        <w:hyperlink r:id="rId20" w:history="1">
+          <w:r>
+            <w:rPr>
+              <w:rStyle w:val="Hyperlink"/>
+            </w:rPr>
+            <w:t>etens</w:t>
+          </w:r>
+        </w:hyperlink>
+      </w:r>
+      <w:r>
+        <w:rPr>
+          <w:u w:val="single" w:color="0000ff"/>
+          <w:rFonts w:ascii="Charis SIL Regular" w:hAnsi="Charis SIL Regular" w:eastAsia="Charis SIL Regular"/>
+          <w:b w:val="0"/>
+          <w:i w:val="0"/>
+          <w:color w:val="000000"/>
+          <w:sz w:val="24"/>
+        </w:rPr>
+        <w:hyperlink r:id="rId20" w:history="1">
+          <w:r>
+            <w:rPr>
+              <w:rStyle w:val="Hyperlink"/>
+            </w:rPr>
+            <w:t>c</w:t>
+          </w:r>
+        </w:hyperlink>
+      </w:r>
+      <w:r>
+        <w:rPr>
+          <w:u w:val="single" w:color="0000ff"/>
+          <w:rFonts w:ascii="Charis SIL Regular" w:hAnsi="Charis SIL Regular" w:eastAsia="Charis SIL Regular"/>
+          <w:b w:val="0"/>
+          <w:i w:val="0"/>
+          <w:color w:val="000000"/>
+          <w:sz w:val="24"/>
+        </w:rPr>
+        <w:hyperlink r:id="rId20" w:history="1">
+          <w:r>
+            <w:rPr>
+              <w:rStyle w:val="Hyperlink"/>
+            </w:rPr>
+            <w:t>happe</w:t>
+          </w:r>
+        </w:hyperlink>
       </w:r>
       <w:r>
         <w:rPr>
@@ -3986,7 +3921,7 @@
           <w:sz w:val="24"/>
           <w:u w:val="single"/>
         </w:rPr>
-        <w:hyperlink r:id="rId24" w:history="1">
+        <w:hyperlink r:id="rId26" w:history="1">
           <w:r>
             <w:rPr>
               <w:rStyle w:val="Hyperlink"/>

--- a/EXPORTS/DOCX/published/niveau2/Dutch/Indonesia.docx
+++ b/EXPORTS/DOCX/published/niveau2/Dutch/Indonesia.docx
@@ -406,18 +406,7 @@
           <w:color w:val="000000"/>
           <w:sz w:val="24"/>
         </w:rPr>
-        <w:t xml:space="preserve">informatie </w:t>
-      </w:r>
-      <w:r>
-        <w:rPr>
-          <w:u w:val="single" w:color="0000ff"/>
-          <w:rFonts w:ascii="Charis SIL Regular" w:hAnsi="Charis SIL Regular" w:eastAsia="Charis SIL Regular"/>
-          <w:b w:val="0"/>
-          <w:i w:val="0"/>
-          <w:color w:val="000000"/>
-          <w:sz w:val="24"/>
-        </w:rPr>
-        <w:t>hierover.</w:t>
+        <w:t>informatie hierover.</w:t>
       </w:r>
     </w:p>
     <w:p>
@@ -739,7 +728,24 @@
           <w:color w:val="000000"/>
           <w:sz w:val="24"/>
         </w:rPr>
-        <w:t>in Batavia werd o</w:t>
+        <w:hyperlink r:id="rId10" w:history="1">
+          <w:r>
+            <w:rPr>
+              <w:rStyle w:val="Hyperlink"/>
+            </w:rPr>
+            <w:t>in Batavia we</w:t>
+          </w:r>
+        </w:hyperlink>
+      </w:r>
+      <w:r>
+        <w:rPr>
+          <w:rFonts w:ascii="Charis SIL Regular" w:hAnsi="Charis SIL Regular" w:eastAsia="Charis SIL Regular"/>
+          <w:b w:val="0"/>
+          <w:i w:val="0"/>
+          <w:color w:val="000000"/>
+          <w:sz w:val="24"/>
+        </w:rPr>
+        <w:t>rd o</w:t>
       </w:r>
       <w:r>
         <w:rPr>
@@ -1209,7 +1215,115 @@
           <w:color w:val="000000"/>
           <w:sz w:val="24"/>
         </w:rPr>
-        <w:t>gedetailleerde informatie en bronnen met betrekking tot het Batav</w:t>
+        <w:t>gedetailleerde informatie en bronn</w:t>
+      </w:r>
+      <w:r>
+        <w:rPr>
+          <w:u w:val="single" w:color="0000ff"/>
+          <w:rFonts w:ascii="Charis SIL Regular" w:hAnsi="Charis SIL Regular" w:eastAsia="Charis SIL Regular"/>
+          <w:b w:val="0"/>
+          <w:i w:val="0"/>
+          <w:color w:val="000000"/>
+          <w:sz w:val="24"/>
+        </w:rPr>
+        <w:hyperlink r:id="rId12" w:history="1">
+          <w:r>
+            <w:rPr>
+              <w:rStyle w:val="Hyperlink"/>
+            </w:rPr>
+            <w:t>en met betre</w:t>
+          </w:r>
+        </w:hyperlink>
+      </w:r>
+      <w:r>
+        <w:rPr>
+          <w:u w:val="single" w:color="0000ff"/>
+          <w:rFonts w:ascii="Charis SIL Regular" w:hAnsi="Charis SIL Regular" w:eastAsia="Charis SIL Regular"/>
+          <w:b w:val="0"/>
+          <w:i w:val="0"/>
+          <w:color w:val="000000"/>
+          <w:sz w:val="24"/>
+        </w:rPr>
+        <w:hyperlink r:id="rId12" w:history="1">
+          <w:r>
+            <w:rPr>
+              <w:rStyle w:val="Hyperlink"/>
+            </w:rPr>
+            <w:t>kki</w:t>
+          </w:r>
+        </w:hyperlink>
+      </w:r>
+      <w:r>
+        <w:rPr>
+          <w:u w:val="single" w:color="0000ff"/>
+          <w:rFonts w:ascii="Charis SIL Regular" w:hAnsi="Charis SIL Regular" w:eastAsia="Charis SIL Regular"/>
+          <w:b w:val="0"/>
+          <w:i w:val="0"/>
+          <w:color w:val="000000"/>
+          <w:sz w:val="24"/>
+        </w:rPr>
+        <w:hyperlink r:id="rId12" w:history="1">
+          <w:r>
+            <w:rPr>
+              <w:rStyle w:val="Hyperlink"/>
+            </w:rPr>
+            <w:t>n</w:t>
+          </w:r>
+        </w:hyperlink>
+      </w:r>
+      <w:r>
+        <w:rPr>
+          <w:u w:val="single" w:color="0000ff"/>
+          <w:rFonts w:ascii="Charis SIL Regular" w:hAnsi="Charis SIL Regular" w:eastAsia="Charis SIL Regular"/>
+          <w:b w:val="0"/>
+          <w:i w:val="0"/>
+          <w:color w:val="000000"/>
+          <w:sz w:val="24"/>
+        </w:rPr>
+        <w:hyperlink r:id="rId12" w:history="1">
+          <w:r>
+            <w:rPr>
+              <w:rStyle w:val="Hyperlink"/>
+            </w:rPr>
+            <w:t xml:space="preserve">g </w:t>
+          </w:r>
+        </w:hyperlink>
+      </w:r>
+      <w:r>
+        <w:rPr>
+          <w:u w:val="single" w:color="0000ff"/>
+          <w:rFonts w:ascii="Charis SIL Regular" w:hAnsi="Charis SIL Regular" w:eastAsia="Charis SIL Regular"/>
+          <w:b w:val="0"/>
+          <w:i w:val="0"/>
+          <w:color w:val="000000"/>
+          <w:sz w:val="24"/>
+        </w:rPr>
+        <w:hyperlink r:id="rId12" w:history="1">
+          <w:r>
+            <w:rPr>
+              <w:rStyle w:val="Hyperlink"/>
+            </w:rPr>
+            <w:t>t</w:t>
+          </w:r>
+        </w:hyperlink>
+      </w:r>
+      <w:r>
+        <w:rPr>
+          <w:u w:val="single" w:color="0000ff"/>
+          <w:rFonts w:ascii="Charis SIL Regular" w:hAnsi="Charis SIL Regular" w:eastAsia="Charis SIL Regular"/>
+          <w:b w:val="0"/>
+          <w:i w:val="0"/>
+          <w:color w:val="000000"/>
+          <w:sz w:val="24"/>
+        </w:rPr>
+        <w:hyperlink r:id="rId12" w:history="1">
+          <w:r>
+            <w:rPr>
+              <w:rStyle w:val="Hyperlink"/>
+            </w:rPr>
+            <w:t>ot het Batav</w:t>
+          </w:r>
+        </w:hyperlink>
       </w:r>
       <w:r>
         <w:rPr>
@@ -2340,7 +2454,32 @@
           <w:sz w:val="24"/>
           <w:u w:val="single"/>
         </w:rPr>
-        <w:t>zoekh</w:t>
+        <w:hyperlink r:id="rId19" w:history="1">
+          <w:r>
+            <w:rPr>
+              <w:rStyle w:val="Hyperlink"/>
+            </w:rPr>
+            <w:t>zoe</w:t>
+          </w:r>
+        </w:hyperlink>
+      </w:r>
+      <w:r>
+        <w:rPr>
+          <w:rFonts w:ascii="Charis SIL Regular" w:hAnsi="Charis SIL Regular" w:eastAsia="Charis SIL Regular"/>
+          <w:b w:val="0"/>
+          <w:i w:val="0"/>
+          <w:color w:val="0000FF"/>
+          <w:sz w:val="24"/>
+          <w:u w:val="single"/>
+        </w:rPr>
+        <w:hyperlink r:id="rId19" w:history="1">
+          <w:r>
+            <w:rPr>
+              <w:rStyle w:val="Hyperlink"/>
+            </w:rPr>
+            <w:t>kh</w:t>
+          </w:r>
+        </w:hyperlink>
       </w:r>
       <w:r>
         <w:rPr>
@@ -2757,7 +2896,7 @@
           <w:sz w:val="24"/>
           <w:u w:val="single"/>
         </w:rPr>
-        <w:hyperlink r:id="rId10" w:history="1">
+        <w:hyperlink r:id="rId20" w:history="1">
           <w:r>
             <w:rPr>
               <w:rStyle w:val="Hyperlink"/>
@@ -2773,38 +2912,8 @@
           <w:i w:val="0"/>
           <w:color w:val="0000FF"/>
           <w:sz w:val="24"/>
-          <w:u w:val="single"/>
-        </w:rPr>
-        <w:t xml:space="preserve"> </w:t>
-      </w:r>
-      <w:r>
-        <w:rPr>
-          <w:rFonts w:ascii="Charis SIL Regular" w:hAnsi="Charis SIL Regular" w:eastAsia="Charis SIL Regular"/>
-          <w:b w:val="0"/>
-          <w:i w:val="0"/>
-          <w:color w:val="0000FF"/>
-          <w:sz w:val="24"/>
-          <w:u w:val="single"/>
-        </w:rPr>
-        <w:hyperlink r:id="rId10" w:history="1">
-          <w:r>
-            <w:rPr>
-              <w:rStyle w:val="Hyperlink"/>
-            </w:rPr>
-            <w:t>Land-</w:t>
-          </w:r>
-        </w:hyperlink>
-      </w:r>
-      <w:r>
-        <w:rPr>
-          <w:rFonts w:ascii="Charis SIL Regular" w:hAnsi="Charis SIL Regular" w:eastAsia="Charis SIL Regular"/>
-          <w:b w:val="0"/>
-          <w:i w:val="0"/>
-          <w:color w:val="0000FF"/>
-          <w:sz w:val="24"/>
-          <w:u w:val="single"/>
-        </w:rPr>
-        <w:t xml:space="preserve"> </w:t>
+        </w:rPr>
+        <w:t xml:space="preserve"> Land- en Volkenkund</w:t>
       </w:r>
       <w:r>
         <w:rPr>
@@ -2826,71 +2935,6 @@
       </w:r>
       <w:r>
         <w:rPr>
-          <w:rFonts w:ascii="Charis SIL Regular" w:hAnsi="Charis SIL Regular" w:eastAsia="Charis SIL Regular"/>
-          <w:b w:val="0"/>
-          <w:i w:val="0"/>
-          <w:color w:val="0000FF"/>
-          <w:sz w:val="24"/>
-          <w:u w:val="single"/>
-        </w:rPr>
-        <w:hyperlink r:id="rId10" w:history="1">
-          <w:r>
-            <w:rPr>
-              <w:rStyle w:val="Hyperlink"/>
-            </w:rPr>
-            <w:t>n</w:t>
-          </w:r>
-        </w:hyperlink>
-      </w:r>
-      <w:r>
-        <w:rPr>
-          <w:rFonts w:ascii="Charis SIL Regular" w:hAnsi="Charis SIL Regular" w:eastAsia="Charis SIL Regular"/>
-          <w:b w:val="0"/>
-          <w:i w:val="0"/>
-          <w:color w:val="0000FF"/>
-          <w:sz w:val="24"/>
-          <w:u w:val="single"/>
-        </w:rPr>
-        <w:t xml:space="preserve"> </w:t>
-      </w:r>
-      <w:r>
-        <w:rPr>
-          <w:rFonts w:ascii="Charis SIL Regular" w:hAnsi="Charis SIL Regular" w:eastAsia="Charis SIL Regular"/>
-          <w:b w:val="0"/>
-          <w:i w:val="0"/>
-          <w:color w:val="0000FF"/>
-          <w:sz w:val="24"/>
-          <w:u w:val="single"/>
-        </w:rPr>
-        <w:hyperlink r:id="rId20" w:history="1">
-          <w:r>
-            <w:rPr>
-              <w:rStyle w:val="Hyperlink"/>
-            </w:rPr>
-            <w:t>Volkenkund</w:t>
-          </w:r>
-        </w:hyperlink>
-      </w:r>
-      <w:r>
-        <w:rPr>
-          <w:rFonts w:ascii="Charis SIL Regular" w:hAnsi="Charis SIL Regular" w:eastAsia="Charis SIL Regular"/>
-          <w:b w:val="0"/>
-          <w:i w:val="0"/>
-          <w:color w:val="0000FF"/>
-          <w:sz w:val="24"/>
-          <w:u w:val="single"/>
-        </w:rPr>
-        <w:hyperlink r:id="rId20" w:history="1">
-          <w:r>
-            <w:rPr>
-              <w:rStyle w:val="Hyperlink"/>
-            </w:rPr>
-            <w:t>e</w:t>
-          </w:r>
-        </w:hyperlink>
-      </w:r>
-      <w:r>
-        <w:rPr>
           <w:u w:val="single" w:color="0000ff"/>
           <w:rFonts w:ascii="Charis SIL Regular" w:hAnsi="Charis SIL Regular" w:eastAsia="Charis SIL Regular"/>
           <w:b w:val="0"/>
@@ -2978,107 +3022,7 @@
           <w:color w:val="000000"/>
           <w:sz w:val="24"/>
         </w:rPr>
-        <w:t>dit</w:t>
-      </w:r>
-      <w:r>
-        <w:rPr>
-          <w:u w:val="single" w:color="0000ff"/>
-          <w:rFonts w:ascii="Charis SIL Regular" w:hAnsi="Charis SIL Regular" w:eastAsia="Charis SIL Regular"/>
-          <w:b w:val="0"/>
-          <w:i w:val="0"/>
-          <w:color w:val="000000"/>
-          <w:sz w:val="24"/>
-        </w:rPr>
-        <w:hyperlink r:id="rId10" w:history="1">
-          <w:r>
-            <w:rPr>
-              <w:rStyle w:val="Hyperlink"/>
-            </w:rPr>
-            <w:t xml:space="preserve"> soort organisati</w:t>
-          </w:r>
-        </w:hyperlink>
-      </w:r>
-      <w:r>
-        <w:rPr>
-          <w:rFonts w:ascii="Charis SIL Regular" w:hAnsi="Charis SIL Regular" w:eastAsia="Charis SIL Regular"/>
-          <w:b w:val="0"/>
-          <w:i w:val="0"/>
-          <w:color w:val="000000"/>
-          <w:sz w:val="24"/>
-        </w:rPr>
-        <w:t>es werd</w:t>
-      </w:r>
-      <w:r>
-        <w:rPr>
-          <w:u w:val="single" w:color="0000ff"/>
-          <w:rFonts w:ascii="Charis SIL Regular" w:hAnsi="Charis SIL Regular" w:eastAsia="Charis SIL Regular"/>
-          <w:b w:val="0"/>
-          <w:i w:val="0"/>
-          <w:color w:val="000000"/>
-          <w:sz w:val="24"/>
-        </w:rPr>
-        <w:hyperlink r:id="rId20" w:history="1">
-          <w:r>
-            <w:rPr>
-              <w:rStyle w:val="Hyperlink"/>
-            </w:rPr>
-            <w:t>en de bevi</w:t>
-          </w:r>
-        </w:hyperlink>
-      </w:r>
-      <w:r>
-        <w:rPr>
-          <w:u w:val="single" w:color="0000ff"/>
-          <w:rFonts w:ascii="Charis SIL Regular" w:hAnsi="Charis SIL Regular" w:eastAsia="Charis SIL Regular"/>
-          <w:b w:val="0"/>
-          <w:i w:val="0"/>
-          <w:color w:val="000000"/>
-          <w:sz w:val="24"/>
-        </w:rPr>
-        <w:hyperlink r:id="rId20" w:history="1">
-          <w:r>
-            <w:rPr>
-              <w:rStyle w:val="Hyperlink"/>
-            </w:rPr>
-            <w:t xml:space="preserve">ndingen </w:t>
-          </w:r>
-        </w:hyperlink>
-      </w:r>
-      <w:r>
-        <w:rPr>
-          <w:u w:val="single" w:color="0000ff"/>
-          <w:rFonts w:ascii="Charis SIL Regular" w:hAnsi="Charis SIL Regular" w:eastAsia="Charis SIL Regular"/>
-          <w:b w:val="0"/>
-          <w:i w:val="0"/>
-          <w:color w:val="000000"/>
-          <w:sz w:val="24"/>
-        </w:rPr>
-        <w:hyperlink r:id="rId20" w:history="1">
-          <w:r>
-            <w:rPr>
-              <w:rStyle w:val="Hyperlink"/>
-            </w:rPr>
-            <w:t>v</w:t>
-          </w:r>
-        </w:hyperlink>
-      </w:r>
-      <w:r>
-        <w:rPr>
-          <w:u w:val="single" w:color="0000ff"/>
-          <w:rFonts w:ascii="Charis SIL Regular" w:hAnsi="Charis SIL Regular" w:eastAsia="Charis SIL Regular"/>
-          <w:b w:val="0"/>
-          <w:i w:val="0"/>
-          <w:color w:val="000000"/>
-          <w:sz w:val="24"/>
-        </w:rPr>
-        <w:hyperlink r:id="rId20" w:history="1">
-          <w:r>
-            <w:rPr>
-              <w:rStyle w:val="Hyperlink"/>
-            </w:rPr>
-            <w:t>an w</w:t>
-          </w:r>
-        </w:hyperlink>
+        <w:t>dit soort organisaties werden de bevindingen van w</w:t>
       </w:r>
       <w:r>
         <w:rPr>
@@ -3950,8 +3894,16 @@
           <w:i w:val="0"/>
           <w:color w:val="0000FF"/>
           <w:sz w:val="24"/>
-        </w:rPr>
-        <w:t>Mus</w:t>
+          <w:u w:val="single"/>
+        </w:rPr>
+        <w:hyperlink r:id="rId15" w:history="1">
+          <w:r>
+            <w:rPr>
+              <w:rStyle w:val="Hyperlink"/>
+            </w:rPr>
+            <w:t>Mus</w:t>
+          </w:r>
+        </w:hyperlink>
       </w:r>
       <w:r>
         <w:rPr>
@@ -3962,7 +3914,7 @@
           <w:sz w:val="24"/>
           <w:u w:val="single"/>
         </w:rPr>
-        <w:hyperlink r:id="rId26" w:history="1">
+        <w:hyperlink r:id="rId15" w:history="1">
           <w:r>
             <w:rPr>
               <w:rStyle w:val="Hyperlink"/>
@@ -3991,7 +3943,7 @@
           <w:sz w:val="24"/>
           <w:u w:val="single"/>
         </w:rPr>
-        <w:hyperlink r:id="rId26" w:history="1">
+        <w:hyperlink r:id="rId15" w:history="1">
           <w:r>
             <w:rPr>
               <w:rStyle w:val="Hyperlink"/>

--- a/EXPORTS/DOCX/published/niveau2/Dutch/Indonesia.docx
+++ b/EXPORTS/DOCX/published/niveau2/Dutch/Indonesia.docx
@@ -406,7 +406,25 @@
           <w:color w:val="000000"/>
           <w:sz w:val="24"/>
         </w:rPr>
-        <w:t>informatie hierover.</w:t>
+        <w:t xml:space="preserve">informatie </w:t>
+      </w:r>
+      <w:r>
+        <w:rPr>
+          <w:u w:val="single" w:color="0000ff"/>
+          <w:rFonts w:ascii="Charis SIL Regular" w:hAnsi="Charis SIL Regular" w:eastAsia="Charis SIL Regular"/>
+          <w:b w:val="0"/>
+          <w:i w:val="0"/>
+          <w:color w:val="000000"/>
+          <w:sz w:val="24"/>
+        </w:rPr>
+        <w:hyperlink r:id="rId9" w:history="1">
+          <w:r>
+            <w:rPr>
+              <w:rStyle w:val="Hyperlink"/>
+            </w:rPr>
+            <w:t>hierover.</w:t>
+          </w:r>
+        </w:hyperlink>
       </w:r>
     </w:p>
     <w:p>
@@ -721,31 +739,13 @@
       </w:r>
       <w:r>
         <w:rPr>
-          <w:u w:val="single" w:color="0000ff"/>
           <w:rFonts w:ascii="Charis SIL Regular" w:hAnsi="Charis SIL Regular" w:eastAsia="Charis SIL Regular"/>
           <w:b w:val="0"/>
           <w:i w:val="0"/>
           <w:color w:val="000000"/>
           <w:sz w:val="24"/>
         </w:rPr>
-        <w:hyperlink r:id="rId10" w:history="1">
-          <w:r>
-            <w:rPr>
-              <w:rStyle w:val="Hyperlink"/>
-            </w:rPr>
-            <w:t>in Batavia we</w:t>
-          </w:r>
-        </w:hyperlink>
-      </w:r>
-      <w:r>
-        <w:rPr>
-          <w:rFonts w:ascii="Charis SIL Regular" w:hAnsi="Charis SIL Regular" w:eastAsia="Charis SIL Regular"/>
-          <w:b w:val="0"/>
-          <w:i w:val="0"/>
-          <w:color w:val="000000"/>
-          <w:sz w:val="24"/>
-        </w:rPr>
-        <w:t>rd o</w:t>
+        <w:t>in Batavia werd o</w:t>
       </w:r>
       <w:r>
         <w:rPr>
@@ -1215,7 +1215,7 @@
           <w:color w:val="000000"/>
           <w:sz w:val="24"/>
         </w:rPr>
-        <w:t>gedetailleerde informatie en bronn</w:t>
+        <w:t>gedetailleerde informatie e</w:t>
       </w:r>
       <w:r>
         <w:rPr>
@@ -1231,9 +1231,20 @@
             <w:rPr>
               <w:rStyle w:val="Hyperlink"/>
             </w:rPr>
-            <w:t>en met betre</w:t>
+            <w:t>n bronn</w:t>
           </w:r>
         </w:hyperlink>
+      </w:r>
+      <w:r>
+        <w:rPr>
+          <w:u w:val="single" w:color="0000ff"/>
+          <w:rFonts w:ascii="Charis SIL Regular" w:hAnsi="Charis SIL Regular" w:eastAsia="Charis SIL Regular"/>
+          <w:b w:val="0"/>
+          <w:i w:val="0"/>
+          <w:color w:val="000000"/>
+          <w:sz w:val="24"/>
+        </w:rPr>
+        <w:t>en met betre</w:t>
       </w:r>
       <w:r>
         <w:rPr>
@@ -2443,7 +2454,28 @@
           <w:color w:val="000000"/>
           <w:sz w:val="24"/>
         </w:rPr>
-        <w:t xml:space="preserve">zendelingen en missionarissen, zie de desbetreffende </w:t>
+        <w:t>zendelingen en missionarissen, zie de des</w:t>
+      </w:r>
+      <w:r>
+        <w:rPr>
+          <w:u w:val="single" w:color="0000ff"/>
+          <w:rFonts w:ascii="Charis SIL Regular" w:hAnsi="Charis SIL Regular" w:eastAsia="Charis SIL Regular"/>
+          <w:b w:val="0"/>
+          <w:i w:val="0"/>
+          <w:color w:val="000000"/>
+          <w:sz w:val="24"/>
+        </w:rPr>
+        <w:t>betreffende</w:t>
+      </w:r>
+      <w:r>
+        <w:rPr>
+          <w:rFonts w:ascii="Charis SIL Regular" w:hAnsi="Charis SIL Regular" w:eastAsia="Charis SIL Regular"/>
+          <w:b w:val="0"/>
+          <w:i w:val="0"/>
+          <w:color w:val="000000"/>
+          <w:sz w:val="24"/>
+        </w:rPr>
+        <w:t xml:space="preserve"> </w:t>
       </w:r>
       <w:r>
         <w:rPr>
@@ -2452,34 +2484,8 @@
           <w:i w:val="0"/>
           <w:color w:val="0000FF"/>
           <w:sz w:val="24"/>
-          <w:u w:val="single"/>
-        </w:rPr>
-        <w:hyperlink r:id="rId19" w:history="1">
-          <w:r>
-            <w:rPr>
-              <w:rStyle w:val="Hyperlink"/>
-            </w:rPr>
-            <w:t>zoe</w:t>
-          </w:r>
-        </w:hyperlink>
-      </w:r>
-      <w:r>
-        <w:rPr>
-          <w:rFonts w:ascii="Charis SIL Regular" w:hAnsi="Charis SIL Regular" w:eastAsia="Charis SIL Regular"/>
-          <w:b w:val="0"/>
-          <w:i w:val="0"/>
-          <w:color w:val="0000FF"/>
-          <w:sz w:val="24"/>
-          <w:u w:val="single"/>
-        </w:rPr>
-        <w:hyperlink r:id="rId19" w:history="1">
-          <w:r>
-            <w:rPr>
-              <w:rStyle w:val="Hyperlink"/>
-            </w:rPr>
-            <w:t>kh</w:t>
-          </w:r>
-        </w:hyperlink>
+        </w:rPr>
+        <w:t>zoekh</w:t>
       </w:r>
       <w:r>
         <w:rPr>
@@ -2912,6 +2918,7 @@
           <w:i w:val="0"/>
           <w:color w:val="0000FF"/>
           <w:sz w:val="24"/>
+          <w:u w:val="single"/>
         </w:rPr>
         <w:t xml:space="preserve"> Land- en Volkenkund</w:t>
       </w:r>
@@ -3016,13 +3023,60 @@
       </w:r>
       <w:r>
         <w:rPr>
+          <w:u w:val="single" w:color="0000ff"/>
           <w:rFonts w:ascii="Charis SIL Regular" w:hAnsi="Charis SIL Regular" w:eastAsia="Charis SIL Regular"/>
           <w:b w:val="0"/>
           <w:i w:val="0"/>
           <w:color w:val="000000"/>
           <w:sz w:val="24"/>
         </w:rPr>
-        <w:t>dit soort organisaties werden de bevindingen van w</w:t>
+        <w:hyperlink r:id="rId10" w:history="1">
+          <w:r>
+            <w:rPr>
+              <w:rStyle w:val="Hyperlink"/>
+            </w:rPr>
+            <w:t>dit</w:t>
+          </w:r>
+        </w:hyperlink>
+      </w:r>
+      <w:r>
+        <w:rPr>
+          <w:u w:val="single" w:color="0000ff"/>
+          <w:rFonts w:ascii="Charis SIL Regular" w:hAnsi="Charis SIL Regular" w:eastAsia="Charis SIL Regular"/>
+          <w:b w:val="0"/>
+          <w:i w:val="0"/>
+          <w:color w:val="000000"/>
+          <w:sz w:val="24"/>
+        </w:rPr>
+        <w:hyperlink r:id="rId10" w:history="1">
+          <w:r>
+            <w:rPr>
+              <w:rStyle w:val="Hyperlink"/>
+            </w:rPr>
+            <w:t xml:space="preserve"> soort organisati</w:t>
+          </w:r>
+        </w:hyperlink>
+      </w:r>
+      <w:r>
+        <w:rPr>
+          <w:rFonts w:ascii="Charis SIL Regular" w:hAnsi="Charis SIL Regular" w:eastAsia="Charis SIL Regular"/>
+          <w:b w:val="0"/>
+          <w:i w:val="0"/>
+          <w:color w:val="000000"/>
+          <w:sz w:val="24"/>
+        </w:rPr>
+        <w:t>es werd</w:t>
+      </w:r>
+      <w:r>
+        <w:rPr>
+          <w:u w:val="single" w:color="0000ff"/>
+          <w:rFonts w:ascii="Charis SIL Regular" w:hAnsi="Charis SIL Regular" w:eastAsia="Charis SIL Regular"/>
+          <w:b w:val="0"/>
+          <w:i w:val="0"/>
+          <w:color w:val="000000"/>
+          <w:sz w:val="24"/>
+        </w:rPr>
+        <w:t>en de bevindingen van w</w:t>
       </w:r>
       <w:r>
         <w:rPr>

--- a/EXPORTS/DOCX/published/niveau2/Dutch/Indonesia.docx
+++ b/EXPORTS/DOCX/published/niveau2/Dutch/Indonesia.docx
@@ -739,13 +739,39 @@
       </w:r>
       <w:r>
         <w:rPr>
+          <w:u w:val="single" w:color="0000ff"/>
           <w:rFonts w:ascii="Charis SIL Regular" w:hAnsi="Charis SIL Regular" w:eastAsia="Charis SIL Regular"/>
           <w:b w:val="0"/>
           <w:i w:val="0"/>
           <w:color w:val="000000"/>
           <w:sz w:val="24"/>
         </w:rPr>
-        <w:t>in Batavia werd o</w:t>
+        <w:hyperlink r:id="rId10" w:history="1">
+          <w:r>
+            <w:rPr>
+              <w:rStyle w:val="Hyperlink"/>
+            </w:rPr>
+            <w:t>in Batavia we</w:t>
+          </w:r>
+        </w:hyperlink>
+      </w:r>
+      <w:r>
+        <w:rPr>
+          <w:u w:val="single" w:color="0000ff"/>
+          <w:rFonts w:ascii="Charis SIL Regular" w:hAnsi="Charis SIL Regular" w:eastAsia="Charis SIL Regular"/>
+          <w:b w:val="0"/>
+          <w:i w:val="0"/>
+          <w:color w:val="000000"/>
+          <w:sz w:val="24"/>
+        </w:rPr>
+        <w:hyperlink r:id="rId10" w:history="1">
+          <w:r>
+            <w:rPr>
+              <w:rStyle w:val="Hyperlink"/>
+            </w:rPr>
+            <w:t>rd o</w:t>
+          </w:r>
+        </w:hyperlink>
       </w:r>
       <w:r>
         <w:rPr>
@@ -1215,7 +1241,7 @@
           <w:color w:val="000000"/>
           <w:sz w:val="24"/>
         </w:rPr>
-        <w:t>gedetailleerde informatie e</w:t>
+        <w:t>gedetailleerde informatie en bronn</w:t>
       </w:r>
       <w:r>
         <w:rPr>
@@ -1231,20 +1257,9 @@
             <w:rPr>
               <w:rStyle w:val="Hyperlink"/>
             </w:rPr>
-            <w:t>n bronn</w:t>
+            <w:t>en met betre</w:t>
           </w:r>
         </w:hyperlink>
-      </w:r>
-      <w:r>
-        <w:rPr>
-          <w:u w:val="single" w:color="0000ff"/>
-          <w:rFonts w:ascii="Charis SIL Regular" w:hAnsi="Charis SIL Regular" w:eastAsia="Charis SIL Regular"/>
-          <w:b w:val="0"/>
-          <w:i w:val="0"/>
-          <w:color w:val="000000"/>
-          <w:sz w:val="24"/>
-        </w:rPr>
-        <w:t>en met betre</w:t>
       </w:r>
       <w:r>
         <w:rPr>
@@ -2454,28 +2469,7 @@
           <w:color w:val="000000"/>
           <w:sz w:val="24"/>
         </w:rPr>
-        <w:t>zendelingen en missionarissen, zie de des</w:t>
-      </w:r>
-      <w:r>
-        <w:rPr>
-          <w:u w:val="single" w:color="0000ff"/>
-          <w:rFonts w:ascii="Charis SIL Regular" w:hAnsi="Charis SIL Regular" w:eastAsia="Charis SIL Regular"/>
-          <w:b w:val="0"/>
-          <w:i w:val="0"/>
-          <w:color w:val="000000"/>
-          <w:sz w:val="24"/>
-        </w:rPr>
-        <w:t>betreffende</w:t>
-      </w:r>
-      <w:r>
-        <w:rPr>
-          <w:rFonts w:ascii="Charis SIL Regular" w:hAnsi="Charis SIL Regular" w:eastAsia="Charis SIL Regular"/>
-          <w:b w:val="0"/>
-          <w:i w:val="0"/>
-          <w:color w:val="000000"/>
-          <w:sz w:val="24"/>
-        </w:rPr>
-        <w:t xml:space="preserve"> </w:t>
+        <w:t xml:space="preserve">zendelingen en missionarissen, zie de desbetreffende </w:t>
       </w:r>
       <w:r>
         <w:rPr>
@@ -2484,8 +2478,34 @@
           <w:i w:val="0"/>
           <w:color w:val="0000FF"/>
           <w:sz w:val="24"/>
-        </w:rPr>
-        <w:t>zoekh</w:t>
+          <w:u w:val="single"/>
+        </w:rPr>
+        <w:hyperlink r:id="rId19" w:history="1">
+          <w:r>
+            <w:rPr>
+              <w:rStyle w:val="Hyperlink"/>
+            </w:rPr>
+            <w:t>zoe</w:t>
+          </w:r>
+        </w:hyperlink>
+      </w:r>
+      <w:r>
+        <w:rPr>
+          <w:rFonts w:ascii="Charis SIL Regular" w:hAnsi="Charis SIL Regular" w:eastAsia="Charis SIL Regular"/>
+          <w:b w:val="0"/>
+          <w:i w:val="0"/>
+          <w:color w:val="0000FF"/>
+          <w:sz w:val="24"/>
+          <w:u w:val="single"/>
+        </w:rPr>
+        <w:hyperlink r:id="rId19" w:history="1">
+          <w:r>
+            <w:rPr>
+              <w:rStyle w:val="Hyperlink"/>
+            </w:rPr>
+            <w:t>kh</w:t>
+          </w:r>
+        </w:hyperlink>
       </w:r>
       <w:r>
         <w:rPr>
@@ -2920,7 +2940,101 @@
           <w:sz w:val="24"/>
           <w:u w:val="single"/>
         </w:rPr>
-        <w:t xml:space="preserve"> Land- en Volkenkund</w:t>
+        <w:t xml:space="preserve"> </w:t>
+      </w:r>
+      <w:r>
+        <w:rPr>
+          <w:rFonts w:ascii="Charis SIL Regular" w:hAnsi="Charis SIL Regular" w:eastAsia="Charis SIL Regular"/>
+          <w:b w:val="0"/>
+          <w:i w:val="0"/>
+          <w:color w:val="0000FF"/>
+          <w:sz w:val="24"/>
+          <w:u w:val="single"/>
+        </w:rPr>
+        <w:hyperlink r:id="rId20" w:history="1">
+          <w:r>
+            <w:rPr>
+              <w:rStyle w:val="Hyperlink"/>
+            </w:rPr>
+            <w:t>Land-</w:t>
+          </w:r>
+        </w:hyperlink>
+      </w:r>
+      <w:r>
+        <w:rPr>
+          <w:rFonts w:ascii="Charis SIL Regular" w:hAnsi="Charis SIL Regular" w:eastAsia="Charis SIL Regular"/>
+          <w:b w:val="0"/>
+          <w:i w:val="0"/>
+          <w:color w:val="0000FF"/>
+          <w:sz w:val="24"/>
+          <w:u w:val="single"/>
+        </w:rPr>
+        <w:t xml:space="preserve"> </w:t>
+      </w:r>
+      <w:r>
+        <w:rPr>
+          <w:rFonts w:ascii="Charis SIL Regular" w:hAnsi="Charis SIL Regular" w:eastAsia="Charis SIL Regular"/>
+          <w:b w:val="0"/>
+          <w:i w:val="0"/>
+          <w:color w:val="0000FF"/>
+          <w:sz w:val="24"/>
+          <w:u w:val="single"/>
+        </w:rPr>
+        <w:hyperlink r:id="rId20" w:history="1">
+          <w:r>
+            <w:rPr>
+              <w:rStyle w:val="Hyperlink"/>
+            </w:rPr>
+            <w:t>e</w:t>
+          </w:r>
+        </w:hyperlink>
+      </w:r>
+      <w:r>
+        <w:rPr>
+          <w:rFonts w:ascii="Charis SIL Regular" w:hAnsi="Charis SIL Regular" w:eastAsia="Charis SIL Regular"/>
+          <w:b w:val="0"/>
+          <w:i w:val="0"/>
+          <w:color w:val="0000FF"/>
+          <w:sz w:val="24"/>
+          <w:u w:val="single"/>
+        </w:rPr>
+        <w:hyperlink r:id="rId10" w:history="1">
+          <w:r>
+            <w:rPr>
+              <w:rStyle w:val="Hyperlink"/>
+            </w:rPr>
+            <w:t>n</w:t>
+          </w:r>
+        </w:hyperlink>
+      </w:r>
+      <w:r>
+        <w:rPr>
+          <w:rFonts w:ascii="Charis SIL Regular" w:hAnsi="Charis SIL Regular" w:eastAsia="Charis SIL Regular"/>
+          <w:b w:val="0"/>
+          <w:i w:val="0"/>
+          <w:color w:val="0000FF"/>
+          <w:sz w:val="24"/>
+          <w:u w:val="single"/>
+        </w:rPr>
+        <w:t xml:space="preserve"> </w:t>
+      </w:r>
+      <w:r>
+        <w:rPr>
+          <w:rFonts w:ascii="Charis SIL Regular" w:hAnsi="Charis SIL Regular" w:eastAsia="Charis SIL Regular"/>
+          <w:b w:val="0"/>
+          <w:i w:val="0"/>
+          <w:color w:val="0000FF"/>
+          <w:sz w:val="24"/>
+          <w:u w:val="single"/>
+        </w:rPr>
+        <w:hyperlink r:id="rId10" w:history="1">
+          <w:r>
+            <w:rPr>
+              <w:rStyle w:val="Hyperlink"/>
+            </w:rPr>
+            <w:t>Volkenkund</w:t>
+          </w:r>
+        </w:hyperlink>
       </w:r>
       <w:r>
         <w:rPr>
@@ -3076,7 +3190,68 @@
           <w:color w:val="000000"/>
           <w:sz w:val="24"/>
         </w:rPr>
-        <w:t>en de bevindingen van w</w:t>
+        <w:hyperlink r:id="rId20" w:history="1">
+          <w:r>
+            <w:rPr>
+              <w:rStyle w:val="Hyperlink"/>
+            </w:rPr>
+            <w:t>en de bevi</w:t>
+          </w:r>
+        </w:hyperlink>
+      </w:r>
+      <w:r>
+        <w:rPr>
+          <w:u w:val="single" w:color="0000ff"/>
+          <w:rFonts w:ascii="Charis SIL Regular" w:hAnsi="Charis SIL Regular" w:eastAsia="Charis SIL Regular"/>
+          <w:b w:val="0"/>
+          <w:i w:val="0"/>
+          <w:color w:val="000000"/>
+          <w:sz w:val="24"/>
+        </w:rPr>
+        <w:hyperlink r:id="rId20" w:history="1">
+          <w:r>
+            <w:rPr>
+              <w:rStyle w:val="Hyperlink"/>
+            </w:rPr>
+            <w:t xml:space="preserve">ndingen </w:t>
+          </w:r>
+        </w:hyperlink>
+      </w:r>
+      <w:r>
+        <w:rPr>
+          <w:u w:val="single" w:color="0000ff"/>
+          <w:rFonts w:ascii="Charis SIL Regular" w:hAnsi="Charis SIL Regular" w:eastAsia="Charis SIL Regular"/>
+          <w:b w:val="0"/>
+          <w:i w:val="0"/>
+          <w:color w:val="000000"/>
+          <w:sz w:val="24"/>
+        </w:rPr>
+        <w:hyperlink r:id="rId20" w:history="1">
+          <w:r>
+            <w:rPr>
+              <w:rStyle w:val="Hyperlink"/>
+            </w:rPr>
+            <w:t>v</w:t>
+          </w:r>
+        </w:hyperlink>
+      </w:r>
+      <w:r>
+        <w:rPr>
+          <w:u w:val="single" w:color="0000ff"/>
+          <w:rFonts w:ascii="Charis SIL Regular" w:hAnsi="Charis SIL Regular" w:eastAsia="Charis SIL Regular"/>
+          <w:b w:val="0"/>
+          <w:i w:val="0"/>
+          <w:color w:val="000000"/>
+          <w:sz w:val="24"/>
+        </w:rPr>
+        <w:hyperlink r:id="rId20" w:history="1">
+          <w:r>
+            <w:rPr>
+              <w:rStyle w:val="Hyperlink"/>
+            </w:rPr>
+            <w:t>an w</w:t>
+          </w:r>
+        </w:hyperlink>
       </w:r>
       <w:r>
         <w:rPr>

--- a/EXPORTS/DOCX/published/niveau2/Dutch/Indonesia.docx
+++ b/EXPORTS/DOCX/published/niveau2/Dutch/Indonesia.docx
@@ -717,61 +717,7 @@
           <w:color w:val="000000"/>
           <w:sz w:val="24"/>
         </w:rPr>
-        <w:hyperlink r:id="rId10" w:history="1">
-          <w:r>
-            <w:rPr>
-              <w:rStyle w:val="Hyperlink"/>
-            </w:rPr>
-            <w:t>dat in 1778</w:t>
-          </w:r>
-        </w:hyperlink>
-      </w:r>
-      <w:r>
-        <w:rPr>
-          <w:u w:val="single" w:color="0000ff"/>
-          <w:rFonts w:ascii="Charis SIL Regular" w:hAnsi="Charis SIL Regular" w:eastAsia="Charis SIL Regular"/>
-          <w:b w:val="0"/>
-          <w:i w:val="0"/>
-          <w:color w:val="000000"/>
-          <w:sz w:val="24"/>
-        </w:rPr>
-        <w:t xml:space="preserve"> </w:t>
-      </w:r>
-      <w:r>
-        <w:rPr>
-          <w:u w:val="single" w:color="0000ff"/>
-          <w:rFonts w:ascii="Charis SIL Regular" w:hAnsi="Charis SIL Regular" w:eastAsia="Charis SIL Regular"/>
-          <w:b w:val="0"/>
-          <w:i w:val="0"/>
-          <w:color w:val="000000"/>
-          <w:sz w:val="24"/>
-        </w:rPr>
-        <w:hyperlink r:id="rId10" w:history="1">
-          <w:r>
-            <w:rPr>
-              <w:rStyle w:val="Hyperlink"/>
-            </w:rPr>
-            <w:t>in Batavia we</w:t>
-          </w:r>
-        </w:hyperlink>
-      </w:r>
-      <w:r>
-        <w:rPr>
-          <w:u w:val="single" w:color="0000ff"/>
-          <w:rFonts w:ascii="Charis SIL Regular" w:hAnsi="Charis SIL Regular" w:eastAsia="Charis SIL Regular"/>
-          <w:b w:val="0"/>
-          <w:i w:val="0"/>
-          <w:color w:val="000000"/>
-          <w:sz w:val="24"/>
-        </w:rPr>
-        <w:hyperlink r:id="rId10" w:history="1">
-          <w:r>
-            <w:rPr>
-              <w:rStyle w:val="Hyperlink"/>
-            </w:rPr>
-            <w:t>rd o</w:t>
-          </w:r>
-        </w:hyperlink>
+        <w:t>dat in 1778 in Batavia werd o</w:t>
       </w:r>
       <w:r>
         <w:rPr>
@@ -1241,7 +1187,25 @@
           <w:color w:val="000000"/>
           <w:sz w:val="24"/>
         </w:rPr>
-        <w:t>gedetailleerde informatie en bronn</w:t>
+        <w:t>gedetailleerde informatie e</w:t>
+      </w:r>
+      <w:r>
+        <w:rPr>
+          <w:u w:val="single" w:color="0000ff"/>
+          <w:rFonts w:ascii="Charis SIL Regular" w:hAnsi="Charis SIL Regular" w:eastAsia="Charis SIL Regular"/>
+          <w:b w:val="0"/>
+          <w:i w:val="0"/>
+          <w:color w:val="000000"/>
+          <w:sz w:val="24"/>
+        </w:rPr>
+        <w:hyperlink r:id="rId12" w:history="1">
+          <w:r>
+            <w:rPr>
+              <w:rStyle w:val="Hyperlink"/>
+            </w:rPr>
+            <w:t>n bronn</w:t>
+          </w:r>
+        </w:hyperlink>
       </w:r>
       <w:r>
         <w:rPr>

--- a/EXPORTS/DOCX/published/niveau2/Dutch/Indonesia.docx
+++ b/EXPORTS/DOCX/published/niveau2/Dutch/Indonesia.docx
@@ -406,25 +406,7 @@
           <w:color w:val="000000"/>
           <w:sz w:val="24"/>
         </w:rPr>
-        <w:t xml:space="preserve">informatie </w:t>
-      </w:r>
-      <w:r>
-        <w:rPr>
-          <w:u w:val="single" w:color="0000ff"/>
-          <w:rFonts w:ascii="Charis SIL Regular" w:hAnsi="Charis SIL Regular" w:eastAsia="Charis SIL Regular"/>
-          <w:b w:val="0"/>
-          <w:i w:val="0"/>
-          <w:color w:val="000000"/>
-          <w:sz w:val="24"/>
-        </w:rPr>
-        <w:hyperlink r:id="rId9" w:history="1">
-          <w:r>
-            <w:rPr>
-              <w:rStyle w:val="Hyperlink"/>
-            </w:rPr>
-            <w:t>hierover.</w:t>
-          </w:r>
-        </w:hyperlink>
+        <w:t>informatie hierover.</w:t>
       </w:r>
     </w:p>
     <w:p>
@@ -717,7 +699,61 @@
           <w:color w:val="000000"/>
           <w:sz w:val="24"/>
         </w:rPr>
-        <w:t>dat in 1778 in Batavia werd o</w:t>
+        <w:hyperlink r:id="rId10" w:history="1">
+          <w:r>
+            <w:rPr>
+              <w:rStyle w:val="Hyperlink"/>
+            </w:rPr>
+            <w:t>dat in 1778</w:t>
+          </w:r>
+        </w:hyperlink>
+      </w:r>
+      <w:r>
+        <w:rPr>
+          <w:u w:val="single" w:color="0000ff"/>
+          <w:rFonts w:ascii="Charis SIL Regular" w:hAnsi="Charis SIL Regular" w:eastAsia="Charis SIL Regular"/>
+          <w:b w:val="0"/>
+          <w:i w:val="0"/>
+          <w:color w:val="000000"/>
+          <w:sz w:val="24"/>
+        </w:rPr>
+        <w:t xml:space="preserve"> </w:t>
+      </w:r>
+      <w:r>
+        <w:rPr>
+          <w:u w:val="single" w:color="0000ff"/>
+          <w:rFonts w:ascii="Charis SIL Regular" w:hAnsi="Charis SIL Regular" w:eastAsia="Charis SIL Regular"/>
+          <w:b w:val="0"/>
+          <w:i w:val="0"/>
+          <w:color w:val="000000"/>
+          <w:sz w:val="24"/>
+        </w:rPr>
+        <w:hyperlink r:id="rId10" w:history="1">
+          <w:r>
+            <w:rPr>
+              <w:rStyle w:val="Hyperlink"/>
+            </w:rPr>
+            <w:t>in Batavia we</w:t>
+          </w:r>
+        </w:hyperlink>
+      </w:r>
+      <w:r>
+        <w:rPr>
+          <w:u w:val="single" w:color="0000ff"/>
+          <w:rFonts w:ascii="Charis SIL Regular" w:hAnsi="Charis SIL Regular" w:eastAsia="Charis SIL Regular"/>
+          <w:b w:val="0"/>
+          <w:i w:val="0"/>
+          <w:color w:val="000000"/>
+          <w:sz w:val="24"/>
+        </w:rPr>
+        <w:hyperlink r:id="rId10" w:history="1">
+          <w:r>
+            <w:rPr>
+              <w:rStyle w:val="Hyperlink"/>
+            </w:rPr>
+            <w:t>rd o</w:t>
+          </w:r>
+        </w:hyperlink>
       </w:r>
       <w:r>
         <w:rPr>
@@ -2433,7 +2469,28 @@
           <w:color w:val="000000"/>
           <w:sz w:val="24"/>
         </w:rPr>
-        <w:t xml:space="preserve">zendelingen en missionarissen, zie de desbetreffende </w:t>
+        <w:t>zendelingen en missionarissen, zie de des</w:t>
+      </w:r>
+      <w:r>
+        <w:rPr>
+          <w:u w:val="single" w:color="0000ff"/>
+          <w:rFonts w:ascii="Charis SIL Regular" w:hAnsi="Charis SIL Regular" w:eastAsia="Charis SIL Regular"/>
+          <w:b w:val="0"/>
+          <w:i w:val="0"/>
+          <w:color w:val="000000"/>
+          <w:sz w:val="24"/>
+        </w:rPr>
+        <w:t>betreffende</w:t>
+      </w:r>
+      <w:r>
+        <w:rPr>
+          <w:rFonts w:ascii="Charis SIL Regular" w:hAnsi="Charis SIL Regular" w:eastAsia="Charis SIL Regular"/>
+          <w:b w:val="0"/>
+          <w:i w:val="0"/>
+          <w:color w:val="000000"/>
+          <w:sz w:val="24"/>
+        </w:rPr>
+        <w:t xml:space="preserve"> </w:t>
       </w:r>
       <w:r>
         <w:rPr>
@@ -2444,7 +2501,7 @@
           <w:sz w:val="24"/>
           <w:u w:val="single"/>
         </w:rPr>
-        <w:hyperlink r:id="rId19" w:history="1">
+        <w:hyperlink r:id="rId20" w:history="1">
           <w:r>
             <w:rPr>
               <w:rStyle w:val="Hyperlink"/>
@@ -2462,7 +2519,7 @@
           <w:sz w:val="24"/>
           <w:u w:val="single"/>
         </w:rPr>
-        <w:hyperlink r:id="rId19" w:history="1">
+        <w:hyperlink r:id="rId20" w:history="1">
           <w:r>
             <w:rPr>
               <w:rStyle w:val="Hyperlink"/>
@@ -2781,7 +2838,7 @@
           <w:sz w:val="24"/>
           <w:u w:val="single"/>
         </w:rPr>
-        <w:hyperlink r:id="rId20" w:history="1">
+        <w:hyperlink r:id="rId21" w:history="1">
           <w:r>
             <w:rPr>
               <w:rStyle w:val="Hyperlink"/>
@@ -2810,7 +2867,7 @@
           <w:sz w:val="24"/>
           <w:u w:val="single"/>
         </w:rPr>
-        <w:hyperlink r:id="rId20" w:history="1">
+        <w:hyperlink r:id="rId21" w:history="1">
           <w:r>
             <w:rPr>
               <w:rStyle w:val="Hyperlink"/>
@@ -2839,7 +2896,7 @@
           <w:sz w:val="24"/>
           <w:u w:val="single"/>
         </w:rPr>
-        <w:hyperlink r:id="rId20" w:history="1">
+        <w:hyperlink r:id="rId21" w:history="1">
           <w:r>
             <w:rPr>
               <w:rStyle w:val="Hyperlink"/>
@@ -2866,9 +2923,8 @@
           <w:i w:val="0"/>
           <w:color w:val="0000FF"/>
           <w:sz w:val="24"/>
-          <w:u w:val="single"/>
-        </w:rPr>
-        <w:hyperlink r:id="rId20" w:history="1">
+        </w:rPr>
+        <w:hyperlink r:id="rId21" w:history="1">
           <w:r>
             <w:rPr>
               <w:rStyle w:val="Hyperlink"/>
@@ -2886,7 +2942,7 @@
           <w:sz w:val="24"/>
           <w:u w:val="single"/>
         </w:rPr>
-        <w:hyperlink r:id="rId20" w:history="1">
+        <w:hyperlink r:id="rId10" w:history="1">
           <w:r>
             <w:rPr>
               <w:rStyle w:val="Hyperlink"/>
@@ -2915,7 +2971,7 @@
           <w:sz w:val="24"/>
           <w:u w:val="single"/>
         </w:rPr>
-        <w:hyperlink r:id="rId20" w:history="1">
+        <w:hyperlink r:id="rId10" w:history="1">
           <w:r>
             <w:rPr>
               <w:rStyle w:val="Hyperlink"/>
@@ -2944,7 +3000,7 @@
           <w:sz w:val="24"/>
           <w:u w:val="single"/>
         </w:rPr>
-        <w:hyperlink r:id="rId20" w:history="1">
+        <w:hyperlink r:id="rId10" w:history="1">
           <w:r>
             <w:rPr>
               <w:rStyle w:val="Hyperlink"/>
@@ -3154,7 +3210,7 @@
           <w:color w:val="000000"/>
           <w:sz w:val="24"/>
         </w:rPr>
-        <w:hyperlink r:id="rId20" w:history="1">
+        <w:hyperlink r:id="rId21" w:history="1">
           <w:r>
             <w:rPr>
               <w:rStyle w:val="Hyperlink"/>
@@ -3172,7 +3228,7 @@
           <w:color w:val="000000"/>
           <w:sz w:val="24"/>
         </w:rPr>
-        <w:hyperlink r:id="rId20" w:history="1">
+        <w:hyperlink r:id="rId21" w:history="1">
           <w:r>
             <w:rPr>
               <w:rStyle w:val="Hyperlink"/>
@@ -3190,7 +3246,7 @@
           <w:color w:val="000000"/>
           <w:sz w:val="24"/>
         </w:rPr>
-        <w:hyperlink r:id="rId20" w:history="1">
+        <w:hyperlink r:id="rId21" w:history="1">
           <w:r>
             <w:rPr>
               <w:rStyle w:val="Hyperlink"/>
@@ -3208,7 +3264,7 @@
           <w:color w:val="000000"/>
           <w:sz w:val="24"/>
         </w:rPr>
-        <w:hyperlink r:id="rId20" w:history="1">
+        <w:hyperlink r:id="rId21" w:history="1">
           <w:r>
             <w:rPr>
               <w:rStyle w:val="Hyperlink"/>
@@ -3226,7 +3282,7 @@
           <w:color w:val="000000"/>
           <w:sz w:val="24"/>
         </w:rPr>
-        <w:hyperlink r:id="rId20" w:history="1">
+        <w:hyperlink r:id="rId21" w:history="1">
           <w:r>
             <w:rPr>
               <w:rStyle w:val="Hyperlink"/>
@@ -3244,7 +3300,7 @@
           <w:color w:val="000000"/>
           <w:sz w:val="24"/>
         </w:rPr>
-        <w:hyperlink r:id="rId20" w:history="1">
+        <w:hyperlink r:id="rId21" w:history="1">
           <w:r>
             <w:rPr>
               <w:rStyle w:val="Hyperlink"/>
@@ -3262,7 +3318,7 @@
           <w:color w:val="000000"/>
           <w:sz w:val="24"/>
         </w:rPr>
-        <w:hyperlink r:id="rId20" w:history="1">
+        <w:hyperlink r:id="rId21" w:history="1">
           <w:r>
             <w:rPr>
               <w:rStyle w:val="Hyperlink"/>
@@ -3280,7 +3336,7 @@
           <w:color w:val="000000"/>
           <w:sz w:val="24"/>
         </w:rPr>
-        <w:hyperlink r:id="rId20" w:history="1">
+        <w:hyperlink r:id="rId21" w:history="1">
           <w:r>
             <w:rPr>
               <w:rStyle w:val="Hyperlink"/>
@@ -3298,7 +3354,7 @@
           <w:color w:val="000000"/>
           <w:sz w:val="24"/>
         </w:rPr>
-        <w:hyperlink r:id="rId20" w:history="1">
+        <w:hyperlink r:id="rId21" w:history="1">
           <w:r>
             <w:rPr>
               <w:rStyle w:val="Hyperlink"/>
@@ -3382,7 +3438,7 @@
           <w:sz w:val="24"/>
           <w:u w:val="single"/>
         </w:rPr>
-        <w:hyperlink r:id="rId21" w:history="1">
+        <w:hyperlink r:id="rId22" w:history="1">
           <w:r>
             <w:rPr>
               <w:rStyle w:val="Hyperlink"/>
@@ -3562,7 +3618,7 @@
           <w:sz w:val="24"/>
           <w:u w:val="single"/>
         </w:rPr>
-        <w:hyperlink r:id="rId22" w:history="1">
+        <w:hyperlink r:id="rId23" w:history="1">
           <w:r>
             <w:rPr>
               <w:rStyle w:val="Hyperlink"/>
@@ -3783,7 +3839,7 @@
           <w:sz w:val="24"/>
           <w:u w:val="single"/>
         </w:rPr>
-        <w:hyperlink r:id="rId23" w:history="1">
+        <w:hyperlink r:id="rId24" w:history="1">
           <w:r>
             <w:rPr>
               <w:rStyle w:val="Hyperlink"/>
@@ -3801,7 +3857,7 @@
           <w:sz w:val="24"/>
           <w:u w:val="single"/>
         </w:rPr>
-        <w:hyperlink r:id="rId23" w:history="1">
+        <w:hyperlink r:id="rId24" w:history="1">
           <w:r>
             <w:rPr>
               <w:rStyle w:val="Hyperlink"/>
@@ -3830,7 +3886,7 @@
           <w:sz w:val="24"/>
           <w:u w:val="single"/>
         </w:rPr>
-        <w:hyperlink r:id="rId23" w:history="1">
+        <w:hyperlink r:id="rId24" w:history="1">
           <w:r>
             <w:rPr>
               <w:rStyle w:val="Hyperlink"/>
@@ -3859,7 +3915,7 @@
           <w:sz w:val="24"/>
           <w:u w:val="single"/>
         </w:rPr>
-        <w:hyperlink r:id="rId23" w:history="1">
+        <w:hyperlink r:id="rId24" w:history="1">
           <w:r>
             <w:rPr>
               <w:rStyle w:val="Hyperlink"/>
@@ -3927,7 +3983,7 @@
           <w:sz w:val="24"/>
           <w:u w:val="single"/>
         </w:rPr>
-        <w:hyperlink r:id="rId24" w:history="1">
+        <w:hyperlink r:id="rId25" w:history="1">
           <w:r>
             <w:rPr>
               <w:rStyle w:val="Hyperlink"/>
@@ -3983,7 +4039,7 @@
           <w:sz w:val="24"/>
           <w:u w:val="single"/>
         </w:rPr>
-        <w:hyperlink r:id="rId25" w:history="1">
+        <w:hyperlink r:id="rId26" w:history="1">
           <w:r>
             <w:rPr>
               <w:rStyle w:val="Hyperlink"/>
@@ -4011,7 +4067,7 @@
           <w:sz w:val="24"/>
           <w:u w:val="single"/>
         </w:rPr>
-        <w:hyperlink r:id="rId26" w:history="1">
+        <w:hyperlink r:id="rId27" w:history="1">
           <w:r>
             <w:rPr>
               <w:rStyle w:val="Hyperlink"/>
@@ -4040,7 +4096,7 @@
           <w:sz w:val="24"/>
           <w:u w:val="single"/>
         </w:rPr>
-        <w:hyperlink r:id="rId26" w:history="1">
+        <w:hyperlink r:id="rId27" w:history="1">
           <w:r>
             <w:rPr>
               <w:rStyle w:val="Hyperlink"/>
@@ -4058,7 +4114,7 @@
           <w:sz w:val="24"/>
           <w:u w:val="single"/>
         </w:rPr>
-        <w:hyperlink r:id="rId26" w:history="1">
+        <w:hyperlink r:id="rId25" w:history="1">
           <w:r>
             <w:rPr>
               <w:rStyle w:val="Hyperlink"/>
@@ -4107,7 +4163,7 @@
           <w:sz w:val="24"/>
           <w:u w:val="single"/>
         </w:rPr>
-        <w:hyperlink r:id="rId15" w:history="1">
+        <w:hyperlink r:id="rId27" w:history="1">
           <w:r>
             <w:rPr>
               <w:rStyle w:val="Hyperlink"/>
@@ -4136,7 +4192,7 @@
           <w:sz w:val="24"/>
           <w:u w:val="single"/>
         </w:rPr>
-        <w:hyperlink r:id="rId15" w:history="1">
+        <w:hyperlink r:id="rId27" w:history="1">
           <w:r>
             <w:rPr>
               <w:rStyle w:val="Hyperlink"/>
@@ -4154,7 +4210,7 @@
           <w:sz w:val="24"/>
           <w:u w:val="single"/>
         </w:rPr>
-        <w:hyperlink r:id="rId26" w:history="1">
+        <w:hyperlink r:id="rId27" w:history="1">
           <w:r>
             <w:rPr>
               <w:rStyle w:val="Hyperlink"/>
@@ -4172,7 +4228,7 @@
           <w:color w:val="000000"/>
           <w:sz w:val="24"/>
         </w:rPr>
-        <w:hyperlink r:id="rId26" w:history="1">
+        <w:hyperlink r:id="rId27" w:history="1">
           <w:r>
             <w:rPr>
               <w:rStyle w:val="Hyperlink"/>
@@ -4250,7 +4306,7 @@
           <w:sz w:val="24"/>
           <w:u w:val="single"/>
         </w:rPr>
-        <w:hyperlink r:id="rId27" w:history="1">
+        <w:hyperlink r:id="rId28" w:history="1">
           <w:r>
             <w:rPr>
               <w:rStyle w:val="Hyperlink"/>
@@ -4279,7 +4335,7 @@
           <w:sz w:val="24"/>
           <w:u w:val="single"/>
         </w:rPr>
-        <w:hyperlink r:id="rId27" w:history="1">
+        <w:hyperlink r:id="rId28" w:history="1">
           <w:r>
             <w:rPr>
               <w:rStyle w:val="Hyperlink"/>
@@ -4308,7 +4364,7 @@
           <w:sz w:val="24"/>
           <w:u w:val="single"/>
         </w:rPr>
-        <w:hyperlink r:id="rId27" w:history="1">
+        <w:hyperlink r:id="rId28" w:history="1">
           <w:r>
             <w:rPr>
               <w:rStyle w:val="Hyperlink"/>
@@ -4406,7 +4462,7 @@
           <w:sz w:val="24"/>
           <w:u w:val="single"/>
         </w:rPr>
-        <w:hyperlink r:id="rId28" w:history="1">
+        <w:hyperlink r:id="rId29" w:history="1">
           <w:r>
             <w:rPr>
               <w:rStyle w:val="Hyperlink"/>
@@ -4434,7 +4490,7 @@
           <w:sz w:val="24"/>
           <w:u w:val="single"/>
         </w:rPr>
-        <w:hyperlink r:id="rId29" w:history="1">
+        <w:hyperlink r:id="rId30" w:history="1">
           <w:r>
             <w:rPr>
               <w:rStyle w:val="Hyperlink"/>
@@ -4472,7 +4528,7 @@
           <w:color w:val="000000"/>
           <w:sz w:val="24"/>
         </w:rPr>
-        <w:hyperlink r:id="rId28" w:history="1">
+        <w:hyperlink r:id="rId29" w:history="1">
           <w:r>
             <w:rPr>
               <w:rStyle w:val="Hyperlink"/>
@@ -4500,7 +4556,7 @@
           <w:color w:val="000000"/>
           <w:sz w:val="24"/>
         </w:rPr>
-        <w:hyperlink r:id="rId29" w:history="1">
+        <w:hyperlink r:id="rId30" w:history="1">
           <w:r>
             <w:rPr>
               <w:rStyle w:val="Hyperlink"/>

--- a/EXPORTS/DOCX/published/niveau2/Dutch/Indonesia.docx
+++ b/EXPORTS/DOCX/published/niveau2/Dutch/Indonesia.docx
@@ -1241,7 +1241,43 @@
           <w:color w:val="000000"/>
           <w:sz w:val="24"/>
         </w:rPr>
-        <w:t>gedetailleerde informatie en bronnen met betre</w:t>
+        <w:t>gedetailleerde informatie e</w:t>
+      </w:r>
+      <w:r>
+        <w:rPr>
+          <w:u w:val="single" w:color="0000ff"/>
+          <w:rFonts w:ascii="Charis SIL Regular" w:hAnsi="Charis SIL Regular" w:eastAsia="Charis SIL Regular"/>
+          <w:b w:val="0"/>
+          <w:i w:val="0"/>
+          <w:color w:val="000000"/>
+          <w:sz w:val="24"/>
+        </w:rPr>
+        <w:hyperlink r:id="rId12" w:history="1">
+          <w:r>
+            <w:rPr>
+              <w:rStyle w:val="Hyperlink"/>
+            </w:rPr>
+            <w:t>n bronn</w:t>
+          </w:r>
+        </w:hyperlink>
+      </w:r>
+      <w:r>
+        <w:rPr>
+          <w:u w:val="single" w:color="0000ff"/>
+          <w:rFonts w:ascii="Charis SIL Regular" w:hAnsi="Charis SIL Regular" w:eastAsia="Charis SIL Regular"/>
+          <w:b w:val="0"/>
+          <w:i w:val="0"/>
+          <w:color w:val="000000"/>
+          <w:sz w:val="24"/>
+        </w:rPr>
+        <w:hyperlink r:id="rId12" w:history="1">
+          <w:r>
+            <w:rPr>
+              <w:rStyle w:val="Hyperlink"/>
+            </w:rPr>
+            <w:t>en met betre</w:t>
+          </w:r>
+        </w:hyperlink>
       </w:r>
       <w:r>
         <w:rPr>
@@ -2451,7 +2487,28 @@
           <w:color w:val="000000"/>
           <w:sz w:val="24"/>
         </w:rPr>
-        <w:t xml:space="preserve">zendelingen en missionarissen, zie de desbetreffende </w:t>
+        <w:t>zendelingen en missionarissen, zie de des</w:t>
+      </w:r>
+      <w:r>
+        <w:rPr>
+          <w:u w:val="single" w:color="0000ff"/>
+          <w:rFonts w:ascii="Charis SIL Regular" w:hAnsi="Charis SIL Regular" w:eastAsia="Charis SIL Regular"/>
+          <w:b w:val="0"/>
+          <w:i w:val="0"/>
+          <w:color w:val="000000"/>
+          <w:sz w:val="24"/>
+        </w:rPr>
+        <w:t>betreffende</w:t>
+      </w:r>
+      <w:r>
+        <w:rPr>
+          <w:rFonts w:ascii="Charis SIL Regular" w:hAnsi="Charis SIL Regular" w:eastAsia="Charis SIL Regular"/>
+          <w:b w:val="0"/>
+          <w:i w:val="0"/>
+          <w:color w:val="000000"/>
+          <w:sz w:val="24"/>
+        </w:rPr>
+        <w:t xml:space="preserve"> </w:t>
       </w:r>
       <w:r>
         <w:rPr>
@@ -2480,7 +2537,7 @@
           <w:sz w:val="24"/>
           <w:u w:val="single"/>
         </w:rPr>
-        <w:hyperlink r:id="rId20" w:history="1">
+        <w:hyperlink r:id="rId19" w:history="1">
           <w:r>
             <w:rPr>
               <w:rStyle w:val="Hyperlink"/>
@@ -2498,7 +2555,7 @@
           <w:sz w:val="24"/>
           <w:u w:val="single"/>
         </w:rPr>
-        <w:hyperlink r:id="rId20" w:history="1">
+        <w:hyperlink r:id="rId19" w:history="1">
           <w:r>
             <w:rPr>
               <w:rStyle w:val="Hyperlink"/>
@@ -2884,6 +2941,7 @@
           <w:i w:val="0"/>
           <w:color w:val="0000FF"/>
           <w:sz w:val="24"/>
+          <w:u w:val="single"/>
         </w:rPr>
         <w:hyperlink r:id="rId21" w:history="1">
           <w:r>
@@ -3176,25 +3234,7 @@
             <w:rPr>
               <w:rStyle w:val="Hyperlink"/>
             </w:rPr>
-            <w:t>en de bev</w:t>
-          </w:r>
-        </w:hyperlink>
-      </w:r>
-      <w:r>
-        <w:rPr>
-          <w:u w:val="single" w:color="0000ff"/>
-          <w:rFonts w:ascii="Charis SIL Regular" w:hAnsi="Charis SIL Regular" w:eastAsia="Charis SIL Regular"/>
-          <w:b w:val="0"/>
-          <w:i w:val="0"/>
-          <w:color w:val="000000"/>
-          <w:sz w:val="24"/>
-        </w:rPr>
-        <w:hyperlink r:id="rId21" w:history="1">
-          <w:r>
-            <w:rPr>
-              <w:rStyle w:val="Hyperlink"/>
-            </w:rPr>
-            <w:t>i</w:t>
+            <w:t>en de bevi</w:t>
           </w:r>
         </w:hyperlink>
       </w:r>
@@ -4093,7 +4133,7 @@
           <w:sz w:val="24"/>
           <w:u w:val="single"/>
         </w:rPr>
-        <w:hyperlink r:id="rId25" w:history="1">
+        <w:hyperlink r:id="rId27" w:history="1">
           <w:r>
             <w:rPr>
               <w:rStyle w:val="Hyperlink"/>
@@ -4124,7 +4164,14 @@
           <w:sz w:val="24"/>
           <w:u w:val="single"/>
         </w:rPr>
-        <w:t>Mus</w:t>
+        <w:hyperlink r:id="rId15" w:history="1">
+          <w:r>
+            <w:rPr>
+              <w:rStyle w:val="Hyperlink"/>
+            </w:rPr>
+            <w:t>Mus</w:t>
+          </w:r>
+        </w:hyperlink>
       </w:r>
       <w:r>
         <w:rPr>
@@ -4135,7 +4182,7 @@
           <w:sz w:val="24"/>
           <w:u w:val="single"/>
         </w:rPr>
-        <w:hyperlink r:id="rId27" w:history="1">
+        <w:hyperlink r:id="rId15" w:history="1">
           <w:r>
             <w:rPr>
               <w:rStyle w:val="Hyperlink"/>

--- a/EXPORTS/DOCX/published/niveau2/Dutch/Indonesia.docx
+++ b/EXPORTS/DOCX/published/niveau2/Dutch/Indonesia.docx
@@ -1241,25 +1241,7 @@
           <w:color w:val="000000"/>
           <w:sz w:val="24"/>
         </w:rPr>
-        <w:t>gedetailleerde informatie e</w:t>
-      </w:r>
-      <w:r>
-        <w:rPr>
-          <w:u w:val="single" w:color="0000ff"/>
-          <w:rFonts w:ascii="Charis SIL Regular" w:hAnsi="Charis SIL Regular" w:eastAsia="Charis SIL Regular"/>
-          <w:b w:val="0"/>
-          <w:i w:val="0"/>
-          <w:color w:val="000000"/>
-          <w:sz w:val="24"/>
-        </w:rPr>
-        <w:hyperlink r:id="rId12" w:history="1">
-          <w:r>
-            <w:rPr>
-              <w:rStyle w:val="Hyperlink"/>
-            </w:rPr>
-            <w:t>n bronn</w:t>
-          </w:r>
-        </w:hyperlink>
+        <w:t>gedetailleerde informatie en bronn</w:t>
       </w:r>
       <w:r>
         <w:rPr>
@@ -2487,28 +2469,7 @@
           <w:color w:val="000000"/>
           <w:sz w:val="24"/>
         </w:rPr>
-        <w:t>zendelingen en missionarissen, zie de des</w:t>
-      </w:r>
-      <w:r>
-        <w:rPr>
-          <w:u w:val="single" w:color="0000ff"/>
-          <w:rFonts w:ascii="Charis SIL Regular" w:hAnsi="Charis SIL Regular" w:eastAsia="Charis SIL Regular"/>
-          <w:b w:val="0"/>
-          <w:i w:val="0"/>
-          <w:color w:val="000000"/>
-          <w:sz w:val="24"/>
-        </w:rPr>
-        <w:t>betreffende</w:t>
-      </w:r>
-      <w:r>
-        <w:rPr>
-          <w:rFonts w:ascii="Charis SIL Regular" w:hAnsi="Charis SIL Regular" w:eastAsia="Charis SIL Regular"/>
-          <w:b w:val="0"/>
-          <w:i w:val="0"/>
-          <w:color w:val="000000"/>
-          <w:sz w:val="24"/>
-        </w:rPr>
-        <w:t xml:space="preserve"> </w:t>
+        <w:t xml:space="preserve">zendelingen en missionarissen, zie de desbetreffende </w:t>
       </w:r>
       <w:r>
         <w:rPr>
@@ -2519,7 +2480,7 @@
           <w:sz w:val="24"/>
           <w:u w:val="single"/>
         </w:rPr>
-        <w:hyperlink r:id="rId20" w:history="1">
+        <w:hyperlink r:id="rId19" w:history="1">
           <w:r>
             <w:rPr>
               <w:rStyle w:val="Hyperlink"/>
@@ -2856,7 +2817,7 @@
           <w:sz w:val="24"/>
           <w:u w:val="single"/>
         </w:rPr>
-        <w:hyperlink r:id="rId21" w:history="1">
+        <w:hyperlink r:id="rId20" w:history="1">
           <w:r>
             <w:rPr>
               <w:rStyle w:val="Hyperlink"/>
@@ -2885,7 +2846,7 @@
           <w:sz w:val="24"/>
           <w:u w:val="single"/>
         </w:rPr>
-        <w:hyperlink r:id="rId21" w:history="1">
+        <w:hyperlink r:id="rId20" w:history="1">
           <w:r>
             <w:rPr>
               <w:rStyle w:val="Hyperlink"/>
@@ -2914,7 +2875,7 @@
           <w:sz w:val="24"/>
           <w:u w:val="single"/>
         </w:rPr>
-        <w:hyperlink r:id="rId21" w:history="1">
+        <w:hyperlink r:id="rId20" w:history="1">
           <w:r>
             <w:rPr>
               <w:rStyle w:val="Hyperlink"/>
@@ -2941,9 +2902,8 @@
           <w:i w:val="0"/>
           <w:color w:val="0000FF"/>
           <w:sz w:val="24"/>
-          <w:u w:val="single"/>
-        </w:rPr>
-        <w:hyperlink r:id="rId21" w:history="1">
+        </w:rPr>
+        <w:hyperlink r:id="rId20" w:history="1">
           <w:r>
             <w:rPr>
               <w:rStyle w:val="Hyperlink"/>
@@ -3229,7 +3189,7 @@
           <w:color w:val="000000"/>
           <w:sz w:val="24"/>
         </w:rPr>
-        <w:hyperlink r:id="rId21" w:history="1">
+        <w:hyperlink r:id="rId20" w:history="1">
           <w:r>
             <w:rPr>
               <w:rStyle w:val="Hyperlink"/>
@@ -3247,7 +3207,7 @@
           <w:color w:val="000000"/>
           <w:sz w:val="24"/>
         </w:rPr>
-        <w:hyperlink r:id="rId21" w:history="1">
+        <w:hyperlink r:id="rId20" w:history="1">
           <w:r>
             <w:rPr>
               <w:rStyle w:val="Hyperlink"/>
@@ -3265,7 +3225,7 @@
           <w:color w:val="000000"/>
           <w:sz w:val="24"/>
         </w:rPr>
-        <w:hyperlink r:id="rId21" w:history="1">
+        <w:hyperlink r:id="rId20" w:history="1">
           <w:r>
             <w:rPr>
               <w:rStyle w:val="Hyperlink"/>
@@ -3283,7 +3243,7 @@
           <w:color w:val="000000"/>
           <w:sz w:val="24"/>
         </w:rPr>
-        <w:hyperlink r:id="rId21" w:history="1">
+        <w:hyperlink r:id="rId20" w:history="1">
           <w:r>
             <w:rPr>
               <w:rStyle w:val="Hyperlink"/>
@@ -3301,7 +3261,7 @@
           <w:color w:val="000000"/>
           <w:sz w:val="24"/>
         </w:rPr>
-        <w:hyperlink r:id="rId21" w:history="1">
+        <w:hyperlink r:id="rId20" w:history="1">
           <w:r>
             <w:rPr>
               <w:rStyle w:val="Hyperlink"/>
@@ -3319,7 +3279,7 @@
           <w:color w:val="000000"/>
           <w:sz w:val="24"/>
         </w:rPr>
-        <w:hyperlink r:id="rId21" w:history="1">
+        <w:hyperlink r:id="rId20" w:history="1">
           <w:r>
             <w:rPr>
               <w:rStyle w:val="Hyperlink"/>
@@ -3337,7 +3297,7 @@
           <w:color w:val="000000"/>
           <w:sz w:val="24"/>
         </w:rPr>
-        <w:hyperlink r:id="rId21" w:history="1">
+        <w:hyperlink r:id="rId20" w:history="1">
           <w:r>
             <w:rPr>
               <w:rStyle w:val="Hyperlink"/>
@@ -3355,7 +3315,7 @@
           <w:color w:val="000000"/>
           <w:sz w:val="24"/>
         </w:rPr>
-        <w:hyperlink r:id="rId21" w:history="1">
+        <w:hyperlink r:id="rId20" w:history="1">
           <w:r>
             <w:rPr>
               <w:rStyle w:val="Hyperlink"/>
@@ -3373,7 +3333,7 @@
           <w:color w:val="000000"/>
           <w:sz w:val="24"/>
         </w:rPr>
-        <w:hyperlink r:id="rId21" w:history="1">
+        <w:hyperlink r:id="rId20" w:history="1">
           <w:r>
             <w:rPr>
               <w:rStyle w:val="Hyperlink"/>
@@ -3457,7 +3417,7 @@
           <w:sz w:val="24"/>
           <w:u w:val="single"/>
         </w:rPr>
-        <w:hyperlink r:id="rId22" w:history="1">
+        <w:hyperlink r:id="rId21" w:history="1">
           <w:r>
             <w:rPr>
               <w:rStyle w:val="Hyperlink"/>
@@ -3637,7 +3597,7 @@
           <w:sz w:val="24"/>
           <w:u w:val="single"/>
         </w:rPr>
-        <w:hyperlink r:id="rId23" w:history="1">
+        <w:hyperlink r:id="rId22" w:history="1">
           <w:r>
             <w:rPr>
               <w:rStyle w:val="Hyperlink"/>
@@ -3858,7 +3818,7 @@
           <w:sz w:val="24"/>
           <w:u w:val="single"/>
         </w:rPr>
-        <w:hyperlink r:id="rId24" w:history="1">
+        <w:hyperlink r:id="rId23" w:history="1">
           <w:r>
             <w:rPr>
               <w:rStyle w:val="Hyperlink"/>
@@ -3876,7 +3836,7 @@
           <w:sz w:val="24"/>
           <w:u w:val="single"/>
         </w:rPr>
-        <w:hyperlink r:id="rId24" w:history="1">
+        <w:hyperlink r:id="rId23" w:history="1">
           <w:r>
             <w:rPr>
               <w:rStyle w:val="Hyperlink"/>
@@ -3905,7 +3865,7 @@
           <w:sz w:val="24"/>
           <w:u w:val="single"/>
         </w:rPr>
-        <w:hyperlink r:id="rId24" w:history="1">
+        <w:hyperlink r:id="rId23" w:history="1">
           <w:r>
             <w:rPr>
               <w:rStyle w:val="Hyperlink"/>
@@ -3934,7 +3894,7 @@
           <w:sz w:val="24"/>
           <w:u w:val="single"/>
         </w:rPr>
-        <w:hyperlink r:id="rId24" w:history="1">
+        <w:hyperlink r:id="rId23" w:history="1">
           <w:r>
             <w:rPr>
               <w:rStyle w:val="Hyperlink"/>
@@ -4002,7 +3962,7 @@
           <w:sz w:val="24"/>
           <w:u w:val="single"/>
         </w:rPr>
-        <w:hyperlink r:id="rId25" w:history="1">
+        <w:hyperlink r:id="rId24" w:history="1">
           <w:r>
             <w:rPr>
               <w:rStyle w:val="Hyperlink"/>
@@ -4058,7 +4018,7 @@
           <w:sz w:val="24"/>
           <w:u w:val="single"/>
         </w:rPr>
-        <w:hyperlink r:id="rId26" w:history="1">
+        <w:hyperlink r:id="rId25" w:history="1">
           <w:r>
             <w:rPr>
               <w:rStyle w:val="Hyperlink"/>
@@ -4086,7 +4046,7 @@
           <w:sz w:val="24"/>
           <w:u w:val="single"/>
         </w:rPr>
-        <w:hyperlink r:id="rId27" w:history="1">
+        <w:hyperlink r:id="rId26" w:history="1">
           <w:r>
             <w:rPr>
               <w:rStyle w:val="Hyperlink"/>
@@ -4115,7 +4075,7 @@
           <w:sz w:val="24"/>
           <w:u w:val="single"/>
         </w:rPr>
-        <w:hyperlink r:id="rId27" w:history="1">
+        <w:hyperlink r:id="rId26" w:history="1">
           <w:r>
             <w:rPr>
               <w:rStyle w:val="Hyperlink"/>
@@ -4133,7 +4093,7 @@
           <w:sz w:val="24"/>
           <w:u w:val="single"/>
         </w:rPr>
-        <w:hyperlink r:id="rId27" w:history="1">
+        <w:hyperlink r:id="rId24" w:history="1">
           <w:r>
             <w:rPr>
               <w:rStyle w:val="Hyperlink"/>
@@ -4164,14 +4124,7 @@
           <w:sz w:val="24"/>
           <w:u w:val="single"/>
         </w:rPr>
-        <w:hyperlink r:id="rId15" w:history="1">
-          <w:r>
-            <w:rPr>
-              <w:rStyle w:val="Hyperlink"/>
-            </w:rPr>
-            <w:t>Mus</w:t>
-          </w:r>
-        </w:hyperlink>
+        <w:t>Mus</w:t>
       </w:r>
       <w:r>
         <w:rPr>
@@ -4182,7 +4135,7 @@
           <w:sz w:val="24"/>
           <w:u w:val="single"/>
         </w:rPr>
-        <w:hyperlink r:id="rId15" w:history="1">
+        <w:hyperlink r:id="rId26" w:history="1">
           <w:r>
             <w:rPr>
               <w:rStyle w:val="Hyperlink"/>
@@ -4247,7 +4200,7 @@
           <w:color w:val="000000"/>
           <w:sz w:val="24"/>
         </w:rPr>
-        <w:hyperlink r:id="rId27" w:history="1">
+        <w:hyperlink r:id="rId26" w:history="1">
           <w:r>
             <w:rPr>
               <w:rStyle w:val="Hyperlink"/>
@@ -4325,7 +4278,7 @@
           <w:sz w:val="24"/>
           <w:u w:val="single"/>
         </w:rPr>
-        <w:hyperlink r:id="rId28" w:history="1">
+        <w:hyperlink r:id="rId27" w:history="1">
           <w:r>
             <w:rPr>
               <w:rStyle w:val="Hyperlink"/>
@@ -4354,7 +4307,7 @@
           <w:sz w:val="24"/>
           <w:u w:val="single"/>
         </w:rPr>
-        <w:hyperlink r:id="rId28" w:history="1">
+        <w:hyperlink r:id="rId27" w:history="1">
           <w:r>
             <w:rPr>
               <w:rStyle w:val="Hyperlink"/>
@@ -4383,7 +4336,7 @@
           <w:sz w:val="24"/>
           <w:u w:val="single"/>
         </w:rPr>
-        <w:hyperlink r:id="rId28" w:history="1">
+        <w:hyperlink r:id="rId27" w:history="1">
           <w:r>
             <w:rPr>
               <w:rStyle w:val="Hyperlink"/>
@@ -4481,7 +4434,7 @@
           <w:sz w:val="24"/>
           <w:u w:val="single"/>
         </w:rPr>
-        <w:hyperlink r:id="rId29" w:history="1">
+        <w:hyperlink r:id="rId28" w:history="1">
           <w:r>
             <w:rPr>
               <w:rStyle w:val="Hyperlink"/>
@@ -4509,7 +4462,7 @@
           <w:sz w:val="24"/>
           <w:u w:val="single"/>
         </w:rPr>
-        <w:hyperlink r:id="rId30" w:history="1">
+        <w:hyperlink r:id="rId29" w:history="1">
           <w:r>
             <w:rPr>
               <w:rStyle w:val="Hyperlink"/>
@@ -4547,7 +4500,7 @@
           <w:color w:val="000000"/>
           <w:sz w:val="24"/>
         </w:rPr>
-        <w:hyperlink r:id="rId29" w:history="1">
+        <w:hyperlink r:id="rId28" w:history="1">
           <w:r>
             <w:rPr>
               <w:rStyle w:val="Hyperlink"/>
@@ -4575,7 +4528,7 @@
           <w:color w:val="000000"/>
           <w:sz w:val="24"/>
         </w:rPr>
-        <w:hyperlink r:id="rId30" w:history="1">
+        <w:hyperlink r:id="rId29" w:history="1">
           <w:r>
             <w:rPr>
               <w:rStyle w:val="Hyperlink"/>

--- a/EXPORTS/DOCX/published/niveau2/Dutch/Indonesia.docx
+++ b/EXPORTS/DOCX/published/niveau2/Dutch/Indonesia.docx
@@ -406,25 +406,7 @@
           <w:color w:val="000000"/>
           <w:sz w:val="24"/>
         </w:rPr>
-        <w:t xml:space="preserve">informatie </w:t>
-      </w:r>
-      <w:r>
-        <w:rPr>
-          <w:u w:val="single" w:color="0000ff"/>
-          <w:rFonts w:ascii="Charis SIL Regular" w:hAnsi="Charis SIL Regular" w:eastAsia="Charis SIL Regular"/>
-          <w:b w:val="0"/>
-          <w:i w:val="0"/>
-          <w:color w:val="000000"/>
-          <w:sz w:val="24"/>
-        </w:rPr>
-        <w:hyperlink r:id="rId9" w:history="1">
-          <w:r>
-            <w:rPr>
-              <w:rStyle w:val="Hyperlink"/>
-            </w:rPr>
-            <w:t>hierover.</w:t>
-          </w:r>
-        </w:hyperlink>
+        <w:t>informatie hierover.</w:t>
       </w:r>
     </w:p>
     <w:p>
@@ -757,21 +739,13 @@
       </w:r>
       <w:r>
         <w:rPr>
-          <w:u w:val="single" w:color="0000ff"/>
           <w:rFonts w:ascii="Charis SIL Regular" w:hAnsi="Charis SIL Regular" w:eastAsia="Charis SIL Regular"/>
           <w:b w:val="0"/>
           <w:i w:val="0"/>
           <w:color w:val="000000"/>
           <w:sz w:val="24"/>
         </w:rPr>
-        <w:hyperlink r:id="rId10" w:history="1">
-          <w:r>
-            <w:rPr>
-              <w:rStyle w:val="Hyperlink"/>
-            </w:rPr>
-            <w:t>rd o</w:t>
-          </w:r>
-        </w:hyperlink>
+        <w:t>rd o</w:t>
       </w:r>
       <w:r>
         <w:rPr>
@@ -1241,25 +1215,7 @@
           <w:color w:val="000000"/>
           <w:sz w:val="24"/>
         </w:rPr>
-        <w:t>gedetailleerde informatie en bronn</w:t>
-      </w:r>
-      <w:r>
-        <w:rPr>
-          <w:u w:val="single" w:color="0000ff"/>
-          <w:rFonts w:ascii="Charis SIL Regular" w:hAnsi="Charis SIL Regular" w:eastAsia="Charis SIL Regular"/>
-          <w:b w:val="0"/>
-          <w:i w:val="0"/>
-          <w:color w:val="000000"/>
-          <w:sz w:val="24"/>
-        </w:rPr>
-        <w:hyperlink r:id="rId12" w:history="1">
-          <w:r>
-            <w:rPr>
-              <w:rStyle w:val="Hyperlink"/>
-            </w:rPr>
-            <w:t>en met betre</w:t>
-          </w:r>
-        </w:hyperlink>
+        <w:t>gedetailleerde informatie en bronnen met betre</w:t>
       </w:r>
       <w:r>
         <w:rPr>
@@ -1335,21 +1291,13 @@
       </w:r>
       <w:r>
         <w:rPr>
-          <w:u w:val="single" w:color="0000ff"/>
           <w:rFonts w:ascii="Charis SIL Regular" w:hAnsi="Charis SIL Regular" w:eastAsia="Charis SIL Regular"/>
           <w:b w:val="0"/>
           <w:i w:val="0"/>
           <w:color w:val="000000"/>
           <w:sz w:val="24"/>
         </w:rPr>
-        <w:hyperlink r:id="rId12" w:history="1">
-          <w:r>
-            <w:rPr>
-              <w:rStyle w:val="Hyperlink"/>
-            </w:rPr>
-            <w:t>ot het Batav</w:t>
-          </w:r>
-        </w:hyperlink>
+        <w:t>ot het Batav</w:t>
       </w:r>
       <w:r>
         <w:rPr>
@@ -2469,7 +2417,52 @@
           <w:color w:val="000000"/>
           <w:sz w:val="24"/>
         </w:rPr>
-        <w:t xml:space="preserve">zendelingen en missionarissen, zie de desbetreffende </w:t>
+        <w:t>zendelingen en missionarissen, zie de des</w:t>
+      </w:r>
+      <w:r>
+        <w:rPr>
+          <w:u w:val="single" w:color="0000ff"/>
+          <w:rFonts w:ascii="Charis SIL Regular" w:hAnsi="Charis SIL Regular" w:eastAsia="Charis SIL Regular"/>
+          <w:b w:val="0"/>
+          <w:i w:val="0"/>
+          <w:color w:val="000000"/>
+          <w:sz w:val="24"/>
+        </w:rPr>
+        <w:hyperlink r:id="rId19" w:history="1">
+          <w:r>
+            <w:rPr>
+              <w:rStyle w:val="Hyperlink"/>
+            </w:rPr>
+            <w:t>betreffend</w:t>
+          </w:r>
+        </w:hyperlink>
+      </w:r>
+      <w:r>
+        <w:rPr>
+          <w:rFonts w:ascii="Charis SIL Regular" w:hAnsi="Charis SIL Regular" w:eastAsia="Charis SIL Regular"/>
+          <w:b w:val="0"/>
+          <w:i w:val="0"/>
+          <w:color w:val="000000"/>
+          <w:sz w:val="24"/>
+        </w:rPr>
+        <w:hyperlink r:id="rId19" w:history="1">
+          <w:r>
+            <w:rPr>
+              <w:rStyle w:val="Hyperlink"/>
+            </w:rPr>
+            <w:t>e</w:t>
+          </w:r>
+        </w:hyperlink>
+      </w:r>
+      <w:r>
+        <w:rPr>
+          <w:rFonts w:ascii="Charis SIL Regular" w:hAnsi="Charis SIL Regular" w:eastAsia="Charis SIL Regular"/>
+          <w:b w:val="0"/>
+          <w:i w:val="0"/>
+          <w:color w:val="000000"/>
+          <w:sz w:val="24"/>
+        </w:rPr>
+        <w:t xml:space="preserve"> </w:t>
       </w:r>
       <w:r>
         <w:rPr>
@@ -2902,6 +2895,7 @@
           <w:i w:val="0"/>
           <w:color w:val="0000FF"/>
           <w:sz w:val="24"/>
+          <w:u w:val="single"/>
         </w:rPr>
         <w:hyperlink r:id="rId20" w:history="1">
           <w:r>
@@ -3026,7 +3020,7 @@
           <w:sz w:val="24"/>
           <w:u w:val="single"/>
         </w:rPr>
-        <w:hyperlink r:id="rId10" w:history="1">
+        <w:hyperlink r:id="rId20" w:history="1">
           <w:r>
             <w:rPr>
               <w:rStyle w:val="Hyperlink"/>
@@ -3044,7 +3038,7 @@
           <w:sz w:val="24"/>
           <w:u w:val="single"/>
         </w:rPr>
-        <w:hyperlink r:id="rId10" w:history="1">
+        <w:hyperlink r:id="rId20" w:history="1">
           <w:r>
             <w:rPr>
               <w:rStyle w:val="Hyperlink"/>
@@ -3136,21 +3130,13 @@
       </w:r>
       <w:r>
         <w:rPr>
-          <w:u w:val="single" w:color="0000ff"/>
           <w:rFonts w:ascii="Charis SIL Regular" w:hAnsi="Charis SIL Regular" w:eastAsia="Charis SIL Regular"/>
           <w:b w:val="0"/>
           <w:i w:val="0"/>
           <w:color w:val="000000"/>
           <w:sz w:val="24"/>
         </w:rPr>
-        <w:hyperlink r:id="rId10" w:history="1">
-          <w:r>
-            <w:rPr>
-              <w:rStyle w:val="Hyperlink"/>
-            </w:rPr>
-            <w:t>dit</w:t>
-          </w:r>
-        </w:hyperlink>
+        <w:t>dit</w:t>
       </w:r>
       <w:r>
         <w:rPr>
@@ -4093,7 +4079,7 @@
           <w:sz w:val="24"/>
           <w:u w:val="single"/>
         </w:rPr>
-        <w:hyperlink r:id="rId24" w:history="1">
+        <w:hyperlink r:id="rId26" w:history="1">
           <w:r>
             <w:rPr>
               <w:rStyle w:val="Hyperlink"/>
@@ -4124,7 +4110,14 @@
           <w:sz w:val="24"/>
           <w:u w:val="single"/>
         </w:rPr>
-        <w:t>Mus</w:t>
+        <w:hyperlink r:id="rId15" w:history="1">
+          <w:r>
+            <w:rPr>
+              <w:rStyle w:val="Hyperlink"/>
+            </w:rPr>
+            <w:t>Mus</w:t>
+          </w:r>
+        </w:hyperlink>
       </w:r>
       <w:r>
         <w:rPr>
@@ -4164,7 +4157,7 @@
           <w:sz w:val="24"/>
           <w:u w:val="single"/>
         </w:rPr>
-        <w:hyperlink r:id="rId15" w:history="1">
+        <w:hyperlink r:id="rId26" w:history="1">
           <w:r>
             <w:rPr>
               <w:rStyle w:val="Hyperlink"/>
@@ -4182,7 +4175,7 @@
           <w:sz w:val="24"/>
           <w:u w:val="single"/>
         </w:rPr>
-        <w:hyperlink r:id="rId15" w:history="1">
+        <w:hyperlink r:id="rId26" w:history="1">
           <w:r>
             <w:rPr>
               <w:rStyle w:val="Hyperlink"/>

--- a/EXPORTS/DOCX/published/niveau2/Dutch/Indonesia.docx
+++ b/EXPORTS/DOCX/published/niveau2/Dutch/Indonesia.docx
@@ -692,6 +692,16 @@
       </w:r>
       <w:r>
         <w:rPr>
+          <w:rFonts w:ascii="Charis SIL Regular" w:hAnsi="Charis SIL Regular" w:eastAsia="Charis SIL Regular"/>
+          <w:b w:val="0"/>
+          <w:i w:val="0"/>
+          <w:color w:val="000000"/>
+          <w:sz w:val="24"/>
+        </w:rPr>
+        <w:t>dat in 1778 in Batavia we</w:t>
+      </w:r>
+      <w:r>
+        <w:rPr>
           <w:u w:val="single" w:color="0000ff"/>
           <w:rFonts w:ascii="Charis SIL Regular" w:hAnsi="Charis SIL Regular" w:eastAsia="Charis SIL Regular"/>
           <w:b w:val="0"/>
@@ -704,48 +714,9 @@
             <w:rPr>
               <w:rStyle w:val="Hyperlink"/>
             </w:rPr>
-            <w:t>dat in 1778</w:t>
+            <w:t>rd o</w:t>
           </w:r>
         </w:hyperlink>
-      </w:r>
-      <w:r>
-        <w:rPr>
-          <w:u w:val="single" w:color="0000ff"/>
-          <w:rFonts w:ascii="Charis SIL Regular" w:hAnsi="Charis SIL Regular" w:eastAsia="Charis SIL Regular"/>
-          <w:b w:val="0"/>
-          <w:i w:val="0"/>
-          <w:color w:val="000000"/>
-          <w:sz w:val="24"/>
-        </w:rPr>
-        <w:t xml:space="preserve"> </w:t>
-      </w:r>
-      <w:r>
-        <w:rPr>
-          <w:u w:val="single" w:color="0000ff"/>
-          <w:rFonts w:ascii="Charis SIL Regular" w:hAnsi="Charis SIL Regular" w:eastAsia="Charis SIL Regular"/>
-          <w:b w:val="0"/>
-          <w:i w:val="0"/>
-          <w:color w:val="000000"/>
-          <w:sz w:val="24"/>
-        </w:rPr>
-        <w:hyperlink r:id="rId10" w:history="1">
-          <w:r>
-            <w:rPr>
-              <w:rStyle w:val="Hyperlink"/>
-            </w:rPr>
-            <w:t>in Batavia we</w:t>
-          </w:r>
-        </w:hyperlink>
-      </w:r>
-      <w:r>
-        <w:rPr>
-          <w:rFonts w:ascii="Charis SIL Regular" w:hAnsi="Charis SIL Regular" w:eastAsia="Charis SIL Regular"/>
-          <w:b w:val="0"/>
-          <w:i w:val="0"/>
-          <w:color w:val="000000"/>
-          <w:sz w:val="24"/>
-        </w:rPr>
-        <w:t>rd o</w:t>
       </w:r>
       <w:r>
         <w:rPr>
@@ -1215,7 +1186,43 @@
           <w:color w:val="000000"/>
           <w:sz w:val="24"/>
         </w:rPr>
-        <w:t>gedetailleerde informatie en bronnen met betre</w:t>
+        <w:t>gedetailleerde informatie e</w:t>
+      </w:r>
+      <w:r>
+        <w:rPr>
+          <w:u w:val="single" w:color="0000ff"/>
+          <w:rFonts w:ascii="Charis SIL Regular" w:hAnsi="Charis SIL Regular" w:eastAsia="Charis SIL Regular"/>
+          <w:b w:val="0"/>
+          <w:i w:val="0"/>
+          <w:color w:val="000000"/>
+          <w:sz w:val="24"/>
+        </w:rPr>
+        <w:hyperlink r:id="rId12" w:history="1">
+          <w:r>
+            <w:rPr>
+              <w:rStyle w:val="Hyperlink"/>
+            </w:rPr>
+            <w:t>n bronn</w:t>
+          </w:r>
+        </w:hyperlink>
+      </w:r>
+      <w:r>
+        <w:rPr>
+          <w:u w:val="single" w:color="0000ff"/>
+          <w:rFonts w:ascii="Charis SIL Regular" w:hAnsi="Charis SIL Regular" w:eastAsia="Charis SIL Regular"/>
+          <w:b w:val="0"/>
+          <w:i w:val="0"/>
+          <w:color w:val="000000"/>
+          <w:sz w:val="24"/>
+        </w:rPr>
+        <w:hyperlink r:id="rId12" w:history="1">
+          <w:r>
+            <w:rPr>
+              <w:rStyle w:val="Hyperlink"/>
+            </w:rPr>
+            <w:t>en met betre</w:t>
+          </w:r>
+        </w:hyperlink>
       </w:r>
       <w:r>
         <w:rPr>
@@ -1291,13 +1298,21 @@
       </w:r>
       <w:r>
         <w:rPr>
+          <w:u w:val="single" w:color="0000ff"/>
           <w:rFonts w:ascii="Charis SIL Regular" w:hAnsi="Charis SIL Regular" w:eastAsia="Charis SIL Regular"/>
           <w:b w:val="0"/>
           <w:i w:val="0"/>
           <w:color w:val="000000"/>
           <w:sz w:val="24"/>
         </w:rPr>
-        <w:t>ot het Batav</w:t>
+        <w:hyperlink r:id="rId12" w:history="1">
+          <w:r>
+            <w:rPr>
+              <w:rStyle w:val="Hyperlink"/>
+            </w:rPr>
+            <w:t>ot het Batav</w:t>
+          </w:r>
+        </w:hyperlink>
       </w:r>
       <w:r>
         <w:rPr>
@@ -2973,7 +2988,7 @@
           <w:sz w:val="24"/>
           <w:u w:val="single"/>
         </w:rPr>
-        <w:hyperlink r:id="rId10" w:history="1">
+        <w:hyperlink r:id="rId20" w:history="1">
           <w:r>
             <w:rPr>
               <w:rStyle w:val="Hyperlink"/>
@@ -2991,7 +3006,7 @@
           <w:sz w:val="24"/>
           <w:u w:val="single"/>
         </w:rPr>
-        <w:hyperlink r:id="rId10" w:history="1">
+        <w:hyperlink r:id="rId20" w:history="1">
           <w:r>
             <w:rPr>
               <w:rStyle w:val="Hyperlink"/>
@@ -3130,13 +3145,21 @@
       </w:r>
       <w:r>
         <w:rPr>
+          <w:u w:val="single" w:color="0000ff"/>
           <w:rFonts w:ascii="Charis SIL Regular" w:hAnsi="Charis SIL Regular" w:eastAsia="Charis SIL Regular"/>
           <w:b w:val="0"/>
           <w:i w:val="0"/>
           <w:color w:val="000000"/>
           <w:sz w:val="24"/>
         </w:rPr>
-        <w:t>dit</w:t>
+        <w:hyperlink r:id="rId10" w:history="1">
+          <w:r>
+            <w:rPr>
+              <w:rStyle w:val="Hyperlink"/>
+            </w:rPr>
+            <w:t>dit</w:t>
+          </w:r>
+        </w:hyperlink>
       </w:r>
       <w:r>
         <w:rPr>
@@ -4079,7 +4102,7 @@
           <w:sz w:val="24"/>
           <w:u w:val="single"/>
         </w:rPr>
-        <w:hyperlink r:id="rId26" w:history="1">
+        <w:hyperlink r:id="rId24" w:history="1">
           <w:r>
             <w:rPr>
               <w:rStyle w:val="Hyperlink"/>
@@ -4108,16 +4131,8 @@
           <w:i w:val="0"/>
           <w:color w:val="0000FF"/>
           <w:sz w:val="24"/>
-          <w:u w:val="single"/>
-        </w:rPr>
-        <w:hyperlink r:id="rId15" w:history="1">
-          <w:r>
-            <w:rPr>
-              <w:rStyle w:val="Hyperlink"/>
-            </w:rPr>
-            <w:t>Mus</w:t>
-          </w:r>
-        </w:hyperlink>
+        </w:rPr>
+        <w:t>Mus</w:t>
       </w:r>
       <w:r>
         <w:rPr>

--- a/EXPORTS/DOCX/published/niveau2/Dutch/Indonesia.docx
+++ b/EXPORTS/DOCX/published/niveau2/Dutch/Indonesia.docx
@@ -406,7 +406,25 @@
           <w:color w:val="000000"/>
           <w:sz w:val="24"/>
         </w:rPr>
-        <w:t>informatie hierover.</w:t>
+        <w:t xml:space="preserve">informatie </w:t>
+      </w:r>
+      <w:r>
+        <w:rPr>
+          <w:u w:val="single" w:color="0000ff"/>
+          <w:rFonts w:ascii="Charis SIL Regular" w:hAnsi="Charis SIL Regular" w:eastAsia="Charis SIL Regular"/>
+          <w:b w:val="0"/>
+          <w:i w:val="0"/>
+          <w:color w:val="000000"/>
+          <w:sz w:val="24"/>
+        </w:rPr>
+        <w:hyperlink r:id="rId9" w:history="1">
+          <w:r>
+            <w:rPr>
+              <w:rStyle w:val="Hyperlink"/>
+            </w:rPr>
+            <w:t>hierover.</w:t>
+          </w:r>
+        </w:hyperlink>
       </w:r>
     </w:p>
     <w:p>
@@ -692,13 +710,50 @@
       </w:r>
       <w:r>
         <w:rPr>
+          <w:u w:val="single" w:color="0000ff"/>
           <w:rFonts w:ascii="Charis SIL Regular" w:hAnsi="Charis SIL Regular" w:eastAsia="Charis SIL Regular"/>
           <w:b w:val="0"/>
           <w:i w:val="0"/>
           <w:color w:val="000000"/>
           <w:sz w:val="24"/>
         </w:rPr>
-        <w:t>dat in 1778 in Batavia we</w:t>
+        <w:hyperlink r:id="rId10" w:history="1">
+          <w:r>
+            <w:rPr>
+              <w:rStyle w:val="Hyperlink"/>
+            </w:rPr>
+            <w:t>dat in 1778</w:t>
+          </w:r>
+        </w:hyperlink>
+      </w:r>
+      <w:r>
+        <w:rPr>
+          <w:u w:val="single" w:color="0000ff"/>
+          <w:rFonts w:ascii="Charis SIL Regular" w:hAnsi="Charis SIL Regular" w:eastAsia="Charis SIL Regular"/>
+          <w:b w:val="0"/>
+          <w:i w:val="0"/>
+          <w:color w:val="000000"/>
+          <w:sz w:val="24"/>
+        </w:rPr>
+        <w:t xml:space="preserve"> </w:t>
+      </w:r>
+      <w:r>
+        <w:rPr>
+          <w:u w:val="single" w:color="0000ff"/>
+          <w:rFonts w:ascii="Charis SIL Regular" w:hAnsi="Charis SIL Regular" w:eastAsia="Charis SIL Regular"/>
+          <w:b w:val="0"/>
+          <w:i w:val="0"/>
+          <w:color w:val="000000"/>
+          <w:sz w:val="24"/>
+        </w:rPr>
+        <w:hyperlink r:id="rId10" w:history="1">
+          <w:r>
+            <w:rPr>
+              <w:rStyle w:val="Hyperlink"/>
+            </w:rPr>
+            <w:t>in Batavia we</w:t>
+          </w:r>
+        </w:hyperlink>
       </w:r>
       <w:r>
         <w:rPr>
@@ -1186,133 +1241,7 @@
           <w:color w:val="000000"/>
           <w:sz w:val="24"/>
         </w:rPr>
-        <w:t>gedetailleerde informatie e</w:t>
-      </w:r>
-      <w:r>
-        <w:rPr>
-          <w:u w:val="single" w:color="0000ff"/>
-          <w:rFonts w:ascii="Charis SIL Regular" w:hAnsi="Charis SIL Regular" w:eastAsia="Charis SIL Regular"/>
-          <w:b w:val="0"/>
-          <w:i w:val="0"/>
-          <w:color w:val="000000"/>
-          <w:sz w:val="24"/>
-        </w:rPr>
-        <w:hyperlink r:id="rId12" w:history="1">
-          <w:r>
-            <w:rPr>
-              <w:rStyle w:val="Hyperlink"/>
-            </w:rPr>
-            <w:t>n bronn</w:t>
-          </w:r>
-        </w:hyperlink>
-      </w:r>
-      <w:r>
-        <w:rPr>
-          <w:u w:val="single" w:color="0000ff"/>
-          <w:rFonts w:ascii="Charis SIL Regular" w:hAnsi="Charis SIL Regular" w:eastAsia="Charis SIL Regular"/>
-          <w:b w:val="0"/>
-          <w:i w:val="0"/>
-          <w:color w:val="000000"/>
-          <w:sz w:val="24"/>
-        </w:rPr>
-        <w:hyperlink r:id="rId12" w:history="1">
-          <w:r>
-            <w:rPr>
-              <w:rStyle w:val="Hyperlink"/>
-            </w:rPr>
-            <w:t>en met betre</w:t>
-          </w:r>
-        </w:hyperlink>
-      </w:r>
-      <w:r>
-        <w:rPr>
-          <w:u w:val="single" w:color="0000ff"/>
-          <w:rFonts w:ascii="Charis SIL Regular" w:hAnsi="Charis SIL Regular" w:eastAsia="Charis SIL Regular"/>
-          <w:b w:val="0"/>
-          <w:i w:val="0"/>
-          <w:color w:val="000000"/>
-          <w:sz w:val="24"/>
-        </w:rPr>
-        <w:hyperlink r:id="rId12" w:history="1">
-          <w:r>
-            <w:rPr>
-              <w:rStyle w:val="Hyperlink"/>
-            </w:rPr>
-            <w:t>kki</w:t>
-          </w:r>
-        </w:hyperlink>
-      </w:r>
-      <w:r>
-        <w:rPr>
-          <w:u w:val="single" w:color="0000ff"/>
-          <w:rFonts w:ascii="Charis SIL Regular" w:hAnsi="Charis SIL Regular" w:eastAsia="Charis SIL Regular"/>
-          <w:b w:val="0"/>
-          <w:i w:val="0"/>
-          <w:color w:val="000000"/>
-          <w:sz w:val="24"/>
-        </w:rPr>
-        <w:hyperlink r:id="rId12" w:history="1">
-          <w:r>
-            <w:rPr>
-              <w:rStyle w:val="Hyperlink"/>
-            </w:rPr>
-            <w:t>n</w:t>
-          </w:r>
-        </w:hyperlink>
-      </w:r>
-      <w:r>
-        <w:rPr>
-          <w:u w:val="single" w:color="0000ff"/>
-          <w:rFonts w:ascii="Charis SIL Regular" w:hAnsi="Charis SIL Regular" w:eastAsia="Charis SIL Regular"/>
-          <w:b w:val="0"/>
-          <w:i w:val="0"/>
-          <w:color w:val="000000"/>
-          <w:sz w:val="24"/>
-        </w:rPr>
-        <w:hyperlink r:id="rId12" w:history="1">
-          <w:r>
-            <w:rPr>
-              <w:rStyle w:val="Hyperlink"/>
-            </w:rPr>
-            <w:t xml:space="preserve">g </w:t>
-          </w:r>
-        </w:hyperlink>
-      </w:r>
-      <w:r>
-        <w:rPr>
-          <w:u w:val="single" w:color="0000ff"/>
-          <w:rFonts w:ascii="Charis SIL Regular" w:hAnsi="Charis SIL Regular" w:eastAsia="Charis SIL Regular"/>
-          <w:b w:val="0"/>
-          <w:i w:val="0"/>
-          <w:color w:val="000000"/>
-          <w:sz w:val="24"/>
-        </w:rPr>
-        <w:hyperlink r:id="rId12" w:history="1">
-          <w:r>
-            <w:rPr>
-              <w:rStyle w:val="Hyperlink"/>
-            </w:rPr>
-            <w:t>t</w:t>
-          </w:r>
-        </w:hyperlink>
-      </w:r>
-      <w:r>
-        <w:rPr>
-          <w:u w:val="single" w:color="0000ff"/>
-          <w:rFonts w:ascii="Charis SIL Regular" w:hAnsi="Charis SIL Regular" w:eastAsia="Charis SIL Regular"/>
-          <w:b w:val="0"/>
-          <w:i w:val="0"/>
-          <w:color w:val="000000"/>
-          <w:sz w:val="24"/>
-        </w:rPr>
-        <w:hyperlink r:id="rId12" w:history="1">
-          <w:r>
-            <w:rPr>
-              <w:rStyle w:val="Hyperlink"/>
-            </w:rPr>
-            <w:t>ot het Batav</w:t>
-          </w:r>
-        </w:hyperlink>
+        <w:t>gedetailleerde informatie en bronnen met betrekking tot het Batav</w:t>
       </w:r>
       <w:r>
         <w:rPr>
@@ -2432,52 +2361,7 @@
           <w:color w:val="000000"/>
           <w:sz w:val="24"/>
         </w:rPr>
-        <w:t>zendelingen en missionarissen, zie de des</w:t>
-      </w:r>
-      <w:r>
-        <w:rPr>
-          <w:u w:val="single" w:color="0000ff"/>
-          <w:rFonts w:ascii="Charis SIL Regular" w:hAnsi="Charis SIL Regular" w:eastAsia="Charis SIL Regular"/>
-          <w:b w:val="0"/>
-          <w:i w:val="0"/>
-          <w:color w:val="000000"/>
-          <w:sz w:val="24"/>
-        </w:rPr>
-        <w:hyperlink r:id="rId19" w:history="1">
-          <w:r>
-            <w:rPr>
-              <w:rStyle w:val="Hyperlink"/>
-            </w:rPr>
-            <w:t>betreffend</w:t>
-          </w:r>
-        </w:hyperlink>
-      </w:r>
-      <w:r>
-        <w:rPr>
-          <w:rFonts w:ascii="Charis SIL Regular" w:hAnsi="Charis SIL Regular" w:eastAsia="Charis SIL Regular"/>
-          <w:b w:val="0"/>
-          <w:i w:val="0"/>
-          <w:color w:val="000000"/>
-          <w:sz w:val="24"/>
-        </w:rPr>
-        <w:hyperlink r:id="rId19" w:history="1">
-          <w:r>
-            <w:rPr>
-              <w:rStyle w:val="Hyperlink"/>
-            </w:rPr>
-            <w:t>e</w:t>
-          </w:r>
-        </w:hyperlink>
-      </w:r>
-      <w:r>
-        <w:rPr>
-          <w:rFonts w:ascii="Charis SIL Regular" w:hAnsi="Charis SIL Regular" w:eastAsia="Charis SIL Regular"/>
-          <w:b w:val="0"/>
-          <w:i w:val="0"/>
-          <w:color w:val="000000"/>
-          <w:sz w:val="24"/>
-        </w:rPr>
-        <w:t xml:space="preserve"> </w:t>
+        <w:t xml:space="preserve">zendelingen en missionarissen, zie de desbetreffende </w:t>
       </w:r>
       <w:r>
         <w:rPr>
@@ -2959,7 +2843,7 @@
           <w:sz w:val="24"/>
           <w:u w:val="single"/>
         </w:rPr>
-        <w:hyperlink r:id="rId10" w:history="1">
+        <w:hyperlink r:id="rId20" w:history="1">
           <w:r>
             <w:rPr>
               <w:rStyle w:val="Hyperlink"/>
@@ -3053,7 +2937,7 @@
           <w:sz w:val="24"/>
           <w:u w:val="single"/>
         </w:rPr>
-        <w:hyperlink r:id="rId20" w:history="1">
+        <w:hyperlink r:id="rId10" w:history="1">
           <w:r>
             <w:rPr>
               <w:rStyle w:val="Hyperlink"/>
@@ -4102,7 +3986,7 @@
           <w:sz w:val="24"/>
           <w:u w:val="single"/>
         </w:rPr>
-        <w:hyperlink r:id="rId24" w:history="1">
+        <w:hyperlink r:id="rId26" w:history="1">
           <w:r>
             <w:rPr>
               <w:rStyle w:val="Hyperlink"/>
@@ -4132,7 +4016,7 @@
           <w:color w:val="0000FF"/>
           <w:sz w:val="24"/>
         </w:rPr>
-        <w:t>Mus</w:t>
+        <w:t xml:space="preserve">Museum </w:t>
       </w:r>
       <w:r>
         <w:rPr>
@@ -4141,38 +4025,8 @@
           <w:i w:val="0"/>
           <w:color w:val="0000FF"/>
           <w:sz w:val="24"/>
-          <w:u w:val="single"/>
-        </w:rPr>
-        <w:hyperlink r:id="rId26" w:history="1">
-          <w:r>
-            <w:rPr>
-              <w:rStyle w:val="Hyperlink"/>
-            </w:rPr>
-            <w:t>eum</w:t>
-          </w:r>
-        </w:hyperlink>
-      </w:r>
-      <w:r>
-        <w:rPr>
-          <w:rFonts w:ascii="Charis SIL Regular" w:hAnsi="Charis SIL Regular" w:eastAsia="Charis SIL Regular"/>
-          <w:b w:val="0"/>
-          <w:i w:val="0"/>
-          <w:color w:val="0000FF"/>
-          <w:sz w:val="24"/>
-          <w:u w:val="single"/>
-        </w:rPr>
-        <w:t xml:space="preserve"> </w:t>
-      </w:r>
-      <w:r>
-        <w:rPr>
-          <w:rFonts w:ascii="Charis SIL Regular" w:hAnsi="Charis SIL Regular" w:eastAsia="Charis SIL Regular"/>
-          <w:b w:val="0"/>
-          <w:i w:val="0"/>
-          <w:color w:val="0000FF"/>
-          <w:sz w:val="24"/>
-          <w:u w:val="single"/>
-        </w:rPr>
-        <w:hyperlink r:id="rId26" w:history="1">
+        </w:rPr>
+        <w:hyperlink r:id="rId15" w:history="1">
           <w:r>
             <w:rPr>
               <w:rStyle w:val="Hyperlink"/>
@@ -4190,7 +4044,7 @@
           <w:sz w:val="24"/>
           <w:u w:val="single"/>
         </w:rPr>
-        <w:hyperlink r:id="rId26" w:history="1">
+        <w:hyperlink r:id="rId15" w:history="1">
           <w:r>
             <w:rPr>
               <w:rStyle w:val="Hyperlink"/>

--- a/EXPORTS/DOCX/published/niveau2/Dutch/Indonesia.docx
+++ b/EXPORTS/DOCX/published/niveau2/Dutch/Indonesia.docx
@@ -417,14 +417,7 @@
           <w:color w:val="000000"/>
           <w:sz w:val="24"/>
         </w:rPr>
-        <w:hyperlink r:id="rId9" w:history="1">
-          <w:r>
-            <w:rPr>
-              <w:rStyle w:val="Hyperlink"/>
-            </w:rPr>
-            <w:t>hierover.</w:t>
-          </w:r>
-        </w:hyperlink>
+        <w:t>hierover.</w:t>
       </w:r>
     </w:p>
     <w:p>
@@ -739,39 +732,13 @@
       </w:r>
       <w:r>
         <w:rPr>
-          <w:u w:val="single" w:color="0000ff"/>
           <w:rFonts w:ascii="Charis SIL Regular" w:hAnsi="Charis SIL Regular" w:eastAsia="Charis SIL Regular"/>
           <w:b w:val="0"/>
           <w:i w:val="0"/>
           <w:color w:val="000000"/>
           <w:sz w:val="24"/>
         </w:rPr>
-        <w:hyperlink r:id="rId10" w:history="1">
-          <w:r>
-            <w:rPr>
-              <w:rStyle w:val="Hyperlink"/>
-            </w:rPr>
-            <w:t>in Batavia we</w:t>
-          </w:r>
-        </w:hyperlink>
-      </w:r>
-      <w:r>
-        <w:rPr>
-          <w:u w:val="single" w:color="0000ff"/>
-          <w:rFonts w:ascii="Charis SIL Regular" w:hAnsi="Charis SIL Regular" w:eastAsia="Charis SIL Regular"/>
-          <w:b w:val="0"/>
-          <w:i w:val="0"/>
-          <w:color w:val="000000"/>
-          <w:sz w:val="24"/>
-        </w:rPr>
-        <w:hyperlink r:id="rId10" w:history="1">
-          <w:r>
-            <w:rPr>
-              <w:rStyle w:val="Hyperlink"/>
-            </w:rPr>
-            <w:t>rd o</w:t>
-          </w:r>
-        </w:hyperlink>
+        <w:t>in Batavia werd o</w:t>
       </w:r>
       <w:r>
         <w:rPr>
@@ -1241,7 +1208,63 @@
           <w:color w:val="000000"/>
           <w:sz w:val="24"/>
         </w:rPr>
-        <w:t>gedetailleerde informatie en bronnen met betrekking tot het Batav</w:t>
+        <w:t>gedetailleerde informatie e</w:t>
+      </w:r>
+      <w:r>
+        <w:rPr>
+          <w:u w:val="single" w:color="0000ff"/>
+          <w:rFonts w:ascii="Charis SIL Regular" w:hAnsi="Charis SIL Regular" w:eastAsia="Charis SIL Regular"/>
+          <w:b w:val="0"/>
+          <w:i w:val="0"/>
+          <w:color w:val="000000"/>
+          <w:sz w:val="24"/>
+        </w:rPr>
+        <w:hyperlink r:id="rId12" w:history="1">
+          <w:r>
+            <w:rPr>
+              <w:rStyle w:val="Hyperlink"/>
+            </w:rPr>
+            <w:t>n bronn</w:t>
+          </w:r>
+        </w:hyperlink>
+      </w:r>
+      <w:r>
+        <w:rPr>
+          <w:rFonts w:ascii="Charis SIL Regular" w:hAnsi="Charis SIL Regular" w:eastAsia="Charis SIL Regular"/>
+          <w:b w:val="0"/>
+          <w:i w:val="0"/>
+          <w:color w:val="000000"/>
+          <w:sz w:val="24"/>
+        </w:rPr>
+        <w:t>en met betre</w:t>
+      </w:r>
+      <w:r>
+        <w:rPr>
+          <w:u w:val="single" w:color="0000ff"/>
+          <w:rFonts w:ascii="Charis SIL Regular" w:hAnsi="Charis SIL Regular" w:eastAsia="Charis SIL Regular"/>
+          <w:b w:val="0"/>
+          <w:i w:val="0"/>
+          <w:color w:val="000000"/>
+          <w:sz w:val="24"/>
+        </w:rPr>
+        <w:hyperlink r:id="rId12" w:history="1">
+          <w:r>
+            <w:rPr>
+              <w:rStyle w:val="Hyperlink"/>
+            </w:rPr>
+            <w:t>kki</w:t>
+          </w:r>
+        </w:hyperlink>
+      </w:r>
+      <w:r>
+        <w:rPr>
+          <w:rFonts w:ascii="Charis SIL Regular" w:hAnsi="Charis SIL Regular" w:eastAsia="Charis SIL Regular"/>
+          <w:b w:val="0"/>
+          <w:i w:val="0"/>
+          <w:color w:val="000000"/>
+          <w:sz w:val="24"/>
+        </w:rPr>
+        <w:t>ng tot het Batav</w:t>
       </w:r>
       <w:r>
         <w:rPr>
@@ -2843,7 +2866,7 @@
           <w:sz w:val="24"/>
           <w:u w:val="single"/>
         </w:rPr>
-        <w:hyperlink r:id="rId20" w:history="1">
+        <w:hyperlink r:id="rId10" w:history="1">
           <w:r>
             <w:rPr>
               <w:rStyle w:val="Hyperlink"/>
@@ -2937,7 +2960,7 @@
           <w:sz w:val="24"/>
           <w:u w:val="single"/>
         </w:rPr>
-        <w:hyperlink r:id="rId10" w:history="1">
+        <w:hyperlink r:id="rId20" w:history="1">
           <w:r>
             <w:rPr>
               <w:rStyle w:val="Hyperlink"/>
@@ -3029,175 +3052,13 @@
       </w:r>
       <w:r>
         <w:rPr>
-          <w:u w:val="single" w:color="0000ff"/>
           <w:rFonts w:ascii="Charis SIL Regular" w:hAnsi="Charis SIL Regular" w:eastAsia="Charis SIL Regular"/>
           <w:b w:val="0"/>
           <w:i w:val="0"/>
           <w:color w:val="000000"/>
           <w:sz w:val="24"/>
         </w:rPr>
-        <w:hyperlink r:id="rId10" w:history="1">
-          <w:r>
-            <w:rPr>
-              <w:rStyle w:val="Hyperlink"/>
-            </w:rPr>
-            <w:t>dit</w:t>
-          </w:r>
-        </w:hyperlink>
-      </w:r>
-      <w:r>
-        <w:rPr>
-          <w:u w:val="single" w:color="0000ff"/>
-          <w:rFonts w:ascii="Charis SIL Regular" w:hAnsi="Charis SIL Regular" w:eastAsia="Charis SIL Regular"/>
-          <w:b w:val="0"/>
-          <w:i w:val="0"/>
-          <w:color w:val="000000"/>
-          <w:sz w:val="24"/>
-        </w:rPr>
-        <w:hyperlink r:id="rId10" w:history="1">
-          <w:r>
-            <w:rPr>
-              <w:rStyle w:val="Hyperlink"/>
-            </w:rPr>
-            <w:t xml:space="preserve"> soort organisati</w:t>
-          </w:r>
-        </w:hyperlink>
-      </w:r>
-      <w:r>
-        <w:rPr>
-          <w:rFonts w:ascii="Charis SIL Regular" w:hAnsi="Charis SIL Regular" w:eastAsia="Charis SIL Regular"/>
-          <w:b w:val="0"/>
-          <w:i w:val="0"/>
-          <w:color w:val="000000"/>
-          <w:sz w:val="24"/>
-        </w:rPr>
-        <w:t>es werd</w:t>
-      </w:r>
-      <w:r>
-        <w:rPr>
-          <w:u w:val="single" w:color="0000ff"/>
-          <w:rFonts w:ascii="Charis SIL Regular" w:hAnsi="Charis SIL Regular" w:eastAsia="Charis SIL Regular"/>
-          <w:b w:val="0"/>
-          <w:i w:val="0"/>
-          <w:color w:val="000000"/>
-          <w:sz w:val="24"/>
-        </w:rPr>
-        <w:hyperlink r:id="rId20" w:history="1">
-          <w:r>
-            <w:rPr>
-              <w:rStyle w:val="Hyperlink"/>
-            </w:rPr>
-            <w:t>en de bevi</w:t>
-          </w:r>
-        </w:hyperlink>
-      </w:r>
-      <w:r>
-        <w:rPr>
-          <w:u w:val="single" w:color="0000ff"/>
-          <w:rFonts w:ascii="Charis SIL Regular" w:hAnsi="Charis SIL Regular" w:eastAsia="Charis SIL Regular"/>
-          <w:b w:val="0"/>
-          <w:i w:val="0"/>
-          <w:color w:val="000000"/>
-          <w:sz w:val="24"/>
-        </w:rPr>
-        <w:hyperlink r:id="rId20" w:history="1">
-          <w:r>
-            <w:rPr>
-              <w:rStyle w:val="Hyperlink"/>
-            </w:rPr>
-            <w:t xml:space="preserve">ndingen </w:t>
-          </w:r>
-        </w:hyperlink>
-      </w:r>
-      <w:r>
-        <w:rPr>
-          <w:u w:val="single" w:color="0000ff"/>
-          <w:rFonts w:ascii="Charis SIL Regular" w:hAnsi="Charis SIL Regular" w:eastAsia="Charis SIL Regular"/>
-          <w:b w:val="0"/>
-          <w:i w:val="0"/>
-          <w:color w:val="000000"/>
-          <w:sz w:val="24"/>
-        </w:rPr>
-        <w:hyperlink r:id="rId20" w:history="1">
-          <w:r>
-            <w:rPr>
-              <w:rStyle w:val="Hyperlink"/>
-            </w:rPr>
-            <w:t>v</w:t>
-          </w:r>
-        </w:hyperlink>
-      </w:r>
-      <w:r>
-        <w:rPr>
-          <w:u w:val="single" w:color="0000ff"/>
-          <w:rFonts w:ascii="Charis SIL Regular" w:hAnsi="Charis SIL Regular" w:eastAsia="Charis SIL Regular"/>
-          <w:b w:val="0"/>
-          <w:i w:val="0"/>
-          <w:color w:val="000000"/>
-          <w:sz w:val="24"/>
-        </w:rPr>
-        <w:hyperlink r:id="rId20" w:history="1">
-          <w:r>
-            <w:rPr>
-              <w:rStyle w:val="Hyperlink"/>
-            </w:rPr>
-            <w:t>an w</w:t>
-          </w:r>
-        </w:hyperlink>
-      </w:r>
-      <w:r>
-        <w:rPr>
-          <w:u w:val="single" w:color="0000ff"/>
-          <w:rFonts w:ascii="Charis SIL Regular" w:hAnsi="Charis SIL Regular" w:eastAsia="Charis SIL Regular"/>
-          <w:b w:val="0"/>
-          <w:i w:val="0"/>
-          <w:color w:val="000000"/>
-          <w:sz w:val="24"/>
-        </w:rPr>
-        <w:hyperlink r:id="rId20" w:history="1">
-          <w:r>
-            <w:rPr>
-              <w:rStyle w:val="Hyperlink"/>
-            </w:rPr>
-            <w:t>etens</w:t>
-          </w:r>
-        </w:hyperlink>
-      </w:r>
-      <w:r>
-        <w:rPr>
-          <w:u w:val="single" w:color="0000ff"/>
-          <w:rFonts w:ascii="Charis SIL Regular" w:hAnsi="Charis SIL Regular" w:eastAsia="Charis SIL Regular"/>
-          <w:b w:val="0"/>
-          <w:i w:val="0"/>
-          <w:color w:val="000000"/>
-          <w:sz w:val="24"/>
-        </w:rPr>
-        <w:hyperlink r:id="rId20" w:history="1">
-          <w:r>
-            <w:rPr>
-              <w:rStyle w:val="Hyperlink"/>
-            </w:rPr>
-            <w:t>c</w:t>
-          </w:r>
-        </w:hyperlink>
-      </w:r>
-      <w:r>
-        <w:rPr>
-          <w:u w:val="single" w:color="0000ff"/>
-          <w:rFonts w:ascii="Charis SIL Regular" w:hAnsi="Charis SIL Regular" w:eastAsia="Charis SIL Regular"/>
-          <w:b w:val="0"/>
-          <w:i w:val="0"/>
-          <w:color w:val="000000"/>
-          <w:sz w:val="24"/>
-        </w:rPr>
-        <w:hyperlink r:id="rId20" w:history="1">
-          <w:r>
-            <w:rPr>
-              <w:rStyle w:val="Hyperlink"/>
-            </w:rPr>
-            <w:t>happe</w:t>
-          </w:r>
-        </w:hyperlink>
+        <w:t>dit soort organisaties werden de bevindingen van wetenschappe</w:t>
       </w:r>
       <w:r>
         <w:rPr>
@@ -3955,38 +3816,19 @@
           <w:i w:val="0"/>
           <w:color w:val="0000FF"/>
           <w:sz w:val="24"/>
+        </w:rPr>
+        <w:t xml:space="preserve"> Amst</w:t>
+      </w:r>
+      <w:r>
+        <w:rPr>
+          <w:rFonts w:ascii="Charis SIL Regular" w:hAnsi="Charis SIL Regular" w:eastAsia="Charis SIL Regular"/>
+          <w:b w:val="0"/>
+          <w:i w:val="0"/>
+          <w:color w:val="0000FF"/>
+          <w:sz w:val="24"/>
           <w:u w:val="single"/>
         </w:rPr>
-        <w:t xml:space="preserve"> </w:t>
-      </w:r>
-      <w:r>
-        <w:rPr>
-          <w:rFonts w:ascii="Charis SIL Regular" w:hAnsi="Charis SIL Regular" w:eastAsia="Charis SIL Regular"/>
-          <w:b w:val="0"/>
-          <w:i w:val="0"/>
-          <w:color w:val="0000FF"/>
-          <w:sz w:val="24"/>
-          <w:u w:val="single"/>
-        </w:rPr>
-        <w:hyperlink r:id="rId26" w:history="1">
-          <w:r>
-            <w:rPr>
-              <w:rStyle w:val="Hyperlink"/>
-            </w:rPr>
-            <w:t>Amst</w:t>
-          </w:r>
-        </w:hyperlink>
-      </w:r>
-      <w:r>
-        <w:rPr>
-          <w:rFonts w:ascii="Charis SIL Regular" w:hAnsi="Charis SIL Regular" w:eastAsia="Charis SIL Regular"/>
-          <w:b w:val="0"/>
-          <w:i w:val="0"/>
-          <w:color w:val="0000FF"/>
-          <w:sz w:val="24"/>
-          <w:u w:val="single"/>
-        </w:rPr>
-        <w:hyperlink r:id="rId26" w:history="1">
+        <w:hyperlink r:id="rId24" w:history="1">
           <w:r>
             <w:rPr>
               <w:rStyle w:val="Hyperlink"/>
@@ -4016,7 +3858,14 @@
           <w:color w:val="0000FF"/>
           <w:sz w:val="24"/>
         </w:rPr>
-        <w:t xml:space="preserve">Museum </w:t>
+        <w:hyperlink r:id="rId15" w:history="1">
+          <w:r>
+            <w:rPr>
+              <w:rStyle w:val="Hyperlink"/>
+            </w:rPr>
+            <w:t>Mus</w:t>
+          </w:r>
+        </w:hyperlink>
       </w:r>
       <w:r>
         <w:rPr>
@@ -4025,8 +3874,38 @@
           <w:i w:val="0"/>
           <w:color w:val="0000FF"/>
           <w:sz w:val="24"/>
-        </w:rPr>
-        <w:hyperlink r:id="rId15" w:history="1">
+          <w:u w:val="single"/>
+        </w:rPr>
+        <w:hyperlink r:id="rId26" w:history="1">
+          <w:r>
+            <w:rPr>
+              <w:rStyle w:val="Hyperlink"/>
+            </w:rPr>
+            <w:t>eum</w:t>
+          </w:r>
+        </w:hyperlink>
+      </w:r>
+      <w:r>
+        <w:rPr>
+          <w:rFonts w:ascii="Charis SIL Regular" w:hAnsi="Charis SIL Regular" w:eastAsia="Charis SIL Regular"/>
+          <w:b w:val="0"/>
+          <w:i w:val="0"/>
+          <w:color w:val="0000FF"/>
+          <w:sz w:val="24"/>
+          <w:u w:val="single"/>
+        </w:rPr>
+        <w:t xml:space="preserve"> </w:t>
+      </w:r>
+      <w:r>
+        <w:rPr>
+          <w:rFonts w:ascii="Charis SIL Regular" w:hAnsi="Charis SIL Regular" w:eastAsia="Charis SIL Regular"/>
+          <w:b w:val="0"/>
+          <w:i w:val="0"/>
+          <w:color w:val="0000FF"/>
+          <w:sz w:val="24"/>
+          <w:u w:val="single"/>
+        </w:rPr>
+        <w:hyperlink r:id="rId26" w:history="1">
           <w:r>
             <w:rPr>
               <w:rStyle w:val="Hyperlink"/>
@@ -4044,7 +3923,7 @@
           <w:sz w:val="24"/>
           <w:u w:val="single"/>
         </w:rPr>
-        <w:hyperlink r:id="rId15" w:history="1">
+        <w:hyperlink r:id="rId26" w:history="1">
           <w:r>
             <w:rPr>
               <w:rStyle w:val="Hyperlink"/>

--- a/EXPORTS/DOCX/published/niveau2/Dutch/Indonesia.docx
+++ b/EXPORTS/DOCX/published/niveau2/Dutch/Indonesia.docx
@@ -417,7 +417,14 @@
           <w:color w:val="000000"/>
           <w:sz w:val="24"/>
         </w:rPr>
-        <w:t>hierover.</w:t>
+        <w:hyperlink r:id="rId9" w:history="1">
+          <w:r>
+            <w:rPr>
+              <w:rStyle w:val="Hyperlink"/>
+            </w:rPr>
+            <w:t>hierover.</w:t>
+          </w:r>
+        </w:hyperlink>
       </w:r>
     </w:p>
     <w:p>
@@ -732,13 +739,39 @@
       </w:r>
       <w:r>
         <w:rPr>
+          <w:u w:val="single" w:color="0000ff"/>
           <w:rFonts w:ascii="Charis SIL Regular" w:hAnsi="Charis SIL Regular" w:eastAsia="Charis SIL Regular"/>
           <w:b w:val="0"/>
           <w:i w:val="0"/>
           <w:color w:val="000000"/>
           <w:sz w:val="24"/>
         </w:rPr>
-        <w:t>in Batavia werd o</w:t>
+        <w:hyperlink r:id="rId10" w:history="1">
+          <w:r>
+            <w:rPr>
+              <w:rStyle w:val="Hyperlink"/>
+            </w:rPr>
+            <w:t>in Batavia we</w:t>
+          </w:r>
+        </w:hyperlink>
+      </w:r>
+      <w:r>
+        <w:rPr>
+          <w:u w:val="single" w:color="0000ff"/>
+          <w:rFonts w:ascii="Charis SIL Regular" w:hAnsi="Charis SIL Regular" w:eastAsia="Charis SIL Regular"/>
+          <w:b w:val="0"/>
+          <w:i w:val="0"/>
+          <w:color w:val="000000"/>
+          <w:sz w:val="24"/>
+        </w:rPr>
+        <w:hyperlink r:id="rId10" w:history="1">
+          <w:r>
+            <w:rPr>
+              <w:rStyle w:val="Hyperlink"/>
+            </w:rPr>
+            <w:t>rd o</w:t>
+          </w:r>
+        </w:hyperlink>
       </w:r>
       <w:r>
         <w:rPr>
@@ -1230,13 +1263,21 @@
       </w:r>
       <w:r>
         <w:rPr>
+          <w:u w:val="single" w:color="0000ff"/>
           <w:rFonts w:ascii="Charis SIL Regular" w:hAnsi="Charis SIL Regular" w:eastAsia="Charis SIL Regular"/>
           <w:b w:val="0"/>
           <w:i w:val="0"/>
           <w:color w:val="000000"/>
           <w:sz w:val="24"/>
         </w:rPr>
-        <w:t>en met betre</w:t>
+        <w:hyperlink r:id="rId12" w:history="1">
+          <w:r>
+            <w:rPr>
+              <w:rStyle w:val="Hyperlink"/>
+            </w:rPr>
+            <w:t>en met betre</w:t>
+          </w:r>
+        </w:hyperlink>
       </w:r>
       <w:r>
         <w:rPr>
@@ -1258,13 +1299,75 @@
       </w:r>
       <w:r>
         <w:rPr>
+          <w:u w:val="single" w:color="0000ff"/>
           <w:rFonts w:ascii="Charis SIL Regular" w:hAnsi="Charis SIL Regular" w:eastAsia="Charis SIL Regular"/>
           <w:b w:val="0"/>
           <w:i w:val="0"/>
           <w:color w:val="000000"/>
           <w:sz w:val="24"/>
         </w:rPr>
-        <w:t>ng tot het Batav</w:t>
+        <w:hyperlink r:id="rId12" w:history="1">
+          <w:r>
+            <w:rPr>
+              <w:rStyle w:val="Hyperlink"/>
+            </w:rPr>
+            <w:t>n</w:t>
+          </w:r>
+        </w:hyperlink>
+      </w:r>
+      <w:r>
+        <w:rPr>
+          <w:u w:val="single" w:color="0000ff"/>
+          <w:rFonts w:ascii="Charis SIL Regular" w:hAnsi="Charis SIL Regular" w:eastAsia="Charis SIL Regular"/>
+          <w:b w:val="0"/>
+          <w:i w:val="0"/>
+          <w:color w:val="000000"/>
+          <w:sz w:val="24"/>
+        </w:rPr>
+        <w:hyperlink r:id="rId12" w:history="1">
+          <w:r>
+            <w:rPr>
+              <w:rStyle w:val="Hyperlink"/>
+            </w:rPr>
+            <w:t xml:space="preserve">g </w:t>
+          </w:r>
+        </w:hyperlink>
+      </w:r>
+      <w:r>
+        <w:rPr>
+          <w:u w:val="single" w:color="0000ff"/>
+          <w:rFonts w:ascii="Charis SIL Regular" w:hAnsi="Charis SIL Regular" w:eastAsia="Charis SIL Regular"/>
+          <w:b w:val="0"/>
+          <w:i w:val="0"/>
+          <w:color w:val="000000"/>
+          <w:sz w:val="24"/>
+        </w:rPr>
+        <w:hyperlink r:id="rId12" w:history="1">
+          <w:r>
+            <w:rPr>
+              <w:rStyle w:val="Hyperlink"/>
+            </w:rPr>
+            <w:t>t</w:t>
+          </w:r>
+        </w:hyperlink>
+      </w:r>
+      <w:r>
+        <w:rPr>
+          <w:u w:val="single" w:color="0000ff"/>
+          <w:rFonts w:ascii="Charis SIL Regular" w:hAnsi="Charis SIL Regular" w:eastAsia="Charis SIL Regular"/>
+          <w:b w:val="0"/>
+          <w:i w:val="0"/>
+          <w:color w:val="000000"/>
+          <w:sz w:val="24"/>
+        </w:rPr>
+        <w:hyperlink r:id="rId12" w:history="1">
+          <w:r>
+            <w:rPr>
+              <w:rStyle w:val="Hyperlink"/>
+            </w:rPr>
+            <w:t>ot het Batav</w:t>
+          </w:r>
+        </w:hyperlink>
       </w:r>
       <w:r>
         <w:rPr>
@@ -2895,6 +2998,71 @@
           <w:sz w:val="24"/>
           <w:u w:val="single"/>
         </w:rPr>
+        <w:hyperlink r:id="rId10" w:history="1">
+          <w:r>
+            <w:rPr>
+              <w:rStyle w:val="Hyperlink"/>
+            </w:rPr>
+            <w:t>e</w:t>
+          </w:r>
+        </w:hyperlink>
+      </w:r>
+      <w:r>
+        <w:rPr>
+          <w:rFonts w:ascii="Charis SIL Regular" w:hAnsi="Charis SIL Regular" w:eastAsia="Charis SIL Regular"/>
+          <w:b w:val="0"/>
+          <w:i w:val="0"/>
+          <w:color w:val="0000FF"/>
+          <w:sz w:val="24"/>
+          <w:u w:val="single"/>
+        </w:rPr>
+        <w:hyperlink r:id="rId10" w:history="1">
+          <w:r>
+            <w:rPr>
+              <w:rStyle w:val="Hyperlink"/>
+            </w:rPr>
+            <w:t>n</w:t>
+          </w:r>
+        </w:hyperlink>
+      </w:r>
+      <w:r>
+        <w:rPr>
+          <w:rFonts w:ascii="Charis SIL Regular" w:hAnsi="Charis SIL Regular" w:eastAsia="Charis SIL Regular"/>
+          <w:b w:val="0"/>
+          <w:i w:val="0"/>
+          <w:color w:val="0000FF"/>
+          <w:sz w:val="24"/>
+          <w:u w:val="single"/>
+        </w:rPr>
+        <w:t xml:space="preserve"> </w:t>
+      </w:r>
+      <w:r>
+        <w:rPr>
+          <w:rFonts w:ascii="Charis SIL Regular" w:hAnsi="Charis SIL Regular" w:eastAsia="Charis SIL Regular"/>
+          <w:b w:val="0"/>
+          <w:i w:val="0"/>
+          <w:color w:val="0000FF"/>
+          <w:sz w:val="24"/>
+          <w:u w:val="single"/>
+        </w:rPr>
+        <w:hyperlink r:id="rId20" w:history="1">
+          <w:r>
+            <w:rPr>
+              <w:rStyle w:val="Hyperlink"/>
+            </w:rPr>
+            <w:t>Volkenkund</w:t>
+          </w:r>
+        </w:hyperlink>
+      </w:r>
+      <w:r>
+        <w:rPr>
+          <w:rFonts w:ascii="Charis SIL Regular" w:hAnsi="Charis SIL Regular" w:eastAsia="Charis SIL Regular"/>
+          <w:b w:val="0"/>
+          <w:i w:val="0"/>
+          <w:color w:val="0000FF"/>
+          <w:sz w:val="24"/>
+          <w:u w:val="single"/>
+        </w:rPr>
         <w:hyperlink r:id="rId20" w:history="1">
           <w:r>
             <w:rPr>
@@ -2906,71 +3074,6 @@
       </w:r>
       <w:r>
         <w:rPr>
-          <w:rFonts w:ascii="Charis SIL Regular" w:hAnsi="Charis SIL Regular" w:eastAsia="Charis SIL Regular"/>
-          <w:b w:val="0"/>
-          <w:i w:val="0"/>
-          <w:color w:val="0000FF"/>
-          <w:sz w:val="24"/>
-          <w:u w:val="single"/>
-        </w:rPr>
-        <w:hyperlink r:id="rId20" w:history="1">
-          <w:r>
-            <w:rPr>
-              <w:rStyle w:val="Hyperlink"/>
-            </w:rPr>
-            <w:t>n</w:t>
-          </w:r>
-        </w:hyperlink>
-      </w:r>
-      <w:r>
-        <w:rPr>
-          <w:rFonts w:ascii="Charis SIL Regular" w:hAnsi="Charis SIL Regular" w:eastAsia="Charis SIL Regular"/>
-          <w:b w:val="0"/>
-          <w:i w:val="0"/>
-          <w:color w:val="0000FF"/>
-          <w:sz w:val="24"/>
-          <w:u w:val="single"/>
-        </w:rPr>
-        <w:t xml:space="preserve"> </w:t>
-      </w:r>
-      <w:r>
-        <w:rPr>
-          <w:rFonts w:ascii="Charis SIL Regular" w:hAnsi="Charis SIL Regular" w:eastAsia="Charis SIL Regular"/>
-          <w:b w:val="0"/>
-          <w:i w:val="0"/>
-          <w:color w:val="0000FF"/>
-          <w:sz w:val="24"/>
-          <w:u w:val="single"/>
-        </w:rPr>
-        <w:hyperlink r:id="rId20" w:history="1">
-          <w:r>
-            <w:rPr>
-              <w:rStyle w:val="Hyperlink"/>
-            </w:rPr>
-            <w:t>Volkenkund</w:t>
-          </w:r>
-        </w:hyperlink>
-      </w:r>
-      <w:r>
-        <w:rPr>
-          <w:rFonts w:ascii="Charis SIL Regular" w:hAnsi="Charis SIL Regular" w:eastAsia="Charis SIL Regular"/>
-          <w:b w:val="0"/>
-          <w:i w:val="0"/>
-          <w:color w:val="0000FF"/>
-          <w:sz w:val="24"/>
-          <w:u w:val="single"/>
-        </w:rPr>
-        <w:hyperlink r:id="rId20" w:history="1">
-          <w:r>
-            <w:rPr>
-              <w:rStyle w:val="Hyperlink"/>
-            </w:rPr>
-            <w:t>e</w:t>
-          </w:r>
-        </w:hyperlink>
-      </w:r>
-      <w:r>
-        <w:rPr>
           <w:u w:val="single" w:color="0000ff"/>
           <w:rFonts w:ascii="Charis SIL Regular" w:hAnsi="Charis SIL Regular" w:eastAsia="Charis SIL Regular"/>
           <w:b w:val="0"/>
@@ -3052,13 +3155,49 @@
       </w:r>
       <w:r>
         <w:rPr>
+          <w:u w:val="single" w:color="0000ff"/>
           <w:rFonts w:ascii="Charis SIL Regular" w:hAnsi="Charis SIL Regular" w:eastAsia="Charis SIL Regular"/>
           <w:b w:val="0"/>
           <w:i w:val="0"/>
           <w:color w:val="000000"/>
           <w:sz w:val="24"/>
         </w:rPr>
-        <w:t>dit soort organisaties werden de bevindingen van wetenschappe</w:t>
+        <w:hyperlink r:id="rId10" w:history="1">
+          <w:r>
+            <w:rPr>
+              <w:rStyle w:val="Hyperlink"/>
+            </w:rPr>
+            <w:t>dit</w:t>
+          </w:r>
+        </w:hyperlink>
+      </w:r>
+      <w:r>
+        <w:rPr>
+          <w:u w:val="single" w:color="0000ff"/>
+          <w:rFonts w:ascii="Charis SIL Regular" w:hAnsi="Charis SIL Regular" w:eastAsia="Charis SIL Regular"/>
+          <w:b w:val="0"/>
+          <w:i w:val="0"/>
+          <w:color w:val="000000"/>
+          <w:sz w:val="24"/>
+        </w:rPr>
+        <w:hyperlink r:id="rId10" w:history="1">
+          <w:r>
+            <w:rPr>
+              <w:rStyle w:val="Hyperlink"/>
+            </w:rPr>
+            <w:t xml:space="preserve"> soort organisati</w:t>
+          </w:r>
+        </w:hyperlink>
+      </w:r>
+      <w:r>
+        <w:rPr>
+          <w:rFonts w:ascii="Charis SIL Regular" w:hAnsi="Charis SIL Regular" w:eastAsia="Charis SIL Regular"/>
+          <w:b w:val="0"/>
+          <w:i w:val="0"/>
+          <w:color w:val="000000"/>
+          <w:sz w:val="24"/>
+        </w:rPr>
+        <w:t>es werd</w:t>
       </w:r>
       <w:r>
         <w:rPr>
@@ -3074,7 +3213,151 @@
             <w:rPr>
               <w:rStyle w:val="Hyperlink"/>
             </w:rPr>
-            <w:t>lijk</w:t>
+            <w:t>en de bevi</w:t>
+          </w:r>
+        </w:hyperlink>
+      </w:r>
+      <w:r>
+        <w:rPr>
+          <w:u w:val="single" w:color="0000ff"/>
+          <w:rFonts w:ascii="Charis SIL Regular" w:hAnsi="Charis SIL Regular" w:eastAsia="Charis SIL Regular"/>
+          <w:b w:val="0"/>
+          <w:i w:val="0"/>
+          <w:color w:val="000000"/>
+          <w:sz w:val="24"/>
+        </w:rPr>
+        <w:hyperlink r:id="rId20" w:history="1">
+          <w:r>
+            <w:rPr>
+              <w:rStyle w:val="Hyperlink"/>
+            </w:rPr>
+            <w:t xml:space="preserve">ndingen </w:t>
+          </w:r>
+        </w:hyperlink>
+      </w:r>
+      <w:r>
+        <w:rPr>
+          <w:u w:val="single" w:color="0000ff"/>
+          <w:rFonts w:ascii="Charis SIL Regular" w:hAnsi="Charis SIL Regular" w:eastAsia="Charis SIL Regular"/>
+          <w:b w:val="0"/>
+          <w:i w:val="0"/>
+          <w:color w:val="000000"/>
+          <w:sz w:val="24"/>
+        </w:rPr>
+        <w:hyperlink r:id="rId20" w:history="1">
+          <w:r>
+            <w:rPr>
+              <w:rStyle w:val="Hyperlink"/>
+            </w:rPr>
+            <w:t>v</w:t>
+          </w:r>
+        </w:hyperlink>
+      </w:r>
+      <w:r>
+        <w:rPr>
+          <w:u w:val="single" w:color="0000ff"/>
+          <w:rFonts w:ascii="Charis SIL Regular" w:hAnsi="Charis SIL Regular" w:eastAsia="Charis SIL Regular"/>
+          <w:b w:val="0"/>
+          <w:i w:val="0"/>
+          <w:color w:val="000000"/>
+          <w:sz w:val="24"/>
+        </w:rPr>
+        <w:hyperlink r:id="rId20" w:history="1">
+          <w:r>
+            <w:rPr>
+              <w:rStyle w:val="Hyperlink"/>
+            </w:rPr>
+            <w:t>an w</w:t>
+          </w:r>
+        </w:hyperlink>
+      </w:r>
+      <w:r>
+        <w:rPr>
+          <w:u w:val="single" w:color="0000ff"/>
+          <w:rFonts w:ascii="Charis SIL Regular" w:hAnsi="Charis SIL Regular" w:eastAsia="Charis SIL Regular"/>
+          <w:b w:val="0"/>
+          <w:i w:val="0"/>
+          <w:color w:val="000000"/>
+          <w:sz w:val="24"/>
+        </w:rPr>
+        <w:hyperlink r:id="rId20" w:history="1">
+          <w:r>
+            <w:rPr>
+              <w:rStyle w:val="Hyperlink"/>
+            </w:rPr>
+            <w:t>etens</w:t>
+          </w:r>
+        </w:hyperlink>
+      </w:r>
+      <w:r>
+        <w:rPr>
+          <w:u w:val="single" w:color="0000ff"/>
+          <w:rFonts w:ascii="Charis SIL Regular" w:hAnsi="Charis SIL Regular" w:eastAsia="Charis SIL Regular"/>
+          <w:b w:val="0"/>
+          <w:i w:val="0"/>
+          <w:color w:val="000000"/>
+          <w:sz w:val="24"/>
+        </w:rPr>
+        <w:hyperlink r:id="rId20" w:history="1">
+          <w:r>
+            <w:rPr>
+              <w:rStyle w:val="Hyperlink"/>
+            </w:rPr>
+            <w:t>c</w:t>
+          </w:r>
+        </w:hyperlink>
+      </w:r>
+      <w:r>
+        <w:rPr>
+          <w:u w:val="single" w:color="0000ff"/>
+          <w:rFonts w:ascii="Charis SIL Regular" w:hAnsi="Charis SIL Regular" w:eastAsia="Charis SIL Regular"/>
+          <w:b w:val="0"/>
+          <w:i w:val="0"/>
+          <w:color w:val="000000"/>
+          <w:sz w:val="24"/>
+        </w:rPr>
+        <w:hyperlink r:id="rId20" w:history="1">
+          <w:r>
+            <w:rPr>
+              <w:rStyle w:val="Hyperlink"/>
+            </w:rPr>
+            <w:t>happe</w:t>
+          </w:r>
+        </w:hyperlink>
+      </w:r>
+      <w:r>
+        <w:rPr>
+          <w:u w:val="single" w:color="0000ff"/>
+          <w:rFonts w:ascii="Charis SIL Regular" w:hAnsi="Charis SIL Regular" w:eastAsia="Charis SIL Regular"/>
+          <w:b w:val="0"/>
+          <w:i w:val="0"/>
+          <w:color w:val="000000"/>
+          <w:sz w:val="24"/>
+        </w:rPr>
+        <w:hyperlink r:id="rId20" w:history="1">
+          <w:r>
+            <w:rPr>
+              <w:rStyle w:val="Hyperlink"/>
+            </w:rPr>
+            <w:t>lij</w:t>
+          </w:r>
+        </w:hyperlink>
+      </w:r>
+      <w:r>
+        <w:rPr>
+          <w:u w:val="single" w:color="0000ff"/>
+          <w:rFonts w:ascii="Charis SIL Regular" w:hAnsi="Charis SIL Regular" w:eastAsia="Charis SIL Regular"/>
+          <w:b w:val="0"/>
+          <w:i w:val="0"/>
+          <w:color w:val="000000"/>
+          <w:sz w:val="24"/>
+        </w:rPr>
+        <w:hyperlink r:id="rId20" w:history="1">
+          <w:r>
+            <w:rPr>
+              <w:rStyle w:val="Hyperlink"/>
+            </w:rPr>
+            <w:t>k</w:t>
           </w:r>
         </w:hyperlink>
       </w:r>
@@ -3816,8 +4099,27 @@
           <w:i w:val="0"/>
           <w:color w:val="0000FF"/>
           <w:sz w:val="24"/>
-        </w:rPr>
-        <w:t xml:space="preserve"> Amst</w:t>
+          <w:u w:val="single"/>
+        </w:rPr>
+        <w:t xml:space="preserve"> </w:t>
+      </w:r>
+      <w:r>
+        <w:rPr>
+          <w:rFonts w:ascii="Charis SIL Regular" w:hAnsi="Charis SIL Regular" w:eastAsia="Charis SIL Regular"/>
+          <w:b w:val="0"/>
+          <w:i w:val="0"/>
+          <w:color w:val="0000FF"/>
+          <w:sz w:val="24"/>
+          <w:u w:val="single"/>
+        </w:rPr>
+        <w:hyperlink r:id="rId26" w:history="1">
+          <w:r>
+            <w:rPr>
+              <w:rStyle w:val="Hyperlink"/>
+            </w:rPr>
+            <w:t>Amst</w:t>
+          </w:r>
+        </w:hyperlink>
       </w:r>
       <w:r>
         <w:rPr>
@@ -3857,6 +4159,7 @@
           <w:i w:val="0"/>
           <w:color w:val="0000FF"/>
           <w:sz w:val="24"/>
+          <w:u w:val="single"/>
         </w:rPr>
         <w:hyperlink r:id="rId15" w:history="1">
           <w:r>
@@ -3905,7 +4208,7 @@
           <w:sz w:val="24"/>
           <w:u w:val="single"/>
         </w:rPr>
-        <w:hyperlink r:id="rId26" w:history="1">
+        <w:hyperlink r:id="rId15" w:history="1">
           <w:r>
             <w:rPr>
               <w:rStyle w:val="Hyperlink"/>
@@ -3923,7 +4226,7 @@
           <w:sz w:val="24"/>
           <w:u w:val="single"/>
         </w:rPr>
-        <w:hyperlink r:id="rId26" w:history="1">
+        <w:hyperlink r:id="rId15" w:history="1">
           <w:r>
             <w:rPr>
               <w:rStyle w:val="Hyperlink"/>

--- a/EXPORTS/DOCX/published/niveau2/Dutch/Indonesia.docx
+++ b/EXPORTS/DOCX/published/niveau2/Dutch/Indonesia.docx
@@ -1241,43 +1241,7 @@
           <w:color w:val="000000"/>
           <w:sz w:val="24"/>
         </w:rPr>
-        <w:t>gedetailleerde informatie e</w:t>
-      </w:r>
-      <w:r>
-        <w:rPr>
-          <w:u w:val="single" w:color="0000ff"/>
-          <w:rFonts w:ascii="Charis SIL Regular" w:hAnsi="Charis SIL Regular" w:eastAsia="Charis SIL Regular"/>
-          <w:b w:val="0"/>
-          <w:i w:val="0"/>
-          <w:color w:val="000000"/>
-          <w:sz w:val="24"/>
-        </w:rPr>
-        <w:hyperlink r:id="rId12" w:history="1">
-          <w:r>
-            <w:rPr>
-              <w:rStyle w:val="Hyperlink"/>
-            </w:rPr>
-            <w:t>n bronn</w:t>
-          </w:r>
-        </w:hyperlink>
-      </w:r>
-      <w:r>
-        <w:rPr>
-          <w:u w:val="single" w:color="0000ff"/>
-          <w:rFonts w:ascii="Charis SIL Regular" w:hAnsi="Charis SIL Regular" w:eastAsia="Charis SIL Regular"/>
-          <w:b w:val="0"/>
-          <w:i w:val="0"/>
-          <w:color w:val="000000"/>
-          <w:sz w:val="24"/>
-        </w:rPr>
-        <w:hyperlink r:id="rId12" w:history="1">
-          <w:r>
-            <w:rPr>
-              <w:rStyle w:val="Hyperlink"/>
-            </w:rPr>
-            <w:t>en met betre</w:t>
-          </w:r>
-        </w:hyperlink>
+        <w:t>gedetailleerde informatie en bronnen met betre</w:t>
       </w:r>
       <w:r>
         <w:rPr>
@@ -2487,7 +2451,46 @@
           <w:color w:val="000000"/>
           <w:sz w:val="24"/>
         </w:rPr>
-        <w:t xml:space="preserve">zendelingen en missionarissen, zie de desbetreffende </w:t>
+        <w:t>zendelingen en missionarissen, zie de des</w:t>
+      </w:r>
+      <w:r>
+        <w:rPr>
+          <w:u w:val="single" w:color="0000ff"/>
+          <w:rFonts w:ascii="Charis SIL Regular" w:hAnsi="Charis SIL Regular" w:eastAsia="Charis SIL Regular"/>
+          <w:b w:val="0"/>
+          <w:i w:val="0"/>
+          <w:color w:val="000000"/>
+          <w:sz w:val="24"/>
+        </w:rPr>
+        <w:hyperlink r:id="rId19" w:history="1">
+          <w:r>
+            <w:rPr>
+              <w:rStyle w:val="Hyperlink"/>
+            </w:rPr>
+            <w:t>betreffend</w:t>
+          </w:r>
+        </w:hyperlink>
+      </w:r>
+      <w:r>
+        <w:rPr>
+          <w:u w:val="single" w:color="0000ff"/>
+          <w:rFonts w:ascii="Charis SIL Regular" w:hAnsi="Charis SIL Regular" w:eastAsia="Charis SIL Regular"/>
+          <w:b w:val="0"/>
+          <w:i w:val="0"/>
+          <w:color w:val="000000"/>
+          <w:sz w:val="24"/>
+        </w:rPr>
+        <w:t>e</w:t>
+      </w:r>
+      <w:r>
+        <w:rPr>
+          <w:rFonts w:ascii="Charis SIL Regular" w:hAnsi="Charis SIL Regular" w:eastAsia="Charis SIL Regular"/>
+          <w:b w:val="0"/>
+          <w:i w:val="0"/>
+          <w:color w:val="000000"/>
+          <w:sz w:val="24"/>
+        </w:rPr>
+        <w:t xml:space="preserve"> </w:t>
       </w:r>
       <w:r>
         <w:rPr>
@@ -2498,7 +2501,7 @@
           <w:sz w:val="24"/>
           <w:u w:val="single"/>
         </w:rPr>
-        <w:hyperlink r:id="rId19" w:history="1">
+        <w:hyperlink r:id="rId20" w:history="1">
           <w:r>
             <w:rPr>
               <w:rStyle w:val="Hyperlink"/>
@@ -2516,7 +2519,7 @@
           <w:sz w:val="24"/>
           <w:u w:val="single"/>
         </w:rPr>
-        <w:hyperlink r:id="rId19" w:history="1">
+        <w:hyperlink r:id="rId20" w:history="1">
           <w:r>
             <w:rPr>
               <w:rStyle w:val="Hyperlink"/>
@@ -2534,7 +2537,7 @@
           <w:sz w:val="24"/>
           <w:u w:val="single"/>
         </w:rPr>
-        <w:hyperlink r:id="rId19" w:history="1">
+        <w:hyperlink r:id="rId20" w:history="1">
           <w:r>
             <w:rPr>
               <w:rStyle w:val="Hyperlink"/>
@@ -2835,7 +2838,7 @@
           <w:sz w:val="24"/>
           <w:u w:val="single"/>
         </w:rPr>
-        <w:hyperlink r:id="rId20" w:history="1">
+        <w:hyperlink r:id="rId21" w:history="1">
           <w:r>
             <w:rPr>
               <w:rStyle w:val="Hyperlink"/>
@@ -2864,7 +2867,7 @@
           <w:sz w:val="24"/>
           <w:u w:val="single"/>
         </w:rPr>
-        <w:hyperlink r:id="rId20" w:history="1">
+        <w:hyperlink r:id="rId21" w:history="1">
           <w:r>
             <w:rPr>
               <w:rStyle w:val="Hyperlink"/>
@@ -2893,7 +2896,7 @@
           <w:sz w:val="24"/>
           <w:u w:val="single"/>
         </w:rPr>
-        <w:hyperlink r:id="rId20" w:history="1">
+        <w:hyperlink r:id="rId21" w:history="1">
           <w:r>
             <w:rPr>
               <w:rStyle w:val="Hyperlink"/>
@@ -2922,7 +2925,7 @@
           <w:sz w:val="24"/>
           <w:u w:val="single"/>
         </w:rPr>
-        <w:hyperlink r:id="rId20" w:history="1">
+        <w:hyperlink r:id="rId21" w:history="1">
           <w:r>
             <w:rPr>
               <w:rStyle w:val="Hyperlink"/>
@@ -3045,7 +3048,7 @@
           <w:sz w:val="24"/>
           <w:u w:val="single"/>
         </w:rPr>
-        <w:hyperlink r:id="rId20" w:history="1">
+        <w:hyperlink r:id="rId10" w:history="1">
           <w:r>
             <w:rPr>
               <w:rStyle w:val="Hyperlink"/>
@@ -3063,7 +3066,7 @@
           <w:sz w:val="24"/>
           <w:u w:val="single"/>
         </w:rPr>
-        <w:hyperlink r:id="rId20" w:history="1">
+        <w:hyperlink r:id="rId10" w:history="1">
           <w:r>
             <w:rPr>
               <w:rStyle w:val="Hyperlink"/>
@@ -3208,7 +3211,7 @@
           <w:color w:val="000000"/>
           <w:sz w:val="24"/>
         </w:rPr>
-        <w:hyperlink r:id="rId20" w:history="1">
+        <w:hyperlink r:id="rId21" w:history="1">
           <w:r>
             <w:rPr>
               <w:rStyle w:val="Hyperlink"/>
@@ -3226,7 +3229,7 @@
           <w:color w:val="000000"/>
           <w:sz w:val="24"/>
         </w:rPr>
-        <w:hyperlink r:id="rId20" w:history="1">
+        <w:hyperlink r:id="rId21" w:history="1">
           <w:r>
             <w:rPr>
               <w:rStyle w:val="Hyperlink"/>
@@ -3244,7 +3247,7 @@
           <w:color w:val="000000"/>
           <w:sz w:val="24"/>
         </w:rPr>
-        <w:hyperlink r:id="rId20" w:history="1">
+        <w:hyperlink r:id="rId21" w:history="1">
           <w:r>
             <w:rPr>
               <w:rStyle w:val="Hyperlink"/>
@@ -3262,7 +3265,7 @@
           <w:color w:val="000000"/>
           <w:sz w:val="24"/>
         </w:rPr>
-        <w:hyperlink r:id="rId20" w:history="1">
+        <w:hyperlink r:id="rId21" w:history="1">
           <w:r>
             <w:rPr>
               <w:rStyle w:val="Hyperlink"/>
@@ -3280,7 +3283,7 @@
           <w:color w:val="000000"/>
           <w:sz w:val="24"/>
         </w:rPr>
-        <w:hyperlink r:id="rId20" w:history="1">
+        <w:hyperlink r:id="rId21" w:history="1">
           <w:r>
             <w:rPr>
               <w:rStyle w:val="Hyperlink"/>
@@ -3298,7 +3301,7 @@
           <w:color w:val="000000"/>
           <w:sz w:val="24"/>
         </w:rPr>
-        <w:hyperlink r:id="rId20" w:history="1">
+        <w:hyperlink r:id="rId21" w:history="1">
           <w:r>
             <w:rPr>
               <w:rStyle w:val="Hyperlink"/>
@@ -3316,7 +3319,7 @@
           <w:color w:val="000000"/>
           <w:sz w:val="24"/>
         </w:rPr>
-        <w:hyperlink r:id="rId20" w:history="1">
+        <w:hyperlink r:id="rId21" w:history="1">
           <w:r>
             <w:rPr>
               <w:rStyle w:val="Hyperlink"/>
@@ -3334,12 +3337,12 @@
           <w:color w:val="000000"/>
           <w:sz w:val="24"/>
         </w:rPr>
-        <w:hyperlink r:id="rId20" w:history="1">
+        <w:hyperlink r:id="rId21" w:history="1">
           <w:r>
             <w:rPr>
               <w:rStyle w:val="Hyperlink"/>
             </w:rPr>
-            <w:t>lij</w:t>
+            <w:t>lijk</w:t>
           </w:r>
         </w:hyperlink>
       </w:r>
@@ -3352,25 +3355,7 @@
           <w:color w:val="000000"/>
           <w:sz w:val="24"/>
         </w:rPr>
-        <w:hyperlink r:id="rId20" w:history="1">
-          <w:r>
-            <w:rPr>
-              <w:rStyle w:val="Hyperlink"/>
-            </w:rPr>
-            <w:t>k</w:t>
-          </w:r>
-        </w:hyperlink>
-      </w:r>
-      <w:r>
-        <w:rPr>
-          <w:u w:val="single" w:color="0000ff"/>
-          <w:rFonts w:ascii="Charis SIL Regular" w:hAnsi="Charis SIL Regular" w:eastAsia="Charis SIL Regular"/>
-          <w:b w:val="0"/>
-          <w:i w:val="0"/>
-          <w:color w:val="000000"/>
-          <w:sz w:val="24"/>
-        </w:rPr>
-        <w:hyperlink r:id="rId20" w:history="1">
+        <w:hyperlink r:id="rId21" w:history="1">
           <w:r>
             <w:rPr>
               <w:rStyle w:val="Hyperlink"/>
@@ -3454,7 +3439,7 @@
           <w:sz w:val="24"/>
           <w:u w:val="single"/>
         </w:rPr>
-        <w:hyperlink r:id="rId21" w:history="1">
+        <w:hyperlink r:id="rId22" w:history="1">
           <w:r>
             <w:rPr>
               <w:rStyle w:val="Hyperlink"/>
@@ -3634,7 +3619,7 @@
           <w:sz w:val="24"/>
           <w:u w:val="single"/>
         </w:rPr>
-        <w:hyperlink r:id="rId22" w:history="1">
+        <w:hyperlink r:id="rId23" w:history="1">
           <w:r>
             <w:rPr>
               <w:rStyle w:val="Hyperlink"/>
@@ -3855,7 +3840,7 @@
           <w:sz w:val="24"/>
           <w:u w:val="single"/>
         </w:rPr>
-        <w:hyperlink r:id="rId23" w:history="1">
+        <w:hyperlink r:id="rId24" w:history="1">
           <w:r>
             <w:rPr>
               <w:rStyle w:val="Hyperlink"/>
@@ -3873,7 +3858,7 @@
           <w:sz w:val="24"/>
           <w:u w:val="single"/>
         </w:rPr>
-        <w:hyperlink r:id="rId23" w:history="1">
+        <w:hyperlink r:id="rId24" w:history="1">
           <w:r>
             <w:rPr>
               <w:rStyle w:val="Hyperlink"/>
@@ -3902,7 +3887,7 @@
           <w:sz w:val="24"/>
           <w:u w:val="single"/>
         </w:rPr>
-        <w:hyperlink r:id="rId23" w:history="1">
+        <w:hyperlink r:id="rId24" w:history="1">
           <w:r>
             <w:rPr>
               <w:rStyle w:val="Hyperlink"/>
@@ -3931,7 +3916,7 @@
           <w:sz w:val="24"/>
           <w:u w:val="single"/>
         </w:rPr>
-        <w:hyperlink r:id="rId23" w:history="1">
+        <w:hyperlink r:id="rId24" w:history="1">
           <w:r>
             <w:rPr>
               <w:rStyle w:val="Hyperlink"/>
@@ -3999,7 +3984,7 @@
           <w:sz w:val="24"/>
           <w:u w:val="single"/>
         </w:rPr>
-        <w:hyperlink r:id="rId24" w:history="1">
+        <w:hyperlink r:id="rId25" w:history="1">
           <w:r>
             <w:rPr>
               <w:rStyle w:val="Hyperlink"/>
@@ -4055,7 +4040,7 @@
           <w:sz w:val="24"/>
           <w:u w:val="single"/>
         </w:rPr>
-        <w:hyperlink r:id="rId25" w:history="1">
+        <w:hyperlink r:id="rId26" w:history="1">
           <w:r>
             <w:rPr>
               <w:rStyle w:val="Hyperlink"/>
@@ -4083,7 +4068,7 @@
           <w:sz w:val="24"/>
           <w:u w:val="single"/>
         </w:rPr>
-        <w:hyperlink r:id="rId26" w:history="1">
+        <w:hyperlink r:id="rId27" w:history="1">
           <w:r>
             <w:rPr>
               <w:rStyle w:val="Hyperlink"/>
@@ -4112,7 +4097,7 @@
           <w:sz w:val="24"/>
           <w:u w:val="single"/>
         </w:rPr>
-        <w:hyperlink r:id="rId26" w:history="1">
+        <w:hyperlink r:id="rId27" w:history="1">
           <w:r>
             <w:rPr>
               <w:rStyle w:val="Hyperlink"/>
@@ -4130,7 +4115,7 @@
           <w:sz w:val="24"/>
           <w:u w:val="single"/>
         </w:rPr>
-        <w:hyperlink r:id="rId24" w:history="1">
+        <w:hyperlink r:id="rId25" w:history="1">
           <w:r>
             <w:rPr>
               <w:rStyle w:val="Hyperlink"/>
@@ -4159,27 +4144,19 @@
           <w:i w:val="0"/>
           <w:color w:val="0000FF"/>
           <w:sz w:val="24"/>
+        </w:rPr>
+        <w:t>Mus</w:t>
+      </w:r>
+      <w:r>
+        <w:rPr>
+          <w:rFonts w:ascii="Charis SIL Regular" w:hAnsi="Charis SIL Regular" w:eastAsia="Charis SIL Regular"/>
+          <w:b w:val="0"/>
+          <w:i w:val="0"/>
+          <w:color w:val="0000FF"/>
+          <w:sz w:val="24"/>
           <w:u w:val="single"/>
         </w:rPr>
-        <w:hyperlink r:id="rId15" w:history="1">
-          <w:r>
-            <w:rPr>
-              <w:rStyle w:val="Hyperlink"/>
-            </w:rPr>
-            <w:t>Mus</w:t>
-          </w:r>
-        </w:hyperlink>
-      </w:r>
-      <w:r>
-        <w:rPr>
-          <w:rFonts w:ascii="Charis SIL Regular" w:hAnsi="Charis SIL Regular" w:eastAsia="Charis SIL Regular"/>
-          <w:b w:val="0"/>
-          <w:i w:val="0"/>
-          <w:color w:val="0000FF"/>
-          <w:sz w:val="24"/>
-          <w:u w:val="single"/>
-        </w:rPr>
-        <w:hyperlink r:id="rId26" w:history="1">
+        <w:hyperlink r:id="rId27" w:history="1">
           <w:r>
             <w:rPr>
               <w:rStyle w:val="Hyperlink"/>
@@ -4208,7 +4185,7 @@
           <w:sz w:val="24"/>
           <w:u w:val="single"/>
         </w:rPr>
-        <w:hyperlink r:id="rId15" w:history="1">
+        <w:hyperlink r:id="rId27" w:history="1">
           <w:r>
             <w:rPr>
               <w:rStyle w:val="Hyperlink"/>
@@ -4226,7 +4203,7 @@
           <w:sz w:val="24"/>
           <w:u w:val="single"/>
         </w:rPr>
-        <w:hyperlink r:id="rId15" w:history="1">
+        <w:hyperlink r:id="rId27" w:history="1">
           <w:r>
             <w:rPr>
               <w:rStyle w:val="Hyperlink"/>
@@ -4244,7 +4221,7 @@
           <w:color w:val="000000"/>
           <w:sz w:val="24"/>
         </w:rPr>
-        <w:hyperlink r:id="rId26" w:history="1">
+        <w:hyperlink r:id="rId27" w:history="1">
           <w:r>
             <w:rPr>
               <w:rStyle w:val="Hyperlink"/>
@@ -4322,7 +4299,7 @@
           <w:sz w:val="24"/>
           <w:u w:val="single"/>
         </w:rPr>
-        <w:hyperlink r:id="rId27" w:history="1">
+        <w:hyperlink r:id="rId28" w:history="1">
           <w:r>
             <w:rPr>
               <w:rStyle w:val="Hyperlink"/>
@@ -4351,7 +4328,7 @@
           <w:sz w:val="24"/>
           <w:u w:val="single"/>
         </w:rPr>
-        <w:hyperlink r:id="rId27" w:history="1">
+        <w:hyperlink r:id="rId28" w:history="1">
           <w:r>
             <w:rPr>
               <w:rStyle w:val="Hyperlink"/>
@@ -4380,7 +4357,7 @@
           <w:sz w:val="24"/>
           <w:u w:val="single"/>
         </w:rPr>
-        <w:hyperlink r:id="rId27" w:history="1">
+        <w:hyperlink r:id="rId28" w:history="1">
           <w:r>
             <w:rPr>
               <w:rStyle w:val="Hyperlink"/>
@@ -4478,7 +4455,7 @@
           <w:sz w:val="24"/>
           <w:u w:val="single"/>
         </w:rPr>
-        <w:hyperlink r:id="rId28" w:history="1">
+        <w:hyperlink r:id="rId29" w:history="1">
           <w:r>
             <w:rPr>
               <w:rStyle w:val="Hyperlink"/>
@@ -4506,7 +4483,7 @@
           <w:sz w:val="24"/>
           <w:u w:val="single"/>
         </w:rPr>
-        <w:hyperlink r:id="rId29" w:history="1">
+        <w:hyperlink r:id="rId30" w:history="1">
           <w:r>
             <w:rPr>
               <w:rStyle w:val="Hyperlink"/>
@@ -4544,7 +4521,7 @@
           <w:color w:val="000000"/>
           <w:sz w:val="24"/>
         </w:rPr>
-        <w:hyperlink r:id="rId28" w:history="1">
+        <w:hyperlink r:id="rId29" w:history="1">
           <w:r>
             <w:rPr>
               <w:rStyle w:val="Hyperlink"/>
@@ -4572,7 +4549,7 @@
           <w:color w:val="000000"/>
           <w:sz w:val="24"/>
         </w:rPr>
-        <w:hyperlink r:id="rId29" w:history="1">
+        <w:hyperlink r:id="rId30" w:history="1">
           <w:r>
             <w:rPr>
               <w:rStyle w:val="Hyperlink"/>

--- a/EXPORTS/DOCX/published/niveau2/Dutch/Indonesia.docx
+++ b/EXPORTS/DOCX/published/niveau2/Dutch/Indonesia.docx
@@ -717,61 +717,7 @@
           <w:color w:val="000000"/>
           <w:sz w:val="24"/>
         </w:rPr>
-        <w:hyperlink r:id="rId10" w:history="1">
-          <w:r>
-            <w:rPr>
-              <w:rStyle w:val="Hyperlink"/>
-            </w:rPr>
-            <w:t>dat in 1778</w:t>
-          </w:r>
-        </w:hyperlink>
-      </w:r>
-      <w:r>
-        <w:rPr>
-          <w:u w:val="single" w:color="0000ff"/>
-          <w:rFonts w:ascii="Charis SIL Regular" w:hAnsi="Charis SIL Regular" w:eastAsia="Charis SIL Regular"/>
-          <w:b w:val="0"/>
-          <w:i w:val="0"/>
-          <w:color w:val="000000"/>
-          <w:sz w:val="24"/>
-        </w:rPr>
-        <w:t xml:space="preserve"> </w:t>
-      </w:r>
-      <w:r>
-        <w:rPr>
-          <w:u w:val="single" w:color="0000ff"/>
-          <w:rFonts w:ascii="Charis SIL Regular" w:hAnsi="Charis SIL Regular" w:eastAsia="Charis SIL Regular"/>
-          <w:b w:val="0"/>
-          <w:i w:val="0"/>
-          <w:color w:val="000000"/>
-          <w:sz w:val="24"/>
-        </w:rPr>
-        <w:hyperlink r:id="rId10" w:history="1">
-          <w:r>
-            <w:rPr>
-              <w:rStyle w:val="Hyperlink"/>
-            </w:rPr>
-            <w:t>in Batavia we</w:t>
-          </w:r>
-        </w:hyperlink>
-      </w:r>
-      <w:r>
-        <w:rPr>
-          <w:u w:val="single" w:color="0000ff"/>
-          <w:rFonts w:ascii="Charis SIL Regular" w:hAnsi="Charis SIL Regular" w:eastAsia="Charis SIL Regular"/>
-          <w:b w:val="0"/>
-          <w:i w:val="0"/>
-          <w:color w:val="000000"/>
-          <w:sz w:val="24"/>
-        </w:rPr>
-        <w:hyperlink r:id="rId10" w:history="1">
-          <w:r>
-            <w:rPr>
-              <w:rStyle w:val="Hyperlink"/>
-            </w:rPr>
-            <w:t>rd o</w:t>
-          </w:r>
-        </w:hyperlink>
+        <w:t>dat in 1778 in Batavia werd o</w:t>
       </w:r>
       <w:r>
         <w:rPr>
@@ -1241,7 +1187,36 @@
           <w:color w:val="000000"/>
           <w:sz w:val="24"/>
         </w:rPr>
-        <w:t>gedetailleerde informatie en bronnen met betre</w:t>
+        <w:t>gedetailleerde informatie e</w:t>
+      </w:r>
+      <w:r>
+        <w:rPr>
+          <w:u w:val="single" w:color="0000ff"/>
+          <w:rFonts w:ascii="Charis SIL Regular" w:hAnsi="Charis SIL Regular" w:eastAsia="Charis SIL Regular"/>
+          <w:b w:val="0"/>
+          <w:i w:val="0"/>
+          <w:color w:val="000000"/>
+          <w:sz w:val="24"/>
+        </w:rPr>
+        <w:t>n bronn</w:t>
+      </w:r>
+      <w:r>
+        <w:rPr>
+          <w:u w:val="single" w:color="0000ff"/>
+          <w:rFonts w:ascii="Charis SIL Regular" w:hAnsi="Charis SIL Regular" w:eastAsia="Charis SIL Regular"/>
+          <w:b w:val="0"/>
+          <w:i w:val="0"/>
+          <w:color w:val="000000"/>
+          <w:sz w:val="24"/>
+        </w:rPr>
+        <w:hyperlink r:id="rId12" w:history="1">
+          <w:r>
+            <w:rPr>
+              <w:rStyle w:val="Hyperlink"/>
+            </w:rPr>
+            <w:t>en met betre</w:t>
+          </w:r>
+        </w:hyperlink>
       </w:r>
       <w:r>
         <w:rPr>
@@ -2462,25 +2437,7 @@
           <w:color w:val="000000"/>
           <w:sz w:val="24"/>
         </w:rPr>
-        <w:hyperlink r:id="rId19" w:history="1">
-          <w:r>
-            <w:rPr>
-              <w:rStyle w:val="Hyperlink"/>
-            </w:rPr>
-            <w:t>betreffend</w:t>
-          </w:r>
-        </w:hyperlink>
-      </w:r>
-      <w:r>
-        <w:rPr>
-          <w:u w:val="single" w:color="0000ff"/>
-          <w:rFonts w:ascii="Charis SIL Regular" w:hAnsi="Charis SIL Regular" w:eastAsia="Charis SIL Regular"/>
-          <w:b w:val="0"/>
-          <w:i w:val="0"/>
-          <w:color w:val="000000"/>
-          <w:sz w:val="24"/>
-        </w:rPr>
-        <w:t>e</w:t>
+        <w:t>betreffende</w:t>
       </w:r>
       <w:r>
         <w:rPr>
@@ -2519,7 +2476,7 @@
           <w:sz w:val="24"/>
           <w:u w:val="single"/>
         </w:rPr>
-        <w:hyperlink r:id="rId20" w:history="1">
+        <w:hyperlink r:id="rId19" w:history="1">
           <w:r>
             <w:rPr>
               <w:rStyle w:val="Hyperlink"/>
@@ -2537,7 +2494,7 @@
           <w:sz w:val="24"/>
           <w:u w:val="single"/>
         </w:rPr>
-        <w:hyperlink r:id="rId20" w:history="1">
+        <w:hyperlink r:id="rId19" w:history="1">
           <w:r>
             <w:rPr>
               <w:rStyle w:val="Hyperlink"/>
@@ -4115,7 +4072,7 @@
           <w:sz w:val="24"/>
           <w:u w:val="single"/>
         </w:rPr>
-        <w:hyperlink r:id="rId25" w:history="1">
+        <w:hyperlink r:id="rId27" w:history="1">
           <w:r>
             <w:rPr>
               <w:rStyle w:val="Hyperlink"/>

--- a/EXPORTS/DOCX/published/niveau2/Dutch/Indonesia.docx
+++ b/EXPORTS/DOCX/published/niveau2/Dutch/Indonesia.docx
@@ -717,7 +717,25 @@
           <w:color w:val="000000"/>
           <w:sz w:val="24"/>
         </w:rPr>
-        <w:t>dat in 1778 in Batavia werd o</w:t>
+        <w:t>dat in 1778 in Batavia we</w:t>
+      </w:r>
+      <w:r>
+        <w:rPr>
+          <w:u w:val="single" w:color="0000ff"/>
+          <w:rFonts w:ascii="Charis SIL Regular" w:hAnsi="Charis SIL Regular" w:eastAsia="Charis SIL Regular"/>
+          <w:b w:val="0"/>
+          <w:i w:val="0"/>
+          <w:color w:val="000000"/>
+          <w:sz w:val="24"/>
+        </w:rPr>
+        <w:hyperlink r:id="rId10" w:history="1">
+          <w:r>
+            <w:rPr>
+              <w:rStyle w:val="Hyperlink"/>
+            </w:rPr>
+            <w:t>rd o</w:t>
+          </w:r>
+        </w:hyperlink>
       </w:r>
       <w:r>
         <w:rPr>
@@ -1198,7 +1216,14 @@
           <w:color w:val="000000"/>
           <w:sz w:val="24"/>
         </w:rPr>
-        <w:t>n bronn</w:t>
+        <w:hyperlink r:id="rId12" w:history="1">
+          <w:r>
+            <w:rPr>
+              <w:rStyle w:val="Hyperlink"/>
+            </w:rPr>
+            <w:t>n bronn</w:t>
+          </w:r>
+        </w:hyperlink>
       </w:r>
       <w:r>
         <w:rPr>
@@ -2426,28 +2451,7 @@
           <w:color w:val="000000"/>
           <w:sz w:val="24"/>
         </w:rPr>
-        <w:t>zendelingen en missionarissen, zie de des</w:t>
-      </w:r>
-      <w:r>
-        <w:rPr>
-          <w:u w:val="single" w:color="0000ff"/>
-          <w:rFonts w:ascii="Charis SIL Regular" w:hAnsi="Charis SIL Regular" w:eastAsia="Charis SIL Regular"/>
-          <w:b w:val="0"/>
-          <w:i w:val="0"/>
-          <w:color w:val="000000"/>
-          <w:sz w:val="24"/>
-        </w:rPr>
-        <w:t>betreffende</w:t>
-      </w:r>
-      <w:r>
-        <w:rPr>
-          <w:rFonts w:ascii="Charis SIL Regular" w:hAnsi="Charis SIL Regular" w:eastAsia="Charis SIL Regular"/>
-          <w:b w:val="0"/>
-          <w:i w:val="0"/>
-          <w:color w:val="000000"/>
-          <w:sz w:val="24"/>
-        </w:rPr>
-        <w:t xml:space="preserve"> </w:t>
+        <w:t xml:space="preserve">zendelingen en missionarissen, zie de desbetreffende </w:t>
       </w:r>
       <w:r>
         <w:rPr>
@@ -2476,7 +2480,7 @@
           <w:sz w:val="24"/>
           <w:u w:val="single"/>
         </w:rPr>
-        <w:hyperlink r:id="rId19" w:history="1">
+        <w:hyperlink r:id="rId20" w:history="1">
           <w:r>
             <w:rPr>
               <w:rStyle w:val="Hyperlink"/>
@@ -2494,7 +2498,7 @@
           <w:sz w:val="24"/>
           <w:u w:val="single"/>
         </w:rPr>
-        <w:hyperlink r:id="rId19" w:history="1">
+        <w:hyperlink r:id="rId20" w:history="1">
           <w:r>
             <w:rPr>
               <w:rStyle w:val="Hyperlink"/>
@@ -2900,7 +2904,7 @@
           <w:sz w:val="24"/>
           <w:u w:val="single"/>
         </w:rPr>
-        <w:hyperlink r:id="rId10" w:history="1">
+        <w:hyperlink r:id="rId21" w:history="1">
           <w:r>
             <w:rPr>
               <w:rStyle w:val="Hyperlink"/>
@@ -3023,7 +3027,7 @@
           <w:sz w:val="24"/>
           <w:u w:val="single"/>
         </w:rPr>
-        <w:hyperlink r:id="rId10" w:history="1">
+        <w:hyperlink r:id="rId21" w:history="1">
           <w:r>
             <w:rPr>
               <w:rStyle w:val="Hyperlink"/>
@@ -3276,12 +3280,23 @@
           <w:color w:val="000000"/>
           <w:sz w:val="24"/>
         </w:rPr>
+        <w:t>happe</w:t>
+      </w:r>
+      <w:r>
+        <w:rPr>
+          <w:u w:val="single" w:color="0000ff"/>
+          <w:rFonts w:ascii="Charis SIL Regular" w:hAnsi="Charis SIL Regular" w:eastAsia="Charis SIL Regular"/>
+          <w:b w:val="0"/>
+          <w:i w:val="0"/>
+          <w:color w:val="000000"/>
+          <w:sz w:val="24"/>
+        </w:rPr>
         <w:hyperlink r:id="rId21" w:history="1">
           <w:r>
             <w:rPr>
               <w:rStyle w:val="Hyperlink"/>
             </w:rPr>
-            <w:t>happe</w:t>
+            <w:t>lij</w:t>
           </w:r>
         </w:hyperlink>
       </w:r>
@@ -3299,7 +3314,7 @@
             <w:rPr>
               <w:rStyle w:val="Hyperlink"/>
             </w:rPr>
-            <w:t>lijk</w:t>
+            <w:t>k</w:t>
           </w:r>
         </w:hyperlink>
       </w:r>
@@ -4072,7 +4087,7 @@
           <w:sz w:val="24"/>
           <w:u w:val="single"/>
         </w:rPr>
-        <w:hyperlink r:id="rId27" w:history="1">
+        <w:hyperlink r:id="rId25" w:history="1">
           <w:r>
             <w:rPr>
               <w:rStyle w:val="Hyperlink"/>

--- a/EXPORTS/DOCX/published/niveau2/Dutch/Indonesia.docx
+++ b/EXPORTS/DOCX/published/niveau2/Dutch/Indonesia.docx
@@ -717,7 +717,43 @@
           <w:color w:val="000000"/>
           <w:sz w:val="24"/>
         </w:rPr>
-        <w:t>dat in 1778 in Batavia we</w:t>
+        <w:hyperlink r:id="rId10" w:history="1">
+          <w:r>
+            <w:rPr>
+              <w:rStyle w:val="Hyperlink"/>
+            </w:rPr>
+            <w:t>dat in 1778</w:t>
+          </w:r>
+        </w:hyperlink>
+      </w:r>
+      <w:r>
+        <w:rPr>
+          <w:u w:val="single" w:color="0000ff"/>
+          <w:rFonts w:ascii="Charis SIL Regular" w:hAnsi="Charis SIL Regular" w:eastAsia="Charis SIL Regular"/>
+          <w:b w:val="0"/>
+          <w:i w:val="0"/>
+          <w:color w:val="000000"/>
+          <w:sz w:val="24"/>
+        </w:rPr>
+        <w:t xml:space="preserve"> </w:t>
+      </w:r>
+      <w:r>
+        <w:rPr>
+          <w:u w:val="single" w:color="0000ff"/>
+          <w:rFonts w:ascii="Charis SIL Regular" w:hAnsi="Charis SIL Regular" w:eastAsia="Charis SIL Regular"/>
+          <w:b w:val="0"/>
+          <w:i w:val="0"/>
+          <w:color w:val="000000"/>
+          <w:sz w:val="24"/>
+        </w:rPr>
+        <w:hyperlink r:id="rId10" w:history="1">
+          <w:r>
+            <w:rPr>
+              <w:rStyle w:val="Hyperlink"/>
+            </w:rPr>
+            <w:t>in Batavia we</w:t>
+          </w:r>
+        </w:hyperlink>
       </w:r>
       <w:r>
         <w:rPr>
@@ -2451,7 +2487,52 @@
           <w:color w:val="000000"/>
           <w:sz w:val="24"/>
         </w:rPr>
-        <w:t xml:space="preserve">zendelingen en missionarissen, zie de desbetreffende </w:t>
+        <w:t>zendelingen en missionarissen, zie de des</w:t>
+      </w:r>
+      <w:r>
+        <w:rPr>
+          <w:u w:val="single" w:color="0000ff"/>
+          <w:rFonts w:ascii="Charis SIL Regular" w:hAnsi="Charis SIL Regular" w:eastAsia="Charis SIL Regular"/>
+          <w:b w:val="0"/>
+          <w:i w:val="0"/>
+          <w:color w:val="000000"/>
+          <w:sz w:val="24"/>
+        </w:rPr>
+        <w:hyperlink r:id="rId19" w:history="1">
+          <w:r>
+            <w:rPr>
+              <w:rStyle w:val="Hyperlink"/>
+            </w:rPr>
+            <w:t>betreffend</w:t>
+          </w:r>
+        </w:hyperlink>
+      </w:r>
+      <w:r>
+        <w:rPr>
+          <w:rFonts w:ascii="Charis SIL Regular" w:hAnsi="Charis SIL Regular" w:eastAsia="Charis SIL Regular"/>
+          <w:b w:val="0"/>
+          <w:i w:val="0"/>
+          <w:color w:val="000000"/>
+          <w:sz w:val="24"/>
+        </w:rPr>
+        <w:hyperlink r:id="rId19" w:history="1">
+          <w:r>
+            <w:rPr>
+              <w:rStyle w:val="Hyperlink"/>
+            </w:rPr>
+            <w:t>e</w:t>
+          </w:r>
+        </w:hyperlink>
+      </w:r>
+      <w:r>
+        <w:rPr>
+          <w:rFonts w:ascii="Charis SIL Regular" w:hAnsi="Charis SIL Regular" w:eastAsia="Charis SIL Regular"/>
+          <w:b w:val="0"/>
+          <w:i w:val="0"/>
+          <w:color w:val="000000"/>
+          <w:sz w:val="24"/>
+        </w:rPr>
+        <w:t xml:space="preserve"> </w:t>
       </w:r>
       <w:r>
         <w:rPr>
@@ -2462,7 +2543,7 @@
           <w:sz w:val="24"/>
           <w:u w:val="single"/>
         </w:rPr>
-        <w:hyperlink r:id="rId20" w:history="1">
+        <w:hyperlink r:id="rId19" w:history="1">
           <w:r>
             <w:rPr>
               <w:rStyle w:val="Hyperlink"/>
@@ -2480,7 +2561,7 @@
           <w:sz w:val="24"/>
           <w:u w:val="single"/>
         </w:rPr>
-        <w:hyperlink r:id="rId20" w:history="1">
+        <w:hyperlink r:id="rId19" w:history="1">
           <w:r>
             <w:rPr>
               <w:rStyle w:val="Hyperlink"/>
@@ -2498,7 +2579,7 @@
           <w:sz w:val="24"/>
           <w:u w:val="single"/>
         </w:rPr>
-        <w:hyperlink r:id="rId20" w:history="1">
+        <w:hyperlink r:id="rId19" w:history="1">
           <w:r>
             <w:rPr>
               <w:rStyle w:val="Hyperlink"/>
@@ -2799,7 +2880,7 @@
           <w:sz w:val="24"/>
           <w:u w:val="single"/>
         </w:rPr>
-        <w:hyperlink r:id="rId21" w:history="1">
+        <w:hyperlink r:id="rId20" w:history="1">
           <w:r>
             <w:rPr>
               <w:rStyle w:val="Hyperlink"/>
@@ -2828,7 +2909,7 @@
           <w:sz w:val="24"/>
           <w:u w:val="single"/>
         </w:rPr>
-        <w:hyperlink r:id="rId21" w:history="1">
+        <w:hyperlink r:id="rId20" w:history="1">
           <w:r>
             <w:rPr>
               <w:rStyle w:val="Hyperlink"/>
@@ -2857,7 +2938,7 @@
           <w:sz w:val="24"/>
           <w:u w:val="single"/>
         </w:rPr>
-        <w:hyperlink r:id="rId21" w:history="1">
+        <w:hyperlink r:id="rId20" w:history="1">
           <w:r>
             <w:rPr>
               <w:rStyle w:val="Hyperlink"/>
@@ -2886,7 +2967,7 @@
           <w:sz w:val="24"/>
           <w:u w:val="single"/>
         </w:rPr>
-        <w:hyperlink r:id="rId21" w:history="1">
+        <w:hyperlink r:id="rId20" w:history="1">
           <w:r>
             <w:rPr>
               <w:rStyle w:val="Hyperlink"/>
@@ -2904,7 +2985,7 @@
           <w:sz w:val="24"/>
           <w:u w:val="single"/>
         </w:rPr>
-        <w:hyperlink r:id="rId21" w:history="1">
+        <w:hyperlink r:id="rId10" w:history="1">
           <w:r>
             <w:rPr>
               <w:rStyle w:val="Hyperlink"/>
@@ -3009,7 +3090,7 @@
           <w:sz w:val="24"/>
           <w:u w:val="single"/>
         </w:rPr>
-        <w:hyperlink r:id="rId10" w:history="1">
+        <w:hyperlink r:id="rId20" w:history="1">
           <w:r>
             <w:rPr>
               <w:rStyle w:val="Hyperlink"/>
@@ -3027,7 +3108,7 @@
           <w:sz w:val="24"/>
           <w:u w:val="single"/>
         </w:rPr>
-        <w:hyperlink r:id="rId21" w:history="1">
+        <w:hyperlink r:id="rId20" w:history="1">
           <w:r>
             <w:rPr>
               <w:rStyle w:val="Hyperlink"/>
@@ -3119,21 +3200,13 @@
       </w:r>
       <w:r>
         <w:rPr>
-          <w:u w:val="single" w:color="0000ff"/>
           <w:rFonts w:ascii="Charis SIL Regular" w:hAnsi="Charis SIL Regular" w:eastAsia="Charis SIL Regular"/>
           <w:b w:val="0"/>
           <w:i w:val="0"/>
           <w:color w:val="000000"/>
           <w:sz w:val="24"/>
         </w:rPr>
-        <w:hyperlink r:id="rId10" w:history="1">
-          <w:r>
-            <w:rPr>
-              <w:rStyle w:val="Hyperlink"/>
-            </w:rPr>
-            <w:t>dit</w:t>
-          </w:r>
-        </w:hyperlink>
+        <w:t>dit</w:t>
       </w:r>
       <w:r>
         <w:rPr>
@@ -3172,7 +3245,7 @@
           <w:color w:val="000000"/>
           <w:sz w:val="24"/>
         </w:rPr>
-        <w:hyperlink r:id="rId21" w:history="1">
+        <w:hyperlink r:id="rId20" w:history="1">
           <w:r>
             <w:rPr>
               <w:rStyle w:val="Hyperlink"/>
@@ -3190,7 +3263,7 @@
           <w:color w:val="000000"/>
           <w:sz w:val="24"/>
         </w:rPr>
-        <w:hyperlink r:id="rId21" w:history="1">
+        <w:hyperlink r:id="rId20" w:history="1">
           <w:r>
             <w:rPr>
               <w:rStyle w:val="Hyperlink"/>
@@ -3208,7 +3281,7 @@
           <w:color w:val="000000"/>
           <w:sz w:val="24"/>
         </w:rPr>
-        <w:hyperlink r:id="rId21" w:history="1">
+        <w:hyperlink r:id="rId20" w:history="1">
           <w:r>
             <w:rPr>
               <w:rStyle w:val="Hyperlink"/>
@@ -3226,7 +3299,7 @@
           <w:color w:val="000000"/>
           <w:sz w:val="24"/>
         </w:rPr>
-        <w:hyperlink r:id="rId21" w:history="1">
+        <w:hyperlink r:id="rId20" w:history="1">
           <w:r>
             <w:rPr>
               <w:rStyle w:val="Hyperlink"/>
@@ -3244,7 +3317,7 @@
           <w:color w:val="000000"/>
           <w:sz w:val="24"/>
         </w:rPr>
-        <w:hyperlink r:id="rId21" w:history="1">
+        <w:hyperlink r:id="rId20" w:history="1">
           <w:r>
             <w:rPr>
               <w:rStyle w:val="Hyperlink"/>
@@ -3262,7 +3335,7 @@
           <w:color w:val="000000"/>
           <w:sz w:val="24"/>
         </w:rPr>
-        <w:hyperlink r:id="rId21" w:history="1">
+        <w:hyperlink r:id="rId20" w:history="1">
           <w:r>
             <w:rPr>
               <w:rStyle w:val="Hyperlink"/>
@@ -3280,23 +3353,12 @@
           <w:color w:val="000000"/>
           <w:sz w:val="24"/>
         </w:rPr>
-        <w:t>happe</w:t>
-      </w:r>
-      <w:r>
-        <w:rPr>
-          <w:u w:val="single" w:color="0000ff"/>
-          <w:rFonts w:ascii="Charis SIL Regular" w:hAnsi="Charis SIL Regular" w:eastAsia="Charis SIL Regular"/>
-          <w:b w:val="0"/>
-          <w:i w:val="0"/>
-          <w:color w:val="000000"/>
-          <w:sz w:val="24"/>
-        </w:rPr>
-        <w:hyperlink r:id="rId21" w:history="1">
+        <w:hyperlink r:id="rId20" w:history="1">
           <w:r>
             <w:rPr>
               <w:rStyle w:val="Hyperlink"/>
             </w:rPr>
-            <w:t>lij</w:t>
+            <w:t>happe</w:t>
           </w:r>
         </w:hyperlink>
       </w:r>
@@ -3309,12 +3371,12 @@
           <w:color w:val="000000"/>
           <w:sz w:val="24"/>
         </w:rPr>
-        <w:hyperlink r:id="rId21" w:history="1">
+        <w:hyperlink r:id="rId20" w:history="1">
           <w:r>
             <w:rPr>
               <w:rStyle w:val="Hyperlink"/>
             </w:rPr>
-            <w:t>k</w:t>
+            <w:t>lijk</w:t>
           </w:r>
         </w:hyperlink>
       </w:r>
@@ -3327,7 +3389,7 @@
           <w:color w:val="000000"/>
           <w:sz w:val="24"/>
         </w:rPr>
-        <w:hyperlink r:id="rId21" w:history="1">
+        <w:hyperlink r:id="rId20" w:history="1">
           <w:r>
             <w:rPr>
               <w:rStyle w:val="Hyperlink"/>
@@ -3411,7 +3473,7 @@
           <w:sz w:val="24"/>
           <w:u w:val="single"/>
         </w:rPr>
-        <w:hyperlink r:id="rId22" w:history="1">
+        <w:hyperlink r:id="rId21" w:history="1">
           <w:r>
             <w:rPr>
               <w:rStyle w:val="Hyperlink"/>
@@ -3591,7 +3653,7 @@
           <w:sz w:val="24"/>
           <w:u w:val="single"/>
         </w:rPr>
-        <w:hyperlink r:id="rId23" w:history="1">
+        <w:hyperlink r:id="rId22" w:history="1">
           <w:r>
             <w:rPr>
               <w:rStyle w:val="Hyperlink"/>
@@ -3812,7 +3874,7 @@
           <w:sz w:val="24"/>
           <w:u w:val="single"/>
         </w:rPr>
-        <w:hyperlink r:id="rId24" w:history="1">
+        <w:hyperlink r:id="rId23" w:history="1">
           <w:r>
             <w:rPr>
               <w:rStyle w:val="Hyperlink"/>
@@ -3830,7 +3892,7 @@
           <w:sz w:val="24"/>
           <w:u w:val="single"/>
         </w:rPr>
-        <w:hyperlink r:id="rId24" w:history="1">
+        <w:hyperlink r:id="rId23" w:history="1">
           <w:r>
             <w:rPr>
               <w:rStyle w:val="Hyperlink"/>
@@ -3859,7 +3921,7 @@
           <w:sz w:val="24"/>
           <w:u w:val="single"/>
         </w:rPr>
-        <w:hyperlink r:id="rId24" w:history="1">
+        <w:hyperlink r:id="rId23" w:history="1">
           <w:r>
             <w:rPr>
               <w:rStyle w:val="Hyperlink"/>
@@ -3888,7 +3950,7 @@
           <w:sz w:val="24"/>
           <w:u w:val="single"/>
         </w:rPr>
-        <w:hyperlink r:id="rId24" w:history="1">
+        <w:hyperlink r:id="rId23" w:history="1">
           <w:r>
             <w:rPr>
               <w:rStyle w:val="Hyperlink"/>
@@ -3956,7 +4018,7 @@
           <w:sz w:val="24"/>
           <w:u w:val="single"/>
         </w:rPr>
-        <w:hyperlink r:id="rId25" w:history="1">
+        <w:hyperlink r:id="rId24" w:history="1">
           <w:r>
             <w:rPr>
               <w:rStyle w:val="Hyperlink"/>
@@ -4012,7 +4074,7 @@
           <w:sz w:val="24"/>
           <w:u w:val="single"/>
         </w:rPr>
-        <w:hyperlink r:id="rId26" w:history="1">
+        <w:hyperlink r:id="rId25" w:history="1">
           <w:r>
             <w:rPr>
               <w:rStyle w:val="Hyperlink"/>
@@ -4040,7 +4102,7 @@
           <w:sz w:val="24"/>
           <w:u w:val="single"/>
         </w:rPr>
-        <w:hyperlink r:id="rId27" w:history="1">
+        <w:hyperlink r:id="rId26" w:history="1">
           <w:r>
             <w:rPr>
               <w:rStyle w:val="Hyperlink"/>
@@ -4069,7 +4131,7 @@
           <w:sz w:val="24"/>
           <w:u w:val="single"/>
         </w:rPr>
-        <w:hyperlink r:id="rId27" w:history="1">
+        <w:hyperlink r:id="rId26" w:history="1">
           <w:r>
             <w:rPr>
               <w:rStyle w:val="Hyperlink"/>
@@ -4087,7 +4149,7 @@
           <w:sz w:val="24"/>
           <w:u w:val="single"/>
         </w:rPr>
-        <w:hyperlink r:id="rId25" w:history="1">
+        <w:hyperlink r:id="rId26" w:history="1">
           <w:r>
             <w:rPr>
               <w:rStyle w:val="Hyperlink"/>
@@ -4117,7 +4179,7 @@
           <w:color w:val="0000FF"/>
           <w:sz w:val="24"/>
         </w:rPr>
-        <w:t>Mus</w:t>
+        <w:t>Museum Bronbee</w:t>
       </w:r>
       <w:r>
         <w:rPr>
@@ -4128,54 +4190,7 @@
           <w:sz w:val="24"/>
           <w:u w:val="single"/>
         </w:rPr>
-        <w:hyperlink r:id="rId27" w:history="1">
-          <w:r>
-            <w:rPr>
-              <w:rStyle w:val="Hyperlink"/>
-            </w:rPr>
-            <w:t>eum</w:t>
-          </w:r>
-        </w:hyperlink>
-      </w:r>
-      <w:r>
-        <w:rPr>
-          <w:rFonts w:ascii="Charis SIL Regular" w:hAnsi="Charis SIL Regular" w:eastAsia="Charis SIL Regular"/>
-          <w:b w:val="0"/>
-          <w:i w:val="0"/>
-          <w:color w:val="0000FF"/>
-          <w:sz w:val="24"/>
-          <w:u w:val="single"/>
-        </w:rPr>
-        <w:t xml:space="preserve"> </w:t>
-      </w:r>
-      <w:r>
-        <w:rPr>
-          <w:rFonts w:ascii="Charis SIL Regular" w:hAnsi="Charis SIL Regular" w:eastAsia="Charis SIL Regular"/>
-          <w:b w:val="0"/>
-          <w:i w:val="0"/>
-          <w:color w:val="0000FF"/>
-          <w:sz w:val="24"/>
-          <w:u w:val="single"/>
-        </w:rPr>
-        <w:hyperlink r:id="rId27" w:history="1">
-          <w:r>
-            <w:rPr>
-              <w:rStyle w:val="Hyperlink"/>
-            </w:rPr>
-            <w:t>Bronbee</w:t>
-          </w:r>
-        </w:hyperlink>
-      </w:r>
-      <w:r>
-        <w:rPr>
-          <w:rFonts w:ascii="Charis SIL Regular" w:hAnsi="Charis SIL Regular" w:eastAsia="Charis SIL Regular"/>
-          <w:b w:val="0"/>
-          <w:i w:val="0"/>
-          <w:color w:val="0000FF"/>
-          <w:sz w:val="24"/>
-          <w:u w:val="single"/>
-        </w:rPr>
-        <w:hyperlink r:id="rId27" w:history="1">
+        <w:hyperlink r:id="rId26" w:history="1">
           <w:r>
             <w:rPr>
               <w:rStyle w:val="Hyperlink"/>
@@ -4193,7 +4208,7 @@
           <w:color w:val="000000"/>
           <w:sz w:val="24"/>
         </w:rPr>
-        <w:hyperlink r:id="rId27" w:history="1">
+        <w:hyperlink r:id="rId26" w:history="1">
           <w:r>
             <w:rPr>
               <w:rStyle w:val="Hyperlink"/>
@@ -4271,7 +4286,7 @@
           <w:sz w:val="24"/>
           <w:u w:val="single"/>
         </w:rPr>
-        <w:hyperlink r:id="rId28" w:history="1">
+        <w:hyperlink r:id="rId27" w:history="1">
           <w:r>
             <w:rPr>
               <w:rStyle w:val="Hyperlink"/>
@@ -4300,7 +4315,7 @@
           <w:sz w:val="24"/>
           <w:u w:val="single"/>
         </w:rPr>
-        <w:hyperlink r:id="rId28" w:history="1">
+        <w:hyperlink r:id="rId27" w:history="1">
           <w:r>
             <w:rPr>
               <w:rStyle w:val="Hyperlink"/>
@@ -4329,7 +4344,7 @@
           <w:sz w:val="24"/>
           <w:u w:val="single"/>
         </w:rPr>
-        <w:hyperlink r:id="rId28" w:history="1">
+        <w:hyperlink r:id="rId27" w:history="1">
           <w:r>
             <w:rPr>
               <w:rStyle w:val="Hyperlink"/>
@@ -4427,7 +4442,7 @@
           <w:sz w:val="24"/>
           <w:u w:val="single"/>
         </w:rPr>
-        <w:hyperlink r:id="rId29" w:history="1">
+        <w:hyperlink r:id="rId28" w:history="1">
           <w:r>
             <w:rPr>
               <w:rStyle w:val="Hyperlink"/>
@@ -4455,7 +4470,7 @@
           <w:sz w:val="24"/>
           <w:u w:val="single"/>
         </w:rPr>
-        <w:hyperlink r:id="rId30" w:history="1">
+        <w:hyperlink r:id="rId29" w:history="1">
           <w:r>
             <w:rPr>
               <w:rStyle w:val="Hyperlink"/>
@@ -4493,7 +4508,7 @@
           <w:color w:val="000000"/>
           <w:sz w:val="24"/>
         </w:rPr>
-        <w:hyperlink r:id="rId29" w:history="1">
+        <w:hyperlink r:id="rId28" w:history="1">
           <w:r>
             <w:rPr>
               <w:rStyle w:val="Hyperlink"/>
@@ -4521,7 +4536,7 @@
           <w:color w:val="000000"/>
           <w:sz w:val="24"/>
         </w:rPr>
-        <w:hyperlink r:id="rId30" w:history="1">
+        <w:hyperlink r:id="rId29" w:history="1">
           <w:r>
             <w:rPr>
               <w:rStyle w:val="Hyperlink"/>

--- a/EXPORTS/DOCX/published/niveau2/Dutch/Indonesia.docx
+++ b/EXPORTS/DOCX/published/niveau2/Dutch/Indonesia.docx
@@ -2487,52 +2487,7 @@
           <w:color w:val="000000"/>
           <w:sz w:val="24"/>
         </w:rPr>
-        <w:t>zendelingen en missionarissen, zie de des</w:t>
-      </w:r>
-      <w:r>
-        <w:rPr>
-          <w:u w:val="single" w:color="0000ff"/>
-          <w:rFonts w:ascii="Charis SIL Regular" w:hAnsi="Charis SIL Regular" w:eastAsia="Charis SIL Regular"/>
-          <w:b w:val="0"/>
-          <w:i w:val="0"/>
-          <w:color w:val="000000"/>
-          <w:sz w:val="24"/>
-        </w:rPr>
-        <w:hyperlink r:id="rId19" w:history="1">
-          <w:r>
-            <w:rPr>
-              <w:rStyle w:val="Hyperlink"/>
-            </w:rPr>
-            <w:t>betreffend</w:t>
-          </w:r>
-        </w:hyperlink>
-      </w:r>
-      <w:r>
-        <w:rPr>
-          <w:rFonts w:ascii="Charis SIL Regular" w:hAnsi="Charis SIL Regular" w:eastAsia="Charis SIL Regular"/>
-          <w:b w:val="0"/>
-          <w:i w:val="0"/>
-          <w:color w:val="000000"/>
-          <w:sz w:val="24"/>
-        </w:rPr>
-        <w:hyperlink r:id="rId19" w:history="1">
-          <w:r>
-            <w:rPr>
-              <w:rStyle w:val="Hyperlink"/>
-            </w:rPr>
-            <w:t>e</w:t>
-          </w:r>
-        </w:hyperlink>
-      </w:r>
-      <w:r>
-        <w:rPr>
-          <w:rFonts w:ascii="Charis SIL Regular" w:hAnsi="Charis SIL Regular" w:eastAsia="Charis SIL Regular"/>
-          <w:b w:val="0"/>
-          <w:i w:val="0"/>
-          <w:color w:val="000000"/>
-          <w:sz w:val="24"/>
-        </w:rPr>
-        <w:t xml:space="preserve"> </w:t>
+        <w:t xml:space="preserve">zendelingen en missionarissen, zie de desbetreffende </w:t>
       </w:r>
       <w:r>
         <w:rPr>
@@ -2965,7 +2920,6 @@
           <w:i w:val="0"/>
           <w:color w:val="0000FF"/>
           <w:sz w:val="24"/>
-          <w:u w:val="single"/>
         </w:rPr>
         <w:hyperlink r:id="rId20" w:history="1">
           <w:r>
@@ -3090,7 +3044,7 @@
           <w:sz w:val="24"/>
           <w:u w:val="single"/>
         </w:rPr>
-        <w:hyperlink r:id="rId20" w:history="1">
+        <w:hyperlink r:id="rId10" w:history="1">
           <w:r>
             <w:rPr>
               <w:rStyle w:val="Hyperlink"/>
@@ -3108,7 +3062,7 @@
           <w:sz w:val="24"/>
           <w:u w:val="single"/>
         </w:rPr>
-        <w:hyperlink r:id="rId20" w:history="1">
+        <w:hyperlink r:id="rId10" w:history="1">
           <w:r>
             <w:rPr>
               <w:rStyle w:val="Hyperlink"/>
@@ -3200,13 +3154,21 @@
       </w:r>
       <w:r>
         <w:rPr>
+          <w:u w:val="single" w:color="0000ff"/>
           <w:rFonts w:ascii="Charis SIL Regular" w:hAnsi="Charis SIL Regular" w:eastAsia="Charis SIL Regular"/>
           <w:b w:val="0"/>
           <w:i w:val="0"/>
           <w:color w:val="000000"/>
           <w:sz w:val="24"/>
         </w:rPr>
-        <w:t>dit</w:t>
+        <w:hyperlink r:id="rId10" w:history="1">
+          <w:r>
+            <w:rPr>
+              <w:rStyle w:val="Hyperlink"/>
+            </w:rPr>
+            <w:t>dit</w:t>
+          </w:r>
+        </w:hyperlink>
       </w:r>
       <w:r>
         <w:rPr>
@@ -4178,8 +4140,63 @@
           <w:i w:val="0"/>
           <w:color w:val="0000FF"/>
           <w:sz w:val="24"/>
-        </w:rPr>
-        <w:t>Museum Bronbee</w:t>
+          <w:u w:val="single"/>
+        </w:rPr>
+        <w:hyperlink r:id="rId15" w:history="1">
+          <w:r>
+            <w:rPr>
+              <w:rStyle w:val="Hyperlink"/>
+            </w:rPr>
+            <w:t>Mus</w:t>
+          </w:r>
+        </w:hyperlink>
+      </w:r>
+      <w:r>
+        <w:rPr>
+          <w:rFonts w:ascii="Charis SIL Regular" w:hAnsi="Charis SIL Regular" w:eastAsia="Charis SIL Regular"/>
+          <w:b w:val="0"/>
+          <w:i w:val="0"/>
+          <w:color w:val="0000FF"/>
+          <w:sz w:val="24"/>
+          <w:u w:val="single"/>
+        </w:rPr>
+        <w:hyperlink r:id="rId15" w:history="1">
+          <w:r>
+            <w:rPr>
+              <w:rStyle w:val="Hyperlink"/>
+            </w:rPr>
+            <w:t>eum</w:t>
+          </w:r>
+        </w:hyperlink>
+      </w:r>
+      <w:r>
+        <w:rPr>
+          <w:rFonts w:ascii="Charis SIL Regular" w:hAnsi="Charis SIL Regular" w:eastAsia="Charis SIL Regular"/>
+          <w:b w:val="0"/>
+          <w:i w:val="0"/>
+          <w:color w:val="0000FF"/>
+          <w:sz w:val="24"/>
+          <w:u w:val="single"/>
+        </w:rPr>
+        <w:t xml:space="preserve"> </w:t>
+      </w:r>
+      <w:r>
+        <w:rPr>
+          <w:rFonts w:ascii="Charis SIL Regular" w:hAnsi="Charis SIL Regular" w:eastAsia="Charis SIL Regular"/>
+          <w:b w:val="0"/>
+          <w:i w:val="0"/>
+          <w:color w:val="0000FF"/>
+          <w:sz w:val="24"/>
+          <w:u w:val="single"/>
+        </w:rPr>
+        <w:hyperlink r:id="rId15" w:history="1">
+          <w:r>
+            <w:rPr>
+              <w:rStyle w:val="Hyperlink"/>
+            </w:rPr>
+            <w:t>Bronbee</w:t>
+          </w:r>
+        </w:hyperlink>
       </w:r>
       <w:r>
         <w:rPr>

--- a/EXPORTS/DOCX/published/niveau2/Dutch/Indonesia.docx
+++ b/EXPORTS/DOCX/published/niveau2/Dutch/Indonesia.docx
@@ -710,68 +710,13 @@
       </w:r>
       <w:r>
         <w:rPr>
-          <w:u w:val="single" w:color="0000ff"/>
           <w:rFonts w:ascii="Charis SIL Regular" w:hAnsi="Charis SIL Regular" w:eastAsia="Charis SIL Regular"/>
           <w:b w:val="0"/>
           <w:i w:val="0"/>
           <w:color w:val="000000"/>
           <w:sz w:val="24"/>
         </w:rPr>
-        <w:hyperlink r:id="rId10" w:history="1">
-          <w:r>
-            <w:rPr>
-              <w:rStyle w:val="Hyperlink"/>
-            </w:rPr>
-            <w:t>dat in 1778</w:t>
-          </w:r>
-        </w:hyperlink>
-      </w:r>
-      <w:r>
-        <w:rPr>
-          <w:u w:val="single" w:color="0000ff"/>
-          <w:rFonts w:ascii="Charis SIL Regular" w:hAnsi="Charis SIL Regular" w:eastAsia="Charis SIL Regular"/>
-          <w:b w:val="0"/>
-          <w:i w:val="0"/>
-          <w:color w:val="000000"/>
-          <w:sz w:val="24"/>
-        </w:rPr>
-        <w:t xml:space="preserve"> </w:t>
-      </w:r>
-      <w:r>
-        <w:rPr>
-          <w:u w:val="single" w:color="0000ff"/>
-          <w:rFonts w:ascii="Charis SIL Regular" w:hAnsi="Charis SIL Regular" w:eastAsia="Charis SIL Regular"/>
-          <w:b w:val="0"/>
-          <w:i w:val="0"/>
-          <w:color w:val="000000"/>
-          <w:sz w:val="24"/>
-        </w:rPr>
-        <w:hyperlink r:id="rId10" w:history="1">
-          <w:r>
-            <w:rPr>
-              <w:rStyle w:val="Hyperlink"/>
-            </w:rPr>
-            <w:t>in Batavia we</w:t>
-          </w:r>
-        </w:hyperlink>
-      </w:r>
-      <w:r>
-        <w:rPr>
-          <w:u w:val="single" w:color="0000ff"/>
-          <w:rFonts w:ascii="Charis SIL Regular" w:hAnsi="Charis SIL Regular" w:eastAsia="Charis SIL Regular"/>
-          <w:b w:val="0"/>
-          <w:i w:val="0"/>
-          <w:color w:val="000000"/>
-          <w:sz w:val="24"/>
-        </w:rPr>
-        <w:hyperlink r:id="rId10" w:history="1">
-          <w:r>
-            <w:rPr>
-              <w:rStyle w:val="Hyperlink"/>
-            </w:rPr>
-            <w:t>rd o</w:t>
-          </w:r>
-        </w:hyperlink>
+        <w:t>dat in 1778 in Batavia werd o</w:t>
       </w:r>
       <w:r>
         <w:rPr>
@@ -1281,93 +1226,13 @@
       </w:r>
       <w:r>
         <w:rPr>
-          <w:u w:val="single" w:color="0000ff"/>
           <w:rFonts w:ascii="Charis SIL Regular" w:hAnsi="Charis SIL Regular" w:eastAsia="Charis SIL Regular"/>
           <w:b w:val="0"/>
           <w:i w:val="0"/>
           <w:color w:val="000000"/>
           <w:sz w:val="24"/>
         </w:rPr>
-        <w:hyperlink r:id="rId12" w:history="1">
-          <w:r>
-            <w:rPr>
-              <w:rStyle w:val="Hyperlink"/>
-            </w:rPr>
-            <w:t>kki</w:t>
-          </w:r>
-        </w:hyperlink>
-      </w:r>
-      <w:r>
-        <w:rPr>
-          <w:u w:val="single" w:color="0000ff"/>
-          <w:rFonts w:ascii="Charis SIL Regular" w:hAnsi="Charis SIL Regular" w:eastAsia="Charis SIL Regular"/>
-          <w:b w:val="0"/>
-          <w:i w:val="0"/>
-          <w:color w:val="000000"/>
-          <w:sz w:val="24"/>
-        </w:rPr>
-        <w:hyperlink r:id="rId12" w:history="1">
-          <w:r>
-            <w:rPr>
-              <w:rStyle w:val="Hyperlink"/>
-            </w:rPr>
-            <w:t>n</w:t>
-          </w:r>
-        </w:hyperlink>
-      </w:r>
-      <w:r>
-        <w:rPr>
-          <w:u w:val="single" w:color="0000ff"/>
-          <w:rFonts w:ascii="Charis SIL Regular" w:hAnsi="Charis SIL Regular" w:eastAsia="Charis SIL Regular"/>
-          <w:b w:val="0"/>
-          <w:i w:val="0"/>
-          <w:color w:val="000000"/>
-          <w:sz w:val="24"/>
-        </w:rPr>
-        <w:hyperlink r:id="rId12" w:history="1">
-          <w:r>
-            <w:rPr>
-              <w:rStyle w:val="Hyperlink"/>
-            </w:rPr>
-            <w:t xml:space="preserve">g </w:t>
-          </w:r>
-        </w:hyperlink>
-      </w:r>
-      <w:r>
-        <w:rPr>
-          <w:u w:val="single" w:color="0000ff"/>
-          <w:rFonts w:ascii="Charis SIL Regular" w:hAnsi="Charis SIL Regular" w:eastAsia="Charis SIL Regular"/>
-          <w:b w:val="0"/>
-          <w:i w:val="0"/>
-          <w:color w:val="000000"/>
-          <w:sz w:val="24"/>
-        </w:rPr>
-        <w:hyperlink r:id="rId12" w:history="1">
-          <w:r>
-            <w:rPr>
-              <w:rStyle w:val="Hyperlink"/>
-            </w:rPr>
-            <w:t>t</w:t>
-          </w:r>
-        </w:hyperlink>
-      </w:r>
-      <w:r>
-        <w:rPr>
-          <w:u w:val="single" w:color="0000ff"/>
-          <w:rFonts w:ascii="Charis SIL Regular" w:hAnsi="Charis SIL Regular" w:eastAsia="Charis SIL Regular"/>
-          <w:b w:val="0"/>
-          <w:i w:val="0"/>
-          <w:color w:val="000000"/>
-          <w:sz w:val="24"/>
-        </w:rPr>
-        <w:hyperlink r:id="rId12" w:history="1">
-          <w:r>
-            <w:rPr>
-              <w:rStyle w:val="Hyperlink"/>
-            </w:rPr>
-            <w:t>ot het Batav</w:t>
-          </w:r>
-        </w:hyperlink>
+        <w:t>kking tot het Batav</w:t>
       </w:r>
       <w:r>
         <w:rPr>
@@ -2920,6 +2785,7 @@
           <w:i w:val="0"/>
           <w:color w:val="0000FF"/>
           <w:sz w:val="24"/>
+          <w:u w:val="single"/>
         </w:rPr>
         <w:hyperlink r:id="rId20" w:history="1">
           <w:r>
@@ -2939,7 +2805,7 @@
           <w:sz w:val="24"/>
           <w:u w:val="single"/>
         </w:rPr>
-        <w:hyperlink r:id="rId10" w:history="1">
+        <w:hyperlink r:id="rId20" w:history="1">
           <w:r>
             <w:rPr>
               <w:rStyle w:val="Hyperlink"/>
@@ -2968,7 +2834,7 @@
           <w:sz w:val="24"/>
           <w:u w:val="single"/>
         </w:rPr>
-        <w:hyperlink r:id="rId10" w:history="1">
+        <w:hyperlink r:id="rId20" w:history="1">
           <w:r>
             <w:rPr>
               <w:rStyle w:val="Hyperlink"/>
@@ -2987,6 +2853,71 @@
           <w:u w:val="single"/>
         </w:rPr>
         <w:t xml:space="preserve"> </w:t>
+      </w:r>
+      <w:r>
+        <w:rPr>
+          <w:rFonts w:ascii="Charis SIL Regular" w:hAnsi="Charis SIL Regular" w:eastAsia="Charis SIL Regular"/>
+          <w:b w:val="0"/>
+          <w:i w:val="0"/>
+          <w:color w:val="0000FF"/>
+          <w:sz w:val="24"/>
+          <w:u w:val="single"/>
+        </w:rPr>
+        <w:hyperlink r:id="rId20" w:history="1">
+          <w:r>
+            <w:rPr>
+              <w:rStyle w:val="Hyperlink"/>
+            </w:rPr>
+            <w:t>e</w:t>
+          </w:r>
+        </w:hyperlink>
+      </w:r>
+      <w:r>
+        <w:rPr>
+          <w:rFonts w:ascii="Charis SIL Regular" w:hAnsi="Charis SIL Regular" w:eastAsia="Charis SIL Regular"/>
+          <w:b w:val="0"/>
+          <w:i w:val="0"/>
+          <w:color w:val="0000FF"/>
+          <w:sz w:val="24"/>
+          <w:u w:val="single"/>
+        </w:rPr>
+        <w:hyperlink r:id="rId20" w:history="1">
+          <w:r>
+            <w:rPr>
+              <w:rStyle w:val="Hyperlink"/>
+            </w:rPr>
+            <w:t>n</w:t>
+          </w:r>
+        </w:hyperlink>
+      </w:r>
+      <w:r>
+        <w:rPr>
+          <w:rFonts w:ascii="Charis SIL Regular" w:hAnsi="Charis SIL Regular" w:eastAsia="Charis SIL Regular"/>
+          <w:b w:val="0"/>
+          <w:i w:val="0"/>
+          <w:color w:val="0000FF"/>
+          <w:sz w:val="24"/>
+          <w:u w:val="single"/>
+        </w:rPr>
+        <w:t xml:space="preserve"> </w:t>
+      </w:r>
+      <w:r>
+        <w:rPr>
+          <w:rFonts w:ascii="Charis SIL Regular" w:hAnsi="Charis SIL Regular" w:eastAsia="Charis SIL Regular"/>
+          <w:b w:val="0"/>
+          <w:i w:val="0"/>
+          <w:color w:val="0000FF"/>
+          <w:sz w:val="24"/>
+          <w:u w:val="single"/>
+        </w:rPr>
+        <w:hyperlink r:id="rId10" w:history="1">
+          <w:r>
+            <w:rPr>
+              <w:rStyle w:val="Hyperlink"/>
+            </w:rPr>
+            <w:t>Volkenkund</w:t>
+          </w:r>
+        </w:hyperlink>
       </w:r>
       <w:r>
         <w:rPr>
@@ -3008,71 +2939,6 @@
       </w:r>
       <w:r>
         <w:rPr>
-          <w:rFonts w:ascii="Charis SIL Regular" w:hAnsi="Charis SIL Regular" w:eastAsia="Charis SIL Regular"/>
-          <w:b w:val="0"/>
-          <w:i w:val="0"/>
-          <w:color w:val="0000FF"/>
-          <w:sz w:val="24"/>
-          <w:u w:val="single"/>
-        </w:rPr>
-        <w:hyperlink r:id="rId10" w:history="1">
-          <w:r>
-            <w:rPr>
-              <w:rStyle w:val="Hyperlink"/>
-            </w:rPr>
-            <w:t>n</w:t>
-          </w:r>
-        </w:hyperlink>
-      </w:r>
-      <w:r>
-        <w:rPr>
-          <w:rFonts w:ascii="Charis SIL Regular" w:hAnsi="Charis SIL Regular" w:eastAsia="Charis SIL Regular"/>
-          <w:b w:val="0"/>
-          <w:i w:val="0"/>
-          <w:color w:val="0000FF"/>
-          <w:sz w:val="24"/>
-          <w:u w:val="single"/>
-        </w:rPr>
-        <w:t xml:space="preserve"> </w:t>
-      </w:r>
-      <w:r>
-        <w:rPr>
-          <w:rFonts w:ascii="Charis SIL Regular" w:hAnsi="Charis SIL Regular" w:eastAsia="Charis SIL Regular"/>
-          <w:b w:val="0"/>
-          <w:i w:val="0"/>
-          <w:color w:val="0000FF"/>
-          <w:sz w:val="24"/>
-          <w:u w:val="single"/>
-        </w:rPr>
-        <w:hyperlink r:id="rId10" w:history="1">
-          <w:r>
-            <w:rPr>
-              <w:rStyle w:val="Hyperlink"/>
-            </w:rPr>
-            <w:t>Volkenkund</w:t>
-          </w:r>
-        </w:hyperlink>
-      </w:r>
-      <w:r>
-        <w:rPr>
-          <w:rFonts w:ascii="Charis SIL Regular" w:hAnsi="Charis SIL Regular" w:eastAsia="Charis SIL Regular"/>
-          <w:b w:val="0"/>
-          <w:i w:val="0"/>
-          <w:color w:val="0000FF"/>
-          <w:sz w:val="24"/>
-          <w:u w:val="single"/>
-        </w:rPr>
-        <w:hyperlink r:id="rId10" w:history="1">
-          <w:r>
-            <w:rPr>
-              <w:rStyle w:val="Hyperlink"/>
-            </w:rPr>
-            <w:t>e</w:t>
-          </w:r>
-        </w:hyperlink>
-      </w:r>
-      <w:r>
-        <w:rPr>
           <w:u w:val="single" w:color="0000ff"/>
           <w:rFonts w:ascii="Charis SIL Regular" w:hAnsi="Charis SIL Regular" w:eastAsia="Charis SIL Regular"/>
           <w:b w:val="0"/>
@@ -3154,121 +3020,13 @@
       </w:r>
       <w:r>
         <w:rPr>
-          <w:u w:val="single" w:color="0000ff"/>
           <w:rFonts w:ascii="Charis SIL Regular" w:hAnsi="Charis SIL Regular" w:eastAsia="Charis SIL Regular"/>
           <w:b w:val="0"/>
           <w:i w:val="0"/>
           <w:color w:val="000000"/>
           <w:sz w:val="24"/>
         </w:rPr>
-        <w:hyperlink r:id="rId10" w:history="1">
-          <w:r>
-            <w:rPr>
-              <w:rStyle w:val="Hyperlink"/>
-            </w:rPr>
-            <w:t>dit</w:t>
-          </w:r>
-        </w:hyperlink>
-      </w:r>
-      <w:r>
-        <w:rPr>
-          <w:u w:val="single" w:color="0000ff"/>
-          <w:rFonts w:ascii="Charis SIL Regular" w:hAnsi="Charis SIL Regular" w:eastAsia="Charis SIL Regular"/>
-          <w:b w:val="0"/>
-          <w:i w:val="0"/>
-          <w:color w:val="000000"/>
-          <w:sz w:val="24"/>
-        </w:rPr>
-        <w:hyperlink r:id="rId10" w:history="1">
-          <w:r>
-            <w:rPr>
-              <w:rStyle w:val="Hyperlink"/>
-            </w:rPr>
-            <w:t xml:space="preserve"> soort organisati</w:t>
-          </w:r>
-        </w:hyperlink>
-      </w:r>
-      <w:r>
-        <w:rPr>
-          <w:rFonts w:ascii="Charis SIL Regular" w:hAnsi="Charis SIL Regular" w:eastAsia="Charis SIL Regular"/>
-          <w:b w:val="0"/>
-          <w:i w:val="0"/>
-          <w:color w:val="000000"/>
-          <w:sz w:val="24"/>
-        </w:rPr>
-        <w:t>es werd</w:t>
-      </w:r>
-      <w:r>
-        <w:rPr>
-          <w:u w:val="single" w:color="0000ff"/>
-          <w:rFonts w:ascii="Charis SIL Regular" w:hAnsi="Charis SIL Regular" w:eastAsia="Charis SIL Regular"/>
-          <w:b w:val="0"/>
-          <w:i w:val="0"/>
-          <w:color w:val="000000"/>
-          <w:sz w:val="24"/>
-        </w:rPr>
-        <w:hyperlink r:id="rId20" w:history="1">
-          <w:r>
-            <w:rPr>
-              <w:rStyle w:val="Hyperlink"/>
-            </w:rPr>
-            <w:t>en de bevi</w:t>
-          </w:r>
-        </w:hyperlink>
-      </w:r>
-      <w:r>
-        <w:rPr>
-          <w:u w:val="single" w:color="0000ff"/>
-          <w:rFonts w:ascii="Charis SIL Regular" w:hAnsi="Charis SIL Regular" w:eastAsia="Charis SIL Regular"/>
-          <w:b w:val="0"/>
-          <w:i w:val="0"/>
-          <w:color w:val="000000"/>
-          <w:sz w:val="24"/>
-        </w:rPr>
-        <w:hyperlink r:id="rId20" w:history="1">
-          <w:r>
-            <w:rPr>
-              <w:rStyle w:val="Hyperlink"/>
-            </w:rPr>
-            <w:t xml:space="preserve">ndingen </w:t>
-          </w:r>
-        </w:hyperlink>
-      </w:r>
-      <w:r>
-        <w:rPr>
-          <w:u w:val="single" w:color="0000ff"/>
-          <w:rFonts w:ascii="Charis SIL Regular" w:hAnsi="Charis SIL Regular" w:eastAsia="Charis SIL Regular"/>
-          <w:b w:val="0"/>
-          <w:i w:val="0"/>
-          <w:color w:val="000000"/>
-          <w:sz w:val="24"/>
-        </w:rPr>
-        <w:hyperlink r:id="rId20" w:history="1">
-          <w:r>
-            <w:rPr>
-              <w:rStyle w:val="Hyperlink"/>
-            </w:rPr>
-            <w:t>v</w:t>
-          </w:r>
-        </w:hyperlink>
-      </w:r>
-      <w:r>
-        <w:rPr>
-          <w:u w:val="single" w:color="0000ff"/>
-          <w:rFonts w:ascii="Charis SIL Regular" w:hAnsi="Charis SIL Regular" w:eastAsia="Charis SIL Regular"/>
-          <w:b w:val="0"/>
-          <w:i w:val="0"/>
-          <w:color w:val="000000"/>
-          <w:sz w:val="24"/>
-        </w:rPr>
-        <w:hyperlink r:id="rId20" w:history="1">
-          <w:r>
-            <w:rPr>
-              <w:rStyle w:val="Hyperlink"/>
-            </w:rPr>
-            <w:t>an w</w:t>
-          </w:r>
-        </w:hyperlink>
+        <w:t>dit soort organisaties werden de bevindingen van w</w:t>
       </w:r>
       <w:r>
         <w:rPr>
@@ -4111,7 +3869,7 @@
           <w:sz w:val="24"/>
           <w:u w:val="single"/>
         </w:rPr>
-        <w:hyperlink r:id="rId26" w:history="1">
+        <w:hyperlink r:id="rId24" w:history="1">
           <w:r>
             <w:rPr>
               <w:rStyle w:val="Hyperlink"/>
@@ -4142,14 +3900,7 @@
           <w:sz w:val="24"/>
           <w:u w:val="single"/>
         </w:rPr>
-        <w:hyperlink r:id="rId15" w:history="1">
-          <w:r>
-            <w:rPr>
-              <w:rStyle w:val="Hyperlink"/>
-            </w:rPr>
-            <w:t>Mus</w:t>
-          </w:r>
-        </w:hyperlink>
+        <w:t>Mus</w:t>
       </w:r>
       <w:r>
         <w:rPr>
@@ -4160,7 +3911,7 @@
           <w:sz w:val="24"/>
           <w:u w:val="single"/>
         </w:rPr>
-        <w:hyperlink r:id="rId15" w:history="1">
+        <w:hyperlink r:id="rId26" w:history="1">
           <w:r>
             <w:rPr>
               <w:rStyle w:val="Hyperlink"/>
@@ -4207,7 +3958,7 @@
           <w:sz w:val="24"/>
           <w:u w:val="single"/>
         </w:rPr>
-        <w:hyperlink r:id="rId26" w:history="1">
+        <w:hyperlink r:id="rId15" w:history="1">
           <w:r>
             <w:rPr>
               <w:rStyle w:val="Hyperlink"/>

--- a/EXPORTS/DOCX/published/niveau2/Dutch/Indonesia.docx
+++ b/EXPORTS/DOCX/published/niveau2/Dutch/Indonesia.docx
@@ -1197,42 +1197,7 @@
           <w:color w:val="000000"/>
           <w:sz w:val="24"/>
         </w:rPr>
-        <w:hyperlink r:id="rId12" w:history="1">
-          <w:r>
-            <w:rPr>
-              <w:rStyle w:val="Hyperlink"/>
-            </w:rPr>
-            <w:t>n bronn</w:t>
-          </w:r>
-        </w:hyperlink>
-      </w:r>
-      <w:r>
-        <w:rPr>
-          <w:u w:val="single" w:color="0000ff"/>
-          <w:rFonts w:ascii="Charis SIL Regular" w:hAnsi="Charis SIL Regular" w:eastAsia="Charis SIL Regular"/>
-          <w:b w:val="0"/>
-          <w:i w:val="0"/>
-          <w:color w:val="000000"/>
-          <w:sz w:val="24"/>
-        </w:rPr>
-        <w:hyperlink r:id="rId12" w:history="1">
-          <w:r>
-            <w:rPr>
-              <w:rStyle w:val="Hyperlink"/>
-            </w:rPr>
-            <w:t>en met betre</w:t>
-          </w:r>
-        </w:hyperlink>
-      </w:r>
-      <w:r>
-        <w:rPr>
-          <w:rFonts w:ascii="Charis SIL Regular" w:hAnsi="Charis SIL Regular" w:eastAsia="Charis SIL Regular"/>
-          <w:b w:val="0"/>
-          <w:i w:val="0"/>
-          <w:color w:val="000000"/>
-          <w:sz w:val="24"/>
-        </w:rPr>
-        <w:t>kking tot het Batav</w:t>
+        <w:t>n bronnen met betrekking tot het Batav</w:t>
       </w:r>
       <w:r>
         <w:rPr>
@@ -2352,7 +2317,52 @@
           <w:color w:val="000000"/>
           <w:sz w:val="24"/>
         </w:rPr>
-        <w:t xml:space="preserve">zendelingen en missionarissen, zie de desbetreffende </w:t>
+        <w:t>zendelingen en missionarissen, zie de des</w:t>
+      </w:r>
+      <w:r>
+        <w:rPr>
+          <w:u w:val="single" w:color="0000ff"/>
+          <w:rFonts w:ascii="Charis SIL Regular" w:hAnsi="Charis SIL Regular" w:eastAsia="Charis SIL Regular"/>
+          <w:b w:val="0"/>
+          <w:i w:val="0"/>
+          <w:color w:val="000000"/>
+          <w:sz w:val="24"/>
+        </w:rPr>
+        <w:hyperlink r:id="rId19" w:history="1">
+          <w:r>
+            <w:rPr>
+              <w:rStyle w:val="Hyperlink"/>
+            </w:rPr>
+            <w:t>betreffend</w:t>
+          </w:r>
+        </w:hyperlink>
+      </w:r>
+      <w:r>
+        <w:rPr>
+          <w:rFonts w:ascii="Charis SIL Regular" w:hAnsi="Charis SIL Regular" w:eastAsia="Charis SIL Regular"/>
+          <w:b w:val="0"/>
+          <w:i w:val="0"/>
+          <w:color w:val="000000"/>
+          <w:sz w:val="24"/>
+        </w:rPr>
+        <w:hyperlink r:id="rId19" w:history="1">
+          <w:r>
+            <w:rPr>
+              <w:rStyle w:val="Hyperlink"/>
+            </w:rPr>
+            <w:t>e</w:t>
+          </w:r>
+        </w:hyperlink>
+      </w:r>
+      <w:r>
+        <w:rPr>
+          <w:rFonts w:ascii="Charis SIL Regular" w:hAnsi="Charis SIL Regular" w:eastAsia="Charis SIL Regular"/>
+          <w:b w:val="0"/>
+          <w:i w:val="0"/>
+          <w:color w:val="000000"/>
+          <w:sz w:val="24"/>
+        </w:rPr>
+        <w:t xml:space="preserve"> </w:t>
       </w:r>
       <w:r>
         <w:rPr>
@@ -2805,7 +2815,7 @@
           <w:sz w:val="24"/>
           <w:u w:val="single"/>
         </w:rPr>
-        <w:hyperlink r:id="rId20" w:history="1">
+        <w:hyperlink r:id="rId10" w:history="1">
           <w:r>
             <w:rPr>
               <w:rStyle w:val="Hyperlink"/>
@@ -2834,7 +2844,7 @@
           <w:sz w:val="24"/>
           <w:u w:val="single"/>
         </w:rPr>
-        <w:hyperlink r:id="rId20" w:history="1">
+        <w:hyperlink r:id="rId10" w:history="1">
           <w:r>
             <w:rPr>
               <w:rStyle w:val="Hyperlink"/>
@@ -2853,6 +2863,71 @@
           <w:u w:val="single"/>
         </w:rPr>
         <w:t xml:space="preserve"> </w:t>
+      </w:r>
+      <w:r>
+        <w:rPr>
+          <w:rFonts w:ascii="Charis SIL Regular" w:hAnsi="Charis SIL Regular" w:eastAsia="Charis SIL Regular"/>
+          <w:b w:val="0"/>
+          <w:i w:val="0"/>
+          <w:color w:val="0000FF"/>
+          <w:sz w:val="24"/>
+          <w:u w:val="single"/>
+        </w:rPr>
+        <w:hyperlink r:id="rId10" w:history="1">
+          <w:r>
+            <w:rPr>
+              <w:rStyle w:val="Hyperlink"/>
+            </w:rPr>
+            <w:t>e</w:t>
+          </w:r>
+        </w:hyperlink>
+      </w:r>
+      <w:r>
+        <w:rPr>
+          <w:rFonts w:ascii="Charis SIL Regular" w:hAnsi="Charis SIL Regular" w:eastAsia="Charis SIL Regular"/>
+          <w:b w:val="0"/>
+          <w:i w:val="0"/>
+          <w:color w:val="0000FF"/>
+          <w:sz w:val="24"/>
+          <w:u w:val="single"/>
+        </w:rPr>
+        <w:hyperlink r:id="rId10" w:history="1">
+          <w:r>
+            <w:rPr>
+              <w:rStyle w:val="Hyperlink"/>
+            </w:rPr>
+            <w:t>n</w:t>
+          </w:r>
+        </w:hyperlink>
+      </w:r>
+      <w:r>
+        <w:rPr>
+          <w:rFonts w:ascii="Charis SIL Regular" w:hAnsi="Charis SIL Regular" w:eastAsia="Charis SIL Regular"/>
+          <w:b w:val="0"/>
+          <w:i w:val="0"/>
+          <w:color w:val="0000FF"/>
+          <w:sz w:val="24"/>
+          <w:u w:val="single"/>
+        </w:rPr>
+        <w:t xml:space="preserve"> </w:t>
+      </w:r>
+      <w:r>
+        <w:rPr>
+          <w:rFonts w:ascii="Charis SIL Regular" w:hAnsi="Charis SIL Regular" w:eastAsia="Charis SIL Regular"/>
+          <w:b w:val="0"/>
+          <w:i w:val="0"/>
+          <w:color w:val="0000FF"/>
+          <w:sz w:val="24"/>
+          <w:u w:val="single"/>
+        </w:rPr>
+        <w:hyperlink r:id="rId20" w:history="1">
+          <w:r>
+            <w:rPr>
+              <w:rStyle w:val="Hyperlink"/>
+            </w:rPr>
+            <w:t>Volkenkund</w:t>
+          </w:r>
+        </w:hyperlink>
       </w:r>
       <w:r>
         <w:rPr>
@@ -2874,71 +2949,6 @@
       </w:r>
       <w:r>
         <w:rPr>
-          <w:rFonts w:ascii="Charis SIL Regular" w:hAnsi="Charis SIL Regular" w:eastAsia="Charis SIL Regular"/>
-          <w:b w:val="0"/>
-          <w:i w:val="0"/>
-          <w:color w:val="0000FF"/>
-          <w:sz w:val="24"/>
-          <w:u w:val="single"/>
-        </w:rPr>
-        <w:hyperlink r:id="rId20" w:history="1">
-          <w:r>
-            <w:rPr>
-              <w:rStyle w:val="Hyperlink"/>
-            </w:rPr>
-            <w:t>n</w:t>
-          </w:r>
-        </w:hyperlink>
-      </w:r>
-      <w:r>
-        <w:rPr>
-          <w:rFonts w:ascii="Charis SIL Regular" w:hAnsi="Charis SIL Regular" w:eastAsia="Charis SIL Regular"/>
-          <w:b w:val="0"/>
-          <w:i w:val="0"/>
-          <w:color w:val="0000FF"/>
-          <w:sz w:val="24"/>
-          <w:u w:val="single"/>
-        </w:rPr>
-        <w:t xml:space="preserve"> </w:t>
-      </w:r>
-      <w:r>
-        <w:rPr>
-          <w:rFonts w:ascii="Charis SIL Regular" w:hAnsi="Charis SIL Regular" w:eastAsia="Charis SIL Regular"/>
-          <w:b w:val="0"/>
-          <w:i w:val="0"/>
-          <w:color w:val="0000FF"/>
-          <w:sz w:val="24"/>
-          <w:u w:val="single"/>
-        </w:rPr>
-        <w:hyperlink r:id="rId10" w:history="1">
-          <w:r>
-            <w:rPr>
-              <w:rStyle w:val="Hyperlink"/>
-            </w:rPr>
-            <w:t>Volkenkund</w:t>
-          </w:r>
-        </w:hyperlink>
-      </w:r>
-      <w:r>
-        <w:rPr>
-          <w:rFonts w:ascii="Charis SIL Regular" w:hAnsi="Charis SIL Regular" w:eastAsia="Charis SIL Regular"/>
-          <w:b w:val="0"/>
-          <w:i w:val="0"/>
-          <w:color w:val="0000FF"/>
-          <w:sz w:val="24"/>
-          <w:u w:val="single"/>
-        </w:rPr>
-        <w:hyperlink r:id="rId10" w:history="1">
-          <w:r>
-            <w:rPr>
-              <w:rStyle w:val="Hyperlink"/>
-            </w:rPr>
-            <w:t>e</w:t>
-          </w:r>
-        </w:hyperlink>
-      </w:r>
-      <w:r>
-        <w:rPr>
           <w:u w:val="single" w:color="0000ff"/>
           <w:rFonts w:ascii="Charis SIL Regular" w:hAnsi="Charis SIL Regular" w:eastAsia="Charis SIL Regular"/>
           <w:b w:val="0"/>
@@ -3026,7 +3036,107 @@
           <w:color w:val="000000"/>
           <w:sz w:val="24"/>
         </w:rPr>
-        <w:t>dit soort organisaties werden de bevindingen van w</w:t>
+        <w:t>dit</w:t>
+      </w:r>
+      <w:r>
+        <w:rPr>
+          <w:u w:val="single" w:color="0000ff"/>
+          <w:rFonts w:ascii="Charis SIL Regular" w:hAnsi="Charis SIL Regular" w:eastAsia="Charis SIL Regular"/>
+          <w:b w:val="0"/>
+          <w:i w:val="0"/>
+          <w:color w:val="000000"/>
+          <w:sz w:val="24"/>
+        </w:rPr>
+        <w:hyperlink r:id="rId10" w:history="1">
+          <w:r>
+            <w:rPr>
+              <w:rStyle w:val="Hyperlink"/>
+            </w:rPr>
+            <w:t xml:space="preserve"> soort organisati</w:t>
+          </w:r>
+        </w:hyperlink>
+      </w:r>
+      <w:r>
+        <w:rPr>
+          <w:rFonts w:ascii="Charis SIL Regular" w:hAnsi="Charis SIL Regular" w:eastAsia="Charis SIL Regular"/>
+          <w:b w:val="0"/>
+          <w:i w:val="0"/>
+          <w:color w:val="000000"/>
+          <w:sz w:val="24"/>
+        </w:rPr>
+        <w:t>es werd</w:t>
+      </w:r>
+      <w:r>
+        <w:rPr>
+          <w:u w:val="single" w:color="0000ff"/>
+          <w:rFonts w:ascii="Charis SIL Regular" w:hAnsi="Charis SIL Regular" w:eastAsia="Charis SIL Regular"/>
+          <w:b w:val="0"/>
+          <w:i w:val="0"/>
+          <w:color w:val="000000"/>
+          <w:sz w:val="24"/>
+        </w:rPr>
+        <w:hyperlink r:id="rId20" w:history="1">
+          <w:r>
+            <w:rPr>
+              <w:rStyle w:val="Hyperlink"/>
+            </w:rPr>
+            <w:t>en de bevi</w:t>
+          </w:r>
+        </w:hyperlink>
+      </w:r>
+      <w:r>
+        <w:rPr>
+          <w:u w:val="single" w:color="0000ff"/>
+          <w:rFonts w:ascii="Charis SIL Regular" w:hAnsi="Charis SIL Regular" w:eastAsia="Charis SIL Regular"/>
+          <w:b w:val="0"/>
+          <w:i w:val="0"/>
+          <w:color w:val="000000"/>
+          <w:sz w:val="24"/>
+        </w:rPr>
+        <w:hyperlink r:id="rId20" w:history="1">
+          <w:r>
+            <w:rPr>
+              <w:rStyle w:val="Hyperlink"/>
+            </w:rPr>
+            <w:t xml:space="preserve">ndingen </w:t>
+          </w:r>
+        </w:hyperlink>
+      </w:r>
+      <w:r>
+        <w:rPr>
+          <w:u w:val="single" w:color="0000ff"/>
+          <w:rFonts w:ascii="Charis SIL Regular" w:hAnsi="Charis SIL Regular" w:eastAsia="Charis SIL Regular"/>
+          <w:b w:val="0"/>
+          <w:i w:val="0"/>
+          <w:color w:val="000000"/>
+          <w:sz w:val="24"/>
+        </w:rPr>
+        <w:hyperlink r:id="rId20" w:history="1">
+          <w:r>
+            <w:rPr>
+              <w:rStyle w:val="Hyperlink"/>
+            </w:rPr>
+            <w:t>v</w:t>
+          </w:r>
+        </w:hyperlink>
+      </w:r>
+      <w:r>
+        <w:rPr>
+          <w:u w:val="single" w:color="0000ff"/>
+          <w:rFonts w:ascii="Charis SIL Regular" w:hAnsi="Charis SIL Regular" w:eastAsia="Charis SIL Regular"/>
+          <w:b w:val="0"/>
+          <w:i w:val="0"/>
+          <w:color w:val="000000"/>
+          <w:sz w:val="24"/>
+        </w:rPr>
+        <w:hyperlink r:id="rId20" w:history="1">
+          <w:r>
+            <w:rPr>
+              <w:rStyle w:val="Hyperlink"/>
+            </w:rPr>
+            <w:t>an w</w:t>
+          </w:r>
+        </w:hyperlink>
       </w:r>
       <w:r>
         <w:rPr>
@@ -3869,7 +3979,7 @@
           <w:sz w:val="24"/>
           <w:u w:val="single"/>
         </w:rPr>
-        <w:hyperlink r:id="rId24" w:history="1">
+        <w:hyperlink r:id="rId26" w:history="1">
           <w:r>
             <w:rPr>
               <w:rStyle w:val="Hyperlink"/>
@@ -3898,7 +4008,6 @@
           <w:i w:val="0"/>
           <w:color w:val="0000FF"/>
           <w:sz w:val="24"/>
-          <w:u w:val="single"/>
         </w:rPr>
         <w:t>Mus</w:t>
       </w:r>
@@ -3940,7 +4049,7 @@
           <w:sz w:val="24"/>
           <w:u w:val="single"/>
         </w:rPr>
-        <w:hyperlink r:id="rId15" w:history="1">
+        <w:hyperlink r:id="rId26" w:history="1">
           <w:r>
             <w:rPr>
               <w:rStyle w:val="Hyperlink"/>
@@ -3958,7 +4067,7 @@
           <w:sz w:val="24"/>
           <w:u w:val="single"/>
         </w:rPr>
-        <w:hyperlink r:id="rId15" w:history="1">
+        <w:hyperlink r:id="rId26" w:history="1">
           <w:r>
             <w:rPr>
               <w:rStyle w:val="Hyperlink"/>

--- a/EXPORTS/DOCX/published/niveau2/Dutch/Indonesia.docx
+++ b/EXPORTS/DOCX/published/niveau2/Dutch/Indonesia.docx
@@ -1197,7 +1197,97 @@
           <w:color w:val="000000"/>
           <w:sz w:val="24"/>
         </w:rPr>
-        <w:t>n bronnen met betrekking tot het Batav</w:t>
+        <w:t>n bronnen met betre</w:t>
+      </w:r>
+      <w:r>
+        <w:rPr>
+          <w:u w:val="single" w:color="0000ff"/>
+          <w:rFonts w:ascii="Charis SIL Regular" w:hAnsi="Charis SIL Regular" w:eastAsia="Charis SIL Regular"/>
+          <w:b w:val="0"/>
+          <w:i w:val="0"/>
+          <w:color w:val="000000"/>
+          <w:sz w:val="24"/>
+        </w:rPr>
+        <w:hyperlink r:id="rId12" w:history="1">
+          <w:r>
+            <w:rPr>
+              <w:rStyle w:val="Hyperlink"/>
+            </w:rPr>
+            <w:t>kki</w:t>
+          </w:r>
+        </w:hyperlink>
+      </w:r>
+      <w:r>
+        <w:rPr>
+          <w:u w:val="single" w:color="0000ff"/>
+          <w:rFonts w:ascii="Charis SIL Regular" w:hAnsi="Charis SIL Regular" w:eastAsia="Charis SIL Regular"/>
+          <w:b w:val="0"/>
+          <w:i w:val="0"/>
+          <w:color w:val="000000"/>
+          <w:sz w:val="24"/>
+        </w:rPr>
+        <w:hyperlink r:id="rId12" w:history="1">
+          <w:r>
+            <w:rPr>
+              <w:rStyle w:val="Hyperlink"/>
+            </w:rPr>
+            <w:t>n</w:t>
+          </w:r>
+        </w:hyperlink>
+      </w:r>
+      <w:r>
+        <w:rPr>
+          <w:u w:val="single" w:color="0000ff"/>
+          <w:rFonts w:ascii="Charis SIL Regular" w:hAnsi="Charis SIL Regular" w:eastAsia="Charis SIL Regular"/>
+          <w:b w:val="0"/>
+          <w:i w:val="0"/>
+          <w:color w:val="000000"/>
+          <w:sz w:val="24"/>
+        </w:rPr>
+        <w:hyperlink r:id="rId12" w:history="1">
+          <w:r>
+            <w:rPr>
+              <w:rStyle w:val="Hyperlink"/>
+            </w:rPr>
+            <w:t xml:space="preserve">g </w:t>
+          </w:r>
+        </w:hyperlink>
+      </w:r>
+      <w:r>
+        <w:rPr>
+          <w:u w:val="single" w:color="0000ff"/>
+          <w:rFonts w:ascii="Charis SIL Regular" w:hAnsi="Charis SIL Regular" w:eastAsia="Charis SIL Regular"/>
+          <w:b w:val="0"/>
+          <w:i w:val="0"/>
+          <w:color w:val="000000"/>
+          <w:sz w:val="24"/>
+        </w:rPr>
+        <w:hyperlink r:id="rId12" w:history="1">
+          <w:r>
+            <w:rPr>
+              <w:rStyle w:val="Hyperlink"/>
+            </w:rPr>
+            <w:t>t</w:t>
+          </w:r>
+        </w:hyperlink>
+      </w:r>
+      <w:r>
+        <w:rPr>
+          <w:u w:val="single" w:color="0000ff"/>
+          <w:rFonts w:ascii="Charis SIL Regular" w:hAnsi="Charis SIL Regular" w:eastAsia="Charis SIL Regular"/>
+          <w:b w:val="0"/>
+          <w:i w:val="0"/>
+          <w:color w:val="000000"/>
+          <w:sz w:val="24"/>
+        </w:rPr>
+        <w:hyperlink r:id="rId12" w:history="1">
+          <w:r>
+            <w:rPr>
+              <w:rStyle w:val="Hyperlink"/>
+            </w:rPr>
+            <w:t>ot het Batav</w:t>
+          </w:r>
+        </w:hyperlink>
       </w:r>
       <w:r>
         <w:rPr>
@@ -2339,20 +2429,14 @@
       </w:r>
       <w:r>
         <w:rPr>
+          <w:u w:val="single" w:color="0000ff"/>
           <w:rFonts w:ascii="Charis SIL Regular" w:hAnsi="Charis SIL Regular" w:eastAsia="Charis SIL Regular"/>
           <w:b w:val="0"/>
           <w:i w:val="0"/>
           <w:color w:val="000000"/>
           <w:sz w:val="24"/>
         </w:rPr>
-        <w:hyperlink r:id="rId19" w:history="1">
-          <w:r>
-            <w:rPr>
-              <w:rStyle w:val="Hyperlink"/>
-            </w:rPr>
-            <w:t>e</w:t>
-          </w:r>
-        </w:hyperlink>
+        <w:t>e</w:t>
       </w:r>
       <w:r>
         <w:rPr>
@@ -2371,16 +2455,8 @@
           <w:i w:val="0"/>
           <w:color w:val="0000FF"/>
           <w:sz w:val="24"/>
-          <w:u w:val="single"/>
-        </w:rPr>
-        <w:hyperlink r:id="rId19" w:history="1">
-          <w:r>
-            <w:rPr>
-              <w:rStyle w:val="Hyperlink"/>
-            </w:rPr>
-            <w:t>zoe</w:t>
-          </w:r>
-        </w:hyperlink>
+        </w:rPr>
+        <w:t>zoe</w:t>
       </w:r>
       <w:r>
         <w:rPr>
@@ -2920,7 +2996,7 @@
           <w:sz w:val="24"/>
           <w:u w:val="single"/>
         </w:rPr>
-        <w:hyperlink r:id="rId20" w:history="1">
+        <w:hyperlink r:id="rId10" w:history="1">
           <w:r>
             <w:rPr>
               <w:rStyle w:val="Hyperlink"/>
@@ -2938,7 +3014,7 @@
           <w:sz w:val="24"/>
           <w:u w:val="single"/>
         </w:rPr>
-        <w:hyperlink r:id="rId20" w:history="1">
+        <w:hyperlink r:id="rId10" w:history="1">
           <w:r>
             <w:rPr>
               <w:rStyle w:val="Hyperlink"/>

--- a/EXPORTS/DOCX/published/niveau2/Dutch/Indonesia.docx
+++ b/EXPORTS/DOCX/published/niveau2/Dutch/Indonesia.docx
@@ -710,13 +710,68 @@
       </w:r>
       <w:r>
         <w:rPr>
+          <w:u w:val="single" w:color="0000ff"/>
           <w:rFonts w:ascii="Charis SIL Regular" w:hAnsi="Charis SIL Regular" w:eastAsia="Charis SIL Regular"/>
           <w:b w:val="0"/>
           <w:i w:val="0"/>
           <w:color w:val="000000"/>
           <w:sz w:val="24"/>
         </w:rPr>
-        <w:t>dat in 1778 in Batavia werd o</w:t>
+        <w:hyperlink r:id="rId10" w:history="1">
+          <w:r>
+            <w:rPr>
+              <w:rStyle w:val="Hyperlink"/>
+            </w:rPr>
+            <w:t>dat in 1778</w:t>
+          </w:r>
+        </w:hyperlink>
+      </w:r>
+      <w:r>
+        <w:rPr>
+          <w:u w:val="single" w:color="0000ff"/>
+          <w:rFonts w:ascii="Charis SIL Regular" w:hAnsi="Charis SIL Regular" w:eastAsia="Charis SIL Regular"/>
+          <w:b w:val="0"/>
+          <w:i w:val="0"/>
+          <w:color w:val="000000"/>
+          <w:sz w:val="24"/>
+        </w:rPr>
+        <w:t xml:space="preserve"> </w:t>
+      </w:r>
+      <w:r>
+        <w:rPr>
+          <w:u w:val="single" w:color="0000ff"/>
+          <w:rFonts w:ascii="Charis SIL Regular" w:hAnsi="Charis SIL Regular" w:eastAsia="Charis SIL Regular"/>
+          <w:b w:val="0"/>
+          <w:i w:val="0"/>
+          <w:color w:val="000000"/>
+          <w:sz w:val="24"/>
+        </w:rPr>
+        <w:hyperlink r:id="rId10" w:history="1">
+          <w:r>
+            <w:rPr>
+              <w:rStyle w:val="Hyperlink"/>
+            </w:rPr>
+            <w:t>in Batavia we</w:t>
+          </w:r>
+        </w:hyperlink>
+      </w:r>
+      <w:r>
+        <w:rPr>
+          <w:u w:val="single" w:color="0000ff"/>
+          <w:rFonts w:ascii="Charis SIL Regular" w:hAnsi="Charis SIL Regular" w:eastAsia="Charis SIL Regular"/>
+          <w:b w:val="0"/>
+          <w:i w:val="0"/>
+          <w:color w:val="000000"/>
+          <w:sz w:val="24"/>
+        </w:rPr>
+        <w:hyperlink r:id="rId10" w:history="1">
+          <w:r>
+            <w:rPr>
+              <w:rStyle w:val="Hyperlink"/>
+            </w:rPr>
+            <w:t>rd o</w:t>
+          </w:r>
+        </w:hyperlink>
       </w:r>
       <w:r>
         <w:rPr>
@@ -1197,7 +1252,32 @@
           <w:color w:val="000000"/>
           <w:sz w:val="24"/>
         </w:rPr>
-        <w:t>n bronnen met betre</w:t>
+        <w:hyperlink r:id="rId12" w:history="1">
+          <w:r>
+            <w:rPr>
+              <w:rStyle w:val="Hyperlink"/>
+            </w:rPr>
+            <w:t>n bronn</w:t>
+          </w:r>
+        </w:hyperlink>
+      </w:r>
+      <w:r>
+        <w:rPr>
+          <w:u w:val="single" w:color="0000ff"/>
+          <w:rFonts w:ascii="Charis SIL Regular" w:hAnsi="Charis SIL Regular" w:eastAsia="Charis SIL Regular"/>
+          <w:b w:val="0"/>
+          <w:i w:val="0"/>
+          <w:color w:val="000000"/>
+          <w:sz w:val="24"/>
+        </w:rPr>
+        <w:hyperlink r:id="rId12" w:history="1">
+          <w:r>
+            <w:rPr>
+              <w:rStyle w:val="Hyperlink"/>
+            </w:rPr>
+            <w:t>en met betre</w:t>
+          </w:r>
+        </w:hyperlink>
       </w:r>
       <w:r>
         <w:rPr>
@@ -2418,25 +2498,7 @@
           <w:color w:val="000000"/>
           <w:sz w:val="24"/>
         </w:rPr>
-        <w:hyperlink r:id="rId19" w:history="1">
-          <w:r>
-            <w:rPr>
-              <w:rStyle w:val="Hyperlink"/>
-            </w:rPr>
-            <w:t>betreffend</w:t>
-          </w:r>
-        </w:hyperlink>
-      </w:r>
-      <w:r>
-        <w:rPr>
-          <w:u w:val="single" w:color="0000ff"/>
-          <w:rFonts w:ascii="Charis SIL Regular" w:hAnsi="Charis SIL Regular" w:eastAsia="Charis SIL Regular"/>
-          <w:b w:val="0"/>
-          <w:i w:val="0"/>
-          <w:color w:val="000000"/>
-          <w:sz w:val="24"/>
-        </w:rPr>
-        <w:t>e</w:t>
+        <w:t>betreffende</w:t>
       </w:r>
       <w:r>
         <w:rPr>
@@ -2996,7 +3058,7 @@
           <w:sz w:val="24"/>
           <w:u w:val="single"/>
         </w:rPr>
-        <w:hyperlink r:id="rId10" w:history="1">
+        <w:hyperlink r:id="rId20" w:history="1">
           <w:r>
             <w:rPr>
               <w:rStyle w:val="Hyperlink"/>
@@ -3014,7 +3076,7 @@
           <w:sz w:val="24"/>
           <w:u w:val="single"/>
         </w:rPr>
-        <w:hyperlink r:id="rId10" w:history="1">
+        <w:hyperlink r:id="rId20" w:history="1">
           <w:r>
             <w:rPr>
               <w:rStyle w:val="Hyperlink"/>
@@ -3106,13 +3168,21 @@
       </w:r>
       <w:r>
         <w:rPr>
+          <w:u w:val="single" w:color="0000ff"/>
           <w:rFonts w:ascii="Charis SIL Regular" w:hAnsi="Charis SIL Regular" w:eastAsia="Charis SIL Regular"/>
           <w:b w:val="0"/>
           <w:i w:val="0"/>
           <w:color w:val="000000"/>
           <w:sz w:val="24"/>
         </w:rPr>
-        <w:t>dit</w:t>
+        <w:hyperlink r:id="rId10" w:history="1">
+          <w:r>
+            <w:rPr>
+              <w:rStyle w:val="Hyperlink"/>
+            </w:rPr>
+            <w:t>dit</w:t>
+          </w:r>
+        </w:hyperlink>
       </w:r>
       <w:r>
         <w:rPr>
@@ -3282,7 +3352,25 @@
             <w:rPr>
               <w:rStyle w:val="Hyperlink"/>
             </w:rPr>
-            <w:t>lijk</w:t>
+            <w:t>lij</w:t>
+          </w:r>
+        </w:hyperlink>
+      </w:r>
+      <w:r>
+        <w:rPr>
+          <w:u w:val="single" w:color="0000ff"/>
+          <w:rFonts w:ascii="Charis SIL Regular" w:hAnsi="Charis SIL Regular" w:eastAsia="Charis SIL Regular"/>
+          <w:b w:val="0"/>
+          <w:i w:val="0"/>
+          <w:color w:val="000000"/>
+          <w:sz w:val="24"/>
+        </w:rPr>
+        <w:hyperlink r:id="rId20" w:history="1">
+          <w:r>
+            <w:rPr>
+              <w:rStyle w:val="Hyperlink"/>
+            </w:rPr>
+            <w:t>k</w:t>
           </w:r>
         </w:hyperlink>
       </w:r>
@@ -4055,7 +4143,7 @@
           <w:sz w:val="24"/>
           <w:u w:val="single"/>
         </w:rPr>
-        <w:hyperlink r:id="rId26" w:history="1">
+        <w:hyperlink r:id="rId24" w:history="1">
           <w:r>
             <w:rPr>
               <w:rStyle w:val="Hyperlink"/>

--- a/EXPORTS/DOCX/published/niveau2/Dutch/Indonesia.docx
+++ b/EXPORTS/DOCX/published/niveau2/Dutch/Indonesia.docx
@@ -746,14 +746,7 @@
           <w:color w:val="000000"/>
           <w:sz w:val="24"/>
         </w:rPr>
-        <w:hyperlink r:id="rId10" w:history="1">
-          <w:r>
-            <w:rPr>
-              <w:rStyle w:val="Hyperlink"/>
-            </w:rPr>
-            <w:t>in Batavia we</w:t>
-          </w:r>
-        </w:hyperlink>
+        <w:t>in Batavia we</w:t>
       </w:r>
       <w:r>
         <w:rPr>
@@ -2487,28 +2480,7 @@
           <w:color w:val="000000"/>
           <w:sz w:val="24"/>
         </w:rPr>
-        <w:t>zendelingen en missionarissen, zie de des</w:t>
-      </w:r>
-      <w:r>
-        <w:rPr>
-          <w:u w:val="single" w:color="0000ff"/>
-          <w:rFonts w:ascii="Charis SIL Regular" w:hAnsi="Charis SIL Regular" w:eastAsia="Charis SIL Regular"/>
-          <w:b w:val="0"/>
-          <w:i w:val="0"/>
-          <w:color w:val="000000"/>
-          <w:sz w:val="24"/>
-        </w:rPr>
-        <w:t>betreffende</w:t>
-      </w:r>
-      <w:r>
-        <w:rPr>
-          <w:rFonts w:ascii="Charis SIL Regular" w:hAnsi="Charis SIL Regular" w:eastAsia="Charis SIL Regular"/>
-          <w:b w:val="0"/>
-          <w:i w:val="0"/>
-          <w:color w:val="000000"/>
-          <w:sz w:val="24"/>
-        </w:rPr>
-        <w:t xml:space="preserve"> </w:t>
+        <w:t xml:space="preserve">zendelingen en missionarissen, zie de desbetreffende </w:t>
       </w:r>
       <w:r>
         <w:rPr>
@@ -2517,8 +2489,16 @@
           <w:i w:val="0"/>
           <w:color w:val="0000FF"/>
           <w:sz w:val="24"/>
-        </w:rPr>
-        <w:t>zoe</w:t>
+          <w:u w:val="single"/>
+        </w:rPr>
+        <w:hyperlink r:id="rId19" w:history="1">
+          <w:r>
+            <w:rPr>
+              <w:rStyle w:val="Hyperlink"/>
+            </w:rPr>
+            <w:t>zoe</w:t>
+          </w:r>
+        </w:hyperlink>
       </w:r>
       <w:r>
         <w:rPr>
@@ -2933,7 +2913,6 @@
           <w:i w:val="0"/>
           <w:color w:val="0000FF"/>
           <w:sz w:val="24"/>
-          <w:u w:val="single"/>
         </w:rPr>
         <w:hyperlink r:id="rId20" w:history="1">
           <w:r>
@@ -3058,7 +3037,7 @@
           <w:sz w:val="24"/>
           <w:u w:val="single"/>
         </w:rPr>
-        <w:hyperlink r:id="rId20" w:history="1">
+        <w:hyperlink r:id="rId10" w:history="1">
           <w:r>
             <w:rPr>
               <w:rStyle w:val="Hyperlink"/>
@@ -3076,7 +3055,7 @@
           <w:sz w:val="24"/>
           <w:u w:val="single"/>
         </w:rPr>
-        <w:hyperlink r:id="rId20" w:history="1">
+        <w:hyperlink r:id="rId10" w:history="1">
           <w:r>
             <w:rPr>
               <w:rStyle w:val="Hyperlink"/>
@@ -3352,25 +3331,7 @@
             <w:rPr>
               <w:rStyle w:val="Hyperlink"/>
             </w:rPr>
-            <w:t>lij</w:t>
-          </w:r>
-        </w:hyperlink>
-      </w:r>
-      <w:r>
-        <w:rPr>
-          <w:u w:val="single" w:color="0000ff"/>
-          <w:rFonts w:ascii="Charis SIL Regular" w:hAnsi="Charis SIL Regular" w:eastAsia="Charis SIL Regular"/>
-          <w:b w:val="0"/>
-          <w:i w:val="0"/>
-          <w:color w:val="000000"/>
-          <w:sz w:val="24"/>
-        </w:rPr>
-        <w:hyperlink r:id="rId20" w:history="1">
-          <w:r>
-            <w:rPr>
-              <w:rStyle w:val="Hyperlink"/>
-            </w:rPr>
-            <w:t>k</w:t>
+            <w:t>lijk</w:t>
           </w:r>
         </w:hyperlink>
       </w:r>
@@ -4172,6 +4133,7 @@
           <w:i w:val="0"/>
           <w:color w:val="0000FF"/>
           <w:sz w:val="24"/>
+          <w:u w:val="single"/>
         </w:rPr>
         <w:t>Mus</w:t>
       </w:r>
@@ -4213,7 +4175,7 @@
           <w:sz w:val="24"/>
           <w:u w:val="single"/>
         </w:rPr>
-        <w:hyperlink r:id="rId26" w:history="1">
+        <w:hyperlink r:id="rId15" w:history="1">
           <w:r>
             <w:rPr>
               <w:rStyle w:val="Hyperlink"/>
@@ -4231,7 +4193,7 @@
           <w:sz w:val="24"/>
           <w:u w:val="single"/>
         </w:rPr>
-        <w:hyperlink r:id="rId26" w:history="1">
+        <w:hyperlink r:id="rId15" w:history="1">
           <w:r>
             <w:rPr>
               <w:rStyle w:val="Hyperlink"/>

--- a/EXPORTS/DOCX/published/niveau2/Dutch/Indonesia.docx
+++ b/EXPORTS/DOCX/published/niveau2/Dutch/Indonesia.docx
@@ -406,25 +406,7 @@
           <w:color w:val="000000"/>
           <w:sz w:val="24"/>
         </w:rPr>
-        <w:t xml:space="preserve">informatie </w:t>
-      </w:r>
-      <w:r>
-        <w:rPr>
-          <w:u w:val="single" w:color="0000ff"/>
-          <w:rFonts w:ascii="Charis SIL Regular" w:hAnsi="Charis SIL Regular" w:eastAsia="Charis SIL Regular"/>
-          <w:b w:val="0"/>
-          <w:i w:val="0"/>
-          <w:color w:val="000000"/>
-          <w:sz w:val="24"/>
-        </w:rPr>
-        <w:hyperlink r:id="rId9" w:history="1">
-          <w:r>
-            <w:rPr>
-              <w:rStyle w:val="Hyperlink"/>
-            </w:rPr>
-            <w:t>hierover.</w:t>
-          </w:r>
-        </w:hyperlink>
+        <w:t>informatie hierover.</w:t>
       </w:r>
     </w:p>
     <w:p>
@@ -710,61 +692,13 @@
       </w:r>
       <w:r>
         <w:rPr>
-          <w:u w:val="single" w:color="0000ff"/>
           <w:rFonts w:ascii="Charis SIL Regular" w:hAnsi="Charis SIL Regular" w:eastAsia="Charis SIL Regular"/>
           <w:b w:val="0"/>
           <w:i w:val="0"/>
           <w:color w:val="000000"/>
           <w:sz w:val="24"/>
         </w:rPr>
-        <w:hyperlink r:id="rId10" w:history="1">
-          <w:r>
-            <w:rPr>
-              <w:rStyle w:val="Hyperlink"/>
-            </w:rPr>
-            <w:t>dat in 1778</w:t>
-          </w:r>
-        </w:hyperlink>
-      </w:r>
-      <w:r>
-        <w:rPr>
-          <w:u w:val="single" w:color="0000ff"/>
-          <w:rFonts w:ascii="Charis SIL Regular" w:hAnsi="Charis SIL Regular" w:eastAsia="Charis SIL Regular"/>
-          <w:b w:val="0"/>
-          <w:i w:val="0"/>
-          <w:color w:val="000000"/>
-          <w:sz w:val="24"/>
-        </w:rPr>
-        <w:t xml:space="preserve"> </w:t>
-      </w:r>
-      <w:r>
-        <w:rPr>
-          <w:u w:val="single" w:color="0000ff"/>
-          <w:rFonts w:ascii="Charis SIL Regular" w:hAnsi="Charis SIL Regular" w:eastAsia="Charis SIL Regular"/>
-          <w:b w:val="0"/>
-          <w:i w:val="0"/>
-          <w:color w:val="000000"/>
-          <w:sz w:val="24"/>
-        </w:rPr>
-        <w:t>in Batavia we</w:t>
-      </w:r>
-      <w:r>
-        <w:rPr>
-          <w:u w:val="single" w:color="0000ff"/>
-          <w:rFonts w:ascii="Charis SIL Regular" w:hAnsi="Charis SIL Regular" w:eastAsia="Charis SIL Regular"/>
-          <w:b w:val="0"/>
-          <w:i w:val="0"/>
-          <w:color w:val="000000"/>
-          <w:sz w:val="24"/>
-        </w:rPr>
-        <w:hyperlink r:id="rId10" w:history="1">
-          <w:r>
-            <w:rPr>
-              <w:rStyle w:val="Hyperlink"/>
-            </w:rPr>
-            <w:t>rd o</w:t>
-          </w:r>
-        </w:hyperlink>
+        <w:t>dat in 1778 in Batavia werd o</w:t>
       </w:r>
       <w:r>
         <w:rPr>
@@ -1234,43 +1168,7 @@
           <w:color w:val="000000"/>
           <w:sz w:val="24"/>
         </w:rPr>
-        <w:t>gedetailleerde informatie e</w:t>
-      </w:r>
-      <w:r>
-        <w:rPr>
-          <w:u w:val="single" w:color="0000ff"/>
-          <w:rFonts w:ascii="Charis SIL Regular" w:hAnsi="Charis SIL Regular" w:eastAsia="Charis SIL Regular"/>
-          <w:b w:val="0"/>
-          <w:i w:val="0"/>
-          <w:color w:val="000000"/>
-          <w:sz w:val="24"/>
-        </w:rPr>
-        <w:hyperlink r:id="rId12" w:history="1">
-          <w:r>
-            <w:rPr>
-              <w:rStyle w:val="Hyperlink"/>
-            </w:rPr>
-            <w:t>n bronn</w:t>
-          </w:r>
-        </w:hyperlink>
-      </w:r>
-      <w:r>
-        <w:rPr>
-          <w:u w:val="single" w:color="0000ff"/>
-          <w:rFonts w:ascii="Charis SIL Regular" w:hAnsi="Charis SIL Regular" w:eastAsia="Charis SIL Regular"/>
-          <w:b w:val="0"/>
-          <w:i w:val="0"/>
-          <w:color w:val="000000"/>
-          <w:sz w:val="24"/>
-        </w:rPr>
-        <w:hyperlink r:id="rId12" w:history="1">
-          <w:r>
-            <w:rPr>
-              <w:rStyle w:val="Hyperlink"/>
-            </w:rPr>
-            <w:t>en met betre</w:t>
-          </w:r>
-        </w:hyperlink>
+        <w:t>gedetailleerde informatie en bronnen met betre</w:t>
       </w:r>
       <w:r>
         <w:rPr>
@@ -1346,21 +1244,13 @@
       </w:r>
       <w:r>
         <w:rPr>
-          <w:u w:val="single" w:color="0000ff"/>
           <w:rFonts w:ascii="Charis SIL Regular" w:hAnsi="Charis SIL Regular" w:eastAsia="Charis SIL Regular"/>
           <w:b w:val="0"/>
           <w:i w:val="0"/>
           <w:color w:val="000000"/>
           <w:sz w:val="24"/>
         </w:rPr>
-        <w:hyperlink r:id="rId12" w:history="1">
-          <w:r>
-            <w:rPr>
-              <w:rStyle w:val="Hyperlink"/>
-            </w:rPr>
-            <w:t>ot het Batav</w:t>
-          </w:r>
-        </w:hyperlink>
+        <w:t>ot het Batav</w:t>
       </w:r>
       <w:r>
         <w:rPr>
@@ -2913,6 +2803,7 @@
           <w:i w:val="0"/>
           <w:color w:val="0000FF"/>
           <w:sz w:val="24"/>
+          <w:u w:val="single"/>
         </w:rPr>
         <w:hyperlink r:id="rId20" w:history="1">
           <w:r>
@@ -2932,7 +2823,7 @@
           <w:sz w:val="24"/>
           <w:u w:val="single"/>
         </w:rPr>
-        <w:hyperlink r:id="rId10" w:history="1">
+        <w:hyperlink r:id="rId20" w:history="1">
           <w:r>
             <w:rPr>
               <w:rStyle w:val="Hyperlink"/>
@@ -2948,38 +2839,8 @@
           <w:i w:val="0"/>
           <w:color w:val="0000FF"/>
           <w:sz w:val="24"/>
-          <w:u w:val="single"/>
-        </w:rPr>
-        <w:t xml:space="preserve"> </w:t>
-      </w:r>
-      <w:r>
-        <w:rPr>
-          <w:rFonts w:ascii="Charis SIL Regular" w:hAnsi="Charis SIL Regular" w:eastAsia="Charis SIL Regular"/>
-          <w:b w:val="0"/>
-          <w:i w:val="0"/>
-          <w:color w:val="0000FF"/>
-          <w:sz w:val="24"/>
-          <w:u w:val="single"/>
-        </w:rPr>
-        <w:hyperlink r:id="rId10" w:history="1">
-          <w:r>
-            <w:rPr>
-              <w:rStyle w:val="Hyperlink"/>
-            </w:rPr>
-            <w:t>Land-</w:t>
-          </w:r>
-        </w:hyperlink>
-      </w:r>
-      <w:r>
-        <w:rPr>
-          <w:rFonts w:ascii="Charis SIL Regular" w:hAnsi="Charis SIL Regular" w:eastAsia="Charis SIL Regular"/>
-          <w:b w:val="0"/>
-          <w:i w:val="0"/>
-          <w:color w:val="0000FF"/>
-          <w:sz w:val="24"/>
-          <w:u w:val="single"/>
-        </w:rPr>
-        <w:t xml:space="preserve"> </w:t>
+        </w:rPr>
+        <w:t xml:space="preserve"> Land- en Volkenkund</w:t>
       </w:r>
       <w:r>
         <w:rPr>
@@ -3001,71 +2862,6 @@
       </w:r>
       <w:r>
         <w:rPr>
-          <w:rFonts w:ascii="Charis SIL Regular" w:hAnsi="Charis SIL Regular" w:eastAsia="Charis SIL Regular"/>
-          <w:b w:val="0"/>
-          <w:i w:val="0"/>
-          <w:color w:val="0000FF"/>
-          <w:sz w:val="24"/>
-          <w:u w:val="single"/>
-        </w:rPr>
-        <w:hyperlink r:id="rId10" w:history="1">
-          <w:r>
-            <w:rPr>
-              <w:rStyle w:val="Hyperlink"/>
-            </w:rPr>
-            <w:t>n</w:t>
-          </w:r>
-        </w:hyperlink>
-      </w:r>
-      <w:r>
-        <w:rPr>
-          <w:rFonts w:ascii="Charis SIL Regular" w:hAnsi="Charis SIL Regular" w:eastAsia="Charis SIL Regular"/>
-          <w:b w:val="0"/>
-          <w:i w:val="0"/>
-          <w:color w:val="0000FF"/>
-          <w:sz w:val="24"/>
-          <w:u w:val="single"/>
-        </w:rPr>
-        <w:t xml:space="preserve"> </w:t>
-      </w:r>
-      <w:r>
-        <w:rPr>
-          <w:rFonts w:ascii="Charis SIL Regular" w:hAnsi="Charis SIL Regular" w:eastAsia="Charis SIL Regular"/>
-          <w:b w:val="0"/>
-          <w:i w:val="0"/>
-          <w:color w:val="0000FF"/>
-          <w:sz w:val="24"/>
-          <w:u w:val="single"/>
-        </w:rPr>
-        <w:hyperlink r:id="rId10" w:history="1">
-          <w:r>
-            <w:rPr>
-              <w:rStyle w:val="Hyperlink"/>
-            </w:rPr>
-            <w:t>Volkenkund</w:t>
-          </w:r>
-        </w:hyperlink>
-      </w:r>
-      <w:r>
-        <w:rPr>
-          <w:rFonts w:ascii="Charis SIL Regular" w:hAnsi="Charis SIL Regular" w:eastAsia="Charis SIL Regular"/>
-          <w:b w:val="0"/>
-          <w:i w:val="0"/>
-          <w:color w:val="0000FF"/>
-          <w:sz w:val="24"/>
-          <w:u w:val="single"/>
-        </w:rPr>
-        <w:hyperlink r:id="rId10" w:history="1">
-          <w:r>
-            <w:rPr>
-              <w:rStyle w:val="Hyperlink"/>
-            </w:rPr>
-            <w:t>e</w:t>
-          </w:r>
-        </w:hyperlink>
-      </w:r>
-      <w:r>
-        <w:rPr>
           <w:u w:val="single" w:color="0000ff"/>
           <w:rFonts w:ascii="Charis SIL Regular" w:hAnsi="Charis SIL Regular" w:eastAsia="Charis SIL Regular"/>
           <w:b w:val="0"/>
@@ -3189,79 +2985,7 @@
           <w:color w:val="000000"/>
           <w:sz w:val="24"/>
         </w:rPr>
-        <w:t>es werd</w:t>
-      </w:r>
-      <w:r>
-        <w:rPr>
-          <w:u w:val="single" w:color="0000ff"/>
-          <w:rFonts w:ascii="Charis SIL Regular" w:hAnsi="Charis SIL Regular" w:eastAsia="Charis SIL Regular"/>
-          <w:b w:val="0"/>
-          <w:i w:val="0"/>
-          <w:color w:val="000000"/>
-          <w:sz w:val="24"/>
-        </w:rPr>
-        <w:hyperlink r:id="rId20" w:history="1">
-          <w:r>
-            <w:rPr>
-              <w:rStyle w:val="Hyperlink"/>
-            </w:rPr>
-            <w:t>en de bevi</w:t>
-          </w:r>
-        </w:hyperlink>
-      </w:r>
-      <w:r>
-        <w:rPr>
-          <w:u w:val="single" w:color="0000ff"/>
-          <w:rFonts w:ascii="Charis SIL Regular" w:hAnsi="Charis SIL Regular" w:eastAsia="Charis SIL Regular"/>
-          <w:b w:val="0"/>
-          <w:i w:val="0"/>
-          <w:color w:val="000000"/>
-          <w:sz w:val="24"/>
-        </w:rPr>
-        <w:hyperlink r:id="rId20" w:history="1">
-          <w:r>
-            <w:rPr>
-              <w:rStyle w:val="Hyperlink"/>
-            </w:rPr>
-            <w:t xml:space="preserve">ndingen </w:t>
-          </w:r>
-        </w:hyperlink>
-      </w:r>
-      <w:r>
-        <w:rPr>
-          <w:u w:val="single" w:color="0000ff"/>
-          <w:rFonts w:ascii="Charis SIL Regular" w:hAnsi="Charis SIL Regular" w:eastAsia="Charis SIL Regular"/>
-          <w:b w:val="0"/>
-          <w:i w:val="0"/>
-          <w:color w:val="000000"/>
-          <w:sz w:val="24"/>
-        </w:rPr>
-        <w:hyperlink r:id="rId20" w:history="1">
-          <w:r>
-            <w:rPr>
-              <w:rStyle w:val="Hyperlink"/>
-            </w:rPr>
-            <w:t>v</w:t>
-          </w:r>
-        </w:hyperlink>
-      </w:r>
-      <w:r>
-        <w:rPr>
-          <w:u w:val="single" w:color="0000ff"/>
-          <w:rFonts w:ascii="Charis SIL Regular" w:hAnsi="Charis SIL Regular" w:eastAsia="Charis SIL Regular"/>
-          <w:b w:val="0"/>
-          <w:i w:val="0"/>
-          <w:color w:val="000000"/>
-          <w:sz w:val="24"/>
-        </w:rPr>
-        <w:hyperlink r:id="rId20" w:history="1">
-          <w:r>
-            <w:rPr>
-              <w:rStyle w:val="Hyperlink"/>
-            </w:rPr>
-            <w:t>an w</w:t>
-          </w:r>
-        </w:hyperlink>
+        <w:t>es werden de bevindingen van w</w:t>
       </w:r>
       <w:r>
         <w:rPr>
@@ -4133,7 +3857,6 @@
           <w:i w:val="0"/>
           <w:color w:val="0000FF"/>
           <w:sz w:val="24"/>
-          <w:u w:val="single"/>
         </w:rPr>
         <w:t>Mus</w:t>
       </w:r>
@@ -4175,7 +3898,7 @@
           <w:sz w:val="24"/>
           <w:u w:val="single"/>
         </w:rPr>
-        <w:hyperlink r:id="rId15" w:history="1">
+        <w:hyperlink r:id="rId26" w:history="1">
           <w:r>
             <w:rPr>
               <w:rStyle w:val="Hyperlink"/>
@@ -4193,7 +3916,7 @@
           <w:sz w:val="24"/>
           <w:u w:val="single"/>
         </w:rPr>
-        <w:hyperlink r:id="rId15" w:history="1">
+        <w:hyperlink r:id="rId26" w:history="1">
           <w:r>
             <w:rPr>
               <w:rStyle w:val="Hyperlink"/>

--- a/EXPORTS/DOCX/published/niveau2/Dutch/Indonesia.docx
+++ b/EXPORTS/DOCX/published/niveau2/Dutch/Indonesia.docx
@@ -692,6 +692,7 @@
       </w:r>
       <w:r>
         <w:rPr>
+          <w:u w:val="single" w:color="0000ff"/>
           <w:rFonts w:ascii="Charis SIL Regular" w:hAnsi="Charis SIL Regular" w:eastAsia="Charis SIL Regular"/>
           <w:b w:val="0"/>
           <w:i w:val="0"/>
@@ -2370,7 +2371,28 @@
           <w:color w:val="000000"/>
           <w:sz w:val="24"/>
         </w:rPr>
-        <w:t xml:space="preserve">zendelingen en missionarissen, zie de desbetreffende </w:t>
+        <w:t>zendelingen en missionarissen, zie de des</w:t>
+      </w:r>
+      <w:r>
+        <w:rPr>
+          <w:u w:val="single" w:color="0000ff"/>
+          <w:rFonts w:ascii="Charis SIL Regular" w:hAnsi="Charis SIL Regular" w:eastAsia="Charis SIL Regular"/>
+          <w:b w:val="0"/>
+          <w:i w:val="0"/>
+          <w:color w:val="000000"/>
+          <w:sz w:val="24"/>
+        </w:rPr>
+        <w:t>betreffende</w:t>
+      </w:r>
+      <w:r>
+        <w:rPr>
+          <w:rFonts w:ascii="Charis SIL Regular" w:hAnsi="Charis SIL Regular" w:eastAsia="Charis SIL Regular"/>
+          <w:b w:val="0"/>
+          <w:i w:val="0"/>
+          <w:color w:val="000000"/>
+          <w:sz w:val="24"/>
+        </w:rPr>
+        <w:t xml:space="preserve"> </w:t>
       </w:r>
       <w:r>
         <w:rPr>
@@ -2381,7 +2403,7 @@
           <w:sz w:val="24"/>
           <w:u w:val="single"/>
         </w:rPr>
-        <w:hyperlink r:id="rId19" w:history="1">
+        <w:hyperlink r:id="rId20" w:history="1">
           <w:r>
             <w:rPr>
               <w:rStyle w:val="Hyperlink"/>
@@ -2718,7 +2740,7 @@
           <w:sz w:val="24"/>
           <w:u w:val="single"/>
         </w:rPr>
-        <w:hyperlink r:id="rId20" w:history="1">
+        <w:hyperlink r:id="rId21" w:history="1">
           <w:r>
             <w:rPr>
               <w:rStyle w:val="Hyperlink"/>
@@ -2747,7 +2769,7 @@
           <w:sz w:val="24"/>
           <w:u w:val="single"/>
         </w:rPr>
-        <w:hyperlink r:id="rId20" w:history="1">
+        <w:hyperlink r:id="rId21" w:history="1">
           <w:r>
             <w:rPr>
               <w:rStyle w:val="Hyperlink"/>
@@ -2776,7 +2798,7 @@
           <w:sz w:val="24"/>
           <w:u w:val="single"/>
         </w:rPr>
-        <w:hyperlink r:id="rId20" w:history="1">
+        <w:hyperlink r:id="rId21" w:history="1">
           <w:r>
             <w:rPr>
               <w:rStyle w:val="Hyperlink"/>
@@ -2803,9 +2825,8 @@
           <w:i w:val="0"/>
           <w:color w:val="0000FF"/>
           <w:sz w:val="24"/>
-          <w:u w:val="single"/>
-        </w:rPr>
-        <w:hyperlink r:id="rId20" w:history="1">
+        </w:rPr>
+        <w:hyperlink r:id="rId21" w:history="1">
           <w:r>
             <w:rPr>
               <w:rStyle w:val="Hyperlink"/>
@@ -2823,7 +2844,7 @@
           <w:sz w:val="24"/>
           <w:u w:val="single"/>
         </w:rPr>
-        <w:hyperlink r:id="rId20" w:history="1">
+        <w:hyperlink r:id="rId10" w:history="1">
           <w:r>
             <w:rPr>
               <w:rStyle w:val="Hyperlink"/>
@@ -2839,8 +2860,38 @@
           <w:i w:val="0"/>
           <w:color w:val="0000FF"/>
           <w:sz w:val="24"/>
-        </w:rPr>
-        <w:t xml:space="preserve"> Land- en Volkenkund</w:t>
+          <w:u w:val="single"/>
+        </w:rPr>
+        <w:t xml:space="preserve"> </w:t>
+      </w:r>
+      <w:r>
+        <w:rPr>
+          <w:rFonts w:ascii="Charis SIL Regular" w:hAnsi="Charis SIL Regular" w:eastAsia="Charis SIL Regular"/>
+          <w:b w:val="0"/>
+          <w:i w:val="0"/>
+          <w:color w:val="0000FF"/>
+          <w:sz w:val="24"/>
+          <w:u w:val="single"/>
+        </w:rPr>
+        <w:hyperlink r:id="rId10" w:history="1">
+          <w:r>
+            <w:rPr>
+              <w:rStyle w:val="Hyperlink"/>
+            </w:rPr>
+            <w:t>Land-</w:t>
+          </w:r>
+        </w:hyperlink>
+      </w:r>
+      <w:r>
+        <w:rPr>
+          <w:rFonts w:ascii="Charis SIL Regular" w:hAnsi="Charis SIL Regular" w:eastAsia="Charis SIL Regular"/>
+          <w:b w:val="0"/>
+          <w:i w:val="0"/>
+          <w:color w:val="0000FF"/>
+          <w:sz w:val="24"/>
+          <w:u w:val="single"/>
+        </w:rPr>
+        <w:t xml:space="preserve"> </w:t>
       </w:r>
       <w:r>
         <w:rPr>
@@ -2862,6 +2913,71 @@
       </w:r>
       <w:r>
         <w:rPr>
+          <w:rFonts w:ascii="Charis SIL Regular" w:hAnsi="Charis SIL Regular" w:eastAsia="Charis SIL Regular"/>
+          <w:b w:val="0"/>
+          <w:i w:val="0"/>
+          <w:color w:val="0000FF"/>
+          <w:sz w:val="24"/>
+          <w:u w:val="single"/>
+        </w:rPr>
+        <w:hyperlink r:id="rId10" w:history="1">
+          <w:r>
+            <w:rPr>
+              <w:rStyle w:val="Hyperlink"/>
+            </w:rPr>
+            <w:t>n</w:t>
+          </w:r>
+        </w:hyperlink>
+      </w:r>
+      <w:r>
+        <w:rPr>
+          <w:rFonts w:ascii="Charis SIL Regular" w:hAnsi="Charis SIL Regular" w:eastAsia="Charis SIL Regular"/>
+          <w:b w:val="0"/>
+          <w:i w:val="0"/>
+          <w:color w:val="0000FF"/>
+          <w:sz w:val="24"/>
+          <w:u w:val="single"/>
+        </w:rPr>
+        <w:t xml:space="preserve"> </w:t>
+      </w:r>
+      <w:r>
+        <w:rPr>
+          <w:rFonts w:ascii="Charis SIL Regular" w:hAnsi="Charis SIL Regular" w:eastAsia="Charis SIL Regular"/>
+          <w:b w:val="0"/>
+          <w:i w:val="0"/>
+          <w:color w:val="0000FF"/>
+          <w:sz w:val="24"/>
+          <w:u w:val="single"/>
+        </w:rPr>
+        <w:hyperlink r:id="rId10" w:history="1">
+          <w:r>
+            <w:rPr>
+              <w:rStyle w:val="Hyperlink"/>
+            </w:rPr>
+            <w:t>Volkenkund</w:t>
+          </w:r>
+        </w:hyperlink>
+      </w:r>
+      <w:r>
+        <w:rPr>
+          <w:rFonts w:ascii="Charis SIL Regular" w:hAnsi="Charis SIL Regular" w:eastAsia="Charis SIL Regular"/>
+          <w:b w:val="0"/>
+          <w:i w:val="0"/>
+          <w:color w:val="0000FF"/>
+          <w:sz w:val="24"/>
+          <w:u w:val="single"/>
+        </w:rPr>
+        <w:hyperlink r:id="rId10" w:history="1">
+          <w:r>
+            <w:rPr>
+              <w:rStyle w:val="Hyperlink"/>
+            </w:rPr>
+            <w:t>e</w:t>
+          </w:r>
+        </w:hyperlink>
+      </w:r>
+      <w:r>
+        <w:rPr>
           <w:u w:val="single" w:color="0000ff"/>
           <w:rFonts w:ascii="Charis SIL Regular" w:hAnsi="Charis SIL Regular" w:eastAsia="Charis SIL Regular"/>
           <w:b w:val="0"/>
@@ -2943,21 +3059,13 @@
       </w:r>
       <w:r>
         <w:rPr>
-          <w:u w:val="single" w:color="0000ff"/>
           <w:rFonts w:ascii="Charis SIL Regular" w:hAnsi="Charis SIL Regular" w:eastAsia="Charis SIL Regular"/>
           <w:b w:val="0"/>
           <w:i w:val="0"/>
           <w:color w:val="000000"/>
           <w:sz w:val="24"/>
         </w:rPr>
-        <w:hyperlink r:id="rId10" w:history="1">
-          <w:r>
-            <w:rPr>
-              <w:rStyle w:val="Hyperlink"/>
-            </w:rPr>
-            <w:t>dit</w:t>
-          </w:r>
-        </w:hyperlink>
+        <w:t>dit</w:t>
       </w:r>
       <w:r>
         <w:rPr>
@@ -2985,7 +3093,7 @@
           <w:color w:val="000000"/>
           <w:sz w:val="24"/>
         </w:rPr>
-        <w:t>es werden de bevindingen van w</w:t>
+        <w:t>es werd</w:t>
       </w:r>
       <w:r>
         <w:rPr>
@@ -2996,7 +3104,79 @@
           <w:color w:val="000000"/>
           <w:sz w:val="24"/>
         </w:rPr>
-        <w:hyperlink r:id="rId20" w:history="1">
+        <w:hyperlink r:id="rId21" w:history="1">
+          <w:r>
+            <w:rPr>
+              <w:rStyle w:val="Hyperlink"/>
+            </w:rPr>
+            <w:t>en de bevi</w:t>
+          </w:r>
+        </w:hyperlink>
+      </w:r>
+      <w:r>
+        <w:rPr>
+          <w:u w:val="single" w:color="0000ff"/>
+          <w:rFonts w:ascii="Charis SIL Regular" w:hAnsi="Charis SIL Regular" w:eastAsia="Charis SIL Regular"/>
+          <w:b w:val="0"/>
+          <w:i w:val="0"/>
+          <w:color w:val="000000"/>
+          <w:sz w:val="24"/>
+        </w:rPr>
+        <w:hyperlink r:id="rId21" w:history="1">
+          <w:r>
+            <w:rPr>
+              <w:rStyle w:val="Hyperlink"/>
+            </w:rPr>
+            <w:t xml:space="preserve">ndingen </w:t>
+          </w:r>
+        </w:hyperlink>
+      </w:r>
+      <w:r>
+        <w:rPr>
+          <w:u w:val="single" w:color="0000ff"/>
+          <w:rFonts w:ascii="Charis SIL Regular" w:hAnsi="Charis SIL Regular" w:eastAsia="Charis SIL Regular"/>
+          <w:b w:val="0"/>
+          <w:i w:val="0"/>
+          <w:color w:val="000000"/>
+          <w:sz w:val="24"/>
+        </w:rPr>
+        <w:hyperlink r:id="rId21" w:history="1">
+          <w:r>
+            <w:rPr>
+              <w:rStyle w:val="Hyperlink"/>
+            </w:rPr>
+            <w:t>v</w:t>
+          </w:r>
+        </w:hyperlink>
+      </w:r>
+      <w:r>
+        <w:rPr>
+          <w:u w:val="single" w:color="0000ff"/>
+          <w:rFonts w:ascii="Charis SIL Regular" w:hAnsi="Charis SIL Regular" w:eastAsia="Charis SIL Regular"/>
+          <w:b w:val="0"/>
+          <w:i w:val="0"/>
+          <w:color w:val="000000"/>
+          <w:sz w:val="24"/>
+        </w:rPr>
+        <w:hyperlink r:id="rId21" w:history="1">
+          <w:r>
+            <w:rPr>
+              <w:rStyle w:val="Hyperlink"/>
+            </w:rPr>
+            <w:t>an w</w:t>
+          </w:r>
+        </w:hyperlink>
+      </w:r>
+      <w:r>
+        <w:rPr>
+          <w:u w:val="single" w:color="0000ff"/>
+          <w:rFonts w:ascii="Charis SIL Regular" w:hAnsi="Charis SIL Regular" w:eastAsia="Charis SIL Regular"/>
+          <w:b w:val="0"/>
+          <w:i w:val="0"/>
+          <w:color w:val="000000"/>
+          <w:sz w:val="24"/>
+        </w:rPr>
+        <w:hyperlink r:id="rId21" w:history="1">
           <w:r>
             <w:rPr>
               <w:rStyle w:val="Hyperlink"/>
@@ -3014,7 +3194,7 @@
           <w:color w:val="000000"/>
           <w:sz w:val="24"/>
         </w:rPr>
-        <w:hyperlink r:id="rId20" w:history="1">
+        <w:hyperlink r:id="rId21" w:history="1">
           <w:r>
             <w:rPr>
               <w:rStyle w:val="Hyperlink"/>
@@ -3032,7 +3212,7 @@
           <w:color w:val="000000"/>
           <w:sz w:val="24"/>
         </w:rPr>
-        <w:hyperlink r:id="rId20" w:history="1">
+        <w:hyperlink r:id="rId21" w:history="1">
           <w:r>
             <w:rPr>
               <w:rStyle w:val="Hyperlink"/>
@@ -3050,7 +3230,7 @@
           <w:color w:val="000000"/>
           <w:sz w:val="24"/>
         </w:rPr>
-        <w:hyperlink r:id="rId20" w:history="1">
+        <w:hyperlink r:id="rId21" w:history="1">
           <w:r>
             <w:rPr>
               <w:rStyle w:val="Hyperlink"/>
@@ -3068,7 +3248,7 @@
           <w:color w:val="000000"/>
           <w:sz w:val="24"/>
         </w:rPr>
-        <w:hyperlink r:id="rId20" w:history="1">
+        <w:hyperlink r:id="rId21" w:history="1">
           <w:r>
             <w:rPr>
               <w:rStyle w:val="Hyperlink"/>
@@ -3152,7 +3332,7 @@
           <w:sz w:val="24"/>
           <w:u w:val="single"/>
         </w:rPr>
-        <w:hyperlink r:id="rId21" w:history="1">
+        <w:hyperlink r:id="rId22" w:history="1">
           <w:r>
             <w:rPr>
               <w:rStyle w:val="Hyperlink"/>
@@ -3332,7 +3512,7 @@
           <w:sz w:val="24"/>
           <w:u w:val="single"/>
         </w:rPr>
-        <w:hyperlink r:id="rId22" w:history="1">
+        <w:hyperlink r:id="rId23" w:history="1">
           <w:r>
             <w:rPr>
               <w:rStyle w:val="Hyperlink"/>
@@ -3553,7 +3733,7 @@
           <w:sz w:val="24"/>
           <w:u w:val="single"/>
         </w:rPr>
-        <w:hyperlink r:id="rId23" w:history="1">
+        <w:hyperlink r:id="rId24" w:history="1">
           <w:r>
             <w:rPr>
               <w:rStyle w:val="Hyperlink"/>
@@ -3571,7 +3751,7 @@
           <w:sz w:val="24"/>
           <w:u w:val="single"/>
         </w:rPr>
-        <w:hyperlink r:id="rId23" w:history="1">
+        <w:hyperlink r:id="rId24" w:history="1">
           <w:r>
             <w:rPr>
               <w:rStyle w:val="Hyperlink"/>
@@ -3600,7 +3780,7 @@
           <w:sz w:val="24"/>
           <w:u w:val="single"/>
         </w:rPr>
-        <w:hyperlink r:id="rId23" w:history="1">
+        <w:hyperlink r:id="rId24" w:history="1">
           <w:r>
             <w:rPr>
               <w:rStyle w:val="Hyperlink"/>
@@ -3629,7 +3809,7 @@
           <w:sz w:val="24"/>
           <w:u w:val="single"/>
         </w:rPr>
-        <w:hyperlink r:id="rId23" w:history="1">
+        <w:hyperlink r:id="rId24" w:history="1">
           <w:r>
             <w:rPr>
               <w:rStyle w:val="Hyperlink"/>
@@ -3697,7 +3877,7 @@
           <w:sz w:val="24"/>
           <w:u w:val="single"/>
         </w:rPr>
-        <w:hyperlink r:id="rId24" w:history="1">
+        <w:hyperlink r:id="rId25" w:history="1">
           <w:r>
             <w:rPr>
               <w:rStyle w:val="Hyperlink"/>
@@ -3753,7 +3933,7 @@
           <w:sz w:val="24"/>
           <w:u w:val="single"/>
         </w:rPr>
-        <w:hyperlink r:id="rId25" w:history="1">
+        <w:hyperlink r:id="rId26" w:history="1">
           <w:r>
             <w:rPr>
               <w:rStyle w:val="Hyperlink"/>
@@ -3781,7 +3961,7 @@
           <w:sz w:val="24"/>
           <w:u w:val="single"/>
         </w:rPr>
-        <w:hyperlink r:id="rId26" w:history="1">
+        <w:hyperlink r:id="rId27" w:history="1">
           <w:r>
             <w:rPr>
               <w:rStyle w:val="Hyperlink"/>
@@ -3810,7 +3990,7 @@
           <w:sz w:val="24"/>
           <w:u w:val="single"/>
         </w:rPr>
-        <w:hyperlink r:id="rId26" w:history="1">
+        <w:hyperlink r:id="rId27" w:history="1">
           <w:r>
             <w:rPr>
               <w:rStyle w:val="Hyperlink"/>
@@ -3828,7 +4008,7 @@
           <w:sz w:val="24"/>
           <w:u w:val="single"/>
         </w:rPr>
-        <w:hyperlink r:id="rId24" w:history="1">
+        <w:hyperlink r:id="rId27" w:history="1">
           <w:r>
             <w:rPr>
               <w:rStyle w:val="Hyperlink"/>
@@ -3869,7 +4049,7 @@
           <w:sz w:val="24"/>
           <w:u w:val="single"/>
         </w:rPr>
-        <w:hyperlink r:id="rId26" w:history="1">
+        <w:hyperlink r:id="rId27" w:history="1">
           <w:r>
             <w:rPr>
               <w:rStyle w:val="Hyperlink"/>
@@ -3898,7 +4078,7 @@
           <w:sz w:val="24"/>
           <w:u w:val="single"/>
         </w:rPr>
-        <w:hyperlink r:id="rId26" w:history="1">
+        <w:hyperlink r:id="rId27" w:history="1">
           <w:r>
             <w:rPr>
               <w:rStyle w:val="Hyperlink"/>
@@ -3916,7 +4096,7 @@
           <w:sz w:val="24"/>
           <w:u w:val="single"/>
         </w:rPr>
-        <w:hyperlink r:id="rId26" w:history="1">
+        <w:hyperlink r:id="rId27" w:history="1">
           <w:r>
             <w:rPr>
               <w:rStyle w:val="Hyperlink"/>
@@ -3934,7 +4114,7 @@
           <w:color w:val="000000"/>
           <w:sz w:val="24"/>
         </w:rPr>
-        <w:hyperlink r:id="rId26" w:history="1">
+        <w:hyperlink r:id="rId27" w:history="1">
           <w:r>
             <w:rPr>
               <w:rStyle w:val="Hyperlink"/>
@@ -4012,7 +4192,7 @@
           <w:sz w:val="24"/>
           <w:u w:val="single"/>
         </w:rPr>
-        <w:hyperlink r:id="rId27" w:history="1">
+        <w:hyperlink r:id="rId28" w:history="1">
           <w:r>
             <w:rPr>
               <w:rStyle w:val="Hyperlink"/>
@@ -4041,7 +4221,7 @@
           <w:sz w:val="24"/>
           <w:u w:val="single"/>
         </w:rPr>
-        <w:hyperlink r:id="rId27" w:history="1">
+        <w:hyperlink r:id="rId28" w:history="1">
           <w:r>
             <w:rPr>
               <w:rStyle w:val="Hyperlink"/>
@@ -4070,7 +4250,7 @@
           <w:sz w:val="24"/>
           <w:u w:val="single"/>
         </w:rPr>
-        <w:hyperlink r:id="rId27" w:history="1">
+        <w:hyperlink r:id="rId28" w:history="1">
           <w:r>
             <w:rPr>
               <w:rStyle w:val="Hyperlink"/>
@@ -4168,7 +4348,7 @@
           <w:sz w:val="24"/>
           <w:u w:val="single"/>
         </w:rPr>
-        <w:hyperlink r:id="rId28" w:history="1">
+        <w:hyperlink r:id="rId29" w:history="1">
           <w:r>
             <w:rPr>
               <w:rStyle w:val="Hyperlink"/>
@@ -4196,7 +4376,7 @@
           <w:sz w:val="24"/>
           <w:u w:val="single"/>
         </w:rPr>
-        <w:hyperlink r:id="rId29" w:history="1">
+        <w:hyperlink r:id="rId30" w:history="1">
           <w:r>
             <w:rPr>
               <w:rStyle w:val="Hyperlink"/>
@@ -4234,7 +4414,7 @@
           <w:color w:val="000000"/>
           <w:sz w:val="24"/>
         </w:rPr>
-        <w:hyperlink r:id="rId28" w:history="1">
+        <w:hyperlink r:id="rId29" w:history="1">
           <w:r>
             <w:rPr>
               <w:rStyle w:val="Hyperlink"/>
@@ -4262,7 +4442,7 @@
           <w:color w:val="000000"/>
           <w:sz w:val="24"/>
         </w:rPr>
-        <w:hyperlink r:id="rId29" w:history="1">
+        <w:hyperlink r:id="rId30" w:history="1">
           <w:r>
             <w:rPr>
               <w:rStyle w:val="Hyperlink"/>

--- a/EXPORTS/DOCX/published/niveau2/Dutch/Indonesia.docx
+++ b/EXPORTS/DOCX/published/niveau2/Dutch/Indonesia.docx
@@ -699,7 +699,61 @@
           <w:color w:val="000000"/>
           <w:sz w:val="24"/>
         </w:rPr>
-        <w:t>dat in 1778 in Batavia werd o</w:t>
+        <w:hyperlink r:id="rId10" w:history="1">
+          <w:r>
+            <w:rPr>
+              <w:rStyle w:val="Hyperlink"/>
+            </w:rPr>
+            <w:t>dat in 1778</w:t>
+          </w:r>
+        </w:hyperlink>
+      </w:r>
+      <w:r>
+        <w:rPr>
+          <w:u w:val="single" w:color="0000ff"/>
+          <w:rFonts w:ascii="Charis SIL Regular" w:hAnsi="Charis SIL Regular" w:eastAsia="Charis SIL Regular"/>
+          <w:b w:val="0"/>
+          <w:i w:val="0"/>
+          <w:color w:val="000000"/>
+          <w:sz w:val="24"/>
+        </w:rPr>
+        <w:t xml:space="preserve"> </w:t>
+      </w:r>
+      <w:r>
+        <w:rPr>
+          <w:u w:val="single" w:color="0000ff"/>
+          <w:rFonts w:ascii="Charis SIL Regular" w:hAnsi="Charis SIL Regular" w:eastAsia="Charis SIL Regular"/>
+          <w:b w:val="0"/>
+          <w:i w:val="0"/>
+          <w:color w:val="000000"/>
+          <w:sz w:val="24"/>
+        </w:rPr>
+        <w:hyperlink r:id="rId10" w:history="1">
+          <w:r>
+            <w:rPr>
+              <w:rStyle w:val="Hyperlink"/>
+            </w:rPr>
+            <w:t>in Batavia we</w:t>
+          </w:r>
+        </w:hyperlink>
+      </w:r>
+      <w:r>
+        <w:rPr>
+          <w:u w:val="single" w:color="0000ff"/>
+          <w:rFonts w:ascii="Charis SIL Regular" w:hAnsi="Charis SIL Regular" w:eastAsia="Charis SIL Regular"/>
+          <w:b w:val="0"/>
+          <w:i w:val="0"/>
+          <w:color w:val="000000"/>
+          <w:sz w:val="24"/>
+        </w:rPr>
+        <w:hyperlink r:id="rId10" w:history="1">
+          <w:r>
+            <w:rPr>
+              <w:rStyle w:val="Hyperlink"/>
+            </w:rPr>
+            <w:t>rd o</w:t>
+          </w:r>
+        </w:hyperlink>
       </w:r>
       <w:r>
         <w:rPr>
@@ -1169,7 +1223,43 @@
           <w:color w:val="000000"/>
           <w:sz w:val="24"/>
         </w:rPr>
-        <w:t>gedetailleerde informatie en bronnen met betre</w:t>
+        <w:t>gedetailleerde informatie e</w:t>
+      </w:r>
+      <w:r>
+        <w:rPr>
+          <w:u w:val="single" w:color="0000ff"/>
+          <w:rFonts w:ascii="Charis SIL Regular" w:hAnsi="Charis SIL Regular" w:eastAsia="Charis SIL Regular"/>
+          <w:b w:val="0"/>
+          <w:i w:val="0"/>
+          <w:color w:val="000000"/>
+          <w:sz w:val="24"/>
+        </w:rPr>
+        <w:hyperlink r:id="rId12" w:history="1">
+          <w:r>
+            <w:rPr>
+              <w:rStyle w:val="Hyperlink"/>
+            </w:rPr>
+            <w:t>n bronn</w:t>
+          </w:r>
+        </w:hyperlink>
+      </w:r>
+      <w:r>
+        <w:rPr>
+          <w:u w:val="single" w:color="0000ff"/>
+          <w:rFonts w:ascii="Charis SIL Regular" w:hAnsi="Charis SIL Regular" w:eastAsia="Charis SIL Regular"/>
+          <w:b w:val="0"/>
+          <w:i w:val="0"/>
+          <w:color w:val="000000"/>
+          <w:sz w:val="24"/>
+        </w:rPr>
+        <w:hyperlink r:id="rId12" w:history="1">
+          <w:r>
+            <w:rPr>
+              <w:rStyle w:val="Hyperlink"/>
+            </w:rPr>
+            <w:t>en met betre</w:t>
+          </w:r>
+        </w:hyperlink>
       </w:r>
       <w:r>
         <w:rPr>
@@ -1245,13 +1335,21 @@
       </w:r>
       <w:r>
         <w:rPr>
+          <w:u w:val="single" w:color="0000ff"/>
           <w:rFonts w:ascii="Charis SIL Regular" w:hAnsi="Charis SIL Regular" w:eastAsia="Charis SIL Regular"/>
           <w:b w:val="0"/>
           <w:i w:val="0"/>
           <w:color w:val="000000"/>
           <w:sz w:val="24"/>
         </w:rPr>
-        <w:t>ot het Batav</w:t>
+        <w:hyperlink r:id="rId12" w:history="1">
+          <w:r>
+            <w:rPr>
+              <w:rStyle w:val="Hyperlink"/>
+            </w:rPr>
+            <w:t>ot het Batav</w:t>
+          </w:r>
+        </w:hyperlink>
       </w:r>
       <w:r>
         <w:rPr>
@@ -2371,28 +2469,7 @@
           <w:color w:val="000000"/>
           <w:sz w:val="24"/>
         </w:rPr>
-        <w:t>zendelingen en missionarissen, zie de des</w:t>
-      </w:r>
-      <w:r>
-        <w:rPr>
-          <w:u w:val="single" w:color="0000ff"/>
-          <w:rFonts w:ascii="Charis SIL Regular" w:hAnsi="Charis SIL Regular" w:eastAsia="Charis SIL Regular"/>
-          <w:b w:val="0"/>
-          <w:i w:val="0"/>
-          <w:color w:val="000000"/>
-          <w:sz w:val="24"/>
-        </w:rPr>
-        <w:t>betreffende</w:t>
-      </w:r>
-      <w:r>
-        <w:rPr>
-          <w:rFonts w:ascii="Charis SIL Regular" w:hAnsi="Charis SIL Regular" w:eastAsia="Charis SIL Regular"/>
-          <w:b w:val="0"/>
-          <w:i w:val="0"/>
-          <w:color w:val="000000"/>
-          <w:sz w:val="24"/>
-        </w:rPr>
-        <w:t xml:space="preserve"> </w:t>
+        <w:t xml:space="preserve">zendelingen en missionarissen, zie de desbetreffende </w:t>
       </w:r>
       <w:r>
         <w:rPr>
@@ -2401,34 +2478,8 @@
           <w:i w:val="0"/>
           <w:color w:val="0000FF"/>
           <w:sz w:val="24"/>
-          <w:u w:val="single"/>
-        </w:rPr>
-        <w:hyperlink r:id="rId20" w:history="1">
-          <w:r>
-            <w:rPr>
-              <w:rStyle w:val="Hyperlink"/>
-            </w:rPr>
-            <w:t>zoe</w:t>
-          </w:r>
-        </w:hyperlink>
-      </w:r>
-      <w:r>
-        <w:rPr>
-          <w:rFonts w:ascii="Charis SIL Regular" w:hAnsi="Charis SIL Regular" w:eastAsia="Charis SIL Regular"/>
-          <w:b w:val="0"/>
-          <w:i w:val="0"/>
-          <w:color w:val="0000FF"/>
-          <w:sz w:val="24"/>
-          <w:u w:val="single"/>
-        </w:rPr>
-        <w:hyperlink r:id="rId19" w:history="1">
-          <w:r>
-            <w:rPr>
-              <w:rStyle w:val="Hyperlink"/>
-            </w:rPr>
-            <w:t>kh</w:t>
-          </w:r>
-        </w:hyperlink>
+        </w:rPr>
+        <w:t>zoekh</w:t>
       </w:r>
       <w:r>
         <w:rPr>
@@ -2740,7 +2791,7 @@
           <w:sz w:val="24"/>
           <w:u w:val="single"/>
         </w:rPr>
-        <w:hyperlink r:id="rId21" w:history="1">
+        <w:hyperlink r:id="rId20" w:history="1">
           <w:r>
             <w:rPr>
               <w:rStyle w:val="Hyperlink"/>
@@ -2769,7 +2820,7 @@
           <w:sz w:val="24"/>
           <w:u w:val="single"/>
         </w:rPr>
-        <w:hyperlink r:id="rId21" w:history="1">
+        <w:hyperlink r:id="rId20" w:history="1">
           <w:r>
             <w:rPr>
               <w:rStyle w:val="Hyperlink"/>
@@ -2798,7 +2849,7 @@
           <w:sz w:val="24"/>
           <w:u w:val="single"/>
         </w:rPr>
-        <w:hyperlink r:id="rId21" w:history="1">
+        <w:hyperlink r:id="rId20" w:history="1">
           <w:r>
             <w:rPr>
               <w:rStyle w:val="Hyperlink"/>
@@ -2826,7 +2877,7 @@
           <w:color w:val="0000FF"/>
           <w:sz w:val="24"/>
         </w:rPr>
-        <w:hyperlink r:id="rId21" w:history="1">
+        <w:hyperlink r:id="rId20" w:history="1">
           <w:r>
             <w:rPr>
               <w:rStyle w:val="Hyperlink"/>
@@ -3059,13 +3110,21 @@
       </w:r>
       <w:r>
         <w:rPr>
+          <w:u w:val="single" w:color="0000ff"/>
           <w:rFonts w:ascii="Charis SIL Regular" w:hAnsi="Charis SIL Regular" w:eastAsia="Charis SIL Regular"/>
           <w:b w:val="0"/>
           <w:i w:val="0"/>
           <w:color w:val="000000"/>
           <w:sz w:val="24"/>
         </w:rPr>
-        <w:t>dit</w:t>
+        <w:hyperlink r:id="rId10" w:history="1">
+          <w:r>
+            <w:rPr>
+              <w:rStyle w:val="Hyperlink"/>
+            </w:rPr>
+            <w:t>dit</w:t>
+          </w:r>
+        </w:hyperlink>
       </w:r>
       <w:r>
         <w:rPr>
@@ -3104,12 +3163,12 @@
           <w:color w:val="000000"/>
           <w:sz w:val="24"/>
         </w:rPr>
-        <w:hyperlink r:id="rId21" w:history="1">
+        <w:hyperlink r:id="rId20" w:history="1">
           <w:r>
             <w:rPr>
               <w:rStyle w:val="Hyperlink"/>
             </w:rPr>
-            <w:t>en de bevi</w:t>
+            <w:t>en de bev</w:t>
           </w:r>
         </w:hyperlink>
       </w:r>
@@ -3122,7 +3181,25 @@
           <w:color w:val="000000"/>
           <w:sz w:val="24"/>
         </w:rPr>
-        <w:hyperlink r:id="rId21" w:history="1">
+        <w:hyperlink r:id="rId20" w:history="1">
+          <w:r>
+            <w:rPr>
+              <w:rStyle w:val="Hyperlink"/>
+            </w:rPr>
+            <w:t>i</w:t>
+          </w:r>
+        </w:hyperlink>
+      </w:r>
+      <w:r>
+        <w:rPr>
+          <w:u w:val="single" w:color="0000ff"/>
+          <w:rFonts w:ascii="Charis SIL Regular" w:hAnsi="Charis SIL Regular" w:eastAsia="Charis SIL Regular"/>
+          <w:b w:val="0"/>
+          <w:i w:val="0"/>
+          <w:color w:val="000000"/>
+          <w:sz w:val="24"/>
+        </w:rPr>
+        <w:hyperlink r:id="rId20" w:history="1">
           <w:r>
             <w:rPr>
               <w:rStyle w:val="Hyperlink"/>
@@ -3140,7 +3217,7 @@
           <w:color w:val="000000"/>
           <w:sz w:val="24"/>
         </w:rPr>
-        <w:hyperlink r:id="rId21" w:history="1">
+        <w:hyperlink r:id="rId20" w:history="1">
           <w:r>
             <w:rPr>
               <w:rStyle w:val="Hyperlink"/>
@@ -3158,7 +3235,7 @@
           <w:color w:val="000000"/>
           <w:sz w:val="24"/>
         </w:rPr>
-        <w:hyperlink r:id="rId21" w:history="1">
+        <w:hyperlink r:id="rId20" w:history="1">
           <w:r>
             <w:rPr>
               <w:rStyle w:val="Hyperlink"/>
@@ -3176,7 +3253,7 @@
           <w:color w:val="000000"/>
           <w:sz w:val="24"/>
         </w:rPr>
-        <w:hyperlink r:id="rId21" w:history="1">
+        <w:hyperlink r:id="rId20" w:history="1">
           <w:r>
             <w:rPr>
               <w:rStyle w:val="Hyperlink"/>
@@ -3194,7 +3271,7 @@
           <w:color w:val="000000"/>
           <w:sz w:val="24"/>
         </w:rPr>
-        <w:hyperlink r:id="rId21" w:history="1">
+        <w:hyperlink r:id="rId20" w:history="1">
           <w:r>
             <w:rPr>
               <w:rStyle w:val="Hyperlink"/>
@@ -3212,7 +3289,7 @@
           <w:color w:val="000000"/>
           <w:sz w:val="24"/>
         </w:rPr>
-        <w:hyperlink r:id="rId21" w:history="1">
+        <w:hyperlink r:id="rId20" w:history="1">
           <w:r>
             <w:rPr>
               <w:rStyle w:val="Hyperlink"/>
@@ -3230,7 +3307,7 @@
           <w:color w:val="000000"/>
           <w:sz w:val="24"/>
         </w:rPr>
-        <w:hyperlink r:id="rId21" w:history="1">
+        <w:hyperlink r:id="rId20" w:history="1">
           <w:r>
             <w:rPr>
               <w:rStyle w:val="Hyperlink"/>
@@ -3248,7 +3325,7 @@
           <w:color w:val="000000"/>
           <w:sz w:val="24"/>
         </w:rPr>
-        <w:hyperlink r:id="rId21" w:history="1">
+        <w:hyperlink r:id="rId20" w:history="1">
           <w:r>
             <w:rPr>
               <w:rStyle w:val="Hyperlink"/>
@@ -3332,7 +3409,7 @@
           <w:sz w:val="24"/>
           <w:u w:val="single"/>
         </w:rPr>
-        <w:hyperlink r:id="rId22" w:history="1">
+        <w:hyperlink r:id="rId21" w:history="1">
           <w:r>
             <w:rPr>
               <w:rStyle w:val="Hyperlink"/>
@@ -3512,7 +3589,7 @@
           <w:sz w:val="24"/>
           <w:u w:val="single"/>
         </w:rPr>
-        <w:hyperlink r:id="rId23" w:history="1">
+        <w:hyperlink r:id="rId22" w:history="1">
           <w:r>
             <w:rPr>
               <w:rStyle w:val="Hyperlink"/>
@@ -3733,7 +3810,7 @@
           <w:sz w:val="24"/>
           <w:u w:val="single"/>
         </w:rPr>
-        <w:hyperlink r:id="rId24" w:history="1">
+        <w:hyperlink r:id="rId23" w:history="1">
           <w:r>
             <w:rPr>
               <w:rStyle w:val="Hyperlink"/>
@@ -3751,7 +3828,7 @@
           <w:sz w:val="24"/>
           <w:u w:val="single"/>
         </w:rPr>
-        <w:hyperlink r:id="rId24" w:history="1">
+        <w:hyperlink r:id="rId23" w:history="1">
           <w:r>
             <w:rPr>
               <w:rStyle w:val="Hyperlink"/>
@@ -3780,7 +3857,7 @@
           <w:sz w:val="24"/>
           <w:u w:val="single"/>
         </w:rPr>
-        <w:hyperlink r:id="rId24" w:history="1">
+        <w:hyperlink r:id="rId23" w:history="1">
           <w:r>
             <w:rPr>
               <w:rStyle w:val="Hyperlink"/>
@@ -3809,7 +3886,7 @@
           <w:sz w:val="24"/>
           <w:u w:val="single"/>
         </w:rPr>
-        <w:hyperlink r:id="rId24" w:history="1">
+        <w:hyperlink r:id="rId23" w:history="1">
           <w:r>
             <w:rPr>
               <w:rStyle w:val="Hyperlink"/>
@@ -3877,7 +3954,7 @@
           <w:sz w:val="24"/>
           <w:u w:val="single"/>
         </w:rPr>
-        <w:hyperlink r:id="rId25" w:history="1">
+        <w:hyperlink r:id="rId24" w:history="1">
           <w:r>
             <w:rPr>
               <w:rStyle w:val="Hyperlink"/>
@@ -3933,7 +4010,7 @@
           <w:sz w:val="24"/>
           <w:u w:val="single"/>
         </w:rPr>
-        <w:hyperlink r:id="rId26" w:history="1">
+        <w:hyperlink r:id="rId25" w:history="1">
           <w:r>
             <w:rPr>
               <w:rStyle w:val="Hyperlink"/>
@@ -3961,7 +4038,7 @@
           <w:sz w:val="24"/>
           <w:u w:val="single"/>
         </w:rPr>
-        <w:hyperlink r:id="rId27" w:history="1">
+        <w:hyperlink r:id="rId26" w:history="1">
           <w:r>
             <w:rPr>
               <w:rStyle w:val="Hyperlink"/>
@@ -3990,7 +4067,7 @@
           <w:sz w:val="24"/>
           <w:u w:val="single"/>
         </w:rPr>
-        <w:hyperlink r:id="rId27" w:history="1">
+        <w:hyperlink r:id="rId26" w:history="1">
           <w:r>
             <w:rPr>
               <w:rStyle w:val="Hyperlink"/>
@@ -4008,7 +4085,7 @@
           <w:sz w:val="24"/>
           <w:u w:val="single"/>
         </w:rPr>
-        <w:hyperlink r:id="rId27" w:history="1">
+        <w:hyperlink r:id="rId24" w:history="1">
           <w:r>
             <w:rPr>
               <w:rStyle w:val="Hyperlink"/>
@@ -4037,8 +4114,16 @@
           <w:i w:val="0"/>
           <w:color w:val="0000FF"/>
           <w:sz w:val="24"/>
-        </w:rPr>
-        <w:t>Mus</w:t>
+          <w:u w:val="single"/>
+        </w:rPr>
+        <w:hyperlink r:id="rId15" w:history="1">
+          <w:r>
+            <w:rPr>
+              <w:rStyle w:val="Hyperlink"/>
+            </w:rPr>
+            <w:t>Mus</w:t>
+          </w:r>
+        </w:hyperlink>
       </w:r>
       <w:r>
         <w:rPr>
@@ -4049,7 +4134,7 @@
           <w:sz w:val="24"/>
           <w:u w:val="single"/>
         </w:rPr>
-        <w:hyperlink r:id="rId27" w:history="1">
+        <w:hyperlink r:id="rId15" w:history="1">
           <w:r>
             <w:rPr>
               <w:rStyle w:val="Hyperlink"/>
@@ -4078,7 +4163,7 @@
           <w:sz w:val="24"/>
           <w:u w:val="single"/>
         </w:rPr>
-        <w:hyperlink r:id="rId27" w:history="1">
+        <w:hyperlink r:id="rId15" w:history="1">
           <w:r>
             <w:rPr>
               <w:rStyle w:val="Hyperlink"/>
@@ -4096,7 +4181,7 @@
           <w:sz w:val="24"/>
           <w:u w:val="single"/>
         </w:rPr>
-        <w:hyperlink r:id="rId27" w:history="1">
+        <w:hyperlink r:id="rId15" w:history="1">
           <w:r>
             <w:rPr>
               <w:rStyle w:val="Hyperlink"/>
@@ -4114,7 +4199,7 @@
           <w:color w:val="000000"/>
           <w:sz w:val="24"/>
         </w:rPr>
-        <w:hyperlink r:id="rId27" w:history="1">
+        <w:hyperlink r:id="rId26" w:history="1">
           <w:r>
             <w:rPr>
               <w:rStyle w:val="Hyperlink"/>
@@ -4192,7 +4277,7 @@
           <w:sz w:val="24"/>
           <w:u w:val="single"/>
         </w:rPr>
-        <w:hyperlink r:id="rId28" w:history="1">
+        <w:hyperlink r:id="rId27" w:history="1">
           <w:r>
             <w:rPr>
               <w:rStyle w:val="Hyperlink"/>
@@ -4221,7 +4306,7 @@
           <w:sz w:val="24"/>
           <w:u w:val="single"/>
         </w:rPr>
-        <w:hyperlink r:id="rId28" w:history="1">
+        <w:hyperlink r:id="rId27" w:history="1">
           <w:r>
             <w:rPr>
               <w:rStyle w:val="Hyperlink"/>
@@ -4250,7 +4335,7 @@
           <w:sz w:val="24"/>
           <w:u w:val="single"/>
         </w:rPr>
-        <w:hyperlink r:id="rId28" w:history="1">
+        <w:hyperlink r:id="rId27" w:history="1">
           <w:r>
             <w:rPr>
               <w:rStyle w:val="Hyperlink"/>
@@ -4348,7 +4433,7 @@
           <w:sz w:val="24"/>
           <w:u w:val="single"/>
         </w:rPr>
-        <w:hyperlink r:id="rId29" w:history="1">
+        <w:hyperlink r:id="rId28" w:history="1">
           <w:r>
             <w:rPr>
               <w:rStyle w:val="Hyperlink"/>
@@ -4376,7 +4461,7 @@
           <w:sz w:val="24"/>
           <w:u w:val="single"/>
         </w:rPr>
-        <w:hyperlink r:id="rId30" w:history="1">
+        <w:hyperlink r:id="rId29" w:history="1">
           <w:r>
             <w:rPr>
               <w:rStyle w:val="Hyperlink"/>
@@ -4414,7 +4499,7 @@
           <w:color w:val="000000"/>
           <w:sz w:val="24"/>
         </w:rPr>
-        <w:hyperlink r:id="rId29" w:history="1">
+        <w:hyperlink r:id="rId28" w:history="1">
           <w:r>
             <w:rPr>
               <w:rStyle w:val="Hyperlink"/>
@@ -4442,7 +4527,7 @@
           <w:color w:val="000000"/>
           <w:sz w:val="24"/>
         </w:rPr>
-        <w:hyperlink r:id="rId30" w:history="1">
+        <w:hyperlink r:id="rId29" w:history="1">
           <w:r>
             <w:rPr>
               <w:rStyle w:val="Hyperlink"/>

--- a/EXPORTS/DOCX/published/niveau2/Dutch/Indonesia.docx
+++ b/EXPORTS/DOCX/published/niveau2/Dutch/Indonesia.docx
@@ -406,7 +406,25 @@
           <w:color w:val="000000"/>
           <w:sz w:val="24"/>
         </w:rPr>
-        <w:t>informatie hierover.</w:t>
+        <w:t xml:space="preserve">informatie </w:t>
+      </w:r>
+      <w:r>
+        <w:rPr>
+          <w:u w:val="single" w:color="0000ff"/>
+          <w:rFonts w:ascii="Charis SIL Regular" w:hAnsi="Charis SIL Regular" w:eastAsia="Charis SIL Regular"/>
+          <w:b w:val="0"/>
+          <w:i w:val="0"/>
+          <w:color w:val="000000"/>
+          <w:sz w:val="24"/>
+        </w:rPr>
+        <w:hyperlink r:id="rId9" w:history="1">
+          <w:r>
+            <w:rPr>
+              <w:rStyle w:val="Hyperlink"/>
+            </w:rPr>
+            <w:t>hierover.</w:t>
+          </w:r>
+        </w:hyperlink>
       </w:r>
     </w:p>
     <w:p>
@@ -746,14 +764,7 @@
           <w:color w:val="000000"/>
           <w:sz w:val="24"/>
         </w:rPr>
-        <w:hyperlink r:id="rId10" w:history="1">
-          <w:r>
-            <w:rPr>
-              <w:rStyle w:val="Hyperlink"/>
-            </w:rPr>
-            <w:t>rd o</w:t>
-          </w:r>
-        </w:hyperlink>
+        <w:t>rd o</w:t>
       </w:r>
       <w:r>
         <w:rPr>
@@ -1223,133 +1234,7 @@
           <w:color w:val="000000"/>
           <w:sz w:val="24"/>
         </w:rPr>
-        <w:t>gedetailleerde informatie e</w:t>
-      </w:r>
-      <w:r>
-        <w:rPr>
-          <w:u w:val="single" w:color="0000ff"/>
-          <w:rFonts w:ascii="Charis SIL Regular" w:hAnsi="Charis SIL Regular" w:eastAsia="Charis SIL Regular"/>
-          <w:b w:val="0"/>
-          <w:i w:val="0"/>
-          <w:color w:val="000000"/>
-          <w:sz w:val="24"/>
-        </w:rPr>
-        <w:hyperlink r:id="rId12" w:history="1">
-          <w:r>
-            <w:rPr>
-              <w:rStyle w:val="Hyperlink"/>
-            </w:rPr>
-            <w:t>n bronn</w:t>
-          </w:r>
-        </w:hyperlink>
-      </w:r>
-      <w:r>
-        <w:rPr>
-          <w:u w:val="single" w:color="0000ff"/>
-          <w:rFonts w:ascii="Charis SIL Regular" w:hAnsi="Charis SIL Regular" w:eastAsia="Charis SIL Regular"/>
-          <w:b w:val="0"/>
-          <w:i w:val="0"/>
-          <w:color w:val="000000"/>
-          <w:sz w:val="24"/>
-        </w:rPr>
-        <w:hyperlink r:id="rId12" w:history="1">
-          <w:r>
-            <w:rPr>
-              <w:rStyle w:val="Hyperlink"/>
-            </w:rPr>
-            <w:t>en met betre</w:t>
-          </w:r>
-        </w:hyperlink>
-      </w:r>
-      <w:r>
-        <w:rPr>
-          <w:u w:val="single" w:color="0000ff"/>
-          <w:rFonts w:ascii="Charis SIL Regular" w:hAnsi="Charis SIL Regular" w:eastAsia="Charis SIL Regular"/>
-          <w:b w:val="0"/>
-          <w:i w:val="0"/>
-          <w:color w:val="000000"/>
-          <w:sz w:val="24"/>
-        </w:rPr>
-        <w:hyperlink r:id="rId12" w:history="1">
-          <w:r>
-            <w:rPr>
-              <w:rStyle w:val="Hyperlink"/>
-            </w:rPr>
-            <w:t>kki</w:t>
-          </w:r>
-        </w:hyperlink>
-      </w:r>
-      <w:r>
-        <w:rPr>
-          <w:u w:val="single" w:color="0000ff"/>
-          <w:rFonts w:ascii="Charis SIL Regular" w:hAnsi="Charis SIL Regular" w:eastAsia="Charis SIL Regular"/>
-          <w:b w:val="0"/>
-          <w:i w:val="0"/>
-          <w:color w:val="000000"/>
-          <w:sz w:val="24"/>
-        </w:rPr>
-        <w:hyperlink r:id="rId12" w:history="1">
-          <w:r>
-            <w:rPr>
-              <w:rStyle w:val="Hyperlink"/>
-            </w:rPr>
-            <w:t>n</w:t>
-          </w:r>
-        </w:hyperlink>
-      </w:r>
-      <w:r>
-        <w:rPr>
-          <w:u w:val="single" w:color="0000ff"/>
-          <w:rFonts w:ascii="Charis SIL Regular" w:hAnsi="Charis SIL Regular" w:eastAsia="Charis SIL Regular"/>
-          <w:b w:val="0"/>
-          <w:i w:val="0"/>
-          <w:color w:val="000000"/>
-          <w:sz w:val="24"/>
-        </w:rPr>
-        <w:hyperlink r:id="rId12" w:history="1">
-          <w:r>
-            <w:rPr>
-              <w:rStyle w:val="Hyperlink"/>
-            </w:rPr>
-            <w:t xml:space="preserve">g </w:t>
-          </w:r>
-        </w:hyperlink>
-      </w:r>
-      <w:r>
-        <w:rPr>
-          <w:u w:val="single" w:color="0000ff"/>
-          <w:rFonts w:ascii="Charis SIL Regular" w:hAnsi="Charis SIL Regular" w:eastAsia="Charis SIL Regular"/>
-          <w:b w:val="0"/>
-          <w:i w:val="0"/>
-          <w:color w:val="000000"/>
-          <w:sz w:val="24"/>
-        </w:rPr>
-        <w:hyperlink r:id="rId12" w:history="1">
-          <w:r>
-            <w:rPr>
-              <w:rStyle w:val="Hyperlink"/>
-            </w:rPr>
-            <w:t>t</w:t>
-          </w:r>
-        </w:hyperlink>
-      </w:r>
-      <w:r>
-        <w:rPr>
-          <w:u w:val="single" w:color="0000ff"/>
-          <w:rFonts w:ascii="Charis SIL Regular" w:hAnsi="Charis SIL Regular" w:eastAsia="Charis SIL Regular"/>
-          <w:b w:val="0"/>
-          <w:i w:val="0"/>
-          <w:color w:val="000000"/>
-          <w:sz w:val="24"/>
-        </w:rPr>
-        <w:hyperlink r:id="rId12" w:history="1">
-          <w:r>
-            <w:rPr>
-              <w:rStyle w:val="Hyperlink"/>
-            </w:rPr>
-            <w:t>ot het Batav</w:t>
-          </w:r>
-        </w:hyperlink>
+        <w:t>gedetailleerde informatie en bronnen met betrekking tot het Batav</w:t>
       </w:r>
       <w:r>
         <w:rPr>
@@ -2478,8 +2363,34 @@
           <w:i w:val="0"/>
           <w:color w:val="0000FF"/>
           <w:sz w:val="24"/>
-        </w:rPr>
-        <w:t>zoekh</w:t>
+          <w:u w:val="single"/>
+        </w:rPr>
+        <w:hyperlink r:id="rId19" w:history="1">
+          <w:r>
+            <w:rPr>
+              <w:rStyle w:val="Hyperlink"/>
+            </w:rPr>
+            <w:t>zoe</w:t>
+          </w:r>
+        </w:hyperlink>
+      </w:r>
+      <w:r>
+        <w:rPr>
+          <w:rFonts w:ascii="Charis SIL Regular" w:hAnsi="Charis SIL Regular" w:eastAsia="Charis SIL Regular"/>
+          <w:b w:val="0"/>
+          <w:i w:val="0"/>
+          <w:color w:val="0000FF"/>
+          <w:sz w:val="24"/>
+          <w:u w:val="single"/>
+        </w:rPr>
+        <w:hyperlink r:id="rId19" w:history="1">
+          <w:r>
+            <w:rPr>
+              <w:rStyle w:val="Hyperlink"/>
+            </w:rPr>
+            <w:t>kh</w:t>
+          </w:r>
+        </w:hyperlink>
       </w:r>
       <w:r>
         <w:rPr>
@@ -2876,6 +2787,7 @@
           <w:i w:val="0"/>
           <w:color w:val="0000FF"/>
           <w:sz w:val="24"/>
+          <w:u w:val="single"/>
         </w:rPr>
         <w:hyperlink r:id="rId20" w:history="1">
           <w:r>
@@ -2895,7 +2807,7 @@
           <w:sz w:val="24"/>
           <w:u w:val="single"/>
         </w:rPr>
-        <w:hyperlink r:id="rId10" w:history="1">
+        <w:hyperlink r:id="rId20" w:history="1">
           <w:r>
             <w:rPr>
               <w:rStyle w:val="Hyperlink"/>
@@ -2924,7 +2836,7 @@
           <w:sz w:val="24"/>
           <w:u w:val="single"/>
         </w:rPr>
-        <w:hyperlink r:id="rId10" w:history="1">
+        <w:hyperlink r:id="rId20" w:history="1">
           <w:r>
             <w:rPr>
               <w:rStyle w:val="Hyperlink"/>
@@ -2943,6 +2855,71 @@
           <w:u w:val="single"/>
         </w:rPr>
         <w:t xml:space="preserve"> </w:t>
+      </w:r>
+      <w:r>
+        <w:rPr>
+          <w:rFonts w:ascii="Charis SIL Regular" w:hAnsi="Charis SIL Regular" w:eastAsia="Charis SIL Regular"/>
+          <w:b w:val="0"/>
+          <w:i w:val="0"/>
+          <w:color w:val="0000FF"/>
+          <w:sz w:val="24"/>
+          <w:u w:val="single"/>
+        </w:rPr>
+        <w:hyperlink r:id="rId20" w:history="1">
+          <w:r>
+            <w:rPr>
+              <w:rStyle w:val="Hyperlink"/>
+            </w:rPr>
+            <w:t>e</w:t>
+          </w:r>
+        </w:hyperlink>
+      </w:r>
+      <w:r>
+        <w:rPr>
+          <w:rFonts w:ascii="Charis SIL Regular" w:hAnsi="Charis SIL Regular" w:eastAsia="Charis SIL Regular"/>
+          <w:b w:val="0"/>
+          <w:i w:val="0"/>
+          <w:color w:val="0000FF"/>
+          <w:sz w:val="24"/>
+          <w:u w:val="single"/>
+        </w:rPr>
+        <w:hyperlink r:id="rId10" w:history="1">
+          <w:r>
+            <w:rPr>
+              <w:rStyle w:val="Hyperlink"/>
+            </w:rPr>
+            <w:t>n</w:t>
+          </w:r>
+        </w:hyperlink>
+      </w:r>
+      <w:r>
+        <w:rPr>
+          <w:rFonts w:ascii="Charis SIL Regular" w:hAnsi="Charis SIL Regular" w:eastAsia="Charis SIL Regular"/>
+          <w:b w:val="0"/>
+          <w:i w:val="0"/>
+          <w:color w:val="0000FF"/>
+          <w:sz w:val="24"/>
+          <w:u w:val="single"/>
+        </w:rPr>
+        <w:t xml:space="preserve"> </w:t>
+      </w:r>
+      <w:r>
+        <w:rPr>
+          <w:rFonts w:ascii="Charis SIL Regular" w:hAnsi="Charis SIL Regular" w:eastAsia="Charis SIL Regular"/>
+          <w:b w:val="0"/>
+          <w:i w:val="0"/>
+          <w:color w:val="0000FF"/>
+          <w:sz w:val="24"/>
+          <w:u w:val="single"/>
+        </w:rPr>
+        <w:hyperlink r:id="rId10" w:history="1">
+          <w:r>
+            <w:rPr>
+              <w:rStyle w:val="Hyperlink"/>
+            </w:rPr>
+            <w:t>Volkenkund</w:t>
+          </w:r>
+        </w:hyperlink>
       </w:r>
       <w:r>
         <w:rPr>
@@ -2964,71 +2941,6 @@
       </w:r>
       <w:r>
         <w:rPr>
-          <w:rFonts w:ascii="Charis SIL Regular" w:hAnsi="Charis SIL Regular" w:eastAsia="Charis SIL Regular"/>
-          <w:b w:val="0"/>
-          <w:i w:val="0"/>
-          <w:color w:val="0000FF"/>
-          <w:sz w:val="24"/>
-          <w:u w:val="single"/>
-        </w:rPr>
-        <w:hyperlink r:id="rId10" w:history="1">
-          <w:r>
-            <w:rPr>
-              <w:rStyle w:val="Hyperlink"/>
-            </w:rPr>
-            <w:t>n</w:t>
-          </w:r>
-        </w:hyperlink>
-      </w:r>
-      <w:r>
-        <w:rPr>
-          <w:rFonts w:ascii="Charis SIL Regular" w:hAnsi="Charis SIL Regular" w:eastAsia="Charis SIL Regular"/>
-          <w:b w:val="0"/>
-          <w:i w:val="0"/>
-          <w:color w:val="0000FF"/>
-          <w:sz w:val="24"/>
-          <w:u w:val="single"/>
-        </w:rPr>
-        <w:t xml:space="preserve"> </w:t>
-      </w:r>
-      <w:r>
-        <w:rPr>
-          <w:rFonts w:ascii="Charis SIL Regular" w:hAnsi="Charis SIL Regular" w:eastAsia="Charis SIL Regular"/>
-          <w:b w:val="0"/>
-          <w:i w:val="0"/>
-          <w:color w:val="0000FF"/>
-          <w:sz w:val="24"/>
-          <w:u w:val="single"/>
-        </w:rPr>
-        <w:hyperlink r:id="rId10" w:history="1">
-          <w:r>
-            <w:rPr>
-              <w:rStyle w:val="Hyperlink"/>
-            </w:rPr>
-            <w:t>Volkenkund</w:t>
-          </w:r>
-        </w:hyperlink>
-      </w:r>
-      <w:r>
-        <w:rPr>
-          <w:rFonts w:ascii="Charis SIL Regular" w:hAnsi="Charis SIL Regular" w:eastAsia="Charis SIL Regular"/>
-          <w:b w:val="0"/>
-          <w:i w:val="0"/>
-          <w:color w:val="0000FF"/>
-          <w:sz w:val="24"/>
-          <w:u w:val="single"/>
-        </w:rPr>
-        <w:hyperlink r:id="rId10" w:history="1">
-          <w:r>
-            <w:rPr>
-              <w:rStyle w:val="Hyperlink"/>
-            </w:rPr>
-            <w:t>e</w:t>
-          </w:r>
-        </w:hyperlink>
-      </w:r>
-      <w:r>
-        <w:rPr>
           <w:u w:val="single" w:color="0000ff"/>
           <w:rFonts w:ascii="Charis SIL Regular" w:hAnsi="Charis SIL Regular" w:eastAsia="Charis SIL Regular"/>
           <w:b w:val="0"/>
@@ -3168,25 +3080,7 @@
             <w:rPr>
               <w:rStyle w:val="Hyperlink"/>
             </w:rPr>
-            <w:t>en de bev</w:t>
-          </w:r>
-        </w:hyperlink>
-      </w:r>
-      <w:r>
-        <w:rPr>
-          <w:u w:val="single" w:color="0000ff"/>
-          <w:rFonts w:ascii="Charis SIL Regular" w:hAnsi="Charis SIL Regular" w:eastAsia="Charis SIL Regular"/>
-          <w:b w:val="0"/>
-          <w:i w:val="0"/>
-          <w:color w:val="000000"/>
-          <w:sz w:val="24"/>
-        </w:rPr>
-        <w:hyperlink r:id="rId20" w:history="1">
-          <w:r>
-            <w:rPr>
-              <w:rStyle w:val="Hyperlink"/>
-            </w:rPr>
-            <w:t>i</w:t>
+            <w:t>en de bevi</w:t>
           </w:r>
         </w:hyperlink>
       </w:r>
@@ -4116,14 +4010,7 @@
           <w:sz w:val="24"/>
           <w:u w:val="single"/>
         </w:rPr>
-        <w:hyperlink r:id="rId15" w:history="1">
-          <w:r>
-            <w:rPr>
-              <w:rStyle w:val="Hyperlink"/>
-            </w:rPr>
-            <w:t>Mus</w:t>
-          </w:r>
-        </w:hyperlink>
+        <w:t>Mus</w:t>
       </w:r>
       <w:r>
         <w:rPr>
@@ -4134,7 +4021,7 @@
           <w:sz w:val="24"/>
           <w:u w:val="single"/>
         </w:rPr>
-        <w:hyperlink r:id="rId15" w:history="1">
+        <w:hyperlink r:id="rId26" w:history="1">
           <w:r>
             <w:rPr>
               <w:rStyle w:val="Hyperlink"/>

--- a/EXPORTS/DOCX/published/niveau2/Dutch/Indonesia.docx
+++ b/EXPORTS/DOCX/published/niveau2/Dutch/Indonesia.docx
@@ -406,25 +406,7 @@
           <w:color w:val="000000"/>
           <w:sz w:val="24"/>
         </w:rPr>
-        <w:t xml:space="preserve">informatie </w:t>
-      </w:r>
-      <w:r>
-        <w:rPr>
-          <w:u w:val="single" w:color="0000ff"/>
-          <w:rFonts w:ascii="Charis SIL Regular" w:hAnsi="Charis SIL Regular" w:eastAsia="Charis SIL Regular"/>
-          <w:b w:val="0"/>
-          <w:i w:val="0"/>
-          <w:color w:val="000000"/>
-          <w:sz w:val="24"/>
-        </w:rPr>
-        <w:hyperlink r:id="rId9" w:history="1">
-          <w:r>
-            <w:rPr>
-              <w:rStyle w:val="Hyperlink"/>
-            </w:rPr>
-            <w:t>hierover.</w:t>
-          </w:r>
-        </w:hyperlink>
+        <w:t>informatie hierover.</w:t>
       </w:r>
     </w:p>
     <w:p>
@@ -710,6 +692,16 @@
       </w:r>
       <w:r>
         <w:rPr>
+          <w:rFonts w:ascii="Charis SIL Regular" w:hAnsi="Charis SIL Regular" w:eastAsia="Charis SIL Regular"/>
+          <w:b w:val="0"/>
+          <w:i w:val="0"/>
+          <w:color w:val="000000"/>
+          <w:sz w:val="24"/>
+        </w:rPr>
+        <w:t>dat in 1778 in Batavia we</w:t>
+      </w:r>
+      <w:r>
+        <w:rPr>
           <w:u w:val="single" w:color="0000ff"/>
           <w:rFonts w:ascii="Charis SIL Regular" w:hAnsi="Charis SIL Regular" w:eastAsia="Charis SIL Regular"/>
           <w:b w:val="0"/>
@@ -722,49 +714,9 @@
             <w:rPr>
               <w:rStyle w:val="Hyperlink"/>
             </w:rPr>
-            <w:t>dat in 1778</w:t>
+            <w:t>rd o</w:t>
           </w:r>
         </w:hyperlink>
-      </w:r>
-      <w:r>
-        <w:rPr>
-          <w:u w:val="single" w:color="0000ff"/>
-          <w:rFonts w:ascii="Charis SIL Regular" w:hAnsi="Charis SIL Regular" w:eastAsia="Charis SIL Regular"/>
-          <w:b w:val="0"/>
-          <w:i w:val="0"/>
-          <w:color w:val="000000"/>
-          <w:sz w:val="24"/>
-        </w:rPr>
-        <w:t xml:space="preserve"> </w:t>
-      </w:r>
-      <w:r>
-        <w:rPr>
-          <w:u w:val="single" w:color="0000ff"/>
-          <w:rFonts w:ascii="Charis SIL Regular" w:hAnsi="Charis SIL Regular" w:eastAsia="Charis SIL Regular"/>
-          <w:b w:val="0"/>
-          <w:i w:val="0"/>
-          <w:color w:val="000000"/>
-          <w:sz w:val="24"/>
-        </w:rPr>
-        <w:hyperlink r:id="rId10" w:history="1">
-          <w:r>
-            <w:rPr>
-              <w:rStyle w:val="Hyperlink"/>
-            </w:rPr>
-            <w:t>in Batavia we</w:t>
-          </w:r>
-        </w:hyperlink>
-      </w:r>
-      <w:r>
-        <w:rPr>
-          <w:u w:val="single" w:color="0000ff"/>
-          <w:rFonts w:ascii="Charis SIL Regular" w:hAnsi="Charis SIL Regular" w:eastAsia="Charis SIL Regular"/>
-          <w:b w:val="0"/>
-          <w:i w:val="0"/>
-          <w:color w:val="000000"/>
-          <w:sz w:val="24"/>
-        </w:rPr>
-        <w:t>rd o</w:t>
       </w:r>
       <w:r>
         <w:rPr>
@@ -1234,7 +1186,108 @@
           <w:color w:val="000000"/>
           <w:sz w:val="24"/>
         </w:rPr>
-        <w:t>gedetailleerde informatie en bronnen met betrekking tot het Batav</w:t>
+        <w:t>gedetailleerde informatie e</w:t>
+      </w:r>
+      <w:r>
+        <w:rPr>
+          <w:u w:val="single" w:color="0000ff"/>
+          <w:rFonts w:ascii="Charis SIL Regular" w:hAnsi="Charis SIL Regular" w:eastAsia="Charis SIL Regular"/>
+          <w:b w:val="0"/>
+          <w:i w:val="0"/>
+          <w:color w:val="000000"/>
+          <w:sz w:val="24"/>
+        </w:rPr>
+        <w:t>n bronnen met betre</w:t>
+      </w:r>
+      <w:r>
+        <w:rPr>
+          <w:u w:val="single" w:color="0000ff"/>
+          <w:rFonts w:ascii="Charis SIL Regular" w:hAnsi="Charis SIL Regular" w:eastAsia="Charis SIL Regular"/>
+          <w:b w:val="0"/>
+          <w:i w:val="0"/>
+          <w:color w:val="000000"/>
+          <w:sz w:val="24"/>
+        </w:rPr>
+        <w:hyperlink r:id="rId12" w:history="1">
+          <w:r>
+            <w:rPr>
+              <w:rStyle w:val="Hyperlink"/>
+            </w:rPr>
+            <w:t>kki</w:t>
+          </w:r>
+        </w:hyperlink>
+      </w:r>
+      <w:r>
+        <w:rPr>
+          <w:u w:val="single" w:color="0000ff"/>
+          <w:rFonts w:ascii="Charis SIL Regular" w:hAnsi="Charis SIL Regular" w:eastAsia="Charis SIL Regular"/>
+          <w:b w:val="0"/>
+          <w:i w:val="0"/>
+          <w:color w:val="000000"/>
+          <w:sz w:val="24"/>
+        </w:rPr>
+        <w:hyperlink r:id="rId12" w:history="1">
+          <w:r>
+            <w:rPr>
+              <w:rStyle w:val="Hyperlink"/>
+            </w:rPr>
+            <w:t>n</w:t>
+          </w:r>
+        </w:hyperlink>
+      </w:r>
+      <w:r>
+        <w:rPr>
+          <w:u w:val="single" w:color="0000ff"/>
+          <w:rFonts w:ascii="Charis SIL Regular" w:hAnsi="Charis SIL Regular" w:eastAsia="Charis SIL Regular"/>
+          <w:b w:val="0"/>
+          <w:i w:val="0"/>
+          <w:color w:val="000000"/>
+          <w:sz w:val="24"/>
+        </w:rPr>
+        <w:hyperlink r:id="rId12" w:history="1">
+          <w:r>
+            <w:rPr>
+              <w:rStyle w:val="Hyperlink"/>
+            </w:rPr>
+            <w:t xml:space="preserve">g </w:t>
+          </w:r>
+        </w:hyperlink>
+      </w:r>
+      <w:r>
+        <w:rPr>
+          <w:u w:val="single" w:color="0000ff"/>
+          <w:rFonts w:ascii="Charis SIL Regular" w:hAnsi="Charis SIL Regular" w:eastAsia="Charis SIL Regular"/>
+          <w:b w:val="0"/>
+          <w:i w:val="0"/>
+          <w:color w:val="000000"/>
+          <w:sz w:val="24"/>
+        </w:rPr>
+        <w:hyperlink r:id="rId12" w:history="1">
+          <w:r>
+            <w:rPr>
+              <w:rStyle w:val="Hyperlink"/>
+            </w:rPr>
+            <w:t>t</w:t>
+          </w:r>
+        </w:hyperlink>
+      </w:r>
+      <w:r>
+        <w:rPr>
+          <w:u w:val="single" w:color="0000ff"/>
+          <w:rFonts w:ascii="Charis SIL Regular" w:hAnsi="Charis SIL Regular" w:eastAsia="Charis SIL Regular"/>
+          <w:b w:val="0"/>
+          <w:i w:val="0"/>
+          <w:color w:val="000000"/>
+          <w:sz w:val="24"/>
+        </w:rPr>
+        <w:hyperlink r:id="rId12" w:history="1">
+          <w:r>
+            <w:rPr>
+              <w:rStyle w:val="Hyperlink"/>
+            </w:rPr>
+            <w:t>ot het Batav</w:t>
+          </w:r>
+        </w:hyperlink>
       </w:r>
       <w:r>
         <w:rPr>
@@ -2365,7 +2418,7 @@
           <w:sz w:val="24"/>
           <w:u w:val="single"/>
         </w:rPr>
-        <w:hyperlink r:id="rId19" w:history="1">
+        <w:hyperlink r:id="rId20" w:history="1">
           <w:r>
             <w:rPr>
               <w:rStyle w:val="Hyperlink"/>
@@ -2383,7 +2436,7 @@
           <w:sz w:val="24"/>
           <w:u w:val="single"/>
         </w:rPr>
-        <w:hyperlink r:id="rId19" w:history="1">
+        <w:hyperlink r:id="rId20" w:history="1">
           <w:r>
             <w:rPr>
               <w:rStyle w:val="Hyperlink"/>
@@ -2401,7 +2454,7 @@
           <w:sz w:val="24"/>
           <w:u w:val="single"/>
         </w:rPr>
-        <w:hyperlink r:id="rId19" w:history="1">
+        <w:hyperlink r:id="rId20" w:history="1">
           <w:r>
             <w:rPr>
               <w:rStyle w:val="Hyperlink"/>
@@ -2702,7 +2755,7 @@
           <w:sz w:val="24"/>
           <w:u w:val="single"/>
         </w:rPr>
-        <w:hyperlink r:id="rId20" w:history="1">
+        <w:hyperlink r:id="rId21" w:history="1">
           <w:r>
             <w:rPr>
               <w:rStyle w:val="Hyperlink"/>
@@ -2731,7 +2784,7 @@
           <w:sz w:val="24"/>
           <w:u w:val="single"/>
         </w:rPr>
-        <w:hyperlink r:id="rId20" w:history="1">
+        <w:hyperlink r:id="rId21" w:history="1">
           <w:r>
             <w:rPr>
               <w:rStyle w:val="Hyperlink"/>
@@ -2760,7 +2813,7 @@
           <w:sz w:val="24"/>
           <w:u w:val="single"/>
         </w:rPr>
-        <w:hyperlink r:id="rId20" w:history="1">
+        <w:hyperlink r:id="rId21" w:history="1">
           <w:r>
             <w:rPr>
               <w:rStyle w:val="Hyperlink"/>
@@ -2787,9 +2840,8 @@
           <w:i w:val="0"/>
           <w:color w:val="0000FF"/>
           <w:sz w:val="24"/>
-          <w:u w:val="single"/>
-        </w:rPr>
-        <w:hyperlink r:id="rId20" w:history="1">
+        </w:rPr>
+        <w:hyperlink r:id="rId21" w:history="1">
           <w:r>
             <w:rPr>
               <w:rStyle w:val="Hyperlink"/>
@@ -2807,7 +2859,7 @@
           <w:sz w:val="24"/>
           <w:u w:val="single"/>
         </w:rPr>
-        <w:hyperlink r:id="rId20" w:history="1">
+        <w:hyperlink r:id="rId10" w:history="1">
           <w:r>
             <w:rPr>
               <w:rStyle w:val="Hyperlink"/>
@@ -2836,7 +2888,7 @@
           <w:sz w:val="24"/>
           <w:u w:val="single"/>
         </w:rPr>
-        <w:hyperlink r:id="rId20" w:history="1">
+        <w:hyperlink r:id="rId10" w:history="1">
           <w:r>
             <w:rPr>
               <w:rStyle w:val="Hyperlink"/>
@@ -2865,7 +2917,7 @@
           <w:sz w:val="24"/>
           <w:u w:val="single"/>
         </w:rPr>
-        <w:hyperlink r:id="rId20" w:history="1">
+        <w:hyperlink r:id="rId10" w:history="1">
           <w:r>
             <w:rPr>
               <w:rStyle w:val="Hyperlink"/>
@@ -3075,12 +3127,12 @@
           <w:color w:val="000000"/>
           <w:sz w:val="24"/>
         </w:rPr>
-        <w:hyperlink r:id="rId20" w:history="1">
+        <w:hyperlink r:id="rId21" w:history="1">
           <w:r>
             <w:rPr>
               <w:rStyle w:val="Hyperlink"/>
             </w:rPr>
-            <w:t>en de bevi</w:t>
+            <w:t>en de bev</w:t>
           </w:r>
         </w:hyperlink>
       </w:r>
@@ -3093,7 +3145,25 @@
           <w:color w:val="000000"/>
           <w:sz w:val="24"/>
         </w:rPr>
-        <w:hyperlink r:id="rId20" w:history="1">
+        <w:hyperlink r:id="rId21" w:history="1">
+          <w:r>
+            <w:rPr>
+              <w:rStyle w:val="Hyperlink"/>
+            </w:rPr>
+            <w:t>i</w:t>
+          </w:r>
+        </w:hyperlink>
+      </w:r>
+      <w:r>
+        <w:rPr>
+          <w:u w:val="single" w:color="0000ff"/>
+          <w:rFonts w:ascii="Charis SIL Regular" w:hAnsi="Charis SIL Regular" w:eastAsia="Charis SIL Regular"/>
+          <w:b w:val="0"/>
+          <w:i w:val="0"/>
+          <w:color w:val="000000"/>
+          <w:sz w:val="24"/>
+        </w:rPr>
+        <w:hyperlink r:id="rId21" w:history="1">
           <w:r>
             <w:rPr>
               <w:rStyle w:val="Hyperlink"/>
@@ -3111,7 +3181,7 @@
           <w:color w:val="000000"/>
           <w:sz w:val="24"/>
         </w:rPr>
-        <w:hyperlink r:id="rId20" w:history="1">
+        <w:hyperlink r:id="rId21" w:history="1">
           <w:r>
             <w:rPr>
               <w:rStyle w:val="Hyperlink"/>
@@ -3129,7 +3199,7 @@
           <w:color w:val="000000"/>
           <w:sz w:val="24"/>
         </w:rPr>
-        <w:hyperlink r:id="rId20" w:history="1">
+        <w:hyperlink r:id="rId21" w:history="1">
           <w:r>
             <w:rPr>
               <w:rStyle w:val="Hyperlink"/>
@@ -3147,7 +3217,7 @@
           <w:color w:val="000000"/>
           <w:sz w:val="24"/>
         </w:rPr>
-        <w:hyperlink r:id="rId20" w:history="1">
+        <w:hyperlink r:id="rId21" w:history="1">
           <w:r>
             <w:rPr>
               <w:rStyle w:val="Hyperlink"/>
@@ -3165,7 +3235,7 @@
           <w:color w:val="000000"/>
           <w:sz w:val="24"/>
         </w:rPr>
-        <w:hyperlink r:id="rId20" w:history="1">
+        <w:hyperlink r:id="rId21" w:history="1">
           <w:r>
             <w:rPr>
               <w:rStyle w:val="Hyperlink"/>
@@ -3183,7 +3253,7 @@
           <w:color w:val="000000"/>
           <w:sz w:val="24"/>
         </w:rPr>
-        <w:hyperlink r:id="rId20" w:history="1">
+        <w:hyperlink r:id="rId21" w:history="1">
           <w:r>
             <w:rPr>
               <w:rStyle w:val="Hyperlink"/>
@@ -3201,7 +3271,7 @@
           <w:color w:val="000000"/>
           <w:sz w:val="24"/>
         </w:rPr>
-        <w:hyperlink r:id="rId20" w:history="1">
+        <w:hyperlink r:id="rId21" w:history="1">
           <w:r>
             <w:rPr>
               <w:rStyle w:val="Hyperlink"/>
@@ -3219,7 +3289,7 @@
           <w:color w:val="000000"/>
           <w:sz w:val="24"/>
         </w:rPr>
-        <w:hyperlink r:id="rId20" w:history="1">
+        <w:hyperlink r:id="rId21" w:history="1">
           <w:r>
             <w:rPr>
               <w:rStyle w:val="Hyperlink"/>
@@ -3303,7 +3373,7 @@
           <w:sz w:val="24"/>
           <w:u w:val="single"/>
         </w:rPr>
-        <w:hyperlink r:id="rId21" w:history="1">
+        <w:hyperlink r:id="rId22" w:history="1">
           <w:r>
             <w:rPr>
               <w:rStyle w:val="Hyperlink"/>
@@ -3483,7 +3553,7 @@
           <w:sz w:val="24"/>
           <w:u w:val="single"/>
         </w:rPr>
-        <w:hyperlink r:id="rId22" w:history="1">
+        <w:hyperlink r:id="rId23" w:history="1">
           <w:r>
             <w:rPr>
               <w:rStyle w:val="Hyperlink"/>
@@ -3704,7 +3774,7 @@
           <w:sz w:val="24"/>
           <w:u w:val="single"/>
         </w:rPr>
-        <w:hyperlink r:id="rId23" w:history="1">
+        <w:hyperlink r:id="rId24" w:history="1">
           <w:r>
             <w:rPr>
               <w:rStyle w:val="Hyperlink"/>
@@ -3722,7 +3792,7 @@
           <w:sz w:val="24"/>
           <w:u w:val="single"/>
         </w:rPr>
-        <w:hyperlink r:id="rId23" w:history="1">
+        <w:hyperlink r:id="rId24" w:history="1">
           <w:r>
             <w:rPr>
               <w:rStyle w:val="Hyperlink"/>
@@ -3751,7 +3821,7 @@
           <w:sz w:val="24"/>
           <w:u w:val="single"/>
         </w:rPr>
-        <w:hyperlink r:id="rId23" w:history="1">
+        <w:hyperlink r:id="rId24" w:history="1">
           <w:r>
             <w:rPr>
               <w:rStyle w:val="Hyperlink"/>
@@ -3780,7 +3850,7 @@
           <w:sz w:val="24"/>
           <w:u w:val="single"/>
         </w:rPr>
-        <w:hyperlink r:id="rId23" w:history="1">
+        <w:hyperlink r:id="rId24" w:history="1">
           <w:r>
             <w:rPr>
               <w:rStyle w:val="Hyperlink"/>
@@ -3848,7 +3918,7 @@
           <w:sz w:val="24"/>
           <w:u w:val="single"/>
         </w:rPr>
-        <w:hyperlink r:id="rId24" w:history="1">
+        <w:hyperlink r:id="rId25" w:history="1">
           <w:r>
             <w:rPr>
               <w:rStyle w:val="Hyperlink"/>
@@ -3904,7 +3974,7 @@
           <w:sz w:val="24"/>
           <w:u w:val="single"/>
         </w:rPr>
-        <w:hyperlink r:id="rId25" w:history="1">
+        <w:hyperlink r:id="rId26" w:history="1">
           <w:r>
             <w:rPr>
               <w:rStyle w:val="Hyperlink"/>
@@ -3932,7 +4002,7 @@
           <w:sz w:val="24"/>
           <w:u w:val="single"/>
         </w:rPr>
-        <w:hyperlink r:id="rId26" w:history="1">
+        <w:hyperlink r:id="rId27" w:history="1">
           <w:r>
             <w:rPr>
               <w:rStyle w:val="Hyperlink"/>
@@ -3961,7 +4031,7 @@
           <w:sz w:val="24"/>
           <w:u w:val="single"/>
         </w:rPr>
-        <w:hyperlink r:id="rId26" w:history="1">
+        <w:hyperlink r:id="rId27" w:history="1">
           <w:r>
             <w:rPr>
               <w:rStyle w:val="Hyperlink"/>
@@ -3979,7 +4049,7 @@
           <w:sz w:val="24"/>
           <w:u w:val="single"/>
         </w:rPr>
-        <w:hyperlink r:id="rId24" w:history="1">
+        <w:hyperlink r:id="rId27" w:history="1">
           <w:r>
             <w:rPr>
               <w:rStyle w:val="Hyperlink"/>
@@ -4010,7 +4080,14 @@
           <w:sz w:val="24"/>
           <w:u w:val="single"/>
         </w:rPr>
-        <w:t>Mus</w:t>
+        <w:hyperlink r:id="rId15" w:history="1">
+          <w:r>
+            <w:rPr>
+              <w:rStyle w:val="Hyperlink"/>
+            </w:rPr>
+            <w:t>Mus</w:t>
+          </w:r>
+        </w:hyperlink>
       </w:r>
       <w:r>
         <w:rPr>
@@ -4021,7 +4098,7 @@
           <w:sz w:val="24"/>
           <w:u w:val="single"/>
         </w:rPr>
-        <w:hyperlink r:id="rId26" w:history="1">
+        <w:hyperlink r:id="rId15" w:history="1">
           <w:r>
             <w:rPr>
               <w:rStyle w:val="Hyperlink"/>
@@ -4068,7 +4145,7 @@
           <w:sz w:val="24"/>
           <w:u w:val="single"/>
         </w:rPr>
-        <w:hyperlink r:id="rId15" w:history="1">
+        <w:hyperlink r:id="rId27" w:history="1">
           <w:r>
             <w:rPr>
               <w:rStyle w:val="Hyperlink"/>
@@ -4086,7 +4163,7 @@
           <w:color w:val="000000"/>
           <w:sz w:val="24"/>
         </w:rPr>
-        <w:hyperlink r:id="rId26" w:history="1">
+        <w:hyperlink r:id="rId27" w:history="1">
           <w:r>
             <w:rPr>
               <w:rStyle w:val="Hyperlink"/>
@@ -4164,7 +4241,7 @@
           <w:sz w:val="24"/>
           <w:u w:val="single"/>
         </w:rPr>
-        <w:hyperlink r:id="rId27" w:history="1">
+        <w:hyperlink r:id="rId28" w:history="1">
           <w:r>
             <w:rPr>
               <w:rStyle w:val="Hyperlink"/>
@@ -4193,7 +4270,7 @@
           <w:sz w:val="24"/>
           <w:u w:val="single"/>
         </w:rPr>
-        <w:hyperlink r:id="rId27" w:history="1">
+        <w:hyperlink r:id="rId28" w:history="1">
           <w:r>
             <w:rPr>
               <w:rStyle w:val="Hyperlink"/>
@@ -4222,7 +4299,7 @@
           <w:sz w:val="24"/>
           <w:u w:val="single"/>
         </w:rPr>
-        <w:hyperlink r:id="rId27" w:history="1">
+        <w:hyperlink r:id="rId28" w:history="1">
           <w:r>
             <w:rPr>
               <w:rStyle w:val="Hyperlink"/>
@@ -4320,7 +4397,7 @@
           <w:sz w:val="24"/>
           <w:u w:val="single"/>
         </w:rPr>
-        <w:hyperlink r:id="rId28" w:history="1">
+        <w:hyperlink r:id="rId29" w:history="1">
           <w:r>
             <w:rPr>
               <w:rStyle w:val="Hyperlink"/>
@@ -4348,7 +4425,7 @@
           <w:sz w:val="24"/>
           <w:u w:val="single"/>
         </w:rPr>
-        <w:hyperlink r:id="rId29" w:history="1">
+        <w:hyperlink r:id="rId30" w:history="1">
           <w:r>
             <w:rPr>
               <w:rStyle w:val="Hyperlink"/>
@@ -4386,7 +4463,7 @@
           <w:color w:val="000000"/>
           <w:sz w:val="24"/>
         </w:rPr>
-        <w:hyperlink r:id="rId28" w:history="1">
+        <w:hyperlink r:id="rId29" w:history="1">
           <w:r>
             <w:rPr>
               <w:rStyle w:val="Hyperlink"/>
@@ -4414,7 +4491,7 @@
           <w:color w:val="000000"/>
           <w:sz w:val="24"/>
         </w:rPr>
-        <w:hyperlink r:id="rId29" w:history="1">
+        <w:hyperlink r:id="rId30" w:history="1">
           <w:r>
             <w:rPr>
               <w:rStyle w:val="Hyperlink"/>

--- a/EXPORTS/DOCX/published/niveau2/Dutch/Indonesia.docx
+++ b/EXPORTS/DOCX/published/niveau2/Dutch/Indonesia.docx
@@ -406,7 +406,18 @@
           <w:color w:val="000000"/>
           <w:sz w:val="24"/>
         </w:rPr>
-        <w:t>informatie hierover.</w:t>
+        <w:t xml:space="preserve">informatie </w:t>
+      </w:r>
+      <w:r>
+        <w:rPr>
+          <w:u w:val="single" w:color="0000ff"/>
+          <w:rFonts w:ascii="Charis SIL Regular" w:hAnsi="Charis SIL Regular" w:eastAsia="Charis SIL Regular"/>
+          <w:b w:val="0"/>
+          <w:i w:val="0"/>
+          <w:color w:val="000000"/>
+          <w:sz w:val="24"/>
+        </w:rPr>
+        <w:t>hierover.</w:t>
       </w:r>
     </w:p>
     <w:p>
@@ -692,13 +703,50 @@
       </w:r>
       <w:r>
         <w:rPr>
+          <w:u w:val="single" w:color="0000ff"/>
           <w:rFonts w:ascii="Charis SIL Regular" w:hAnsi="Charis SIL Regular" w:eastAsia="Charis SIL Regular"/>
           <w:b w:val="0"/>
           <w:i w:val="0"/>
           <w:color w:val="000000"/>
           <w:sz w:val="24"/>
         </w:rPr>
-        <w:t>dat in 1778 in Batavia we</w:t>
+        <w:hyperlink r:id="rId10" w:history="1">
+          <w:r>
+            <w:rPr>
+              <w:rStyle w:val="Hyperlink"/>
+            </w:rPr>
+            <w:t>dat in 1778</w:t>
+          </w:r>
+        </w:hyperlink>
+      </w:r>
+      <w:r>
+        <w:rPr>
+          <w:u w:val="single" w:color="0000ff"/>
+          <w:rFonts w:ascii="Charis SIL Regular" w:hAnsi="Charis SIL Regular" w:eastAsia="Charis SIL Regular"/>
+          <w:b w:val="0"/>
+          <w:i w:val="0"/>
+          <w:color w:val="000000"/>
+          <w:sz w:val="24"/>
+        </w:rPr>
+        <w:t xml:space="preserve"> </w:t>
+      </w:r>
+      <w:r>
+        <w:rPr>
+          <w:u w:val="single" w:color="0000ff"/>
+          <w:rFonts w:ascii="Charis SIL Regular" w:hAnsi="Charis SIL Regular" w:eastAsia="Charis SIL Regular"/>
+          <w:b w:val="0"/>
+          <w:i w:val="0"/>
+          <w:color w:val="000000"/>
+          <w:sz w:val="24"/>
+        </w:rPr>
+        <w:hyperlink r:id="rId10" w:history="1">
+          <w:r>
+            <w:rPr>
+              <w:rStyle w:val="Hyperlink"/>
+            </w:rPr>
+            <w:t>in Batavia we</w:t>
+          </w:r>
+        </w:hyperlink>
       </w:r>
       <w:r>
         <w:rPr>
@@ -1186,7 +1234,7 @@
           <w:color w:val="000000"/>
           <w:sz w:val="24"/>
         </w:rPr>
-        <w:t>gedetailleerde informatie e</w:t>
+        <w:t>gedetailleerde informatie en bronn</w:t>
       </w:r>
       <w:r>
         <w:rPr>
@@ -1197,7 +1245,14 @@
           <w:color w:val="000000"/>
           <w:sz w:val="24"/>
         </w:rPr>
-        <w:t>n bronnen met betre</w:t>
+        <w:hyperlink r:id="rId12" w:history="1">
+          <w:r>
+            <w:rPr>
+              <w:rStyle w:val="Hyperlink"/>
+            </w:rPr>
+            <w:t>en met betre</w:t>
+          </w:r>
+        </w:hyperlink>
       </w:r>
       <w:r>
         <w:rPr>
@@ -2418,7 +2473,7 @@
           <w:sz w:val="24"/>
           <w:u w:val="single"/>
         </w:rPr>
-        <w:hyperlink r:id="rId20" w:history="1">
+        <w:hyperlink r:id="rId19" w:history="1">
           <w:r>
             <w:rPr>
               <w:rStyle w:val="Hyperlink"/>
@@ -2436,7 +2491,7 @@
           <w:sz w:val="24"/>
           <w:u w:val="single"/>
         </w:rPr>
-        <w:hyperlink r:id="rId20" w:history="1">
+        <w:hyperlink r:id="rId19" w:history="1">
           <w:r>
             <w:rPr>
               <w:rStyle w:val="Hyperlink"/>
@@ -2454,7 +2509,7 @@
           <w:sz w:val="24"/>
           <w:u w:val="single"/>
         </w:rPr>
-        <w:hyperlink r:id="rId20" w:history="1">
+        <w:hyperlink r:id="rId19" w:history="1">
           <w:r>
             <w:rPr>
               <w:rStyle w:val="Hyperlink"/>
@@ -2755,7 +2810,7 @@
           <w:sz w:val="24"/>
           <w:u w:val="single"/>
         </w:rPr>
-        <w:hyperlink r:id="rId21" w:history="1">
+        <w:hyperlink r:id="rId20" w:history="1">
           <w:r>
             <w:rPr>
               <w:rStyle w:val="Hyperlink"/>
@@ -2784,7 +2839,7 @@
           <w:sz w:val="24"/>
           <w:u w:val="single"/>
         </w:rPr>
-        <w:hyperlink r:id="rId21" w:history="1">
+        <w:hyperlink r:id="rId20" w:history="1">
           <w:r>
             <w:rPr>
               <w:rStyle w:val="Hyperlink"/>
@@ -2813,7 +2868,7 @@
           <w:sz w:val="24"/>
           <w:u w:val="single"/>
         </w:rPr>
-        <w:hyperlink r:id="rId21" w:history="1">
+        <w:hyperlink r:id="rId20" w:history="1">
           <w:r>
             <w:rPr>
               <w:rStyle w:val="Hyperlink"/>
@@ -2841,7 +2896,7 @@
           <w:color w:val="0000FF"/>
           <w:sz w:val="24"/>
         </w:rPr>
-        <w:hyperlink r:id="rId21" w:history="1">
+        <w:hyperlink r:id="rId20" w:history="1">
           <w:r>
             <w:rPr>
               <w:rStyle w:val="Hyperlink"/>
@@ -3127,12 +3182,12 @@
           <w:color w:val="000000"/>
           <w:sz w:val="24"/>
         </w:rPr>
-        <w:hyperlink r:id="rId21" w:history="1">
+        <w:hyperlink r:id="rId20" w:history="1">
           <w:r>
             <w:rPr>
               <w:rStyle w:val="Hyperlink"/>
             </w:rPr>
-            <w:t>en de bev</w:t>
+            <w:t>en de bevi</w:t>
           </w:r>
         </w:hyperlink>
       </w:r>
@@ -3145,25 +3200,7 @@
           <w:color w:val="000000"/>
           <w:sz w:val="24"/>
         </w:rPr>
-        <w:hyperlink r:id="rId21" w:history="1">
-          <w:r>
-            <w:rPr>
-              <w:rStyle w:val="Hyperlink"/>
-            </w:rPr>
-            <w:t>i</w:t>
-          </w:r>
-        </w:hyperlink>
-      </w:r>
-      <w:r>
-        <w:rPr>
-          <w:u w:val="single" w:color="0000ff"/>
-          <w:rFonts w:ascii="Charis SIL Regular" w:hAnsi="Charis SIL Regular" w:eastAsia="Charis SIL Regular"/>
-          <w:b w:val="0"/>
-          <w:i w:val="0"/>
-          <w:color w:val="000000"/>
-          <w:sz w:val="24"/>
-        </w:rPr>
-        <w:hyperlink r:id="rId21" w:history="1">
+        <w:hyperlink r:id="rId20" w:history="1">
           <w:r>
             <w:rPr>
               <w:rStyle w:val="Hyperlink"/>
@@ -3181,7 +3218,7 @@
           <w:color w:val="000000"/>
           <w:sz w:val="24"/>
         </w:rPr>
-        <w:hyperlink r:id="rId21" w:history="1">
+        <w:hyperlink r:id="rId20" w:history="1">
           <w:r>
             <w:rPr>
               <w:rStyle w:val="Hyperlink"/>
@@ -3199,7 +3236,7 @@
           <w:color w:val="000000"/>
           <w:sz w:val="24"/>
         </w:rPr>
-        <w:hyperlink r:id="rId21" w:history="1">
+        <w:hyperlink r:id="rId20" w:history="1">
           <w:r>
             <w:rPr>
               <w:rStyle w:val="Hyperlink"/>
@@ -3217,7 +3254,7 @@
           <w:color w:val="000000"/>
           <w:sz w:val="24"/>
         </w:rPr>
-        <w:hyperlink r:id="rId21" w:history="1">
+        <w:hyperlink r:id="rId20" w:history="1">
           <w:r>
             <w:rPr>
               <w:rStyle w:val="Hyperlink"/>
@@ -3235,7 +3272,7 @@
           <w:color w:val="000000"/>
           <w:sz w:val="24"/>
         </w:rPr>
-        <w:hyperlink r:id="rId21" w:history="1">
+        <w:hyperlink r:id="rId20" w:history="1">
           <w:r>
             <w:rPr>
               <w:rStyle w:val="Hyperlink"/>
@@ -3253,7 +3290,7 @@
           <w:color w:val="000000"/>
           <w:sz w:val="24"/>
         </w:rPr>
-        <w:hyperlink r:id="rId21" w:history="1">
+        <w:hyperlink r:id="rId20" w:history="1">
           <w:r>
             <w:rPr>
               <w:rStyle w:val="Hyperlink"/>
@@ -3271,7 +3308,7 @@
           <w:color w:val="000000"/>
           <w:sz w:val="24"/>
         </w:rPr>
-        <w:hyperlink r:id="rId21" w:history="1">
+        <w:hyperlink r:id="rId20" w:history="1">
           <w:r>
             <w:rPr>
               <w:rStyle w:val="Hyperlink"/>
@@ -3289,7 +3326,7 @@
           <w:color w:val="000000"/>
           <w:sz w:val="24"/>
         </w:rPr>
-        <w:hyperlink r:id="rId21" w:history="1">
+        <w:hyperlink r:id="rId20" w:history="1">
           <w:r>
             <w:rPr>
               <w:rStyle w:val="Hyperlink"/>
@@ -3373,7 +3410,7 @@
           <w:sz w:val="24"/>
           <w:u w:val="single"/>
         </w:rPr>
-        <w:hyperlink r:id="rId22" w:history="1">
+        <w:hyperlink r:id="rId21" w:history="1">
           <w:r>
             <w:rPr>
               <w:rStyle w:val="Hyperlink"/>
@@ -3553,7 +3590,7 @@
           <w:sz w:val="24"/>
           <w:u w:val="single"/>
         </w:rPr>
-        <w:hyperlink r:id="rId23" w:history="1">
+        <w:hyperlink r:id="rId22" w:history="1">
           <w:r>
             <w:rPr>
               <w:rStyle w:val="Hyperlink"/>
@@ -3774,7 +3811,7 @@
           <w:sz w:val="24"/>
           <w:u w:val="single"/>
         </w:rPr>
-        <w:hyperlink r:id="rId24" w:history="1">
+        <w:hyperlink r:id="rId23" w:history="1">
           <w:r>
             <w:rPr>
               <w:rStyle w:val="Hyperlink"/>
@@ -3792,7 +3829,7 @@
           <w:sz w:val="24"/>
           <w:u w:val="single"/>
         </w:rPr>
-        <w:hyperlink r:id="rId24" w:history="1">
+        <w:hyperlink r:id="rId23" w:history="1">
           <w:r>
             <w:rPr>
               <w:rStyle w:val="Hyperlink"/>
@@ -3821,7 +3858,7 @@
           <w:sz w:val="24"/>
           <w:u w:val="single"/>
         </w:rPr>
-        <w:hyperlink r:id="rId24" w:history="1">
+        <w:hyperlink r:id="rId23" w:history="1">
           <w:r>
             <w:rPr>
               <w:rStyle w:val="Hyperlink"/>
@@ -3850,7 +3887,7 @@
           <w:sz w:val="24"/>
           <w:u w:val="single"/>
         </w:rPr>
-        <w:hyperlink r:id="rId24" w:history="1">
+        <w:hyperlink r:id="rId23" w:history="1">
           <w:r>
             <w:rPr>
               <w:rStyle w:val="Hyperlink"/>
@@ -3918,7 +3955,7 @@
           <w:sz w:val="24"/>
           <w:u w:val="single"/>
         </w:rPr>
-        <w:hyperlink r:id="rId25" w:history="1">
+        <w:hyperlink r:id="rId24" w:history="1">
           <w:r>
             <w:rPr>
               <w:rStyle w:val="Hyperlink"/>
@@ -3974,7 +4011,7 @@
           <w:sz w:val="24"/>
           <w:u w:val="single"/>
         </w:rPr>
-        <w:hyperlink r:id="rId26" w:history="1">
+        <w:hyperlink r:id="rId25" w:history="1">
           <w:r>
             <w:rPr>
               <w:rStyle w:val="Hyperlink"/>
@@ -4002,7 +4039,7 @@
           <w:sz w:val="24"/>
           <w:u w:val="single"/>
         </w:rPr>
-        <w:hyperlink r:id="rId27" w:history="1">
+        <w:hyperlink r:id="rId26" w:history="1">
           <w:r>
             <w:rPr>
               <w:rStyle w:val="Hyperlink"/>
@@ -4031,7 +4068,7 @@
           <w:sz w:val="24"/>
           <w:u w:val="single"/>
         </w:rPr>
-        <w:hyperlink r:id="rId27" w:history="1">
+        <w:hyperlink r:id="rId26" w:history="1">
           <w:r>
             <w:rPr>
               <w:rStyle w:val="Hyperlink"/>
@@ -4049,7 +4086,7 @@
           <w:sz w:val="24"/>
           <w:u w:val="single"/>
         </w:rPr>
-        <w:hyperlink r:id="rId27" w:history="1">
+        <w:hyperlink r:id="rId26" w:history="1">
           <w:r>
             <w:rPr>
               <w:rStyle w:val="Hyperlink"/>
@@ -4145,7 +4182,7 @@
           <w:sz w:val="24"/>
           <w:u w:val="single"/>
         </w:rPr>
-        <w:hyperlink r:id="rId27" w:history="1">
+        <w:hyperlink r:id="rId26" w:history="1">
           <w:r>
             <w:rPr>
               <w:rStyle w:val="Hyperlink"/>
@@ -4163,7 +4200,7 @@
           <w:color w:val="000000"/>
           <w:sz w:val="24"/>
         </w:rPr>
-        <w:hyperlink r:id="rId27" w:history="1">
+        <w:hyperlink r:id="rId26" w:history="1">
           <w:r>
             <w:rPr>
               <w:rStyle w:val="Hyperlink"/>
@@ -4241,7 +4278,7 @@
           <w:sz w:val="24"/>
           <w:u w:val="single"/>
         </w:rPr>
-        <w:hyperlink r:id="rId28" w:history="1">
+        <w:hyperlink r:id="rId27" w:history="1">
           <w:r>
             <w:rPr>
               <w:rStyle w:val="Hyperlink"/>
@@ -4270,7 +4307,7 @@
           <w:sz w:val="24"/>
           <w:u w:val="single"/>
         </w:rPr>
-        <w:hyperlink r:id="rId28" w:history="1">
+        <w:hyperlink r:id="rId27" w:history="1">
           <w:r>
             <w:rPr>
               <w:rStyle w:val="Hyperlink"/>
@@ -4299,7 +4336,7 @@
           <w:sz w:val="24"/>
           <w:u w:val="single"/>
         </w:rPr>
-        <w:hyperlink r:id="rId28" w:history="1">
+        <w:hyperlink r:id="rId27" w:history="1">
           <w:r>
             <w:rPr>
               <w:rStyle w:val="Hyperlink"/>
@@ -4397,7 +4434,7 @@
           <w:sz w:val="24"/>
           <w:u w:val="single"/>
         </w:rPr>
-        <w:hyperlink r:id="rId29" w:history="1">
+        <w:hyperlink r:id="rId28" w:history="1">
           <w:r>
             <w:rPr>
               <w:rStyle w:val="Hyperlink"/>
@@ -4425,7 +4462,7 @@
           <w:sz w:val="24"/>
           <w:u w:val="single"/>
         </w:rPr>
-        <w:hyperlink r:id="rId30" w:history="1">
+        <w:hyperlink r:id="rId29" w:history="1">
           <w:r>
             <w:rPr>
               <w:rStyle w:val="Hyperlink"/>
@@ -4463,7 +4500,7 @@
           <w:color w:val="000000"/>
           <w:sz w:val="24"/>
         </w:rPr>
-        <w:hyperlink r:id="rId29" w:history="1">
+        <w:hyperlink r:id="rId28" w:history="1">
           <w:r>
             <w:rPr>
               <w:rStyle w:val="Hyperlink"/>
@@ -4491,7 +4528,7 @@
           <w:color w:val="000000"/>
           <w:sz w:val="24"/>
         </w:rPr>
-        <w:hyperlink r:id="rId30" w:history="1">
+        <w:hyperlink r:id="rId29" w:history="1">
           <w:r>
             <w:rPr>
               <w:rStyle w:val="Hyperlink"/>

--- a/EXPORTS/DOCX/published/niveau2/Dutch/Indonesia.docx
+++ b/EXPORTS/DOCX/published/niveau2/Dutch/Indonesia.docx
@@ -417,7 +417,14 @@
           <w:color w:val="000000"/>
           <w:sz w:val="24"/>
         </w:rPr>
-        <w:t>hierover.</w:t>
+        <w:hyperlink r:id="rId9" w:history="1">
+          <w:r>
+            <w:rPr>
+              <w:rStyle w:val="Hyperlink"/>
+            </w:rPr>
+            <w:t>hierover.</w:t>
+          </w:r>
+        </w:hyperlink>
       </w:r>
     </w:p>
     <w:p>
@@ -1234,25 +1241,7 @@
           <w:color w:val="000000"/>
           <w:sz w:val="24"/>
         </w:rPr>
-        <w:t>gedetailleerde informatie en bronn</w:t>
-      </w:r>
-      <w:r>
-        <w:rPr>
-          <w:u w:val="single" w:color="0000ff"/>
-          <w:rFonts w:ascii="Charis SIL Regular" w:hAnsi="Charis SIL Regular" w:eastAsia="Charis SIL Regular"/>
-          <w:b w:val="0"/>
-          <w:i w:val="0"/>
-          <w:color w:val="000000"/>
-          <w:sz w:val="24"/>
-        </w:rPr>
-        <w:hyperlink r:id="rId12" w:history="1">
-          <w:r>
-            <w:rPr>
-              <w:rStyle w:val="Hyperlink"/>
-            </w:rPr>
-            <w:t>en met betre</w:t>
-          </w:r>
-        </w:hyperlink>
+        <w:t>gedetailleerde informatie en bronnen met betre</w:t>
       </w:r>
       <w:r>
         <w:rPr>
@@ -2462,7 +2451,52 @@
           <w:color w:val="000000"/>
           <w:sz w:val="24"/>
         </w:rPr>
-        <w:t xml:space="preserve">zendelingen en missionarissen, zie de desbetreffende </w:t>
+        <w:t>zendelingen en missionarissen, zie de des</w:t>
+      </w:r>
+      <w:r>
+        <w:rPr>
+          <w:u w:val="single" w:color="0000ff"/>
+          <w:rFonts w:ascii="Charis SIL Regular" w:hAnsi="Charis SIL Regular" w:eastAsia="Charis SIL Regular"/>
+          <w:b w:val="0"/>
+          <w:i w:val="0"/>
+          <w:color w:val="000000"/>
+          <w:sz w:val="24"/>
+        </w:rPr>
+        <w:hyperlink r:id="rId19" w:history="1">
+          <w:r>
+            <w:rPr>
+              <w:rStyle w:val="Hyperlink"/>
+            </w:rPr>
+            <w:t>betreffend</w:t>
+          </w:r>
+        </w:hyperlink>
+      </w:r>
+      <w:r>
+        <w:rPr>
+          <w:rFonts w:ascii="Charis SIL Regular" w:hAnsi="Charis SIL Regular" w:eastAsia="Charis SIL Regular"/>
+          <w:b w:val="0"/>
+          <w:i w:val="0"/>
+          <w:color w:val="000000"/>
+          <w:sz w:val="24"/>
+        </w:rPr>
+        <w:hyperlink r:id="rId19" w:history="1">
+          <w:r>
+            <w:rPr>
+              <w:rStyle w:val="Hyperlink"/>
+            </w:rPr>
+            <w:t>e</w:t>
+          </w:r>
+        </w:hyperlink>
+      </w:r>
+      <w:r>
+        <w:rPr>
+          <w:rFonts w:ascii="Charis SIL Regular" w:hAnsi="Charis SIL Regular" w:eastAsia="Charis SIL Regular"/>
+          <w:b w:val="0"/>
+          <w:i w:val="0"/>
+          <w:color w:val="000000"/>
+          <w:sz w:val="24"/>
+        </w:rPr>
+        <w:t xml:space="preserve"> </w:t>
       </w:r>
       <w:r>
         <w:rPr>
@@ -2895,6 +2929,7 @@
           <w:i w:val="0"/>
           <w:color w:val="0000FF"/>
           <w:sz w:val="24"/>
+          <w:u w:val="single"/>
         </w:rPr>
         <w:hyperlink r:id="rId20" w:history="1">
           <w:r>
@@ -3019,7 +3054,7 @@
           <w:sz w:val="24"/>
           <w:u w:val="single"/>
         </w:rPr>
-        <w:hyperlink r:id="rId10" w:history="1">
+        <w:hyperlink r:id="rId20" w:history="1">
           <w:r>
             <w:rPr>
               <w:rStyle w:val="Hyperlink"/>
@@ -3037,7 +3072,7 @@
           <w:sz w:val="24"/>
           <w:u w:val="single"/>
         </w:rPr>
-        <w:hyperlink r:id="rId10" w:history="1">
+        <w:hyperlink r:id="rId20" w:history="1">
           <w:r>
             <w:rPr>
               <w:rStyle w:val="Hyperlink"/>
@@ -3313,7 +3348,25 @@
             <w:rPr>
               <w:rStyle w:val="Hyperlink"/>
             </w:rPr>
-            <w:t>lijk</w:t>
+            <w:t>lij</w:t>
+          </w:r>
+        </w:hyperlink>
+      </w:r>
+      <w:r>
+        <w:rPr>
+          <w:u w:val="single" w:color="0000ff"/>
+          <w:rFonts w:ascii="Charis SIL Regular" w:hAnsi="Charis SIL Regular" w:eastAsia="Charis SIL Regular"/>
+          <w:b w:val="0"/>
+          <w:i w:val="0"/>
+          <w:color w:val="000000"/>
+          <w:sz w:val="24"/>
+        </w:rPr>
+        <w:hyperlink r:id="rId20" w:history="1">
+          <w:r>
+            <w:rPr>
+              <w:rStyle w:val="Hyperlink"/>
+            </w:rPr>
+            <w:t>k</w:t>
           </w:r>
         </w:hyperlink>
       </w:r>
@@ -4086,7 +4139,7 @@
           <w:sz w:val="24"/>
           <w:u w:val="single"/>
         </w:rPr>
-        <w:hyperlink r:id="rId26" w:history="1">
+        <w:hyperlink r:id="rId24" w:history="1">
           <w:r>
             <w:rPr>
               <w:rStyle w:val="Hyperlink"/>
@@ -4115,27 +4168,19 @@
           <w:i w:val="0"/>
           <w:color w:val="0000FF"/>
           <w:sz w:val="24"/>
+        </w:rPr>
+        <w:t>Mus</w:t>
+      </w:r>
+      <w:r>
+        <w:rPr>
+          <w:rFonts w:ascii="Charis SIL Regular" w:hAnsi="Charis SIL Regular" w:eastAsia="Charis SIL Regular"/>
+          <w:b w:val="0"/>
+          <w:i w:val="0"/>
+          <w:color w:val="0000FF"/>
+          <w:sz w:val="24"/>
           <w:u w:val="single"/>
         </w:rPr>
-        <w:hyperlink r:id="rId15" w:history="1">
-          <w:r>
-            <w:rPr>
-              <w:rStyle w:val="Hyperlink"/>
-            </w:rPr>
-            <w:t>Mus</w:t>
-          </w:r>
-        </w:hyperlink>
-      </w:r>
-      <w:r>
-        <w:rPr>
-          <w:rFonts w:ascii="Charis SIL Regular" w:hAnsi="Charis SIL Regular" w:eastAsia="Charis SIL Regular"/>
-          <w:b w:val="0"/>
-          <w:i w:val="0"/>
-          <w:color w:val="0000FF"/>
-          <w:sz w:val="24"/>
-          <w:u w:val="single"/>
-        </w:rPr>
-        <w:hyperlink r:id="rId15" w:history="1">
+        <w:hyperlink r:id="rId26" w:history="1">
           <w:r>
             <w:rPr>
               <w:rStyle w:val="Hyperlink"/>
@@ -4164,7 +4209,7 @@
           <w:sz w:val="24"/>
           <w:u w:val="single"/>
         </w:rPr>
-        <w:hyperlink r:id="rId15" w:history="1">
+        <w:hyperlink r:id="rId26" w:history="1">
           <w:r>
             <w:rPr>
               <w:rStyle w:val="Hyperlink"/>

--- a/EXPORTS/DOCX/published/niveau2/Dutch/Indonesia.docx
+++ b/EXPORTS/DOCX/published/niveau2/Dutch/Indonesia.docx
@@ -1241,7 +1241,43 @@
           <w:color w:val="000000"/>
           <w:sz w:val="24"/>
         </w:rPr>
-        <w:t>gedetailleerde informatie en bronnen met betre</w:t>
+        <w:t>gedetailleerde informatie e</w:t>
+      </w:r>
+      <w:r>
+        <w:rPr>
+          <w:u w:val="single" w:color="0000ff"/>
+          <w:rFonts w:ascii="Charis SIL Regular" w:hAnsi="Charis SIL Regular" w:eastAsia="Charis SIL Regular"/>
+          <w:b w:val="0"/>
+          <w:i w:val="0"/>
+          <w:color w:val="000000"/>
+          <w:sz w:val="24"/>
+        </w:rPr>
+        <w:hyperlink r:id="rId12" w:history="1">
+          <w:r>
+            <w:rPr>
+              <w:rStyle w:val="Hyperlink"/>
+            </w:rPr>
+            <w:t>n bronn</w:t>
+          </w:r>
+        </w:hyperlink>
+      </w:r>
+      <w:r>
+        <w:rPr>
+          <w:u w:val="single" w:color="0000ff"/>
+          <w:rFonts w:ascii="Charis SIL Regular" w:hAnsi="Charis SIL Regular" w:eastAsia="Charis SIL Regular"/>
+          <w:b w:val="0"/>
+          <w:i w:val="0"/>
+          <w:color w:val="000000"/>
+          <w:sz w:val="24"/>
+        </w:rPr>
+        <w:hyperlink r:id="rId12" w:history="1">
+          <w:r>
+            <w:rPr>
+              <w:rStyle w:val="Hyperlink"/>
+            </w:rPr>
+            <w:t>en met betre</w:t>
+          </w:r>
+        </w:hyperlink>
       </w:r>
       <w:r>
         <w:rPr>
@@ -2180,31 +2216,13 @@
       </w:r>
       <w:r>
         <w:rPr>
-          <w:u w:val="single" w:color="0000ff"/>
           <w:rFonts w:ascii="Charis SIL Regular" w:hAnsi="Charis SIL Regular" w:eastAsia="Charis SIL Regular"/>
           <w:b w:val="0"/>
           <w:i w:val="0"/>
           <w:color w:val="000000"/>
           <w:sz w:val="24"/>
         </w:rPr>
-        <w:hyperlink r:id="rId17" w:history="1">
-          <w:r>
-            <w:rPr>
-              <w:rStyle w:val="Hyperlink"/>
-            </w:rPr>
-            <w:t>zending</w:t>
-          </w:r>
-        </w:hyperlink>
-      </w:r>
-      <w:r>
-        <w:rPr>
-          <w:rFonts w:ascii="Charis SIL Regular" w:hAnsi="Charis SIL Regular" w:eastAsia="Charis SIL Regular"/>
-          <w:b w:val="0"/>
-          <w:i w:val="0"/>
-          <w:color w:val="000000"/>
-          <w:sz w:val="24"/>
-        </w:rPr>
-        <w:t>swerkers brachte</w:t>
+        <w:t>zendingswerkers brachte</w:t>
       </w:r>
       <w:r>
         <w:rPr>
@@ -2451,52 +2469,7 @@
           <w:color w:val="000000"/>
           <w:sz w:val="24"/>
         </w:rPr>
-        <w:t>zendelingen en missionarissen, zie de des</w:t>
-      </w:r>
-      <w:r>
-        <w:rPr>
-          <w:u w:val="single" w:color="0000ff"/>
-          <w:rFonts w:ascii="Charis SIL Regular" w:hAnsi="Charis SIL Regular" w:eastAsia="Charis SIL Regular"/>
-          <w:b w:val="0"/>
-          <w:i w:val="0"/>
-          <w:color w:val="000000"/>
-          <w:sz w:val="24"/>
-        </w:rPr>
-        <w:hyperlink r:id="rId19" w:history="1">
-          <w:r>
-            <w:rPr>
-              <w:rStyle w:val="Hyperlink"/>
-            </w:rPr>
-            <w:t>betreffend</w:t>
-          </w:r>
-        </w:hyperlink>
-      </w:r>
-      <w:r>
-        <w:rPr>
-          <w:rFonts w:ascii="Charis SIL Regular" w:hAnsi="Charis SIL Regular" w:eastAsia="Charis SIL Regular"/>
-          <w:b w:val="0"/>
-          <w:i w:val="0"/>
-          <w:color w:val="000000"/>
-          <w:sz w:val="24"/>
-        </w:rPr>
-        <w:hyperlink r:id="rId19" w:history="1">
-          <w:r>
-            <w:rPr>
-              <w:rStyle w:val="Hyperlink"/>
-            </w:rPr>
-            <w:t>e</w:t>
-          </w:r>
-        </w:hyperlink>
-      </w:r>
-      <w:r>
-        <w:rPr>
-          <w:rFonts w:ascii="Charis SIL Regular" w:hAnsi="Charis SIL Regular" w:eastAsia="Charis SIL Regular"/>
-          <w:b w:val="0"/>
-          <w:i w:val="0"/>
-          <w:color w:val="000000"/>
-          <w:sz w:val="24"/>
-        </w:rPr>
-        <w:t xml:space="preserve"> </w:t>
+        <w:t xml:space="preserve">zendelingen en missionarissen, zie de desbetreffende </w:t>
       </w:r>
       <w:r>
         <w:rPr>
@@ -3007,7 +2980,7 @@
           <w:sz w:val="24"/>
           <w:u w:val="single"/>
         </w:rPr>
-        <w:hyperlink r:id="rId10" w:history="1">
+        <w:hyperlink r:id="rId20" w:history="1">
           <w:r>
             <w:rPr>
               <w:rStyle w:val="Hyperlink"/>
@@ -3025,7 +2998,7 @@
           <w:sz w:val="24"/>
           <w:u w:val="single"/>
         </w:rPr>
-        <w:hyperlink r:id="rId10" w:history="1">
+        <w:hyperlink r:id="rId20" w:history="1">
           <w:r>
             <w:rPr>
               <w:rStyle w:val="Hyperlink"/>
@@ -3348,25 +3321,7 @@
             <w:rPr>
               <w:rStyle w:val="Hyperlink"/>
             </w:rPr>
-            <w:t>lij</w:t>
-          </w:r>
-        </w:hyperlink>
-      </w:r>
-      <w:r>
-        <w:rPr>
-          <w:u w:val="single" w:color="0000ff"/>
-          <w:rFonts w:ascii="Charis SIL Regular" w:hAnsi="Charis SIL Regular" w:eastAsia="Charis SIL Regular"/>
-          <w:b w:val="0"/>
-          <w:i w:val="0"/>
-          <w:color w:val="000000"/>
-          <w:sz w:val="24"/>
-        </w:rPr>
-        <w:hyperlink r:id="rId20" w:history="1">
-          <w:r>
-            <w:rPr>
-              <w:rStyle w:val="Hyperlink"/>
-            </w:rPr>
-            <w:t>k</w:t>
+            <w:t>lijk</w:t>
           </w:r>
         </w:hyperlink>
       </w:r>
@@ -4139,7 +4094,7 @@
           <w:sz w:val="24"/>
           <w:u w:val="single"/>
         </w:rPr>
-        <w:hyperlink r:id="rId24" w:history="1">
+        <w:hyperlink r:id="rId26" w:history="1">
           <w:r>
             <w:rPr>
               <w:rStyle w:val="Hyperlink"/>
@@ -4168,8 +4123,16 @@
           <w:i w:val="0"/>
           <w:color w:val="0000FF"/>
           <w:sz w:val="24"/>
-        </w:rPr>
-        <w:t>Mus</w:t>
+          <w:u w:val="single"/>
+        </w:rPr>
+        <w:hyperlink r:id="rId15" w:history="1">
+          <w:r>
+            <w:rPr>
+              <w:rStyle w:val="Hyperlink"/>
+            </w:rPr>
+            <w:t>Mus</w:t>
+          </w:r>
+        </w:hyperlink>
       </w:r>
       <w:r>
         <w:rPr>
@@ -4180,7 +4143,7 @@
           <w:sz w:val="24"/>
           <w:u w:val="single"/>
         </w:rPr>
-        <w:hyperlink r:id="rId26" w:history="1">
+        <w:hyperlink r:id="rId15" w:history="1">
           <w:r>
             <w:rPr>
               <w:rStyle w:val="Hyperlink"/>
@@ -4209,7 +4172,7 @@
           <w:sz w:val="24"/>
           <w:u w:val="single"/>
         </w:rPr>
-        <w:hyperlink r:id="rId26" w:history="1">
+        <w:hyperlink r:id="rId15" w:history="1">
           <w:r>
             <w:rPr>
               <w:rStyle w:val="Hyperlink"/>

--- a/EXPORTS/DOCX/published/niveau2/Dutch/Indonesia.docx
+++ b/EXPORTS/DOCX/published/niveau2/Dutch/Indonesia.docx
@@ -735,43 +735,7 @@
           <w:color w:val="000000"/>
           <w:sz w:val="24"/>
         </w:rPr>
-        <w:t xml:space="preserve"> </w:t>
-      </w:r>
-      <w:r>
-        <w:rPr>
-          <w:u w:val="single" w:color="0000ff"/>
-          <w:rFonts w:ascii="Charis SIL Regular" w:hAnsi="Charis SIL Regular" w:eastAsia="Charis SIL Regular"/>
-          <w:b w:val="0"/>
-          <w:i w:val="0"/>
-          <w:color w:val="000000"/>
-          <w:sz w:val="24"/>
-        </w:rPr>
-        <w:hyperlink r:id="rId10" w:history="1">
-          <w:r>
-            <w:rPr>
-              <w:rStyle w:val="Hyperlink"/>
-            </w:rPr>
-            <w:t>in Batavia we</w:t>
-          </w:r>
-        </w:hyperlink>
-      </w:r>
-      <w:r>
-        <w:rPr>
-          <w:u w:val="single" w:color="0000ff"/>
-          <w:rFonts w:ascii="Charis SIL Regular" w:hAnsi="Charis SIL Regular" w:eastAsia="Charis SIL Regular"/>
-          <w:b w:val="0"/>
-          <w:i w:val="0"/>
-          <w:color w:val="000000"/>
-          <w:sz w:val="24"/>
-        </w:rPr>
-        <w:hyperlink r:id="rId10" w:history="1">
-          <w:r>
-            <w:rPr>
-              <w:rStyle w:val="Hyperlink"/>
-            </w:rPr>
-            <w:t>rd o</w:t>
-          </w:r>
-        </w:hyperlink>
+        <w:t xml:space="preserve"> in Batavia werd o</w:t>
       </w:r>
       <w:r>
         <w:rPr>
@@ -1241,133 +1205,7 @@
           <w:color w:val="000000"/>
           <w:sz w:val="24"/>
         </w:rPr>
-        <w:t>gedetailleerde informatie e</w:t>
-      </w:r>
-      <w:r>
-        <w:rPr>
-          <w:u w:val="single" w:color="0000ff"/>
-          <w:rFonts w:ascii="Charis SIL Regular" w:hAnsi="Charis SIL Regular" w:eastAsia="Charis SIL Regular"/>
-          <w:b w:val="0"/>
-          <w:i w:val="0"/>
-          <w:color w:val="000000"/>
-          <w:sz w:val="24"/>
-        </w:rPr>
-        <w:hyperlink r:id="rId12" w:history="1">
-          <w:r>
-            <w:rPr>
-              <w:rStyle w:val="Hyperlink"/>
-            </w:rPr>
-            <w:t>n bronn</w:t>
-          </w:r>
-        </w:hyperlink>
-      </w:r>
-      <w:r>
-        <w:rPr>
-          <w:u w:val="single" w:color="0000ff"/>
-          <w:rFonts w:ascii="Charis SIL Regular" w:hAnsi="Charis SIL Regular" w:eastAsia="Charis SIL Regular"/>
-          <w:b w:val="0"/>
-          <w:i w:val="0"/>
-          <w:color w:val="000000"/>
-          <w:sz w:val="24"/>
-        </w:rPr>
-        <w:hyperlink r:id="rId12" w:history="1">
-          <w:r>
-            <w:rPr>
-              <w:rStyle w:val="Hyperlink"/>
-            </w:rPr>
-            <w:t>en met betre</w:t>
-          </w:r>
-        </w:hyperlink>
-      </w:r>
-      <w:r>
-        <w:rPr>
-          <w:u w:val="single" w:color="0000ff"/>
-          <w:rFonts w:ascii="Charis SIL Regular" w:hAnsi="Charis SIL Regular" w:eastAsia="Charis SIL Regular"/>
-          <w:b w:val="0"/>
-          <w:i w:val="0"/>
-          <w:color w:val="000000"/>
-          <w:sz w:val="24"/>
-        </w:rPr>
-        <w:hyperlink r:id="rId12" w:history="1">
-          <w:r>
-            <w:rPr>
-              <w:rStyle w:val="Hyperlink"/>
-            </w:rPr>
-            <w:t>kki</w:t>
-          </w:r>
-        </w:hyperlink>
-      </w:r>
-      <w:r>
-        <w:rPr>
-          <w:u w:val="single" w:color="0000ff"/>
-          <w:rFonts w:ascii="Charis SIL Regular" w:hAnsi="Charis SIL Regular" w:eastAsia="Charis SIL Regular"/>
-          <w:b w:val="0"/>
-          <w:i w:val="0"/>
-          <w:color w:val="000000"/>
-          <w:sz w:val="24"/>
-        </w:rPr>
-        <w:hyperlink r:id="rId12" w:history="1">
-          <w:r>
-            <w:rPr>
-              <w:rStyle w:val="Hyperlink"/>
-            </w:rPr>
-            <w:t>n</w:t>
-          </w:r>
-        </w:hyperlink>
-      </w:r>
-      <w:r>
-        <w:rPr>
-          <w:u w:val="single" w:color="0000ff"/>
-          <w:rFonts w:ascii="Charis SIL Regular" w:hAnsi="Charis SIL Regular" w:eastAsia="Charis SIL Regular"/>
-          <w:b w:val="0"/>
-          <w:i w:val="0"/>
-          <w:color w:val="000000"/>
-          <w:sz w:val="24"/>
-        </w:rPr>
-        <w:hyperlink r:id="rId12" w:history="1">
-          <w:r>
-            <w:rPr>
-              <w:rStyle w:val="Hyperlink"/>
-            </w:rPr>
-            <w:t xml:space="preserve">g </w:t>
-          </w:r>
-        </w:hyperlink>
-      </w:r>
-      <w:r>
-        <w:rPr>
-          <w:u w:val="single" w:color="0000ff"/>
-          <w:rFonts w:ascii="Charis SIL Regular" w:hAnsi="Charis SIL Regular" w:eastAsia="Charis SIL Regular"/>
-          <w:b w:val="0"/>
-          <w:i w:val="0"/>
-          <w:color w:val="000000"/>
-          <w:sz w:val="24"/>
-        </w:rPr>
-        <w:hyperlink r:id="rId12" w:history="1">
-          <w:r>
-            <w:rPr>
-              <w:rStyle w:val="Hyperlink"/>
-            </w:rPr>
-            <w:t>t</w:t>
-          </w:r>
-        </w:hyperlink>
-      </w:r>
-      <w:r>
-        <w:rPr>
-          <w:u w:val="single" w:color="0000ff"/>
-          <w:rFonts w:ascii="Charis SIL Regular" w:hAnsi="Charis SIL Regular" w:eastAsia="Charis SIL Regular"/>
-          <w:b w:val="0"/>
-          <w:i w:val="0"/>
-          <w:color w:val="000000"/>
-          <w:sz w:val="24"/>
-        </w:rPr>
-        <w:hyperlink r:id="rId12" w:history="1">
-          <w:r>
-            <w:rPr>
-              <w:rStyle w:val="Hyperlink"/>
-            </w:rPr>
-            <w:t>ot het Batav</w:t>
-          </w:r>
-        </w:hyperlink>
+        <w:t>gedetailleerde informatie en bronnen met betrekking tot het Batav</w:t>
       </w:r>
       <w:r>
         <w:rPr>
@@ -2216,13 +2054,31 @@
       </w:r>
       <w:r>
         <w:rPr>
+          <w:u w:val="single" w:color="0000ff"/>
           <w:rFonts w:ascii="Charis SIL Regular" w:hAnsi="Charis SIL Regular" w:eastAsia="Charis SIL Regular"/>
           <w:b w:val="0"/>
           <w:i w:val="0"/>
           <w:color w:val="000000"/>
           <w:sz w:val="24"/>
         </w:rPr>
-        <w:t>zendingswerkers brachte</w:t>
+        <w:hyperlink r:id="rId17" w:history="1">
+          <w:r>
+            <w:rPr>
+              <w:rStyle w:val="Hyperlink"/>
+            </w:rPr>
+            <w:t>zending</w:t>
+          </w:r>
+        </w:hyperlink>
+      </w:r>
+      <w:r>
+        <w:rPr>
+          <w:rFonts w:ascii="Charis SIL Regular" w:hAnsi="Charis SIL Regular" w:eastAsia="Charis SIL Regular"/>
+          <w:b w:val="0"/>
+          <w:i w:val="0"/>
+          <w:color w:val="000000"/>
+          <w:sz w:val="24"/>
+        </w:rPr>
+        <w:t>swerkers brachte</w:t>
       </w:r>
       <w:r>
         <w:rPr>
@@ -2815,237 +2671,19 @@
           <w:i w:val="0"/>
           <w:color w:val="0000FF"/>
           <w:sz w:val="24"/>
+        </w:rPr>
+        <w:t>Koninklijk Instituut voor Taal-, Land- en Volkenkund</w:t>
+      </w:r>
+      <w:r>
+        <w:rPr>
+          <w:rFonts w:ascii="Charis SIL Regular" w:hAnsi="Charis SIL Regular" w:eastAsia="Charis SIL Regular"/>
+          <w:b w:val="0"/>
+          <w:i w:val="0"/>
+          <w:color w:val="0000FF"/>
+          <w:sz w:val="24"/>
           <w:u w:val="single"/>
         </w:rPr>
-        <w:hyperlink r:id="rId20" w:history="1">
-          <w:r>
-            <w:rPr>
-              <w:rStyle w:val="Hyperlink"/>
-            </w:rPr>
-            <w:t>Koninklijk</w:t>
-          </w:r>
-        </w:hyperlink>
-      </w:r>
-      <w:r>
-        <w:rPr>
-          <w:rFonts w:ascii="Charis SIL Regular" w:hAnsi="Charis SIL Regular" w:eastAsia="Charis SIL Regular"/>
-          <w:b w:val="0"/>
-          <w:i w:val="0"/>
-          <w:color w:val="0000FF"/>
-          <w:sz w:val="24"/>
-          <w:u w:val="single"/>
-        </w:rPr>
-        <w:t xml:space="preserve"> </w:t>
-      </w:r>
-      <w:r>
-        <w:rPr>
-          <w:rFonts w:ascii="Charis SIL Regular" w:hAnsi="Charis SIL Regular" w:eastAsia="Charis SIL Regular"/>
-          <w:b w:val="0"/>
-          <w:i w:val="0"/>
-          <w:color w:val="0000FF"/>
-          <w:sz w:val="24"/>
-          <w:u w:val="single"/>
-        </w:rPr>
-        <w:hyperlink r:id="rId20" w:history="1">
-          <w:r>
-            <w:rPr>
-              <w:rStyle w:val="Hyperlink"/>
-            </w:rPr>
-            <w:t>Instituut</w:t>
-          </w:r>
-        </w:hyperlink>
-      </w:r>
-      <w:r>
-        <w:rPr>
-          <w:rFonts w:ascii="Charis SIL Regular" w:hAnsi="Charis SIL Regular" w:eastAsia="Charis SIL Regular"/>
-          <w:b w:val="0"/>
-          <w:i w:val="0"/>
-          <w:color w:val="0000FF"/>
-          <w:sz w:val="24"/>
-          <w:u w:val="single"/>
-        </w:rPr>
-        <w:t xml:space="preserve"> </w:t>
-      </w:r>
-      <w:r>
-        <w:rPr>
-          <w:rFonts w:ascii="Charis SIL Regular" w:hAnsi="Charis SIL Regular" w:eastAsia="Charis SIL Regular"/>
-          <w:b w:val="0"/>
-          <w:i w:val="0"/>
-          <w:color w:val="0000FF"/>
-          <w:sz w:val="24"/>
-          <w:u w:val="single"/>
-        </w:rPr>
-        <w:hyperlink r:id="rId20" w:history="1">
-          <w:r>
-            <w:rPr>
-              <w:rStyle w:val="Hyperlink"/>
-            </w:rPr>
-            <w:t>voor</w:t>
-          </w:r>
-        </w:hyperlink>
-      </w:r>
-      <w:r>
-        <w:rPr>
-          <w:rFonts w:ascii="Charis SIL Regular" w:hAnsi="Charis SIL Regular" w:eastAsia="Charis SIL Regular"/>
-          <w:b w:val="0"/>
-          <w:i w:val="0"/>
-          <w:color w:val="0000FF"/>
-          <w:sz w:val="24"/>
-          <w:u w:val="single"/>
-        </w:rPr>
-        <w:t xml:space="preserve"> </w:t>
-      </w:r>
-      <w:r>
-        <w:rPr>
-          <w:rFonts w:ascii="Charis SIL Regular" w:hAnsi="Charis SIL Regular" w:eastAsia="Charis SIL Regular"/>
-          <w:b w:val="0"/>
-          <w:i w:val="0"/>
-          <w:color w:val="0000FF"/>
-          <w:sz w:val="24"/>
-          <w:u w:val="single"/>
-        </w:rPr>
-        <w:hyperlink r:id="rId20" w:history="1">
-          <w:r>
-            <w:rPr>
-              <w:rStyle w:val="Hyperlink"/>
-            </w:rPr>
-            <w:t>Ta</w:t>
-          </w:r>
-        </w:hyperlink>
-      </w:r>
-      <w:r>
-        <w:rPr>
-          <w:rFonts w:ascii="Charis SIL Regular" w:hAnsi="Charis SIL Regular" w:eastAsia="Charis SIL Regular"/>
-          <w:b w:val="0"/>
-          <w:i w:val="0"/>
-          <w:color w:val="0000FF"/>
-          <w:sz w:val="24"/>
-          <w:u w:val="single"/>
-        </w:rPr>
         <w:hyperlink r:id="rId10" w:history="1">
-          <w:r>
-            <w:rPr>
-              <w:rStyle w:val="Hyperlink"/>
-            </w:rPr>
-            <w:t>al-,</w:t>
-          </w:r>
-        </w:hyperlink>
-      </w:r>
-      <w:r>
-        <w:rPr>
-          <w:rFonts w:ascii="Charis SIL Regular" w:hAnsi="Charis SIL Regular" w:eastAsia="Charis SIL Regular"/>
-          <w:b w:val="0"/>
-          <w:i w:val="0"/>
-          <w:color w:val="0000FF"/>
-          <w:sz w:val="24"/>
-          <w:u w:val="single"/>
-        </w:rPr>
-        <w:t xml:space="preserve"> </w:t>
-      </w:r>
-      <w:r>
-        <w:rPr>
-          <w:rFonts w:ascii="Charis SIL Regular" w:hAnsi="Charis SIL Regular" w:eastAsia="Charis SIL Regular"/>
-          <w:b w:val="0"/>
-          <w:i w:val="0"/>
-          <w:color w:val="0000FF"/>
-          <w:sz w:val="24"/>
-          <w:u w:val="single"/>
-        </w:rPr>
-        <w:hyperlink r:id="rId10" w:history="1">
-          <w:r>
-            <w:rPr>
-              <w:rStyle w:val="Hyperlink"/>
-            </w:rPr>
-            <w:t>Land-</w:t>
-          </w:r>
-        </w:hyperlink>
-      </w:r>
-      <w:r>
-        <w:rPr>
-          <w:rFonts w:ascii="Charis SIL Regular" w:hAnsi="Charis SIL Regular" w:eastAsia="Charis SIL Regular"/>
-          <w:b w:val="0"/>
-          <w:i w:val="0"/>
-          <w:color w:val="0000FF"/>
-          <w:sz w:val="24"/>
-          <w:u w:val="single"/>
-        </w:rPr>
-        <w:t xml:space="preserve"> </w:t>
-      </w:r>
-      <w:r>
-        <w:rPr>
-          <w:rFonts w:ascii="Charis SIL Regular" w:hAnsi="Charis SIL Regular" w:eastAsia="Charis SIL Regular"/>
-          <w:b w:val="0"/>
-          <w:i w:val="0"/>
-          <w:color w:val="0000FF"/>
-          <w:sz w:val="24"/>
-          <w:u w:val="single"/>
-        </w:rPr>
-        <w:hyperlink r:id="rId20" w:history="1">
-          <w:r>
-            <w:rPr>
-              <w:rStyle w:val="Hyperlink"/>
-            </w:rPr>
-            <w:t>e</w:t>
-          </w:r>
-        </w:hyperlink>
-      </w:r>
-      <w:r>
-        <w:rPr>
-          <w:rFonts w:ascii="Charis SIL Regular" w:hAnsi="Charis SIL Regular" w:eastAsia="Charis SIL Regular"/>
-          <w:b w:val="0"/>
-          <w:i w:val="0"/>
-          <w:color w:val="0000FF"/>
-          <w:sz w:val="24"/>
-          <w:u w:val="single"/>
-        </w:rPr>
-        <w:hyperlink r:id="rId20" w:history="1">
-          <w:r>
-            <w:rPr>
-              <w:rStyle w:val="Hyperlink"/>
-            </w:rPr>
-            <w:t>n</w:t>
-          </w:r>
-        </w:hyperlink>
-      </w:r>
-      <w:r>
-        <w:rPr>
-          <w:rFonts w:ascii="Charis SIL Regular" w:hAnsi="Charis SIL Regular" w:eastAsia="Charis SIL Regular"/>
-          <w:b w:val="0"/>
-          <w:i w:val="0"/>
-          <w:color w:val="0000FF"/>
-          <w:sz w:val="24"/>
-          <w:u w:val="single"/>
-        </w:rPr>
-        <w:t xml:space="preserve"> </w:t>
-      </w:r>
-      <w:r>
-        <w:rPr>
-          <w:rFonts w:ascii="Charis SIL Regular" w:hAnsi="Charis SIL Regular" w:eastAsia="Charis SIL Regular"/>
-          <w:b w:val="0"/>
-          <w:i w:val="0"/>
-          <w:color w:val="0000FF"/>
-          <w:sz w:val="24"/>
-          <w:u w:val="single"/>
-        </w:rPr>
-        <w:hyperlink r:id="rId20" w:history="1">
-          <w:r>
-            <w:rPr>
-              <w:rStyle w:val="Hyperlink"/>
-            </w:rPr>
-            <w:t>Volkenkund</w:t>
-          </w:r>
-        </w:hyperlink>
-      </w:r>
-      <w:r>
-        <w:rPr>
-          <w:rFonts w:ascii="Charis SIL Regular" w:hAnsi="Charis SIL Regular" w:eastAsia="Charis SIL Regular"/>
-          <w:b w:val="0"/>
-          <w:i w:val="0"/>
-          <w:color w:val="0000FF"/>
-          <w:sz w:val="24"/>
-          <w:u w:val="single"/>
-        </w:rPr>
-        <w:hyperlink r:id="rId20" w:history="1">
           <w:r>
             <w:rPr>
               <w:rStyle w:val="Hyperlink"/>
@@ -4094,7 +3732,7 @@
           <w:sz w:val="24"/>
           <w:u w:val="single"/>
         </w:rPr>
-        <w:hyperlink r:id="rId26" w:history="1">
+        <w:hyperlink r:id="rId24" w:history="1">
           <w:r>
             <w:rPr>
               <w:rStyle w:val="Hyperlink"/>
@@ -4123,27 +3761,19 @@
           <w:i w:val="0"/>
           <w:color w:val="0000FF"/>
           <w:sz w:val="24"/>
+        </w:rPr>
+        <w:t>Mus</w:t>
+      </w:r>
+      <w:r>
+        <w:rPr>
+          <w:rFonts w:ascii="Charis SIL Regular" w:hAnsi="Charis SIL Regular" w:eastAsia="Charis SIL Regular"/>
+          <w:b w:val="0"/>
+          <w:i w:val="0"/>
+          <w:color w:val="0000FF"/>
+          <w:sz w:val="24"/>
           <w:u w:val="single"/>
         </w:rPr>
-        <w:hyperlink r:id="rId15" w:history="1">
-          <w:r>
-            <w:rPr>
-              <w:rStyle w:val="Hyperlink"/>
-            </w:rPr>
-            <w:t>Mus</w:t>
-          </w:r>
-        </w:hyperlink>
-      </w:r>
-      <w:r>
-        <w:rPr>
-          <w:rFonts w:ascii="Charis SIL Regular" w:hAnsi="Charis SIL Regular" w:eastAsia="Charis SIL Regular"/>
-          <w:b w:val="0"/>
-          <w:i w:val="0"/>
-          <w:color w:val="0000FF"/>
-          <w:sz w:val="24"/>
-          <w:u w:val="single"/>
-        </w:rPr>
-        <w:hyperlink r:id="rId15" w:history="1">
+        <w:hyperlink r:id="rId26" w:history="1">
           <w:r>
             <w:rPr>
               <w:rStyle w:val="Hyperlink"/>
@@ -4172,7 +3802,7 @@
           <w:sz w:val="24"/>
           <w:u w:val="single"/>
         </w:rPr>
-        <w:hyperlink r:id="rId15" w:history="1">
+        <w:hyperlink r:id="rId26" w:history="1">
           <w:r>
             <w:rPr>
               <w:rStyle w:val="Hyperlink"/>

--- a/EXPORTS/DOCX/published/niveau2/Dutch/Indonesia.docx
+++ b/EXPORTS/DOCX/published/niveau2/Dutch/Indonesia.docx
@@ -735,7 +735,43 @@
           <w:color w:val="000000"/>
           <w:sz w:val="24"/>
         </w:rPr>
-        <w:t xml:space="preserve"> in Batavia werd o</w:t>
+        <w:t xml:space="preserve"> </w:t>
+      </w:r>
+      <w:r>
+        <w:rPr>
+          <w:u w:val="single" w:color="0000ff"/>
+          <w:rFonts w:ascii="Charis SIL Regular" w:hAnsi="Charis SIL Regular" w:eastAsia="Charis SIL Regular"/>
+          <w:b w:val="0"/>
+          <w:i w:val="0"/>
+          <w:color w:val="000000"/>
+          <w:sz w:val="24"/>
+        </w:rPr>
+        <w:hyperlink r:id="rId10" w:history="1">
+          <w:r>
+            <w:rPr>
+              <w:rStyle w:val="Hyperlink"/>
+            </w:rPr>
+            <w:t>in Batavia we</w:t>
+          </w:r>
+        </w:hyperlink>
+      </w:r>
+      <w:r>
+        <w:rPr>
+          <w:u w:val="single" w:color="0000ff"/>
+          <w:rFonts w:ascii="Charis SIL Regular" w:hAnsi="Charis SIL Regular" w:eastAsia="Charis SIL Regular"/>
+          <w:b w:val="0"/>
+          <w:i w:val="0"/>
+          <w:color w:val="000000"/>
+          <w:sz w:val="24"/>
+        </w:rPr>
+        <w:hyperlink r:id="rId10" w:history="1">
+          <w:r>
+            <w:rPr>
+              <w:rStyle w:val="Hyperlink"/>
+            </w:rPr>
+            <w:t>rd o</w:t>
+          </w:r>
+        </w:hyperlink>
       </w:r>
       <w:r>
         <w:rPr>
@@ -1205,7 +1241,133 @@
           <w:color w:val="000000"/>
           <w:sz w:val="24"/>
         </w:rPr>
-        <w:t>gedetailleerde informatie en bronnen met betrekking tot het Batav</w:t>
+        <w:t>gedetailleerde informatie e</w:t>
+      </w:r>
+      <w:r>
+        <w:rPr>
+          <w:u w:val="single" w:color="0000ff"/>
+          <w:rFonts w:ascii="Charis SIL Regular" w:hAnsi="Charis SIL Regular" w:eastAsia="Charis SIL Regular"/>
+          <w:b w:val="0"/>
+          <w:i w:val="0"/>
+          <w:color w:val="000000"/>
+          <w:sz w:val="24"/>
+        </w:rPr>
+        <w:hyperlink r:id="rId12" w:history="1">
+          <w:r>
+            <w:rPr>
+              <w:rStyle w:val="Hyperlink"/>
+            </w:rPr>
+            <w:t>n bronn</w:t>
+          </w:r>
+        </w:hyperlink>
+      </w:r>
+      <w:r>
+        <w:rPr>
+          <w:u w:val="single" w:color="0000ff"/>
+          <w:rFonts w:ascii="Charis SIL Regular" w:hAnsi="Charis SIL Regular" w:eastAsia="Charis SIL Regular"/>
+          <w:b w:val="0"/>
+          <w:i w:val="0"/>
+          <w:color w:val="000000"/>
+          <w:sz w:val="24"/>
+        </w:rPr>
+        <w:hyperlink r:id="rId12" w:history="1">
+          <w:r>
+            <w:rPr>
+              <w:rStyle w:val="Hyperlink"/>
+            </w:rPr>
+            <w:t>en met betre</w:t>
+          </w:r>
+        </w:hyperlink>
+      </w:r>
+      <w:r>
+        <w:rPr>
+          <w:u w:val="single" w:color="0000ff"/>
+          <w:rFonts w:ascii="Charis SIL Regular" w:hAnsi="Charis SIL Regular" w:eastAsia="Charis SIL Regular"/>
+          <w:b w:val="0"/>
+          <w:i w:val="0"/>
+          <w:color w:val="000000"/>
+          <w:sz w:val="24"/>
+        </w:rPr>
+        <w:hyperlink r:id="rId12" w:history="1">
+          <w:r>
+            <w:rPr>
+              <w:rStyle w:val="Hyperlink"/>
+            </w:rPr>
+            <w:t>kki</w:t>
+          </w:r>
+        </w:hyperlink>
+      </w:r>
+      <w:r>
+        <w:rPr>
+          <w:u w:val="single" w:color="0000ff"/>
+          <w:rFonts w:ascii="Charis SIL Regular" w:hAnsi="Charis SIL Regular" w:eastAsia="Charis SIL Regular"/>
+          <w:b w:val="0"/>
+          <w:i w:val="0"/>
+          <w:color w:val="000000"/>
+          <w:sz w:val="24"/>
+        </w:rPr>
+        <w:hyperlink r:id="rId12" w:history="1">
+          <w:r>
+            <w:rPr>
+              <w:rStyle w:val="Hyperlink"/>
+            </w:rPr>
+            <w:t>n</w:t>
+          </w:r>
+        </w:hyperlink>
+      </w:r>
+      <w:r>
+        <w:rPr>
+          <w:u w:val="single" w:color="0000ff"/>
+          <w:rFonts w:ascii="Charis SIL Regular" w:hAnsi="Charis SIL Regular" w:eastAsia="Charis SIL Regular"/>
+          <w:b w:val="0"/>
+          <w:i w:val="0"/>
+          <w:color w:val="000000"/>
+          <w:sz w:val="24"/>
+        </w:rPr>
+        <w:hyperlink r:id="rId12" w:history="1">
+          <w:r>
+            <w:rPr>
+              <w:rStyle w:val="Hyperlink"/>
+            </w:rPr>
+            <w:t xml:space="preserve">g </w:t>
+          </w:r>
+        </w:hyperlink>
+      </w:r>
+      <w:r>
+        <w:rPr>
+          <w:u w:val="single" w:color="0000ff"/>
+          <w:rFonts w:ascii="Charis SIL Regular" w:hAnsi="Charis SIL Regular" w:eastAsia="Charis SIL Regular"/>
+          <w:b w:val="0"/>
+          <w:i w:val="0"/>
+          <w:color w:val="000000"/>
+          <w:sz w:val="24"/>
+        </w:rPr>
+        <w:hyperlink r:id="rId12" w:history="1">
+          <w:r>
+            <w:rPr>
+              <w:rStyle w:val="Hyperlink"/>
+            </w:rPr>
+            <w:t>t</w:t>
+          </w:r>
+        </w:hyperlink>
+      </w:r>
+      <w:r>
+        <w:rPr>
+          <w:u w:val="single" w:color="0000ff"/>
+          <w:rFonts w:ascii="Charis SIL Regular" w:hAnsi="Charis SIL Regular" w:eastAsia="Charis SIL Regular"/>
+          <w:b w:val="0"/>
+          <w:i w:val="0"/>
+          <w:color w:val="000000"/>
+          <w:sz w:val="24"/>
+        </w:rPr>
+        <w:hyperlink r:id="rId12" w:history="1">
+          <w:r>
+            <w:rPr>
+              <w:rStyle w:val="Hyperlink"/>
+            </w:rPr>
+            <w:t>ot het Batav</w:t>
+          </w:r>
+        </w:hyperlink>
       </w:r>
       <w:r>
         <w:rPr>
@@ -2671,8 +2833,226 @@
           <w:i w:val="0"/>
           <w:color w:val="0000FF"/>
           <w:sz w:val="24"/>
-        </w:rPr>
-        <w:t>Koninklijk Instituut voor Taal-, Land- en Volkenkund</w:t>
+          <w:u w:val="single"/>
+        </w:rPr>
+        <w:hyperlink r:id="rId20" w:history="1">
+          <w:r>
+            <w:rPr>
+              <w:rStyle w:val="Hyperlink"/>
+            </w:rPr>
+            <w:t>Koninklijk</w:t>
+          </w:r>
+        </w:hyperlink>
+      </w:r>
+      <w:r>
+        <w:rPr>
+          <w:rFonts w:ascii="Charis SIL Regular" w:hAnsi="Charis SIL Regular" w:eastAsia="Charis SIL Regular"/>
+          <w:b w:val="0"/>
+          <w:i w:val="0"/>
+          <w:color w:val="0000FF"/>
+          <w:sz w:val="24"/>
+          <w:u w:val="single"/>
+        </w:rPr>
+        <w:t xml:space="preserve"> </w:t>
+      </w:r>
+      <w:r>
+        <w:rPr>
+          <w:rFonts w:ascii="Charis SIL Regular" w:hAnsi="Charis SIL Regular" w:eastAsia="Charis SIL Regular"/>
+          <w:b w:val="0"/>
+          <w:i w:val="0"/>
+          <w:color w:val="0000FF"/>
+          <w:sz w:val="24"/>
+          <w:u w:val="single"/>
+        </w:rPr>
+        <w:hyperlink r:id="rId20" w:history="1">
+          <w:r>
+            <w:rPr>
+              <w:rStyle w:val="Hyperlink"/>
+            </w:rPr>
+            <w:t>Instituut</w:t>
+          </w:r>
+        </w:hyperlink>
+      </w:r>
+      <w:r>
+        <w:rPr>
+          <w:rFonts w:ascii="Charis SIL Regular" w:hAnsi="Charis SIL Regular" w:eastAsia="Charis SIL Regular"/>
+          <w:b w:val="0"/>
+          <w:i w:val="0"/>
+          <w:color w:val="0000FF"/>
+          <w:sz w:val="24"/>
+          <w:u w:val="single"/>
+        </w:rPr>
+        <w:t xml:space="preserve"> </w:t>
+      </w:r>
+      <w:r>
+        <w:rPr>
+          <w:rFonts w:ascii="Charis SIL Regular" w:hAnsi="Charis SIL Regular" w:eastAsia="Charis SIL Regular"/>
+          <w:b w:val="0"/>
+          <w:i w:val="0"/>
+          <w:color w:val="0000FF"/>
+          <w:sz w:val="24"/>
+          <w:u w:val="single"/>
+        </w:rPr>
+        <w:hyperlink r:id="rId20" w:history="1">
+          <w:r>
+            <w:rPr>
+              <w:rStyle w:val="Hyperlink"/>
+            </w:rPr>
+            <w:t>voor</w:t>
+          </w:r>
+        </w:hyperlink>
+      </w:r>
+      <w:r>
+        <w:rPr>
+          <w:rFonts w:ascii="Charis SIL Regular" w:hAnsi="Charis SIL Regular" w:eastAsia="Charis SIL Regular"/>
+          <w:b w:val="0"/>
+          <w:i w:val="0"/>
+          <w:color w:val="0000FF"/>
+          <w:sz w:val="24"/>
+          <w:u w:val="single"/>
+        </w:rPr>
+        <w:t xml:space="preserve"> </w:t>
+      </w:r>
+      <w:r>
+        <w:rPr>
+          <w:rFonts w:ascii="Charis SIL Regular" w:hAnsi="Charis SIL Regular" w:eastAsia="Charis SIL Regular"/>
+          <w:b w:val="0"/>
+          <w:i w:val="0"/>
+          <w:color w:val="0000FF"/>
+          <w:sz w:val="24"/>
+          <w:u w:val="single"/>
+        </w:rPr>
+        <w:hyperlink r:id="rId20" w:history="1">
+          <w:r>
+            <w:rPr>
+              <w:rStyle w:val="Hyperlink"/>
+            </w:rPr>
+            <w:t>Ta</w:t>
+          </w:r>
+        </w:hyperlink>
+      </w:r>
+      <w:r>
+        <w:rPr>
+          <w:rFonts w:ascii="Charis SIL Regular" w:hAnsi="Charis SIL Regular" w:eastAsia="Charis SIL Regular"/>
+          <w:b w:val="0"/>
+          <w:i w:val="0"/>
+          <w:color w:val="0000FF"/>
+          <w:sz w:val="24"/>
+          <w:u w:val="single"/>
+        </w:rPr>
+        <w:hyperlink r:id="rId20" w:history="1">
+          <w:r>
+            <w:rPr>
+              <w:rStyle w:val="Hyperlink"/>
+            </w:rPr>
+            <w:t>al-,</w:t>
+          </w:r>
+        </w:hyperlink>
+      </w:r>
+      <w:r>
+        <w:rPr>
+          <w:rFonts w:ascii="Charis SIL Regular" w:hAnsi="Charis SIL Regular" w:eastAsia="Charis SIL Regular"/>
+          <w:b w:val="0"/>
+          <w:i w:val="0"/>
+          <w:color w:val="0000FF"/>
+          <w:sz w:val="24"/>
+          <w:u w:val="single"/>
+        </w:rPr>
+        <w:t xml:space="preserve"> </w:t>
+      </w:r>
+      <w:r>
+        <w:rPr>
+          <w:rFonts w:ascii="Charis SIL Regular" w:hAnsi="Charis SIL Regular" w:eastAsia="Charis SIL Regular"/>
+          <w:b w:val="0"/>
+          <w:i w:val="0"/>
+          <w:color w:val="0000FF"/>
+          <w:sz w:val="24"/>
+          <w:u w:val="single"/>
+        </w:rPr>
+        <w:hyperlink r:id="rId20" w:history="1">
+          <w:r>
+            <w:rPr>
+              <w:rStyle w:val="Hyperlink"/>
+            </w:rPr>
+            <w:t>Land-</w:t>
+          </w:r>
+        </w:hyperlink>
+      </w:r>
+      <w:r>
+        <w:rPr>
+          <w:rFonts w:ascii="Charis SIL Regular" w:hAnsi="Charis SIL Regular" w:eastAsia="Charis SIL Regular"/>
+          <w:b w:val="0"/>
+          <w:i w:val="0"/>
+          <w:color w:val="0000FF"/>
+          <w:sz w:val="24"/>
+          <w:u w:val="single"/>
+        </w:rPr>
+        <w:t xml:space="preserve"> </w:t>
+      </w:r>
+      <w:r>
+        <w:rPr>
+          <w:rFonts w:ascii="Charis SIL Regular" w:hAnsi="Charis SIL Regular" w:eastAsia="Charis SIL Regular"/>
+          <w:b w:val="0"/>
+          <w:i w:val="0"/>
+          <w:color w:val="0000FF"/>
+          <w:sz w:val="24"/>
+          <w:u w:val="single"/>
+        </w:rPr>
+        <w:hyperlink r:id="rId20" w:history="1">
+          <w:r>
+            <w:rPr>
+              <w:rStyle w:val="Hyperlink"/>
+            </w:rPr>
+            <w:t>e</w:t>
+          </w:r>
+        </w:hyperlink>
+      </w:r>
+      <w:r>
+        <w:rPr>
+          <w:rFonts w:ascii="Charis SIL Regular" w:hAnsi="Charis SIL Regular" w:eastAsia="Charis SIL Regular"/>
+          <w:b w:val="0"/>
+          <w:i w:val="0"/>
+          <w:color w:val="0000FF"/>
+          <w:sz w:val="24"/>
+          <w:u w:val="single"/>
+        </w:rPr>
+        <w:hyperlink r:id="rId20" w:history="1">
+          <w:r>
+            <w:rPr>
+              <w:rStyle w:val="Hyperlink"/>
+            </w:rPr>
+            <w:t>n</w:t>
+          </w:r>
+        </w:hyperlink>
+      </w:r>
+      <w:r>
+        <w:rPr>
+          <w:rFonts w:ascii="Charis SIL Regular" w:hAnsi="Charis SIL Regular" w:eastAsia="Charis SIL Regular"/>
+          <w:b w:val="0"/>
+          <w:i w:val="0"/>
+          <w:color w:val="0000FF"/>
+          <w:sz w:val="24"/>
+          <w:u w:val="single"/>
+        </w:rPr>
+        <w:t xml:space="preserve"> </w:t>
+      </w:r>
+      <w:r>
+        <w:rPr>
+          <w:rFonts w:ascii="Charis SIL Regular" w:hAnsi="Charis SIL Regular" w:eastAsia="Charis SIL Regular"/>
+          <w:b w:val="0"/>
+          <w:i w:val="0"/>
+          <w:color w:val="0000FF"/>
+          <w:sz w:val="24"/>
+          <w:u w:val="single"/>
+        </w:rPr>
+        <w:hyperlink r:id="rId10" w:history="1">
+          <w:r>
+            <w:rPr>
+              <w:rStyle w:val="Hyperlink"/>
+            </w:rPr>
+            <w:t>Volkenkund</w:t>
+          </w:r>
+        </w:hyperlink>
       </w:r>
       <w:r>
         <w:rPr>
@@ -2817,79 +3197,7 @@
           <w:color w:val="000000"/>
           <w:sz w:val="24"/>
         </w:rPr>
-        <w:t>es werd</w:t>
-      </w:r>
-      <w:r>
-        <w:rPr>
-          <w:u w:val="single" w:color="0000ff"/>
-          <w:rFonts w:ascii="Charis SIL Regular" w:hAnsi="Charis SIL Regular" w:eastAsia="Charis SIL Regular"/>
-          <w:b w:val="0"/>
-          <w:i w:val="0"/>
-          <w:color w:val="000000"/>
-          <w:sz w:val="24"/>
-        </w:rPr>
-        <w:hyperlink r:id="rId20" w:history="1">
-          <w:r>
-            <w:rPr>
-              <w:rStyle w:val="Hyperlink"/>
-            </w:rPr>
-            <w:t>en de bevi</w:t>
-          </w:r>
-        </w:hyperlink>
-      </w:r>
-      <w:r>
-        <w:rPr>
-          <w:u w:val="single" w:color="0000ff"/>
-          <w:rFonts w:ascii="Charis SIL Regular" w:hAnsi="Charis SIL Regular" w:eastAsia="Charis SIL Regular"/>
-          <w:b w:val="0"/>
-          <w:i w:val="0"/>
-          <w:color w:val="000000"/>
-          <w:sz w:val="24"/>
-        </w:rPr>
-        <w:hyperlink r:id="rId20" w:history="1">
-          <w:r>
-            <w:rPr>
-              <w:rStyle w:val="Hyperlink"/>
-            </w:rPr>
-            <w:t xml:space="preserve">ndingen </w:t>
-          </w:r>
-        </w:hyperlink>
-      </w:r>
-      <w:r>
-        <w:rPr>
-          <w:u w:val="single" w:color="0000ff"/>
-          <w:rFonts w:ascii="Charis SIL Regular" w:hAnsi="Charis SIL Regular" w:eastAsia="Charis SIL Regular"/>
-          <w:b w:val="0"/>
-          <w:i w:val="0"/>
-          <w:color w:val="000000"/>
-          <w:sz w:val="24"/>
-        </w:rPr>
-        <w:hyperlink r:id="rId20" w:history="1">
-          <w:r>
-            <w:rPr>
-              <w:rStyle w:val="Hyperlink"/>
-            </w:rPr>
-            <w:t>v</w:t>
-          </w:r>
-        </w:hyperlink>
-      </w:r>
-      <w:r>
-        <w:rPr>
-          <w:u w:val="single" w:color="0000ff"/>
-          <w:rFonts w:ascii="Charis SIL Regular" w:hAnsi="Charis SIL Regular" w:eastAsia="Charis SIL Regular"/>
-          <w:b w:val="0"/>
-          <w:i w:val="0"/>
-          <w:color w:val="000000"/>
-          <w:sz w:val="24"/>
-        </w:rPr>
-        <w:hyperlink r:id="rId20" w:history="1">
-          <w:r>
-            <w:rPr>
-              <w:rStyle w:val="Hyperlink"/>
-            </w:rPr>
-            <w:t>an w</w:t>
-          </w:r>
-        </w:hyperlink>
+        <w:t>es werden de bevindingen van w</w:t>
       </w:r>
       <w:r>
         <w:rPr>
@@ -3732,7 +4040,7 @@
           <w:sz w:val="24"/>
           <w:u w:val="single"/>
         </w:rPr>
-        <w:hyperlink r:id="rId24" w:history="1">
+        <w:hyperlink r:id="rId26" w:history="1">
           <w:r>
             <w:rPr>
               <w:rStyle w:val="Hyperlink"/>

--- a/EXPORTS/DOCX/published/niveau2/Dutch/Indonesia.docx
+++ b/EXPORTS/DOCX/published/niveau2/Dutch/Indonesia.docx
@@ -417,14 +417,7 @@
           <w:color w:val="000000"/>
           <w:sz w:val="24"/>
         </w:rPr>
-        <w:hyperlink r:id="rId9" w:history="1">
-          <w:r>
-            <w:rPr>
-              <w:rStyle w:val="Hyperlink"/>
-            </w:rPr>
-            <w:t>hierover.</w:t>
-          </w:r>
-        </w:hyperlink>
+        <w:t>hierover.</w:t>
       </w:r>
     </w:p>
     <w:p>
@@ -2940,7 +2933,7 @@
           <w:sz w:val="24"/>
           <w:u w:val="single"/>
         </w:rPr>
-        <w:hyperlink r:id="rId20" w:history="1">
+        <w:hyperlink r:id="rId10" w:history="1">
           <w:r>
             <w:rPr>
               <w:rStyle w:val="Hyperlink"/>
@@ -3045,7 +3038,7 @@
           <w:sz w:val="24"/>
           <w:u w:val="single"/>
         </w:rPr>
-        <w:hyperlink r:id="rId10" w:history="1">
+        <w:hyperlink r:id="rId20" w:history="1">
           <w:r>
             <w:rPr>
               <w:rStyle w:val="Hyperlink"/>
@@ -3197,7 +3190,79 @@
           <w:color w:val="000000"/>
           <w:sz w:val="24"/>
         </w:rPr>
-        <w:t>es werden de bevindingen van w</w:t>
+        <w:t>es werd</w:t>
+      </w:r>
+      <w:r>
+        <w:rPr>
+          <w:u w:val="single" w:color="0000ff"/>
+          <w:rFonts w:ascii="Charis SIL Regular" w:hAnsi="Charis SIL Regular" w:eastAsia="Charis SIL Regular"/>
+          <w:b w:val="0"/>
+          <w:i w:val="0"/>
+          <w:color w:val="000000"/>
+          <w:sz w:val="24"/>
+        </w:rPr>
+        <w:hyperlink r:id="rId20" w:history="1">
+          <w:r>
+            <w:rPr>
+              <w:rStyle w:val="Hyperlink"/>
+            </w:rPr>
+            <w:t>en de bevi</w:t>
+          </w:r>
+        </w:hyperlink>
+      </w:r>
+      <w:r>
+        <w:rPr>
+          <w:u w:val="single" w:color="0000ff"/>
+          <w:rFonts w:ascii="Charis SIL Regular" w:hAnsi="Charis SIL Regular" w:eastAsia="Charis SIL Regular"/>
+          <w:b w:val="0"/>
+          <w:i w:val="0"/>
+          <w:color w:val="000000"/>
+          <w:sz w:val="24"/>
+        </w:rPr>
+        <w:hyperlink r:id="rId20" w:history="1">
+          <w:r>
+            <w:rPr>
+              <w:rStyle w:val="Hyperlink"/>
+            </w:rPr>
+            <w:t xml:space="preserve">ndingen </w:t>
+          </w:r>
+        </w:hyperlink>
+      </w:r>
+      <w:r>
+        <w:rPr>
+          <w:u w:val="single" w:color="0000ff"/>
+          <w:rFonts w:ascii="Charis SIL Regular" w:hAnsi="Charis SIL Regular" w:eastAsia="Charis SIL Regular"/>
+          <w:b w:val="0"/>
+          <w:i w:val="0"/>
+          <w:color w:val="000000"/>
+          <w:sz w:val="24"/>
+        </w:rPr>
+        <w:hyperlink r:id="rId20" w:history="1">
+          <w:r>
+            <w:rPr>
+              <w:rStyle w:val="Hyperlink"/>
+            </w:rPr>
+            <w:t>v</w:t>
+          </w:r>
+        </w:hyperlink>
+      </w:r>
+      <w:r>
+        <w:rPr>
+          <w:u w:val="single" w:color="0000ff"/>
+          <w:rFonts w:ascii="Charis SIL Regular" w:hAnsi="Charis SIL Regular" w:eastAsia="Charis SIL Regular"/>
+          <w:b w:val="0"/>
+          <w:i w:val="0"/>
+          <w:color w:val="000000"/>
+          <w:sz w:val="24"/>
+        </w:rPr>
+        <w:hyperlink r:id="rId20" w:history="1">
+          <w:r>
+            <w:rPr>
+              <w:rStyle w:val="Hyperlink"/>
+            </w:rPr>
+            <w:t>an w</w:t>
+          </w:r>
+        </w:hyperlink>
       </w:r>
       <w:r>
         <w:rPr>
@@ -4040,7 +4105,7 @@
           <w:sz w:val="24"/>
           <w:u w:val="single"/>
         </w:rPr>
-        <w:hyperlink r:id="rId26" w:history="1">
+        <w:hyperlink r:id="rId24" w:history="1">
           <w:r>
             <w:rPr>
               <w:rStyle w:val="Hyperlink"/>

--- a/EXPORTS/DOCX/published/niveau2/Dutch/Indonesia.docx
+++ b/EXPORTS/DOCX/published/niveau2/Dutch/Indonesia.docx
@@ -406,25 +406,7 @@
           <w:color w:val="000000"/>
           <w:sz w:val="24"/>
         </w:rPr>
-        <w:t xml:space="preserve">informatie </w:t>
-      </w:r>
-      <w:r>
-        <w:rPr>
-          <w:u w:val="single" w:color="0000ff"/>
-          <w:rFonts w:ascii="Charis SIL Regular" w:hAnsi="Charis SIL Regular" w:eastAsia="Charis SIL Regular"/>
-          <w:b w:val="0"/>
-          <w:i w:val="0"/>
-          <w:color w:val="000000"/>
-          <w:sz w:val="24"/>
-        </w:rPr>
-        <w:hyperlink r:id="rId9" w:history="1">
-          <w:r>
-            <w:rPr>
-              <w:rStyle w:val="Hyperlink"/>
-            </w:rPr>
-            <w:t>hierover.</w:t>
-          </w:r>
-        </w:hyperlink>
+        <w:t>informatie hierover.</w:t>
       </w:r>
     </w:p>
     <w:p>
@@ -717,7 +699,61 @@
           <w:color w:val="000000"/>
           <w:sz w:val="24"/>
         </w:rPr>
-        <w:t>dat in 1778 in Batavia werd o</w:t>
+        <w:hyperlink r:id="rId10" w:history="1">
+          <w:r>
+            <w:rPr>
+              <w:rStyle w:val="Hyperlink"/>
+            </w:rPr>
+            <w:t>dat in 1778</w:t>
+          </w:r>
+        </w:hyperlink>
+      </w:r>
+      <w:r>
+        <w:rPr>
+          <w:u w:val="single" w:color="0000ff"/>
+          <w:rFonts w:ascii="Charis SIL Regular" w:hAnsi="Charis SIL Regular" w:eastAsia="Charis SIL Regular"/>
+          <w:b w:val="0"/>
+          <w:i w:val="0"/>
+          <w:color w:val="000000"/>
+          <w:sz w:val="24"/>
+        </w:rPr>
+        <w:t xml:space="preserve"> </w:t>
+      </w:r>
+      <w:r>
+        <w:rPr>
+          <w:u w:val="single" w:color="0000ff"/>
+          <w:rFonts w:ascii="Charis SIL Regular" w:hAnsi="Charis SIL Regular" w:eastAsia="Charis SIL Regular"/>
+          <w:b w:val="0"/>
+          <w:i w:val="0"/>
+          <w:color w:val="000000"/>
+          <w:sz w:val="24"/>
+        </w:rPr>
+        <w:hyperlink r:id="rId10" w:history="1">
+          <w:r>
+            <w:rPr>
+              <w:rStyle w:val="Hyperlink"/>
+            </w:rPr>
+            <w:t>in Batavia we</w:t>
+          </w:r>
+        </w:hyperlink>
+      </w:r>
+      <w:r>
+        <w:rPr>
+          <w:u w:val="single" w:color="0000ff"/>
+          <w:rFonts w:ascii="Charis SIL Regular" w:hAnsi="Charis SIL Regular" w:eastAsia="Charis SIL Regular"/>
+          <w:b w:val="0"/>
+          <w:i w:val="0"/>
+          <w:color w:val="000000"/>
+          <w:sz w:val="24"/>
+        </w:rPr>
+        <w:hyperlink r:id="rId10" w:history="1">
+          <w:r>
+            <w:rPr>
+              <w:rStyle w:val="Hyperlink"/>
+            </w:rPr>
+            <w:t>rd o</w:t>
+          </w:r>
+        </w:hyperlink>
       </w:r>
       <w:r>
         <w:rPr>
@@ -1281,39 +1317,13 @@
       </w:r>
       <w:r>
         <w:rPr>
-          <w:u w:val="single" w:color="0000ff"/>
           <w:rFonts w:ascii="Charis SIL Regular" w:hAnsi="Charis SIL Regular" w:eastAsia="Charis SIL Regular"/>
           <w:b w:val="0"/>
           <w:i w:val="0"/>
           <w:color w:val="000000"/>
           <w:sz w:val="24"/>
         </w:rPr>
-        <w:hyperlink r:id="rId12" w:history="1">
-          <w:r>
-            <w:rPr>
-              <w:rStyle w:val="Hyperlink"/>
-            </w:rPr>
-            <w:t>t</w:t>
-          </w:r>
-        </w:hyperlink>
-      </w:r>
-      <w:r>
-        <w:rPr>
-          <w:u w:val="single" w:color="0000ff"/>
-          <w:rFonts w:ascii="Charis SIL Regular" w:hAnsi="Charis SIL Regular" w:eastAsia="Charis SIL Regular"/>
-          <w:b w:val="0"/>
-          <w:i w:val="0"/>
-          <w:color w:val="000000"/>
-          <w:sz w:val="24"/>
-        </w:rPr>
-        <w:hyperlink r:id="rId12" w:history="1">
-          <w:r>
-            <w:rPr>
-              <w:rStyle w:val="Hyperlink"/>
-            </w:rPr>
-            <w:t>ot het Batav</w:t>
-          </w:r>
-        </w:hyperlink>
+        <w:t>tot het Batav</w:t>
       </w:r>
       <w:r>
         <w:rPr>
@@ -2886,7 +2896,7 @@
           <w:sz w:val="24"/>
           <w:u w:val="single"/>
         </w:rPr>
-        <w:hyperlink r:id="rId10" w:history="1">
+        <w:hyperlink r:id="rId20" w:history="1">
           <w:r>
             <w:rPr>
               <w:rStyle w:val="Hyperlink"/>
@@ -2915,7 +2925,7 @@
           <w:sz w:val="24"/>
           <w:u w:val="single"/>
         </w:rPr>
-        <w:hyperlink r:id="rId10" w:history="1">
+        <w:hyperlink r:id="rId20" w:history="1">
           <w:r>
             <w:rPr>
               <w:rStyle w:val="Hyperlink"/>
@@ -2991,7 +3001,7 @@
           <w:sz w:val="24"/>
           <w:u w:val="single"/>
         </w:rPr>
-        <w:hyperlink r:id="rId20" w:history="1">
+        <w:hyperlink r:id="rId10" w:history="1">
           <w:r>
             <w:rPr>
               <w:rStyle w:val="Hyperlink"/>
@@ -3009,7 +3019,7 @@
           <w:sz w:val="24"/>
           <w:u w:val="single"/>
         </w:rPr>
-        <w:hyperlink r:id="rId20" w:history="1">
+        <w:hyperlink r:id="rId10" w:history="1">
           <w:r>
             <w:rPr>
               <w:rStyle w:val="Hyperlink"/>
@@ -3143,7 +3153,133 @@
           <w:color w:val="000000"/>
           <w:sz w:val="24"/>
         </w:rPr>
-        <w:t>es werden de bevindingen van wetenschappe</w:t>
+        <w:t>es werd</w:t>
+      </w:r>
+      <w:r>
+        <w:rPr>
+          <w:u w:val="single" w:color="0000ff"/>
+          <w:rFonts w:ascii="Charis SIL Regular" w:hAnsi="Charis SIL Regular" w:eastAsia="Charis SIL Regular"/>
+          <w:b w:val="0"/>
+          <w:i w:val="0"/>
+          <w:color w:val="000000"/>
+          <w:sz w:val="24"/>
+        </w:rPr>
+        <w:hyperlink r:id="rId20" w:history="1">
+          <w:r>
+            <w:rPr>
+              <w:rStyle w:val="Hyperlink"/>
+            </w:rPr>
+            <w:t>en de bevi</w:t>
+          </w:r>
+        </w:hyperlink>
+      </w:r>
+      <w:r>
+        <w:rPr>
+          <w:u w:val="single" w:color="0000ff"/>
+          <w:rFonts w:ascii="Charis SIL Regular" w:hAnsi="Charis SIL Regular" w:eastAsia="Charis SIL Regular"/>
+          <w:b w:val="0"/>
+          <w:i w:val="0"/>
+          <w:color w:val="000000"/>
+          <w:sz w:val="24"/>
+        </w:rPr>
+        <w:hyperlink r:id="rId20" w:history="1">
+          <w:r>
+            <w:rPr>
+              <w:rStyle w:val="Hyperlink"/>
+            </w:rPr>
+            <w:t xml:space="preserve">ndingen </w:t>
+          </w:r>
+        </w:hyperlink>
+      </w:r>
+      <w:r>
+        <w:rPr>
+          <w:u w:val="single" w:color="0000ff"/>
+          <w:rFonts w:ascii="Charis SIL Regular" w:hAnsi="Charis SIL Regular" w:eastAsia="Charis SIL Regular"/>
+          <w:b w:val="0"/>
+          <w:i w:val="0"/>
+          <w:color w:val="000000"/>
+          <w:sz w:val="24"/>
+        </w:rPr>
+        <w:hyperlink r:id="rId20" w:history="1">
+          <w:r>
+            <w:rPr>
+              <w:rStyle w:val="Hyperlink"/>
+            </w:rPr>
+            <w:t>v</w:t>
+          </w:r>
+        </w:hyperlink>
+      </w:r>
+      <w:r>
+        <w:rPr>
+          <w:u w:val="single" w:color="0000ff"/>
+          <w:rFonts w:ascii="Charis SIL Regular" w:hAnsi="Charis SIL Regular" w:eastAsia="Charis SIL Regular"/>
+          <w:b w:val="0"/>
+          <w:i w:val="0"/>
+          <w:color w:val="000000"/>
+          <w:sz w:val="24"/>
+        </w:rPr>
+        <w:hyperlink r:id="rId20" w:history="1">
+          <w:r>
+            <w:rPr>
+              <w:rStyle w:val="Hyperlink"/>
+            </w:rPr>
+            <w:t>an w</w:t>
+          </w:r>
+        </w:hyperlink>
+      </w:r>
+      <w:r>
+        <w:rPr>
+          <w:u w:val="single" w:color="0000ff"/>
+          <w:rFonts w:ascii="Charis SIL Regular" w:hAnsi="Charis SIL Regular" w:eastAsia="Charis SIL Regular"/>
+          <w:b w:val="0"/>
+          <w:i w:val="0"/>
+          <w:color w:val="000000"/>
+          <w:sz w:val="24"/>
+        </w:rPr>
+        <w:hyperlink r:id="rId20" w:history="1">
+          <w:r>
+            <w:rPr>
+              <w:rStyle w:val="Hyperlink"/>
+            </w:rPr>
+            <w:t>etens</w:t>
+          </w:r>
+        </w:hyperlink>
+      </w:r>
+      <w:r>
+        <w:rPr>
+          <w:u w:val="single" w:color="0000ff"/>
+          <w:rFonts w:ascii="Charis SIL Regular" w:hAnsi="Charis SIL Regular" w:eastAsia="Charis SIL Regular"/>
+          <w:b w:val="0"/>
+          <w:i w:val="0"/>
+          <w:color w:val="000000"/>
+          <w:sz w:val="24"/>
+        </w:rPr>
+        <w:hyperlink r:id="rId20" w:history="1">
+          <w:r>
+            <w:rPr>
+              <w:rStyle w:val="Hyperlink"/>
+            </w:rPr>
+            <w:t>c</w:t>
+          </w:r>
+        </w:hyperlink>
+      </w:r>
+      <w:r>
+        <w:rPr>
+          <w:u w:val="single" w:color="0000ff"/>
+          <w:rFonts w:ascii="Charis SIL Regular" w:hAnsi="Charis SIL Regular" w:eastAsia="Charis SIL Regular"/>
+          <w:b w:val="0"/>
+          <w:i w:val="0"/>
+          <w:color w:val="000000"/>
+          <w:sz w:val="24"/>
+        </w:rPr>
+        <w:hyperlink r:id="rId20" w:history="1">
+          <w:r>
+            <w:rPr>
+              <w:rStyle w:val="Hyperlink"/>
+            </w:rPr>
+            <w:t>happe</w:t>
+          </w:r>
+        </w:hyperlink>
       </w:r>
       <w:r>
         <w:rPr>
@@ -3912,6 +4048,7 @@
           <w:i w:val="0"/>
           <w:color w:val="0000FF"/>
           <w:sz w:val="24"/>
+          <w:u w:val="single"/>
         </w:rPr>
         <w:hyperlink r:id="rId26" w:history="1">
           <w:r>

--- a/EXPORTS/DOCX/published/niveau2/Dutch/Indonesia.docx
+++ b/EXPORTS/DOCX/published/niveau2/Dutch/Indonesia.docx
@@ -746,7 +746,32 @@
           <w:color w:val="000000"/>
           <w:sz w:val="24"/>
         </w:rPr>
-        <w:t>in Batavia werd o</w:t>
+        <w:hyperlink r:id="rId10" w:history="1">
+          <w:r>
+            <w:rPr>
+              <w:rStyle w:val="Hyperlink"/>
+            </w:rPr>
+            <w:t>in Batavia we</w:t>
+          </w:r>
+        </w:hyperlink>
+      </w:r>
+      <w:r>
+        <w:rPr>
+          <w:u w:val="single" w:color="0000ff"/>
+          <w:rFonts w:ascii="Charis SIL Regular" w:hAnsi="Charis SIL Regular" w:eastAsia="Charis SIL Regular"/>
+          <w:b w:val="0"/>
+          <w:i w:val="0"/>
+          <w:color w:val="000000"/>
+          <w:sz w:val="24"/>
+        </w:rPr>
+        <w:hyperlink r:id="rId10" w:history="1">
+          <w:r>
+            <w:rPr>
+              <w:rStyle w:val="Hyperlink"/>
+            </w:rPr>
+            <w:t>rd o</w:t>
+          </w:r>
+        </w:hyperlink>
       </w:r>
       <w:r>
         <w:rPr>
@@ -1216,7 +1241,7 @@
           <w:color w:val="000000"/>
           <w:sz w:val="24"/>
         </w:rPr>
-        <w:t>gedetailleerde informatie e</w:t>
+        <w:t>gedetailleerde informatie en bronn</w:t>
       </w:r>
       <w:r>
         <w:rPr>
@@ -1227,7 +1252,14 @@
           <w:color w:val="000000"/>
           <w:sz w:val="24"/>
         </w:rPr>
-        <w:t>n bronnen met betre</w:t>
+        <w:hyperlink r:id="rId12" w:history="1">
+          <w:r>
+            <w:rPr>
+              <w:rStyle w:val="Hyperlink"/>
+            </w:rPr>
+            <w:t>en met betre</w:t>
+          </w:r>
+        </w:hyperlink>
       </w:r>
       <w:r>
         <w:rPr>
@@ -2437,7 +2469,28 @@
           <w:color w:val="000000"/>
           <w:sz w:val="24"/>
         </w:rPr>
-        <w:t xml:space="preserve">zendelingen en missionarissen, zie de desbetreffende </w:t>
+        <w:t>zendelingen en missionarissen, zie de des</w:t>
+      </w:r>
+      <w:r>
+        <w:rPr>
+          <w:u w:val="single" w:color="0000ff"/>
+          <w:rFonts w:ascii="Charis SIL Regular" w:hAnsi="Charis SIL Regular" w:eastAsia="Charis SIL Regular"/>
+          <w:b w:val="0"/>
+          <w:i w:val="0"/>
+          <w:color w:val="000000"/>
+          <w:sz w:val="24"/>
+        </w:rPr>
+        <w:t>betreffende</w:t>
+      </w:r>
+      <w:r>
+        <w:rPr>
+          <w:rFonts w:ascii="Charis SIL Regular" w:hAnsi="Charis SIL Regular" w:eastAsia="Charis SIL Regular"/>
+          <w:b w:val="0"/>
+          <w:i w:val="0"/>
+          <w:color w:val="000000"/>
+          <w:sz w:val="24"/>
+        </w:rPr>
+        <w:t xml:space="preserve"> </w:t>
       </w:r>
       <w:r>
         <w:rPr>
@@ -2448,25 +2501,7 @@
           <w:sz w:val="24"/>
           <w:u w:val="single"/>
         </w:rPr>
-        <w:t>zoe</w:t>
-      </w:r>
-      <w:r>
-        <w:rPr>
-          <w:rFonts w:ascii="Charis SIL Regular" w:hAnsi="Charis SIL Regular" w:eastAsia="Charis SIL Regular"/>
-          <w:b w:val="0"/>
-          <w:i w:val="0"/>
-          <w:color w:val="0000FF"/>
-          <w:sz w:val="24"/>
-          <w:u w:val="single"/>
-        </w:rPr>
-        <w:hyperlink r:id="rId19" w:history="1">
-          <w:r>
-            <w:rPr>
-              <w:rStyle w:val="Hyperlink"/>
-            </w:rPr>
-            <w:t>kh</w:t>
-          </w:r>
-        </w:hyperlink>
+        <w:t>zoekh</w:t>
       </w:r>
       <w:r>
         <w:rPr>
@@ -2776,8 +2811,16 @@
           <w:i w:val="0"/>
           <w:color w:val="0000FF"/>
           <w:sz w:val="24"/>
-        </w:rPr>
-        <w:t>Koninklijk Instituut voor Ta</w:t>
+          <w:u w:val="single"/>
+        </w:rPr>
+        <w:hyperlink r:id="rId20" w:history="1">
+          <w:r>
+            <w:rPr>
+              <w:rStyle w:val="Hyperlink"/>
+            </w:rPr>
+            <w:t>Koninklijk</w:t>
+          </w:r>
+        </w:hyperlink>
       </w:r>
       <w:r>
         <w:rPr>
@@ -2788,7 +2831,7 @@
           <w:sz w:val="24"/>
           <w:u w:val="single"/>
         </w:rPr>
-        <w:t xml:space="preserve">al-, Land- en </w:t>
+        <w:t xml:space="preserve"> </w:t>
       </w:r>
       <w:r>
         <w:rPr>
@@ -2800,6 +2843,187 @@
           <w:u w:val="single"/>
         </w:rPr>
         <w:hyperlink r:id="rId20" w:history="1">
+          <w:r>
+            <w:rPr>
+              <w:rStyle w:val="Hyperlink"/>
+            </w:rPr>
+            <w:t>Instituut</w:t>
+          </w:r>
+        </w:hyperlink>
+      </w:r>
+      <w:r>
+        <w:rPr>
+          <w:rFonts w:ascii="Charis SIL Regular" w:hAnsi="Charis SIL Regular" w:eastAsia="Charis SIL Regular"/>
+          <w:b w:val="0"/>
+          <w:i w:val="0"/>
+          <w:color w:val="0000FF"/>
+          <w:sz w:val="24"/>
+          <w:u w:val="single"/>
+        </w:rPr>
+        <w:t xml:space="preserve"> </w:t>
+      </w:r>
+      <w:r>
+        <w:rPr>
+          <w:rFonts w:ascii="Charis SIL Regular" w:hAnsi="Charis SIL Regular" w:eastAsia="Charis SIL Regular"/>
+          <w:b w:val="0"/>
+          <w:i w:val="0"/>
+          <w:color w:val="0000FF"/>
+          <w:sz w:val="24"/>
+          <w:u w:val="single"/>
+        </w:rPr>
+        <w:hyperlink r:id="rId20" w:history="1">
+          <w:r>
+            <w:rPr>
+              <w:rStyle w:val="Hyperlink"/>
+            </w:rPr>
+            <w:t>voor</w:t>
+          </w:r>
+        </w:hyperlink>
+      </w:r>
+      <w:r>
+        <w:rPr>
+          <w:rFonts w:ascii="Charis SIL Regular" w:hAnsi="Charis SIL Regular" w:eastAsia="Charis SIL Regular"/>
+          <w:b w:val="0"/>
+          <w:i w:val="0"/>
+          <w:color w:val="0000FF"/>
+          <w:sz w:val="24"/>
+          <w:u w:val="single"/>
+        </w:rPr>
+        <w:t xml:space="preserve"> </w:t>
+      </w:r>
+      <w:r>
+        <w:rPr>
+          <w:rFonts w:ascii="Charis SIL Regular" w:hAnsi="Charis SIL Regular" w:eastAsia="Charis SIL Regular"/>
+          <w:b w:val="0"/>
+          <w:i w:val="0"/>
+          <w:color w:val="0000FF"/>
+          <w:sz w:val="24"/>
+          <w:u w:val="single"/>
+        </w:rPr>
+        <w:hyperlink r:id="rId20" w:history="1">
+          <w:r>
+            <w:rPr>
+              <w:rStyle w:val="Hyperlink"/>
+            </w:rPr>
+            <w:t>Ta</w:t>
+          </w:r>
+        </w:hyperlink>
+      </w:r>
+      <w:r>
+        <w:rPr>
+          <w:rFonts w:ascii="Charis SIL Regular" w:hAnsi="Charis SIL Regular" w:eastAsia="Charis SIL Regular"/>
+          <w:b w:val="0"/>
+          <w:i w:val="0"/>
+          <w:color w:val="0000FF"/>
+          <w:sz w:val="24"/>
+          <w:u w:val="single"/>
+        </w:rPr>
+        <w:hyperlink r:id="rId10" w:history="1">
+          <w:r>
+            <w:rPr>
+              <w:rStyle w:val="Hyperlink"/>
+            </w:rPr>
+            <w:t>al-,</w:t>
+          </w:r>
+        </w:hyperlink>
+      </w:r>
+      <w:r>
+        <w:rPr>
+          <w:rFonts w:ascii="Charis SIL Regular" w:hAnsi="Charis SIL Regular" w:eastAsia="Charis SIL Regular"/>
+          <w:b w:val="0"/>
+          <w:i w:val="0"/>
+          <w:color w:val="0000FF"/>
+          <w:sz w:val="24"/>
+          <w:u w:val="single"/>
+        </w:rPr>
+        <w:t xml:space="preserve"> </w:t>
+      </w:r>
+      <w:r>
+        <w:rPr>
+          <w:rFonts w:ascii="Charis SIL Regular" w:hAnsi="Charis SIL Regular" w:eastAsia="Charis SIL Regular"/>
+          <w:b w:val="0"/>
+          <w:i w:val="0"/>
+          <w:color w:val="0000FF"/>
+          <w:sz w:val="24"/>
+          <w:u w:val="single"/>
+        </w:rPr>
+        <w:hyperlink r:id="rId10" w:history="1">
+          <w:r>
+            <w:rPr>
+              <w:rStyle w:val="Hyperlink"/>
+            </w:rPr>
+            <w:t>Land-</w:t>
+          </w:r>
+        </w:hyperlink>
+      </w:r>
+      <w:r>
+        <w:rPr>
+          <w:rFonts w:ascii="Charis SIL Regular" w:hAnsi="Charis SIL Regular" w:eastAsia="Charis SIL Regular"/>
+          <w:b w:val="0"/>
+          <w:i w:val="0"/>
+          <w:color w:val="0000FF"/>
+          <w:sz w:val="24"/>
+          <w:u w:val="single"/>
+        </w:rPr>
+        <w:t xml:space="preserve"> </w:t>
+      </w:r>
+      <w:r>
+        <w:rPr>
+          <w:rFonts w:ascii="Charis SIL Regular" w:hAnsi="Charis SIL Regular" w:eastAsia="Charis SIL Regular"/>
+          <w:b w:val="0"/>
+          <w:i w:val="0"/>
+          <w:color w:val="0000FF"/>
+          <w:sz w:val="24"/>
+          <w:u w:val="single"/>
+        </w:rPr>
+        <w:hyperlink r:id="rId10" w:history="1">
+          <w:r>
+            <w:rPr>
+              <w:rStyle w:val="Hyperlink"/>
+            </w:rPr>
+            <w:t>e</w:t>
+          </w:r>
+        </w:hyperlink>
+      </w:r>
+      <w:r>
+        <w:rPr>
+          <w:rFonts w:ascii="Charis SIL Regular" w:hAnsi="Charis SIL Regular" w:eastAsia="Charis SIL Regular"/>
+          <w:b w:val="0"/>
+          <w:i w:val="0"/>
+          <w:color w:val="0000FF"/>
+          <w:sz w:val="24"/>
+          <w:u w:val="single"/>
+        </w:rPr>
+        <w:hyperlink r:id="rId10" w:history="1">
+          <w:r>
+            <w:rPr>
+              <w:rStyle w:val="Hyperlink"/>
+            </w:rPr>
+            <w:t>n</w:t>
+          </w:r>
+        </w:hyperlink>
+      </w:r>
+      <w:r>
+        <w:rPr>
+          <w:rFonts w:ascii="Charis SIL Regular" w:hAnsi="Charis SIL Regular" w:eastAsia="Charis SIL Regular"/>
+          <w:b w:val="0"/>
+          <w:i w:val="0"/>
+          <w:color w:val="0000FF"/>
+          <w:sz w:val="24"/>
+          <w:u w:val="single"/>
+        </w:rPr>
+        <w:t xml:space="preserve"> </w:t>
+      </w:r>
+      <w:r>
+        <w:rPr>
+          <w:rFonts w:ascii="Charis SIL Regular" w:hAnsi="Charis SIL Regular" w:eastAsia="Charis SIL Regular"/>
+          <w:b w:val="0"/>
+          <w:i w:val="0"/>
+          <w:color w:val="0000FF"/>
+          <w:sz w:val="24"/>
+          <w:u w:val="single"/>
+        </w:rPr>
+        <w:hyperlink r:id="rId10" w:history="1">
           <w:r>
             <w:rPr>
               <w:rStyle w:val="Hyperlink"/>
@@ -2817,7 +3041,7 @@
           <w:sz w:val="24"/>
           <w:u w:val="single"/>
         </w:rPr>
-        <w:hyperlink r:id="rId20" w:history="1">
+        <w:hyperlink r:id="rId10" w:history="1">
           <w:r>
             <w:rPr>
               <w:rStyle w:val="Hyperlink"/>
@@ -2835,7 +3059,50 @@
           <w:color w:val="000000"/>
           <w:sz w:val="24"/>
         </w:rPr>
-        <w:t xml:space="preserve"> (KITLV). V</w:t>
+        <w:hyperlink r:id="rId10" w:history="1">
+          <w:r>
+            <w:rPr>
+              <w:rStyle w:val="Hyperlink"/>
+            </w:rPr>
+            <w:t xml:space="preserve"> (K</w:t>
+          </w:r>
+        </w:hyperlink>
+      </w:r>
+      <w:r>
+        <w:rPr>
+          <w:u w:val="single" w:color="0000ff"/>
+          <w:rFonts w:ascii="Charis SIL Regular" w:hAnsi="Charis SIL Regular" w:eastAsia="Charis SIL Regular"/>
+          <w:b w:val="0"/>
+          <w:i w:val="0"/>
+          <w:color w:val="000000"/>
+          <w:sz w:val="24"/>
+        </w:rPr>
+        <w:hyperlink r:id="rId10" w:history="1">
+          <w:r>
+            <w:rPr>
+              <w:rStyle w:val="Hyperlink"/>
+            </w:rPr>
+            <w:t>I</w:t>
+          </w:r>
+        </w:hyperlink>
+      </w:r>
+      <w:r>
+        <w:rPr>
+          <w:u w:val="single" w:color="0000ff"/>
+          <w:rFonts w:ascii="Charis SIL Regular" w:hAnsi="Charis SIL Regular" w:eastAsia="Charis SIL Regular"/>
+          <w:b w:val="0"/>
+          <w:i w:val="0"/>
+          <w:color w:val="000000"/>
+          <w:sz w:val="24"/>
+        </w:rPr>
+        <w:hyperlink r:id="rId10" w:history="1">
+          <w:r>
+            <w:rPr>
+              <w:rStyle w:val="Hyperlink"/>
+            </w:rPr>
+            <w:t>TLV). V</w:t>
+          </w:r>
+        </w:hyperlink>
       </w:r>
       <w:r>
         <w:rPr>
@@ -2873,7 +3140,14 @@
           <w:color w:val="000000"/>
           <w:sz w:val="24"/>
         </w:rPr>
-        <w:t>dit</w:t>
+        <w:hyperlink r:id="rId10" w:history="1">
+          <w:r>
+            <w:rPr>
+              <w:rStyle w:val="Hyperlink"/>
+            </w:rPr>
+            <w:t>dit</w:t>
+          </w:r>
+        </w:hyperlink>
       </w:r>
       <w:r>
         <w:rPr>
@@ -3834,7 +4108,7 @@
           <w:sz w:val="24"/>
           <w:u w:val="single"/>
         </w:rPr>
-        <w:hyperlink r:id="rId26" w:history="1">
+        <w:hyperlink r:id="rId24" w:history="1">
           <w:r>
             <w:rPr>
               <w:rStyle w:val="Hyperlink"/>
@@ -3930,7 +4204,7 @@
           <w:sz w:val="24"/>
           <w:u w:val="single"/>
         </w:rPr>
-        <w:hyperlink r:id="rId26" w:history="1">
+        <w:hyperlink r:id="rId15" w:history="1">
           <w:r>
             <w:rPr>
               <w:rStyle w:val="Hyperlink"/>

--- a/EXPORTS/DOCX/published/niveau2/Dutch/Indonesia.docx
+++ b/EXPORTS/DOCX/published/niveau2/Dutch/Indonesia.docx
@@ -1241,7 +1241,7 @@
           <w:color w:val="000000"/>
           <w:sz w:val="24"/>
         </w:rPr>
-        <w:t>gedetailleerde informatie en bronn</w:t>
+        <w:t>gedetailleerde informatie e</w:t>
       </w:r>
       <w:r>
         <w:rPr>
@@ -1257,9 +1257,20 @@
             <w:rPr>
               <w:rStyle w:val="Hyperlink"/>
             </w:rPr>
-            <w:t>en met betre</w:t>
+            <w:t>n bronn</w:t>
           </w:r>
         </w:hyperlink>
+      </w:r>
+      <w:r>
+        <w:rPr>
+          <w:u w:val="single" w:color="0000ff"/>
+          <w:rFonts w:ascii="Charis SIL Regular" w:hAnsi="Charis SIL Regular" w:eastAsia="Charis SIL Regular"/>
+          <w:b w:val="0"/>
+          <w:i w:val="0"/>
+          <w:color w:val="000000"/>
+          <w:sz w:val="24"/>
+        </w:rPr>
+        <w:t>en met betre</w:t>
       </w:r>
       <w:r>
         <w:rPr>
@@ -1324,32 +1335,7 @@
           <w:color w:val="000000"/>
           <w:sz w:val="24"/>
         </w:rPr>
-        <w:hyperlink r:id="rId12" w:history="1">
-          <w:r>
-            <w:rPr>
-              <w:rStyle w:val="Hyperlink"/>
-            </w:rPr>
-            <w:t>t</w:t>
-          </w:r>
-        </w:hyperlink>
-      </w:r>
-      <w:r>
-        <w:rPr>
-          <w:u w:val="single" w:color="0000ff"/>
-          <w:rFonts w:ascii="Charis SIL Regular" w:hAnsi="Charis SIL Regular" w:eastAsia="Charis SIL Regular"/>
-          <w:b w:val="0"/>
-          <w:i w:val="0"/>
-          <w:color w:val="000000"/>
-          <w:sz w:val="24"/>
-        </w:rPr>
-        <w:hyperlink r:id="rId12" w:history="1">
-          <w:r>
-            <w:rPr>
-              <w:rStyle w:val="Hyperlink"/>
-            </w:rPr>
-            <w:t>ot het Batav</w:t>
-          </w:r>
-        </w:hyperlink>
+        <w:t>tot het Batav</w:t>
       </w:r>
       <w:r>
         <w:rPr>
@@ -2469,28 +2455,7 @@
           <w:color w:val="000000"/>
           <w:sz w:val="24"/>
         </w:rPr>
-        <w:t>zendelingen en missionarissen, zie de des</w:t>
-      </w:r>
-      <w:r>
-        <w:rPr>
-          <w:u w:val="single" w:color="0000ff"/>
-          <w:rFonts w:ascii="Charis SIL Regular" w:hAnsi="Charis SIL Regular" w:eastAsia="Charis SIL Regular"/>
-          <w:b w:val="0"/>
-          <w:i w:val="0"/>
-          <w:color w:val="000000"/>
-          <w:sz w:val="24"/>
-        </w:rPr>
-        <w:t>betreffende</w:t>
-      </w:r>
-      <w:r>
-        <w:rPr>
-          <w:rFonts w:ascii="Charis SIL Regular" w:hAnsi="Charis SIL Regular" w:eastAsia="Charis SIL Regular"/>
-          <w:b w:val="0"/>
-          <w:i w:val="0"/>
-          <w:color w:val="000000"/>
-          <w:sz w:val="24"/>
-        </w:rPr>
-        <w:t xml:space="preserve"> </w:t>
+        <w:t xml:space="preserve">zendelingen en missionarissen, zie de desbetreffende </w:t>
       </w:r>
       <w:r>
         <w:rPr>
@@ -2501,7 +2466,32 @@
           <w:sz w:val="24"/>
           <w:u w:val="single"/>
         </w:rPr>
-        <w:t>zoekh</w:t>
+        <w:hyperlink r:id="rId19" w:history="1">
+          <w:r>
+            <w:rPr>
+              <w:rStyle w:val="Hyperlink"/>
+            </w:rPr>
+            <w:t>zoe</w:t>
+          </w:r>
+        </w:hyperlink>
+      </w:r>
+      <w:r>
+        <w:rPr>
+          <w:rFonts w:ascii="Charis SIL Regular" w:hAnsi="Charis SIL Regular" w:eastAsia="Charis SIL Regular"/>
+          <w:b w:val="0"/>
+          <w:i w:val="0"/>
+          <w:color w:val="0000FF"/>
+          <w:sz w:val="24"/>
+          <w:u w:val="single"/>
+        </w:rPr>
+        <w:hyperlink r:id="rId19" w:history="1">
+          <w:r>
+            <w:rPr>
+              <w:rStyle w:val="Hyperlink"/>
+            </w:rPr>
+            <w:t>kh</w:t>
+          </w:r>
+        </w:hyperlink>
       </w:r>
       <w:r>
         <w:rPr>
@@ -2898,7 +2888,6 @@
           <w:i w:val="0"/>
           <w:color w:val="0000FF"/>
           <w:sz w:val="24"/>
-          <w:u w:val="single"/>
         </w:rPr>
         <w:hyperlink r:id="rId20" w:history="1">
           <w:r>
@@ -3191,25 +3180,7 @@
             <w:rPr>
               <w:rStyle w:val="Hyperlink"/>
             </w:rPr>
-            <w:t>en de bev</w:t>
-          </w:r>
-        </w:hyperlink>
-      </w:r>
-      <w:r>
-        <w:rPr>
-          <w:u w:val="single" w:color="0000ff"/>
-          <w:rFonts w:ascii="Charis SIL Regular" w:hAnsi="Charis SIL Regular" w:eastAsia="Charis SIL Regular"/>
-          <w:b w:val="0"/>
-          <w:i w:val="0"/>
-          <w:color w:val="000000"/>
-          <w:sz w:val="24"/>
-        </w:rPr>
-        <w:hyperlink r:id="rId20" w:history="1">
-          <w:r>
-            <w:rPr>
-              <w:rStyle w:val="Hyperlink"/>
-            </w:rPr>
-            <w:t>i</w:t>
+            <w:t>en de bevi</w:t>
           </w:r>
         </w:hyperlink>
       </w:r>
@@ -4139,14 +4110,7 @@
           <w:sz w:val="24"/>
           <w:u w:val="single"/>
         </w:rPr>
-        <w:hyperlink r:id="rId15" w:history="1">
-          <w:r>
-            <w:rPr>
-              <w:rStyle w:val="Hyperlink"/>
-            </w:rPr>
-            <w:t>Mus</w:t>
-          </w:r>
-        </w:hyperlink>
+        <w:t>Mus</w:t>
       </w:r>
       <w:r>
         <w:rPr>
@@ -4157,7 +4121,7 @@
           <w:sz w:val="24"/>
           <w:u w:val="single"/>
         </w:rPr>
-        <w:hyperlink r:id="rId15" w:history="1">
+        <w:hyperlink r:id="rId26" w:history="1">
           <w:r>
             <w:rPr>
               <w:rStyle w:val="Hyperlink"/>
@@ -5021,7 +4985,7 @@
         <w:autoSpaceDN w:val="0"/>
         <w:autoSpaceDE w:val="0"/>
         <w:widowControl/>
-        <w:spacing w:line="538" w:lineRule="exact" w:before="478" w:after="0"/>
+        <w:spacing w:line="538" w:lineRule="exact" w:before="458" w:after="0"/>
         <w:ind w:left="0" w:right="0" w:firstLine="0"/>
         <w:jc w:val="left"/>
       </w:pPr>

--- a/EXPORTS/DOCX/published/niveau2/Dutch/Indonesia.docx
+++ b/EXPORTS/DOCX/published/niveau2/Dutch/Indonesia.docx
@@ -1270,7 +1270,14 @@
           <w:color w:val="000000"/>
           <w:sz w:val="24"/>
         </w:rPr>
-        <w:t>en met betre</w:t>
+        <w:hyperlink r:id="rId12" w:history="1">
+          <w:r>
+            <w:rPr>
+              <w:rStyle w:val="Hyperlink"/>
+            </w:rPr>
+            <w:t>en met betre</w:t>
+          </w:r>
+        </w:hyperlink>
       </w:r>
       <w:r>
         <w:rPr>
@@ -1335,7 +1342,32 @@
           <w:color w:val="000000"/>
           <w:sz w:val="24"/>
         </w:rPr>
-        <w:t>tot het Batav</w:t>
+        <w:hyperlink r:id="rId12" w:history="1">
+          <w:r>
+            <w:rPr>
+              <w:rStyle w:val="Hyperlink"/>
+            </w:rPr>
+            <w:t>t</w:t>
+          </w:r>
+        </w:hyperlink>
+      </w:r>
+      <w:r>
+        <w:rPr>
+          <w:u w:val="single" w:color="0000ff"/>
+          <w:rFonts w:ascii="Charis SIL Regular" w:hAnsi="Charis SIL Regular" w:eastAsia="Charis SIL Regular"/>
+          <w:b w:val="0"/>
+          <w:i w:val="0"/>
+          <w:color w:val="000000"/>
+          <w:sz w:val="24"/>
+        </w:rPr>
+        <w:hyperlink r:id="rId12" w:history="1">
+          <w:r>
+            <w:rPr>
+              <w:rStyle w:val="Hyperlink"/>
+            </w:rPr>
+            <w:t>ot het Batav</w:t>
+          </w:r>
+        </w:hyperlink>
       </w:r>
       <w:r>
         <w:rPr>

--- a/EXPORTS/DOCX/published/niveau2/Dutch/Indonesia.docx
+++ b/EXPORTS/DOCX/published/niveau2/Dutch/Indonesia.docx
@@ -1241,133 +1241,7 @@
           <w:color w:val="000000"/>
           <w:sz w:val="24"/>
         </w:rPr>
-        <w:t>gedetailleerde informatie e</w:t>
-      </w:r>
-      <w:r>
-        <w:rPr>
-          <w:u w:val="single" w:color="0000ff"/>
-          <w:rFonts w:ascii="Charis SIL Regular" w:hAnsi="Charis SIL Regular" w:eastAsia="Charis SIL Regular"/>
-          <w:b w:val="0"/>
-          <w:i w:val="0"/>
-          <w:color w:val="000000"/>
-          <w:sz w:val="24"/>
-        </w:rPr>
-        <w:hyperlink r:id="rId12" w:history="1">
-          <w:r>
-            <w:rPr>
-              <w:rStyle w:val="Hyperlink"/>
-            </w:rPr>
-            <w:t>n bronn</w:t>
-          </w:r>
-        </w:hyperlink>
-      </w:r>
-      <w:r>
-        <w:rPr>
-          <w:u w:val="single" w:color="0000ff"/>
-          <w:rFonts w:ascii="Charis SIL Regular" w:hAnsi="Charis SIL Regular" w:eastAsia="Charis SIL Regular"/>
-          <w:b w:val="0"/>
-          <w:i w:val="0"/>
-          <w:color w:val="000000"/>
-          <w:sz w:val="24"/>
-        </w:rPr>
-        <w:hyperlink r:id="rId12" w:history="1">
-          <w:r>
-            <w:rPr>
-              <w:rStyle w:val="Hyperlink"/>
-            </w:rPr>
-            <w:t>en met betre</w:t>
-          </w:r>
-        </w:hyperlink>
-      </w:r>
-      <w:r>
-        <w:rPr>
-          <w:u w:val="single" w:color="0000ff"/>
-          <w:rFonts w:ascii="Charis SIL Regular" w:hAnsi="Charis SIL Regular" w:eastAsia="Charis SIL Regular"/>
-          <w:b w:val="0"/>
-          <w:i w:val="0"/>
-          <w:color w:val="000000"/>
-          <w:sz w:val="24"/>
-        </w:rPr>
-        <w:hyperlink r:id="rId12" w:history="1">
-          <w:r>
-            <w:rPr>
-              <w:rStyle w:val="Hyperlink"/>
-            </w:rPr>
-            <w:t>kki</w:t>
-          </w:r>
-        </w:hyperlink>
-      </w:r>
-      <w:r>
-        <w:rPr>
-          <w:u w:val="single" w:color="0000ff"/>
-          <w:rFonts w:ascii="Charis SIL Regular" w:hAnsi="Charis SIL Regular" w:eastAsia="Charis SIL Regular"/>
-          <w:b w:val="0"/>
-          <w:i w:val="0"/>
-          <w:color w:val="000000"/>
-          <w:sz w:val="24"/>
-        </w:rPr>
-        <w:hyperlink r:id="rId12" w:history="1">
-          <w:r>
-            <w:rPr>
-              <w:rStyle w:val="Hyperlink"/>
-            </w:rPr>
-            <w:t>n</w:t>
-          </w:r>
-        </w:hyperlink>
-      </w:r>
-      <w:r>
-        <w:rPr>
-          <w:u w:val="single" w:color="0000ff"/>
-          <w:rFonts w:ascii="Charis SIL Regular" w:hAnsi="Charis SIL Regular" w:eastAsia="Charis SIL Regular"/>
-          <w:b w:val="0"/>
-          <w:i w:val="0"/>
-          <w:color w:val="000000"/>
-          <w:sz w:val="24"/>
-        </w:rPr>
-        <w:hyperlink r:id="rId12" w:history="1">
-          <w:r>
-            <w:rPr>
-              <w:rStyle w:val="Hyperlink"/>
-            </w:rPr>
-            <w:t xml:space="preserve">g </w:t>
-          </w:r>
-        </w:hyperlink>
-      </w:r>
-      <w:r>
-        <w:rPr>
-          <w:u w:val="single" w:color="0000ff"/>
-          <w:rFonts w:ascii="Charis SIL Regular" w:hAnsi="Charis SIL Regular" w:eastAsia="Charis SIL Regular"/>
-          <w:b w:val="0"/>
-          <w:i w:val="0"/>
-          <w:color w:val="000000"/>
-          <w:sz w:val="24"/>
-        </w:rPr>
-        <w:hyperlink r:id="rId12" w:history="1">
-          <w:r>
-            <w:rPr>
-              <w:rStyle w:val="Hyperlink"/>
-            </w:rPr>
-            <w:t>t</w:t>
-          </w:r>
-        </w:hyperlink>
-      </w:r>
-      <w:r>
-        <w:rPr>
-          <w:u w:val="single" w:color="0000ff"/>
-          <w:rFonts w:ascii="Charis SIL Regular" w:hAnsi="Charis SIL Regular" w:eastAsia="Charis SIL Regular"/>
-          <w:b w:val="0"/>
-          <w:i w:val="0"/>
-          <w:color w:val="000000"/>
-          <w:sz w:val="24"/>
-        </w:rPr>
-        <w:hyperlink r:id="rId12" w:history="1">
-          <w:r>
-            <w:rPr>
-              <w:rStyle w:val="Hyperlink"/>
-            </w:rPr>
-            <w:t>ot het Batav</w:t>
-          </w:r>
-        </w:hyperlink>
+        <w:t>gedetailleerde informatie en bronnen met betrekking tot het Batav</w:t>
       </w:r>
       <w:r>
         <w:rPr>
@@ -2920,6 +2794,7 @@
           <w:i w:val="0"/>
           <w:color w:val="0000FF"/>
           <w:sz w:val="24"/>
+          <w:u w:val="single"/>
         </w:rPr>
         <w:hyperlink r:id="rId20" w:history="1">
           <w:r>
@@ -2997,7 +2872,7 @@
           <w:sz w:val="24"/>
           <w:u w:val="single"/>
         </w:rPr>
-        <w:hyperlink r:id="rId10" w:history="1">
+        <w:hyperlink r:id="rId20" w:history="1">
           <w:r>
             <w:rPr>
               <w:rStyle w:val="Hyperlink"/>
@@ -3015,7 +2890,7 @@
           <w:sz w:val="24"/>
           <w:u w:val="single"/>
         </w:rPr>
-        <w:hyperlink r:id="rId10" w:history="1">
+        <w:hyperlink r:id="rId20" w:history="1">
           <w:r>
             <w:rPr>
               <w:rStyle w:val="Hyperlink"/>
@@ -3044,7 +2919,7 @@
           <w:sz w:val="24"/>
           <w:u w:val="single"/>
         </w:rPr>
-        <w:hyperlink r:id="rId10" w:history="1">
+        <w:hyperlink r:id="rId20" w:history="1">
           <w:r>
             <w:rPr>
               <w:rStyle w:val="Hyperlink"/>
@@ -3062,7 +2937,7 @@
           <w:sz w:val="24"/>
           <w:u w:val="single"/>
         </w:rPr>
-        <w:hyperlink r:id="rId10" w:history="1">
+        <w:hyperlink r:id="rId20" w:history="1">
           <w:r>
             <w:rPr>
               <w:rStyle w:val="Hyperlink"/>
@@ -3154,175 +3029,13 @@
       </w:r>
       <w:r>
         <w:rPr>
-          <w:u w:val="single" w:color="0000ff"/>
           <w:rFonts w:ascii="Charis SIL Regular" w:hAnsi="Charis SIL Regular" w:eastAsia="Charis SIL Regular"/>
           <w:b w:val="0"/>
           <w:i w:val="0"/>
           <w:color w:val="000000"/>
           <w:sz w:val="24"/>
         </w:rPr>
-        <w:hyperlink r:id="rId10" w:history="1">
-          <w:r>
-            <w:rPr>
-              <w:rStyle w:val="Hyperlink"/>
-            </w:rPr>
-            <w:t>dit</w:t>
-          </w:r>
-        </w:hyperlink>
-      </w:r>
-      <w:r>
-        <w:rPr>
-          <w:u w:val="single" w:color="0000ff"/>
-          <w:rFonts w:ascii="Charis SIL Regular" w:hAnsi="Charis SIL Regular" w:eastAsia="Charis SIL Regular"/>
-          <w:b w:val="0"/>
-          <w:i w:val="0"/>
-          <w:color w:val="000000"/>
-          <w:sz w:val="24"/>
-        </w:rPr>
-        <w:hyperlink r:id="rId10" w:history="1">
-          <w:r>
-            <w:rPr>
-              <w:rStyle w:val="Hyperlink"/>
-            </w:rPr>
-            <w:t xml:space="preserve"> soort organisati</w:t>
-          </w:r>
-        </w:hyperlink>
-      </w:r>
-      <w:r>
-        <w:rPr>
-          <w:rFonts w:ascii="Charis SIL Regular" w:hAnsi="Charis SIL Regular" w:eastAsia="Charis SIL Regular"/>
-          <w:b w:val="0"/>
-          <w:i w:val="0"/>
-          <w:color w:val="000000"/>
-          <w:sz w:val="24"/>
-        </w:rPr>
-        <w:t>es werd</w:t>
-      </w:r>
-      <w:r>
-        <w:rPr>
-          <w:u w:val="single" w:color="0000ff"/>
-          <w:rFonts w:ascii="Charis SIL Regular" w:hAnsi="Charis SIL Regular" w:eastAsia="Charis SIL Regular"/>
-          <w:b w:val="0"/>
-          <w:i w:val="0"/>
-          <w:color w:val="000000"/>
-          <w:sz w:val="24"/>
-        </w:rPr>
-        <w:hyperlink r:id="rId20" w:history="1">
-          <w:r>
-            <w:rPr>
-              <w:rStyle w:val="Hyperlink"/>
-            </w:rPr>
-            <w:t>en de bevi</w:t>
-          </w:r>
-        </w:hyperlink>
-      </w:r>
-      <w:r>
-        <w:rPr>
-          <w:u w:val="single" w:color="0000ff"/>
-          <w:rFonts w:ascii="Charis SIL Regular" w:hAnsi="Charis SIL Regular" w:eastAsia="Charis SIL Regular"/>
-          <w:b w:val="0"/>
-          <w:i w:val="0"/>
-          <w:color w:val="000000"/>
-          <w:sz w:val="24"/>
-        </w:rPr>
-        <w:hyperlink r:id="rId20" w:history="1">
-          <w:r>
-            <w:rPr>
-              <w:rStyle w:val="Hyperlink"/>
-            </w:rPr>
-            <w:t xml:space="preserve">ndingen </w:t>
-          </w:r>
-        </w:hyperlink>
-      </w:r>
-      <w:r>
-        <w:rPr>
-          <w:u w:val="single" w:color="0000ff"/>
-          <w:rFonts w:ascii="Charis SIL Regular" w:hAnsi="Charis SIL Regular" w:eastAsia="Charis SIL Regular"/>
-          <w:b w:val="0"/>
-          <w:i w:val="0"/>
-          <w:color w:val="000000"/>
-          <w:sz w:val="24"/>
-        </w:rPr>
-        <w:hyperlink r:id="rId20" w:history="1">
-          <w:r>
-            <w:rPr>
-              <w:rStyle w:val="Hyperlink"/>
-            </w:rPr>
-            <w:t>v</w:t>
-          </w:r>
-        </w:hyperlink>
-      </w:r>
-      <w:r>
-        <w:rPr>
-          <w:u w:val="single" w:color="0000ff"/>
-          <w:rFonts w:ascii="Charis SIL Regular" w:hAnsi="Charis SIL Regular" w:eastAsia="Charis SIL Regular"/>
-          <w:b w:val="0"/>
-          <w:i w:val="0"/>
-          <w:color w:val="000000"/>
-          <w:sz w:val="24"/>
-        </w:rPr>
-        <w:hyperlink r:id="rId20" w:history="1">
-          <w:r>
-            <w:rPr>
-              <w:rStyle w:val="Hyperlink"/>
-            </w:rPr>
-            <w:t>an w</w:t>
-          </w:r>
-        </w:hyperlink>
-      </w:r>
-      <w:r>
-        <w:rPr>
-          <w:u w:val="single" w:color="0000ff"/>
-          <w:rFonts w:ascii="Charis SIL Regular" w:hAnsi="Charis SIL Regular" w:eastAsia="Charis SIL Regular"/>
-          <w:b w:val="0"/>
-          <w:i w:val="0"/>
-          <w:color w:val="000000"/>
-          <w:sz w:val="24"/>
-        </w:rPr>
-        <w:hyperlink r:id="rId20" w:history="1">
-          <w:r>
-            <w:rPr>
-              <w:rStyle w:val="Hyperlink"/>
-            </w:rPr>
-            <w:t>etens</w:t>
-          </w:r>
-        </w:hyperlink>
-      </w:r>
-      <w:r>
-        <w:rPr>
-          <w:u w:val="single" w:color="0000ff"/>
-          <w:rFonts w:ascii="Charis SIL Regular" w:hAnsi="Charis SIL Regular" w:eastAsia="Charis SIL Regular"/>
-          <w:b w:val="0"/>
-          <w:i w:val="0"/>
-          <w:color w:val="000000"/>
-          <w:sz w:val="24"/>
-        </w:rPr>
-        <w:hyperlink r:id="rId20" w:history="1">
-          <w:r>
-            <w:rPr>
-              <w:rStyle w:val="Hyperlink"/>
-            </w:rPr>
-            <w:t>c</w:t>
-          </w:r>
-        </w:hyperlink>
-      </w:r>
-      <w:r>
-        <w:rPr>
-          <w:u w:val="single" w:color="0000ff"/>
-          <w:rFonts w:ascii="Charis SIL Regular" w:hAnsi="Charis SIL Regular" w:eastAsia="Charis SIL Regular"/>
-          <w:b w:val="0"/>
-          <w:i w:val="0"/>
-          <w:color w:val="000000"/>
-          <w:sz w:val="24"/>
-        </w:rPr>
-        <w:hyperlink r:id="rId20" w:history="1">
-          <w:r>
-            <w:rPr>
-              <w:rStyle w:val="Hyperlink"/>
-            </w:rPr>
-            <w:t>happe</w:t>
-          </w:r>
-        </w:hyperlink>
+        <w:t>dit soort organisaties werden de bevindingen van wetenschappe</w:t>
       </w:r>
       <w:r>
         <w:rPr>
@@ -4062,45 +3775,8 @@
           <w:i w:val="0"/>
           <w:color w:val="0000FF"/>
           <w:sz w:val="24"/>
-          <w:u w:val="single"/>
-        </w:rPr>
-        <w:hyperlink r:id="rId26" w:history="1">
-          <w:r>
-            <w:rPr>
-              <w:rStyle w:val="Hyperlink"/>
-            </w:rPr>
-            <w:t>Rijksmuseum</w:t>
-          </w:r>
-        </w:hyperlink>
-      </w:r>
-      <w:r>
-        <w:rPr>
-          <w:rFonts w:ascii="Charis SIL Regular" w:hAnsi="Charis SIL Regular" w:eastAsia="Charis SIL Regular"/>
-          <w:b w:val="0"/>
-          <w:i w:val="0"/>
-          <w:color w:val="0000FF"/>
-          <w:sz w:val="24"/>
-          <w:u w:val="single"/>
-        </w:rPr>
-        <w:t xml:space="preserve"> </w:t>
-      </w:r>
-      <w:r>
-        <w:rPr>
-          <w:rFonts w:ascii="Charis SIL Regular" w:hAnsi="Charis SIL Regular" w:eastAsia="Charis SIL Regular"/>
-          <w:b w:val="0"/>
-          <w:i w:val="0"/>
-          <w:color w:val="0000FF"/>
-          <w:sz w:val="24"/>
-          <w:u w:val="single"/>
-        </w:rPr>
-        <w:hyperlink r:id="rId26" w:history="1">
-          <w:r>
-            <w:rPr>
-              <w:rStyle w:val="Hyperlink"/>
-            </w:rPr>
-            <w:t>Amst</w:t>
-          </w:r>
-        </w:hyperlink>
+        </w:rPr>
+        <w:t>Rijksmuseum Amst</w:t>
       </w:r>
       <w:r>
         <w:rPr>
@@ -4140,7 +3816,6 @@
           <w:i w:val="0"/>
           <w:color w:val="0000FF"/>
           <w:sz w:val="24"/>
-          <w:u w:val="single"/>
         </w:rPr>
         <w:t>Mus</w:t>
       </w:r>
@@ -4182,7 +3857,7 @@
           <w:sz w:val="24"/>
           <w:u w:val="single"/>
         </w:rPr>
-        <w:hyperlink r:id="rId15" w:history="1">
+        <w:hyperlink r:id="rId26" w:history="1">
           <w:r>
             <w:rPr>
               <w:rStyle w:val="Hyperlink"/>
@@ -4200,7 +3875,7 @@
           <w:sz w:val="24"/>
           <w:u w:val="single"/>
         </w:rPr>
-        <w:hyperlink r:id="rId15" w:history="1">
+        <w:hyperlink r:id="rId26" w:history="1">
           <w:r>
             <w:rPr>
               <w:rStyle w:val="Hyperlink"/>

--- a/EXPORTS/DOCX/published/niveau2/Dutch/Indonesia.docx
+++ b/EXPORTS/DOCX/published/niveau2/Dutch/Indonesia.docx
@@ -710,68 +710,13 @@
       </w:r>
       <w:r>
         <w:rPr>
-          <w:u w:val="single" w:color="0000ff"/>
           <w:rFonts w:ascii="Charis SIL Regular" w:hAnsi="Charis SIL Regular" w:eastAsia="Charis SIL Regular"/>
           <w:b w:val="0"/>
           <w:i w:val="0"/>
           <w:color w:val="000000"/>
           <w:sz w:val="24"/>
         </w:rPr>
-        <w:hyperlink r:id="rId10" w:history="1">
-          <w:r>
-            <w:rPr>
-              <w:rStyle w:val="Hyperlink"/>
-            </w:rPr>
-            <w:t>dat in 1778</w:t>
-          </w:r>
-        </w:hyperlink>
-      </w:r>
-      <w:r>
-        <w:rPr>
-          <w:u w:val="single" w:color="0000ff"/>
-          <w:rFonts w:ascii="Charis SIL Regular" w:hAnsi="Charis SIL Regular" w:eastAsia="Charis SIL Regular"/>
-          <w:b w:val="0"/>
-          <w:i w:val="0"/>
-          <w:color w:val="000000"/>
-          <w:sz w:val="24"/>
-        </w:rPr>
-        <w:t xml:space="preserve"> </w:t>
-      </w:r>
-      <w:r>
-        <w:rPr>
-          <w:u w:val="single" w:color="0000ff"/>
-          <w:rFonts w:ascii="Charis SIL Regular" w:hAnsi="Charis SIL Regular" w:eastAsia="Charis SIL Regular"/>
-          <w:b w:val="0"/>
-          <w:i w:val="0"/>
-          <w:color w:val="000000"/>
-          <w:sz w:val="24"/>
-        </w:rPr>
-        <w:hyperlink r:id="rId10" w:history="1">
-          <w:r>
-            <w:rPr>
-              <w:rStyle w:val="Hyperlink"/>
-            </w:rPr>
-            <w:t>in Batavia we</w:t>
-          </w:r>
-        </w:hyperlink>
-      </w:r>
-      <w:r>
-        <w:rPr>
-          <w:u w:val="single" w:color="0000ff"/>
-          <w:rFonts w:ascii="Charis SIL Regular" w:hAnsi="Charis SIL Regular" w:eastAsia="Charis SIL Regular"/>
-          <w:b w:val="0"/>
-          <w:i w:val="0"/>
-          <w:color w:val="000000"/>
-          <w:sz w:val="24"/>
-        </w:rPr>
-        <w:hyperlink r:id="rId10" w:history="1">
-          <w:r>
-            <w:rPr>
-              <w:rStyle w:val="Hyperlink"/>
-            </w:rPr>
-            <w:t>rd o</w:t>
-          </w:r>
-        </w:hyperlink>
+        <w:t>dat in 1778 in Batavia werd o</w:t>
       </w:r>
       <w:r>
         <w:rPr>
@@ -1241,7 +1186,133 @@
           <w:color w:val="000000"/>
           <w:sz w:val="24"/>
         </w:rPr>
-        <w:t>gedetailleerde informatie en bronnen met betrekking tot het Batav</w:t>
+        <w:t>gedetailleerde informatie e</w:t>
+      </w:r>
+      <w:r>
+        <w:rPr>
+          <w:u w:val="single" w:color="0000ff"/>
+          <w:rFonts w:ascii="Charis SIL Regular" w:hAnsi="Charis SIL Regular" w:eastAsia="Charis SIL Regular"/>
+          <w:b w:val="0"/>
+          <w:i w:val="0"/>
+          <w:color w:val="000000"/>
+          <w:sz w:val="24"/>
+        </w:rPr>
+        <w:hyperlink r:id="rId12" w:history="1">
+          <w:r>
+            <w:rPr>
+              <w:rStyle w:val="Hyperlink"/>
+            </w:rPr>
+            <w:t>n bronn</w:t>
+          </w:r>
+        </w:hyperlink>
+      </w:r>
+      <w:r>
+        <w:rPr>
+          <w:u w:val="single" w:color="0000ff"/>
+          <w:rFonts w:ascii="Charis SIL Regular" w:hAnsi="Charis SIL Regular" w:eastAsia="Charis SIL Regular"/>
+          <w:b w:val="0"/>
+          <w:i w:val="0"/>
+          <w:color w:val="000000"/>
+          <w:sz w:val="24"/>
+        </w:rPr>
+        <w:hyperlink r:id="rId12" w:history="1">
+          <w:r>
+            <w:rPr>
+              <w:rStyle w:val="Hyperlink"/>
+            </w:rPr>
+            <w:t>en met betre</w:t>
+          </w:r>
+        </w:hyperlink>
+      </w:r>
+      <w:r>
+        <w:rPr>
+          <w:u w:val="single" w:color="0000ff"/>
+          <w:rFonts w:ascii="Charis SIL Regular" w:hAnsi="Charis SIL Regular" w:eastAsia="Charis SIL Regular"/>
+          <w:b w:val="0"/>
+          <w:i w:val="0"/>
+          <w:color w:val="000000"/>
+          <w:sz w:val="24"/>
+        </w:rPr>
+        <w:hyperlink r:id="rId12" w:history="1">
+          <w:r>
+            <w:rPr>
+              <w:rStyle w:val="Hyperlink"/>
+            </w:rPr>
+            <w:t>kki</w:t>
+          </w:r>
+        </w:hyperlink>
+      </w:r>
+      <w:r>
+        <w:rPr>
+          <w:u w:val="single" w:color="0000ff"/>
+          <w:rFonts w:ascii="Charis SIL Regular" w:hAnsi="Charis SIL Regular" w:eastAsia="Charis SIL Regular"/>
+          <w:b w:val="0"/>
+          <w:i w:val="0"/>
+          <w:color w:val="000000"/>
+          <w:sz w:val="24"/>
+        </w:rPr>
+        <w:hyperlink r:id="rId12" w:history="1">
+          <w:r>
+            <w:rPr>
+              <w:rStyle w:val="Hyperlink"/>
+            </w:rPr>
+            <w:t>n</w:t>
+          </w:r>
+        </w:hyperlink>
+      </w:r>
+      <w:r>
+        <w:rPr>
+          <w:u w:val="single" w:color="0000ff"/>
+          <w:rFonts w:ascii="Charis SIL Regular" w:hAnsi="Charis SIL Regular" w:eastAsia="Charis SIL Regular"/>
+          <w:b w:val="0"/>
+          <w:i w:val="0"/>
+          <w:color w:val="000000"/>
+          <w:sz w:val="24"/>
+        </w:rPr>
+        <w:hyperlink r:id="rId12" w:history="1">
+          <w:r>
+            <w:rPr>
+              <w:rStyle w:val="Hyperlink"/>
+            </w:rPr>
+            <w:t xml:space="preserve">g </w:t>
+          </w:r>
+        </w:hyperlink>
+      </w:r>
+      <w:r>
+        <w:rPr>
+          <w:u w:val="single" w:color="0000ff"/>
+          <w:rFonts w:ascii="Charis SIL Regular" w:hAnsi="Charis SIL Regular" w:eastAsia="Charis SIL Regular"/>
+          <w:b w:val="0"/>
+          <w:i w:val="0"/>
+          <w:color w:val="000000"/>
+          <w:sz w:val="24"/>
+        </w:rPr>
+        <w:hyperlink r:id="rId12" w:history="1">
+          <w:r>
+            <w:rPr>
+              <w:rStyle w:val="Hyperlink"/>
+            </w:rPr>
+            <w:t>t</w:t>
+          </w:r>
+        </w:hyperlink>
+      </w:r>
+      <w:r>
+        <w:rPr>
+          <w:u w:val="single" w:color="0000ff"/>
+          <w:rFonts w:ascii="Charis SIL Regular" w:hAnsi="Charis SIL Regular" w:eastAsia="Charis SIL Regular"/>
+          <w:b w:val="0"/>
+          <w:i w:val="0"/>
+          <w:color w:val="000000"/>
+          <w:sz w:val="24"/>
+        </w:rPr>
+        <w:hyperlink r:id="rId12" w:history="1">
+          <w:r>
+            <w:rPr>
+              <w:rStyle w:val="Hyperlink"/>
+            </w:rPr>
+            <w:t>ot het Batav</w:t>
+          </w:r>
+        </w:hyperlink>
       </w:r>
       <w:r>
         <w:rPr>
@@ -2372,7 +2443,7 @@
           <w:sz w:val="24"/>
           <w:u w:val="single"/>
         </w:rPr>
-        <w:hyperlink r:id="rId19" w:history="1">
+        <w:hyperlink r:id="rId20" w:history="1">
           <w:r>
             <w:rPr>
               <w:rStyle w:val="Hyperlink"/>
@@ -2390,7 +2461,7 @@
           <w:sz w:val="24"/>
           <w:u w:val="single"/>
         </w:rPr>
-        <w:hyperlink r:id="rId19" w:history="1">
+        <w:hyperlink r:id="rId20" w:history="1">
           <w:r>
             <w:rPr>
               <w:rStyle w:val="Hyperlink"/>
@@ -2408,7 +2479,7 @@
           <w:sz w:val="24"/>
           <w:u w:val="single"/>
         </w:rPr>
-        <w:hyperlink r:id="rId19" w:history="1">
+        <w:hyperlink r:id="rId20" w:history="1">
           <w:r>
             <w:rPr>
               <w:rStyle w:val="Hyperlink"/>
@@ -2709,7 +2780,7 @@
           <w:sz w:val="24"/>
           <w:u w:val="single"/>
         </w:rPr>
-        <w:hyperlink r:id="rId20" w:history="1">
+        <w:hyperlink r:id="rId21" w:history="1">
           <w:r>
             <w:rPr>
               <w:rStyle w:val="Hyperlink"/>
@@ -2738,7 +2809,7 @@
           <w:sz w:val="24"/>
           <w:u w:val="single"/>
         </w:rPr>
-        <w:hyperlink r:id="rId20" w:history="1">
+        <w:hyperlink r:id="rId21" w:history="1">
           <w:r>
             <w:rPr>
               <w:rStyle w:val="Hyperlink"/>
@@ -2767,7 +2838,7 @@
           <w:sz w:val="24"/>
           <w:u w:val="single"/>
         </w:rPr>
-        <w:hyperlink r:id="rId20" w:history="1">
+        <w:hyperlink r:id="rId21" w:history="1">
           <w:r>
             <w:rPr>
               <w:rStyle w:val="Hyperlink"/>
@@ -2794,9 +2865,8 @@
           <w:i w:val="0"/>
           <w:color w:val="0000FF"/>
           <w:sz w:val="24"/>
-          <w:u w:val="single"/>
-        </w:rPr>
-        <w:hyperlink r:id="rId20" w:history="1">
+        </w:rPr>
+        <w:hyperlink r:id="rId21" w:history="1">
           <w:r>
             <w:rPr>
               <w:rStyle w:val="Hyperlink"/>
@@ -2872,7 +2942,7 @@
           <w:sz w:val="24"/>
           <w:u w:val="single"/>
         </w:rPr>
-        <w:hyperlink r:id="rId20" w:history="1">
+        <w:hyperlink r:id="rId10" w:history="1">
           <w:r>
             <w:rPr>
               <w:rStyle w:val="Hyperlink"/>
@@ -2890,7 +2960,7 @@
           <w:sz w:val="24"/>
           <w:u w:val="single"/>
         </w:rPr>
-        <w:hyperlink r:id="rId20" w:history="1">
+        <w:hyperlink r:id="rId10" w:history="1">
           <w:r>
             <w:rPr>
               <w:rStyle w:val="Hyperlink"/>
@@ -2919,7 +2989,7 @@
           <w:sz w:val="24"/>
           <w:u w:val="single"/>
         </w:rPr>
-        <w:hyperlink r:id="rId20" w:history="1">
+        <w:hyperlink r:id="rId10" w:history="1">
           <w:r>
             <w:rPr>
               <w:rStyle w:val="Hyperlink"/>
@@ -2937,7 +3007,7 @@
           <w:sz w:val="24"/>
           <w:u w:val="single"/>
         </w:rPr>
-        <w:hyperlink r:id="rId20" w:history="1">
+        <w:hyperlink r:id="rId10" w:history="1">
           <w:r>
             <w:rPr>
               <w:rStyle w:val="Hyperlink"/>
@@ -3029,13 +3099,21 @@
       </w:r>
       <w:r>
         <w:rPr>
+          <w:u w:val="single" w:color="0000ff"/>
           <w:rFonts w:ascii="Charis SIL Regular" w:hAnsi="Charis SIL Regular" w:eastAsia="Charis SIL Regular"/>
           <w:b w:val="0"/>
           <w:i w:val="0"/>
           <w:color w:val="000000"/>
           <w:sz w:val="24"/>
         </w:rPr>
-        <w:t>dit soort organisaties werden de bevindingen van wetenschappe</w:t>
+        <w:hyperlink r:id="rId10" w:history="1">
+          <w:r>
+            <w:rPr>
+              <w:rStyle w:val="Hyperlink"/>
+            </w:rPr>
+            <w:t>dit</w:t>
+          </w:r>
+        </w:hyperlink>
       </w:r>
       <w:r>
         <w:rPr>
@@ -3046,7 +3124,161 @@
           <w:color w:val="000000"/>
           <w:sz w:val="24"/>
         </w:rPr>
-        <w:hyperlink r:id="rId20" w:history="1">
+        <w:hyperlink r:id="rId10" w:history="1">
+          <w:r>
+            <w:rPr>
+              <w:rStyle w:val="Hyperlink"/>
+            </w:rPr>
+            <w:t xml:space="preserve"> soort organisati</w:t>
+          </w:r>
+        </w:hyperlink>
+      </w:r>
+      <w:r>
+        <w:rPr>
+          <w:rFonts w:ascii="Charis SIL Regular" w:hAnsi="Charis SIL Regular" w:eastAsia="Charis SIL Regular"/>
+          <w:b w:val="0"/>
+          <w:i w:val="0"/>
+          <w:color w:val="000000"/>
+          <w:sz w:val="24"/>
+        </w:rPr>
+        <w:t>es werd</w:t>
+      </w:r>
+      <w:r>
+        <w:rPr>
+          <w:u w:val="single" w:color="0000ff"/>
+          <w:rFonts w:ascii="Charis SIL Regular" w:hAnsi="Charis SIL Regular" w:eastAsia="Charis SIL Regular"/>
+          <w:b w:val="0"/>
+          <w:i w:val="0"/>
+          <w:color w:val="000000"/>
+          <w:sz w:val="24"/>
+        </w:rPr>
+        <w:hyperlink r:id="rId21" w:history="1">
+          <w:r>
+            <w:rPr>
+              <w:rStyle w:val="Hyperlink"/>
+            </w:rPr>
+            <w:t>en de bevi</w:t>
+          </w:r>
+        </w:hyperlink>
+      </w:r>
+      <w:r>
+        <w:rPr>
+          <w:u w:val="single" w:color="0000ff"/>
+          <w:rFonts w:ascii="Charis SIL Regular" w:hAnsi="Charis SIL Regular" w:eastAsia="Charis SIL Regular"/>
+          <w:b w:val="0"/>
+          <w:i w:val="0"/>
+          <w:color w:val="000000"/>
+          <w:sz w:val="24"/>
+        </w:rPr>
+        <w:hyperlink r:id="rId21" w:history="1">
+          <w:r>
+            <w:rPr>
+              <w:rStyle w:val="Hyperlink"/>
+            </w:rPr>
+            <w:t xml:space="preserve">ndingen </w:t>
+          </w:r>
+        </w:hyperlink>
+      </w:r>
+      <w:r>
+        <w:rPr>
+          <w:u w:val="single" w:color="0000ff"/>
+          <w:rFonts w:ascii="Charis SIL Regular" w:hAnsi="Charis SIL Regular" w:eastAsia="Charis SIL Regular"/>
+          <w:b w:val="0"/>
+          <w:i w:val="0"/>
+          <w:color w:val="000000"/>
+          <w:sz w:val="24"/>
+        </w:rPr>
+        <w:hyperlink r:id="rId21" w:history="1">
+          <w:r>
+            <w:rPr>
+              <w:rStyle w:val="Hyperlink"/>
+            </w:rPr>
+            <w:t>v</w:t>
+          </w:r>
+        </w:hyperlink>
+      </w:r>
+      <w:r>
+        <w:rPr>
+          <w:u w:val="single" w:color="0000ff"/>
+          <w:rFonts w:ascii="Charis SIL Regular" w:hAnsi="Charis SIL Regular" w:eastAsia="Charis SIL Regular"/>
+          <w:b w:val="0"/>
+          <w:i w:val="0"/>
+          <w:color w:val="000000"/>
+          <w:sz w:val="24"/>
+        </w:rPr>
+        <w:hyperlink r:id="rId21" w:history="1">
+          <w:r>
+            <w:rPr>
+              <w:rStyle w:val="Hyperlink"/>
+            </w:rPr>
+            <w:t>an w</w:t>
+          </w:r>
+        </w:hyperlink>
+      </w:r>
+      <w:r>
+        <w:rPr>
+          <w:u w:val="single" w:color="0000ff"/>
+          <w:rFonts w:ascii="Charis SIL Regular" w:hAnsi="Charis SIL Regular" w:eastAsia="Charis SIL Regular"/>
+          <w:b w:val="0"/>
+          <w:i w:val="0"/>
+          <w:color w:val="000000"/>
+          <w:sz w:val="24"/>
+        </w:rPr>
+        <w:hyperlink r:id="rId21" w:history="1">
+          <w:r>
+            <w:rPr>
+              <w:rStyle w:val="Hyperlink"/>
+            </w:rPr>
+            <w:t>etens</w:t>
+          </w:r>
+        </w:hyperlink>
+      </w:r>
+      <w:r>
+        <w:rPr>
+          <w:u w:val="single" w:color="0000ff"/>
+          <w:rFonts w:ascii="Charis SIL Regular" w:hAnsi="Charis SIL Regular" w:eastAsia="Charis SIL Regular"/>
+          <w:b w:val="0"/>
+          <w:i w:val="0"/>
+          <w:color w:val="000000"/>
+          <w:sz w:val="24"/>
+        </w:rPr>
+        <w:hyperlink r:id="rId21" w:history="1">
+          <w:r>
+            <w:rPr>
+              <w:rStyle w:val="Hyperlink"/>
+            </w:rPr>
+            <w:t>c</w:t>
+          </w:r>
+        </w:hyperlink>
+      </w:r>
+      <w:r>
+        <w:rPr>
+          <w:u w:val="single" w:color="0000ff"/>
+          <w:rFonts w:ascii="Charis SIL Regular" w:hAnsi="Charis SIL Regular" w:eastAsia="Charis SIL Regular"/>
+          <w:b w:val="0"/>
+          <w:i w:val="0"/>
+          <w:color w:val="000000"/>
+          <w:sz w:val="24"/>
+        </w:rPr>
+        <w:hyperlink r:id="rId21" w:history="1">
+          <w:r>
+            <w:rPr>
+              <w:rStyle w:val="Hyperlink"/>
+            </w:rPr>
+            <w:t>happe</w:t>
+          </w:r>
+        </w:hyperlink>
+      </w:r>
+      <w:r>
+        <w:rPr>
+          <w:u w:val="single" w:color="0000ff"/>
+          <w:rFonts w:ascii="Charis SIL Regular" w:hAnsi="Charis SIL Regular" w:eastAsia="Charis SIL Regular"/>
+          <w:b w:val="0"/>
+          <w:i w:val="0"/>
+          <w:color w:val="000000"/>
+          <w:sz w:val="24"/>
+        </w:rPr>
+        <w:hyperlink r:id="rId21" w:history="1">
           <w:r>
             <w:rPr>
               <w:rStyle w:val="Hyperlink"/>
@@ -3064,7 +3296,7 @@
           <w:color w:val="000000"/>
           <w:sz w:val="24"/>
         </w:rPr>
-        <w:hyperlink r:id="rId20" w:history="1">
+        <w:hyperlink r:id="rId21" w:history="1">
           <w:r>
             <w:rPr>
               <w:rStyle w:val="Hyperlink"/>
@@ -3148,7 +3380,7 @@
           <w:sz w:val="24"/>
           <w:u w:val="single"/>
         </w:rPr>
-        <w:hyperlink r:id="rId21" w:history="1">
+        <w:hyperlink r:id="rId22" w:history="1">
           <w:r>
             <w:rPr>
               <w:rStyle w:val="Hyperlink"/>
@@ -3328,7 +3560,7 @@
           <w:sz w:val="24"/>
           <w:u w:val="single"/>
         </w:rPr>
-        <w:hyperlink r:id="rId22" w:history="1">
+        <w:hyperlink r:id="rId23" w:history="1">
           <w:r>
             <w:rPr>
               <w:rStyle w:val="Hyperlink"/>
@@ -3549,7 +3781,7 @@
           <w:sz w:val="24"/>
           <w:u w:val="single"/>
         </w:rPr>
-        <w:hyperlink r:id="rId23" w:history="1">
+        <w:hyperlink r:id="rId24" w:history="1">
           <w:r>
             <w:rPr>
               <w:rStyle w:val="Hyperlink"/>
@@ -3567,7 +3799,7 @@
           <w:sz w:val="24"/>
           <w:u w:val="single"/>
         </w:rPr>
-        <w:hyperlink r:id="rId23" w:history="1">
+        <w:hyperlink r:id="rId24" w:history="1">
           <w:r>
             <w:rPr>
               <w:rStyle w:val="Hyperlink"/>
@@ -3596,7 +3828,7 @@
           <w:sz w:val="24"/>
           <w:u w:val="single"/>
         </w:rPr>
-        <w:hyperlink r:id="rId23" w:history="1">
+        <w:hyperlink r:id="rId24" w:history="1">
           <w:r>
             <w:rPr>
               <w:rStyle w:val="Hyperlink"/>
@@ -3625,7 +3857,7 @@
           <w:sz w:val="24"/>
           <w:u w:val="single"/>
         </w:rPr>
-        <w:hyperlink r:id="rId23" w:history="1">
+        <w:hyperlink r:id="rId24" w:history="1">
           <w:r>
             <w:rPr>
               <w:rStyle w:val="Hyperlink"/>
@@ -3693,7 +3925,7 @@
           <w:sz w:val="24"/>
           <w:u w:val="single"/>
         </w:rPr>
-        <w:hyperlink r:id="rId24" w:history="1">
+        <w:hyperlink r:id="rId25" w:history="1">
           <w:r>
             <w:rPr>
               <w:rStyle w:val="Hyperlink"/>
@@ -3749,7 +3981,7 @@
           <w:sz w:val="24"/>
           <w:u w:val="single"/>
         </w:rPr>
-        <w:hyperlink r:id="rId25" w:history="1">
+        <w:hyperlink r:id="rId26" w:history="1">
           <w:r>
             <w:rPr>
               <w:rStyle w:val="Hyperlink"/>
@@ -3775,8 +4007,16 @@
           <w:i w:val="0"/>
           <w:color w:val="0000FF"/>
           <w:sz w:val="24"/>
-        </w:rPr>
-        <w:t>Rijksmuseum Amst</w:t>
+          <w:u w:val="single"/>
+        </w:rPr>
+        <w:hyperlink r:id="rId27" w:history="1">
+          <w:r>
+            <w:rPr>
+              <w:rStyle w:val="Hyperlink"/>
+            </w:rPr>
+            <w:t>Rijksmuseum</w:t>
+          </w:r>
+        </w:hyperlink>
       </w:r>
       <w:r>
         <w:rPr>
@@ -3787,7 +4027,36 @@
           <w:sz w:val="24"/>
           <w:u w:val="single"/>
         </w:rPr>
-        <w:hyperlink r:id="rId24" w:history="1">
+        <w:t xml:space="preserve"> </w:t>
+      </w:r>
+      <w:r>
+        <w:rPr>
+          <w:rFonts w:ascii="Charis SIL Regular" w:hAnsi="Charis SIL Regular" w:eastAsia="Charis SIL Regular"/>
+          <w:b w:val="0"/>
+          <w:i w:val="0"/>
+          <w:color w:val="0000FF"/>
+          <w:sz w:val="24"/>
+          <w:u w:val="single"/>
+        </w:rPr>
+        <w:hyperlink r:id="rId27" w:history="1">
+          <w:r>
+            <w:rPr>
+              <w:rStyle w:val="Hyperlink"/>
+            </w:rPr>
+            <w:t>Amst</w:t>
+          </w:r>
+        </w:hyperlink>
+      </w:r>
+      <w:r>
+        <w:rPr>
+          <w:rFonts w:ascii="Charis SIL Regular" w:hAnsi="Charis SIL Regular" w:eastAsia="Charis SIL Regular"/>
+          <w:b w:val="0"/>
+          <w:i w:val="0"/>
+          <w:color w:val="0000FF"/>
+          <w:sz w:val="24"/>
+          <w:u w:val="single"/>
+        </w:rPr>
+        <w:hyperlink r:id="rId25" w:history="1">
           <w:r>
             <w:rPr>
               <w:rStyle w:val="Hyperlink"/>
@@ -3816,8 +4085,16 @@
           <w:i w:val="0"/>
           <w:color w:val="0000FF"/>
           <w:sz w:val="24"/>
-        </w:rPr>
-        <w:t>Mus</w:t>
+          <w:u w:val="single"/>
+        </w:rPr>
+        <w:hyperlink r:id="rId15" w:history="1">
+          <w:r>
+            <w:rPr>
+              <w:rStyle w:val="Hyperlink"/>
+            </w:rPr>
+            <w:t>Mus</w:t>
+          </w:r>
+        </w:hyperlink>
       </w:r>
       <w:r>
         <w:rPr>
@@ -3828,7 +4105,7 @@
           <w:sz w:val="24"/>
           <w:u w:val="single"/>
         </w:rPr>
-        <w:hyperlink r:id="rId26" w:history="1">
+        <w:hyperlink r:id="rId15" w:history="1">
           <w:r>
             <w:rPr>
               <w:rStyle w:val="Hyperlink"/>
@@ -3857,7 +4134,7 @@
           <w:sz w:val="24"/>
           <w:u w:val="single"/>
         </w:rPr>
-        <w:hyperlink r:id="rId26" w:history="1">
+        <w:hyperlink r:id="rId15" w:history="1">
           <w:r>
             <w:rPr>
               <w:rStyle w:val="Hyperlink"/>
@@ -3875,7 +4152,7 @@
           <w:sz w:val="24"/>
           <w:u w:val="single"/>
         </w:rPr>
-        <w:hyperlink r:id="rId26" w:history="1">
+        <w:hyperlink r:id="rId15" w:history="1">
           <w:r>
             <w:rPr>
               <w:rStyle w:val="Hyperlink"/>
@@ -3893,7 +4170,7 @@
           <w:color w:val="000000"/>
           <w:sz w:val="24"/>
         </w:rPr>
-        <w:hyperlink r:id="rId26" w:history="1">
+        <w:hyperlink r:id="rId27" w:history="1">
           <w:r>
             <w:rPr>
               <w:rStyle w:val="Hyperlink"/>
@@ -3971,7 +4248,7 @@
           <w:sz w:val="24"/>
           <w:u w:val="single"/>
         </w:rPr>
-        <w:hyperlink r:id="rId27" w:history="1">
+        <w:hyperlink r:id="rId28" w:history="1">
           <w:r>
             <w:rPr>
               <w:rStyle w:val="Hyperlink"/>
@@ -4000,7 +4277,7 @@
           <w:sz w:val="24"/>
           <w:u w:val="single"/>
         </w:rPr>
-        <w:hyperlink r:id="rId27" w:history="1">
+        <w:hyperlink r:id="rId28" w:history="1">
           <w:r>
             <w:rPr>
               <w:rStyle w:val="Hyperlink"/>
@@ -4029,7 +4306,7 @@
           <w:sz w:val="24"/>
           <w:u w:val="single"/>
         </w:rPr>
-        <w:hyperlink r:id="rId27" w:history="1">
+        <w:hyperlink r:id="rId28" w:history="1">
           <w:r>
             <w:rPr>
               <w:rStyle w:val="Hyperlink"/>
@@ -4127,7 +4404,7 @@
           <w:sz w:val="24"/>
           <w:u w:val="single"/>
         </w:rPr>
-        <w:hyperlink r:id="rId28" w:history="1">
+        <w:hyperlink r:id="rId29" w:history="1">
           <w:r>
             <w:rPr>
               <w:rStyle w:val="Hyperlink"/>
@@ -4155,7 +4432,7 @@
           <w:sz w:val="24"/>
           <w:u w:val="single"/>
         </w:rPr>
-        <w:hyperlink r:id="rId29" w:history="1">
+        <w:hyperlink r:id="rId30" w:history="1">
           <w:r>
             <w:rPr>
               <w:rStyle w:val="Hyperlink"/>
@@ -4193,7 +4470,7 @@
           <w:color w:val="000000"/>
           <w:sz w:val="24"/>
         </w:rPr>
-        <w:hyperlink r:id="rId28" w:history="1">
+        <w:hyperlink r:id="rId29" w:history="1">
           <w:r>
             <w:rPr>
               <w:rStyle w:val="Hyperlink"/>
@@ -4221,7 +4498,7 @@
           <w:color w:val="000000"/>
           <w:sz w:val="24"/>
         </w:rPr>
-        <w:hyperlink r:id="rId29" w:history="1">
+        <w:hyperlink r:id="rId30" w:history="1">
           <w:r>
             <w:rPr>
               <w:rStyle w:val="Hyperlink"/>

--- a/EXPORTS/DOCX/published/niveau2/Dutch/Indonesia.docx
+++ b/EXPORTS/DOCX/published/niveau2/Dutch/Indonesia.docx
@@ -710,13 +710,68 @@
       </w:r>
       <w:r>
         <w:rPr>
+          <w:u w:val="single" w:color="0000ff"/>
           <w:rFonts w:ascii="Charis SIL Regular" w:hAnsi="Charis SIL Regular" w:eastAsia="Charis SIL Regular"/>
           <w:b w:val="0"/>
           <w:i w:val="0"/>
           <w:color w:val="000000"/>
           <w:sz w:val="24"/>
         </w:rPr>
-        <w:t>dat in 1778 in Batavia werd o</w:t>
+        <w:hyperlink r:id="rId10" w:history="1">
+          <w:r>
+            <w:rPr>
+              <w:rStyle w:val="Hyperlink"/>
+            </w:rPr>
+            <w:t>dat in 1778</w:t>
+          </w:r>
+        </w:hyperlink>
+      </w:r>
+      <w:r>
+        <w:rPr>
+          <w:u w:val="single" w:color="0000ff"/>
+          <w:rFonts w:ascii="Charis SIL Regular" w:hAnsi="Charis SIL Regular" w:eastAsia="Charis SIL Regular"/>
+          <w:b w:val="0"/>
+          <w:i w:val="0"/>
+          <w:color w:val="000000"/>
+          <w:sz w:val="24"/>
+        </w:rPr>
+        <w:t xml:space="preserve"> </w:t>
+      </w:r>
+      <w:r>
+        <w:rPr>
+          <w:u w:val="single" w:color="0000ff"/>
+          <w:rFonts w:ascii="Charis SIL Regular" w:hAnsi="Charis SIL Regular" w:eastAsia="Charis SIL Regular"/>
+          <w:b w:val="0"/>
+          <w:i w:val="0"/>
+          <w:color w:val="000000"/>
+          <w:sz w:val="24"/>
+        </w:rPr>
+        <w:hyperlink r:id="rId10" w:history="1">
+          <w:r>
+            <w:rPr>
+              <w:rStyle w:val="Hyperlink"/>
+            </w:rPr>
+            <w:t>in Batavia we</w:t>
+          </w:r>
+        </w:hyperlink>
+      </w:r>
+      <w:r>
+        <w:rPr>
+          <w:u w:val="single" w:color="0000ff"/>
+          <w:rFonts w:ascii="Charis SIL Regular" w:hAnsi="Charis SIL Regular" w:eastAsia="Charis SIL Regular"/>
+          <w:b w:val="0"/>
+          <w:i w:val="0"/>
+          <w:color w:val="000000"/>
+          <w:sz w:val="24"/>
+        </w:rPr>
+        <w:hyperlink r:id="rId10" w:history="1">
+          <w:r>
+            <w:rPr>
+              <w:rStyle w:val="Hyperlink"/>
+            </w:rPr>
+            <w:t>rd o</w:t>
+          </w:r>
+        </w:hyperlink>
       </w:r>
       <w:r>
         <w:rPr>
@@ -1186,25 +1241,7 @@
           <w:color w:val="000000"/>
           <w:sz w:val="24"/>
         </w:rPr>
-        <w:t>gedetailleerde informatie e</w:t>
-      </w:r>
-      <w:r>
-        <w:rPr>
-          <w:u w:val="single" w:color="0000ff"/>
-          <w:rFonts w:ascii="Charis SIL Regular" w:hAnsi="Charis SIL Regular" w:eastAsia="Charis SIL Regular"/>
-          <w:b w:val="0"/>
-          <w:i w:val="0"/>
-          <w:color w:val="000000"/>
-          <w:sz w:val="24"/>
-        </w:rPr>
-        <w:hyperlink r:id="rId12" w:history="1">
-          <w:r>
-            <w:rPr>
-              <w:rStyle w:val="Hyperlink"/>
-            </w:rPr>
-            <w:t>n bronn</w:t>
-          </w:r>
-        </w:hyperlink>
+        <w:t>gedetailleerde informatie en bronn</w:t>
       </w:r>
       <w:r>
         <w:rPr>
@@ -3157,7 +3194,25 @@
             <w:rPr>
               <w:rStyle w:val="Hyperlink"/>
             </w:rPr>
-            <w:t>en de bevi</w:t>
+            <w:t>en de bev</w:t>
+          </w:r>
+        </w:hyperlink>
+      </w:r>
+      <w:r>
+        <w:rPr>
+          <w:u w:val="single" w:color="0000ff"/>
+          <w:rFonts w:ascii="Charis SIL Regular" w:hAnsi="Charis SIL Regular" w:eastAsia="Charis SIL Regular"/>
+          <w:b w:val="0"/>
+          <w:i w:val="0"/>
+          <w:color w:val="000000"/>
+          <w:sz w:val="24"/>
+        </w:rPr>
+        <w:hyperlink r:id="rId21" w:history="1">
+          <w:r>
+            <w:rPr>
+              <w:rStyle w:val="Hyperlink"/>
+            </w:rPr>
+            <w:t>i</w:t>
           </w:r>
         </w:hyperlink>
       </w:r>
@@ -4056,7 +4111,7 @@
           <w:sz w:val="24"/>
           <w:u w:val="single"/>
         </w:rPr>
-        <w:hyperlink r:id="rId25" w:history="1">
+        <w:hyperlink r:id="rId27" w:history="1">
           <w:r>
             <w:rPr>
               <w:rStyle w:val="Hyperlink"/>
@@ -4085,27 +4140,19 @@
           <w:i w:val="0"/>
           <w:color w:val="0000FF"/>
           <w:sz w:val="24"/>
+        </w:rPr>
+        <w:t>Mus</w:t>
+      </w:r>
+      <w:r>
+        <w:rPr>
+          <w:rFonts w:ascii="Charis SIL Regular" w:hAnsi="Charis SIL Regular" w:eastAsia="Charis SIL Regular"/>
+          <w:b w:val="0"/>
+          <w:i w:val="0"/>
+          <w:color w:val="0000FF"/>
+          <w:sz w:val="24"/>
           <w:u w:val="single"/>
         </w:rPr>
-        <w:hyperlink r:id="rId15" w:history="1">
-          <w:r>
-            <w:rPr>
-              <w:rStyle w:val="Hyperlink"/>
-            </w:rPr>
-            <w:t>Mus</w:t>
-          </w:r>
-        </w:hyperlink>
-      </w:r>
-      <w:r>
-        <w:rPr>
-          <w:rFonts w:ascii="Charis SIL Regular" w:hAnsi="Charis SIL Regular" w:eastAsia="Charis SIL Regular"/>
-          <w:b w:val="0"/>
-          <w:i w:val="0"/>
-          <w:color w:val="0000FF"/>
-          <w:sz w:val="24"/>
-          <w:u w:val="single"/>
-        </w:rPr>
-        <w:hyperlink r:id="rId15" w:history="1">
+        <w:hyperlink r:id="rId27" w:history="1">
           <w:r>
             <w:rPr>
               <w:rStyle w:val="Hyperlink"/>
@@ -4134,7 +4181,7 @@
           <w:sz w:val="24"/>
           <w:u w:val="single"/>
         </w:rPr>
-        <w:hyperlink r:id="rId15" w:history="1">
+        <w:hyperlink r:id="rId27" w:history="1">
           <w:r>
             <w:rPr>
               <w:rStyle w:val="Hyperlink"/>
@@ -4152,7 +4199,7 @@
           <w:sz w:val="24"/>
           <w:u w:val="single"/>
         </w:rPr>
-        <w:hyperlink r:id="rId15" w:history="1">
+        <w:hyperlink r:id="rId27" w:history="1">
           <w:r>
             <w:rPr>
               <w:rStyle w:val="Hyperlink"/>

--- a/EXPORTS/DOCX/published/niveau2/Dutch/Indonesia.docx
+++ b/EXPORTS/DOCX/published/niveau2/Dutch/Indonesia.docx
@@ -1241,7 +1241,25 @@
           <w:color w:val="000000"/>
           <w:sz w:val="24"/>
         </w:rPr>
-        <w:t>gedetailleerde informatie en bronn</w:t>
+        <w:t>gedetailleerde informatie e</w:t>
+      </w:r>
+      <w:r>
+        <w:rPr>
+          <w:u w:val="single" w:color="0000ff"/>
+          <w:rFonts w:ascii="Charis SIL Regular" w:hAnsi="Charis SIL Regular" w:eastAsia="Charis SIL Regular"/>
+          <w:b w:val="0"/>
+          <w:i w:val="0"/>
+          <w:color w:val="000000"/>
+          <w:sz w:val="24"/>
+        </w:rPr>
+        <w:hyperlink r:id="rId12" w:history="1">
+          <w:r>
+            <w:rPr>
+              <w:rStyle w:val="Hyperlink"/>
+            </w:rPr>
+            <w:t>n bronn</w:t>
+          </w:r>
+        </w:hyperlink>
       </w:r>
       <w:r>
         <w:rPr>
@@ -2469,7 +2487,34 @@
           <w:color w:val="000000"/>
           <w:sz w:val="24"/>
         </w:rPr>
-        <w:t xml:space="preserve">zendelingen en missionarissen, zie de desbetreffende </w:t>
+        <w:t>zendelingen en missionarissen, zie de des</w:t>
+      </w:r>
+      <w:r>
+        <w:rPr>
+          <w:rFonts w:ascii="Charis SIL Regular" w:hAnsi="Charis SIL Regular" w:eastAsia="Charis SIL Regular"/>
+          <w:b w:val="0"/>
+          <w:i w:val="0"/>
+          <w:color w:val="000000"/>
+          <w:sz w:val="24"/>
+        </w:rPr>
+        <w:hyperlink r:id="rId19" w:history="1">
+          <w:r>
+            <w:rPr>
+              <w:rStyle w:val="Hyperlink"/>
+            </w:rPr>
+            <w:t>betreffende</w:t>
+          </w:r>
+        </w:hyperlink>
+      </w:r>
+      <w:r>
+        <w:rPr>
+          <w:rFonts w:ascii="Charis SIL Regular" w:hAnsi="Charis SIL Regular" w:eastAsia="Charis SIL Regular"/>
+          <w:b w:val="0"/>
+          <w:i w:val="0"/>
+          <w:color w:val="000000"/>
+          <w:sz w:val="24"/>
+        </w:rPr>
+        <w:t xml:space="preserve"> </w:t>
       </w:r>
       <w:r>
         <w:rPr>
@@ -2480,7 +2525,7 @@
           <w:sz w:val="24"/>
           <w:u w:val="single"/>
         </w:rPr>
-        <w:hyperlink r:id="rId20" w:history="1">
+        <w:hyperlink r:id="rId19" w:history="1">
           <w:r>
             <w:rPr>
               <w:rStyle w:val="Hyperlink"/>
@@ -2498,7 +2543,7 @@
           <w:sz w:val="24"/>
           <w:u w:val="single"/>
         </w:rPr>
-        <w:hyperlink r:id="rId20" w:history="1">
+        <w:hyperlink r:id="rId19" w:history="1">
           <w:r>
             <w:rPr>
               <w:rStyle w:val="Hyperlink"/>
@@ -2516,7 +2561,7 @@
           <w:sz w:val="24"/>
           <w:u w:val="single"/>
         </w:rPr>
-        <w:hyperlink r:id="rId20" w:history="1">
+        <w:hyperlink r:id="rId19" w:history="1">
           <w:r>
             <w:rPr>
               <w:rStyle w:val="Hyperlink"/>
@@ -2817,7 +2862,7 @@
           <w:sz w:val="24"/>
           <w:u w:val="single"/>
         </w:rPr>
-        <w:hyperlink r:id="rId21" w:history="1">
+        <w:hyperlink r:id="rId20" w:history="1">
           <w:r>
             <w:rPr>
               <w:rStyle w:val="Hyperlink"/>
@@ -2846,7 +2891,7 @@
           <w:sz w:val="24"/>
           <w:u w:val="single"/>
         </w:rPr>
-        <w:hyperlink r:id="rId21" w:history="1">
+        <w:hyperlink r:id="rId20" w:history="1">
           <w:r>
             <w:rPr>
               <w:rStyle w:val="Hyperlink"/>
@@ -2875,7 +2920,7 @@
           <w:sz w:val="24"/>
           <w:u w:val="single"/>
         </w:rPr>
-        <w:hyperlink r:id="rId21" w:history="1">
+        <w:hyperlink r:id="rId20" w:history="1">
           <w:r>
             <w:rPr>
               <w:rStyle w:val="Hyperlink"/>
@@ -2902,8 +2947,9 @@
           <w:i w:val="0"/>
           <w:color w:val="0000FF"/>
           <w:sz w:val="24"/>
-        </w:rPr>
-        <w:hyperlink r:id="rId21" w:history="1">
+          <w:u w:val="single"/>
+        </w:rPr>
+        <w:hyperlink r:id="rId20" w:history="1">
           <w:r>
             <w:rPr>
               <w:rStyle w:val="Hyperlink"/>
@@ -2979,7 +3025,7 @@
           <w:sz w:val="24"/>
           <w:u w:val="single"/>
         </w:rPr>
-        <w:hyperlink r:id="rId10" w:history="1">
+        <w:hyperlink r:id="rId20" w:history="1">
           <w:r>
             <w:rPr>
               <w:rStyle w:val="Hyperlink"/>
@@ -2997,7 +3043,7 @@
           <w:sz w:val="24"/>
           <w:u w:val="single"/>
         </w:rPr>
-        <w:hyperlink r:id="rId10" w:history="1">
+        <w:hyperlink r:id="rId20" w:history="1">
           <w:r>
             <w:rPr>
               <w:rStyle w:val="Hyperlink"/>
@@ -3026,7 +3072,7 @@
           <w:sz w:val="24"/>
           <w:u w:val="single"/>
         </w:rPr>
-        <w:hyperlink r:id="rId10" w:history="1">
+        <w:hyperlink r:id="rId20" w:history="1">
           <w:r>
             <w:rPr>
               <w:rStyle w:val="Hyperlink"/>
@@ -3044,7 +3090,7 @@
           <w:sz w:val="24"/>
           <w:u w:val="single"/>
         </w:rPr>
-        <w:hyperlink r:id="rId10" w:history="1">
+        <w:hyperlink r:id="rId20" w:history="1">
           <w:r>
             <w:rPr>
               <w:rStyle w:val="Hyperlink"/>
@@ -3136,6 +3182,16 @@
       </w:r>
       <w:r>
         <w:rPr>
+          <w:rFonts w:ascii="Charis SIL Regular" w:hAnsi="Charis SIL Regular" w:eastAsia="Charis SIL Regular"/>
+          <w:b w:val="0"/>
+          <w:i w:val="0"/>
+          <w:color w:val="000000"/>
+          <w:sz w:val="24"/>
+        </w:rPr>
+        <w:t>dit soort organisaties werden de bevindingen van wetenschappe</w:t>
+      </w:r>
+      <w:r>
+        <w:rPr>
           <w:u w:val="single" w:color="0000ff"/>
           <w:rFonts w:ascii="Charis SIL Regular" w:hAnsi="Charis SIL Regular" w:eastAsia="Charis SIL Regular"/>
           <w:b w:val="0"/>
@@ -3143,197 +3199,7 @@
           <w:color w:val="000000"/>
           <w:sz w:val="24"/>
         </w:rPr>
-        <w:hyperlink r:id="rId10" w:history="1">
-          <w:r>
-            <w:rPr>
-              <w:rStyle w:val="Hyperlink"/>
-            </w:rPr>
-            <w:t>dit</w:t>
-          </w:r>
-        </w:hyperlink>
-      </w:r>
-      <w:r>
-        <w:rPr>
-          <w:u w:val="single" w:color="0000ff"/>
-          <w:rFonts w:ascii="Charis SIL Regular" w:hAnsi="Charis SIL Regular" w:eastAsia="Charis SIL Regular"/>
-          <w:b w:val="0"/>
-          <w:i w:val="0"/>
-          <w:color w:val="000000"/>
-          <w:sz w:val="24"/>
-        </w:rPr>
-        <w:hyperlink r:id="rId10" w:history="1">
-          <w:r>
-            <w:rPr>
-              <w:rStyle w:val="Hyperlink"/>
-            </w:rPr>
-            <w:t xml:space="preserve"> soort organisati</w:t>
-          </w:r>
-        </w:hyperlink>
-      </w:r>
-      <w:r>
-        <w:rPr>
-          <w:rFonts w:ascii="Charis SIL Regular" w:hAnsi="Charis SIL Regular" w:eastAsia="Charis SIL Regular"/>
-          <w:b w:val="0"/>
-          <w:i w:val="0"/>
-          <w:color w:val="000000"/>
-          <w:sz w:val="24"/>
-        </w:rPr>
-        <w:t>es werd</w:t>
-      </w:r>
-      <w:r>
-        <w:rPr>
-          <w:u w:val="single" w:color="0000ff"/>
-          <w:rFonts w:ascii="Charis SIL Regular" w:hAnsi="Charis SIL Regular" w:eastAsia="Charis SIL Regular"/>
-          <w:b w:val="0"/>
-          <w:i w:val="0"/>
-          <w:color w:val="000000"/>
-          <w:sz w:val="24"/>
-        </w:rPr>
-        <w:hyperlink r:id="rId21" w:history="1">
-          <w:r>
-            <w:rPr>
-              <w:rStyle w:val="Hyperlink"/>
-            </w:rPr>
-            <w:t>en de bev</w:t>
-          </w:r>
-        </w:hyperlink>
-      </w:r>
-      <w:r>
-        <w:rPr>
-          <w:u w:val="single" w:color="0000ff"/>
-          <w:rFonts w:ascii="Charis SIL Regular" w:hAnsi="Charis SIL Regular" w:eastAsia="Charis SIL Regular"/>
-          <w:b w:val="0"/>
-          <w:i w:val="0"/>
-          <w:color w:val="000000"/>
-          <w:sz w:val="24"/>
-        </w:rPr>
-        <w:hyperlink r:id="rId21" w:history="1">
-          <w:r>
-            <w:rPr>
-              <w:rStyle w:val="Hyperlink"/>
-            </w:rPr>
-            <w:t>i</w:t>
-          </w:r>
-        </w:hyperlink>
-      </w:r>
-      <w:r>
-        <w:rPr>
-          <w:u w:val="single" w:color="0000ff"/>
-          <w:rFonts w:ascii="Charis SIL Regular" w:hAnsi="Charis SIL Regular" w:eastAsia="Charis SIL Regular"/>
-          <w:b w:val="0"/>
-          <w:i w:val="0"/>
-          <w:color w:val="000000"/>
-          <w:sz w:val="24"/>
-        </w:rPr>
-        <w:hyperlink r:id="rId21" w:history="1">
-          <w:r>
-            <w:rPr>
-              <w:rStyle w:val="Hyperlink"/>
-            </w:rPr>
-            <w:t xml:space="preserve">ndingen </w:t>
-          </w:r>
-        </w:hyperlink>
-      </w:r>
-      <w:r>
-        <w:rPr>
-          <w:u w:val="single" w:color="0000ff"/>
-          <w:rFonts w:ascii="Charis SIL Regular" w:hAnsi="Charis SIL Regular" w:eastAsia="Charis SIL Regular"/>
-          <w:b w:val="0"/>
-          <w:i w:val="0"/>
-          <w:color w:val="000000"/>
-          <w:sz w:val="24"/>
-        </w:rPr>
-        <w:hyperlink r:id="rId21" w:history="1">
-          <w:r>
-            <w:rPr>
-              <w:rStyle w:val="Hyperlink"/>
-            </w:rPr>
-            <w:t>v</w:t>
-          </w:r>
-        </w:hyperlink>
-      </w:r>
-      <w:r>
-        <w:rPr>
-          <w:u w:val="single" w:color="0000ff"/>
-          <w:rFonts w:ascii="Charis SIL Regular" w:hAnsi="Charis SIL Regular" w:eastAsia="Charis SIL Regular"/>
-          <w:b w:val="0"/>
-          <w:i w:val="0"/>
-          <w:color w:val="000000"/>
-          <w:sz w:val="24"/>
-        </w:rPr>
-        <w:hyperlink r:id="rId21" w:history="1">
-          <w:r>
-            <w:rPr>
-              <w:rStyle w:val="Hyperlink"/>
-            </w:rPr>
-            <w:t>an w</w:t>
-          </w:r>
-        </w:hyperlink>
-      </w:r>
-      <w:r>
-        <w:rPr>
-          <w:u w:val="single" w:color="0000ff"/>
-          <w:rFonts w:ascii="Charis SIL Regular" w:hAnsi="Charis SIL Regular" w:eastAsia="Charis SIL Regular"/>
-          <w:b w:val="0"/>
-          <w:i w:val="0"/>
-          <w:color w:val="000000"/>
-          <w:sz w:val="24"/>
-        </w:rPr>
-        <w:hyperlink r:id="rId21" w:history="1">
-          <w:r>
-            <w:rPr>
-              <w:rStyle w:val="Hyperlink"/>
-            </w:rPr>
-            <w:t>etens</w:t>
-          </w:r>
-        </w:hyperlink>
-      </w:r>
-      <w:r>
-        <w:rPr>
-          <w:u w:val="single" w:color="0000ff"/>
-          <w:rFonts w:ascii="Charis SIL Regular" w:hAnsi="Charis SIL Regular" w:eastAsia="Charis SIL Regular"/>
-          <w:b w:val="0"/>
-          <w:i w:val="0"/>
-          <w:color w:val="000000"/>
-          <w:sz w:val="24"/>
-        </w:rPr>
-        <w:hyperlink r:id="rId21" w:history="1">
-          <w:r>
-            <w:rPr>
-              <w:rStyle w:val="Hyperlink"/>
-            </w:rPr>
-            <w:t>c</w:t>
-          </w:r>
-        </w:hyperlink>
-      </w:r>
-      <w:r>
-        <w:rPr>
-          <w:u w:val="single" w:color="0000ff"/>
-          <w:rFonts w:ascii="Charis SIL Regular" w:hAnsi="Charis SIL Regular" w:eastAsia="Charis SIL Regular"/>
-          <w:b w:val="0"/>
-          <w:i w:val="0"/>
-          <w:color w:val="000000"/>
-          <w:sz w:val="24"/>
-        </w:rPr>
-        <w:hyperlink r:id="rId21" w:history="1">
-          <w:r>
-            <w:rPr>
-              <w:rStyle w:val="Hyperlink"/>
-            </w:rPr>
-            <w:t>happe</w:t>
-          </w:r>
-        </w:hyperlink>
-      </w:r>
-      <w:r>
-        <w:rPr>
-          <w:u w:val="single" w:color="0000ff"/>
-          <w:rFonts w:ascii="Charis SIL Regular" w:hAnsi="Charis SIL Regular" w:eastAsia="Charis SIL Regular"/>
-          <w:b w:val="0"/>
-          <w:i w:val="0"/>
-          <w:color w:val="000000"/>
-          <w:sz w:val="24"/>
-        </w:rPr>
-        <w:hyperlink r:id="rId21" w:history="1">
+        <w:hyperlink r:id="rId20" w:history="1">
           <w:r>
             <w:rPr>
               <w:rStyle w:val="Hyperlink"/>
@@ -3351,7 +3217,7 @@
           <w:color w:val="000000"/>
           <w:sz w:val="24"/>
         </w:rPr>
-        <w:hyperlink r:id="rId21" w:history="1">
+        <w:hyperlink r:id="rId20" w:history="1">
           <w:r>
             <w:rPr>
               <w:rStyle w:val="Hyperlink"/>
@@ -3435,7 +3301,7 @@
           <w:sz w:val="24"/>
           <w:u w:val="single"/>
         </w:rPr>
-        <w:hyperlink r:id="rId22" w:history="1">
+        <w:hyperlink r:id="rId21" w:history="1">
           <w:r>
             <w:rPr>
               <w:rStyle w:val="Hyperlink"/>
@@ -3615,7 +3481,7 @@
           <w:sz w:val="24"/>
           <w:u w:val="single"/>
         </w:rPr>
-        <w:hyperlink r:id="rId23" w:history="1">
+        <w:hyperlink r:id="rId22" w:history="1">
           <w:r>
             <w:rPr>
               <w:rStyle w:val="Hyperlink"/>
@@ -3836,7 +3702,7 @@
           <w:sz w:val="24"/>
           <w:u w:val="single"/>
         </w:rPr>
-        <w:hyperlink r:id="rId24" w:history="1">
+        <w:hyperlink r:id="rId23" w:history="1">
           <w:r>
             <w:rPr>
               <w:rStyle w:val="Hyperlink"/>
@@ -3854,7 +3720,7 @@
           <w:sz w:val="24"/>
           <w:u w:val="single"/>
         </w:rPr>
-        <w:hyperlink r:id="rId24" w:history="1">
+        <w:hyperlink r:id="rId23" w:history="1">
           <w:r>
             <w:rPr>
               <w:rStyle w:val="Hyperlink"/>
@@ -3883,7 +3749,7 @@
           <w:sz w:val="24"/>
           <w:u w:val="single"/>
         </w:rPr>
-        <w:hyperlink r:id="rId24" w:history="1">
+        <w:hyperlink r:id="rId23" w:history="1">
           <w:r>
             <w:rPr>
               <w:rStyle w:val="Hyperlink"/>
@@ -3912,7 +3778,7 @@
           <w:sz w:val="24"/>
           <w:u w:val="single"/>
         </w:rPr>
-        <w:hyperlink r:id="rId24" w:history="1">
+        <w:hyperlink r:id="rId23" w:history="1">
           <w:r>
             <w:rPr>
               <w:rStyle w:val="Hyperlink"/>
@@ -3980,7 +3846,7 @@
           <w:sz w:val="24"/>
           <w:u w:val="single"/>
         </w:rPr>
-        <w:hyperlink r:id="rId25" w:history="1">
+        <w:hyperlink r:id="rId24" w:history="1">
           <w:r>
             <w:rPr>
               <w:rStyle w:val="Hyperlink"/>
@@ -4036,7 +3902,7 @@
           <w:sz w:val="24"/>
           <w:u w:val="single"/>
         </w:rPr>
-        <w:hyperlink r:id="rId26" w:history="1">
+        <w:hyperlink r:id="rId25" w:history="1">
           <w:r>
             <w:rPr>
               <w:rStyle w:val="Hyperlink"/>
@@ -4064,7 +3930,7 @@
           <w:sz w:val="24"/>
           <w:u w:val="single"/>
         </w:rPr>
-        <w:hyperlink r:id="rId27" w:history="1">
+        <w:hyperlink r:id="rId26" w:history="1">
           <w:r>
             <w:rPr>
               <w:rStyle w:val="Hyperlink"/>
@@ -4093,7 +3959,7 @@
           <w:sz w:val="24"/>
           <w:u w:val="single"/>
         </w:rPr>
-        <w:hyperlink r:id="rId27" w:history="1">
+        <w:hyperlink r:id="rId26" w:history="1">
           <w:r>
             <w:rPr>
               <w:rStyle w:val="Hyperlink"/>
@@ -4111,7 +3977,7 @@
           <w:sz w:val="24"/>
           <w:u w:val="single"/>
         </w:rPr>
-        <w:hyperlink r:id="rId27" w:history="1">
+        <w:hyperlink r:id="rId26" w:history="1">
           <w:r>
             <w:rPr>
               <w:rStyle w:val="Hyperlink"/>
@@ -4140,8 +4006,16 @@
           <w:i w:val="0"/>
           <w:color w:val="0000FF"/>
           <w:sz w:val="24"/>
-        </w:rPr>
-        <w:t>Mus</w:t>
+          <w:u w:val="single"/>
+        </w:rPr>
+        <w:hyperlink r:id="rId15" w:history="1">
+          <w:r>
+            <w:rPr>
+              <w:rStyle w:val="Hyperlink"/>
+            </w:rPr>
+            <w:t>Mus</w:t>
+          </w:r>
+        </w:hyperlink>
       </w:r>
       <w:r>
         <w:rPr>
@@ -4152,7 +4026,7 @@
           <w:sz w:val="24"/>
           <w:u w:val="single"/>
         </w:rPr>
-        <w:hyperlink r:id="rId27" w:history="1">
+        <w:hyperlink r:id="rId15" w:history="1">
           <w:r>
             <w:rPr>
               <w:rStyle w:val="Hyperlink"/>
@@ -4181,7 +4055,7 @@
           <w:sz w:val="24"/>
           <w:u w:val="single"/>
         </w:rPr>
-        <w:hyperlink r:id="rId27" w:history="1">
+        <w:hyperlink r:id="rId15" w:history="1">
           <w:r>
             <w:rPr>
               <w:rStyle w:val="Hyperlink"/>
@@ -4199,7 +4073,7 @@
           <w:sz w:val="24"/>
           <w:u w:val="single"/>
         </w:rPr>
-        <w:hyperlink r:id="rId27" w:history="1">
+        <w:hyperlink r:id="rId26" w:history="1">
           <w:r>
             <w:rPr>
               <w:rStyle w:val="Hyperlink"/>
@@ -4217,7 +4091,7 @@
           <w:color w:val="000000"/>
           <w:sz w:val="24"/>
         </w:rPr>
-        <w:hyperlink r:id="rId27" w:history="1">
+        <w:hyperlink r:id="rId26" w:history="1">
           <w:r>
             <w:rPr>
               <w:rStyle w:val="Hyperlink"/>
@@ -4295,7 +4169,7 @@
           <w:sz w:val="24"/>
           <w:u w:val="single"/>
         </w:rPr>
-        <w:hyperlink r:id="rId28" w:history="1">
+        <w:hyperlink r:id="rId27" w:history="1">
           <w:r>
             <w:rPr>
               <w:rStyle w:val="Hyperlink"/>
@@ -4324,7 +4198,7 @@
           <w:sz w:val="24"/>
           <w:u w:val="single"/>
         </w:rPr>
-        <w:hyperlink r:id="rId28" w:history="1">
+        <w:hyperlink r:id="rId27" w:history="1">
           <w:r>
             <w:rPr>
               <w:rStyle w:val="Hyperlink"/>
@@ -4353,7 +4227,7 @@
           <w:sz w:val="24"/>
           <w:u w:val="single"/>
         </w:rPr>
-        <w:hyperlink r:id="rId28" w:history="1">
+        <w:hyperlink r:id="rId27" w:history="1">
           <w:r>
             <w:rPr>
               <w:rStyle w:val="Hyperlink"/>
@@ -4451,7 +4325,7 @@
           <w:sz w:val="24"/>
           <w:u w:val="single"/>
         </w:rPr>
-        <w:hyperlink r:id="rId29" w:history="1">
+        <w:hyperlink r:id="rId28" w:history="1">
           <w:r>
             <w:rPr>
               <w:rStyle w:val="Hyperlink"/>
@@ -4479,7 +4353,7 @@
           <w:sz w:val="24"/>
           <w:u w:val="single"/>
         </w:rPr>
-        <w:hyperlink r:id="rId30" w:history="1">
+        <w:hyperlink r:id="rId29" w:history="1">
           <w:r>
             <w:rPr>
               <w:rStyle w:val="Hyperlink"/>
@@ -4517,7 +4391,7 @@
           <w:color w:val="000000"/>
           <w:sz w:val="24"/>
         </w:rPr>
-        <w:hyperlink r:id="rId29" w:history="1">
+        <w:hyperlink r:id="rId28" w:history="1">
           <w:r>
             <w:rPr>
               <w:rStyle w:val="Hyperlink"/>
@@ -4545,7 +4419,7 @@
           <w:color w:val="000000"/>
           <w:sz w:val="24"/>
         </w:rPr>
-        <w:hyperlink r:id="rId30" w:history="1">
+        <w:hyperlink r:id="rId29" w:history="1">
           <w:r>
             <w:rPr>
               <w:rStyle w:val="Hyperlink"/>

--- a/EXPORTS/DOCX/published/niveau2/Dutch/Indonesia.docx
+++ b/EXPORTS/DOCX/published/niveau2/Dutch/Indonesia.docx
@@ -2491,20 +2491,14 @@
       </w:r>
       <w:r>
         <w:rPr>
+          <w:u w:val="single" w:color="0000ff"/>
           <w:rFonts w:ascii="Charis SIL Regular" w:hAnsi="Charis SIL Regular" w:eastAsia="Charis SIL Regular"/>
           <w:b w:val="0"/>
           <w:i w:val="0"/>
           <w:color w:val="000000"/>
           <w:sz w:val="24"/>
         </w:rPr>
-        <w:hyperlink r:id="rId19" w:history="1">
-          <w:r>
-            <w:rPr>
-              <w:rStyle w:val="Hyperlink"/>
-            </w:rPr>
-            <w:t>betreffende</w:t>
-          </w:r>
-        </w:hyperlink>
+        <w:t>betreffende</w:t>
       </w:r>
       <w:r>
         <w:rPr>
@@ -2525,7 +2519,7 @@
           <w:sz w:val="24"/>
           <w:u w:val="single"/>
         </w:rPr>
-        <w:hyperlink r:id="rId19" w:history="1">
+        <w:hyperlink r:id="rId20" w:history="1">
           <w:r>
             <w:rPr>
               <w:rStyle w:val="Hyperlink"/>
@@ -2862,7 +2856,7 @@
           <w:sz w:val="24"/>
           <w:u w:val="single"/>
         </w:rPr>
-        <w:hyperlink r:id="rId20" w:history="1">
+        <w:hyperlink r:id="rId21" w:history="1">
           <w:r>
             <w:rPr>
               <w:rStyle w:val="Hyperlink"/>
@@ -2891,7 +2885,7 @@
           <w:sz w:val="24"/>
           <w:u w:val="single"/>
         </w:rPr>
-        <w:hyperlink r:id="rId20" w:history="1">
+        <w:hyperlink r:id="rId21" w:history="1">
           <w:r>
             <w:rPr>
               <w:rStyle w:val="Hyperlink"/>
@@ -2920,7 +2914,7 @@
           <w:sz w:val="24"/>
           <w:u w:val="single"/>
         </w:rPr>
-        <w:hyperlink r:id="rId20" w:history="1">
+        <w:hyperlink r:id="rId21" w:history="1">
           <w:r>
             <w:rPr>
               <w:rStyle w:val="Hyperlink"/>
@@ -2947,9 +2941,8 @@
           <w:i w:val="0"/>
           <w:color w:val="0000FF"/>
           <w:sz w:val="24"/>
-          <w:u w:val="single"/>
-        </w:rPr>
-        <w:hyperlink r:id="rId20" w:history="1">
+        </w:rPr>
+        <w:hyperlink r:id="rId21" w:history="1">
           <w:r>
             <w:rPr>
               <w:rStyle w:val="Hyperlink"/>
@@ -3025,7 +3018,7 @@
           <w:sz w:val="24"/>
           <w:u w:val="single"/>
         </w:rPr>
-        <w:hyperlink r:id="rId20" w:history="1">
+        <w:hyperlink r:id="rId10" w:history="1">
           <w:r>
             <w:rPr>
               <w:rStyle w:val="Hyperlink"/>
@@ -3043,7 +3036,7 @@
           <w:sz w:val="24"/>
           <w:u w:val="single"/>
         </w:rPr>
-        <w:hyperlink r:id="rId20" w:history="1">
+        <w:hyperlink r:id="rId10" w:history="1">
           <w:r>
             <w:rPr>
               <w:rStyle w:val="Hyperlink"/>
@@ -3072,7 +3065,7 @@
           <w:sz w:val="24"/>
           <w:u w:val="single"/>
         </w:rPr>
-        <w:hyperlink r:id="rId20" w:history="1">
+        <w:hyperlink r:id="rId10" w:history="1">
           <w:r>
             <w:rPr>
               <w:rStyle w:val="Hyperlink"/>
@@ -3090,7 +3083,7 @@
           <w:sz w:val="24"/>
           <w:u w:val="single"/>
         </w:rPr>
-        <w:hyperlink r:id="rId20" w:history="1">
+        <w:hyperlink r:id="rId10" w:history="1">
           <w:r>
             <w:rPr>
               <w:rStyle w:val="Hyperlink"/>
@@ -3182,13 +3175,21 @@
       </w:r>
       <w:r>
         <w:rPr>
+          <w:u w:val="single" w:color="0000ff"/>
           <w:rFonts w:ascii="Charis SIL Regular" w:hAnsi="Charis SIL Regular" w:eastAsia="Charis SIL Regular"/>
           <w:b w:val="0"/>
           <w:i w:val="0"/>
           <w:color w:val="000000"/>
           <w:sz w:val="24"/>
         </w:rPr>
-        <w:t>dit soort organisaties werden de bevindingen van wetenschappe</w:t>
+        <w:hyperlink r:id="rId10" w:history="1">
+          <w:r>
+            <w:rPr>
+              <w:rStyle w:val="Hyperlink"/>
+            </w:rPr>
+            <w:t>dit</w:t>
+          </w:r>
+        </w:hyperlink>
       </w:r>
       <w:r>
         <w:rPr>
@@ -3199,7 +3200,161 @@
           <w:color w:val="000000"/>
           <w:sz w:val="24"/>
         </w:rPr>
-        <w:hyperlink r:id="rId20" w:history="1">
+        <w:hyperlink r:id="rId10" w:history="1">
+          <w:r>
+            <w:rPr>
+              <w:rStyle w:val="Hyperlink"/>
+            </w:rPr>
+            <w:t xml:space="preserve"> soort organisati</w:t>
+          </w:r>
+        </w:hyperlink>
+      </w:r>
+      <w:r>
+        <w:rPr>
+          <w:rFonts w:ascii="Charis SIL Regular" w:hAnsi="Charis SIL Regular" w:eastAsia="Charis SIL Regular"/>
+          <w:b w:val="0"/>
+          <w:i w:val="0"/>
+          <w:color w:val="000000"/>
+          <w:sz w:val="24"/>
+        </w:rPr>
+        <w:t>es werd</w:t>
+      </w:r>
+      <w:r>
+        <w:rPr>
+          <w:u w:val="single" w:color="0000ff"/>
+          <w:rFonts w:ascii="Charis SIL Regular" w:hAnsi="Charis SIL Regular" w:eastAsia="Charis SIL Regular"/>
+          <w:b w:val="0"/>
+          <w:i w:val="0"/>
+          <w:color w:val="000000"/>
+          <w:sz w:val="24"/>
+        </w:rPr>
+        <w:hyperlink r:id="rId21" w:history="1">
+          <w:r>
+            <w:rPr>
+              <w:rStyle w:val="Hyperlink"/>
+            </w:rPr>
+            <w:t>en de bevi</w:t>
+          </w:r>
+        </w:hyperlink>
+      </w:r>
+      <w:r>
+        <w:rPr>
+          <w:u w:val="single" w:color="0000ff"/>
+          <w:rFonts w:ascii="Charis SIL Regular" w:hAnsi="Charis SIL Regular" w:eastAsia="Charis SIL Regular"/>
+          <w:b w:val="0"/>
+          <w:i w:val="0"/>
+          <w:color w:val="000000"/>
+          <w:sz w:val="24"/>
+        </w:rPr>
+        <w:hyperlink r:id="rId21" w:history="1">
+          <w:r>
+            <w:rPr>
+              <w:rStyle w:val="Hyperlink"/>
+            </w:rPr>
+            <w:t xml:space="preserve">ndingen </w:t>
+          </w:r>
+        </w:hyperlink>
+      </w:r>
+      <w:r>
+        <w:rPr>
+          <w:u w:val="single" w:color="0000ff"/>
+          <w:rFonts w:ascii="Charis SIL Regular" w:hAnsi="Charis SIL Regular" w:eastAsia="Charis SIL Regular"/>
+          <w:b w:val="0"/>
+          <w:i w:val="0"/>
+          <w:color w:val="000000"/>
+          <w:sz w:val="24"/>
+        </w:rPr>
+        <w:hyperlink r:id="rId21" w:history="1">
+          <w:r>
+            <w:rPr>
+              <w:rStyle w:val="Hyperlink"/>
+            </w:rPr>
+            <w:t>v</w:t>
+          </w:r>
+        </w:hyperlink>
+      </w:r>
+      <w:r>
+        <w:rPr>
+          <w:u w:val="single" w:color="0000ff"/>
+          <w:rFonts w:ascii="Charis SIL Regular" w:hAnsi="Charis SIL Regular" w:eastAsia="Charis SIL Regular"/>
+          <w:b w:val="0"/>
+          <w:i w:val="0"/>
+          <w:color w:val="000000"/>
+          <w:sz w:val="24"/>
+        </w:rPr>
+        <w:hyperlink r:id="rId21" w:history="1">
+          <w:r>
+            <w:rPr>
+              <w:rStyle w:val="Hyperlink"/>
+            </w:rPr>
+            <w:t>an w</w:t>
+          </w:r>
+        </w:hyperlink>
+      </w:r>
+      <w:r>
+        <w:rPr>
+          <w:u w:val="single" w:color="0000ff"/>
+          <w:rFonts w:ascii="Charis SIL Regular" w:hAnsi="Charis SIL Regular" w:eastAsia="Charis SIL Regular"/>
+          <w:b w:val="0"/>
+          <w:i w:val="0"/>
+          <w:color w:val="000000"/>
+          <w:sz w:val="24"/>
+        </w:rPr>
+        <w:hyperlink r:id="rId21" w:history="1">
+          <w:r>
+            <w:rPr>
+              <w:rStyle w:val="Hyperlink"/>
+            </w:rPr>
+            <w:t>etens</w:t>
+          </w:r>
+        </w:hyperlink>
+      </w:r>
+      <w:r>
+        <w:rPr>
+          <w:u w:val="single" w:color="0000ff"/>
+          <w:rFonts w:ascii="Charis SIL Regular" w:hAnsi="Charis SIL Regular" w:eastAsia="Charis SIL Regular"/>
+          <w:b w:val="0"/>
+          <w:i w:val="0"/>
+          <w:color w:val="000000"/>
+          <w:sz w:val="24"/>
+        </w:rPr>
+        <w:hyperlink r:id="rId21" w:history="1">
+          <w:r>
+            <w:rPr>
+              <w:rStyle w:val="Hyperlink"/>
+            </w:rPr>
+            <w:t>c</w:t>
+          </w:r>
+        </w:hyperlink>
+      </w:r>
+      <w:r>
+        <w:rPr>
+          <w:u w:val="single" w:color="0000ff"/>
+          <w:rFonts w:ascii="Charis SIL Regular" w:hAnsi="Charis SIL Regular" w:eastAsia="Charis SIL Regular"/>
+          <w:b w:val="0"/>
+          <w:i w:val="0"/>
+          <w:color w:val="000000"/>
+          <w:sz w:val="24"/>
+        </w:rPr>
+        <w:hyperlink r:id="rId21" w:history="1">
+          <w:r>
+            <w:rPr>
+              <w:rStyle w:val="Hyperlink"/>
+            </w:rPr>
+            <w:t>happe</w:t>
+          </w:r>
+        </w:hyperlink>
+      </w:r>
+      <w:r>
+        <w:rPr>
+          <w:u w:val="single" w:color="0000ff"/>
+          <w:rFonts w:ascii="Charis SIL Regular" w:hAnsi="Charis SIL Regular" w:eastAsia="Charis SIL Regular"/>
+          <w:b w:val="0"/>
+          <w:i w:val="0"/>
+          <w:color w:val="000000"/>
+          <w:sz w:val="24"/>
+        </w:rPr>
+        <w:hyperlink r:id="rId21" w:history="1">
           <w:r>
             <w:rPr>
               <w:rStyle w:val="Hyperlink"/>
@@ -3217,7 +3372,7 @@
           <w:color w:val="000000"/>
           <w:sz w:val="24"/>
         </w:rPr>
-        <w:hyperlink r:id="rId20" w:history="1">
+        <w:hyperlink r:id="rId21" w:history="1">
           <w:r>
             <w:rPr>
               <w:rStyle w:val="Hyperlink"/>
@@ -3301,7 +3456,7 @@
           <w:sz w:val="24"/>
           <w:u w:val="single"/>
         </w:rPr>
-        <w:hyperlink r:id="rId21" w:history="1">
+        <w:hyperlink r:id="rId22" w:history="1">
           <w:r>
             <w:rPr>
               <w:rStyle w:val="Hyperlink"/>
@@ -3481,7 +3636,7 @@
           <w:sz w:val="24"/>
           <w:u w:val="single"/>
         </w:rPr>
-        <w:hyperlink r:id="rId22" w:history="1">
+        <w:hyperlink r:id="rId23" w:history="1">
           <w:r>
             <w:rPr>
               <w:rStyle w:val="Hyperlink"/>
@@ -3702,7 +3857,7 @@
           <w:sz w:val="24"/>
           <w:u w:val="single"/>
         </w:rPr>
-        <w:hyperlink r:id="rId23" w:history="1">
+        <w:hyperlink r:id="rId24" w:history="1">
           <w:r>
             <w:rPr>
               <w:rStyle w:val="Hyperlink"/>
@@ -3720,7 +3875,7 @@
           <w:sz w:val="24"/>
           <w:u w:val="single"/>
         </w:rPr>
-        <w:hyperlink r:id="rId23" w:history="1">
+        <w:hyperlink r:id="rId24" w:history="1">
           <w:r>
             <w:rPr>
               <w:rStyle w:val="Hyperlink"/>
@@ -3749,7 +3904,7 @@
           <w:sz w:val="24"/>
           <w:u w:val="single"/>
         </w:rPr>
-        <w:hyperlink r:id="rId23" w:history="1">
+        <w:hyperlink r:id="rId24" w:history="1">
           <w:r>
             <w:rPr>
               <w:rStyle w:val="Hyperlink"/>
@@ -3778,7 +3933,7 @@
           <w:sz w:val="24"/>
           <w:u w:val="single"/>
         </w:rPr>
-        <w:hyperlink r:id="rId23" w:history="1">
+        <w:hyperlink r:id="rId24" w:history="1">
           <w:r>
             <w:rPr>
               <w:rStyle w:val="Hyperlink"/>
@@ -3846,7 +4001,7 @@
           <w:sz w:val="24"/>
           <w:u w:val="single"/>
         </w:rPr>
-        <w:hyperlink r:id="rId24" w:history="1">
+        <w:hyperlink r:id="rId25" w:history="1">
           <w:r>
             <w:rPr>
               <w:rStyle w:val="Hyperlink"/>
@@ -3902,7 +4057,7 @@
           <w:sz w:val="24"/>
           <w:u w:val="single"/>
         </w:rPr>
-        <w:hyperlink r:id="rId25" w:history="1">
+        <w:hyperlink r:id="rId26" w:history="1">
           <w:r>
             <w:rPr>
               <w:rStyle w:val="Hyperlink"/>
@@ -3930,7 +4085,7 @@
           <w:sz w:val="24"/>
           <w:u w:val="single"/>
         </w:rPr>
-        <w:hyperlink r:id="rId26" w:history="1">
+        <w:hyperlink r:id="rId27" w:history="1">
           <w:r>
             <w:rPr>
               <w:rStyle w:val="Hyperlink"/>
@@ -3959,7 +4114,7 @@
           <w:sz w:val="24"/>
           <w:u w:val="single"/>
         </w:rPr>
-        <w:hyperlink r:id="rId26" w:history="1">
+        <w:hyperlink r:id="rId27" w:history="1">
           <w:r>
             <w:rPr>
               <w:rStyle w:val="Hyperlink"/>
@@ -3977,7 +4132,7 @@
           <w:sz w:val="24"/>
           <w:u w:val="single"/>
         </w:rPr>
-        <w:hyperlink r:id="rId26" w:history="1">
+        <w:hyperlink r:id="rId27" w:history="1">
           <w:r>
             <w:rPr>
               <w:rStyle w:val="Hyperlink"/>
@@ -4006,27 +4161,19 @@
           <w:i w:val="0"/>
           <w:color w:val="0000FF"/>
           <w:sz w:val="24"/>
+        </w:rPr>
+        <w:t>Mus</w:t>
+      </w:r>
+      <w:r>
+        <w:rPr>
+          <w:rFonts w:ascii="Charis SIL Regular" w:hAnsi="Charis SIL Regular" w:eastAsia="Charis SIL Regular"/>
+          <w:b w:val="0"/>
+          <w:i w:val="0"/>
+          <w:color w:val="0000FF"/>
+          <w:sz w:val="24"/>
           <w:u w:val="single"/>
         </w:rPr>
-        <w:hyperlink r:id="rId15" w:history="1">
-          <w:r>
-            <w:rPr>
-              <w:rStyle w:val="Hyperlink"/>
-            </w:rPr>
-            <w:t>Mus</w:t>
-          </w:r>
-        </w:hyperlink>
-      </w:r>
-      <w:r>
-        <w:rPr>
-          <w:rFonts w:ascii="Charis SIL Regular" w:hAnsi="Charis SIL Regular" w:eastAsia="Charis SIL Regular"/>
-          <w:b w:val="0"/>
-          <w:i w:val="0"/>
-          <w:color w:val="0000FF"/>
-          <w:sz w:val="24"/>
-          <w:u w:val="single"/>
-        </w:rPr>
-        <w:hyperlink r:id="rId15" w:history="1">
+        <w:hyperlink r:id="rId27" w:history="1">
           <w:r>
             <w:rPr>
               <w:rStyle w:val="Hyperlink"/>
@@ -4055,7 +4202,7 @@
           <w:sz w:val="24"/>
           <w:u w:val="single"/>
         </w:rPr>
-        <w:hyperlink r:id="rId15" w:history="1">
+        <w:hyperlink r:id="rId27" w:history="1">
           <w:r>
             <w:rPr>
               <w:rStyle w:val="Hyperlink"/>
@@ -4073,7 +4220,7 @@
           <w:sz w:val="24"/>
           <w:u w:val="single"/>
         </w:rPr>
-        <w:hyperlink r:id="rId26" w:history="1">
+        <w:hyperlink r:id="rId27" w:history="1">
           <w:r>
             <w:rPr>
               <w:rStyle w:val="Hyperlink"/>
@@ -4091,7 +4238,7 @@
           <w:color w:val="000000"/>
           <w:sz w:val="24"/>
         </w:rPr>
-        <w:hyperlink r:id="rId26" w:history="1">
+        <w:hyperlink r:id="rId27" w:history="1">
           <w:r>
             <w:rPr>
               <w:rStyle w:val="Hyperlink"/>
@@ -4169,7 +4316,7 @@
           <w:sz w:val="24"/>
           <w:u w:val="single"/>
         </w:rPr>
-        <w:hyperlink r:id="rId27" w:history="1">
+        <w:hyperlink r:id="rId28" w:history="1">
           <w:r>
             <w:rPr>
               <w:rStyle w:val="Hyperlink"/>
@@ -4198,7 +4345,7 @@
           <w:sz w:val="24"/>
           <w:u w:val="single"/>
         </w:rPr>
-        <w:hyperlink r:id="rId27" w:history="1">
+        <w:hyperlink r:id="rId28" w:history="1">
           <w:r>
             <w:rPr>
               <w:rStyle w:val="Hyperlink"/>
@@ -4227,7 +4374,7 @@
           <w:sz w:val="24"/>
           <w:u w:val="single"/>
         </w:rPr>
-        <w:hyperlink r:id="rId27" w:history="1">
+        <w:hyperlink r:id="rId28" w:history="1">
           <w:r>
             <w:rPr>
               <w:rStyle w:val="Hyperlink"/>
@@ -4325,7 +4472,7 @@
           <w:sz w:val="24"/>
           <w:u w:val="single"/>
         </w:rPr>
-        <w:hyperlink r:id="rId28" w:history="1">
+        <w:hyperlink r:id="rId29" w:history="1">
           <w:r>
             <w:rPr>
               <w:rStyle w:val="Hyperlink"/>
@@ -4353,7 +4500,7 @@
           <w:sz w:val="24"/>
           <w:u w:val="single"/>
         </w:rPr>
-        <w:hyperlink r:id="rId29" w:history="1">
+        <w:hyperlink r:id="rId30" w:history="1">
           <w:r>
             <w:rPr>
               <w:rStyle w:val="Hyperlink"/>
@@ -4391,7 +4538,7 @@
           <w:color w:val="000000"/>
           <w:sz w:val="24"/>
         </w:rPr>
-        <w:hyperlink r:id="rId28" w:history="1">
+        <w:hyperlink r:id="rId29" w:history="1">
           <w:r>
             <w:rPr>
               <w:rStyle w:val="Hyperlink"/>
@@ -4419,7 +4566,7 @@
           <w:color w:val="000000"/>
           <w:sz w:val="24"/>
         </w:rPr>
-        <w:hyperlink r:id="rId29" w:history="1">
+        <w:hyperlink r:id="rId30" w:history="1">
           <w:r>
             <w:rPr>
               <w:rStyle w:val="Hyperlink"/>

--- a/EXPORTS/DOCX/published/niveau2/Dutch/Indonesia.docx
+++ b/EXPORTS/DOCX/published/niveau2/Dutch/Indonesia.docx
@@ -417,14 +417,7 @@
           <w:color w:val="000000"/>
           <w:sz w:val="24"/>
         </w:rPr>
-        <w:hyperlink r:id="rId9" w:history="1">
-          <w:r>
-            <w:rPr>
-              <w:rStyle w:val="Hyperlink"/>
-            </w:rPr>
-            <w:t>hierover.</w:t>
-          </w:r>
-        </w:hyperlink>
+        <w:t>hierover.</w:t>
       </w:r>
     </w:p>
     <w:p>
@@ -739,39 +732,13 @@
       </w:r>
       <w:r>
         <w:rPr>
-          <w:u w:val="single" w:color="0000ff"/>
           <w:rFonts w:ascii="Charis SIL Regular" w:hAnsi="Charis SIL Regular" w:eastAsia="Charis SIL Regular"/>
           <w:b w:val="0"/>
           <w:i w:val="0"/>
           <w:color w:val="000000"/>
           <w:sz w:val="24"/>
         </w:rPr>
-        <w:hyperlink r:id="rId10" w:history="1">
-          <w:r>
-            <w:rPr>
-              <w:rStyle w:val="Hyperlink"/>
-            </w:rPr>
-            <w:t>in Batavia we</w:t>
-          </w:r>
-        </w:hyperlink>
-      </w:r>
-      <w:r>
-        <w:rPr>
-          <w:u w:val="single" w:color="0000ff"/>
-          <w:rFonts w:ascii="Charis SIL Regular" w:hAnsi="Charis SIL Regular" w:eastAsia="Charis SIL Regular"/>
-          <w:b w:val="0"/>
-          <w:i w:val="0"/>
-          <w:color w:val="000000"/>
-          <w:sz w:val="24"/>
-        </w:rPr>
-        <w:hyperlink r:id="rId10" w:history="1">
-          <w:r>
-            <w:rPr>
-              <w:rStyle w:val="Hyperlink"/>
-            </w:rPr>
-            <w:t>rd o</w:t>
-          </w:r>
-        </w:hyperlink>
+        <w:t>in Batavia werd o</w:t>
       </w:r>
       <w:r>
         <w:rPr>
@@ -1241,25 +1208,7 @@
           <w:color w:val="000000"/>
           <w:sz w:val="24"/>
         </w:rPr>
-        <w:t>gedetailleerde informatie e</w:t>
-      </w:r>
-      <w:r>
-        <w:rPr>
-          <w:u w:val="single" w:color="0000ff"/>
-          <w:rFonts w:ascii="Charis SIL Regular" w:hAnsi="Charis SIL Regular" w:eastAsia="Charis SIL Regular"/>
-          <w:b w:val="0"/>
-          <w:i w:val="0"/>
-          <w:color w:val="000000"/>
-          <w:sz w:val="24"/>
-        </w:rPr>
-        <w:hyperlink r:id="rId12" w:history="1">
-          <w:r>
-            <w:rPr>
-              <w:rStyle w:val="Hyperlink"/>
-            </w:rPr>
-            <w:t>n bronn</w:t>
-          </w:r>
-        </w:hyperlink>
+        <w:t>gedetailleerde informatie en bronn</w:t>
       </w:r>
       <w:r>
         <w:rPr>
@@ -2487,28 +2436,7 @@
           <w:color w:val="000000"/>
           <w:sz w:val="24"/>
         </w:rPr>
-        <w:t>zendelingen en missionarissen, zie de des</w:t>
-      </w:r>
-      <w:r>
-        <w:rPr>
-          <w:u w:val="single" w:color="0000ff"/>
-          <w:rFonts w:ascii="Charis SIL Regular" w:hAnsi="Charis SIL Regular" w:eastAsia="Charis SIL Regular"/>
-          <w:b w:val="0"/>
-          <w:i w:val="0"/>
-          <w:color w:val="000000"/>
-          <w:sz w:val="24"/>
-        </w:rPr>
-        <w:t>betreffende</w:t>
-      </w:r>
-      <w:r>
-        <w:rPr>
-          <w:rFonts w:ascii="Charis SIL Regular" w:hAnsi="Charis SIL Regular" w:eastAsia="Charis SIL Regular"/>
-          <w:b w:val="0"/>
-          <w:i w:val="0"/>
-          <w:color w:val="000000"/>
-          <w:sz w:val="24"/>
-        </w:rPr>
-        <w:t xml:space="preserve"> </w:t>
+        <w:t xml:space="preserve">zendelingen en missionarissen, zie de desbetreffende </w:t>
       </w:r>
       <w:r>
         <w:rPr>
@@ -2519,7 +2447,7 @@
           <w:sz w:val="24"/>
           <w:u w:val="single"/>
         </w:rPr>
-        <w:hyperlink r:id="rId20" w:history="1">
+        <w:hyperlink r:id="rId19" w:history="1">
           <w:r>
             <w:rPr>
               <w:rStyle w:val="Hyperlink"/>
@@ -2856,7 +2784,7 @@
           <w:sz w:val="24"/>
           <w:u w:val="single"/>
         </w:rPr>
-        <w:hyperlink r:id="rId21" w:history="1">
+        <w:hyperlink r:id="rId20" w:history="1">
           <w:r>
             <w:rPr>
               <w:rStyle w:val="Hyperlink"/>
@@ -2885,7 +2813,7 @@
           <w:sz w:val="24"/>
           <w:u w:val="single"/>
         </w:rPr>
-        <w:hyperlink r:id="rId21" w:history="1">
+        <w:hyperlink r:id="rId20" w:history="1">
           <w:r>
             <w:rPr>
               <w:rStyle w:val="Hyperlink"/>
@@ -2914,7 +2842,7 @@
           <w:sz w:val="24"/>
           <w:u w:val="single"/>
         </w:rPr>
-        <w:hyperlink r:id="rId21" w:history="1">
+        <w:hyperlink r:id="rId20" w:history="1">
           <w:r>
             <w:rPr>
               <w:rStyle w:val="Hyperlink"/>
@@ -2941,8 +2869,9 @@
           <w:i w:val="0"/>
           <w:color w:val="0000FF"/>
           <w:sz w:val="24"/>
-        </w:rPr>
-        <w:hyperlink r:id="rId21" w:history="1">
+          <w:u w:val="single"/>
+        </w:rPr>
+        <w:hyperlink r:id="rId20" w:history="1">
           <w:r>
             <w:rPr>
               <w:rStyle w:val="Hyperlink"/>
@@ -2989,7 +2918,7 @@
           <w:sz w:val="24"/>
           <w:u w:val="single"/>
         </w:rPr>
-        <w:hyperlink r:id="rId10" w:history="1">
+        <w:hyperlink r:id="rId20" w:history="1">
           <w:r>
             <w:rPr>
               <w:rStyle w:val="Hyperlink"/>
@@ -3018,7 +2947,7 @@
           <w:sz w:val="24"/>
           <w:u w:val="single"/>
         </w:rPr>
-        <w:hyperlink r:id="rId10" w:history="1">
+        <w:hyperlink r:id="rId20" w:history="1">
           <w:r>
             <w:rPr>
               <w:rStyle w:val="Hyperlink"/>
@@ -3036,7 +2965,7 @@
           <w:sz w:val="24"/>
           <w:u w:val="single"/>
         </w:rPr>
-        <w:hyperlink r:id="rId10" w:history="1">
+        <w:hyperlink r:id="rId20" w:history="1">
           <w:r>
             <w:rPr>
               <w:rStyle w:val="Hyperlink"/>
@@ -3065,7 +2994,7 @@
           <w:sz w:val="24"/>
           <w:u w:val="single"/>
         </w:rPr>
-        <w:hyperlink r:id="rId10" w:history="1">
+        <w:hyperlink r:id="rId20" w:history="1">
           <w:r>
             <w:rPr>
               <w:rStyle w:val="Hyperlink"/>
@@ -3083,7 +3012,7 @@
           <w:sz w:val="24"/>
           <w:u w:val="single"/>
         </w:rPr>
-        <w:hyperlink r:id="rId10" w:history="1">
+        <w:hyperlink r:id="rId20" w:history="1">
           <w:r>
             <w:rPr>
               <w:rStyle w:val="Hyperlink"/>
@@ -3175,6 +3104,16 @@
       </w:r>
       <w:r>
         <w:rPr>
+          <w:rFonts w:ascii="Charis SIL Regular" w:hAnsi="Charis SIL Regular" w:eastAsia="Charis SIL Regular"/>
+          <w:b w:val="0"/>
+          <w:i w:val="0"/>
+          <w:color w:val="000000"/>
+          <w:sz w:val="24"/>
+        </w:rPr>
+        <w:t>dit soort organisaties werden de bevindingen van wetenschappe</w:t>
+      </w:r>
+      <w:r>
+        <w:rPr>
           <w:u w:val="single" w:color="0000ff"/>
           <w:rFonts w:ascii="Charis SIL Regular" w:hAnsi="Charis SIL Regular" w:eastAsia="Charis SIL Regular"/>
           <w:b w:val="0"/>
@@ -3182,179 +3121,7 @@
           <w:color w:val="000000"/>
           <w:sz w:val="24"/>
         </w:rPr>
-        <w:hyperlink r:id="rId10" w:history="1">
-          <w:r>
-            <w:rPr>
-              <w:rStyle w:val="Hyperlink"/>
-            </w:rPr>
-            <w:t>dit</w:t>
-          </w:r>
-        </w:hyperlink>
-      </w:r>
-      <w:r>
-        <w:rPr>
-          <w:u w:val="single" w:color="0000ff"/>
-          <w:rFonts w:ascii="Charis SIL Regular" w:hAnsi="Charis SIL Regular" w:eastAsia="Charis SIL Regular"/>
-          <w:b w:val="0"/>
-          <w:i w:val="0"/>
-          <w:color w:val="000000"/>
-          <w:sz w:val="24"/>
-        </w:rPr>
-        <w:hyperlink r:id="rId10" w:history="1">
-          <w:r>
-            <w:rPr>
-              <w:rStyle w:val="Hyperlink"/>
-            </w:rPr>
-            <w:t xml:space="preserve"> soort organisati</w:t>
-          </w:r>
-        </w:hyperlink>
-      </w:r>
-      <w:r>
-        <w:rPr>
-          <w:rFonts w:ascii="Charis SIL Regular" w:hAnsi="Charis SIL Regular" w:eastAsia="Charis SIL Regular"/>
-          <w:b w:val="0"/>
-          <w:i w:val="0"/>
-          <w:color w:val="000000"/>
-          <w:sz w:val="24"/>
-        </w:rPr>
-        <w:t>es werd</w:t>
-      </w:r>
-      <w:r>
-        <w:rPr>
-          <w:u w:val="single" w:color="0000ff"/>
-          <w:rFonts w:ascii="Charis SIL Regular" w:hAnsi="Charis SIL Regular" w:eastAsia="Charis SIL Regular"/>
-          <w:b w:val="0"/>
-          <w:i w:val="0"/>
-          <w:color w:val="000000"/>
-          <w:sz w:val="24"/>
-        </w:rPr>
-        <w:hyperlink r:id="rId21" w:history="1">
-          <w:r>
-            <w:rPr>
-              <w:rStyle w:val="Hyperlink"/>
-            </w:rPr>
-            <w:t>en de bevi</w:t>
-          </w:r>
-        </w:hyperlink>
-      </w:r>
-      <w:r>
-        <w:rPr>
-          <w:u w:val="single" w:color="0000ff"/>
-          <w:rFonts w:ascii="Charis SIL Regular" w:hAnsi="Charis SIL Regular" w:eastAsia="Charis SIL Regular"/>
-          <w:b w:val="0"/>
-          <w:i w:val="0"/>
-          <w:color w:val="000000"/>
-          <w:sz w:val="24"/>
-        </w:rPr>
-        <w:hyperlink r:id="rId21" w:history="1">
-          <w:r>
-            <w:rPr>
-              <w:rStyle w:val="Hyperlink"/>
-            </w:rPr>
-            <w:t xml:space="preserve">ndingen </w:t>
-          </w:r>
-        </w:hyperlink>
-      </w:r>
-      <w:r>
-        <w:rPr>
-          <w:u w:val="single" w:color="0000ff"/>
-          <w:rFonts w:ascii="Charis SIL Regular" w:hAnsi="Charis SIL Regular" w:eastAsia="Charis SIL Regular"/>
-          <w:b w:val="0"/>
-          <w:i w:val="0"/>
-          <w:color w:val="000000"/>
-          <w:sz w:val="24"/>
-        </w:rPr>
-        <w:hyperlink r:id="rId21" w:history="1">
-          <w:r>
-            <w:rPr>
-              <w:rStyle w:val="Hyperlink"/>
-            </w:rPr>
-            <w:t>v</w:t>
-          </w:r>
-        </w:hyperlink>
-      </w:r>
-      <w:r>
-        <w:rPr>
-          <w:u w:val="single" w:color="0000ff"/>
-          <w:rFonts w:ascii="Charis SIL Regular" w:hAnsi="Charis SIL Regular" w:eastAsia="Charis SIL Regular"/>
-          <w:b w:val="0"/>
-          <w:i w:val="0"/>
-          <w:color w:val="000000"/>
-          <w:sz w:val="24"/>
-        </w:rPr>
-        <w:hyperlink r:id="rId21" w:history="1">
-          <w:r>
-            <w:rPr>
-              <w:rStyle w:val="Hyperlink"/>
-            </w:rPr>
-            <w:t>an w</w:t>
-          </w:r>
-        </w:hyperlink>
-      </w:r>
-      <w:r>
-        <w:rPr>
-          <w:u w:val="single" w:color="0000ff"/>
-          <w:rFonts w:ascii="Charis SIL Regular" w:hAnsi="Charis SIL Regular" w:eastAsia="Charis SIL Regular"/>
-          <w:b w:val="0"/>
-          <w:i w:val="0"/>
-          <w:color w:val="000000"/>
-          <w:sz w:val="24"/>
-        </w:rPr>
-        <w:hyperlink r:id="rId21" w:history="1">
-          <w:r>
-            <w:rPr>
-              <w:rStyle w:val="Hyperlink"/>
-            </w:rPr>
-            <w:t>etens</w:t>
-          </w:r>
-        </w:hyperlink>
-      </w:r>
-      <w:r>
-        <w:rPr>
-          <w:u w:val="single" w:color="0000ff"/>
-          <w:rFonts w:ascii="Charis SIL Regular" w:hAnsi="Charis SIL Regular" w:eastAsia="Charis SIL Regular"/>
-          <w:b w:val="0"/>
-          <w:i w:val="0"/>
-          <w:color w:val="000000"/>
-          <w:sz w:val="24"/>
-        </w:rPr>
-        <w:hyperlink r:id="rId21" w:history="1">
-          <w:r>
-            <w:rPr>
-              <w:rStyle w:val="Hyperlink"/>
-            </w:rPr>
-            <w:t>c</w:t>
-          </w:r>
-        </w:hyperlink>
-      </w:r>
-      <w:r>
-        <w:rPr>
-          <w:u w:val="single" w:color="0000ff"/>
-          <w:rFonts w:ascii="Charis SIL Regular" w:hAnsi="Charis SIL Regular" w:eastAsia="Charis SIL Regular"/>
-          <w:b w:val="0"/>
-          <w:i w:val="0"/>
-          <w:color w:val="000000"/>
-          <w:sz w:val="24"/>
-        </w:rPr>
-        <w:hyperlink r:id="rId21" w:history="1">
-          <w:r>
-            <w:rPr>
-              <w:rStyle w:val="Hyperlink"/>
-            </w:rPr>
-            <w:t>happe</w:t>
-          </w:r>
-        </w:hyperlink>
-      </w:r>
-      <w:r>
-        <w:rPr>
-          <w:u w:val="single" w:color="0000ff"/>
-          <w:rFonts w:ascii="Charis SIL Regular" w:hAnsi="Charis SIL Regular" w:eastAsia="Charis SIL Regular"/>
-          <w:b w:val="0"/>
-          <w:i w:val="0"/>
-          <w:color w:val="000000"/>
-          <w:sz w:val="24"/>
-        </w:rPr>
-        <w:hyperlink r:id="rId21" w:history="1">
+        <w:hyperlink r:id="rId20" w:history="1">
           <w:r>
             <w:rPr>
               <w:rStyle w:val="Hyperlink"/>
@@ -3372,7 +3139,7 @@
           <w:color w:val="000000"/>
           <w:sz w:val="24"/>
         </w:rPr>
-        <w:hyperlink r:id="rId21" w:history="1">
+        <w:hyperlink r:id="rId20" w:history="1">
           <w:r>
             <w:rPr>
               <w:rStyle w:val="Hyperlink"/>
@@ -3456,7 +3223,7 @@
           <w:sz w:val="24"/>
           <w:u w:val="single"/>
         </w:rPr>
-        <w:hyperlink r:id="rId22" w:history="1">
+        <w:hyperlink r:id="rId21" w:history="1">
           <w:r>
             <w:rPr>
               <w:rStyle w:val="Hyperlink"/>
@@ -3636,7 +3403,7 @@
           <w:sz w:val="24"/>
           <w:u w:val="single"/>
         </w:rPr>
-        <w:hyperlink r:id="rId23" w:history="1">
+        <w:hyperlink r:id="rId22" w:history="1">
           <w:r>
             <w:rPr>
               <w:rStyle w:val="Hyperlink"/>
@@ -3857,7 +3624,7 @@
           <w:sz w:val="24"/>
           <w:u w:val="single"/>
         </w:rPr>
-        <w:hyperlink r:id="rId24" w:history="1">
+        <w:hyperlink r:id="rId23" w:history="1">
           <w:r>
             <w:rPr>
               <w:rStyle w:val="Hyperlink"/>
@@ -3875,7 +3642,7 @@
           <w:sz w:val="24"/>
           <w:u w:val="single"/>
         </w:rPr>
-        <w:hyperlink r:id="rId24" w:history="1">
+        <w:hyperlink r:id="rId23" w:history="1">
           <w:r>
             <w:rPr>
               <w:rStyle w:val="Hyperlink"/>
@@ -3904,7 +3671,7 @@
           <w:sz w:val="24"/>
           <w:u w:val="single"/>
         </w:rPr>
-        <w:hyperlink r:id="rId24" w:history="1">
+        <w:hyperlink r:id="rId23" w:history="1">
           <w:r>
             <w:rPr>
               <w:rStyle w:val="Hyperlink"/>
@@ -3933,7 +3700,7 @@
           <w:sz w:val="24"/>
           <w:u w:val="single"/>
         </w:rPr>
-        <w:hyperlink r:id="rId24" w:history="1">
+        <w:hyperlink r:id="rId23" w:history="1">
           <w:r>
             <w:rPr>
               <w:rStyle w:val="Hyperlink"/>
@@ -4001,7 +3768,7 @@
           <w:sz w:val="24"/>
           <w:u w:val="single"/>
         </w:rPr>
-        <w:hyperlink r:id="rId25" w:history="1">
+        <w:hyperlink r:id="rId24" w:history="1">
           <w:r>
             <w:rPr>
               <w:rStyle w:val="Hyperlink"/>
@@ -4057,7 +3824,7 @@
           <w:sz w:val="24"/>
           <w:u w:val="single"/>
         </w:rPr>
-        <w:hyperlink r:id="rId26" w:history="1">
+        <w:hyperlink r:id="rId25" w:history="1">
           <w:r>
             <w:rPr>
               <w:rStyle w:val="Hyperlink"/>
@@ -4085,7 +3852,7 @@
           <w:sz w:val="24"/>
           <w:u w:val="single"/>
         </w:rPr>
-        <w:hyperlink r:id="rId27" w:history="1">
+        <w:hyperlink r:id="rId26" w:history="1">
           <w:r>
             <w:rPr>
               <w:rStyle w:val="Hyperlink"/>
@@ -4114,7 +3881,7 @@
           <w:sz w:val="24"/>
           <w:u w:val="single"/>
         </w:rPr>
-        <w:hyperlink r:id="rId27" w:history="1">
+        <w:hyperlink r:id="rId26" w:history="1">
           <w:r>
             <w:rPr>
               <w:rStyle w:val="Hyperlink"/>
@@ -4132,7 +3899,7 @@
           <w:sz w:val="24"/>
           <w:u w:val="single"/>
         </w:rPr>
-        <w:hyperlink r:id="rId27" w:history="1">
+        <w:hyperlink r:id="rId24" w:history="1">
           <w:r>
             <w:rPr>
               <w:rStyle w:val="Hyperlink"/>
@@ -4173,7 +3940,7 @@
           <w:sz w:val="24"/>
           <w:u w:val="single"/>
         </w:rPr>
-        <w:hyperlink r:id="rId27" w:history="1">
+        <w:hyperlink r:id="rId26" w:history="1">
           <w:r>
             <w:rPr>
               <w:rStyle w:val="Hyperlink"/>
@@ -4202,7 +3969,7 @@
           <w:sz w:val="24"/>
           <w:u w:val="single"/>
         </w:rPr>
-        <w:hyperlink r:id="rId27" w:history="1">
+        <w:hyperlink r:id="rId26" w:history="1">
           <w:r>
             <w:rPr>
               <w:rStyle w:val="Hyperlink"/>
@@ -4220,7 +3987,7 @@
           <w:sz w:val="24"/>
           <w:u w:val="single"/>
         </w:rPr>
-        <w:hyperlink r:id="rId27" w:history="1">
+        <w:hyperlink r:id="rId26" w:history="1">
           <w:r>
             <w:rPr>
               <w:rStyle w:val="Hyperlink"/>
@@ -4238,7 +4005,7 @@
           <w:color w:val="000000"/>
           <w:sz w:val="24"/>
         </w:rPr>
-        <w:hyperlink r:id="rId27" w:history="1">
+        <w:hyperlink r:id="rId26" w:history="1">
           <w:r>
             <w:rPr>
               <w:rStyle w:val="Hyperlink"/>
@@ -4316,7 +4083,7 @@
           <w:sz w:val="24"/>
           <w:u w:val="single"/>
         </w:rPr>
-        <w:hyperlink r:id="rId28" w:history="1">
+        <w:hyperlink r:id="rId27" w:history="1">
           <w:r>
             <w:rPr>
               <w:rStyle w:val="Hyperlink"/>
@@ -4345,7 +4112,7 @@
           <w:sz w:val="24"/>
           <w:u w:val="single"/>
         </w:rPr>
-        <w:hyperlink r:id="rId28" w:history="1">
+        <w:hyperlink r:id="rId27" w:history="1">
           <w:r>
             <w:rPr>
               <w:rStyle w:val="Hyperlink"/>
@@ -4374,7 +4141,7 @@
           <w:sz w:val="24"/>
           <w:u w:val="single"/>
         </w:rPr>
-        <w:hyperlink r:id="rId28" w:history="1">
+        <w:hyperlink r:id="rId27" w:history="1">
           <w:r>
             <w:rPr>
               <w:rStyle w:val="Hyperlink"/>
@@ -4472,7 +4239,7 @@
           <w:sz w:val="24"/>
           <w:u w:val="single"/>
         </w:rPr>
-        <w:hyperlink r:id="rId29" w:history="1">
+        <w:hyperlink r:id="rId28" w:history="1">
           <w:r>
             <w:rPr>
               <w:rStyle w:val="Hyperlink"/>
@@ -4500,7 +4267,7 @@
           <w:sz w:val="24"/>
           <w:u w:val="single"/>
         </w:rPr>
-        <w:hyperlink r:id="rId30" w:history="1">
+        <w:hyperlink r:id="rId29" w:history="1">
           <w:r>
             <w:rPr>
               <w:rStyle w:val="Hyperlink"/>
@@ -4538,7 +4305,7 @@
           <w:color w:val="000000"/>
           <w:sz w:val="24"/>
         </w:rPr>
-        <w:hyperlink r:id="rId29" w:history="1">
+        <w:hyperlink r:id="rId28" w:history="1">
           <w:r>
             <w:rPr>
               <w:rStyle w:val="Hyperlink"/>
@@ -4566,7 +4333,7 @@
           <w:color w:val="000000"/>
           <w:sz w:val="24"/>
         </w:rPr>
-        <w:hyperlink r:id="rId30" w:history="1">
+        <w:hyperlink r:id="rId29" w:history="1">
           <w:r>
             <w:rPr>
               <w:rStyle w:val="Hyperlink"/>

--- a/EXPORTS/DOCX/published/niveau2/Dutch/Indonesia.docx
+++ b/EXPORTS/DOCX/published/niveau2/Dutch/Indonesia.docx
@@ -417,7 +417,14 @@
           <w:color w:val="000000"/>
           <w:sz w:val="24"/>
         </w:rPr>
-        <w:t>hierover.</w:t>
+        <w:hyperlink r:id="rId9" w:history="1">
+          <w:r>
+            <w:rPr>
+              <w:rStyle w:val="Hyperlink"/>
+            </w:rPr>
+            <w:t>hierover.</w:t>
+          </w:r>
+        </w:hyperlink>
       </w:r>
     </w:p>
     <w:p>
@@ -732,13 +739,39 @@
       </w:r>
       <w:r>
         <w:rPr>
+          <w:u w:val="single" w:color="0000ff"/>
           <w:rFonts w:ascii="Charis SIL Regular" w:hAnsi="Charis SIL Regular" w:eastAsia="Charis SIL Regular"/>
           <w:b w:val="0"/>
           <w:i w:val="0"/>
           <w:color w:val="000000"/>
           <w:sz w:val="24"/>
         </w:rPr>
-        <w:t>in Batavia werd o</w:t>
+        <w:hyperlink r:id="rId10" w:history="1">
+          <w:r>
+            <w:rPr>
+              <w:rStyle w:val="Hyperlink"/>
+            </w:rPr>
+            <w:t>in Batavia we</w:t>
+          </w:r>
+        </w:hyperlink>
+      </w:r>
+      <w:r>
+        <w:rPr>
+          <w:u w:val="single" w:color="0000ff"/>
+          <w:rFonts w:ascii="Charis SIL Regular" w:hAnsi="Charis SIL Regular" w:eastAsia="Charis SIL Regular"/>
+          <w:b w:val="0"/>
+          <w:i w:val="0"/>
+          <w:color w:val="000000"/>
+          <w:sz w:val="24"/>
+        </w:rPr>
+        <w:hyperlink r:id="rId10" w:history="1">
+          <w:r>
+            <w:rPr>
+              <w:rStyle w:val="Hyperlink"/>
+            </w:rPr>
+            <w:t>rd o</w:t>
+          </w:r>
+        </w:hyperlink>
       </w:r>
       <w:r>
         <w:rPr>
@@ -2436,7 +2469,28 @@
           <w:color w:val="000000"/>
           <w:sz w:val="24"/>
         </w:rPr>
-        <w:t xml:space="preserve">zendelingen en missionarissen, zie de desbetreffende </w:t>
+        <w:t>zendelingen en missionarissen, zie de des</w:t>
+      </w:r>
+      <w:r>
+        <w:rPr>
+          <w:u w:val="single" w:color="0000ff"/>
+          <w:rFonts w:ascii="Charis SIL Regular" w:hAnsi="Charis SIL Regular" w:eastAsia="Charis SIL Regular"/>
+          <w:b w:val="0"/>
+          <w:i w:val="0"/>
+          <w:color w:val="000000"/>
+          <w:sz w:val="24"/>
+        </w:rPr>
+        <w:t>betreffende</w:t>
+      </w:r>
+      <w:r>
+        <w:rPr>
+          <w:rFonts w:ascii="Charis SIL Regular" w:hAnsi="Charis SIL Regular" w:eastAsia="Charis SIL Regular"/>
+          <w:b w:val="0"/>
+          <w:i w:val="0"/>
+          <w:color w:val="000000"/>
+          <w:sz w:val="24"/>
+        </w:rPr>
+        <w:t xml:space="preserve"> </w:t>
       </w:r>
       <w:r>
         <w:rPr>
@@ -2447,7 +2501,7 @@
           <w:sz w:val="24"/>
           <w:u w:val="single"/>
         </w:rPr>
-        <w:hyperlink r:id="rId19" w:history="1">
+        <w:hyperlink r:id="rId20" w:history="1">
           <w:r>
             <w:rPr>
               <w:rStyle w:val="Hyperlink"/>
@@ -2465,7 +2519,7 @@
           <w:sz w:val="24"/>
           <w:u w:val="single"/>
         </w:rPr>
-        <w:hyperlink r:id="rId19" w:history="1">
+        <w:hyperlink r:id="rId20" w:history="1">
           <w:r>
             <w:rPr>
               <w:rStyle w:val="Hyperlink"/>
@@ -2784,7 +2838,7 @@
           <w:sz w:val="24"/>
           <w:u w:val="single"/>
         </w:rPr>
-        <w:hyperlink r:id="rId20" w:history="1">
+        <w:hyperlink r:id="rId21" w:history="1">
           <w:r>
             <w:rPr>
               <w:rStyle w:val="Hyperlink"/>
@@ -2813,7 +2867,7 @@
           <w:sz w:val="24"/>
           <w:u w:val="single"/>
         </w:rPr>
-        <w:hyperlink r:id="rId20" w:history="1">
+        <w:hyperlink r:id="rId21" w:history="1">
           <w:r>
             <w:rPr>
               <w:rStyle w:val="Hyperlink"/>
@@ -2842,7 +2896,7 @@
           <w:sz w:val="24"/>
           <w:u w:val="single"/>
         </w:rPr>
-        <w:hyperlink r:id="rId20" w:history="1">
+        <w:hyperlink r:id="rId21" w:history="1">
           <w:r>
             <w:rPr>
               <w:rStyle w:val="Hyperlink"/>
@@ -2869,9 +2923,8 @@
           <w:i w:val="0"/>
           <w:color w:val="0000FF"/>
           <w:sz w:val="24"/>
-          <w:u w:val="single"/>
-        </w:rPr>
-        <w:hyperlink r:id="rId20" w:history="1">
+        </w:rPr>
+        <w:hyperlink r:id="rId21" w:history="1">
           <w:r>
             <w:rPr>
               <w:rStyle w:val="Hyperlink"/>
@@ -2918,7 +2971,7 @@
           <w:sz w:val="24"/>
           <w:u w:val="single"/>
         </w:rPr>
-        <w:hyperlink r:id="rId20" w:history="1">
+        <w:hyperlink r:id="rId10" w:history="1">
           <w:r>
             <w:rPr>
               <w:rStyle w:val="Hyperlink"/>
@@ -2947,7 +3000,7 @@
           <w:sz w:val="24"/>
           <w:u w:val="single"/>
         </w:rPr>
-        <w:hyperlink r:id="rId20" w:history="1">
+        <w:hyperlink r:id="rId10" w:history="1">
           <w:r>
             <w:rPr>
               <w:rStyle w:val="Hyperlink"/>
@@ -2965,7 +3018,7 @@
           <w:sz w:val="24"/>
           <w:u w:val="single"/>
         </w:rPr>
-        <w:hyperlink r:id="rId20" w:history="1">
+        <w:hyperlink r:id="rId10" w:history="1">
           <w:r>
             <w:rPr>
               <w:rStyle w:val="Hyperlink"/>
@@ -2994,7 +3047,7 @@
           <w:sz w:val="24"/>
           <w:u w:val="single"/>
         </w:rPr>
-        <w:hyperlink r:id="rId20" w:history="1">
+        <w:hyperlink r:id="rId10" w:history="1">
           <w:r>
             <w:rPr>
               <w:rStyle w:val="Hyperlink"/>
@@ -3012,7 +3065,7 @@
           <w:sz w:val="24"/>
           <w:u w:val="single"/>
         </w:rPr>
-        <w:hyperlink r:id="rId20" w:history="1">
+        <w:hyperlink r:id="rId10" w:history="1">
           <w:r>
             <w:rPr>
               <w:rStyle w:val="Hyperlink"/>
@@ -3104,13 +3157,21 @@
       </w:r>
       <w:r>
         <w:rPr>
+          <w:u w:val="single" w:color="0000ff"/>
           <w:rFonts w:ascii="Charis SIL Regular" w:hAnsi="Charis SIL Regular" w:eastAsia="Charis SIL Regular"/>
           <w:b w:val="0"/>
           <w:i w:val="0"/>
           <w:color w:val="000000"/>
           <w:sz w:val="24"/>
         </w:rPr>
-        <w:t>dit soort organisaties werden de bevindingen van wetenschappe</w:t>
+        <w:hyperlink r:id="rId10" w:history="1">
+          <w:r>
+            <w:rPr>
+              <w:rStyle w:val="Hyperlink"/>
+            </w:rPr>
+            <w:t>dit</w:t>
+          </w:r>
+        </w:hyperlink>
       </w:r>
       <w:r>
         <w:rPr>
@@ -3121,7 +3182,179 @@
           <w:color w:val="000000"/>
           <w:sz w:val="24"/>
         </w:rPr>
-        <w:hyperlink r:id="rId20" w:history="1">
+        <w:hyperlink r:id="rId10" w:history="1">
+          <w:r>
+            <w:rPr>
+              <w:rStyle w:val="Hyperlink"/>
+            </w:rPr>
+            <w:t xml:space="preserve"> soort organisati</w:t>
+          </w:r>
+        </w:hyperlink>
+      </w:r>
+      <w:r>
+        <w:rPr>
+          <w:rFonts w:ascii="Charis SIL Regular" w:hAnsi="Charis SIL Regular" w:eastAsia="Charis SIL Regular"/>
+          <w:b w:val="0"/>
+          <w:i w:val="0"/>
+          <w:color w:val="000000"/>
+          <w:sz w:val="24"/>
+        </w:rPr>
+        <w:t>es werd</w:t>
+      </w:r>
+      <w:r>
+        <w:rPr>
+          <w:u w:val="single" w:color="0000ff"/>
+          <w:rFonts w:ascii="Charis SIL Regular" w:hAnsi="Charis SIL Regular" w:eastAsia="Charis SIL Regular"/>
+          <w:b w:val="0"/>
+          <w:i w:val="0"/>
+          <w:color w:val="000000"/>
+          <w:sz w:val="24"/>
+        </w:rPr>
+        <w:hyperlink r:id="rId21" w:history="1">
+          <w:r>
+            <w:rPr>
+              <w:rStyle w:val="Hyperlink"/>
+            </w:rPr>
+            <w:t>en de bev</w:t>
+          </w:r>
+        </w:hyperlink>
+      </w:r>
+      <w:r>
+        <w:rPr>
+          <w:u w:val="single" w:color="0000ff"/>
+          <w:rFonts w:ascii="Charis SIL Regular" w:hAnsi="Charis SIL Regular" w:eastAsia="Charis SIL Regular"/>
+          <w:b w:val="0"/>
+          <w:i w:val="0"/>
+          <w:color w:val="000000"/>
+          <w:sz w:val="24"/>
+        </w:rPr>
+        <w:hyperlink r:id="rId21" w:history="1">
+          <w:r>
+            <w:rPr>
+              <w:rStyle w:val="Hyperlink"/>
+            </w:rPr>
+            <w:t>i</w:t>
+          </w:r>
+        </w:hyperlink>
+      </w:r>
+      <w:r>
+        <w:rPr>
+          <w:u w:val="single" w:color="0000ff"/>
+          <w:rFonts w:ascii="Charis SIL Regular" w:hAnsi="Charis SIL Regular" w:eastAsia="Charis SIL Regular"/>
+          <w:b w:val="0"/>
+          <w:i w:val="0"/>
+          <w:color w:val="000000"/>
+          <w:sz w:val="24"/>
+        </w:rPr>
+        <w:hyperlink r:id="rId21" w:history="1">
+          <w:r>
+            <w:rPr>
+              <w:rStyle w:val="Hyperlink"/>
+            </w:rPr>
+            <w:t xml:space="preserve">ndingen </w:t>
+          </w:r>
+        </w:hyperlink>
+      </w:r>
+      <w:r>
+        <w:rPr>
+          <w:u w:val="single" w:color="0000ff"/>
+          <w:rFonts w:ascii="Charis SIL Regular" w:hAnsi="Charis SIL Regular" w:eastAsia="Charis SIL Regular"/>
+          <w:b w:val="0"/>
+          <w:i w:val="0"/>
+          <w:color w:val="000000"/>
+          <w:sz w:val="24"/>
+        </w:rPr>
+        <w:hyperlink r:id="rId21" w:history="1">
+          <w:r>
+            <w:rPr>
+              <w:rStyle w:val="Hyperlink"/>
+            </w:rPr>
+            <w:t>v</w:t>
+          </w:r>
+        </w:hyperlink>
+      </w:r>
+      <w:r>
+        <w:rPr>
+          <w:u w:val="single" w:color="0000ff"/>
+          <w:rFonts w:ascii="Charis SIL Regular" w:hAnsi="Charis SIL Regular" w:eastAsia="Charis SIL Regular"/>
+          <w:b w:val="0"/>
+          <w:i w:val="0"/>
+          <w:color w:val="000000"/>
+          <w:sz w:val="24"/>
+        </w:rPr>
+        <w:hyperlink r:id="rId21" w:history="1">
+          <w:r>
+            <w:rPr>
+              <w:rStyle w:val="Hyperlink"/>
+            </w:rPr>
+            <w:t>an w</w:t>
+          </w:r>
+        </w:hyperlink>
+      </w:r>
+      <w:r>
+        <w:rPr>
+          <w:u w:val="single" w:color="0000ff"/>
+          <w:rFonts w:ascii="Charis SIL Regular" w:hAnsi="Charis SIL Regular" w:eastAsia="Charis SIL Regular"/>
+          <w:b w:val="0"/>
+          <w:i w:val="0"/>
+          <w:color w:val="000000"/>
+          <w:sz w:val="24"/>
+        </w:rPr>
+        <w:hyperlink r:id="rId21" w:history="1">
+          <w:r>
+            <w:rPr>
+              <w:rStyle w:val="Hyperlink"/>
+            </w:rPr>
+            <w:t>etens</w:t>
+          </w:r>
+        </w:hyperlink>
+      </w:r>
+      <w:r>
+        <w:rPr>
+          <w:u w:val="single" w:color="0000ff"/>
+          <w:rFonts w:ascii="Charis SIL Regular" w:hAnsi="Charis SIL Regular" w:eastAsia="Charis SIL Regular"/>
+          <w:b w:val="0"/>
+          <w:i w:val="0"/>
+          <w:color w:val="000000"/>
+          <w:sz w:val="24"/>
+        </w:rPr>
+        <w:hyperlink r:id="rId21" w:history="1">
+          <w:r>
+            <w:rPr>
+              <w:rStyle w:val="Hyperlink"/>
+            </w:rPr>
+            <w:t>c</w:t>
+          </w:r>
+        </w:hyperlink>
+      </w:r>
+      <w:r>
+        <w:rPr>
+          <w:u w:val="single" w:color="0000ff"/>
+          <w:rFonts w:ascii="Charis SIL Regular" w:hAnsi="Charis SIL Regular" w:eastAsia="Charis SIL Regular"/>
+          <w:b w:val="0"/>
+          <w:i w:val="0"/>
+          <w:color w:val="000000"/>
+          <w:sz w:val="24"/>
+        </w:rPr>
+        <w:hyperlink r:id="rId21" w:history="1">
+          <w:r>
+            <w:rPr>
+              <w:rStyle w:val="Hyperlink"/>
+            </w:rPr>
+            <w:t>happe</w:t>
+          </w:r>
+        </w:hyperlink>
+      </w:r>
+      <w:r>
+        <w:rPr>
+          <w:u w:val="single" w:color="0000ff"/>
+          <w:rFonts w:ascii="Charis SIL Regular" w:hAnsi="Charis SIL Regular" w:eastAsia="Charis SIL Regular"/>
+          <w:b w:val="0"/>
+          <w:i w:val="0"/>
+          <w:color w:val="000000"/>
+          <w:sz w:val="24"/>
+        </w:rPr>
+        <w:hyperlink r:id="rId21" w:history="1">
           <w:r>
             <w:rPr>
               <w:rStyle w:val="Hyperlink"/>
@@ -3139,7 +3372,7 @@
           <w:color w:val="000000"/>
           <w:sz w:val="24"/>
         </w:rPr>
-        <w:hyperlink r:id="rId20" w:history="1">
+        <w:hyperlink r:id="rId21" w:history="1">
           <w:r>
             <w:rPr>
               <w:rStyle w:val="Hyperlink"/>
@@ -3223,7 +3456,7 @@
           <w:sz w:val="24"/>
           <w:u w:val="single"/>
         </w:rPr>
-        <w:hyperlink r:id="rId21" w:history="1">
+        <w:hyperlink r:id="rId22" w:history="1">
           <w:r>
             <w:rPr>
               <w:rStyle w:val="Hyperlink"/>
@@ -3403,7 +3636,7 @@
           <w:sz w:val="24"/>
           <w:u w:val="single"/>
         </w:rPr>
-        <w:hyperlink r:id="rId22" w:history="1">
+        <w:hyperlink r:id="rId23" w:history="1">
           <w:r>
             <w:rPr>
               <w:rStyle w:val="Hyperlink"/>
@@ -3624,7 +3857,7 @@
           <w:sz w:val="24"/>
           <w:u w:val="single"/>
         </w:rPr>
-        <w:hyperlink r:id="rId23" w:history="1">
+        <w:hyperlink r:id="rId24" w:history="1">
           <w:r>
             <w:rPr>
               <w:rStyle w:val="Hyperlink"/>
@@ -3642,7 +3875,7 @@
           <w:sz w:val="24"/>
           <w:u w:val="single"/>
         </w:rPr>
-        <w:hyperlink r:id="rId23" w:history="1">
+        <w:hyperlink r:id="rId24" w:history="1">
           <w:r>
             <w:rPr>
               <w:rStyle w:val="Hyperlink"/>
@@ -3671,7 +3904,7 @@
           <w:sz w:val="24"/>
           <w:u w:val="single"/>
         </w:rPr>
-        <w:hyperlink r:id="rId23" w:history="1">
+        <w:hyperlink r:id="rId24" w:history="1">
           <w:r>
             <w:rPr>
               <w:rStyle w:val="Hyperlink"/>
@@ -3700,7 +3933,7 @@
           <w:sz w:val="24"/>
           <w:u w:val="single"/>
         </w:rPr>
-        <w:hyperlink r:id="rId23" w:history="1">
+        <w:hyperlink r:id="rId24" w:history="1">
           <w:r>
             <w:rPr>
               <w:rStyle w:val="Hyperlink"/>
@@ -3768,7 +4001,7 @@
           <w:sz w:val="24"/>
           <w:u w:val="single"/>
         </w:rPr>
-        <w:hyperlink r:id="rId24" w:history="1">
+        <w:hyperlink r:id="rId25" w:history="1">
           <w:r>
             <w:rPr>
               <w:rStyle w:val="Hyperlink"/>
@@ -3824,7 +4057,7 @@
           <w:sz w:val="24"/>
           <w:u w:val="single"/>
         </w:rPr>
-        <w:hyperlink r:id="rId25" w:history="1">
+        <w:hyperlink r:id="rId26" w:history="1">
           <w:r>
             <w:rPr>
               <w:rStyle w:val="Hyperlink"/>
@@ -3852,7 +4085,7 @@
           <w:sz w:val="24"/>
           <w:u w:val="single"/>
         </w:rPr>
-        <w:hyperlink r:id="rId26" w:history="1">
+        <w:hyperlink r:id="rId27" w:history="1">
           <w:r>
             <w:rPr>
               <w:rStyle w:val="Hyperlink"/>
@@ -3881,7 +4114,7 @@
           <w:sz w:val="24"/>
           <w:u w:val="single"/>
         </w:rPr>
-        <w:hyperlink r:id="rId26" w:history="1">
+        <w:hyperlink r:id="rId27" w:history="1">
           <w:r>
             <w:rPr>
               <w:rStyle w:val="Hyperlink"/>
@@ -3899,7 +4132,7 @@
           <w:sz w:val="24"/>
           <w:u w:val="single"/>
         </w:rPr>
-        <w:hyperlink r:id="rId24" w:history="1">
+        <w:hyperlink r:id="rId25" w:history="1">
           <w:r>
             <w:rPr>
               <w:rStyle w:val="Hyperlink"/>
@@ -3928,6 +4161,7 @@
           <w:i w:val="0"/>
           <w:color w:val="0000FF"/>
           <w:sz w:val="24"/>
+          <w:u w:val="single"/>
         </w:rPr>
         <w:t>Mus</w:t>
       </w:r>
@@ -3940,7 +4174,7 @@
           <w:sz w:val="24"/>
           <w:u w:val="single"/>
         </w:rPr>
-        <w:hyperlink r:id="rId26" w:history="1">
+        <w:hyperlink r:id="rId27" w:history="1">
           <w:r>
             <w:rPr>
               <w:rStyle w:val="Hyperlink"/>
@@ -3969,7 +4203,7 @@
           <w:sz w:val="24"/>
           <w:u w:val="single"/>
         </w:rPr>
-        <w:hyperlink r:id="rId26" w:history="1">
+        <w:hyperlink r:id="rId15" w:history="1">
           <w:r>
             <w:rPr>
               <w:rStyle w:val="Hyperlink"/>
@@ -3987,7 +4221,7 @@
           <w:sz w:val="24"/>
           <w:u w:val="single"/>
         </w:rPr>
-        <w:hyperlink r:id="rId26" w:history="1">
+        <w:hyperlink r:id="rId15" w:history="1">
           <w:r>
             <w:rPr>
               <w:rStyle w:val="Hyperlink"/>
@@ -4005,7 +4239,7 @@
           <w:color w:val="000000"/>
           <w:sz w:val="24"/>
         </w:rPr>
-        <w:hyperlink r:id="rId26" w:history="1">
+        <w:hyperlink r:id="rId27" w:history="1">
           <w:r>
             <w:rPr>
               <w:rStyle w:val="Hyperlink"/>
@@ -4083,7 +4317,7 @@
           <w:sz w:val="24"/>
           <w:u w:val="single"/>
         </w:rPr>
-        <w:hyperlink r:id="rId27" w:history="1">
+        <w:hyperlink r:id="rId28" w:history="1">
           <w:r>
             <w:rPr>
               <w:rStyle w:val="Hyperlink"/>
@@ -4112,7 +4346,7 @@
           <w:sz w:val="24"/>
           <w:u w:val="single"/>
         </w:rPr>
-        <w:hyperlink r:id="rId27" w:history="1">
+        <w:hyperlink r:id="rId28" w:history="1">
           <w:r>
             <w:rPr>
               <w:rStyle w:val="Hyperlink"/>
@@ -4141,7 +4375,7 @@
           <w:sz w:val="24"/>
           <w:u w:val="single"/>
         </w:rPr>
-        <w:hyperlink r:id="rId27" w:history="1">
+        <w:hyperlink r:id="rId28" w:history="1">
           <w:r>
             <w:rPr>
               <w:rStyle w:val="Hyperlink"/>
@@ -4239,7 +4473,7 @@
           <w:sz w:val="24"/>
           <w:u w:val="single"/>
         </w:rPr>
-        <w:hyperlink r:id="rId28" w:history="1">
+        <w:hyperlink r:id="rId29" w:history="1">
           <w:r>
             <w:rPr>
               <w:rStyle w:val="Hyperlink"/>
@@ -4267,7 +4501,7 @@
           <w:sz w:val="24"/>
           <w:u w:val="single"/>
         </w:rPr>
-        <w:hyperlink r:id="rId29" w:history="1">
+        <w:hyperlink r:id="rId30" w:history="1">
           <w:r>
             <w:rPr>
               <w:rStyle w:val="Hyperlink"/>
@@ -4305,7 +4539,7 @@
           <w:color w:val="000000"/>
           <w:sz w:val="24"/>
         </w:rPr>
-        <w:hyperlink r:id="rId28" w:history="1">
+        <w:hyperlink r:id="rId29" w:history="1">
           <w:r>
             <w:rPr>
               <w:rStyle w:val="Hyperlink"/>
@@ -4333,7 +4567,7 @@
           <w:color w:val="000000"/>
           <w:sz w:val="24"/>
         </w:rPr>
-        <w:hyperlink r:id="rId29" w:history="1">
+        <w:hyperlink r:id="rId30" w:history="1">
           <w:r>
             <w:rPr>
               <w:rStyle w:val="Hyperlink"/>

--- a/EXPORTS/DOCX/published/niveau2/Dutch/Indonesia.docx
+++ b/EXPORTS/DOCX/published/niveau2/Dutch/Indonesia.docx
@@ -1241,7 +1241,25 @@
           <w:color w:val="000000"/>
           <w:sz w:val="24"/>
         </w:rPr>
-        <w:t>gedetailleerde informatie en bronn</w:t>
+        <w:t>gedetailleerde informatie e</w:t>
+      </w:r>
+      <w:r>
+        <w:rPr>
+          <w:u w:val="single" w:color="0000ff"/>
+          <w:rFonts w:ascii="Charis SIL Regular" w:hAnsi="Charis SIL Regular" w:eastAsia="Charis SIL Regular"/>
+          <w:b w:val="0"/>
+          <w:i w:val="0"/>
+          <w:color w:val="000000"/>
+          <w:sz w:val="24"/>
+        </w:rPr>
+        <w:hyperlink r:id="rId12" w:history="1">
+          <w:r>
+            <w:rPr>
+              <w:rStyle w:val="Hyperlink"/>
+            </w:rPr>
+            <w:t>n bronn</w:t>
+          </w:r>
+        </w:hyperlink>
       </w:r>
       <w:r>
         <w:rPr>
@@ -2469,28 +2487,7 @@
           <w:color w:val="000000"/>
           <w:sz w:val="24"/>
         </w:rPr>
-        <w:t>zendelingen en missionarissen, zie de des</w:t>
-      </w:r>
-      <w:r>
-        <w:rPr>
-          <w:u w:val="single" w:color="0000ff"/>
-          <w:rFonts w:ascii="Charis SIL Regular" w:hAnsi="Charis SIL Regular" w:eastAsia="Charis SIL Regular"/>
-          <w:b w:val="0"/>
-          <w:i w:val="0"/>
-          <w:color w:val="000000"/>
-          <w:sz w:val="24"/>
-        </w:rPr>
-        <w:t>betreffende</w:t>
-      </w:r>
-      <w:r>
-        <w:rPr>
-          <w:rFonts w:ascii="Charis SIL Regular" w:hAnsi="Charis SIL Regular" w:eastAsia="Charis SIL Regular"/>
-          <w:b w:val="0"/>
-          <w:i w:val="0"/>
-          <w:color w:val="000000"/>
-          <w:sz w:val="24"/>
-        </w:rPr>
-        <w:t xml:space="preserve"> </w:t>
+        <w:t xml:space="preserve">zendelingen en missionarissen, zie de desbetreffende </w:t>
       </w:r>
       <w:r>
         <w:rPr>
@@ -2537,7 +2534,7 @@
           <w:sz w:val="24"/>
           <w:u w:val="single"/>
         </w:rPr>
-        <w:hyperlink r:id="rId19" w:history="1">
+        <w:hyperlink r:id="rId20" w:history="1">
           <w:r>
             <w:rPr>
               <w:rStyle w:val="Hyperlink"/>
@@ -2883,55 +2880,8 @@
           <w:i w:val="0"/>
           <w:color w:val="0000FF"/>
           <w:sz w:val="24"/>
-          <w:u w:val="single"/>
-        </w:rPr>
-        <w:t xml:space="preserve"> </w:t>
-      </w:r>
-      <w:r>
-        <w:rPr>
-          <w:rFonts w:ascii="Charis SIL Regular" w:hAnsi="Charis SIL Regular" w:eastAsia="Charis SIL Regular"/>
-          <w:b w:val="0"/>
-          <w:i w:val="0"/>
-          <w:color w:val="0000FF"/>
-          <w:sz w:val="24"/>
-          <w:u w:val="single"/>
-        </w:rPr>
-        <w:hyperlink r:id="rId21" w:history="1">
-          <w:r>
-            <w:rPr>
-              <w:rStyle w:val="Hyperlink"/>
-            </w:rPr>
-            <w:t>voor</w:t>
-          </w:r>
-        </w:hyperlink>
-      </w:r>
-      <w:r>
-        <w:rPr>
-          <w:rFonts w:ascii="Charis SIL Regular" w:hAnsi="Charis SIL Regular" w:eastAsia="Charis SIL Regular"/>
-          <w:b w:val="0"/>
-          <w:i w:val="0"/>
-          <w:color w:val="0000FF"/>
-          <w:sz w:val="24"/>
-          <w:u w:val="single"/>
-        </w:rPr>
-        <w:t xml:space="preserve"> </w:t>
-      </w:r>
-      <w:r>
-        <w:rPr>
-          <w:rFonts w:ascii="Charis SIL Regular" w:hAnsi="Charis SIL Regular" w:eastAsia="Charis SIL Regular"/>
-          <w:b w:val="0"/>
-          <w:i w:val="0"/>
-          <w:color w:val="0000FF"/>
-          <w:sz w:val="24"/>
-        </w:rPr>
-        <w:hyperlink r:id="rId21" w:history="1">
-          <w:r>
-            <w:rPr>
-              <w:rStyle w:val="Hyperlink"/>
-            </w:rPr>
-            <w:t>Ta</w:t>
-          </w:r>
-        </w:hyperlink>
+        </w:rPr>
+        <w:t xml:space="preserve"> voor Ta</w:t>
       </w:r>
       <w:r>
         <w:rPr>
@@ -3000,6 +2950,71 @@
           <w:sz w:val="24"/>
           <w:u w:val="single"/>
         </w:rPr>
+        <w:hyperlink r:id="rId21" w:history="1">
+          <w:r>
+            <w:rPr>
+              <w:rStyle w:val="Hyperlink"/>
+            </w:rPr>
+            <w:t>e</w:t>
+          </w:r>
+        </w:hyperlink>
+      </w:r>
+      <w:r>
+        <w:rPr>
+          <w:rFonts w:ascii="Charis SIL Regular" w:hAnsi="Charis SIL Regular" w:eastAsia="Charis SIL Regular"/>
+          <w:b w:val="0"/>
+          <w:i w:val="0"/>
+          <w:color w:val="0000FF"/>
+          <w:sz w:val="24"/>
+          <w:u w:val="single"/>
+        </w:rPr>
+        <w:hyperlink r:id="rId21" w:history="1">
+          <w:r>
+            <w:rPr>
+              <w:rStyle w:val="Hyperlink"/>
+            </w:rPr>
+            <w:t>n</w:t>
+          </w:r>
+        </w:hyperlink>
+      </w:r>
+      <w:r>
+        <w:rPr>
+          <w:rFonts w:ascii="Charis SIL Regular" w:hAnsi="Charis SIL Regular" w:eastAsia="Charis SIL Regular"/>
+          <w:b w:val="0"/>
+          <w:i w:val="0"/>
+          <w:color w:val="0000FF"/>
+          <w:sz w:val="24"/>
+          <w:u w:val="single"/>
+        </w:rPr>
+        <w:t xml:space="preserve"> </w:t>
+      </w:r>
+      <w:r>
+        <w:rPr>
+          <w:rFonts w:ascii="Charis SIL Regular" w:hAnsi="Charis SIL Regular" w:eastAsia="Charis SIL Regular"/>
+          <w:b w:val="0"/>
+          <w:i w:val="0"/>
+          <w:color w:val="0000FF"/>
+          <w:sz w:val="24"/>
+          <w:u w:val="single"/>
+        </w:rPr>
+        <w:hyperlink r:id="rId21" w:history="1">
+          <w:r>
+            <w:rPr>
+              <w:rStyle w:val="Hyperlink"/>
+            </w:rPr>
+            <w:t>Volkenkund</w:t>
+          </w:r>
+        </w:hyperlink>
+      </w:r>
+      <w:r>
+        <w:rPr>
+          <w:rFonts w:ascii="Charis SIL Regular" w:hAnsi="Charis SIL Regular" w:eastAsia="Charis SIL Regular"/>
+          <w:b w:val="0"/>
+          <w:i w:val="0"/>
+          <w:color w:val="0000FF"/>
+          <w:sz w:val="24"/>
+          <w:u w:val="single"/>
+        </w:rPr>
         <w:hyperlink r:id="rId10" w:history="1">
           <w:r>
             <w:rPr>
@@ -3011,71 +3026,6 @@
       </w:r>
       <w:r>
         <w:rPr>
-          <w:rFonts w:ascii="Charis SIL Regular" w:hAnsi="Charis SIL Regular" w:eastAsia="Charis SIL Regular"/>
-          <w:b w:val="0"/>
-          <w:i w:val="0"/>
-          <w:color w:val="0000FF"/>
-          <w:sz w:val="24"/>
-          <w:u w:val="single"/>
-        </w:rPr>
-        <w:hyperlink r:id="rId10" w:history="1">
-          <w:r>
-            <w:rPr>
-              <w:rStyle w:val="Hyperlink"/>
-            </w:rPr>
-            <w:t>n</w:t>
-          </w:r>
-        </w:hyperlink>
-      </w:r>
-      <w:r>
-        <w:rPr>
-          <w:rFonts w:ascii="Charis SIL Regular" w:hAnsi="Charis SIL Regular" w:eastAsia="Charis SIL Regular"/>
-          <w:b w:val="0"/>
-          <w:i w:val="0"/>
-          <w:color w:val="0000FF"/>
-          <w:sz w:val="24"/>
-          <w:u w:val="single"/>
-        </w:rPr>
-        <w:t xml:space="preserve"> </w:t>
-      </w:r>
-      <w:r>
-        <w:rPr>
-          <w:rFonts w:ascii="Charis SIL Regular" w:hAnsi="Charis SIL Regular" w:eastAsia="Charis SIL Regular"/>
-          <w:b w:val="0"/>
-          <w:i w:val="0"/>
-          <w:color w:val="0000FF"/>
-          <w:sz w:val="24"/>
-          <w:u w:val="single"/>
-        </w:rPr>
-        <w:hyperlink r:id="rId10" w:history="1">
-          <w:r>
-            <w:rPr>
-              <w:rStyle w:val="Hyperlink"/>
-            </w:rPr>
-            <w:t>Volkenkund</w:t>
-          </w:r>
-        </w:hyperlink>
-      </w:r>
-      <w:r>
-        <w:rPr>
-          <w:rFonts w:ascii="Charis SIL Regular" w:hAnsi="Charis SIL Regular" w:eastAsia="Charis SIL Regular"/>
-          <w:b w:val="0"/>
-          <w:i w:val="0"/>
-          <w:color w:val="0000FF"/>
-          <w:sz w:val="24"/>
-          <w:u w:val="single"/>
-        </w:rPr>
-        <w:hyperlink r:id="rId10" w:history="1">
-          <w:r>
-            <w:rPr>
-              <w:rStyle w:val="Hyperlink"/>
-            </w:rPr>
-            <w:t>e</w:t>
-          </w:r>
-        </w:hyperlink>
-      </w:r>
-      <w:r>
-        <w:rPr>
           <w:u w:val="single" w:color="0000ff"/>
           <w:rFonts w:ascii="Charis SIL Regular" w:hAnsi="Charis SIL Regular" w:eastAsia="Charis SIL Regular"/>
           <w:b w:val="0"/>
@@ -3164,14 +3114,7 @@
           <w:color w:val="000000"/>
           <w:sz w:val="24"/>
         </w:rPr>
-        <w:hyperlink r:id="rId10" w:history="1">
-          <w:r>
-            <w:rPr>
-              <w:rStyle w:val="Hyperlink"/>
-            </w:rPr>
-            <w:t>dit</w:t>
-          </w:r>
-        </w:hyperlink>
+        <w:t>dit</w:t>
       </w:r>
       <w:r>
         <w:rPr>
@@ -3329,21 +3272,13 @@
       </w:r>
       <w:r>
         <w:rPr>
-          <w:u w:val="single" w:color="0000ff"/>
           <w:rFonts w:ascii="Charis SIL Regular" w:hAnsi="Charis SIL Regular" w:eastAsia="Charis SIL Regular"/>
           <w:b w:val="0"/>
           <w:i w:val="0"/>
           <w:color w:val="000000"/>
           <w:sz w:val="24"/>
         </w:rPr>
-        <w:hyperlink r:id="rId21" w:history="1">
-          <w:r>
-            <w:rPr>
-              <w:rStyle w:val="Hyperlink"/>
-            </w:rPr>
-            <w:t>happe</w:t>
-          </w:r>
-        </w:hyperlink>
+        <w:t>happe</w:t>
       </w:r>
       <w:r>
         <w:rPr>
@@ -4132,7 +4067,7 @@
           <w:sz w:val="24"/>
           <w:u w:val="single"/>
         </w:rPr>
-        <w:hyperlink r:id="rId25" w:history="1">
+        <w:hyperlink r:id="rId27" w:history="1">
           <w:r>
             <w:rPr>
               <w:rStyle w:val="Hyperlink"/>
@@ -4163,7 +4098,14 @@
           <w:sz w:val="24"/>
           <w:u w:val="single"/>
         </w:rPr>
-        <w:t>Mus</w:t>
+        <w:hyperlink r:id="rId15" w:history="1">
+          <w:r>
+            <w:rPr>
+              <w:rStyle w:val="Hyperlink"/>
+            </w:rPr>
+            <w:t>Mus</w:t>
+          </w:r>
+        </w:hyperlink>
       </w:r>
       <w:r>
         <w:rPr>
@@ -4203,7 +4145,7 @@
           <w:sz w:val="24"/>
           <w:u w:val="single"/>
         </w:rPr>
-        <w:hyperlink r:id="rId15" w:history="1">
+        <w:hyperlink r:id="rId27" w:history="1">
           <w:r>
             <w:rPr>
               <w:rStyle w:val="Hyperlink"/>
@@ -4221,7 +4163,7 @@
           <w:sz w:val="24"/>
           <w:u w:val="single"/>
         </w:rPr>
-        <w:hyperlink r:id="rId15" w:history="1">
+        <w:hyperlink r:id="rId27" w:history="1">
           <w:r>
             <w:rPr>
               <w:rStyle w:val="Hyperlink"/>

--- a/EXPORTS/DOCX/published/niveau2/Dutch/Indonesia.docx
+++ b/EXPORTS/DOCX/published/niveau2/Dutch/Indonesia.docx
@@ -406,25 +406,7 @@
           <w:color w:val="000000"/>
           <w:sz w:val="24"/>
         </w:rPr>
-        <w:t xml:space="preserve">informatie </w:t>
-      </w:r>
-      <w:r>
-        <w:rPr>
-          <w:u w:val="single" w:color="0000ff"/>
-          <w:rFonts w:ascii="Charis SIL Regular" w:hAnsi="Charis SIL Regular" w:eastAsia="Charis SIL Regular"/>
-          <w:b w:val="0"/>
-          <w:i w:val="0"/>
-          <w:color w:val="000000"/>
-          <w:sz w:val="24"/>
-        </w:rPr>
-        <w:hyperlink r:id="rId9" w:history="1">
-          <w:r>
-            <w:rPr>
-              <w:rStyle w:val="Hyperlink"/>
-            </w:rPr>
-            <w:t>hierover.</w:t>
-          </w:r>
-        </w:hyperlink>
+        <w:t>informatie hierover.</w:t>
       </w:r>
     </w:p>
     <w:p>
@@ -1263,111 +1245,13 @@
       </w:r>
       <w:r>
         <w:rPr>
-          <w:u w:val="single" w:color="0000ff"/>
           <w:rFonts w:ascii="Charis SIL Regular" w:hAnsi="Charis SIL Regular" w:eastAsia="Charis SIL Regular"/>
           <w:b w:val="0"/>
           <w:i w:val="0"/>
           <w:color w:val="000000"/>
           <w:sz w:val="24"/>
         </w:rPr>
-        <w:hyperlink r:id="rId12" w:history="1">
-          <w:r>
-            <w:rPr>
-              <w:rStyle w:val="Hyperlink"/>
-            </w:rPr>
-            <w:t>en met betre</w:t>
-          </w:r>
-        </w:hyperlink>
-      </w:r>
-      <w:r>
-        <w:rPr>
-          <w:u w:val="single" w:color="0000ff"/>
-          <w:rFonts w:ascii="Charis SIL Regular" w:hAnsi="Charis SIL Regular" w:eastAsia="Charis SIL Regular"/>
-          <w:b w:val="0"/>
-          <w:i w:val="0"/>
-          <w:color w:val="000000"/>
-          <w:sz w:val="24"/>
-        </w:rPr>
-        <w:hyperlink r:id="rId12" w:history="1">
-          <w:r>
-            <w:rPr>
-              <w:rStyle w:val="Hyperlink"/>
-            </w:rPr>
-            <w:t>kki</w:t>
-          </w:r>
-        </w:hyperlink>
-      </w:r>
-      <w:r>
-        <w:rPr>
-          <w:u w:val="single" w:color="0000ff"/>
-          <w:rFonts w:ascii="Charis SIL Regular" w:hAnsi="Charis SIL Regular" w:eastAsia="Charis SIL Regular"/>
-          <w:b w:val="0"/>
-          <w:i w:val="0"/>
-          <w:color w:val="000000"/>
-          <w:sz w:val="24"/>
-        </w:rPr>
-        <w:hyperlink r:id="rId12" w:history="1">
-          <w:r>
-            <w:rPr>
-              <w:rStyle w:val="Hyperlink"/>
-            </w:rPr>
-            <w:t>n</w:t>
-          </w:r>
-        </w:hyperlink>
-      </w:r>
-      <w:r>
-        <w:rPr>
-          <w:u w:val="single" w:color="0000ff"/>
-          <w:rFonts w:ascii="Charis SIL Regular" w:hAnsi="Charis SIL Regular" w:eastAsia="Charis SIL Regular"/>
-          <w:b w:val="0"/>
-          <w:i w:val="0"/>
-          <w:color w:val="000000"/>
-          <w:sz w:val="24"/>
-        </w:rPr>
-        <w:hyperlink r:id="rId12" w:history="1">
-          <w:r>
-            <w:rPr>
-              <w:rStyle w:val="Hyperlink"/>
-            </w:rPr>
-            <w:t xml:space="preserve">g </w:t>
-          </w:r>
-        </w:hyperlink>
-      </w:r>
-      <w:r>
-        <w:rPr>
-          <w:u w:val="single" w:color="0000ff"/>
-          <w:rFonts w:ascii="Charis SIL Regular" w:hAnsi="Charis SIL Regular" w:eastAsia="Charis SIL Regular"/>
-          <w:b w:val="0"/>
-          <w:i w:val="0"/>
-          <w:color w:val="000000"/>
-          <w:sz w:val="24"/>
-        </w:rPr>
-        <w:hyperlink r:id="rId12" w:history="1">
-          <w:r>
-            <w:rPr>
-              <w:rStyle w:val="Hyperlink"/>
-            </w:rPr>
-            <w:t>t</w:t>
-          </w:r>
-        </w:hyperlink>
-      </w:r>
-      <w:r>
-        <w:rPr>
-          <w:u w:val="single" w:color="0000ff"/>
-          <w:rFonts w:ascii="Charis SIL Regular" w:hAnsi="Charis SIL Regular" w:eastAsia="Charis SIL Regular"/>
-          <w:b w:val="0"/>
-          <w:i w:val="0"/>
-          <w:color w:val="000000"/>
-          <w:sz w:val="24"/>
-        </w:rPr>
-        <w:hyperlink r:id="rId12" w:history="1">
-          <w:r>
-            <w:rPr>
-              <w:rStyle w:val="Hyperlink"/>
-            </w:rPr>
-            <w:t>ot het Batav</w:t>
-          </w:r>
-        </w:hyperlink>
+        <w:t>en met betrekking tot het Batav</w:t>
       </w:r>
       <w:r>
         <w:rPr>
@@ -2498,14 +2382,7 @@
           <w:sz w:val="24"/>
           <w:u w:val="single"/>
         </w:rPr>
-        <w:hyperlink r:id="rId20" w:history="1">
-          <w:r>
-            <w:rPr>
-              <w:rStyle w:val="Hyperlink"/>
-            </w:rPr>
-            <w:t>zoe</w:t>
-          </w:r>
-        </w:hyperlink>
+        <w:t>zoekh</w:t>
       </w:r>
       <w:r>
         <w:rPr>
@@ -2516,25 +2393,7 @@
           <w:sz w:val="24"/>
           <w:u w:val="single"/>
         </w:rPr>
-        <w:hyperlink r:id="rId20" w:history="1">
-          <w:r>
-            <w:rPr>
-              <w:rStyle w:val="Hyperlink"/>
-            </w:rPr>
-            <w:t>kh</w:t>
-          </w:r>
-        </w:hyperlink>
-      </w:r>
-      <w:r>
-        <w:rPr>
-          <w:rFonts w:ascii="Charis SIL Regular" w:hAnsi="Charis SIL Regular" w:eastAsia="Charis SIL Regular"/>
-          <w:b w:val="0"/>
-          <w:i w:val="0"/>
-          <w:color w:val="0000FF"/>
-          <w:sz w:val="24"/>
-          <w:u w:val="single"/>
-        </w:rPr>
-        <w:hyperlink r:id="rId20" w:history="1">
+        <w:hyperlink r:id="rId19" w:history="1">
           <w:r>
             <w:rPr>
               <w:rStyle w:val="Hyperlink"/>
@@ -2835,7 +2694,7 @@
           <w:sz w:val="24"/>
           <w:u w:val="single"/>
         </w:rPr>
-        <w:hyperlink r:id="rId21" w:history="1">
+        <w:hyperlink r:id="rId20" w:history="1">
           <w:r>
             <w:rPr>
               <w:rStyle w:val="Hyperlink"/>
@@ -2864,7 +2723,7 @@
           <w:sz w:val="24"/>
           <w:u w:val="single"/>
         </w:rPr>
-        <w:hyperlink r:id="rId21" w:history="1">
+        <w:hyperlink r:id="rId20" w:history="1">
           <w:r>
             <w:rPr>
               <w:rStyle w:val="Hyperlink"/>
@@ -2880,8 +2739,9 @@
           <w:i w:val="0"/>
           <w:color w:val="0000FF"/>
           <w:sz w:val="24"/>
-        </w:rPr>
-        <w:t xml:space="preserve"> voor Ta</w:t>
+          <w:u w:val="single"/>
+        </w:rPr>
+        <w:t xml:space="preserve"> </w:t>
       </w:r>
       <w:r>
         <w:rPr>
@@ -2892,7 +2752,54 @@
           <w:sz w:val="24"/>
           <w:u w:val="single"/>
         </w:rPr>
-        <w:hyperlink r:id="rId10" w:history="1">
+        <w:hyperlink r:id="rId20" w:history="1">
+          <w:r>
+            <w:rPr>
+              <w:rStyle w:val="Hyperlink"/>
+            </w:rPr>
+            <w:t>voor</w:t>
+          </w:r>
+        </w:hyperlink>
+      </w:r>
+      <w:r>
+        <w:rPr>
+          <w:rFonts w:ascii="Charis SIL Regular" w:hAnsi="Charis SIL Regular" w:eastAsia="Charis SIL Regular"/>
+          <w:b w:val="0"/>
+          <w:i w:val="0"/>
+          <w:color w:val="0000FF"/>
+          <w:sz w:val="24"/>
+          <w:u w:val="single"/>
+        </w:rPr>
+        <w:t xml:space="preserve"> </w:t>
+      </w:r>
+      <w:r>
+        <w:rPr>
+          <w:rFonts w:ascii="Charis SIL Regular" w:hAnsi="Charis SIL Regular" w:eastAsia="Charis SIL Regular"/>
+          <w:b w:val="0"/>
+          <w:i w:val="0"/>
+          <w:color w:val="0000FF"/>
+          <w:sz w:val="24"/>
+          <w:u w:val="single"/>
+        </w:rPr>
+        <w:hyperlink r:id="rId20" w:history="1">
+          <w:r>
+            <w:rPr>
+              <w:rStyle w:val="Hyperlink"/>
+            </w:rPr>
+            <w:t>Ta</w:t>
+          </w:r>
+        </w:hyperlink>
+      </w:r>
+      <w:r>
+        <w:rPr>
+          <w:rFonts w:ascii="Charis SIL Regular" w:hAnsi="Charis SIL Regular" w:eastAsia="Charis SIL Regular"/>
+          <w:b w:val="0"/>
+          <w:i w:val="0"/>
+          <w:color w:val="0000FF"/>
+          <w:sz w:val="24"/>
+          <w:u w:val="single"/>
+        </w:rPr>
+        <w:hyperlink r:id="rId20" w:history="1">
           <w:r>
             <w:rPr>
               <w:rStyle w:val="Hyperlink"/>
@@ -2921,7 +2828,7 @@
           <w:sz w:val="24"/>
           <w:u w:val="single"/>
         </w:rPr>
-        <w:hyperlink r:id="rId10" w:history="1">
+        <w:hyperlink r:id="rId20" w:history="1">
           <w:r>
             <w:rPr>
               <w:rStyle w:val="Hyperlink"/>
@@ -2950,7 +2857,7 @@
           <w:sz w:val="24"/>
           <w:u w:val="single"/>
         </w:rPr>
-        <w:hyperlink r:id="rId21" w:history="1">
+        <w:hyperlink r:id="rId20" w:history="1">
           <w:r>
             <w:rPr>
               <w:rStyle w:val="Hyperlink"/>
@@ -2968,7 +2875,7 @@
           <w:sz w:val="24"/>
           <w:u w:val="single"/>
         </w:rPr>
-        <w:hyperlink r:id="rId21" w:history="1">
+        <w:hyperlink r:id="rId10" w:history="1">
           <w:r>
             <w:rPr>
               <w:rStyle w:val="Hyperlink"/>
@@ -2997,7 +2904,7 @@
           <w:sz w:val="24"/>
           <w:u w:val="single"/>
         </w:rPr>
-        <w:hyperlink r:id="rId21" w:history="1">
+        <w:hyperlink r:id="rId10" w:history="1">
           <w:r>
             <w:rPr>
               <w:rStyle w:val="Hyperlink"/>
@@ -3114,7 +3021,14 @@
           <w:color w:val="000000"/>
           <w:sz w:val="24"/>
         </w:rPr>
-        <w:t>dit</w:t>
+        <w:hyperlink r:id="rId10" w:history="1">
+          <w:r>
+            <w:rPr>
+              <w:rStyle w:val="Hyperlink"/>
+            </w:rPr>
+            <w:t>dit</w:t>
+          </w:r>
+        </w:hyperlink>
       </w:r>
       <w:r>
         <w:rPr>
@@ -3153,12 +3067,12 @@
           <w:color w:val="000000"/>
           <w:sz w:val="24"/>
         </w:rPr>
-        <w:hyperlink r:id="rId21" w:history="1">
+        <w:hyperlink r:id="rId20" w:history="1">
           <w:r>
             <w:rPr>
               <w:rStyle w:val="Hyperlink"/>
             </w:rPr>
-            <w:t>en de bev</w:t>
+            <w:t>en de bevi</w:t>
           </w:r>
         </w:hyperlink>
       </w:r>
@@ -3171,25 +3085,7 @@
           <w:color w:val="000000"/>
           <w:sz w:val="24"/>
         </w:rPr>
-        <w:hyperlink r:id="rId21" w:history="1">
-          <w:r>
-            <w:rPr>
-              <w:rStyle w:val="Hyperlink"/>
-            </w:rPr>
-            <w:t>i</w:t>
-          </w:r>
-        </w:hyperlink>
-      </w:r>
-      <w:r>
-        <w:rPr>
-          <w:u w:val="single" w:color="0000ff"/>
-          <w:rFonts w:ascii="Charis SIL Regular" w:hAnsi="Charis SIL Regular" w:eastAsia="Charis SIL Regular"/>
-          <w:b w:val="0"/>
-          <w:i w:val="0"/>
-          <w:color w:val="000000"/>
-          <w:sz w:val="24"/>
-        </w:rPr>
-        <w:hyperlink r:id="rId21" w:history="1">
+        <w:hyperlink r:id="rId20" w:history="1">
           <w:r>
             <w:rPr>
               <w:rStyle w:val="Hyperlink"/>
@@ -3207,7 +3103,7 @@
           <w:color w:val="000000"/>
           <w:sz w:val="24"/>
         </w:rPr>
-        <w:hyperlink r:id="rId21" w:history="1">
+        <w:hyperlink r:id="rId20" w:history="1">
           <w:r>
             <w:rPr>
               <w:rStyle w:val="Hyperlink"/>
@@ -3225,7 +3121,7 @@
           <w:color w:val="000000"/>
           <w:sz w:val="24"/>
         </w:rPr>
-        <w:hyperlink r:id="rId21" w:history="1">
+        <w:hyperlink r:id="rId20" w:history="1">
           <w:r>
             <w:rPr>
               <w:rStyle w:val="Hyperlink"/>
@@ -3243,7 +3139,7 @@
           <w:color w:val="000000"/>
           <w:sz w:val="24"/>
         </w:rPr>
-        <w:hyperlink r:id="rId21" w:history="1">
+        <w:hyperlink r:id="rId20" w:history="1">
           <w:r>
             <w:rPr>
               <w:rStyle w:val="Hyperlink"/>
@@ -3261,7 +3157,7 @@
           <w:color w:val="000000"/>
           <w:sz w:val="24"/>
         </w:rPr>
-        <w:hyperlink r:id="rId21" w:history="1">
+        <w:hyperlink r:id="rId20" w:history="1">
           <w:r>
             <w:rPr>
               <w:rStyle w:val="Hyperlink"/>
@@ -3272,13 +3168,21 @@
       </w:r>
       <w:r>
         <w:rPr>
+          <w:u w:val="single" w:color="0000ff"/>
           <w:rFonts w:ascii="Charis SIL Regular" w:hAnsi="Charis SIL Regular" w:eastAsia="Charis SIL Regular"/>
           <w:b w:val="0"/>
           <w:i w:val="0"/>
           <w:color w:val="000000"/>
           <w:sz w:val="24"/>
         </w:rPr>
-        <w:t>happe</w:t>
+        <w:hyperlink r:id="rId20" w:history="1">
+          <w:r>
+            <w:rPr>
+              <w:rStyle w:val="Hyperlink"/>
+            </w:rPr>
+            <w:t>happe</w:t>
+          </w:r>
+        </w:hyperlink>
       </w:r>
       <w:r>
         <w:rPr>
@@ -3289,7 +3193,7 @@
           <w:color w:val="000000"/>
           <w:sz w:val="24"/>
         </w:rPr>
-        <w:hyperlink r:id="rId21" w:history="1">
+        <w:hyperlink r:id="rId20" w:history="1">
           <w:r>
             <w:rPr>
               <w:rStyle w:val="Hyperlink"/>
@@ -3307,7 +3211,7 @@
           <w:color w:val="000000"/>
           <w:sz w:val="24"/>
         </w:rPr>
-        <w:hyperlink r:id="rId21" w:history="1">
+        <w:hyperlink r:id="rId20" w:history="1">
           <w:r>
             <w:rPr>
               <w:rStyle w:val="Hyperlink"/>
@@ -3391,7 +3295,7 @@
           <w:sz w:val="24"/>
           <w:u w:val="single"/>
         </w:rPr>
-        <w:hyperlink r:id="rId22" w:history="1">
+        <w:hyperlink r:id="rId21" w:history="1">
           <w:r>
             <w:rPr>
               <w:rStyle w:val="Hyperlink"/>
@@ -3571,7 +3475,7 @@
           <w:sz w:val="24"/>
           <w:u w:val="single"/>
         </w:rPr>
-        <w:hyperlink r:id="rId23" w:history="1">
+        <w:hyperlink r:id="rId22" w:history="1">
           <w:r>
             <w:rPr>
               <w:rStyle w:val="Hyperlink"/>
@@ -3792,7 +3696,7 @@
           <w:sz w:val="24"/>
           <w:u w:val="single"/>
         </w:rPr>
-        <w:hyperlink r:id="rId24" w:history="1">
+        <w:hyperlink r:id="rId23" w:history="1">
           <w:r>
             <w:rPr>
               <w:rStyle w:val="Hyperlink"/>
@@ -3810,7 +3714,7 @@
           <w:sz w:val="24"/>
           <w:u w:val="single"/>
         </w:rPr>
-        <w:hyperlink r:id="rId24" w:history="1">
+        <w:hyperlink r:id="rId23" w:history="1">
           <w:r>
             <w:rPr>
               <w:rStyle w:val="Hyperlink"/>
@@ -3839,7 +3743,7 @@
           <w:sz w:val="24"/>
           <w:u w:val="single"/>
         </w:rPr>
-        <w:hyperlink r:id="rId24" w:history="1">
+        <w:hyperlink r:id="rId23" w:history="1">
           <w:r>
             <w:rPr>
               <w:rStyle w:val="Hyperlink"/>
@@ -3868,7 +3772,7 @@
           <w:sz w:val="24"/>
           <w:u w:val="single"/>
         </w:rPr>
-        <w:hyperlink r:id="rId24" w:history="1">
+        <w:hyperlink r:id="rId23" w:history="1">
           <w:r>
             <w:rPr>
               <w:rStyle w:val="Hyperlink"/>
@@ -3936,7 +3840,7 @@
           <w:sz w:val="24"/>
           <w:u w:val="single"/>
         </w:rPr>
-        <w:hyperlink r:id="rId25" w:history="1">
+        <w:hyperlink r:id="rId24" w:history="1">
           <w:r>
             <w:rPr>
               <w:rStyle w:val="Hyperlink"/>
@@ -3992,7 +3896,7 @@
           <w:sz w:val="24"/>
           <w:u w:val="single"/>
         </w:rPr>
-        <w:hyperlink r:id="rId26" w:history="1">
+        <w:hyperlink r:id="rId25" w:history="1">
           <w:r>
             <w:rPr>
               <w:rStyle w:val="Hyperlink"/>
@@ -4020,7 +3924,7 @@
           <w:sz w:val="24"/>
           <w:u w:val="single"/>
         </w:rPr>
-        <w:hyperlink r:id="rId27" w:history="1">
+        <w:hyperlink r:id="rId26" w:history="1">
           <w:r>
             <w:rPr>
               <w:rStyle w:val="Hyperlink"/>
@@ -4049,7 +3953,7 @@
           <w:sz w:val="24"/>
           <w:u w:val="single"/>
         </w:rPr>
-        <w:hyperlink r:id="rId27" w:history="1">
+        <w:hyperlink r:id="rId26" w:history="1">
           <w:r>
             <w:rPr>
               <w:rStyle w:val="Hyperlink"/>
@@ -4067,7 +3971,7 @@
           <w:sz w:val="24"/>
           <w:u w:val="single"/>
         </w:rPr>
-        <w:hyperlink r:id="rId27" w:history="1">
+        <w:hyperlink r:id="rId24" w:history="1">
           <w:r>
             <w:rPr>
               <w:rStyle w:val="Hyperlink"/>
@@ -4096,27 +4000,19 @@
           <w:i w:val="0"/>
           <w:color w:val="0000FF"/>
           <w:sz w:val="24"/>
+        </w:rPr>
+        <w:t>Mus</w:t>
+      </w:r>
+      <w:r>
+        <w:rPr>
+          <w:rFonts w:ascii="Charis SIL Regular" w:hAnsi="Charis SIL Regular" w:eastAsia="Charis SIL Regular"/>
+          <w:b w:val="0"/>
+          <w:i w:val="0"/>
+          <w:color w:val="0000FF"/>
+          <w:sz w:val="24"/>
           <w:u w:val="single"/>
         </w:rPr>
-        <w:hyperlink r:id="rId15" w:history="1">
-          <w:r>
-            <w:rPr>
-              <w:rStyle w:val="Hyperlink"/>
-            </w:rPr>
-            <w:t>Mus</w:t>
-          </w:r>
-        </w:hyperlink>
-      </w:r>
-      <w:r>
-        <w:rPr>
-          <w:rFonts w:ascii="Charis SIL Regular" w:hAnsi="Charis SIL Regular" w:eastAsia="Charis SIL Regular"/>
-          <w:b w:val="0"/>
-          <w:i w:val="0"/>
-          <w:color w:val="0000FF"/>
-          <w:sz w:val="24"/>
-          <w:u w:val="single"/>
-        </w:rPr>
-        <w:hyperlink r:id="rId27" w:history="1">
+        <w:hyperlink r:id="rId26" w:history="1">
           <w:r>
             <w:rPr>
               <w:rStyle w:val="Hyperlink"/>
@@ -4145,7 +4041,7 @@
           <w:sz w:val="24"/>
           <w:u w:val="single"/>
         </w:rPr>
-        <w:hyperlink r:id="rId27" w:history="1">
+        <w:hyperlink r:id="rId26" w:history="1">
           <w:r>
             <w:rPr>
               <w:rStyle w:val="Hyperlink"/>
@@ -4163,7 +4059,7 @@
           <w:sz w:val="24"/>
           <w:u w:val="single"/>
         </w:rPr>
-        <w:hyperlink r:id="rId27" w:history="1">
+        <w:hyperlink r:id="rId26" w:history="1">
           <w:r>
             <w:rPr>
               <w:rStyle w:val="Hyperlink"/>
@@ -4181,7 +4077,7 @@
           <w:color w:val="000000"/>
           <w:sz w:val="24"/>
         </w:rPr>
-        <w:hyperlink r:id="rId27" w:history="1">
+        <w:hyperlink r:id="rId26" w:history="1">
           <w:r>
             <w:rPr>
               <w:rStyle w:val="Hyperlink"/>
@@ -4259,7 +4155,7 @@
           <w:sz w:val="24"/>
           <w:u w:val="single"/>
         </w:rPr>
-        <w:hyperlink r:id="rId28" w:history="1">
+        <w:hyperlink r:id="rId27" w:history="1">
           <w:r>
             <w:rPr>
               <w:rStyle w:val="Hyperlink"/>
@@ -4288,7 +4184,7 @@
           <w:sz w:val="24"/>
           <w:u w:val="single"/>
         </w:rPr>
-        <w:hyperlink r:id="rId28" w:history="1">
+        <w:hyperlink r:id="rId27" w:history="1">
           <w:r>
             <w:rPr>
               <w:rStyle w:val="Hyperlink"/>
@@ -4317,7 +4213,7 @@
           <w:sz w:val="24"/>
           <w:u w:val="single"/>
         </w:rPr>
-        <w:hyperlink r:id="rId28" w:history="1">
+        <w:hyperlink r:id="rId27" w:history="1">
           <w:r>
             <w:rPr>
               <w:rStyle w:val="Hyperlink"/>
@@ -4415,7 +4311,7 @@
           <w:sz w:val="24"/>
           <w:u w:val="single"/>
         </w:rPr>
-        <w:hyperlink r:id="rId29" w:history="1">
+        <w:hyperlink r:id="rId28" w:history="1">
           <w:r>
             <w:rPr>
               <w:rStyle w:val="Hyperlink"/>
@@ -4443,7 +4339,7 @@
           <w:sz w:val="24"/>
           <w:u w:val="single"/>
         </w:rPr>
-        <w:hyperlink r:id="rId30" w:history="1">
+        <w:hyperlink r:id="rId29" w:history="1">
           <w:r>
             <w:rPr>
               <w:rStyle w:val="Hyperlink"/>
@@ -4481,7 +4377,7 @@
           <w:color w:val="000000"/>
           <w:sz w:val="24"/>
         </w:rPr>
-        <w:hyperlink r:id="rId29" w:history="1">
+        <w:hyperlink r:id="rId28" w:history="1">
           <w:r>
             <w:rPr>
               <w:rStyle w:val="Hyperlink"/>
@@ -4509,7 +4405,7 @@
           <w:color w:val="000000"/>
           <w:sz w:val="24"/>
         </w:rPr>
-        <w:hyperlink r:id="rId30" w:history="1">
+        <w:hyperlink r:id="rId29" w:history="1">
           <w:r>
             <w:rPr>
               <w:rStyle w:val="Hyperlink"/>

--- a/EXPORTS/DOCX/published/niveau2/Dutch/Indonesia.docx
+++ b/EXPORTS/DOCX/published/niveau2/Dutch/Indonesia.docx
@@ -406,7 +406,18 @@
           <w:color w:val="000000"/>
           <w:sz w:val="24"/>
         </w:rPr>
-        <w:t>informatie hierover.</w:t>
+        <w:t xml:space="preserve">informatie </w:t>
+      </w:r>
+      <w:r>
+        <w:rPr>
+          <w:u w:val="single" w:color="0000ff"/>
+          <w:rFonts w:ascii="Charis SIL Regular" w:hAnsi="Charis SIL Regular" w:eastAsia="Charis SIL Regular"/>
+          <w:b w:val="0"/>
+          <w:i w:val="0"/>
+          <w:color w:val="000000"/>
+          <w:sz w:val="24"/>
+        </w:rPr>
+        <w:t>hierover.</w:t>
       </w:r>
     </w:p>
     <w:p>
@@ -699,61 +710,7 @@
           <w:color w:val="000000"/>
           <w:sz w:val="24"/>
         </w:rPr>
-        <w:hyperlink r:id="rId10" w:history="1">
-          <w:r>
-            <w:rPr>
-              <w:rStyle w:val="Hyperlink"/>
-            </w:rPr>
-            <w:t>dat in 1778</w:t>
-          </w:r>
-        </w:hyperlink>
-      </w:r>
-      <w:r>
-        <w:rPr>
-          <w:u w:val="single" w:color="0000ff"/>
-          <w:rFonts w:ascii="Charis SIL Regular" w:hAnsi="Charis SIL Regular" w:eastAsia="Charis SIL Regular"/>
-          <w:b w:val="0"/>
-          <w:i w:val="0"/>
-          <w:color w:val="000000"/>
-          <w:sz w:val="24"/>
-        </w:rPr>
-        <w:t xml:space="preserve"> </w:t>
-      </w:r>
-      <w:r>
-        <w:rPr>
-          <w:u w:val="single" w:color="0000ff"/>
-          <w:rFonts w:ascii="Charis SIL Regular" w:hAnsi="Charis SIL Regular" w:eastAsia="Charis SIL Regular"/>
-          <w:b w:val="0"/>
-          <w:i w:val="0"/>
-          <w:color w:val="000000"/>
-          <w:sz w:val="24"/>
-        </w:rPr>
-        <w:hyperlink r:id="rId10" w:history="1">
-          <w:r>
-            <w:rPr>
-              <w:rStyle w:val="Hyperlink"/>
-            </w:rPr>
-            <w:t>in Batavia we</w:t>
-          </w:r>
-        </w:hyperlink>
-      </w:r>
-      <w:r>
-        <w:rPr>
-          <w:u w:val="single" w:color="0000ff"/>
-          <w:rFonts w:ascii="Charis SIL Regular" w:hAnsi="Charis SIL Regular" w:eastAsia="Charis SIL Regular"/>
-          <w:b w:val="0"/>
-          <w:i w:val="0"/>
-          <w:color w:val="000000"/>
-          <w:sz w:val="24"/>
-        </w:rPr>
-        <w:hyperlink r:id="rId10" w:history="1">
-          <w:r>
-            <w:rPr>
-              <w:rStyle w:val="Hyperlink"/>
-            </w:rPr>
-            <w:t>rd o</w:t>
-          </w:r>
-        </w:hyperlink>
+        <w:t>dat in 1778 in Batavia werd o</w:t>
       </w:r>
       <w:r>
         <w:rPr>
@@ -1234,24 +1191,7 @@
           <w:color w:val="000000"/>
           <w:sz w:val="24"/>
         </w:rPr>
-        <w:hyperlink r:id="rId12" w:history="1">
-          <w:r>
-            <w:rPr>
-              <w:rStyle w:val="Hyperlink"/>
-            </w:rPr>
-            <w:t>n bronn</w:t>
-          </w:r>
-        </w:hyperlink>
-      </w:r>
-      <w:r>
-        <w:rPr>
-          <w:rFonts w:ascii="Charis SIL Regular" w:hAnsi="Charis SIL Regular" w:eastAsia="Charis SIL Regular"/>
-          <w:b w:val="0"/>
-          <w:i w:val="0"/>
-          <w:color w:val="000000"/>
-          <w:sz w:val="24"/>
-        </w:rPr>
-        <w:t>en met betrekking tot het Batav</w:t>
+        <w:t>n bronnen met betrekking tot het Batav</w:t>
       </w:r>
       <w:r>
         <w:rPr>
@@ -2382,7 +2322,32 @@
           <w:sz w:val="24"/>
           <w:u w:val="single"/>
         </w:rPr>
-        <w:t>zoekh</w:t>
+        <w:hyperlink r:id="rId19" w:history="1">
+          <w:r>
+            <w:rPr>
+              <w:rStyle w:val="Hyperlink"/>
+            </w:rPr>
+            <w:t>zoe</w:t>
+          </w:r>
+        </w:hyperlink>
+      </w:r>
+      <w:r>
+        <w:rPr>
+          <w:rFonts w:ascii="Charis SIL Regular" w:hAnsi="Charis SIL Regular" w:eastAsia="Charis SIL Regular"/>
+          <w:b w:val="0"/>
+          <w:i w:val="0"/>
+          <w:color w:val="0000FF"/>
+          <w:sz w:val="24"/>
+          <w:u w:val="single"/>
+        </w:rPr>
+        <w:hyperlink r:id="rId19" w:history="1">
+          <w:r>
+            <w:rPr>
+              <w:rStyle w:val="Hyperlink"/>
+            </w:rPr>
+            <w:t>kh</w:t>
+          </w:r>
+        </w:hyperlink>
       </w:r>
       <w:r>
         <w:rPr>
@@ -2799,7 +2764,7 @@
           <w:sz w:val="24"/>
           <w:u w:val="single"/>
         </w:rPr>
-        <w:hyperlink r:id="rId20" w:history="1">
+        <w:hyperlink r:id="rId10" w:history="1">
           <w:r>
             <w:rPr>
               <w:rStyle w:val="Hyperlink"/>
@@ -2875,7 +2840,7 @@
           <w:sz w:val="24"/>
           <w:u w:val="single"/>
         </w:rPr>
-        <w:hyperlink r:id="rId10" w:history="1">
+        <w:hyperlink r:id="rId20" w:history="1">
           <w:r>
             <w:rPr>
               <w:rStyle w:val="Hyperlink"/>
@@ -2904,7 +2869,7 @@
           <w:sz w:val="24"/>
           <w:u w:val="single"/>
         </w:rPr>
-        <w:hyperlink r:id="rId10" w:history="1">
+        <w:hyperlink r:id="rId20" w:history="1">
           <w:r>
             <w:rPr>
               <w:rStyle w:val="Hyperlink"/>
@@ -2922,7 +2887,7 @@
           <w:sz w:val="24"/>
           <w:u w:val="single"/>
         </w:rPr>
-        <w:hyperlink r:id="rId10" w:history="1">
+        <w:hyperlink r:id="rId20" w:history="1">
           <w:r>
             <w:rPr>
               <w:rStyle w:val="Hyperlink"/>

--- a/EXPORTS/DOCX/published/niveau2/Dutch/Indonesia.docx
+++ b/EXPORTS/DOCX/published/niveau2/Dutch/Indonesia.docx
@@ -417,7 +417,14 @@
           <w:color w:val="000000"/>
           <w:sz w:val="24"/>
         </w:rPr>
-        <w:t>hierover.</w:t>
+        <w:hyperlink r:id="rId9" w:history="1">
+          <w:r>
+            <w:rPr>
+              <w:rStyle w:val="Hyperlink"/>
+            </w:rPr>
+            <w:t>hierover.</w:t>
+          </w:r>
+        </w:hyperlink>
       </w:r>
     </w:p>
     <w:p>
@@ -710,7 +717,54 @@
           <w:color w:val="000000"/>
           <w:sz w:val="24"/>
         </w:rPr>
-        <w:t>dat in 1778 in Batavia werd o</w:t>
+        <w:hyperlink r:id="rId10" w:history="1">
+          <w:r>
+            <w:rPr>
+              <w:rStyle w:val="Hyperlink"/>
+            </w:rPr>
+            <w:t>dat in 1778</w:t>
+          </w:r>
+        </w:hyperlink>
+      </w:r>
+      <w:r>
+        <w:rPr>
+          <w:u w:val="single" w:color="0000ff"/>
+          <w:rFonts w:ascii="Charis SIL Regular" w:hAnsi="Charis SIL Regular" w:eastAsia="Charis SIL Regular"/>
+          <w:b w:val="0"/>
+          <w:i w:val="0"/>
+          <w:color w:val="000000"/>
+          <w:sz w:val="24"/>
+        </w:rPr>
+        <w:t xml:space="preserve"> </w:t>
+      </w:r>
+      <w:r>
+        <w:rPr>
+          <w:u w:val="single" w:color="0000ff"/>
+          <w:rFonts w:ascii="Charis SIL Regular" w:hAnsi="Charis SIL Regular" w:eastAsia="Charis SIL Regular"/>
+          <w:b w:val="0"/>
+          <w:i w:val="0"/>
+          <w:color w:val="000000"/>
+          <w:sz w:val="24"/>
+        </w:rPr>
+        <w:hyperlink r:id="rId10" w:history="1">
+          <w:r>
+            <w:rPr>
+              <w:rStyle w:val="Hyperlink"/>
+            </w:rPr>
+            <w:t>in Batavia we</w:t>
+          </w:r>
+        </w:hyperlink>
+      </w:r>
+      <w:r>
+        <w:rPr>
+          <w:u w:val="single" w:color="0000ff"/>
+          <w:rFonts w:ascii="Charis SIL Regular" w:hAnsi="Charis SIL Regular" w:eastAsia="Charis SIL Regular"/>
+          <w:b w:val="0"/>
+          <w:i w:val="0"/>
+          <w:color w:val="000000"/>
+          <w:sz w:val="24"/>
+        </w:rPr>
+        <w:t>rd o</w:t>
       </w:r>
       <w:r>
         <w:rPr>
@@ -1191,7 +1245,97 @@
           <w:color w:val="000000"/>
           <w:sz w:val="24"/>
         </w:rPr>
-        <w:t>n bronnen met betrekking tot het Batav</w:t>
+        <w:t>n bronnen met betre</w:t>
+      </w:r>
+      <w:r>
+        <w:rPr>
+          <w:u w:val="single" w:color="0000ff"/>
+          <w:rFonts w:ascii="Charis SIL Regular" w:hAnsi="Charis SIL Regular" w:eastAsia="Charis SIL Regular"/>
+          <w:b w:val="0"/>
+          <w:i w:val="0"/>
+          <w:color w:val="000000"/>
+          <w:sz w:val="24"/>
+        </w:rPr>
+        <w:hyperlink r:id="rId12" w:history="1">
+          <w:r>
+            <w:rPr>
+              <w:rStyle w:val="Hyperlink"/>
+            </w:rPr>
+            <w:t>kki</w:t>
+          </w:r>
+        </w:hyperlink>
+      </w:r>
+      <w:r>
+        <w:rPr>
+          <w:u w:val="single" w:color="0000ff"/>
+          <w:rFonts w:ascii="Charis SIL Regular" w:hAnsi="Charis SIL Regular" w:eastAsia="Charis SIL Regular"/>
+          <w:b w:val="0"/>
+          <w:i w:val="0"/>
+          <w:color w:val="000000"/>
+          <w:sz w:val="24"/>
+        </w:rPr>
+        <w:hyperlink r:id="rId12" w:history="1">
+          <w:r>
+            <w:rPr>
+              <w:rStyle w:val="Hyperlink"/>
+            </w:rPr>
+            <w:t>n</w:t>
+          </w:r>
+        </w:hyperlink>
+      </w:r>
+      <w:r>
+        <w:rPr>
+          <w:u w:val="single" w:color="0000ff"/>
+          <w:rFonts w:ascii="Charis SIL Regular" w:hAnsi="Charis SIL Regular" w:eastAsia="Charis SIL Regular"/>
+          <w:b w:val="0"/>
+          <w:i w:val="0"/>
+          <w:color w:val="000000"/>
+          <w:sz w:val="24"/>
+        </w:rPr>
+        <w:hyperlink r:id="rId12" w:history="1">
+          <w:r>
+            <w:rPr>
+              <w:rStyle w:val="Hyperlink"/>
+            </w:rPr>
+            <w:t xml:space="preserve">g </w:t>
+          </w:r>
+        </w:hyperlink>
+      </w:r>
+      <w:r>
+        <w:rPr>
+          <w:u w:val="single" w:color="0000ff"/>
+          <w:rFonts w:ascii="Charis SIL Regular" w:hAnsi="Charis SIL Regular" w:eastAsia="Charis SIL Regular"/>
+          <w:b w:val="0"/>
+          <w:i w:val="0"/>
+          <w:color w:val="000000"/>
+          <w:sz w:val="24"/>
+        </w:rPr>
+        <w:hyperlink r:id="rId12" w:history="1">
+          <w:r>
+            <w:rPr>
+              <w:rStyle w:val="Hyperlink"/>
+            </w:rPr>
+            <w:t>t</w:t>
+          </w:r>
+        </w:hyperlink>
+      </w:r>
+      <w:r>
+        <w:rPr>
+          <w:u w:val="single" w:color="0000ff"/>
+          <w:rFonts w:ascii="Charis SIL Regular" w:hAnsi="Charis SIL Regular" w:eastAsia="Charis SIL Regular"/>
+          <w:b w:val="0"/>
+          <w:i w:val="0"/>
+          <w:color w:val="000000"/>
+          <w:sz w:val="24"/>
+        </w:rPr>
+        <w:hyperlink r:id="rId12" w:history="1">
+          <w:r>
+            <w:rPr>
+              <w:rStyle w:val="Hyperlink"/>
+            </w:rPr>
+            <w:t>ot het Batav</w:t>
+          </w:r>
+        </w:hyperlink>
       </w:r>
       <w:r>
         <w:rPr>
@@ -2793,7 +2937,7 @@
           <w:sz w:val="24"/>
           <w:u w:val="single"/>
         </w:rPr>
-        <w:hyperlink r:id="rId20" w:history="1">
+        <w:hyperlink r:id="rId10" w:history="1">
           <w:r>
             <w:rPr>
               <w:rStyle w:val="Hyperlink"/>
@@ -2979,175 +3123,13 @@
       </w:r>
       <w:r>
         <w:rPr>
-          <w:u w:val="single" w:color="0000ff"/>
           <w:rFonts w:ascii="Charis SIL Regular" w:hAnsi="Charis SIL Regular" w:eastAsia="Charis SIL Regular"/>
           <w:b w:val="0"/>
           <w:i w:val="0"/>
           <w:color w:val="000000"/>
           <w:sz w:val="24"/>
         </w:rPr>
-        <w:hyperlink r:id="rId10" w:history="1">
-          <w:r>
-            <w:rPr>
-              <w:rStyle w:val="Hyperlink"/>
-            </w:rPr>
-            <w:t>dit</w:t>
-          </w:r>
-        </w:hyperlink>
-      </w:r>
-      <w:r>
-        <w:rPr>
-          <w:u w:val="single" w:color="0000ff"/>
-          <w:rFonts w:ascii="Charis SIL Regular" w:hAnsi="Charis SIL Regular" w:eastAsia="Charis SIL Regular"/>
-          <w:b w:val="0"/>
-          <w:i w:val="0"/>
-          <w:color w:val="000000"/>
-          <w:sz w:val="24"/>
-        </w:rPr>
-        <w:hyperlink r:id="rId10" w:history="1">
-          <w:r>
-            <w:rPr>
-              <w:rStyle w:val="Hyperlink"/>
-            </w:rPr>
-            <w:t xml:space="preserve"> soort organisati</w:t>
-          </w:r>
-        </w:hyperlink>
-      </w:r>
-      <w:r>
-        <w:rPr>
-          <w:rFonts w:ascii="Charis SIL Regular" w:hAnsi="Charis SIL Regular" w:eastAsia="Charis SIL Regular"/>
-          <w:b w:val="0"/>
-          <w:i w:val="0"/>
-          <w:color w:val="000000"/>
-          <w:sz w:val="24"/>
-        </w:rPr>
-        <w:t>es werd</w:t>
-      </w:r>
-      <w:r>
-        <w:rPr>
-          <w:u w:val="single" w:color="0000ff"/>
-          <w:rFonts w:ascii="Charis SIL Regular" w:hAnsi="Charis SIL Regular" w:eastAsia="Charis SIL Regular"/>
-          <w:b w:val="0"/>
-          <w:i w:val="0"/>
-          <w:color w:val="000000"/>
-          <w:sz w:val="24"/>
-        </w:rPr>
-        <w:hyperlink r:id="rId20" w:history="1">
-          <w:r>
-            <w:rPr>
-              <w:rStyle w:val="Hyperlink"/>
-            </w:rPr>
-            <w:t>en de bevi</w:t>
-          </w:r>
-        </w:hyperlink>
-      </w:r>
-      <w:r>
-        <w:rPr>
-          <w:u w:val="single" w:color="0000ff"/>
-          <w:rFonts w:ascii="Charis SIL Regular" w:hAnsi="Charis SIL Regular" w:eastAsia="Charis SIL Regular"/>
-          <w:b w:val="0"/>
-          <w:i w:val="0"/>
-          <w:color w:val="000000"/>
-          <w:sz w:val="24"/>
-        </w:rPr>
-        <w:hyperlink r:id="rId20" w:history="1">
-          <w:r>
-            <w:rPr>
-              <w:rStyle w:val="Hyperlink"/>
-            </w:rPr>
-            <w:t xml:space="preserve">ndingen </w:t>
-          </w:r>
-        </w:hyperlink>
-      </w:r>
-      <w:r>
-        <w:rPr>
-          <w:u w:val="single" w:color="0000ff"/>
-          <w:rFonts w:ascii="Charis SIL Regular" w:hAnsi="Charis SIL Regular" w:eastAsia="Charis SIL Regular"/>
-          <w:b w:val="0"/>
-          <w:i w:val="0"/>
-          <w:color w:val="000000"/>
-          <w:sz w:val="24"/>
-        </w:rPr>
-        <w:hyperlink r:id="rId20" w:history="1">
-          <w:r>
-            <w:rPr>
-              <w:rStyle w:val="Hyperlink"/>
-            </w:rPr>
-            <w:t>v</w:t>
-          </w:r>
-        </w:hyperlink>
-      </w:r>
-      <w:r>
-        <w:rPr>
-          <w:u w:val="single" w:color="0000ff"/>
-          <w:rFonts w:ascii="Charis SIL Regular" w:hAnsi="Charis SIL Regular" w:eastAsia="Charis SIL Regular"/>
-          <w:b w:val="0"/>
-          <w:i w:val="0"/>
-          <w:color w:val="000000"/>
-          <w:sz w:val="24"/>
-        </w:rPr>
-        <w:hyperlink r:id="rId20" w:history="1">
-          <w:r>
-            <w:rPr>
-              <w:rStyle w:val="Hyperlink"/>
-            </w:rPr>
-            <w:t>an w</w:t>
-          </w:r>
-        </w:hyperlink>
-      </w:r>
-      <w:r>
-        <w:rPr>
-          <w:u w:val="single" w:color="0000ff"/>
-          <w:rFonts w:ascii="Charis SIL Regular" w:hAnsi="Charis SIL Regular" w:eastAsia="Charis SIL Regular"/>
-          <w:b w:val="0"/>
-          <w:i w:val="0"/>
-          <w:color w:val="000000"/>
-          <w:sz w:val="24"/>
-        </w:rPr>
-        <w:hyperlink r:id="rId20" w:history="1">
-          <w:r>
-            <w:rPr>
-              <w:rStyle w:val="Hyperlink"/>
-            </w:rPr>
-            <w:t>etens</w:t>
-          </w:r>
-        </w:hyperlink>
-      </w:r>
-      <w:r>
-        <w:rPr>
-          <w:u w:val="single" w:color="0000ff"/>
-          <w:rFonts w:ascii="Charis SIL Regular" w:hAnsi="Charis SIL Regular" w:eastAsia="Charis SIL Regular"/>
-          <w:b w:val="0"/>
-          <w:i w:val="0"/>
-          <w:color w:val="000000"/>
-          <w:sz w:val="24"/>
-        </w:rPr>
-        <w:hyperlink r:id="rId20" w:history="1">
-          <w:r>
-            <w:rPr>
-              <w:rStyle w:val="Hyperlink"/>
-            </w:rPr>
-            <w:t>c</w:t>
-          </w:r>
-        </w:hyperlink>
-      </w:r>
-      <w:r>
-        <w:rPr>
-          <w:u w:val="single" w:color="0000ff"/>
-          <w:rFonts w:ascii="Charis SIL Regular" w:hAnsi="Charis SIL Regular" w:eastAsia="Charis SIL Regular"/>
-          <w:b w:val="0"/>
-          <w:i w:val="0"/>
-          <w:color w:val="000000"/>
-          <w:sz w:val="24"/>
-        </w:rPr>
-        <w:hyperlink r:id="rId20" w:history="1">
-          <w:r>
-            <w:rPr>
-              <w:rStyle w:val="Hyperlink"/>
-            </w:rPr>
-            <w:t>happe</w:t>
-          </w:r>
-        </w:hyperlink>
+        <w:t>dit soort organisaties werden de bevindingen van wetenschappe</w:t>
       </w:r>
       <w:r>
         <w:rPr>
@@ -3977,43 +3959,7 @@
           <w:sz w:val="24"/>
           <w:u w:val="single"/>
         </w:rPr>
-        <w:hyperlink r:id="rId26" w:history="1">
-          <w:r>
-            <w:rPr>
-              <w:rStyle w:val="Hyperlink"/>
-            </w:rPr>
-            <w:t>eum</w:t>
-          </w:r>
-        </w:hyperlink>
-      </w:r>
-      <w:r>
-        <w:rPr>
-          <w:rFonts w:ascii="Charis SIL Regular" w:hAnsi="Charis SIL Regular" w:eastAsia="Charis SIL Regular"/>
-          <w:b w:val="0"/>
-          <w:i w:val="0"/>
-          <w:color w:val="0000FF"/>
-          <w:sz w:val="24"/>
-          <w:u w:val="single"/>
-        </w:rPr>
-        <w:t xml:space="preserve"> </w:t>
-      </w:r>
-      <w:r>
-        <w:rPr>
-          <w:rFonts w:ascii="Charis SIL Regular" w:hAnsi="Charis SIL Regular" w:eastAsia="Charis SIL Regular"/>
-          <w:b w:val="0"/>
-          <w:i w:val="0"/>
-          <w:color w:val="0000FF"/>
-          <w:sz w:val="24"/>
-          <w:u w:val="single"/>
-        </w:rPr>
-        <w:hyperlink r:id="rId26" w:history="1">
-          <w:r>
-            <w:rPr>
-              <w:rStyle w:val="Hyperlink"/>
-            </w:rPr>
-            <w:t>Bronbee</w:t>
-          </w:r>
-        </w:hyperlink>
+        <w:t>eum Bronbee</w:t>
       </w:r>
       <w:r>
         <w:rPr>

--- a/EXPORTS/DOCX/published/niveau2/Dutch/Indonesia.docx
+++ b/EXPORTS/DOCX/published/niveau2/Dutch/Indonesia.docx
@@ -764,7 +764,14 @@
           <w:color w:val="000000"/>
           <w:sz w:val="24"/>
         </w:rPr>
-        <w:t>rd o</w:t>
+        <w:hyperlink r:id="rId10" w:history="1">
+          <w:r>
+            <w:rPr>
+              <w:rStyle w:val="Hyperlink"/>
+            </w:rPr>
+            <w:t>rd o</w:t>
+          </w:r>
+        </w:hyperlink>
       </w:r>
       <w:r>
         <w:rPr>
@@ -1245,7 +1252,32 @@
           <w:color w:val="000000"/>
           <w:sz w:val="24"/>
         </w:rPr>
-        <w:t>n bronnen met betre</w:t>
+        <w:hyperlink r:id="rId12" w:history="1">
+          <w:r>
+            <w:rPr>
+              <w:rStyle w:val="Hyperlink"/>
+            </w:rPr>
+            <w:t>n bronn</w:t>
+          </w:r>
+        </w:hyperlink>
+      </w:r>
+      <w:r>
+        <w:rPr>
+          <w:u w:val="single" w:color="0000ff"/>
+          <w:rFonts w:ascii="Charis SIL Regular" w:hAnsi="Charis SIL Regular" w:eastAsia="Charis SIL Regular"/>
+          <w:b w:val="0"/>
+          <w:i w:val="0"/>
+          <w:color w:val="000000"/>
+          <w:sz w:val="24"/>
+        </w:rPr>
+        <w:hyperlink r:id="rId12" w:history="1">
+          <w:r>
+            <w:rPr>
+              <w:rStyle w:val="Hyperlink"/>
+            </w:rPr>
+            <w:t>en met betre</w:t>
+          </w:r>
+        </w:hyperlink>
       </w:r>
       <w:r>
         <w:rPr>
@@ -2455,23 +2487,23 @@
           <w:color w:val="000000"/>
           <w:sz w:val="24"/>
         </w:rPr>
-        <w:t xml:space="preserve">zendelingen en missionarissen, zie de desbetreffende </w:t>
-      </w:r>
-      <w:r>
-        <w:rPr>
-          <w:rFonts w:ascii="Charis SIL Regular" w:hAnsi="Charis SIL Regular" w:eastAsia="Charis SIL Regular"/>
-          <w:b w:val="0"/>
-          <w:i w:val="0"/>
-          <w:color w:val="0000FF"/>
-          <w:sz w:val="24"/>
-          <w:u w:val="single"/>
+        <w:t>zendelingen en missionarissen, zie de des</w:t>
+      </w:r>
+      <w:r>
+        <w:rPr>
+          <w:u w:val="single" w:color="0000ff"/>
+          <w:rFonts w:ascii="Charis SIL Regular" w:hAnsi="Charis SIL Regular" w:eastAsia="Charis SIL Regular"/>
+          <w:b w:val="0"/>
+          <w:i w:val="0"/>
+          <w:color w:val="000000"/>
+          <w:sz w:val="24"/>
         </w:rPr>
         <w:hyperlink r:id="rId19" w:history="1">
           <w:r>
             <w:rPr>
               <w:rStyle w:val="Hyperlink"/>
             </w:rPr>
-            <w:t>zoe</w:t>
+            <w:t>betreffend</w:t>
           </w:r>
         </w:hyperlink>
       </w:r>
@@ -2480,18 +2512,38 @@
           <w:rFonts w:ascii="Charis SIL Regular" w:hAnsi="Charis SIL Regular" w:eastAsia="Charis SIL Regular"/>
           <w:b w:val="0"/>
           <w:i w:val="0"/>
-          <w:color w:val="0000FF"/>
-          <w:sz w:val="24"/>
-          <w:u w:val="single"/>
+          <w:color w:val="000000"/>
+          <w:sz w:val="24"/>
         </w:rPr>
         <w:hyperlink r:id="rId19" w:history="1">
           <w:r>
             <w:rPr>
               <w:rStyle w:val="Hyperlink"/>
             </w:rPr>
-            <w:t>kh</w:t>
+            <w:t>e</w:t>
           </w:r>
         </w:hyperlink>
+      </w:r>
+      <w:r>
+        <w:rPr>
+          <w:rFonts w:ascii="Charis SIL Regular" w:hAnsi="Charis SIL Regular" w:eastAsia="Charis SIL Regular"/>
+          <w:b w:val="0"/>
+          <w:i w:val="0"/>
+          <w:color w:val="000000"/>
+          <w:sz w:val="24"/>
+        </w:rPr>
+        <w:t xml:space="preserve"> </w:t>
+      </w:r>
+      <w:r>
+        <w:rPr>
+          <w:rFonts w:ascii="Charis SIL Regular" w:hAnsi="Charis SIL Regular" w:eastAsia="Charis SIL Regular"/>
+          <w:b w:val="0"/>
+          <w:i w:val="0"/>
+          <w:color w:val="0000FF"/>
+          <w:sz w:val="24"/>
+          <w:u w:val="single"/>
+        </w:rPr>
+        <w:t>zoekh</w:t>
       </w:r>
       <w:r>
         <w:rPr>
@@ -2966,6 +3018,64 @@
           <w:sz w:val="24"/>
           <w:u w:val="single"/>
         </w:rPr>
+        <w:hyperlink r:id="rId10" w:history="1">
+          <w:r>
+            <w:rPr>
+              <w:rStyle w:val="Hyperlink"/>
+            </w:rPr>
+            <w:t>e</w:t>
+          </w:r>
+        </w:hyperlink>
+      </w:r>
+      <w:r>
+        <w:rPr>
+          <w:rFonts w:ascii="Charis SIL Regular" w:hAnsi="Charis SIL Regular" w:eastAsia="Charis SIL Regular"/>
+          <w:b w:val="0"/>
+          <w:i w:val="0"/>
+          <w:color w:val="0000FF"/>
+          <w:sz w:val="24"/>
+          <w:u w:val="single"/>
+        </w:rPr>
+        <w:t>n</w:t>
+      </w:r>
+      <w:r>
+        <w:rPr>
+          <w:rFonts w:ascii="Charis SIL Regular" w:hAnsi="Charis SIL Regular" w:eastAsia="Charis SIL Regular"/>
+          <w:b w:val="0"/>
+          <w:i w:val="0"/>
+          <w:color w:val="0000FF"/>
+          <w:sz w:val="24"/>
+          <w:u w:val="single"/>
+        </w:rPr>
+        <w:t xml:space="preserve"> </w:t>
+      </w:r>
+      <w:r>
+        <w:rPr>
+          <w:rFonts w:ascii="Charis SIL Regular" w:hAnsi="Charis SIL Regular" w:eastAsia="Charis SIL Regular"/>
+          <w:b w:val="0"/>
+          <w:i w:val="0"/>
+          <w:color w:val="0000FF"/>
+          <w:sz w:val="24"/>
+          <w:u w:val="single"/>
+        </w:rPr>
+        <w:hyperlink r:id="rId20" w:history="1">
+          <w:r>
+            <w:rPr>
+              <w:rStyle w:val="Hyperlink"/>
+            </w:rPr>
+            <w:t>Volkenkund</w:t>
+          </w:r>
+        </w:hyperlink>
+      </w:r>
+      <w:r>
+        <w:rPr>
+          <w:rFonts w:ascii="Charis SIL Regular" w:hAnsi="Charis SIL Regular" w:eastAsia="Charis SIL Regular"/>
+          <w:b w:val="0"/>
+          <w:i w:val="0"/>
+          <w:color w:val="0000FF"/>
+          <w:sz w:val="24"/>
+          <w:u w:val="single"/>
+        </w:rPr>
         <w:hyperlink r:id="rId20" w:history="1">
           <w:r>
             <w:rPr>
@@ -2977,71 +3087,6 @@
       </w:r>
       <w:r>
         <w:rPr>
-          <w:rFonts w:ascii="Charis SIL Regular" w:hAnsi="Charis SIL Regular" w:eastAsia="Charis SIL Regular"/>
-          <w:b w:val="0"/>
-          <w:i w:val="0"/>
-          <w:color w:val="0000FF"/>
-          <w:sz w:val="24"/>
-          <w:u w:val="single"/>
-        </w:rPr>
-        <w:hyperlink r:id="rId20" w:history="1">
-          <w:r>
-            <w:rPr>
-              <w:rStyle w:val="Hyperlink"/>
-            </w:rPr>
-            <w:t>n</w:t>
-          </w:r>
-        </w:hyperlink>
-      </w:r>
-      <w:r>
-        <w:rPr>
-          <w:rFonts w:ascii="Charis SIL Regular" w:hAnsi="Charis SIL Regular" w:eastAsia="Charis SIL Regular"/>
-          <w:b w:val="0"/>
-          <w:i w:val="0"/>
-          <w:color w:val="0000FF"/>
-          <w:sz w:val="24"/>
-          <w:u w:val="single"/>
-        </w:rPr>
-        <w:t xml:space="preserve"> </w:t>
-      </w:r>
-      <w:r>
-        <w:rPr>
-          <w:rFonts w:ascii="Charis SIL Regular" w:hAnsi="Charis SIL Regular" w:eastAsia="Charis SIL Regular"/>
-          <w:b w:val="0"/>
-          <w:i w:val="0"/>
-          <w:color w:val="0000FF"/>
-          <w:sz w:val="24"/>
-          <w:u w:val="single"/>
-        </w:rPr>
-        <w:hyperlink r:id="rId20" w:history="1">
-          <w:r>
-            <w:rPr>
-              <w:rStyle w:val="Hyperlink"/>
-            </w:rPr>
-            <w:t>Volkenkund</w:t>
-          </w:r>
-        </w:hyperlink>
-      </w:r>
-      <w:r>
-        <w:rPr>
-          <w:rFonts w:ascii="Charis SIL Regular" w:hAnsi="Charis SIL Regular" w:eastAsia="Charis SIL Regular"/>
-          <w:b w:val="0"/>
-          <w:i w:val="0"/>
-          <w:color w:val="0000FF"/>
-          <w:sz w:val="24"/>
-          <w:u w:val="single"/>
-        </w:rPr>
-        <w:hyperlink r:id="rId20" w:history="1">
-          <w:r>
-            <w:rPr>
-              <w:rStyle w:val="Hyperlink"/>
-            </w:rPr>
-            <w:t>e</w:t>
-          </w:r>
-        </w:hyperlink>
-      </w:r>
-      <w:r>
-        <w:rPr>
           <w:u w:val="single" w:color="0000ff"/>
           <w:rFonts w:ascii="Charis SIL Regular" w:hAnsi="Charis SIL Regular" w:eastAsia="Charis SIL Regular"/>
           <w:b w:val="0"/>
@@ -3129,7 +3174,35 @@
           <w:color w:val="000000"/>
           <w:sz w:val="24"/>
         </w:rPr>
-        <w:t>dit soort organisaties werden de bevindingen van wetenschappe</w:t>
+        <w:t>dit</w:t>
+      </w:r>
+      <w:r>
+        <w:rPr>
+          <w:u w:val="single" w:color="0000ff"/>
+          <w:rFonts w:ascii="Charis SIL Regular" w:hAnsi="Charis SIL Regular" w:eastAsia="Charis SIL Regular"/>
+          <w:b w:val="0"/>
+          <w:i w:val="0"/>
+          <w:color w:val="000000"/>
+          <w:sz w:val="24"/>
+        </w:rPr>
+        <w:hyperlink r:id="rId10" w:history="1">
+          <w:r>
+            <w:rPr>
+              <w:rStyle w:val="Hyperlink"/>
+            </w:rPr>
+            <w:t xml:space="preserve"> soort organisati</w:t>
+          </w:r>
+        </w:hyperlink>
+      </w:r>
+      <w:r>
+        <w:rPr>
+          <w:rFonts w:ascii="Charis SIL Regular" w:hAnsi="Charis SIL Regular" w:eastAsia="Charis SIL Regular"/>
+          <w:b w:val="0"/>
+          <w:i w:val="0"/>
+          <w:color w:val="000000"/>
+          <w:sz w:val="24"/>
+        </w:rPr>
+        <w:t>es werd</w:t>
       </w:r>
       <w:r>
         <w:rPr>
@@ -3145,7 +3218,151 @@
             <w:rPr>
               <w:rStyle w:val="Hyperlink"/>
             </w:rPr>
-            <w:t>lijk</w:t>
+            <w:t>en de bevi</w:t>
+          </w:r>
+        </w:hyperlink>
+      </w:r>
+      <w:r>
+        <w:rPr>
+          <w:u w:val="single" w:color="0000ff"/>
+          <w:rFonts w:ascii="Charis SIL Regular" w:hAnsi="Charis SIL Regular" w:eastAsia="Charis SIL Regular"/>
+          <w:b w:val="0"/>
+          <w:i w:val="0"/>
+          <w:color w:val="000000"/>
+          <w:sz w:val="24"/>
+        </w:rPr>
+        <w:hyperlink r:id="rId20" w:history="1">
+          <w:r>
+            <w:rPr>
+              <w:rStyle w:val="Hyperlink"/>
+            </w:rPr>
+            <w:t xml:space="preserve">ndingen </w:t>
+          </w:r>
+        </w:hyperlink>
+      </w:r>
+      <w:r>
+        <w:rPr>
+          <w:u w:val="single" w:color="0000ff"/>
+          <w:rFonts w:ascii="Charis SIL Regular" w:hAnsi="Charis SIL Regular" w:eastAsia="Charis SIL Regular"/>
+          <w:b w:val="0"/>
+          <w:i w:val="0"/>
+          <w:color w:val="000000"/>
+          <w:sz w:val="24"/>
+        </w:rPr>
+        <w:hyperlink r:id="rId20" w:history="1">
+          <w:r>
+            <w:rPr>
+              <w:rStyle w:val="Hyperlink"/>
+            </w:rPr>
+            <w:t>v</w:t>
+          </w:r>
+        </w:hyperlink>
+      </w:r>
+      <w:r>
+        <w:rPr>
+          <w:u w:val="single" w:color="0000ff"/>
+          <w:rFonts w:ascii="Charis SIL Regular" w:hAnsi="Charis SIL Regular" w:eastAsia="Charis SIL Regular"/>
+          <w:b w:val="0"/>
+          <w:i w:val="0"/>
+          <w:color w:val="000000"/>
+          <w:sz w:val="24"/>
+        </w:rPr>
+        <w:hyperlink r:id="rId20" w:history="1">
+          <w:r>
+            <w:rPr>
+              <w:rStyle w:val="Hyperlink"/>
+            </w:rPr>
+            <w:t>an w</w:t>
+          </w:r>
+        </w:hyperlink>
+      </w:r>
+      <w:r>
+        <w:rPr>
+          <w:u w:val="single" w:color="0000ff"/>
+          <w:rFonts w:ascii="Charis SIL Regular" w:hAnsi="Charis SIL Regular" w:eastAsia="Charis SIL Regular"/>
+          <w:b w:val="0"/>
+          <w:i w:val="0"/>
+          <w:color w:val="000000"/>
+          <w:sz w:val="24"/>
+        </w:rPr>
+        <w:hyperlink r:id="rId20" w:history="1">
+          <w:r>
+            <w:rPr>
+              <w:rStyle w:val="Hyperlink"/>
+            </w:rPr>
+            <w:t>etens</w:t>
+          </w:r>
+        </w:hyperlink>
+      </w:r>
+      <w:r>
+        <w:rPr>
+          <w:u w:val="single" w:color="0000ff"/>
+          <w:rFonts w:ascii="Charis SIL Regular" w:hAnsi="Charis SIL Regular" w:eastAsia="Charis SIL Regular"/>
+          <w:b w:val="0"/>
+          <w:i w:val="0"/>
+          <w:color w:val="000000"/>
+          <w:sz w:val="24"/>
+        </w:rPr>
+        <w:hyperlink r:id="rId20" w:history="1">
+          <w:r>
+            <w:rPr>
+              <w:rStyle w:val="Hyperlink"/>
+            </w:rPr>
+            <w:t>c</w:t>
+          </w:r>
+        </w:hyperlink>
+      </w:r>
+      <w:r>
+        <w:rPr>
+          <w:u w:val="single" w:color="0000ff"/>
+          <w:rFonts w:ascii="Charis SIL Regular" w:hAnsi="Charis SIL Regular" w:eastAsia="Charis SIL Regular"/>
+          <w:b w:val="0"/>
+          <w:i w:val="0"/>
+          <w:color w:val="000000"/>
+          <w:sz w:val="24"/>
+        </w:rPr>
+        <w:hyperlink r:id="rId20" w:history="1">
+          <w:r>
+            <w:rPr>
+              <w:rStyle w:val="Hyperlink"/>
+            </w:rPr>
+            <w:t>happe</w:t>
+          </w:r>
+        </w:hyperlink>
+      </w:r>
+      <w:r>
+        <w:rPr>
+          <w:u w:val="single" w:color="0000ff"/>
+          <w:rFonts w:ascii="Charis SIL Regular" w:hAnsi="Charis SIL Regular" w:eastAsia="Charis SIL Regular"/>
+          <w:b w:val="0"/>
+          <w:i w:val="0"/>
+          <w:color w:val="000000"/>
+          <w:sz w:val="24"/>
+        </w:rPr>
+        <w:hyperlink r:id="rId20" w:history="1">
+          <w:r>
+            <w:rPr>
+              <w:rStyle w:val="Hyperlink"/>
+            </w:rPr>
+            <w:t>lij</w:t>
+          </w:r>
+        </w:hyperlink>
+      </w:r>
+      <w:r>
+        <w:rPr>
+          <w:u w:val="single" w:color="0000ff"/>
+          <w:rFonts w:ascii="Charis SIL Regular" w:hAnsi="Charis SIL Regular" w:eastAsia="Charis SIL Regular"/>
+          <w:b w:val="0"/>
+          <w:i w:val="0"/>
+          <w:color w:val="000000"/>
+          <w:sz w:val="24"/>
+        </w:rPr>
+        <w:hyperlink r:id="rId20" w:history="1">
+          <w:r>
+            <w:rPr>
+              <w:rStyle w:val="Hyperlink"/>
+            </w:rPr>
+            <w:t>k</w:t>
           </w:r>
         </w:hyperlink>
       </w:r>
@@ -3948,7 +4165,14 @@
           <w:color w:val="0000FF"/>
           <w:sz w:val="24"/>
         </w:rPr>
-        <w:t>Mus</w:t>
+        <w:hyperlink r:id="rId15" w:history="1">
+          <w:r>
+            <w:rPr>
+              <w:rStyle w:val="Hyperlink"/>
+            </w:rPr>
+            <w:t>Mus</w:t>
+          </w:r>
+        </w:hyperlink>
       </w:r>
       <w:r>
         <w:rPr>
@@ -3959,7 +4183,43 @@
           <w:sz w:val="24"/>
           <w:u w:val="single"/>
         </w:rPr>
-        <w:t>eum Bronbee</w:t>
+        <w:hyperlink r:id="rId15" w:history="1">
+          <w:r>
+            <w:rPr>
+              <w:rStyle w:val="Hyperlink"/>
+            </w:rPr>
+            <w:t>eum</w:t>
+          </w:r>
+        </w:hyperlink>
+      </w:r>
+      <w:r>
+        <w:rPr>
+          <w:rFonts w:ascii="Charis SIL Regular" w:hAnsi="Charis SIL Regular" w:eastAsia="Charis SIL Regular"/>
+          <w:b w:val="0"/>
+          <w:i w:val="0"/>
+          <w:color w:val="0000FF"/>
+          <w:sz w:val="24"/>
+          <w:u w:val="single"/>
+        </w:rPr>
+        <w:t xml:space="preserve"> </w:t>
+      </w:r>
+      <w:r>
+        <w:rPr>
+          <w:rFonts w:ascii="Charis SIL Regular" w:hAnsi="Charis SIL Regular" w:eastAsia="Charis SIL Regular"/>
+          <w:b w:val="0"/>
+          <w:i w:val="0"/>
+          <w:color w:val="0000FF"/>
+          <w:sz w:val="24"/>
+          <w:u w:val="single"/>
+        </w:rPr>
+        <w:hyperlink r:id="rId26" w:history="1">
+          <w:r>
+            <w:rPr>
+              <w:rStyle w:val="Hyperlink"/>
+            </w:rPr>
+            <w:t>Bronbee</w:t>
+          </w:r>
+        </w:hyperlink>
       </w:r>
       <w:r>
         <w:rPr>

--- a/EXPORTS/DOCX/published/niveau2/Dutch/Indonesia.docx
+++ b/EXPORTS/DOCX/published/niveau2/Dutch/Indonesia.docx
@@ -746,14 +746,7 @@
           <w:color w:val="000000"/>
           <w:sz w:val="24"/>
         </w:rPr>
-        <w:hyperlink r:id="rId10" w:history="1">
-          <w:r>
-            <w:rPr>
-              <w:rStyle w:val="Hyperlink"/>
-            </w:rPr>
-            <w:t>in Batavia we</w:t>
-          </w:r>
-        </w:hyperlink>
+        <w:t>in Batavia we</w:t>
       </w:r>
       <w:r>
         <w:rPr>
@@ -1252,32 +1245,7 @@
           <w:color w:val="000000"/>
           <w:sz w:val="24"/>
         </w:rPr>
-        <w:hyperlink r:id="rId12" w:history="1">
-          <w:r>
-            <w:rPr>
-              <w:rStyle w:val="Hyperlink"/>
-            </w:rPr>
-            <w:t>n bronn</w:t>
-          </w:r>
-        </w:hyperlink>
-      </w:r>
-      <w:r>
-        <w:rPr>
-          <w:u w:val="single" w:color="0000ff"/>
-          <w:rFonts w:ascii="Charis SIL Regular" w:hAnsi="Charis SIL Regular" w:eastAsia="Charis SIL Regular"/>
-          <w:b w:val="0"/>
-          <w:i w:val="0"/>
-          <w:color w:val="000000"/>
-          <w:sz w:val="24"/>
-        </w:rPr>
-        <w:hyperlink r:id="rId12" w:history="1">
-          <w:r>
-            <w:rPr>
-              <w:rStyle w:val="Hyperlink"/>
-            </w:rPr>
-            <w:t>en met betre</w:t>
-          </w:r>
-        </w:hyperlink>
+        <w:t>n bronnen met betre</w:t>
       </w:r>
       <w:r>
         <w:rPr>
@@ -2491,7 +2459,6 @@
       </w:r>
       <w:r>
         <w:rPr>
-          <w:u w:val="single" w:color="0000ff"/>
           <w:rFonts w:ascii="Charis SIL Regular" w:hAnsi="Charis SIL Regular" w:eastAsia="Charis SIL Regular"/>
           <w:b w:val="0"/>
           <w:i w:val="0"/>
@@ -2503,7 +2470,7 @@
             <w:rPr>
               <w:rStyle w:val="Hyperlink"/>
             </w:rPr>
-            <w:t>betreffend</w:t>
+            <w:t>betreffende</w:t>
           </w:r>
         </w:hyperlink>
       </w:r>
@@ -2514,13 +2481,24 @@
           <w:i w:val="0"/>
           <w:color w:val="000000"/>
           <w:sz w:val="24"/>
+        </w:rPr>
+        <w:t xml:space="preserve"> </w:t>
+      </w:r>
+      <w:r>
+        <w:rPr>
+          <w:rFonts w:ascii="Charis SIL Regular" w:hAnsi="Charis SIL Regular" w:eastAsia="Charis SIL Regular"/>
+          <w:b w:val="0"/>
+          <w:i w:val="0"/>
+          <w:color w:val="0000FF"/>
+          <w:sz w:val="24"/>
+          <w:u w:val="single"/>
         </w:rPr>
         <w:hyperlink r:id="rId19" w:history="1">
           <w:r>
             <w:rPr>
               <w:rStyle w:val="Hyperlink"/>
             </w:rPr>
-            <w:t>e</w:t>
+            <w:t>zoe</w:t>
           </w:r>
         </w:hyperlink>
       </w:r>
@@ -2529,21 +2507,18 @@
           <w:rFonts w:ascii="Charis SIL Regular" w:hAnsi="Charis SIL Regular" w:eastAsia="Charis SIL Regular"/>
           <w:b w:val="0"/>
           <w:i w:val="0"/>
-          <w:color w:val="000000"/>
-          <w:sz w:val="24"/>
-        </w:rPr>
-        <w:t xml:space="preserve"> </w:t>
-      </w:r>
-      <w:r>
-        <w:rPr>
-          <w:rFonts w:ascii="Charis SIL Regular" w:hAnsi="Charis SIL Regular" w:eastAsia="Charis SIL Regular"/>
-          <w:b w:val="0"/>
-          <w:i w:val="0"/>
           <w:color w:val="0000FF"/>
           <w:sz w:val="24"/>
           <w:u w:val="single"/>
         </w:rPr>
-        <w:t>zoekh</w:t>
+        <w:hyperlink r:id="rId19" w:history="1">
+          <w:r>
+            <w:rPr>
+              <w:rStyle w:val="Hyperlink"/>
+            </w:rPr>
+            <w:t>kh</w:t>
+          </w:r>
+        </w:hyperlink>
       </w:r>
       <w:r>
         <w:rPr>
@@ -2960,7 +2935,7 @@
           <w:sz w:val="24"/>
           <w:u w:val="single"/>
         </w:rPr>
-        <w:hyperlink r:id="rId10" w:history="1">
+        <w:hyperlink r:id="rId20" w:history="1">
           <w:r>
             <w:rPr>
               <w:rStyle w:val="Hyperlink"/>
@@ -2989,7 +2964,7 @@
           <w:sz w:val="24"/>
           <w:u w:val="single"/>
         </w:rPr>
-        <w:hyperlink r:id="rId10" w:history="1">
+        <w:hyperlink r:id="rId20" w:history="1">
           <w:r>
             <w:rPr>
               <w:rStyle w:val="Hyperlink"/>
@@ -3008,6 +2983,71 @@
           <w:u w:val="single"/>
         </w:rPr>
         <w:t xml:space="preserve"> </w:t>
+      </w:r>
+      <w:r>
+        <w:rPr>
+          <w:rFonts w:ascii="Charis SIL Regular" w:hAnsi="Charis SIL Regular" w:eastAsia="Charis SIL Regular"/>
+          <w:b w:val="0"/>
+          <w:i w:val="0"/>
+          <w:color w:val="0000FF"/>
+          <w:sz w:val="24"/>
+          <w:u w:val="single"/>
+        </w:rPr>
+        <w:hyperlink r:id="rId20" w:history="1">
+          <w:r>
+            <w:rPr>
+              <w:rStyle w:val="Hyperlink"/>
+            </w:rPr>
+            <w:t>e</w:t>
+          </w:r>
+        </w:hyperlink>
+      </w:r>
+      <w:r>
+        <w:rPr>
+          <w:rFonts w:ascii="Charis SIL Regular" w:hAnsi="Charis SIL Regular" w:eastAsia="Charis SIL Regular"/>
+          <w:b w:val="0"/>
+          <w:i w:val="0"/>
+          <w:color w:val="0000FF"/>
+          <w:sz w:val="24"/>
+          <w:u w:val="single"/>
+        </w:rPr>
+        <w:hyperlink r:id="rId10" w:history="1">
+          <w:r>
+            <w:rPr>
+              <w:rStyle w:val="Hyperlink"/>
+            </w:rPr>
+            <w:t>n</w:t>
+          </w:r>
+        </w:hyperlink>
+      </w:r>
+      <w:r>
+        <w:rPr>
+          <w:rFonts w:ascii="Charis SIL Regular" w:hAnsi="Charis SIL Regular" w:eastAsia="Charis SIL Regular"/>
+          <w:b w:val="0"/>
+          <w:i w:val="0"/>
+          <w:color w:val="0000FF"/>
+          <w:sz w:val="24"/>
+          <w:u w:val="single"/>
+        </w:rPr>
+        <w:t xml:space="preserve"> </w:t>
+      </w:r>
+      <w:r>
+        <w:rPr>
+          <w:rFonts w:ascii="Charis SIL Regular" w:hAnsi="Charis SIL Regular" w:eastAsia="Charis SIL Regular"/>
+          <w:b w:val="0"/>
+          <w:i w:val="0"/>
+          <w:color w:val="0000FF"/>
+          <w:sz w:val="24"/>
+          <w:u w:val="single"/>
+        </w:rPr>
+        <w:hyperlink r:id="rId10" w:history="1">
+          <w:r>
+            <w:rPr>
+              <w:rStyle w:val="Hyperlink"/>
+            </w:rPr>
+            <w:t>Volkenkund</w:t>
+          </w:r>
+        </w:hyperlink>
       </w:r>
       <w:r>
         <w:rPr>
@@ -3029,64 +3069,6 @@
       </w:r>
       <w:r>
         <w:rPr>
-          <w:rFonts w:ascii="Charis SIL Regular" w:hAnsi="Charis SIL Regular" w:eastAsia="Charis SIL Regular"/>
-          <w:b w:val="0"/>
-          <w:i w:val="0"/>
-          <w:color w:val="0000FF"/>
-          <w:sz w:val="24"/>
-          <w:u w:val="single"/>
-        </w:rPr>
-        <w:t>n</w:t>
-      </w:r>
-      <w:r>
-        <w:rPr>
-          <w:rFonts w:ascii="Charis SIL Regular" w:hAnsi="Charis SIL Regular" w:eastAsia="Charis SIL Regular"/>
-          <w:b w:val="0"/>
-          <w:i w:val="0"/>
-          <w:color w:val="0000FF"/>
-          <w:sz w:val="24"/>
-          <w:u w:val="single"/>
-        </w:rPr>
-        <w:t xml:space="preserve"> </w:t>
-      </w:r>
-      <w:r>
-        <w:rPr>
-          <w:rFonts w:ascii="Charis SIL Regular" w:hAnsi="Charis SIL Regular" w:eastAsia="Charis SIL Regular"/>
-          <w:b w:val="0"/>
-          <w:i w:val="0"/>
-          <w:color w:val="0000FF"/>
-          <w:sz w:val="24"/>
-          <w:u w:val="single"/>
-        </w:rPr>
-        <w:hyperlink r:id="rId20" w:history="1">
-          <w:r>
-            <w:rPr>
-              <w:rStyle w:val="Hyperlink"/>
-            </w:rPr>
-            <w:t>Volkenkund</w:t>
-          </w:r>
-        </w:hyperlink>
-      </w:r>
-      <w:r>
-        <w:rPr>
-          <w:rFonts w:ascii="Charis SIL Regular" w:hAnsi="Charis SIL Regular" w:eastAsia="Charis SIL Regular"/>
-          <w:b w:val="0"/>
-          <w:i w:val="0"/>
-          <w:color w:val="0000FF"/>
-          <w:sz w:val="24"/>
-          <w:u w:val="single"/>
-        </w:rPr>
-        <w:hyperlink r:id="rId20" w:history="1">
-          <w:r>
-            <w:rPr>
-              <w:rStyle w:val="Hyperlink"/>
-            </w:rPr>
-            <w:t>e</w:t>
-          </w:r>
-        </w:hyperlink>
-      </w:r>
-      <w:r>
-        <w:rPr>
           <w:u w:val="single" w:color="0000ff"/>
           <w:rFonts w:ascii="Charis SIL Regular" w:hAnsi="Charis SIL Regular" w:eastAsia="Charis SIL Regular"/>
           <w:b w:val="0"/>
@@ -3168,13 +3150,21 @@
       </w:r>
       <w:r>
         <w:rPr>
+          <w:u w:val="single" w:color="0000ff"/>
           <w:rFonts w:ascii="Charis SIL Regular" w:hAnsi="Charis SIL Regular" w:eastAsia="Charis SIL Regular"/>
           <w:b w:val="0"/>
           <w:i w:val="0"/>
           <w:color w:val="000000"/>
           <w:sz w:val="24"/>
         </w:rPr>
-        <w:t>dit</w:t>
+        <w:hyperlink r:id="rId10" w:history="1">
+          <w:r>
+            <w:rPr>
+              <w:rStyle w:val="Hyperlink"/>
+            </w:rPr>
+            <w:t>dit</w:t>
+          </w:r>
+        </w:hyperlink>
       </w:r>
       <w:r>
         <w:rPr>
@@ -3344,25 +3334,7 @@
             <w:rPr>
               <w:rStyle w:val="Hyperlink"/>
             </w:rPr>
-            <w:t>lij</w:t>
-          </w:r>
-        </w:hyperlink>
-      </w:r>
-      <w:r>
-        <w:rPr>
-          <w:u w:val="single" w:color="0000ff"/>
-          <w:rFonts w:ascii="Charis SIL Regular" w:hAnsi="Charis SIL Regular" w:eastAsia="Charis SIL Regular"/>
-          <w:b w:val="0"/>
-          <w:i w:val="0"/>
-          <w:color w:val="000000"/>
-          <w:sz w:val="24"/>
-        </w:rPr>
-        <w:hyperlink r:id="rId20" w:history="1">
-          <w:r>
-            <w:rPr>
-              <w:rStyle w:val="Hyperlink"/>
-            </w:rPr>
-            <w:t>k</w:t>
+            <w:t>lijk</w:t>
           </w:r>
         </w:hyperlink>
       </w:r>
@@ -4164,6 +4136,7 @@
           <w:i w:val="0"/>
           <w:color w:val="0000FF"/>
           <w:sz w:val="24"/>
+          <w:u w:val="single"/>
         </w:rPr>
         <w:hyperlink r:id="rId15" w:history="1">
           <w:r>
@@ -4183,7 +4156,7 @@
           <w:sz w:val="24"/>
           <w:u w:val="single"/>
         </w:rPr>
-        <w:hyperlink r:id="rId15" w:history="1">
+        <w:hyperlink r:id="rId26" w:history="1">
           <w:r>
             <w:rPr>
               <w:rStyle w:val="Hyperlink"/>
@@ -4212,7 +4185,7 @@
           <w:sz w:val="24"/>
           <w:u w:val="single"/>
         </w:rPr>
-        <w:hyperlink r:id="rId26" w:history="1">
+        <w:hyperlink r:id="rId15" w:history="1">
           <w:r>
             <w:rPr>
               <w:rStyle w:val="Hyperlink"/>
@@ -4230,7 +4203,7 @@
           <w:sz w:val="24"/>
           <w:u w:val="single"/>
         </w:rPr>
-        <w:hyperlink r:id="rId26" w:history="1">
+        <w:hyperlink r:id="rId15" w:history="1">
           <w:r>
             <w:rPr>
               <w:rStyle w:val="Hyperlink"/>

--- a/EXPORTS/DOCX/published/niveau2/Dutch/Indonesia.docx
+++ b/EXPORTS/DOCX/published/niveau2/Dutch/Indonesia.docx
@@ -710,61 +710,13 @@
       </w:r>
       <w:r>
         <w:rPr>
-          <w:u w:val="single" w:color="0000ff"/>
           <w:rFonts w:ascii="Charis SIL Regular" w:hAnsi="Charis SIL Regular" w:eastAsia="Charis SIL Regular"/>
           <w:b w:val="0"/>
           <w:i w:val="0"/>
           <w:color w:val="000000"/>
           <w:sz w:val="24"/>
         </w:rPr>
-        <w:hyperlink r:id="rId10" w:history="1">
-          <w:r>
-            <w:rPr>
-              <w:rStyle w:val="Hyperlink"/>
-            </w:rPr>
-            <w:t>dat in 1778</w:t>
-          </w:r>
-        </w:hyperlink>
-      </w:r>
-      <w:r>
-        <w:rPr>
-          <w:u w:val="single" w:color="0000ff"/>
-          <w:rFonts w:ascii="Charis SIL Regular" w:hAnsi="Charis SIL Regular" w:eastAsia="Charis SIL Regular"/>
-          <w:b w:val="0"/>
-          <w:i w:val="0"/>
-          <w:color w:val="000000"/>
-          <w:sz w:val="24"/>
-        </w:rPr>
-        <w:t xml:space="preserve"> </w:t>
-      </w:r>
-      <w:r>
-        <w:rPr>
-          <w:u w:val="single" w:color="0000ff"/>
-          <w:rFonts w:ascii="Charis SIL Regular" w:hAnsi="Charis SIL Regular" w:eastAsia="Charis SIL Regular"/>
-          <w:b w:val="0"/>
-          <w:i w:val="0"/>
-          <w:color w:val="000000"/>
-          <w:sz w:val="24"/>
-        </w:rPr>
-        <w:t>in Batavia we</w:t>
-      </w:r>
-      <w:r>
-        <w:rPr>
-          <w:u w:val="single" w:color="0000ff"/>
-          <w:rFonts w:ascii="Charis SIL Regular" w:hAnsi="Charis SIL Regular" w:eastAsia="Charis SIL Regular"/>
-          <w:b w:val="0"/>
-          <w:i w:val="0"/>
-          <w:color w:val="000000"/>
-          <w:sz w:val="24"/>
-        </w:rPr>
-        <w:hyperlink r:id="rId10" w:history="1">
-          <w:r>
-            <w:rPr>
-              <w:rStyle w:val="Hyperlink"/>
-            </w:rPr>
-            <w:t>rd o</w:t>
-          </w:r>
-        </w:hyperlink>
+        <w:t>dat in 1778 in Batavia werd o</w:t>
       </w:r>
       <w:r>
         <w:rPr>
@@ -1245,7 +1197,32 @@
           <w:color w:val="000000"/>
           <w:sz w:val="24"/>
         </w:rPr>
-        <w:t>n bronnen met betre</w:t>
+        <w:hyperlink r:id="rId12" w:history="1">
+          <w:r>
+            <w:rPr>
+              <w:rStyle w:val="Hyperlink"/>
+            </w:rPr>
+            <w:t>n bronn</w:t>
+          </w:r>
+        </w:hyperlink>
+      </w:r>
+      <w:r>
+        <w:rPr>
+          <w:u w:val="single" w:color="0000ff"/>
+          <w:rFonts w:ascii="Charis SIL Regular" w:hAnsi="Charis SIL Regular" w:eastAsia="Charis SIL Regular"/>
+          <w:b w:val="0"/>
+          <w:i w:val="0"/>
+          <w:color w:val="000000"/>
+          <w:sz w:val="24"/>
+        </w:rPr>
+        <w:hyperlink r:id="rId12" w:history="1">
+          <w:r>
+            <w:rPr>
+              <w:rStyle w:val="Hyperlink"/>
+            </w:rPr>
+            <w:t>en met betre</w:t>
+          </w:r>
+        </w:hyperlink>
       </w:r>
       <w:r>
         <w:rPr>
@@ -2455,34 +2432,7 @@
           <w:color w:val="000000"/>
           <w:sz w:val="24"/>
         </w:rPr>
-        <w:t>zendelingen en missionarissen, zie de des</w:t>
-      </w:r>
-      <w:r>
-        <w:rPr>
-          <w:rFonts w:ascii="Charis SIL Regular" w:hAnsi="Charis SIL Regular" w:eastAsia="Charis SIL Regular"/>
-          <w:b w:val="0"/>
-          <w:i w:val="0"/>
-          <w:color w:val="000000"/>
-          <w:sz w:val="24"/>
-        </w:rPr>
-        <w:hyperlink r:id="rId19" w:history="1">
-          <w:r>
-            <w:rPr>
-              <w:rStyle w:val="Hyperlink"/>
-            </w:rPr>
-            <w:t>betreffende</w:t>
-          </w:r>
-        </w:hyperlink>
-      </w:r>
-      <w:r>
-        <w:rPr>
-          <w:rFonts w:ascii="Charis SIL Regular" w:hAnsi="Charis SIL Regular" w:eastAsia="Charis SIL Regular"/>
-          <w:b w:val="0"/>
-          <w:i w:val="0"/>
-          <w:color w:val="000000"/>
-          <w:sz w:val="24"/>
-        </w:rPr>
-        <w:t xml:space="preserve"> </w:t>
+        <w:t xml:space="preserve">zendelingen en missionarissen, zie de desbetreffende </w:t>
       </w:r>
       <w:r>
         <w:rPr>
@@ -2935,7 +2885,7 @@
           <w:sz w:val="24"/>
           <w:u w:val="single"/>
         </w:rPr>
-        <w:hyperlink r:id="rId20" w:history="1">
+        <w:hyperlink r:id="rId10" w:history="1">
           <w:r>
             <w:rPr>
               <w:rStyle w:val="Hyperlink"/>
@@ -3011,7 +2961,7 @@
           <w:sz w:val="24"/>
           <w:u w:val="single"/>
         </w:rPr>
-        <w:hyperlink r:id="rId10" w:history="1">
+        <w:hyperlink r:id="rId20" w:history="1">
           <w:r>
             <w:rPr>
               <w:rStyle w:val="Hyperlink"/>
@@ -3040,7 +2990,7 @@
           <w:sz w:val="24"/>
           <w:u w:val="single"/>
         </w:rPr>
-        <w:hyperlink r:id="rId10" w:history="1">
+        <w:hyperlink r:id="rId20" w:history="1">
           <w:r>
             <w:rPr>
               <w:rStyle w:val="Hyperlink"/>
@@ -3058,7 +3008,7 @@
           <w:sz w:val="24"/>
           <w:u w:val="single"/>
         </w:rPr>
-        <w:hyperlink r:id="rId10" w:history="1">
+        <w:hyperlink r:id="rId20" w:history="1">
           <w:r>
             <w:rPr>
               <w:rStyle w:val="Hyperlink"/>
@@ -3150,175 +3100,13 @@
       </w:r>
       <w:r>
         <w:rPr>
-          <w:u w:val="single" w:color="0000ff"/>
           <w:rFonts w:ascii="Charis SIL Regular" w:hAnsi="Charis SIL Regular" w:eastAsia="Charis SIL Regular"/>
           <w:b w:val="0"/>
           <w:i w:val="0"/>
           <w:color w:val="000000"/>
           <w:sz w:val="24"/>
         </w:rPr>
-        <w:hyperlink r:id="rId10" w:history="1">
-          <w:r>
-            <w:rPr>
-              <w:rStyle w:val="Hyperlink"/>
-            </w:rPr>
-            <w:t>dit</w:t>
-          </w:r>
-        </w:hyperlink>
-      </w:r>
-      <w:r>
-        <w:rPr>
-          <w:u w:val="single" w:color="0000ff"/>
-          <w:rFonts w:ascii="Charis SIL Regular" w:hAnsi="Charis SIL Regular" w:eastAsia="Charis SIL Regular"/>
-          <w:b w:val="0"/>
-          <w:i w:val="0"/>
-          <w:color w:val="000000"/>
-          <w:sz w:val="24"/>
-        </w:rPr>
-        <w:hyperlink r:id="rId10" w:history="1">
-          <w:r>
-            <w:rPr>
-              <w:rStyle w:val="Hyperlink"/>
-            </w:rPr>
-            <w:t xml:space="preserve"> soort organisati</w:t>
-          </w:r>
-        </w:hyperlink>
-      </w:r>
-      <w:r>
-        <w:rPr>
-          <w:rFonts w:ascii="Charis SIL Regular" w:hAnsi="Charis SIL Regular" w:eastAsia="Charis SIL Regular"/>
-          <w:b w:val="0"/>
-          <w:i w:val="0"/>
-          <w:color w:val="000000"/>
-          <w:sz w:val="24"/>
-        </w:rPr>
-        <w:t>es werd</w:t>
-      </w:r>
-      <w:r>
-        <w:rPr>
-          <w:u w:val="single" w:color="0000ff"/>
-          <w:rFonts w:ascii="Charis SIL Regular" w:hAnsi="Charis SIL Regular" w:eastAsia="Charis SIL Regular"/>
-          <w:b w:val="0"/>
-          <w:i w:val="0"/>
-          <w:color w:val="000000"/>
-          <w:sz w:val="24"/>
-        </w:rPr>
-        <w:hyperlink r:id="rId20" w:history="1">
-          <w:r>
-            <w:rPr>
-              <w:rStyle w:val="Hyperlink"/>
-            </w:rPr>
-            <w:t>en de bevi</w:t>
-          </w:r>
-        </w:hyperlink>
-      </w:r>
-      <w:r>
-        <w:rPr>
-          <w:u w:val="single" w:color="0000ff"/>
-          <w:rFonts w:ascii="Charis SIL Regular" w:hAnsi="Charis SIL Regular" w:eastAsia="Charis SIL Regular"/>
-          <w:b w:val="0"/>
-          <w:i w:val="0"/>
-          <w:color w:val="000000"/>
-          <w:sz w:val="24"/>
-        </w:rPr>
-        <w:hyperlink r:id="rId20" w:history="1">
-          <w:r>
-            <w:rPr>
-              <w:rStyle w:val="Hyperlink"/>
-            </w:rPr>
-            <w:t xml:space="preserve">ndingen </w:t>
-          </w:r>
-        </w:hyperlink>
-      </w:r>
-      <w:r>
-        <w:rPr>
-          <w:u w:val="single" w:color="0000ff"/>
-          <w:rFonts w:ascii="Charis SIL Regular" w:hAnsi="Charis SIL Regular" w:eastAsia="Charis SIL Regular"/>
-          <w:b w:val="0"/>
-          <w:i w:val="0"/>
-          <w:color w:val="000000"/>
-          <w:sz w:val="24"/>
-        </w:rPr>
-        <w:hyperlink r:id="rId20" w:history="1">
-          <w:r>
-            <w:rPr>
-              <w:rStyle w:val="Hyperlink"/>
-            </w:rPr>
-            <w:t>v</w:t>
-          </w:r>
-        </w:hyperlink>
-      </w:r>
-      <w:r>
-        <w:rPr>
-          <w:u w:val="single" w:color="0000ff"/>
-          <w:rFonts w:ascii="Charis SIL Regular" w:hAnsi="Charis SIL Regular" w:eastAsia="Charis SIL Regular"/>
-          <w:b w:val="0"/>
-          <w:i w:val="0"/>
-          <w:color w:val="000000"/>
-          <w:sz w:val="24"/>
-        </w:rPr>
-        <w:hyperlink r:id="rId20" w:history="1">
-          <w:r>
-            <w:rPr>
-              <w:rStyle w:val="Hyperlink"/>
-            </w:rPr>
-            <w:t>an w</w:t>
-          </w:r>
-        </w:hyperlink>
-      </w:r>
-      <w:r>
-        <w:rPr>
-          <w:u w:val="single" w:color="0000ff"/>
-          <w:rFonts w:ascii="Charis SIL Regular" w:hAnsi="Charis SIL Regular" w:eastAsia="Charis SIL Regular"/>
-          <w:b w:val="0"/>
-          <w:i w:val="0"/>
-          <w:color w:val="000000"/>
-          <w:sz w:val="24"/>
-        </w:rPr>
-        <w:hyperlink r:id="rId20" w:history="1">
-          <w:r>
-            <w:rPr>
-              <w:rStyle w:val="Hyperlink"/>
-            </w:rPr>
-            <w:t>etens</w:t>
-          </w:r>
-        </w:hyperlink>
-      </w:r>
-      <w:r>
-        <w:rPr>
-          <w:u w:val="single" w:color="0000ff"/>
-          <w:rFonts w:ascii="Charis SIL Regular" w:hAnsi="Charis SIL Regular" w:eastAsia="Charis SIL Regular"/>
-          <w:b w:val="0"/>
-          <w:i w:val="0"/>
-          <w:color w:val="000000"/>
-          <w:sz w:val="24"/>
-        </w:rPr>
-        <w:hyperlink r:id="rId20" w:history="1">
-          <w:r>
-            <w:rPr>
-              <w:rStyle w:val="Hyperlink"/>
-            </w:rPr>
-            <w:t>c</w:t>
-          </w:r>
-        </w:hyperlink>
-      </w:r>
-      <w:r>
-        <w:rPr>
-          <w:u w:val="single" w:color="0000ff"/>
-          <w:rFonts w:ascii="Charis SIL Regular" w:hAnsi="Charis SIL Regular" w:eastAsia="Charis SIL Regular"/>
-          <w:b w:val="0"/>
-          <w:i w:val="0"/>
-          <w:color w:val="000000"/>
-          <w:sz w:val="24"/>
-        </w:rPr>
-        <w:hyperlink r:id="rId20" w:history="1">
-          <w:r>
-            <w:rPr>
-              <w:rStyle w:val="Hyperlink"/>
-            </w:rPr>
-            <w:t>happe</w:t>
-          </w:r>
-        </w:hyperlink>
+        <w:t>dit soort organisaties werden de bevindingen van wetenschappe</w:t>
       </w:r>
       <w:r>
         <w:rPr>
@@ -4185,7 +3973,7 @@
           <w:sz w:val="24"/>
           <w:u w:val="single"/>
         </w:rPr>
-        <w:hyperlink r:id="rId15" w:history="1">
+        <w:hyperlink r:id="rId26" w:history="1">
           <w:r>
             <w:rPr>
               <w:rStyle w:val="Hyperlink"/>
@@ -4203,7 +3991,7 @@
           <w:sz w:val="24"/>
           <w:u w:val="single"/>
         </w:rPr>
-        <w:hyperlink r:id="rId15" w:history="1">
+        <w:hyperlink r:id="rId26" w:history="1">
           <w:r>
             <w:rPr>
               <w:rStyle w:val="Hyperlink"/>

--- a/EXPORTS/DOCX/published/niveau2/Dutch/Indonesia.docx
+++ b/EXPORTS/DOCX/published/niveau2/Dutch/Indonesia.docx
@@ -710,13 +710,68 @@
       </w:r>
       <w:r>
         <w:rPr>
+          <w:u w:val="single" w:color="0000ff"/>
           <w:rFonts w:ascii="Charis SIL Regular" w:hAnsi="Charis SIL Regular" w:eastAsia="Charis SIL Regular"/>
           <w:b w:val="0"/>
           <w:i w:val="0"/>
           <w:color w:val="000000"/>
           <w:sz w:val="24"/>
         </w:rPr>
-        <w:t>dat in 1778 in Batavia werd o</w:t>
+        <w:hyperlink r:id="rId10" w:history="1">
+          <w:r>
+            <w:rPr>
+              <w:rStyle w:val="Hyperlink"/>
+            </w:rPr>
+            <w:t>dat in 1778</w:t>
+          </w:r>
+        </w:hyperlink>
+      </w:r>
+      <w:r>
+        <w:rPr>
+          <w:u w:val="single" w:color="0000ff"/>
+          <w:rFonts w:ascii="Charis SIL Regular" w:hAnsi="Charis SIL Regular" w:eastAsia="Charis SIL Regular"/>
+          <w:b w:val="0"/>
+          <w:i w:val="0"/>
+          <w:color w:val="000000"/>
+          <w:sz w:val="24"/>
+        </w:rPr>
+        <w:t xml:space="preserve"> </w:t>
+      </w:r>
+      <w:r>
+        <w:rPr>
+          <w:u w:val="single" w:color="0000ff"/>
+          <w:rFonts w:ascii="Charis SIL Regular" w:hAnsi="Charis SIL Regular" w:eastAsia="Charis SIL Regular"/>
+          <w:b w:val="0"/>
+          <w:i w:val="0"/>
+          <w:color w:val="000000"/>
+          <w:sz w:val="24"/>
+        </w:rPr>
+        <w:hyperlink r:id="rId10" w:history="1">
+          <w:r>
+            <w:rPr>
+              <w:rStyle w:val="Hyperlink"/>
+            </w:rPr>
+            <w:t>in Batavia we</w:t>
+          </w:r>
+        </w:hyperlink>
+      </w:r>
+      <w:r>
+        <w:rPr>
+          <w:u w:val="single" w:color="0000ff"/>
+          <w:rFonts w:ascii="Charis SIL Regular" w:hAnsi="Charis SIL Regular" w:eastAsia="Charis SIL Regular"/>
+          <w:b w:val="0"/>
+          <w:i w:val="0"/>
+          <w:color w:val="000000"/>
+          <w:sz w:val="24"/>
+        </w:rPr>
+        <w:hyperlink r:id="rId10" w:history="1">
+          <w:r>
+            <w:rPr>
+              <w:rStyle w:val="Hyperlink"/>
+            </w:rPr>
+            <w:t>rd o</w:t>
+          </w:r>
+        </w:hyperlink>
       </w:r>
       <w:r>
         <w:rPr>
@@ -1186,43 +1241,7 @@
           <w:color w:val="000000"/>
           <w:sz w:val="24"/>
         </w:rPr>
-        <w:t>gedetailleerde informatie e</w:t>
-      </w:r>
-      <w:r>
-        <w:rPr>
-          <w:u w:val="single" w:color="0000ff"/>
-          <w:rFonts w:ascii="Charis SIL Regular" w:hAnsi="Charis SIL Regular" w:eastAsia="Charis SIL Regular"/>
-          <w:b w:val="0"/>
-          <w:i w:val="0"/>
-          <w:color w:val="000000"/>
-          <w:sz w:val="24"/>
-        </w:rPr>
-        <w:hyperlink r:id="rId12" w:history="1">
-          <w:r>
-            <w:rPr>
-              <w:rStyle w:val="Hyperlink"/>
-            </w:rPr>
-            <w:t>n bronn</w:t>
-          </w:r>
-        </w:hyperlink>
-      </w:r>
-      <w:r>
-        <w:rPr>
-          <w:u w:val="single" w:color="0000ff"/>
-          <w:rFonts w:ascii="Charis SIL Regular" w:hAnsi="Charis SIL Regular" w:eastAsia="Charis SIL Regular"/>
-          <w:b w:val="0"/>
-          <w:i w:val="0"/>
-          <w:color w:val="000000"/>
-          <w:sz w:val="24"/>
-        </w:rPr>
-        <w:hyperlink r:id="rId12" w:history="1">
-          <w:r>
-            <w:rPr>
-              <w:rStyle w:val="Hyperlink"/>
-            </w:rPr>
-            <w:t>en met betre</w:t>
-          </w:r>
-        </w:hyperlink>
+        <w:t>gedetailleerde informatie en bronnen met betre</w:t>
       </w:r>
       <w:r>
         <w:rPr>
@@ -1298,21 +1317,13 @@
       </w:r>
       <w:r>
         <w:rPr>
-          <w:u w:val="single" w:color="0000ff"/>
           <w:rFonts w:ascii="Charis SIL Regular" w:hAnsi="Charis SIL Regular" w:eastAsia="Charis SIL Regular"/>
           <w:b w:val="0"/>
           <w:i w:val="0"/>
           <w:color w:val="000000"/>
           <w:sz w:val="24"/>
         </w:rPr>
-        <w:hyperlink r:id="rId12" w:history="1">
-          <w:r>
-            <w:rPr>
-              <w:rStyle w:val="Hyperlink"/>
-            </w:rPr>
-            <w:t>ot het Batav</w:t>
-          </w:r>
-        </w:hyperlink>
+        <w:t>ot het Batav</w:t>
       </w:r>
       <w:r>
         <w:rPr>
@@ -2432,25 +2443,56 @@
           <w:color w:val="000000"/>
           <w:sz w:val="24"/>
         </w:rPr>
-        <w:t xml:space="preserve">zendelingen en missionarissen, zie de desbetreffende </w:t>
-      </w:r>
-      <w:r>
-        <w:rPr>
-          <w:rFonts w:ascii="Charis SIL Regular" w:hAnsi="Charis SIL Regular" w:eastAsia="Charis SIL Regular"/>
-          <w:b w:val="0"/>
-          <w:i w:val="0"/>
-          <w:color w:val="0000FF"/>
-          <w:sz w:val="24"/>
-          <w:u w:val="single"/>
+        <w:t>zendelingen en missionarissen, zie de des</w:t>
+      </w:r>
+      <w:r>
+        <w:rPr>
+          <w:u w:val="single" w:color="0000ff"/>
+          <w:rFonts w:ascii="Charis SIL Regular" w:hAnsi="Charis SIL Regular" w:eastAsia="Charis SIL Regular"/>
+          <w:b w:val="0"/>
+          <w:i w:val="0"/>
+          <w:color w:val="000000"/>
+          <w:sz w:val="24"/>
         </w:rPr>
         <w:hyperlink r:id="rId19" w:history="1">
           <w:r>
             <w:rPr>
               <w:rStyle w:val="Hyperlink"/>
             </w:rPr>
-            <w:t>zoe</w:t>
+            <w:t>betreffend</w:t>
           </w:r>
         </w:hyperlink>
+      </w:r>
+      <w:r>
+        <w:rPr>
+          <w:u w:val="single" w:color="0000ff"/>
+          <w:rFonts w:ascii="Charis SIL Regular" w:hAnsi="Charis SIL Regular" w:eastAsia="Charis SIL Regular"/>
+          <w:b w:val="0"/>
+          <w:i w:val="0"/>
+          <w:color w:val="000000"/>
+          <w:sz w:val="24"/>
+        </w:rPr>
+        <w:t>e</w:t>
+      </w:r>
+      <w:r>
+        <w:rPr>
+          <w:rFonts w:ascii="Charis SIL Regular" w:hAnsi="Charis SIL Regular" w:eastAsia="Charis SIL Regular"/>
+          <w:b w:val="0"/>
+          <w:i w:val="0"/>
+          <w:color w:val="000000"/>
+          <w:sz w:val="24"/>
+        </w:rPr>
+        <w:t xml:space="preserve"> </w:t>
+      </w:r>
+      <w:r>
+        <w:rPr>
+          <w:rFonts w:ascii="Charis SIL Regular" w:hAnsi="Charis SIL Regular" w:eastAsia="Charis SIL Regular"/>
+          <w:b w:val="0"/>
+          <w:i w:val="0"/>
+          <w:color w:val="0000FF"/>
+          <w:sz w:val="24"/>
+        </w:rPr>
+        <w:t>zoe</w:t>
       </w:r>
       <w:r>
         <w:rPr>
@@ -2914,7 +2956,7 @@
           <w:sz w:val="24"/>
           <w:u w:val="single"/>
         </w:rPr>
-        <w:hyperlink r:id="rId20" w:history="1">
+        <w:hyperlink r:id="rId10" w:history="1">
           <w:r>
             <w:rPr>
               <w:rStyle w:val="Hyperlink"/>
@@ -2933,6 +2975,71 @@
           <w:u w:val="single"/>
         </w:rPr>
         <w:t xml:space="preserve"> </w:t>
+      </w:r>
+      <w:r>
+        <w:rPr>
+          <w:rFonts w:ascii="Charis SIL Regular" w:hAnsi="Charis SIL Regular" w:eastAsia="Charis SIL Regular"/>
+          <w:b w:val="0"/>
+          <w:i w:val="0"/>
+          <w:color w:val="0000FF"/>
+          <w:sz w:val="24"/>
+          <w:u w:val="single"/>
+        </w:rPr>
+        <w:hyperlink r:id="rId10" w:history="1">
+          <w:r>
+            <w:rPr>
+              <w:rStyle w:val="Hyperlink"/>
+            </w:rPr>
+            <w:t>e</w:t>
+          </w:r>
+        </w:hyperlink>
+      </w:r>
+      <w:r>
+        <w:rPr>
+          <w:rFonts w:ascii="Charis SIL Regular" w:hAnsi="Charis SIL Regular" w:eastAsia="Charis SIL Regular"/>
+          <w:b w:val="0"/>
+          <w:i w:val="0"/>
+          <w:color w:val="0000FF"/>
+          <w:sz w:val="24"/>
+          <w:u w:val="single"/>
+        </w:rPr>
+        <w:hyperlink r:id="rId10" w:history="1">
+          <w:r>
+            <w:rPr>
+              <w:rStyle w:val="Hyperlink"/>
+            </w:rPr>
+            <w:t>n</w:t>
+          </w:r>
+        </w:hyperlink>
+      </w:r>
+      <w:r>
+        <w:rPr>
+          <w:rFonts w:ascii="Charis SIL Regular" w:hAnsi="Charis SIL Regular" w:eastAsia="Charis SIL Regular"/>
+          <w:b w:val="0"/>
+          <w:i w:val="0"/>
+          <w:color w:val="0000FF"/>
+          <w:sz w:val="24"/>
+          <w:u w:val="single"/>
+        </w:rPr>
+        <w:t xml:space="preserve"> </w:t>
+      </w:r>
+      <w:r>
+        <w:rPr>
+          <w:rFonts w:ascii="Charis SIL Regular" w:hAnsi="Charis SIL Regular" w:eastAsia="Charis SIL Regular"/>
+          <w:b w:val="0"/>
+          <w:i w:val="0"/>
+          <w:color w:val="0000FF"/>
+          <w:sz w:val="24"/>
+          <w:u w:val="single"/>
+        </w:rPr>
+        <w:hyperlink r:id="rId20" w:history="1">
+          <w:r>
+            <w:rPr>
+              <w:rStyle w:val="Hyperlink"/>
+            </w:rPr>
+            <w:t>Volkenkund</w:t>
+          </w:r>
+        </w:hyperlink>
       </w:r>
       <w:r>
         <w:rPr>
@@ -2954,71 +3061,6 @@
       </w:r>
       <w:r>
         <w:rPr>
-          <w:rFonts w:ascii="Charis SIL Regular" w:hAnsi="Charis SIL Regular" w:eastAsia="Charis SIL Regular"/>
-          <w:b w:val="0"/>
-          <w:i w:val="0"/>
-          <w:color w:val="0000FF"/>
-          <w:sz w:val="24"/>
-          <w:u w:val="single"/>
-        </w:rPr>
-        <w:hyperlink r:id="rId20" w:history="1">
-          <w:r>
-            <w:rPr>
-              <w:rStyle w:val="Hyperlink"/>
-            </w:rPr>
-            <w:t>n</w:t>
-          </w:r>
-        </w:hyperlink>
-      </w:r>
-      <w:r>
-        <w:rPr>
-          <w:rFonts w:ascii="Charis SIL Regular" w:hAnsi="Charis SIL Regular" w:eastAsia="Charis SIL Regular"/>
-          <w:b w:val="0"/>
-          <w:i w:val="0"/>
-          <w:color w:val="0000FF"/>
-          <w:sz w:val="24"/>
-          <w:u w:val="single"/>
-        </w:rPr>
-        <w:t xml:space="preserve"> </w:t>
-      </w:r>
-      <w:r>
-        <w:rPr>
-          <w:rFonts w:ascii="Charis SIL Regular" w:hAnsi="Charis SIL Regular" w:eastAsia="Charis SIL Regular"/>
-          <w:b w:val="0"/>
-          <w:i w:val="0"/>
-          <w:color w:val="0000FF"/>
-          <w:sz w:val="24"/>
-          <w:u w:val="single"/>
-        </w:rPr>
-        <w:hyperlink r:id="rId20" w:history="1">
-          <w:r>
-            <w:rPr>
-              <w:rStyle w:val="Hyperlink"/>
-            </w:rPr>
-            <w:t>Volkenkund</w:t>
-          </w:r>
-        </w:hyperlink>
-      </w:r>
-      <w:r>
-        <w:rPr>
-          <w:rFonts w:ascii="Charis SIL Regular" w:hAnsi="Charis SIL Regular" w:eastAsia="Charis SIL Regular"/>
-          <w:b w:val="0"/>
-          <w:i w:val="0"/>
-          <w:color w:val="0000FF"/>
-          <w:sz w:val="24"/>
-          <w:u w:val="single"/>
-        </w:rPr>
-        <w:hyperlink r:id="rId20" w:history="1">
-          <w:r>
-            <w:rPr>
-              <w:rStyle w:val="Hyperlink"/>
-            </w:rPr>
-            <w:t>e</w:t>
-          </w:r>
-        </w:hyperlink>
-      </w:r>
-      <w:r>
-        <w:rPr>
           <w:u w:val="single" w:color="0000ff"/>
           <w:rFonts w:ascii="Charis SIL Regular" w:hAnsi="Charis SIL Regular" w:eastAsia="Charis SIL Regular"/>
           <w:b w:val="0"/>
@@ -3106,7 +3148,161 @@
           <w:color w:val="000000"/>
           <w:sz w:val="24"/>
         </w:rPr>
-        <w:t>dit soort organisaties werden de bevindingen van wetenschappe</w:t>
+        <w:t>dit</w:t>
+      </w:r>
+      <w:r>
+        <w:rPr>
+          <w:u w:val="single" w:color="0000ff"/>
+          <w:rFonts w:ascii="Charis SIL Regular" w:hAnsi="Charis SIL Regular" w:eastAsia="Charis SIL Regular"/>
+          <w:b w:val="0"/>
+          <w:i w:val="0"/>
+          <w:color w:val="000000"/>
+          <w:sz w:val="24"/>
+        </w:rPr>
+        <w:hyperlink r:id="rId10" w:history="1">
+          <w:r>
+            <w:rPr>
+              <w:rStyle w:val="Hyperlink"/>
+            </w:rPr>
+            <w:t xml:space="preserve"> soort organisati</w:t>
+          </w:r>
+        </w:hyperlink>
+      </w:r>
+      <w:r>
+        <w:rPr>
+          <w:rFonts w:ascii="Charis SIL Regular" w:hAnsi="Charis SIL Regular" w:eastAsia="Charis SIL Regular"/>
+          <w:b w:val="0"/>
+          <w:i w:val="0"/>
+          <w:color w:val="000000"/>
+          <w:sz w:val="24"/>
+        </w:rPr>
+        <w:t>es werd</w:t>
+      </w:r>
+      <w:r>
+        <w:rPr>
+          <w:u w:val="single" w:color="0000ff"/>
+          <w:rFonts w:ascii="Charis SIL Regular" w:hAnsi="Charis SIL Regular" w:eastAsia="Charis SIL Regular"/>
+          <w:b w:val="0"/>
+          <w:i w:val="0"/>
+          <w:color w:val="000000"/>
+          <w:sz w:val="24"/>
+        </w:rPr>
+        <w:hyperlink r:id="rId20" w:history="1">
+          <w:r>
+            <w:rPr>
+              <w:rStyle w:val="Hyperlink"/>
+            </w:rPr>
+            <w:t>en de bevi</w:t>
+          </w:r>
+        </w:hyperlink>
+      </w:r>
+      <w:r>
+        <w:rPr>
+          <w:u w:val="single" w:color="0000ff"/>
+          <w:rFonts w:ascii="Charis SIL Regular" w:hAnsi="Charis SIL Regular" w:eastAsia="Charis SIL Regular"/>
+          <w:b w:val="0"/>
+          <w:i w:val="0"/>
+          <w:color w:val="000000"/>
+          <w:sz w:val="24"/>
+        </w:rPr>
+        <w:hyperlink r:id="rId20" w:history="1">
+          <w:r>
+            <w:rPr>
+              <w:rStyle w:val="Hyperlink"/>
+            </w:rPr>
+            <w:t xml:space="preserve">ndingen </w:t>
+          </w:r>
+        </w:hyperlink>
+      </w:r>
+      <w:r>
+        <w:rPr>
+          <w:u w:val="single" w:color="0000ff"/>
+          <w:rFonts w:ascii="Charis SIL Regular" w:hAnsi="Charis SIL Regular" w:eastAsia="Charis SIL Regular"/>
+          <w:b w:val="0"/>
+          <w:i w:val="0"/>
+          <w:color w:val="000000"/>
+          <w:sz w:val="24"/>
+        </w:rPr>
+        <w:hyperlink r:id="rId20" w:history="1">
+          <w:r>
+            <w:rPr>
+              <w:rStyle w:val="Hyperlink"/>
+            </w:rPr>
+            <w:t>v</w:t>
+          </w:r>
+        </w:hyperlink>
+      </w:r>
+      <w:r>
+        <w:rPr>
+          <w:u w:val="single" w:color="0000ff"/>
+          <w:rFonts w:ascii="Charis SIL Regular" w:hAnsi="Charis SIL Regular" w:eastAsia="Charis SIL Regular"/>
+          <w:b w:val="0"/>
+          <w:i w:val="0"/>
+          <w:color w:val="000000"/>
+          <w:sz w:val="24"/>
+        </w:rPr>
+        <w:hyperlink r:id="rId20" w:history="1">
+          <w:r>
+            <w:rPr>
+              <w:rStyle w:val="Hyperlink"/>
+            </w:rPr>
+            <w:t>an w</w:t>
+          </w:r>
+        </w:hyperlink>
+      </w:r>
+      <w:r>
+        <w:rPr>
+          <w:u w:val="single" w:color="0000ff"/>
+          <w:rFonts w:ascii="Charis SIL Regular" w:hAnsi="Charis SIL Regular" w:eastAsia="Charis SIL Regular"/>
+          <w:b w:val="0"/>
+          <w:i w:val="0"/>
+          <w:color w:val="000000"/>
+          <w:sz w:val="24"/>
+        </w:rPr>
+        <w:hyperlink r:id="rId20" w:history="1">
+          <w:r>
+            <w:rPr>
+              <w:rStyle w:val="Hyperlink"/>
+            </w:rPr>
+            <w:t>etens</w:t>
+          </w:r>
+        </w:hyperlink>
+      </w:r>
+      <w:r>
+        <w:rPr>
+          <w:u w:val="single" w:color="0000ff"/>
+          <w:rFonts w:ascii="Charis SIL Regular" w:hAnsi="Charis SIL Regular" w:eastAsia="Charis SIL Regular"/>
+          <w:b w:val="0"/>
+          <w:i w:val="0"/>
+          <w:color w:val="000000"/>
+          <w:sz w:val="24"/>
+        </w:rPr>
+        <w:hyperlink r:id="rId20" w:history="1">
+          <w:r>
+            <w:rPr>
+              <w:rStyle w:val="Hyperlink"/>
+            </w:rPr>
+            <w:t>c</w:t>
+          </w:r>
+        </w:hyperlink>
+      </w:r>
+      <w:r>
+        <w:rPr>
+          <w:u w:val="single" w:color="0000ff"/>
+          <w:rFonts w:ascii="Charis SIL Regular" w:hAnsi="Charis SIL Regular" w:eastAsia="Charis SIL Regular"/>
+          <w:b w:val="0"/>
+          <w:i w:val="0"/>
+          <w:color w:val="000000"/>
+          <w:sz w:val="24"/>
+        </w:rPr>
+        <w:hyperlink r:id="rId20" w:history="1">
+          <w:r>
+            <w:rPr>
+              <w:rStyle w:val="Hyperlink"/>
+            </w:rPr>
+            <w:t>happe</w:t>
+          </w:r>
+        </w:hyperlink>
       </w:r>
       <w:r>
         <w:rPr>
@@ -3895,7 +4091,7 @@
           <w:sz w:val="24"/>
           <w:u w:val="single"/>
         </w:rPr>
-        <w:hyperlink r:id="rId24" w:history="1">
+        <w:hyperlink r:id="rId26" w:history="1">
           <w:r>
             <w:rPr>
               <w:rStyle w:val="Hyperlink"/>
@@ -3924,7 +4120,6 @@
           <w:i w:val="0"/>
           <w:color w:val="0000FF"/>
           <w:sz w:val="24"/>
-          <w:u w:val="single"/>
         </w:rPr>
         <w:hyperlink r:id="rId15" w:history="1">
           <w:r>

--- a/EXPORTS/DOCX/published/niveau2/Dutch/Indonesia.docx
+++ b/EXPORTS/DOCX/published/niveau2/Dutch/Indonesia.docx
@@ -406,25 +406,7 @@
           <w:color w:val="000000"/>
           <w:sz w:val="24"/>
         </w:rPr>
-        <w:t xml:space="preserve">informatie </w:t>
-      </w:r>
-      <w:r>
-        <w:rPr>
-          <w:u w:val="single" w:color="0000ff"/>
-          <w:rFonts w:ascii="Charis SIL Regular" w:hAnsi="Charis SIL Regular" w:eastAsia="Charis SIL Regular"/>
-          <w:b w:val="0"/>
-          <w:i w:val="0"/>
-          <w:color w:val="000000"/>
-          <w:sz w:val="24"/>
-        </w:rPr>
-        <w:hyperlink r:id="rId9" w:history="1">
-          <w:r>
-            <w:rPr>
-              <w:rStyle w:val="Hyperlink"/>
-            </w:rPr>
-            <w:t>hierover.</w:t>
-          </w:r>
-        </w:hyperlink>
+        <w:t>informatie hierover.</w:t>
       </w:r>
     </w:p>
     <w:p>
@@ -746,32 +728,7 @@
           <w:color w:val="000000"/>
           <w:sz w:val="24"/>
         </w:rPr>
-        <w:hyperlink r:id="rId10" w:history="1">
-          <w:r>
-            <w:rPr>
-              <w:rStyle w:val="Hyperlink"/>
-            </w:rPr>
-            <w:t>in Batavia we</w:t>
-          </w:r>
-        </w:hyperlink>
-      </w:r>
-      <w:r>
-        <w:rPr>
-          <w:u w:val="single" w:color="0000ff"/>
-          <w:rFonts w:ascii="Charis SIL Regular" w:hAnsi="Charis SIL Regular" w:eastAsia="Charis SIL Regular"/>
-          <w:b w:val="0"/>
-          <w:i w:val="0"/>
-          <w:color w:val="000000"/>
-          <w:sz w:val="24"/>
-        </w:rPr>
-        <w:hyperlink r:id="rId10" w:history="1">
-          <w:r>
-            <w:rPr>
-              <w:rStyle w:val="Hyperlink"/>
-            </w:rPr>
-            <w:t>rd o</w:t>
-          </w:r>
-        </w:hyperlink>
+        <w:t>in Batavia werd o</w:t>
       </w:r>
       <w:r>
         <w:rPr>
@@ -1317,6 +1274,7 @@
       </w:r>
       <w:r>
         <w:rPr>
+          <w:u w:val="single" w:color="0000ff"/>
           <w:rFonts w:ascii="Charis SIL Regular" w:hAnsi="Charis SIL Regular" w:eastAsia="Charis SIL Regular"/>
           <w:b w:val="0"/>
           <w:i w:val="0"/>
@@ -2454,45 +2412,35 @@
           <w:color w:val="000000"/>
           <w:sz w:val="24"/>
         </w:rPr>
-        <w:hyperlink r:id="rId19" w:history="1">
+        <w:t>betreffende</w:t>
+      </w:r>
+      <w:r>
+        <w:rPr>
+          <w:rFonts w:ascii="Charis SIL Regular" w:hAnsi="Charis SIL Regular" w:eastAsia="Charis SIL Regular"/>
+          <w:b w:val="0"/>
+          <w:i w:val="0"/>
+          <w:color w:val="000000"/>
+          <w:sz w:val="24"/>
+        </w:rPr>
+        <w:t xml:space="preserve"> </w:t>
+      </w:r>
+      <w:r>
+        <w:rPr>
+          <w:rFonts w:ascii="Charis SIL Regular" w:hAnsi="Charis SIL Regular" w:eastAsia="Charis SIL Regular"/>
+          <w:b w:val="0"/>
+          <w:i w:val="0"/>
+          <w:color w:val="0000FF"/>
+          <w:sz w:val="24"/>
+          <w:u w:val="single"/>
+        </w:rPr>
+        <w:hyperlink r:id="rId20" w:history="1">
           <w:r>
             <w:rPr>
               <w:rStyle w:val="Hyperlink"/>
             </w:rPr>
-            <w:t>betreffend</w:t>
+            <w:t>zoe</w:t>
           </w:r>
         </w:hyperlink>
-      </w:r>
-      <w:r>
-        <w:rPr>
-          <w:u w:val="single" w:color="0000ff"/>
-          <w:rFonts w:ascii="Charis SIL Regular" w:hAnsi="Charis SIL Regular" w:eastAsia="Charis SIL Regular"/>
-          <w:b w:val="0"/>
-          <w:i w:val="0"/>
-          <w:color w:val="000000"/>
-          <w:sz w:val="24"/>
-        </w:rPr>
-        <w:t>e</w:t>
-      </w:r>
-      <w:r>
-        <w:rPr>
-          <w:rFonts w:ascii="Charis SIL Regular" w:hAnsi="Charis SIL Regular" w:eastAsia="Charis SIL Regular"/>
-          <w:b w:val="0"/>
-          <w:i w:val="0"/>
-          <w:color w:val="000000"/>
-          <w:sz w:val="24"/>
-        </w:rPr>
-        <w:t xml:space="preserve"> </w:t>
-      </w:r>
-      <w:r>
-        <w:rPr>
-          <w:rFonts w:ascii="Charis SIL Regular" w:hAnsi="Charis SIL Regular" w:eastAsia="Charis SIL Regular"/>
-          <w:b w:val="0"/>
-          <w:i w:val="0"/>
-          <w:color w:val="0000FF"/>
-          <w:sz w:val="24"/>
-        </w:rPr>
-        <w:t>zoe</w:t>
       </w:r>
       <w:r>
         <w:rPr>
@@ -2822,7 +2770,7 @@
           <w:sz w:val="24"/>
           <w:u w:val="single"/>
         </w:rPr>
-        <w:hyperlink r:id="rId20" w:history="1">
+        <w:hyperlink r:id="rId21" w:history="1">
           <w:r>
             <w:rPr>
               <w:rStyle w:val="Hyperlink"/>
@@ -2851,7 +2799,7 @@
           <w:sz w:val="24"/>
           <w:u w:val="single"/>
         </w:rPr>
-        <w:hyperlink r:id="rId20" w:history="1">
+        <w:hyperlink r:id="rId21" w:history="1">
           <w:r>
             <w:rPr>
               <w:rStyle w:val="Hyperlink"/>
@@ -2880,7 +2828,7 @@
           <w:sz w:val="24"/>
           <w:u w:val="single"/>
         </w:rPr>
-        <w:hyperlink r:id="rId20" w:history="1">
+        <w:hyperlink r:id="rId21" w:history="1">
           <w:r>
             <w:rPr>
               <w:rStyle w:val="Hyperlink"/>
@@ -2909,7 +2857,7 @@
           <w:sz w:val="24"/>
           <w:u w:val="single"/>
         </w:rPr>
-        <w:hyperlink r:id="rId20" w:history="1">
+        <w:hyperlink r:id="rId21" w:history="1">
           <w:r>
             <w:rPr>
               <w:rStyle w:val="Hyperlink"/>
@@ -3032,7 +2980,7 @@
           <w:sz w:val="24"/>
           <w:u w:val="single"/>
         </w:rPr>
-        <w:hyperlink r:id="rId20" w:history="1">
+        <w:hyperlink r:id="rId10" w:history="1">
           <w:r>
             <w:rPr>
               <w:rStyle w:val="Hyperlink"/>
@@ -3050,7 +2998,7 @@
           <w:sz w:val="24"/>
           <w:u w:val="single"/>
         </w:rPr>
-        <w:hyperlink r:id="rId20" w:history="1">
+        <w:hyperlink r:id="rId10" w:history="1">
           <w:r>
             <w:rPr>
               <w:rStyle w:val="Hyperlink"/>
@@ -3142,13 +3090,21 @@
       </w:r>
       <w:r>
         <w:rPr>
+          <w:u w:val="single" w:color="0000ff"/>
           <w:rFonts w:ascii="Charis SIL Regular" w:hAnsi="Charis SIL Regular" w:eastAsia="Charis SIL Regular"/>
           <w:b w:val="0"/>
           <w:i w:val="0"/>
           <w:color w:val="000000"/>
           <w:sz w:val="24"/>
         </w:rPr>
-        <w:t>dit</w:t>
+        <w:hyperlink r:id="rId10" w:history="1">
+          <w:r>
+            <w:rPr>
+              <w:rStyle w:val="Hyperlink"/>
+            </w:rPr>
+            <w:t>dit</w:t>
+          </w:r>
+        </w:hyperlink>
       </w:r>
       <w:r>
         <w:rPr>
@@ -3187,7 +3143,7 @@
           <w:color w:val="000000"/>
           <w:sz w:val="24"/>
         </w:rPr>
-        <w:hyperlink r:id="rId20" w:history="1">
+        <w:hyperlink r:id="rId21" w:history="1">
           <w:r>
             <w:rPr>
               <w:rStyle w:val="Hyperlink"/>
@@ -3205,7 +3161,7 @@
           <w:color w:val="000000"/>
           <w:sz w:val="24"/>
         </w:rPr>
-        <w:hyperlink r:id="rId20" w:history="1">
+        <w:hyperlink r:id="rId21" w:history="1">
           <w:r>
             <w:rPr>
               <w:rStyle w:val="Hyperlink"/>
@@ -3223,7 +3179,7 @@
           <w:color w:val="000000"/>
           <w:sz w:val="24"/>
         </w:rPr>
-        <w:hyperlink r:id="rId20" w:history="1">
+        <w:hyperlink r:id="rId21" w:history="1">
           <w:r>
             <w:rPr>
               <w:rStyle w:val="Hyperlink"/>
@@ -3241,7 +3197,7 @@
           <w:color w:val="000000"/>
           <w:sz w:val="24"/>
         </w:rPr>
-        <w:hyperlink r:id="rId20" w:history="1">
+        <w:hyperlink r:id="rId21" w:history="1">
           <w:r>
             <w:rPr>
               <w:rStyle w:val="Hyperlink"/>
@@ -3259,7 +3215,7 @@
           <w:color w:val="000000"/>
           <w:sz w:val="24"/>
         </w:rPr>
-        <w:hyperlink r:id="rId20" w:history="1">
+        <w:hyperlink r:id="rId21" w:history="1">
           <w:r>
             <w:rPr>
               <w:rStyle w:val="Hyperlink"/>
@@ -3277,7 +3233,7 @@
           <w:color w:val="000000"/>
           <w:sz w:val="24"/>
         </w:rPr>
-        <w:hyperlink r:id="rId20" w:history="1">
+        <w:hyperlink r:id="rId21" w:history="1">
           <w:r>
             <w:rPr>
               <w:rStyle w:val="Hyperlink"/>
@@ -3295,7 +3251,7 @@
           <w:color w:val="000000"/>
           <w:sz w:val="24"/>
         </w:rPr>
-        <w:hyperlink r:id="rId20" w:history="1">
+        <w:hyperlink r:id="rId21" w:history="1">
           <w:r>
             <w:rPr>
               <w:rStyle w:val="Hyperlink"/>
@@ -3313,7 +3269,7 @@
           <w:color w:val="000000"/>
           <w:sz w:val="24"/>
         </w:rPr>
-        <w:hyperlink r:id="rId20" w:history="1">
+        <w:hyperlink r:id="rId21" w:history="1">
           <w:r>
             <w:rPr>
               <w:rStyle w:val="Hyperlink"/>
@@ -3331,7 +3287,7 @@
           <w:color w:val="000000"/>
           <w:sz w:val="24"/>
         </w:rPr>
-        <w:hyperlink r:id="rId20" w:history="1">
+        <w:hyperlink r:id="rId21" w:history="1">
           <w:r>
             <w:rPr>
               <w:rStyle w:val="Hyperlink"/>
@@ -3415,7 +3371,7 @@
           <w:sz w:val="24"/>
           <w:u w:val="single"/>
         </w:rPr>
-        <w:hyperlink r:id="rId21" w:history="1">
+        <w:hyperlink r:id="rId22" w:history="1">
           <w:r>
             <w:rPr>
               <w:rStyle w:val="Hyperlink"/>
@@ -3595,7 +3551,7 @@
           <w:sz w:val="24"/>
           <w:u w:val="single"/>
         </w:rPr>
-        <w:hyperlink r:id="rId22" w:history="1">
+        <w:hyperlink r:id="rId23" w:history="1">
           <w:r>
             <w:rPr>
               <w:rStyle w:val="Hyperlink"/>
@@ -3816,7 +3772,7 @@
           <w:sz w:val="24"/>
           <w:u w:val="single"/>
         </w:rPr>
-        <w:hyperlink r:id="rId23" w:history="1">
+        <w:hyperlink r:id="rId24" w:history="1">
           <w:r>
             <w:rPr>
               <w:rStyle w:val="Hyperlink"/>
@@ -3834,7 +3790,7 @@
           <w:sz w:val="24"/>
           <w:u w:val="single"/>
         </w:rPr>
-        <w:hyperlink r:id="rId23" w:history="1">
+        <w:hyperlink r:id="rId24" w:history="1">
           <w:r>
             <w:rPr>
               <w:rStyle w:val="Hyperlink"/>
@@ -3863,7 +3819,7 @@
           <w:sz w:val="24"/>
           <w:u w:val="single"/>
         </w:rPr>
-        <w:hyperlink r:id="rId23" w:history="1">
+        <w:hyperlink r:id="rId24" w:history="1">
           <w:r>
             <w:rPr>
               <w:rStyle w:val="Hyperlink"/>
@@ -3892,7 +3848,7 @@
           <w:sz w:val="24"/>
           <w:u w:val="single"/>
         </w:rPr>
-        <w:hyperlink r:id="rId23" w:history="1">
+        <w:hyperlink r:id="rId24" w:history="1">
           <w:r>
             <w:rPr>
               <w:rStyle w:val="Hyperlink"/>
@@ -3960,7 +3916,7 @@
           <w:sz w:val="24"/>
           <w:u w:val="single"/>
         </w:rPr>
-        <w:hyperlink r:id="rId24" w:history="1">
+        <w:hyperlink r:id="rId25" w:history="1">
           <w:r>
             <w:rPr>
               <w:rStyle w:val="Hyperlink"/>
@@ -4016,7 +3972,7 @@
           <w:sz w:val="24"/>
           <w:u w:val="single"/>
         </w:rPr>
-        <w:hyperlink r:id="rId25" w:history="1">
+        <w:hyperlink r:id="rId26" w:history="1">
           <w:r>
             <w:rPr>
               <w:rStyle w:val="Hyperlink"/>
@@ -4044,7 +4000,7 @@
           <w:sz w:val="24"/>
           <w:u w:val="single"/>
         </w:rPr>
-        <w:hyperlink r:id="rId26" w:history="1">
+        <w:hyperlink r:id="rId27" w:history="1">
           <w:r>
             <w:rPr>
               <w:rStyle w:val="Hyperlink"/>
@@ -4073,7 +4029,7 @@
           <w:sz w:val="24"/>
           <w:u w:val="single"/>
         </w:rPr>
-        <w:hyperlink r:id="rId26" w:history="1">
+        <w:hyperlink r:id="rId27" w:history="1">
           <w:r>
             <w:rPr>
               <w:rStyle w:val="Hyperlink"/>
@@ -4091,7 +4047,7 @@
           <w:sz w:val="24"/>
           <w:u w:val="single"/>
         </w:rPr>
-        <w:hyperlink r:id="rId26" w:history="1">
+        <w:hyperlink r:id="rId27" w:history="1">
           <w:r>
             <w:rPr>
               <w:rStyle w:val="Hyperlink"/>
@@ -4120,6 +4076,7 @@
           <w:i w:val="0"/>
           <w:color w:val="0000FF"/>
           <w:sz w:val="24"/>
+          <w:u w:val="single"/>
         </w:rPr>
         <w:hyperlink r:id="rId15" w:history="1">
           <w:r>
@@ -4139,7 +4096,7 @@
           <w:sz w:val="24"/>
           <w:u w:val="single"/>
         </w:rPr>
-        <w:hyperlink r:id="rId26" w:history="1">
+        <w:hyperlink r:id="rId27" w:history="1">
           <w:r>
             <w:rPr>
               <w:rStyle w:val="Hyperlink"/>
@@ -4168,7 +4125,7 @@
           <w:sz w:val="24"/>
           <w:u w:val="single"/>
         </w:rPr>
-        <w:hyperlink r:id="rId26" w:history="1">
+        <w:hyperlink r:id="rId27" w:history="1">
           <w:r>
             <w:rPr>
               <w:rStyle w:val="Hyperlink"/>
@@ -4186,7 +4143,7 @@
           <w:sz w:val="24"/>
           <w:u w:val="single"/>
         </w:rPr>
-        <w:hyperlink r:id="rId26" w:history="1">
+        <w:hyperlink r:id="rId27" w:history="1">
           <w:r>
             <w:rPr>
               <w:rStyle w:val="Hyperlink"/>
@@ -4204,7 +4161,7 @@
           <w:color w:val="000000"/>
           <w:sz w:val="24"/>
         </w:rPr>
-        <w:hyperlink r:id="rId26" w:history="1">
+        <w:hyperlink r:id="rId27" w:history="1">
           <w:r>
             <w:rPr>
               <w:rStyle w:val="Hyperlink"/>
@@ -4282,7 +4239,7 @@
           <w:sz w:val="24"/>
           <w:u w:val="single"/>
         </w:rPr>
-        <w:hyperlink r:id="rId27" w:history="1">
+        <w:hyperlink r:id="rId28" w:history="1">
           <w:r>
             <w:rPr>
               <w:rStyle w:val="Hyperlink"/>
@@ -4311,7 +4268,7 @@
           <w:sz w:val="24"/>
           <w:u w:val="single"/>
         </w:rPr>
-        <w:hyperlink r:id="rId27" w:history="1">
+        <w:hyperlink r:id="rId28" w:history="1">
           <w:r>
             <w:rPr>
               <w:rStyle w:val="Hyperlink"/>
@@ -4340,7 +4297,7 @@
           <w:sz w:val="24"/>
           <w:u w:val="single"/>
         </w:rPr>
-        <w:hyperlink r:id="rId27" w:history="1">
+        <w:hyperlink r:id="rId28" w:history="1">
           <w:r>
             <w:rPr>
               <w:rStyle w:val="Hyperlink"/>
@@ -4438,7 +4395,7 @@
           <w:sz w:val="24"/>
           <w:u w:val="single"/>
         </w:rPr>
-        <w:hyperlink r:id="rId28" w:history="1">
+        <w:hyperlink r:id="rId29" w:history="1">
           <w:r>
             <w:rPr>
               <w:rStyle w:val="Hyperlink"/>
@@ -4466,7 +4423,7 @@
           <w:sz w:val="24"/>
           <w:u w:val="single"/>
         </w:rPr>
-        <w:hyperlink r:id="rId29" w:history="1">
+        <w:hyperlink r:id="rId30" w:history="1">
           <w:r>
             <w:rPr>
               <w:rStyle w:val="Hyperlink"/>
@@ -4504,7 +4461,7 @@
           <w:color w:val="000000"/>
           <w:sz w:val="24"/>
         </w:rPr>
-        <w:hyperlink r:id="rId28" w:history="1">
+        <w:hyperlink r:id="rId29" w:history="1">
           <w:r>
             <w:rPr>
               <w:rStyle w:val="Hyperlink"/>
@@ -4532,7 +4489,7 @@
           <w:color w:val="000000"/>
           <w:sz w:val="24"/>
         </w:rPr>
-        <w:hyperlink r:id="rId29" w:history="1">
+        <w:hyperlink r:id="rId30" w:history="1">
           <w:r>
             <w:rPr>
               <w:rStyle w:val="Hyperlink"/>

--- a/EXPORTS/DOCX/published/niveau2/Dutch/Indonesia.docx
+++ b/EXPORTS/DOCX/published/niveau2/Dutch/Indonesia.docx
@@ -406,7 +406,25 @@
           <w:color w:val="000000"/>
           <w:sz w:val="24"/>
         </w:rPr>
-        <w:t>informatie hierover.</w:t>
+        <w:t xml:space="preserve">informatie </w:t>
+      </w:r>
+      <w:r>
+        <w:rPr>
+          <w:u w:val="single" w:color="0000ff"/>
+          <w:rFonts w:ascii="Charis SIL Regular" w:hAnsi="Charis SIL Regular" w:eastAsia="Charis SIL Regular"/>
+          <w:b w:val="0"/>
+          <w:i w:val="0"/>
+          <w:color w:val="000000"/>
+          <w:sz w:val="24"/>
+        </w:rPr>
+        <w:hyperlink r:id="rId9" w:history="1">
+          <w:r>
+            <w:rPr>
+              <w:rStyle w:val="Hyperlink"/>
+            </w:rPr>
+            <w:t>hierover.</w:t>
+          </w:r>
+        </w:hyperlink>
       </w:r>
     </w:p>
     <w:p>
@@ -692,43 +710,13 @@
       </w:r>
       <w:r>
         <w:rPr>
-          <w:u w:val="single" w:color="0000ff"/>
           <w:rFonts w:ascii="Charis SIL Regular" w:hAnsi="Charis SIL Regular" w:eastAsia="Charis SIL Regular"/>
           <w:b w:val="0"/>
           <w:i w:val="0"/>
           <w:color w:val="000000"/>
           <w:sz w:val="24"/>
         </w:rPr>
-        <w:hyperlink r:id="rId10" w:history="1">
-          <w:r>
-            <w:rPr>
-              <w:rStyle w:val="Hyperlink"/>
-            </w:rPr>
-            <w:t>dat in 1778</w:t>
-          </w:r>
-        </w:hyperlink>
-      </w:r>
-      <w:r>
-        <w:rPr>
-          <w:u w:val="single" w:color="0000ff"/>
-          <w:rFonts w:ascii="Charis SIL Regular" w:hAnsi="Charis SIL Regular" w:eastAsia="Charis SIL Regular"/>
-          <w:b w:val="0"/>
-          <w:i w:val="0"/>
-          <w:color w:val="000000"/>
-          <w:sz w:val="24"/>
-        </w:rPr>
-        <w:t xml:space="preserve"> </w:t>
-      </w:r>
-      <w:r>
-        <w:rPr>
-          <w:u w:val="single" w:color="0000ff"/>
-          <w:rFonts w:ascii="Charis SIL Regular" w:hAnsi="Charis SIL Regular" w:eastAsia="Charis SIL Regular"/>
-          <w:b w:val="0"/>
-          <w:i w:val="0"/>
-          <w:color w:val="000000"/>
-          <w:sz w:val="24"/>
-        </w:rPr>
-        <w:t>in Batavia werd o</w:t>
+        <w:t>dat in 1778 in Batavia werd o</w:t>
       </w:r>
       <w:r>
         <w:rPr>
@@ -1198,7 +1186,35 @@
           <w:color w:val="000000"/>
           <w:sz w:val="24"/>
         </w:rPr>
-        <w:t>gedetailleerde informatie en bronnen met betre</w:t>
+        <w:t>gedetailleerde informatie e</w:t>
+      </w:r>
+      <w:r>
+        <w:rPr>
+          <w:u w:val="single" w:color="0000ff"/>
+          <w:rFonts w:ascii="Charis SIL Regular" w:hAnsi="Charis SIL Regular" w:eastAsia="Charis SIL Regular"/>
+          <w:b w:val="0"/>
+          <w:i w:val="0"/>
+          <w:color w:val="000000"/>
+          <w:sz w:val="24"/>
+        </w:rPr>
+        <w:hyperlink r:id="rId12" w:history="1">
+          <w:r>
+            <w:rPr>
+              <w:rStyle w:val="Hyperlink"/>
+            </w:rPr>
+            <w:t>n bronn</w:t>
+          </w:r>
+        </w:hyperlink>
+      </w:r>
+      <w:r>
+        <w:rPr>
+          <w:rFonts w:ascii="Charis SIL Regular" w:hAnsi="Charis SIL Regular" w:eastAsia="Charis SIL Regular"/>
+          <w:b w:val="0"/>
+          <w:i w:val="0"/>
+          <w:color w:val="000000"/>
+          <w:sz w:val="24"/>
+        </w:rPr>
+        <w:t>en met betre</w:t>
       </w:r>
       <w:r>
         <w:rPr>
@@ -1281,7 +1297,14 @@
           <w:color w:val="000000"/>
           <w:sz w:val="24"/>
         </w:rPr>
-        <w:t>ot het Batav</w:t>
+        <w:hyperlink r:id="rId12" w:history="1">
+          <w:r>
+            <w:rPr>
+              <w:rStyle w:val="Hyperlink"/>
+            </w:rPr>
+            <w:t>ot het Batav</w:t>
+          </w:r>
+        </w:hyperlink>
       </w:r>
       <w:r>
         <w:rPr>
@@ -2412,7 +2435,14 @@
           <w:color w:val="000000"/>
           <w:sz w:val="24"/>
         </w:rPr>
-        <w:t>betreffende</w:t>
+        <w:hyperlink r:id="rId19" w:history="1">
+          <w:r>
+            <w:rPr>
+              <w:rStyle w:val="Hyperlink"/>
+            </w:rPr>
+            <w:t>betreffend</w:t>
+          </w:r>
+        </w:hyperlink>
       </w:r>
       <w:r>
         <w:rPr>
@@ -2422,6 +2452,23 @@
           <w:color w:val="000000"/>
           <w:sz w:val="24"/>
         </w:rPr>
+        <w:hyperlink r:id="rId19" w:history="1">
+          <w:r>
+            <w:rPr>
+              <w:rStyle w:val="Hyperlink"/>
+            </w:rPr>
+            <w:t>e</w:t>
+          </w:r>
+        </w:hyperlink>
+      </w:r>
+      <w:r>
+        <w:rPr>
+          <w:rFonts w:ascii="Charis SIL Regular" w:hAnsi="Charis SIL Regular" w:eastAsia="Charis SIL Regular"/>
+          <w:b w:val="0"/>
+          <w:i w:val="0"/>
+          <w:color w:val="000000"/>
+          <w:sz w:val="24"/>
+        </w:rPr>
         <w:t xml:space="preserve"> </w:t>
       </w:r>
       <w:r>
@@ -2433,7 +2480,7 @@
           <w:sz w:val="24"/>
           <w:u w:val="single"/>
         </w:rPr>
-        <w:hyperlink r:id="rId20" w:history="1">
+        <w:hyperlink r:id="rId19" w:history="1">
           <w:r>
             <w:rPr>
               <w:rStyle w:val="Hyperlink"/>
@@ -2770,7 +2817,7 @@
           <w:sz w:val="24"/>
           <w:u w:val="single"/>
         </w:rPr>
-        <w:hyperlink r:id="rId21" w:history="1">
+        <w:hyperlink r:id="rId20" w:history="1">
           <w:r>
             <w:rPr>
               <w:rStyle w:val="Hyperlink"/>
@@ -2799,7 +2846,7 @@
           <w:sz w:val="24"/>
           <w:u w:val="single"/>
         </w:rPr>
-        <w:hyperlink r:id="rId21" w:history="1">
+        <w:hyperlink r:id="rId20" w:history="1">
           <w:r>
             <w:rPr>
               <w:rStyle w:val="Hyperlink"/>
@@ -2828,7 +2875,7 @@
           <w:sz w:val="24"/>
           <w:u w:val="single"/>
         </w:rPr>
-        <w:hyperlink r:id="rId21" w:history="1">
+        <w:hyperlink r:id="rId20" w:history="1">
           <w:r>
             <w:rPr>
               <w:rStyle w:val="Hyperlink"/>
@@ -2857,7 +2904,7 @@
           <w:sz w:val="24"/>
           <w:u w:val="single"/>
         </w:rPr>
-        <w:hyperlink r:id="rId21" w:history="1">
+        <w:hyperlink r:id="rId20" w:history="1">
           <w:r>
             <w:rPr>
               <w:rStyle w:val="Hyperlink"/>
@@ -2980,7 +3027,7 @@
           <w:sz w:val="24"/>
           <w:u w:val="single"/>
         </w:rPr>
-        <w:hyperlink r:id="rId10" w:history="1">
+        <w:hyperlink r:id="rId20" w:history="1">
           <w:r>
             <w:rPr>
               <w:rStyle w:val="Hyperlink"/>
@@ -2998,7 +3045,7 @@
           <w:sz w:val="24"/>
           <w:u w:val="single"/>
         </w:rPr>
-        <w:hyperlink r:id="rId10" w:history="1">
+        <w:hyperlink r:id="rId20" w:history="1">
           <w:r>
             <w:rPr>
               <w:rStyle w:val="Hyperlink"/>
@@ -3090,21 +3137,13 @@
       </w:r>
       <w:r>
         <w:rPr>
-          <w:u w:val="single" w:color="0000ff"/>
           <w:rFonts w:ascii="Charis SIL Regular" w:hAnsi="Charis SIL Regular" w:eastAsia="Charis SIL Regular"/>
           <w:b w:val="0"/>
           <w:i w:val="0"/>
           <w:color w:val="000000"/>
           <w:sz w:val="24"/>
         </w:rPr>
-        <w:hyperlink r:id="rId10" w:history="1">
-          <w:r>
-            <w:rPr>
-              <w:rStyle w:val="Hyperlink"/>
-            </w:rPr>
-            <w:t>dit</w:t>
-          </w:r>
-        </w:hyperlink>
+        <w:t>dit</w:t>
       </w:r>
       <w:r>
         <w:rPr>
@@ -3143,7 +3182,7 @@
           <w:color w:val="000000"/>
           <w:sz w:val="24"/>
         </w:rPr>
-        <w:hyperlink r:id="rId21" w:history="1">
+        <w:hyperlink r:id="rId20" w:history="1">
           <w:r>
             <w:rPr>
               <w:rStyle w:val="Hyperlink"/>
@@ -3161,7 +3200,7 @@
           <w:color w:val="000000"/>
           <w:sz w:val="24"/>
         </w:rPr>
-        <w:hyperlink r:id="rId21" w:history="1">
+        <w:hyperlink r:id="rId20" w:history="1">
           <w:r>
             <w:rPr>
               <w:rStyle w:val="Hyperlink"/>
@@ -3179,7 +3218,7 @@
           <w:color w:val="000000"/>
           <w:sz w:val="24"/>
         </w:rPr>
-        <w:hyperlink r:id="rId21" w:history="1">
+        <w:hyperlink r:id="rId20" w:history="1">
           <w:r>
             <w:rPr>
               <w:rStyle w:val="Hyperlink"/>
@@ -3197,7 +3236,7 @@
           <w:color w:val="000000"/>
           <w:sz w:val="24"/>
         </w:rPr>
-        <w:hyperlink r:id="rId21" w:history="1">
+        <w:hyperlink r:id="rId20" w:history="1">
           <w:r>
             <w:rPr>
               <w:rStyle w:val="Hyperlink"/>
@@ -3215,7 +3254,7 @@
           <w:color w:val="000000"/>
           <w:sz w:val="24"/>
         </w:rPr>
-        <w:hyperlink r:id="rId21" w:history="1">
+        <w:hyperlink r:id="rId20" w:history="1">
           <w:r>
             <w:rPr>
               <w:rStyle w:val="Hyperlink"/>
@@ -3233,7 +3272,7 @@
           <w:color w:val="000000"/>
           <w:sz w:val="24"/>
         </w:rPr>
-        <w:hyperlink r:id="rId21" w:history="1">
+        <w:hyperlink r:id="rId20" w:history="1">
           <w:r>
             <w:rPr>
               <w:rStyle w:val="Hyperlink"/>
@@ -3251,7 +3290,7 @@
           <w:color w:val="000000"/>
           <w:sz w:val="24"/>
         </w:rPr>
-        <w:hyperlink r:id="rId21" w:history="1">
+        <w:hyperlink r:id="rId20" w:history="1">
           <w:r>
             <w:rPr>
               <w:rStyle w:val="Hyperlink"/>
@@ -3269,7 +3308,7 @@
           <w:color w:val="000000"/>
           <w:sz w:val="24"/>
         </w:rPr>
-        <w:hyperlink r:id="rId21" w:history="1">
+        <w:hyperlink r:id="rId20" w:history="1">
           <w:r>
             <w:rPr>
               <w:rStyle w:val="Hyperlink"/>
@@ -3287,7 +3326,7 @@
           <w:color w:val="000000"/>
           <w:sz w:val="24"/>
         </w:rPr>
-        <w:hyperlink r:id="rId21" w:history="1">
+        <w:hyperlink r:id="rId20" w:history="1">
           <w:r>
             <w:rPr>
               <w:rStyle w:val="Hyperlink"/>
@@ -3371,7 +3410,7 @@
           <w:sz w:val="24"/>
           <w:u w:val="single"/>
         </w:rPr>
-        <w:hyperlink r:id="rId22" w:history="1">
+        <w:hyperlink r:id="rId21" w:history="1">
           <w:r>
             <w:rPr>
               <w:rStyle w:val="Hyperlink"/>
@@ -3551,7 +3590,7 @@
           <w:sz w:val="24"/>
           <w:u w:val="single"/>
         </w:rPr>
-        <w:hyperlink r:id="rId23" w:history="1">
+        <w:hyperlink r:id="rId22" w:history="1">
           <w:r>
             <w:rPr>
               <w:rStyle w:val="Hyperlink"/>
@@ -3772,7 +3811,7 @@
           <w:sz w:val="24"/>
           <w:u w:val="single"/>
         </w:rPr>
-        <w:hyperlink r:id="rId24" w:history="1">
+        <w:hyperlink r:id="rId23" w:history="1">
           <w:r>
             <w:rPr>
               <w:rStyle w:val="Hyperlink"/>
@@ -3790,7 +3829,7 @@
           <w:sz w:val="24"/>
           <w:u w:val="single"/>
         </w:rPr>
-        <w:hyperlink r:id="rId24" w:history="1">
+        <w:hyperlink r:id="rId23" w:history="1">
           <w:r>
             <w:rPr>
               <w:rStyle w:val="Hyperlink"/>
@@ -3819,7 +3858,7 @@
           <w:sz w:val="24"/>
           <w:u w:val="single"/>
         </w:rPr>
-        <w:hyperlink r:id="rId24" w:history="1">
+        <w:hyperlink r:id="rId23" w:history="1">
           <w:r>
             <w:rPr>
               <w:rStyle w:val="Hyperlink"/>
@@ -3848,7 +3887,7 @@
           <w:sz w:val="24"/>
           <w:u w:val="single"/>
         </w:rPr>
-        <w:hyperlink r:id="rId24" w:history="1">
+        <w:hyperlink r:id="rId23" w:history="1">
           <w:r>
             <w:rPr>
               <w:rStyle w:val="Hyperlink"/>
@@ -3916,7 +3955,7 @@
           <w:sz w:val="24"/>
           <w:u w:val="single"/>
         </w:rPr>
-        <w:hyperlink r:id="rId25" w:history="1">
+        <w:hyperlink r:id="rId24" w:history="1">
           <w:r>
             <w:rPr>
               <w:rStyle w:val="Hyperlink"/>
@@ -3972,7 +4011,7 @@
           <w:sz w:val="24"/>
           <w:u w:val="single"/>
         </w:rPr>
-        <w:hyperlink r:id="rId26" w:history="1">
+        <w:hyperlink r:id="rId25" w:history="1">
           <w:r>
             <w:rPr>
               <w:rStyle w:val="Hyperlink"/>
@@ -4000,7 +4039,7 @@
           <w:sz w:val="24"/>
           <w:u w:val="single"/>
         </w:rPr>
-        <w:hyperlink r:id="rId27" w:history="1">
+        <w:hyperlink r:id="rId26" w:history="1">
           <w:r>
             <w:rPr>
               <w:rStyle w:val="Hyperlink"/>
@@ -4029,7 +4068,7 @@
           <w:sz w:val="24"/>
           <w:u w:val="single"/>
         </w:rPr>
-        <w:hyperlink r:id="rId27" w:history="1">
+        <w:hyperlink r:id="rId26" w:history="1">
           <w:r>
             <w:rPr>
               <w:rStyle w:val="Hyperlink"/>
@@ -4047,7 +4086,7 @@
           <w:sz w:val="24"/>
           <w:u w:val="single"/>
         </w:rPr>
-        <w:hyperlink r:id="rId27" w:history="1">
+        <w:hyperlink r:id="rId26" w:history="1">
           <w:r>
             <w:rPr>
               <w:rStyle w:val="Hyperlink"/>
@@ -4096,7 +4135,7 @@
           <w:sz w:val="24"/>
           <w:u w:val="single"/>
         </w:rPr>
-        <w:hyperlink r:id="rId27" w:history="1">
+        <w:hyperlink r:id="rId26" w:history="1">
           <w:r>
             <w:rPr>
               <w:rStyle w:val="Hyperlink"/>
@@ -4125,7 +4164,7 @@
           <w:sz w:val="24"/>
           <w:u w:val="single"/>
         </w:rPr>
-        <w:hyperlink r:id="rId27" w:history="1">
+        <w:hyperlink r:id="rId26" w:history="1">
           <w:r>
             <w:rPr>
               <w:rStyle w:val="Hyperlink"/>
@@ -4143,7 +4182,7 @@
           <w:sz w:val="24"/>
           <w:u w:val="single"/>
         </w:rPr>
-        <w:hyperlink r:id="rId27" w:history="1">
+        <w:hyperlink r:id="rId26" w:history="1">
           <w:r>
             <w:rPr>
               <w:rStyle w:val="Hyperlink"/>
@@ -4161,7 +4200,7 @@
           <w:color w:val="000000"/>
           <w:sz w:val="24"/>
         </w:rPr>
-        <w:hyperlink r:id="rId27" w:history="1">
+        <w:hyperlink r:id="rId26" w:history="1">
           <w:r>
             <w:rPr>
               <w:rStyle w:val="Hyperlink"/>
@@ -4239,7 +4278,7 @@
           <w:sz w:val="24"/>
           <w:u w:val="single"/>
         </w:rPr>
-        <w:hyperlink r:id="rId28" w:history="1">
+        <w:hyperlink r:id="rId27" w:history="1">
           <w:r>
             <w:rPr>
               <w:rStyle w:val="Hyperlink"/>
@@ -4268,7 +4307,7 @@
           <w:sz w:val="24"/>
           <w:u w:val="single"/>
         </w:rPr>
-        <w:hyperlink r:id="rId28" w:history="1">
+        <w:hyperlink r:id="rId27" w:history="1">
           <w:r>
             <w:rPr>
               <w:rStyle w:val="Hyperlink"/>
@@ -4297,7 +4336,7 @@
           <w:sz w:val="24"/>
           <w:u w:val="single"/>
         </w:rPr>
-        <w:hyperlink r:id="rId28" w:history="1">
+        <w:hyperlink r:id="rId27" w:history="1">
           <w:r>
             <w:rPr>
               <w:rStyle w:val="Hyperlink"/>
@@ -4395,7 +4434,7 @@
           <w:sz w:val="24"/>
           <w:u w:val="single"/>
         </w:rPr>
-        <w:hyperlink r:id="rId29" w:history="1">
+        <w:hyperlink r:id="rId28" w:history="1">
           <w:r>
             <w:rPr>
               <w:rStyle w:val="Hyperlink"/>
@@ -4423,7 +4462,7 @@
           <w:sz w:val="24"/>
           <w:u w:val="single"/>
         </w:rPr>
-        <w:hyperlink r:id="rId30" w:history="1">
+        <w:hyperlink r:id="rId29" w:history="1">
           <w:r>
             <w:rPr>
               <w:rStyle w:val="Hyperlink"/>
@@ -4461,7 +4500,7 @@
           <w:color w:val="000000"/>
           <w:sz w:val="24"/>
         </w:rPr>
-        <w:hyperlink r:id="rId29" w:history="1">
+        <w:hyperlink r:id="rId28" w:history="1">
           <w:r>
             <w:rPr>
               <w:rStyle w:val="Hyperlink"/>
@@ -4489,7 +4528,7 @@
           <w:color w:val="000000"/>
           <w:sz w:val="24"/>
         </w:rPr>
-        <w:hyperlink r:id="rId30" w:history="1">
+        <w:hyperlink r:id="rId29" w:history="1">
           <w:r>
             <w:rPr>
               <w:rStyle w:val="Hyperlink"/>

--- a/EXPORTS/DOCX/published/niveau2/Dutch/Indonesia.docx
+++ b/EXPORTS/DOCX/published/niveau2/Dutch/Indonesia.docx
@@ -406,25 +406,7 @@
           <w:color w:val="000000"/>
           <w:sz w:val="24"/>
         </w:rPr>
-        <w:t xml:space="preserve">informatie </w:t>
-      </w:r>
-      <w:r>
-        <w:rPr>
-          <w:u w:val="single" w:color="0000ff"/>
-          <w:rFonts w:ascii="Charis SIL Regular" w:hAnsi="Charis SIL Regular" w:eastAsia="Charis SIL Regular"/>
-          <w:b w:val="0"/>
-          <w:i w:val="0"/>
-          <w:color w:val="000000"/>
-          <w:sz w:val="24"/>
-        </w:rPr>
-        <w:hyperlink r:id="rId9" w:history="1">
-          <w:r>
-            <w:rPr>
-              <w:rStyle w:val="Hyperlink"/>
-            </w:rPr>
-            <w:t>hierover.</w:t>
-          </w:r>
-        </w:hyperlink>
+        <w:t>informatie hierover.</w:t>
       </w:r>
     </w:p>
     <w:p>
@@ -710,13 +692,68 @@
       </w:r>
       <w:r>
         <w:rPr>
+          <w:u w:val="single" w:color="0000ff"/>
           <w:rFonts w:ascii="Charis SIL Regular" w:hAnsi="Charis SIL Regular" w:eastAsia="Charis SIL Regular"/>
           <w:b w:val="0"/>
           <w:i w:val="0"/>
           <w:color w:val="000000"/>
           <w:sz w:val="24"/>
         </w:rPr>
-        <w:t>dat in 1778 in Batavia werd o</w:t>
+        <w:hyperlink r:id="rId10" w:history="1">
+          <w:r>
+            <w:rPr>
+              <w:rStyle w:val="Hyperlink"/>
+            </w:rPr>
+            <w:t>dat in 1778</w:t>
+          </w:r>
+        </w:hyperlink>
+      </w:r>
+      <w:r>
+        <w:rPr>
+          <w:u w:val="single" w:color="0000ff"/>
+          <w:rFonts w:ascii="Charis SIL Regular" w:hAnsi="Charis SIL Regular" w:eastAsia="Charis SIL Regular"/>
+          <w:b w:val="0"/>
+          <w:i w:val="0"/>
+          <w:color w:val="000000"/>
+          <w:sz w:val="24"/>
+        </w:rPr>
+        <w:t xml:space="preserve"> </w:t>
+      </w:r>
+      <w:r>
+        <w:rPr>
+          <w:u w:val="single" w:color="0000ff"/>
+          <w:rFonts w:ascii="Charis SIL Regular" w:hAnsi="Charis SIL Regular" w:eastAsia="Charis SIL Regular"/>
+          <w:b w:val="0"/>
+          <w:i w:val="0"/>
+          <w:color w:val="000000"/>
+          <w:sz w:val="24"/>
+        </w:rPr>
+        <w:hyperlink r:id="rId10" w:history="1">
+          <w:r>
+            <w:rPr>
+              <w:rStyle w:val="Hyperlink"/>
+            </w:rPr>
+            <w:t>in Batavia we</w:t>
+          </w:r>
+        </w:hyperlink>
+      </w:r>
+      <w:r>
+        <w:rPr>
+          <w:u w:val="single" w:color="0000ff"/>
+          <w:rFonts w:ascii="Charis SIL Regular" w:hAnsi="Charis SIL Regular" w:eastAsia="Charis SIL Regular"/>
+          <w:b w:val="0"/>
+          <w:i w:val="0"/>
+          <w:color w:val="000000"/>
+          <w:sz w:val="24"/>
+        </w:rPr>
+        <w:hyperlink r:id="rId10" w:history="1">
+          <w:r>
+            <w:rPr>
+              <w:rStyle w:val="Hyperlink"/>
+            </w:rPr>
+            <w:t>rd o</w:t>
+          </w:r>
+        </w:hyperlink>
       </w:r>
       <w:r>
         <w:rPr>
@@ -1208,6 +1245,7 @@
       </w:r>
       <w:r>
         <w:rPr>
+          <w:u w:val="single" w:color="0000ff"/>
           <w:rFonts w:ascii="Charis SIL Regular" w:hAnsi="Charis SIL Regular" w:eastAsia="Charis SIL Regular"/>
           <w:b w:val="0"/>
           <w:i w:val="0"/>
@@ -2435,14 +2473,7 @@
           <w:color w:val="000000"/>
           <w:sz w:val="24"/>
         </w:rPr>
-        <w:hyperlink r:id="rId19" w:history="1">
-          <w:r>
-            <w:rPr>
-              <w:rStyle w:val="Hyperlink"/>
-            </w:rPr>
-            <w:t>betreffend</w:t>
-          </w:r>
-        </w:hyperlink>
+        <w:t>betreffende</w:t>
       </w:r>
       <w:r>
         <w:rPr>
@@ -2452,23 +2483,6 @@
           <w:color w:val="000000"/>
           <w:sz w:val="24"/>
         </w:rPr>
-        <w:hyperlink r:id="rId19" w:history="1">
-          <w:r>
-            <w:rPr>
-              <w:rStyle w:val="Hyperlink"/>
-            </w:rPr>
-            <w:t>e</w:t>
-          </w:r>
-        </w:hyperlink>
-      </w:r>
-      <w:r>
-        <w:rPr>
-          <w:rFonts w:ascii="Charis SIL Regular" w:hAnsi="Charis SIL Regular" w:eastAsia="Charis SIL Regular"/>
-          <w:b w:val="0"/>
-          <w:i w:val="0"/>
-          <w:color w:val="000000"/>
-          <w:sz w:val="24"/>
-        </w:rPr>
         <w:t xml:space="preserve"> </w:t>
       </w:r>
       <w:r>
@@ -2480,7 +2494,7 @@
           <w:sz w:val="24"/>
           <w:u w:val="single"/>
         </w:rPr>
-        <w:hyperlink r:id="rId19" w:history="1">
+        <w:hyperlink r:id="rId20" w:history="1">
           <w:r>
             <w:rPr>
               <w:rStyle w:val="Hyperlink"/>
@@ -2817,7 +2831,7 @@
           <w:sz w:val="24"/>
           <w:u w:val="single"/>
         </w:rPr>
-        <w:hyperlink r:id="rId20" w:history="1">
+        <w:hyperlink r:id="rId21" w:history="1">
           <w:r>
             <w:rPr>
               <w:rStyle w:val="Hyperlink"/>
@@ -2846,7 +2860,7 @@
           <w:sz w:val="24"/>
           <w:u w:val="single"/>
         </w:rPr>
-        <w:hyperlink r:id="rId20" w:history="1">
+        <w:hyperlink r:id="rId21" w:history="1">
           <w:r>
             <w:rPr>
               <w:rStyle w:val="Hyperlink"/>
@@ -2875,7 +2889,7 @@
           <w:sz w:val="24"/>
           <w:u w:val="single"/>
         </w:rPr>
-        <w:hyperlink r:id="rId20" w:history="1">
+        <w:hyperlink r:id="rId21" w:history="1">
           <w:r>
             <w:rPr>
               <w:rStyle w:val="Hyperlink"/>
@@ -2904,7 +2918,7 @@
           <w:sz w:val="24"/>
           <w:u w:val="single"/>
         </w:rPr>
-        <w:hyperlink r:id="rId20" w:history="1">
+        <w:hyperlink r:id="rId21" w:history="1">
           <w:r>
             <w:rPr>
               <w:rStyle w:val="Hyperlink"/>
@@ -3027,7 +3041,7 @@
           <w:sz w:val="24"/>
           <w:u w:val="single"/>
         </w:rPr>
-        <w:hyperlink r:id="rId20" w:history="1">
+        <w:hyperlink r:id="rId10" w:history="1">
           <w:r>
             <w:rPr>
               <w:rStyle w:val="Hyperlink"/>
@@ -3045,7 +3059,7 @@
           <w:sz w:val="24"/>
           <w:u w:val="single"/>
         </w:rPr>
-        <w:hyperlink r:id="rId20" w:history="1">
+        <w:hyperlink r:id="rId10" w:history="1">
           <w:r>
             <w:rPr>
               <w:rStyle w:val="Hyperlink"/>
@@ -3137,13 +3151,21 @@
       </w:r>
       <w:r>
         <w:rPr>
+          <w:u w:val="single" w:color="0000ff"/>
           <w:rFonts w:ascii="Charis SIL Regular" w:hAnsi="Charis SIL Regular" w:eastAsia="Charis SIL Regular"/>
           <w:b w:val="0"/>
           <w:i w:val="0"/>
           <w:color w:val="000000"/>
           <w:sz w:val="24"/>
         </w:rPr>
-        <w:t>dit</w:t>
+        <w:hyperlink r:id="rId10" w:history="1">
+          <w:r>
+            <w:rPr>
+              <w:rStyle w:val="Hyperlink"/>
+            </w:rPr>
+            <w:t>dit</w:t>
+          </w:r>
+        </w:hyperlink>
       </w:r>
       <w:r>
         <w:rPr>
@@ -3182,7 +3204,7 @@
           <w:color w:val="000000"/>
           <w:sz w:val="24"/>
         </w:rPr>
-        <w:hyperlink r:id="rId20" w:history="1">
+        <w:hyperlink r:id="rId21" w:history="1">
           <w:r>
             <w:rPr>
               <w:rStyle w:val="Hyperlink"/>
@@ -3200,7 +3222,7 @@
           <w:color w:val="000000"/>
           <w:sz w:val="24"/>
         </w:rPr>
-        <w:hyperlink r:id="rId20" w:history="1">
+        <w:hyperlink r:id="rId21" w:history="1">
           <w:r>
             <w:rPr>
               <w:rStyle w:val="Hyperlink"/>
@@ -3218,7 +3240,7 @@
           <w:color w:val="000000"/>
           <w:sz w:val="24"/>
         </w:rPr>
-        <w:hyperlink r:id="rId20" w:history="1">
+        <w:hyperlink r:id="rId21" w:history="1">
           <w:r>
             <w:rPr>
               <w:rStyle w:val="Hyperlink"/>
@@ -3236,7 +3258,7 @@
           <w:color w:val="000000"/>
           <w:sz w:val="24"/>
         </w:rPr>
-        <w:hyperlink r:id="rId20" w:history="1">
+        <w:hyperlink r:id="rId21" w:history="1">
           <w:r>
             <w:rPr>
               <w:rStyle w:val="Hyperlink"/>
@@ -3254,7 +3276,7 @@
           <w:color w:val="000000"/>
           <w:sz w:val="24"/>
         </w:rPr>
-        <w:hyperlink r:id="rId20" w:history="1">
+        <w:hyperlink r:id="rId21" w:history="1">
           <w:r>
             <w:rPr>
               <w:rStyle w:val="Hyperlink"/>
@@ -3272,7 +3294,7 @@
           <w:color w:val="000000"/>
           <w:sz w:val="24"/>
         </w:rPr>
-        <w:hyperlink r:id="rId20" w:history="1">
+        <w:hyperlink r:id="rId21" w:history="1">
           <w:r>
             <w:rPr>
               <w:rStyle w:val="Hyperlink"/>
@@ -3290,7 +3312,7 @@
           <w:color w:val="000000"/>
           <w:sz w:val="24"/>
         </w:rPr>
-        <w:hyperlink r:id="rId20" w:history="1">
+        <w:hyperlink r:id="rId21" w:history="1">
           <w:r>
             <w:rPr>
               <w:rStyle w:val="Hyperlink"/>
@@ -3308,7 +3330,7 @@
           <w:color w:val="000000"/>
           <w:sz w:val="24"/>
         </w:rPr>
-        <w:hyperlink r:id="rId20" w:history="1">
+        <w:hyperlink r:id="rId21" w:history="1">
           <w:r>
             <w:rPr>
               <w:rStyle w:val="Hyperlink"/>
@@ -3326,7 +3348,7 @@
           <w:color w:val="000000"/>
           <w:sz w:val="24"/>
         </w:rPr>
-        <w:hyperlink r:id="rId20" w:history="1">
+        <w:hyperlink r:id="rId21" w:history="1">
           <w:r>
             <w:rPr>
               <w:rStyle w:val="Hyperlink"/>
@@ -3410,7 +3432,7 @@
           <w:sz w:val="24"/>
           <w:u w:val="single"/>
         </w:rPr>
-        <w:hyperlink r:id="rId21" w:history="1">
+        <w:hyperlink r:id="rId22" w:history="1">
           <w:r>
             <w:rPr>
               <w:rStyle w:val="Hyperlink"/>
@@ -3590,7 +3612,7 @@
           <w:sz w:val="24"/>
           <w:u w:val="single"/>
         </w:rPr>
-        <w:hyperlink r:id="rId22" w:history="1">
+        <w:hyperlink r:id="rId23" w:history="1">
           <w:r>
             <w:rPr>
               <w:rStyle w:val="Hyperlink"/>
@@ -3811,7 +3833,7 @@
           <w:sz w:val="24"/>
           <w:u w:val="single"/>
         </w:rPr>
-        <w:hyperlink r:id="rId23" w:history="1">
+        <w:hyperlink r:id="rId24" w:history="1">
           <w:r>
             <w:rPr>
               <w:rStyle w:val="Hyperlink"/>
@@ -3829,7 +3851,7 @@
           <w:sz w:val="24"/>
           <w:u w:val="single"/>
         </w:rPr>
-        <w:hyperlink r:id="rId23" w:history="1">
+        <w:hyperlink r:id="rId24" w:history="1">
           <w:r>
             <w:rPr>
               <w:rStyle w:val="Hyperlink"/>
@@ -3858,7 +3880,7 @@
           <w:sz w:val="24"/>
           <w:u w:val="single"/>
         </w:rPr>
-        <w:hyperlink r:id="rId23" w:history="1">
+        <w:hyperlink r:id="rId24" w:history="1">
           <w:r>
             <w:rPr>
               <w:rStyle w:val="Hyperlink"/>
@@ -3887,7 +3909,7 @@
           <w:sz w:val="24"/>
           <w:u w:val="single"/>
         </w:rPr>
-        <w:hyperlink r:id="rId23" w:history="1">
+        <w:hyperlink r:id="rId24" w:history="1">
           <w:r>
             <w:rPr>
               <w:rStyle w:val="Hyperlink"/>
@@ -3955,7 +3977,7 @@
           <w:sz w:val="24"/>
           <w:u w:val="single"/>
         </w:rPr>
-        <w:hyperlink r:id="rId24" w:history="1">
+        <w:hyperlink r:id="rId25" w:history="1">
           <w:r>
             <w:rPr>
               <w:rStyle w:val="Hyperlink"/>
@@ -4011,7 +4033,7 @@
           <w:sz w:val="24"/>
           <w:u w:val="single"/>
         </w:rPr>
-        <w:hyperlink r:id="rId25" w:history="1">
+        <w:hyperlink r:id="rId26" w:history="1">
           <w:r>
             <w:rPr>
               <w:rStyle w:val="Hyperlink"/>
@@ -4039,7 +4061,7 @@
           <w:sz w:val="24"/>
           <w:u w:val="single"/>
         </w:rPr>
-        <w:hyperlink r:id="rId26" w:history="1">
+        <w:hyperlink r:id="rId27" w:history="1">
           <w:r>
             <w:rPr>
               <w:rStyle w:val="Hyperlink"/>
@@ -4068,7 +4090,7 @@
           <w:sz w:val="24"/>
           <w:u w:val="single"/>
         </w:rPr>
-        <w:hyperlink r:id="rId26" w:history="1">
+        <w:hyperlink r:id="rId27" w:history="1">
           <w:r>
             <w:rPr>
               <w:rStyle w:val="Hyperlink"/>
@@ -4086,7 +4108,7 @@
           <w:sz w:val="24"/>
           <w:u w:val="single"/>
         </w:rPr>
-        <w:hyperlink r:id="rId26" w:history="1">
+        <w:hyperlink r:id="rId27" w:history="1">
           <w:r>
             <w:rPr>
               <w:rStyle w:val="Hyperlink"/>
@@ -4135,7 +4157,7 @@
           <w:sz w:val="24"/>
           <w:u w:val="single"/>
         </w:rPr>
-        <w:hyperlink r:id="rId26" w:history="1">
+        <w:hyperlink r:id="rId27" w:history="1">
           <w:r>
             <w:rPr>
               <w:rStyle w:val="Hyperlink"/>
@@ -4164,7 +4186,7 @@
           <w:sz w:val="24"/>
           <w:u w:val="single"/>
         </w:rPr>
-        <w:hyperlink r:id="rId26" w:history="1">
+        <w:hyperlink r:id="rId27" w:history="1">
           <w:r>
             <w:rPr>
               <w:rStyle w:val="Hyperlink"/>
@@ -4182,7 +4204,7 @@
           <w:sz w:val="24"/>
           <w:u w:val="single"/>
         </w:rPr>
-        <w:hyperlink r:id="rId26" w:history="1">
+        <w:hyperlink r:id="rId27" w:history="1">
           <w:r>
             <w:rPr>
               <w:rStyle w:val="Hyperlink"/>
@@ -4200,7 +4222,7 @@
           <w:color w:val="000000"/>
           <w:sz w:val="24"/>
         </w:rPr>
-        <w:hyperlink r:id="rId26" w:history="1">
+        <w:hyperlink r:id="rId27" w:history="1">
           <w:r>
             <w:rPr>
               <w:rStyle w:val="Hyperlink"/>
@@ -4278,7 +4300,7 @@
           <w:sz w:val="24"/>
           <w:u w:val="single"/>
         </w:rPr>
-        <w:hyperlink r:id="rId27" w:history="1">
+        <w:hyperlink r:id="rId28" w:history="1">
           <w:r>
             <w:rPr>
               <w:rStyle w:val="Hyperlink"/>
@@ -4307,7 +4329,7 @@
           <w:sz w:val="24"/>
           <w:u w:val="single"/>
         </w:rPr>
-        <w:hyperlink r:id="rId27" w:history="1">
+        <w:hyperlink r:id="rId28" w:history="1">
           <w:r>
             <w:rPr>
               <w:rStyle w:val="Hyperlink"/>
@@ -4336,7 +4358,7 @@
           <w:sz w:val="24"/>
           <w:u w:val="single"/>
         </w:rPr>
-        <w:hyperlink r:id="rId27" w:history="1">
+        <w:hyperlink r:id="rId28" w:history="1">
           <w:r>
             <w:rPr>
               <w:rStyle w:val="Hyperlink"/>
@@ -4434,7 +4456,7 @@
           <w:sz w:val="24"/>
           <w:u w:val="single"/>
         </w:rPr>
-        <w:hyperlink r:id="rId28" w:history="1">
+        <w:hyperlink r:id="rId29" w:history="1">
           <w:r>
             <w:rPr>
               <w:rStyle w:val="Hyperlink"/>
@@ -4462,7 +4484,7 @@
           <w:sz w:val="24"/>
           <w:u w:val="single"/>
         </w:rPr>
-        <w:hyperlink r:id="rId29" w:history="1">
+        <w:hyperlink r:id="rId30" w:history="1">
           <w:r>
             <w:rPr>
               <w:rStyle w:val="Hyperlink"/>
@@ -4500,7 +4522,7 @@
           <w:color w:val="000000"/>
           <w:sz w:val="24"/>
         </w:rPr>
-        <w:hyperlink r:id="rId28" w:history="1">
+        <w:hyperlink r:id="rId29" w:history="1">
           <w:r>
             <w:rPr>
               <w:rStyle w:val="Hyperlink"/>
@@ -4528,7 +4550,7 @@
           <w:color w:val="000000"/>
           <w:sz w:val="24"/>
         </w:rPr>
-        <w:hyperlink r:id="rId29" w:history="1">
+        <w:hyperlink r:id="rId30" w:history="1">
           <w:r>
             <w:rPr>
               <w:rStyle w:val="Hyperlink"/>

--- a/EXPORTS/DOCX/published/niveau2/Dutch/Indonesia.docx
+++ b/EXPORTS/DOCX/published/niveau2/Dutch/Indonesia.docx
@@ -406,7 +406,25 @@
           <w:color w:val="000000"/>
           <w:sz w:val="24"/>
         </w:rPr>
-        <w:t>informatie hierover.</w:t>
+        <w:t xml:space="preserve">informatie </w:t>
+      </w:r>
+      <w:r>
+        <w:rPr>
+          <w:u w:val="single" w:color="0000ff"/>
+          <w:rFonts w:ascii="Charis SIL Regular" w:hAnsi="Charis SIL Regular" w:eastAsia="Charis SIL Regular"/>
+          <w:b w:val="0"/>
+          <w:i w:val="0"/>
+          <w:color w:val="000000"/>
+          <w:sz w:val="24"/>
+        </w:rPr>
+        <w:hyperlink r:id="rId9" w:history="1">
+          <w:r>
+            <w:rPr>
+              <w:rStyle w:val="Hyperlink"/>
+            </w:rPr>
+            <w:t>hierover.</w:t>
+          </w:r>
+        </w:hyperlink>
       </w:r>
     </w:p>
     <w:p>
@@ -1252,7 +1270,14 @@
           <w:color w:val="000000"/>
           <w:sz w:val="24"/>
         </w:rPr>
-        <w:t>en met betre</w:t>
+        <w:hyperlink r:id="rId12" w:history="1">
+          <w:r>
+            <w:rPr>
+              <w:rStyle w:val="Hyperlink"/>
+            </w:rPr>
+            <w:t>en met betre</w:t>
+          </w:r>
+        </w:hyperlink>
       </w:r>
       <w:r>
         <w:rPr>
@@ -2462,28 +2487,7 @@
           <w:color w:val="000000"/>
           <w:sz w:val="24"/>
         </w:rPr>
-        <w:t>zendelingen en missionarissen, zie de des</w:t>
-      </w:r>
-      <w:r>
-        <w:rPr>
-          <w:u w:val="single" w:color="0000ff"/>
-          <w:rFonts w:ascii="Charis SIL Regular" w:hAnsi="Charis SIL Regular" w:eastAsia="Charis SIL Regular"/>
-          <w:b w:val="0"/>
-          <w:i w:val="0"/>
-          <w:color w:val="000000"/>
-          <w:sz w:val="24"/>
-        </w:rPr>
-        <w:t>betreffende</w:t>
-      </w:r>
-      <w:r>
-        <w:rPr>
-          <w:rFonts w:ascii="Charis SIL Regular" w:hAnsi="Charis SIL Regular" w:eastAsia="Charis SIL Regular"/>
-          <w:b w:val="0"/>
-          <w:i w:val="0"/>
-          <w:color w:val="000000"/>
-          <w:sz w:val="24"/>
-        </w:rPr>
-        <w:t xml:space="preserve"> </w:t>
+        <w:t xml:space="preserve">zendelingen en missionarissen, zie de desbetreffende </w:t>
       </w:r>
       <w:r>
         <w:rPr>
@@ -2512,7 +2516,7 @@
           <w:sz w:val="24"/>
           <w:u w:val="single"/>
         </w:rPr>
-        <w:hyperlink r:id="rId19" w:history="1">
+        <w:hyperlink r:id="rId20" w:history="1">
           <w:r>
             <w:rPr>
               <w:rStyle w:val="Hyperlink"/>
@@ -2916,7 +2920,6 @@
           <w:i w:val="0"/>
           <w:color w:val="0000FF"/>
           <w:sz w:val="24"/>
-          <w:u w:val="single"/>
         </w:rPr>
         <w:hyperlink r:id="rId21" w:history="1">
           <w:r>
@@ -4108,7 +4111,7 @@
           <w:sz w:val="24"/>
           <w:u w:val="single"/>
         </w:rPr>
-        <w:hyperlink r:id="rId27" w:history="1">
+        <w:hyperlink r:id="rId25" w:history="1">
           <w:r>
             <w:rPr>
               <w:rStyle w:val="Hyperlink"/>
@@ -4157,7 +4160,7 @@
           <w:sz w:val="24"/>
           <w:u w:val="single"/>
         </w:rPr>
-        <w:hyperlink r:id="rId27" w:history="1">
+        <w:hyperlink r:id="rId15" w:history="1">
           <w:r>
             <w:rPr>
               <w:rStyle w:val="Hyperlink"/>
@@ -4186,7 +4189,7 @@
           <w:sz w:val="24"/>
           <w:u w:val="single"/>
         </w:rPr>
-        <w:hyperlink r:id="rId27" w:history="1">
+        <w:hyperlink r:id="rId15" w:history="1">
           <w:r>
             <w:rPr>
               <w:rStyle w:val="Hyperlink"/>
@@ -4204,7 +4207,7 @@
           <w:sz w:val="24"/>
           <w:u w:val="single"/>
         </w:rPr>
-        <w:hyperlink r:id="rId27" w:history="1">
+        <w:hyperlink r:id="rId15" w:history="1">
           <w:r>
             <w:rPr>
               <w:rStyle w:val="Hyperlink"/>

--- a/EXPORTS/DOCX/published/niveau2/Dutch/Indonesia.docx
+++ b/EXPORTS/DOCX/published/niveau2/Dutch/Indonesia.docx
@@ -1241,25 +1241,7 @@
           <w:color w:val="000000"/>
           <w:sz w:val="24"/>
         </w:rPr>
-        <w:t>gedetailleerde informatie e</w:t>
-      </w:r>
-      <w:r>
-        <w:rPr>
-          <w:u w:val="single" w:color="0000ff"/>
-          <w:rFonts w:ascii="Charis SIL Regular" w:hAnsi="Charis SIL Regular" w:eastAsia="Charis SIL Regular"/>
-          <w:b w:val="0"/>
-          <w:i w:val="0"/>
-          <w:color w:val="000000"/>
-          <w:sz w:val="24"/>
-        </w:rPr>
-        <w:hyperlink r:id="rId12" w:history="1">
-          <w:r>
-            <w:rPr>
-              <w:rStyle w:val="Hyperlink"/>
-            </w:rPr>
-            <w:t>n bronn</w:t>
-          </w:r>
-        </w:hyperlink>
+        <w:t>gedetailleerde informatie en bronn</w:t>
       </w:r>
       <w:r>
         <w:rPr>
@@ -2487,7 +2469,52 @@
           <w:color w:val="000000"/>
           <w:sz w:val="24"/>
         </w:rPr>
-        <w:t xml:space="preserve">zendelingen en missionarissen, zie de desbetreffende </w:t>
+        <w:t>zendelingen en missionarissen, zie de des</w:t>
+      </w:r>
+      <w:r>
+        <w:rPr>
+          <w:u w:val="single" w:color="0000ff"/>
+          <w:rFonts w:ascii="Charis SIL Regular" w:hAnsi="Charis SIL Regular" w:eastAsia="Charis SIL Regular"/>
+          <w:b w:val="0"/>
+          <w:i w:val="0"/>
+          <w:color w:val="000000"/>
+          <w:sz w:val="24"/>
+        </w:rPr>
+        <w:hyperlink r:id="rId19" w:history="1">
+          <w:r>
+            <w:rPr>
+              <w:rStyle w:val="Hyperlink"/>
+            </w:rPr>
+            <w:t>betreffend</w:t>
+          </w:r>
+        </w:hyperlink>
+      </w:r>
+      <w:r>
+        <w:rPr>
+          <w:rFonts w:ascii="Charis SIL Regular" w:hAnsi="Charis SIL Regular" w:eastAsia="Charis SIL Regular"/>
+          <w:b w:val="0"/>
+          <w:i w:val="0"/>
+          <w:color w:val="000000"/>
+          <w:sz w:val="24"/>
+        </w:rPr>
+        <w:hyperlink r:id="rId19" w:history="1">
+          <w:r>
+            <w:rPr>
+              <w:rStyle w:val="Hyperlink"/>
+            </w:rPr>
+            <w:t>e</w:t>
+          </w:r>
+        </w:hyperlink>
+      </w:r>
+      <w:r>
+        <w:rPr>
+          <w:rFonts w:ascii="Charis SIL Regular" w:hAnsi="Charis SIL Regular" w:eastAsia="Charis SIL Regular"/>
+          <w:b w:val="0"/>
+          <w:i w:val="0"/>
+          <w:color w:val="000000"/>
+          <w:sz w:val="24"/>
+        </w:rPr>
+        <w:t xml:space="preserve"> </w:t>
       </w:r>
       <w:r>
         <w:rPr>
@@ -2498,7 +2525,7 @@
           <w:sz w:val="24"/>
           <w:u w:val="single"/>
         </w:rPr>
-        <w:hyperlink r:id="rId20" w:history="1">
+        <w:hyperlink r:id="rId19" w:history="1">
           <w:r>
             <w:rPr>
               <w:rStyle w:val="Hyperlink"/>
@@ -2516,14 +2543,7 @@
           <w:sz w:val="24"/>
           <w:u w:val="single"/>
         </w:rPr>
-        <w:hyperlink r:id="rId20" w:history="1">
-          <w:r>
-            <w:rPr>
-              <w:rStyle w:val="Hyperlink"/>
-            </w:rPr>
-            <w:t>kh</w:t>
-          </w:r>
-        </w:hyperlink>
+        <w:t>kh</w:t>
       </w:r>
       <w:r>
         <w:rPr>
@@ -2835,158 +2855,7 @@
           <w:sz w:val="24"/>
           <w:u w:val="single"/>
         </w:rPr>
-        <w:hyperlink r:id="rId21" w:history="1">
-          <w:r>
-            <w:rPr>
-              <w:rStyle w:val="Hyperlink"/>
-            </w:rPr>
-            <w:t>Koninklijk</w:t>
-          </w:r>
-        </w:hyperlink>
-      </w:r>
-      <w:r>
-        <w:rPr>
-          <w:rFonts w:ascii="Charis SIL Regular" w:hAnsi="Charis SIL Regular" w:eastAsia="Charis SIL Regular"/>
-          <w:b w:val="0"/>
-          <w:i w:val="0"/>
-          <w:color w:val="0000FF"/>
-          <w:sz w:val="24"/>
-          <w:u w:val="single"/>
-        </w:rPr>
-        <w:t xml:space="preserve"> </w:t>
-      </w:r>
-      <w:r>
-        <w:rPr>
-          <w:rFonts w:ascii="Charis SIL Regular" w:hAnsi="Charis SIL Regular" w:eastAsia="Charis SIL Regular"/>
-          <w:b w:val="0"/>
-          <w:i w:val="0"/>
-          <w:color w:val="0000FF"/>
-          <w:sz w:val="24"/>
-          <w:u w:val="single"/>
-        </w:rPr>
-        <w:hyperlink r:id="rId21" w:history="1">
-          <w:r>
-            <w:rPr>
-              <w:rStyle w:val="Hyperlink"/>
-            </w:rPr>
-            <w:t>Instituut</w:t>
-          </w:r>
-        </w:hyperlink>
-      </w:r>
-      <w:r>
-        <w:rPr>
-          <w:rFonts w:ascii="Charis SIL Regular" w:hAnsi="Charis SIL Regular" w:eastAsia="Charis SIL Regular"/>
-          <w:b w:val="0"/>
-          <w:i w:val="0"/>
-          <w:color w:val="0000FF"/>
-          <w:sz w:val="24"/>
-          <w:u w:val="single"/>
-        </w:rPr>
-        <w:t xml:space="preserve"> </w:t>
-      </w:r>
-      <w:r>
-        <w:rPr>
-          <w:rFonts w:ascii="Charis SIL Regular" w:hAnsi="Charis SIL Regular" w:eastAsia="Charis SIL Regular"/>
-          <w:b w:val="0"/>
-          <w:i w:val="0"/>
-          <w:color w:val="0000FF"/>
-          <w:sz w:val="24"/>
-          <w:u w:val="single"/>
-        </w:rPr>
-        <w:hyperlink r:id="rId21" w:history="1">
-          <w:r>
-            <w:rPr>
-              <w:rStyle w:val="Hyperlink"/>
-            </w:rPr>
-            <w:t>voor</w:t>
-          </w:r>
-        </w:hyperlink>
-      </w:r>
-      <w:r>
-        <w:rPr>
-          <w:rFonts w:ascii="Charis SIL Regular" w:hAnsi="Charis SIL Regular" w:eastAsia="Charis SIL Regular"/>
-          <w:b w:val="0"/>
-          <w:i w:val="0"/>
-          <w:color w:val="0000FF"/>
-          <w:sz w:val="24"/>
-          <w:u w:val="single"/>
-        </w:rPr>
-        <w:t xml:space="preserve"> </w:t>
-      </w:r>
-      <w:r>
-        <w:rPr>
-          <w:rFonts w:ascii="Charis SIL Regular" w:hAnsi="Charis SIL Regular" w:eastAsia="Charis SIL Regular"/>
-          <w:b w:val="0"/>
-          <w:i w:val="0"/>
-          <w:color w:val="0000FF"/>
-          <w:sz w:val="24"/>
-        </w:rPr>
-        <w:hyperlink r:id="rId21" w:history="1">
-          <w:r>
-            <w:rPr>
-              <w:rStyle w:val="Hyperlink"/>
-            </w:rPr>
-            <w:t>Ta</w:t>
-          </w:r>
-        </w:hyperlink>
-      </w:r>
-      <w:r>
-        <w:rPr>
-          <w:rFonts w:ascii="Charis SIL Regular" w:hAnsi="Charis SIL Regular" w:eastAsia="Charis SIL Regular"/>
-          <w:b w:val="0"/>
-          <w:i w:val="0"/>
-          <w:color w:val="0000FF"/>
-          <w:sz w:val="24"/>
-          <w:u w:val="single"/>
-        </w:rPr>
-        <w:hyperlink r:id="rId10" w:history="1">
-          <w:r>
-            <w:rPr>
-              <w:rStyle w:val="Hyperlink"/>
-            </w:rPr>
-            <w:t>al-,</w:t>
-          </w:r>
-        </w:hyperlink>
-      </w:r>
-      <w:r>
-        <w:rPr>
-          <w:rFonts w:ascii="Charis SIL Regular" w:hAnsi="Charis SIL Regular" w:eastAsia="Charis SIL Regular"/>
-          <w:b w:val="0"/>
-          <w:i w:val="0"/>
-          <w:color w:val="0000FF"/>
-          <w:sz w:val="24"/>
-          <w:u w:val="single"/>
-        </w:rPr>
-        <w:t xml:space="preserve"> </w:t>
-      </w:r>
-      <w:r>
-        <w:rPr>
-          <w:rFonts w:ascii="Charis SIL Regular" w:hAnsi="Charis SIL Regular" w:eastAsia="Charis SIL Regular"/>
-          <w:b w:val="0"/>
-          <w:i w:val="0"/>
-          <w:color w:val="0000FF"/>
-          <w:sz w:val="24"/>
-          <w:u w:val="single"/>
-        </w:rPr>
-        <w:hyperlink r:id="rId10" w:history="1">
-          <w:r>
-            <w:rPr>
-              <w:rStyle w:val="Hyperlink"/>
-            </w:rPr>
-            <w:t>Land-</w:t>
-          </w:r>
-        </w:hyperlink>
-      </w:r>
-      <w:r>
-        <w:rPr>
-          <w:rFonts w:ascii="Charis SIL Regular" w:hAnsi="Charis SIL Regular" w:eastAsia="Charis SIL Regular"/>
-          <w:b w:val="0"/>
-          <w:i w:val="0"/>
-          <w:color w:val="0000FF"/>
-          <w:sz w:val="24"/>
-          <w:u w:val="single"/>
-        </w:rPr>
-        <w:t xml:space="preserve"> </w:t>
+        <w:t>Koninklijk Instituut voor Taal-, Land- en Volkenkund</w:t>
       </w:r>
       <w:r>
         <w:rPr>
@@ -3008,71 +2877,6 @@
       </w:r>
       <w:r>
         <w:rPr>
-          <w:rFonts w:ascii="Charis SIL Regular" w:hAnsi="Charis SIL Regular" w:eastAsia="Charis SIL Regular"/>
-          <w:b w:val="0"/>
-          <w:i w:val="0"/>
-          <w:color w:val="0000FF"/>
-          <w:sz w:val="24"/>
-          <w:u w:val="single"/>
-        </w:rPr>
-        <w:hyperlink r:id="rId10" w:history="1">
-          <w:r>
-            <w:rPr>
-              <w:rStyle w:val="Hyperlink"/>
-            </w:rPr>
-            <w:t>n</w:t>
-          </w:r>
-        </w:hyperlink>
-      </w:r>
-      <w:r>
-        <w:rPr>
-          <w:rFonts w:ascii="Charis SIL Regular" w:hAnsi="Charis SIL Regular" w:eastAsia="Charis SIL Regular"/>
-          <w:b w:val="0"/>
-          <w:i w:val="0"/>
-          <w:color w:val="0000FF"/>
-          <w:sz w:val="24"/>
-          <w:u w:val="single"/>
-        </w:rPr>
-        <w:t xml:space="preserve"> </w:t>
-      </w:r>
-      <w:r>
-        <w:rPr>
-          <w:rFonts w:ascii="Charis SIL Regular" w:hAnsi="Charis SIL Regular" w:eastAsia="Charis SIL Regular"/>
-          <w:b w:val="0"/>
-          <w:i w:val="0"/>
-          <w:color w:val="0000FF"/>
-          <w:sz w:val="24"/>
-          <w:u w:val="single"/>
-        </w:rPr>
-        <w:hyperlink r:id="rId10" w:history="1">
-          <w:r>
-            <w:rPr>
-              <w:rStyle w:val="Hyperlink"/>
-            </w:rPr>
-            <w:t>Volkenkund</w:t>
-          </w:r>
-        </w:hyperlink>
-      </w:r>
-      <w:r>
-        <w:rPr>
-          <w:rFonts w:ascii="Charis SIL Regular" w:hAnsi="Charis SIL Regular" w:eastAsia="Charis SIL Regular"/>
-          <w:b w:val="0"/>
-          <w:i w:val="0"/>
-          <w:color w:val="0000FF"/>
-          <w:sz w:val="24"/>
-          <w:u w:val="single"/>
-        </w:rPr>
-        <w:hyperlink r:id="rId10" w:history="1">
-          <w:r>
-            <w:rPr>
-              <w:rStyle w:val="Hyperlink"/>
-            </w:rPr>
-            <w:t>e</w:t>
-          </w:r>
-        </w:hyperlink>
-      </w:r>
-      <w:r>
-        <w:rPr>
           <w:u w:val="single" w:color="0000ff"/>
           <w:rFonts w:ascii="Charis SIL Regular" w:hAnsi="Charis SIL Regular" w:eastAsia="Charis SIL Regular"/>
           <w:b w:val="0"/>
@@ -3207,7 +3011,7 @@
           <w:color w:val="000000"/>
           <w:sz w:val="24"/>
         </w:rPr>
-        <w:hyperlink r:id="rId21" w:history="1">
+        <w:hyperlink r:id="rId20" w:history="1">
           <w:r>
             <w:rPr>
               <w:rStyle w:val="Hyperlink"/>
@@ -3225,7 +3029,7 @@
           <w:color w:val="000000"/>
           <w:sz w:val="24"/>
         </w:rPr>
-        <w:hyperlink r:id="rId21" w:history="1">
+        <w:hyperlink r:id="rId20" w:history="1">
           <w:r>
             <w:rPr>
               <w:rStyle w:val="Hyperlink"/>
@@ -3243,7 +3047,7 @@
           <w:color w:val="000000"/>
           <w:sz w:val="24"/>
         </w:rPr>
-        <w:hyperlink r:id="rId21" w:history="1">
+        <w:hyperlink r:id="rId20" w:history="1">
           <w:r>
             <w:rPr>
               <w:rStyle w:val="Hyperlink"/>
@@ -3261,7 +3065,7 @@
           <w:color w:val="000000"/>
           <w:sz w:val="24"/>
         </w:rPr>
-        <w:hyperlink r:id="rId21" w:history="1">
+        <w:hyperlink r:id="rId20" w:history="1">
           <w:r>
             <w:rPr>
               <w:rStyle w:val="Hyperlink"/>
@@ -3279,7 +3083,7 @@
           <w:color w:val="000000"/>
           <w:sz w:val="24"/>
         </w:rPr>
-        <w:hyperlink r:id="rId21" w:history="1">
+        <w:hyperlink r:id="rId20" w:history="1">
           <w:r>
             <w:rPr>
               <w:rStyle w:val="Hyperlink"/>
@@ -3297,7 +3101,7 @@
           <w:color w:val="000000"/>
           <w:sz w:val="24"/>
         </w:rPr>
-        <w:hyperlink r:id="rId21" w:history="1">
+        <w:hyperlink r:id="rId20" w:history="1">
           <w:r>
             <w:rPr>
               <w:rStyle w:val="Hyperlink"/>
@@ -3315,7 +3119,7 @@
           <w:color w:val="000000"/>
           <w:sz w:val="24"/>
         </w:rPr>
-        <w:hyperlink r:id="rId21" w:history="1">
+        <w:hyperlink r:id="rId20" w:history="1">
           <w:r>
             <w:rPr>
               <w:rStyle w:val="Hyperlink"/>
@@ -3333,12 +3137,12 @@
           <w:color w:val="000000"/>
           <w:sz w:val="24"/>
         </w:rPr>
-        <w:hyperlink r:id="rId21" w:history="1">
+        <w:hyperlink r:id="rId20" w:history="1">
           <w:r>
             <w:rPr>
               <w:rStyle w:val="Hyperlink"/>
             </w:rPr>
-            <w:t>lijk</w:t>
+            <w:t>lij</w:t>
           </w:r>
         </w:hyperlink>
       </w:r>
@@ -3351,7 +3155,25 @@
           <w:color w:val="000000"/>
           <w:sz w:val="24"/>
         </w:rPr>
-        <w:hyperlink r:id="rId21" w:history="1">
+        <w:hyperlink r:id="rId20" w:history="1">
+          <w:r>
+            <w:rPr>
+              <w:rStyle w:val="Hyperlink"/>
+            </w:rPr>
+            <w:t>k</w:t>
+          </w:r>
+        </w:hyperlink>
+      </w:r>
+      <w:r>
+        <w:rPr>
+          <w:u w:val="single" w:color="0000ff"/>
+          <w:rFonts w:ascii="Charis SIL Regular" w:hAnsi="Charis SIL Regular" w:eastAsia="Charis SIL Regular"/>
+          <w:b w:val="0"/>
+          <w:i w:val="0"/>
+          <w:color w:val="000000"/>
+          <w:sz w:val="24"/>
+        </w:rPr>
+        <w:hyperlink r:id="rId20" w:history="1">
           <w:r>
             <w:rPr>
               <w:rStyle w:val="Hyperlink"/>
@@ -3435,7 +3257,7 @@
           <w:sz w:val="24"/>
           <w:u w:val="single"/>
         </w:rPr>
-        <w:hyperlink r:id="rId22" w:history="1">
+        <w:hyperlink r:id="rId21" w:history="1">
           <w:r>
             <w:rPr>
               <w:rStyle w:val="Hyperlink"/>
@@ -3615,7 +3437,7 @@
           <w:sz w:val="24"/>
           <w:u w:val="single"/>
         </w:rPr>
-        <w:hyperlink r:id="rId23" w:history="1">
+        <w:hyperlink r:id="rId22" w:history="1">
           <w:r>
             <w:rPr>
               <w:rStyle w:val="Hyperlink"/>
@@ -3836,7 +3658,7 @@
           <w:sz w:val="24"/>
           <w:u w:val="single"/>
         </w:rPr>
-        <w:hyperlink r:id="rId24" w:history="1">
+        <w:hyperlink r:id="rId23" w:history="1">
           <w:r>
             <w:rPr>
               <w:rStyle w:val="Hyperlink"/>
@@ -3854,7 +3676,7 @@
           <w:sz w:val="24"/>
           <w:u w:val="single"/>
         </w:rPr>
-        <w:hyperlink r:id="rId24" w:history="1">
+        <w:hyperlink r:id="rId23" w:history="1">
           <w:r>
             <w:rPr>
               <w:rStyle w:val="Hyperlink"/>
@@ -3883,7 +3705,7 @@
           <w:sz w:val="24"/>
           <w:u w:val="single"/>
         </w:rPr>
-        <w:hyperlink r:id="rId24" w:history="1">
+        <w:hyperlink r:id="rId23" w:history="1">
           <w:r>
             <w:rPr>
               <w:rStyle w:val="Hyperlink"/>
@@ -3912,7 +3734,7 @@
           <w:sz w:val="24"/>
           <w:u w:val="single"/>
         </w:rPr>
-        <w:hyperlink r:id="rId24" w:history="1">
+        <w:hyperlink r:id="rId23" w:history="1">
           <w:r>
             <w:rPr>
               <w:rStyle w:val="Hyperlink"/>
@@ -3980,7 +3802,7 @@
           <w:sz w:val="24"/>
           <w:u w:val="single"/>
         </w:rPr>
-        <w:hyperlink r:id="rId25" w:history="1">
+        <w:hyperlink r:id="rId24" w:history="1">
           <w:r>
             <w:rPr>
               <w:rStyle w:val="Hyperlink"/>
@@ -4036,7 +3858,7 @@
           <w:sz w:val="24"/>
           <w:u w:val="single"/>
         </w:rPr>
-        <w:hyperlink r:id="rId26" w:history="1">
+        <w:hyperlink r:id="rId25" w:history="1">
           <w:r>
             <w:rPr>
               <w:rStyle w:val="Hyperlink"/>
@@ -4064,7 +3886,7 @@
           <w:sz w:val="24"/>
           <w:u w:val="single"/>
         </w:rPr>
-        <w:hyperlink r:id="rId27" w:history="1">
+        <w:hyperlink r:id="rId26" w:history="1">
           <w:r>
             <w:rPr>
               <w:rStyle w:val="Hyperlink"/>
@@ -4093,7 +3915,7 @@
           <w:sz w:val="24"/>
           <w:u w:val="single"/>
         </w:rPr>
-        <w:hyperlink r:id="rId27" w:history="1">
+        <w:hyperlink r:id="rId26" w:history="1">
           <w:r>
             <w:rPr>
               <w:rStyle w:val="Hyperlink"/>
@@ -4111,7 +3933,7 @@
           <w:sz w:val="24"/>
           <w:u w:val="single"/>
         </w:rPr>
-        <w:hyperlink r:id="rId25" w:history="1">
+        <w:hyperlink r:id="rId24" w:history="1">
           <w:r>
             <w:rPr>
               <w:rStyle w:val="Hyperlink"/>
@@ -4160,7 +3982,7 @@
           <w:sz w:val="24"/>
           <w:u w:val="single"/>
         </w:rPr>
-        <w:hyperlink r:id="rId15" w:history="1">
+        <w:hyperlink r:id="rId26" w:history="1">
           <w:r>
             <w:rPr>
               <w:rStyle w:val="Hyperlink"/>
@@ -4189,7 +4011,7 @@
           <w:sz w:val="24"/>
           <w:u w:val="single"/>
         </w:rPr>
-        <w:hyperlink r:id="rId15" w:history="1">
+        <w:hyperlink r:id="rId26" w:history="1">
           <w:r>
             <w:rPr>
               <w:rStyle w:val="Hyperlink"/>
@@ -4207,7 +4029,7 @@
           <w:sz w:val="24"/>
           <w:u w:val="single"/>
         </w:rPr>
-        <w:hyperlink r:id="rId15" w:history="1">
+        <w:hyperlink r:id="rId26" w:history="1">
           <w:r>
             <w:rPr>
               <w:rStyle w:val="Hyperlink"/>
@@ -4225,7 +4047,7 @@
           <w:color w:val="000000"/>
           <w:sz w:val="24"/>
         </w:rPr>
-        <w:hyperlink r:id="rId27" w:history="1">
+        <w:hyperlink r:id="rId26" w:history="1">
           <w:r>
             <w:rPr>
               <w:rStyle w:val="Hyperlink"/>
@@ -4303,7 +4125,7 @@
           <w:sz w:val="24"/>
           <w:u w:val="single"/>
         </w:rPr>
-        <w:hyperlink r:id="rId28" w:history="1">
+        <w:hyperlink r:id="rId27" w:history="1">
           <w:r>
             <w:rPr>
               <w:rStyle w:val="Hyperlink"/>
@@ -4332,7 +4154,7 @@
           <w:sz w:val="24"/>
           <w:u w:val="single"/>
         </w:rPr>
-        <w:hyperlink r:id="rId28" w:history="1">
+        <w:hyperlink r:id="rId27" w:history="1">
           <w:r>
             <w:rPr>
               <w:rStyle w:val="Hyperlink"/>
@@ -4361,7 +4183,7 @@
           <w:sz w:val="24"/>
           <w:u w:val="single"/>
         </w:rPr>
-        <w:hyperlink r:id="rId28" w:history="1">
+        <w:hyperlink r:id="rId27" w:history="1">
           <w:r>
             <w:rPr>
               <w:rStyle w:val="Hyperlink"/>
@@ -4459,7 +4281,7 @@
           <w:sz w:val="24"/>
           <w:u w:val="single"/>
         </w:rPr>
-        <w:hyperlink r:id="rId29" w:history="1">
+        <w:hyperlink r:id="rId28" w:history="1">
           <w:r>
             <w:rPr>
               <w:rStyle w:val="Hyperlink"/>
@@ -4487,7 +4309,7 @@
           <w:sz w:val="24"/>
           <w:u w:val="single"/>
         </w:rPr>
-        <w:hyperlink r:id="rId30" w:history="1">
+        <w:hyperlink r:id="rId29" w:history="1">
           <w:r>
             <w:rPr>
               <w:rStyle w:val="Hyperlink"/>
@@ -4525,7 +4347,7 @@
           <w:color w:val="000000"/>
           <w:sz w:val="24"/>
         </w:rPr>
-        <w:hyperlink r:id="rId29" w:history="1">
+        <w:hyperlink r:id="rId28" w:history="1">
           <w:r>
             <w:rPr>
               <w:rStyle w:val="Hyperlink"/>
@@ -4553,7 +4375,7 @@
           <w:color w:val="000000"/>
           <w:sz w:val="24"/>
         </w:rPr>
-        <w:hyperlink r:id="rId30" w:history="1">
+        <w:hyperlink r:id="rId29" w:history="1">
           <w:r>
             <w:rPr>
               <w:rStyle w:val="Hyperlink"/>

--- a/EXPORTS/DOCX/published/niveau2/Dutch/Indonesia.docx
+++ b/EXPORTS/DOCX/published/niveau2/Dutch/Indonesia.docx
@@ -717,61 +717,7 @@
           <w:color w:val="000000"/>
           <w:sz w:val="24"/>
         </w:rPr>
-        <w:hyperlink r:id="rId10" w:history="1">
-          <w:r>
-            <w:rPr>
-              <w:rStyle w:val="Hyperlink"/>
-            </w:rPr>
-            <w:t>dat in 1778</w:t>
-          </w:r>
-        </w:hyperlink>
-      </w:r>
-      <w:r>
-        <w:rPr>
-          <w:u w:val="single" w:color="0000ff"/>
-          <w:rFonts w:ascii="Charis SIL Regular" w:hAnsi="Charis SIL Regular" w:eastAsia="Charis SIL Regular"/>
-          <w:b w:val="0"/>
-          <w:i w:val="0"/>
-          <w:color w:val="000000"/>
-          <w:sz w:val="24"/>
-        </w:rPr>
-        <w:t xml:space="preserve"> </w:t>
-      </w:r>
-      <w:r>
-        <w:rPr>
-          <w:u w:val="single" w:color="0000ff"/>
-          <w:rFonts w:ascii="Charis SIL Regular" w:hAnsi="Charis SIL Regular" w:eastAsia="Charis SIL Regular"/>
-          <w:b w:val="0"/>
-          <w:i w:val="0"/>
-          <w:color w:val="000000"/>
-          <w:sz w:val="24"/>
-        </w:rPr>
-        <w:hyperlink r:id="rId10" w:history="1">
-          <w:r>
-            <w:rPr>
-              <w:rStyle w:val="Hyperlink"/>
-            </w:rPr>
-            <w:t>in Batavia we</w:t>
-          </w:r>
-        </w:hyperlink>
-      </w:r>
-      <w:r>
-        <w:rPr>
-          <w:u w:val="single" w:color="0000ff"/>
-          <w:rFonts w:ascii="Charis SIL Regular" w:hAnsi="Charis SIL Regular" w:eastAsia="Charis SIL Regular"/>
-          <w:b w:val="0"/>
-          <w:i w:val="0"/>
-          <w:color w:val="000000"/>
-          <w:sz w:val="24"/>
-        </w:rPr>
-        <w:hyperlink r:id="rId10" w:history="1">
-          <w:r>
-            <w:rPr>
-              <w:rStyle w:val="Hyperlink"/>
-            </w:rPr>
-            <w:t>rd o</w:t>
-          </w:r>
-        </w:hyperlink>
+        <w:t>dat in 1778 in Batavia werd o</w:t>
       </w:r>
       <w:r>
         <w:rPr>
@@ -1241,7 +1187,25 @@
           <w:color w:val="000000"/>
           <w:sz w:val="24"/>
         </w:rPr>
-        <w:t>gedetailleerde informatie en bronn</w:t>
+        <w:t>gedetailleerde informatie e</w:t>
+      </w:r>
+      <w:r>
+        <w:rPr>
+          <w:u w:val="single" w:color="0000ff"/>
+          <w:rFonts w:ascii="Charis SIL Regular" w:hAnsi="Charis SIL Regular" w:eastAsia="Charis SIL Regular"/>
+          <w:b w:val="0"/>
+          <w:i w:val="0"/>
+          <w:color w:val="000000"/>
+          <w:sz w:val="24"/>
+        </w:rPr>
+        <w:hyperlink r:id="rId12" w:history="1">
+          <w:r>
+            <w:rPr>
+              <w:rStyle w:val="Hyperlink"/>
+            </w:rPr>
+            <w:t>n bronn</w:t>
+          </w:r>
+        </w:hyperlink>
       </w:r>
       <w:r>
         <w:rPr>
@@ -2491,59 +2455,52 @@
       </w:r>
       <w:r>
         <w:rPr>
+          <w:u w:val="single" w:color="0000ff"/>
           <w:rFonts w:ascii="Charis SIL Regular" w:hAnsi="Charis SIL Regular" w:eastAsia="Charis SIL Regular"/>
           <w:b w:val="0"/>
           <w:i w:val="0"/>
           <w:color w:val="000000"/>
           <w:sz w:val="24"/>
+        </w:rPr>
+        <w:t>e</w:t>
+      </w:r>
+      <w:r>
+        <w:rPr>
+          <w:rFonts w:ascii="Charis SIL Regular" w:hAnsi="Charis SIL Regular" w:eastAsia="Charis SIL Regular"/>
+          <w:b w:val="0"/>
+          <w:i w:val="0"/>
+          <w:color w:val="000000"/>
+          <w:sz w:val="24"/>
+        </w:rPr>
+        <w:t xml:space="preserve"> </w:t>
+      </w:r>
+      <w:r>
+        <w:rPr>
+          <w:rFonts w:ascii="Charis SIL Regular" w:hAnsi="Charis SIL Regular" w:eastAsia="Charis SIL Regular"/>
+          <w:b w:val="0"/>
+          <w:i w:val="0"/>
+          <w:color w:val="0000FF"/>
+          <w:sz w:val="24"/>
+        </w:rPr>
+        <w:t>zoe</w:t>
+      </w:r>
+      <w:r>
+        <w:rPr>
+          <w:rFonts w:ascii="Charis SIL Regular" w:hAnsi="Charis SIL Regular" w:eastAsia="Charis SIL Regular"/>
+          <w:b w:val="0"/>
+          <w:i w:val="0"/>
+          <w:color w:val="0000FF"/>
+          <w:sz w:val="24"/>
+          <w:u w:val="single"/>
         </w:rPr>
         <w:hyperlink r:id="rId19" w:history="1">
           <w:r>
             <w:rPr>
               <w:rStyle w:val="Hyperlink"/>
             </w:rPr>
-            <w:t>e</w:t>
+            <w:t>kh</w:t>
           </w:r>
         </w:hyperlink>
-      </w:r>
-      <w:r>
-        <w:rPr>
-          <w:rFonts w:ascii="Charis SIL Regular" w:hAnsi="Charis SIL Regular" w:eastAsia="Charis SIL Regular"/>
-          <w:b w:val="0"/>
-          <w:i w:val="0"/>
-          <w:color w:val="000000"/>
-          <w:sz w:val="24"/>
-        </w:rPr>
-        <w:t xml:space="preserve"> </w:t>
-      </w:r>
-      <w:r>
-        <w:rPr>
-          <w:rFonts w:ascii="Charis SIL Regular" w:hAnsi="Charis SIL Regular" w:eastAsia="Charis SIL Regular"/>
-          <w:b w:val="0"/>
-          <w:i w:val="0"/>
-          <w:color w:val="0000FF"/>
-          <w:sz w:val="24"/>
-          <w:u w:val="single"/>
-        </w:rPr>
-        <w:hyperlink r:id="rId19" w:history="1">
-          <w:r>
-            <w:rPr>
-              <w:rStyle w:val="Hyperlink"/>
-            </w:rPr>
-            <w:t>zoe</w:t>
-          </w:r>
-        </w:hyperlink>
-      </w:r>
-      <w:r>
-        <w:rPr>
-          <w:rFonts w:ascii="Charis SIL Regular" w:hAnsi="Charis SIL Regular" w:eastAsia="Charis SIL Regular"/>
-          <w:b w:val="0"/>
-          <w:i w:val="0"/>
-          <w:color w:val="0000FF"/>
-          <w:sz w:val="24"/>
-          <w:u w:val="single"/>
-        </w:rPr>
-        <w:t>kh</w:t>
       </w:r>
       <w:r>
         <w:rPr>
@@ -2855,7 +2812,159 @@
           <w:sz w:val="24"/>
           <w:u w:val="single"/>
         </w:rPr>
-        <w:t>Koninklijk Instituut voor Taal-, Land- en Volkenkund</w:t>
+        <w:hyperlink r:id="rId20" w:history="1">
+          <w:r>
+            <w:rPr>
+              <w:rStyle w:val="Hyperlink"/>
+            </w:rPr>
+            <w:t>Koninklijk</w:t>
+          </w:r>
+        </w:hyperlink>
+      </w:r>
+      <w:r>
+        <w:rPr>
+          <w:rFonts w:ascii="Charis SIL Regular" w:hAnsi="Charis SIL Regular" w:eastAsia="Charis SIL Regular"/>
+          <w:b w:val="0"/>
+          <w:i w:val="0"/>
+          <w:color w:val="0000FF"/>
+          <w:sz w:val="24"/>
+          <w:u w:val="single"/>
+        </w:rPr>
+        <w:t xml:space="preserve"> </w:t>
+      </w:r>
+      <w:r>
+        <w:rPr>
+          <w:rFonts w:ascii="Charis SIL Regular" w:hAnsi="Charis SIL Regular" w:eastAsia="Charis SIL Regular"/>
+          <w:b w:val="0"/>
+          <w:i w:val="0"/>
+          <w:color w:val="0000FF"/>
+          <w:sz w:val="24"/>
+          <w:u w:val="single"/>
+        </w:rPr>
+        <w:hyperlink r:id="rId20" w:history="1">
+          <w:r>
+            <w:rPr>
+              <w:rStyle w:val="Hyperlink"/>
+            </w:rPr>
+            <w:t>Instituut</w:t>
+          </w:r>
+        </w:hyperlink>
+      </w:r>
+      <w:r>
+        <w:rPr>
+          <w:rFonts w:ascii="Charis SIL Regular" w:hAnsi="Charis SIL Regular" w:eastAsia="Charis SIL Regular"/>
+          <w:b w:val="0"/>
+          <w:i w:val="0"/>
+          <w:color w:val="0000FF"/>
+          <w:sz w:val="24"/>
+          <w:u w:val="single"/>
+        </w:rPr>
+        <w:t xml:space="preserve"> </w:t>
+      </w:r>
+      <w:r>
+        <w:rPr>
+          <w:rFonts w:ascii="Charis SIL Regular" w:hAnsi="Charis SIL Regular" w:eastAsia="Charis SIL Regular"/>
+          <w:b w:val="0"/>
+          <w:i w:val="0"/>
+          <w:color w:val="0000FF"/>
+          <w:sz w:val="24"/>
+          <w:u w:val="single"/>
+        </w:rPr>
+        <w:hyperlink r:id="rId20" w:history="1">
+          <w:r>
+            <w:rPr>
+              <w:rStyle w:val="Hyperlink"/>
+            </w:rPr>
+            <w:t>voor</w:t>
+          </w:r>
+        </w:hyperlink>
+      </w:r>
+      <w:r>
+        <w:rPr>
+          <w:rFonts w:ascii="Charis SIL Regular" w:hAnsi="Charis SIL Regular" w:eastAsia="Charis SIL Regular"/>
+          <w:b w:val="0"/>
+          <w:i w:val="0"/>
+          <w:color w:val="0000FF"/>
+          <w:sz w:val="24"/>
+          <w:u w:val="single"/>
+        </w:rPr>
+        <w:t xml:space="preserve"> </w:t>
+      </w:r>
+      <w:r>
+        <w:rPr>
+          <w:rFonts w:ascii="Charis SIL Regular" w:hAnsi="Charis SIL Regular" w:eastAsia="Charis SIL Regular"/>
+          <w:b w:val="0"/>
+          <w:i w:val="0"/>
+          <w:color w:val="0000FF"/>
+          <w:sz w:val="24"/>
+          <w:u w:val="single"/>
+        </w:rPr>
+        <w:hyperlink r:id="rId20" w:history="1">
+          <w:r>
+            <w:rPr>
+              <w:rStyle w:val="Hyperlink"/>
+            </w:rPr>
+            <w:t>Ta</w:t>
+          </w:r>
+        </w:hyperlink>
+      </w:r>
+      <w:r>
+        <w:rPr>
+          <w:rFonts w:ascii="Charis SIL Regular" w:hAnsi="Charis SIL Regular" w:eastAsia="Charis SIL Regular"/>
+          <w:b w:val="0"/>
+          <w:i w:val="0"/>
+          <w:color w:val="0000FF"/>
+          <w:sz w:val="24"/>
+          <w:u w:val="single"/>
+        </w:rPr>
+        <w:hyperlink r:id="rId10" w:history="1">
+          <w:r>
+            <w:rPr>
+              <w:rStyle w:val="Hyperlink"/>
+            </w:rPr>
+            <w:t>al-,</w:t>
+          </w:r>
+        </w:hyperlink>
+      </w:r>
+      <w:r>
+        <w:rPr>
+          <w:rFonts w:ascii="Charis SIL Regular" w:hAnsi="Charis SIL Regular" w:eastAsia="Charis SIL Regular"/>
+          <w:b w:val="0"/>
+          <w:i w:val="0"/>
+          <w:color w:val="0000FF"/>
+          <w:sz w:val="24"/>
+          <w:u w:val="single"/>
+        </w:rPr>
+        <w:t xml:space="preserve"> </w:t>
+      </w:r>
+      <w:r>
+        <w:rPr>
+          <w:rFonts w:ascii="Charis SIL Regular" w:hAnsi="Charis SIL Regular" w:eastAsia="Charis SIL Regular"/>
+          <w:b w:val="0"/>
+          <w:i w:val="0"/>
+          <w:color w:val="0000FF"/>
+          <w:sz w:val="24"/>
+          <w:u w:val="single"/>
+        </w:rPr>
+        <w:hyperlink r:id="rId10" w:history="1">
+          <w:r>
+            <w:rPr>
+              <w:rStyle w:val="Hyperlink"/>
+            </w:rPr>
+            <w:t>Land-</w:t>
+          </w:r>
+        </w:hyperlink>
+      </w:r>
+      <w:r>
+        <w:rPr>
+          <w:rFonts w:ascii="Charis SIL Regular" w:hAnsi="Charis SIL Regular" w:eastAsia="Charis SIL Regular"/>
+          <w:b w:val="0"/>
+          <w:i w:val="0"/>
+          <w:color w:val="0000FF"/>
+          <w:sz w:val="24"/>
+          <w:u w:val="single"/>
+        </w:rPr>
+        <w:t xml:space="preserve"> </w:t>
       </w:r>
       <w:r>
         <w:rPr>
@@ -2877,6 +2986,71 @@
       </w:r>
       <w:r>
         <w:rPr>
+          <w:rFonts w:ascii="Charis SIL Regular" w:hAnsi="Charis SIL Regular" w:eastAsia="Charis SIL Regular"/>
+          <w:b w:val="0"/>
+          <w:i w:val="0"/>
+          <w:color w:val="0000FF"/>
+          <w:sz w:val="24"/>
+          <w:u w:val="single"/>
+        </w:rPr>
+        <w:hyperlink r:id="rId10" w:history="1">
+          <w:r>
+            <w:rPr>
+              <w:rStyle w:val="Hyperlink"/>
+            </w:rPr>
+            <w:t>n</w:t>
+          </w:r>
+        </w:hyperlink>
+      </w:r>
+      <w:r>
+        <w:rPr>
+          <w:rFonts w:ascii="Charis SIL Regular" w:hAnsi="Charis SIL Regular" w:eastAsia="Charis SIL Regular"/>
+          <w:b w:val="0"/>
+          <w:i w:val="0"/>
+          <w:color w:val="0000FF"/>
+          <w:sz w:val="24"/>
+          <w:u w:val="single"/>
+        </w:rPr>
+        <w:t xml:space="preserve"> </w:t>
+      </w:r>
+      <w:r>
+        <w:rPr>
+          <w:rFonts w:ascii="Charis SIL Regular" w:hAnsi="Charis SIL Regular" w:eastAsia="Charis SIL Regular"/>
+          <w:b w:val="0"/>
+          <w:i w:val="0"/>
+          <w:color w:val="0000FF"/>
+          <w:sz w:val="24"/>
+          <w:u w:val="single"/>
+        </w:rPr>
+        <w:hyperlink r:id="rId20" w:history="1">
+          <w:r>
+            <w:rPr>
+              <w:rStyle w:val="Hyperlink"/>
+            </w:rPr>
+            <w:t>Volkenkund</w:t>
+          </w:r>
+        </w:hyperlink>
+      </w:r>
+      <w:r>
+        <w:rPr>
+          <w:rFonts w:ascii="Charis SIL Regular" w:hAnsi="Charis SIL Regular" w:eastAsia="Charis SIL Regular"/>
+          <w:b w:val="0"/>
+          <w:i w:val="0"/>
+          <w:color w:val="0000FF"/>
+          <w:sz w:val="24"/>
+          <w:u w:val="single"/>
+        </w:rPr>
+        <w:hyperlink r:id="rId20" w:history="1">
+          <w:r>
+            <w:rPr>
+              <w:rStyle w:val="Hyperlink"/>
+            </w:rPr>
+            <w:t>e</w:t>
+          </w:r>
+        </w:hyperlink>
+      </w:r>
+      <w:r>
+        <w:rPr>
           <w:u w:val="single" w:color="0000ff"/>
           <w:rFonts w:ascii="Charis SIL Regular" w:hAnsi="Charis SIL Regular" w:eastAsia="Charis SIL Regular"/>
           <w:b w:val="0"/>
@@ -2958,21 +3132,13 @@
       </w:r>
       <w:r>
         <w:rPr>
-          <w:u w:val="single" w:color="0000ff"/>
           <w:rFonts w:ascii="Charis SIL Regular" w:hAnsi="Charis SIL Regular" w:eastAsia="Charis SIL Regular"/>
           <w:b w:val="0"/>
           <w:i w:val="0"/>
           <w:color w:val="000000"/>
           <w:sz w:val="24"/>
         </w:rPr>
-        <w:hyperlink r:id="rId10" w:history="1">
-          <w:r>
-            <w:rPr>
-              <w:rStyle w:val="Hyperlink"/>
-            </w:rPr>
-            <w:t>dit</w:t>
-          </w:r>
-        </w:hyperlink>
+        <w:t>dit</w:t>
       </w:r>
       <w:r>
         <w:rPr>
@@ -3142,25 +3308,7 @@
             <w:rPr>
               <w:rStyle w:val="Hyperlink"/>
             </w:rPr>
-            <w:t>lij</w:t>
-          </w:r>
-        </w:hyperlink>
-      </w:r>
-      <w:r>
-        <w:rPr>
-          <w:u w:val="single" w:color="0000ff"/>
-          <w:rFonts w:ascii="Charis SIL Regular" w:hAnsi="Charis SIL Regular" w:eastAsia="Charis SIL Regular"/>
-          <w:b w:val="0"/>
-          <w:i w:val="0"/>
-          <w:color w:val="000000"/>
-          <w:sz w:val="24"/>
-        </w:rPr>
-        <w:hyperlink r:id="rId20" w:history="1">
-          <w:r>
-            <w:rPr>
-              <w:rStyle w:val="Hyperlink"/>
-            </w:rPr>
-            <w:t>k</w:t>
+            <w:t>lijk</w:t>
           </w:r>
         </w:hyperlink>
       </w:r>
@@ -3962,16 +4110,8 @@
           <w:i w:val="0"/>
           <w:color w:val="0000FF"/>
           <w:sz w:val="24"/>
-          <w:u w:val="single"/>
-        </w:rPr>
-        <w:hyperlink r:id="rId15" w:history="1">
-          <w:r>
-            <w:rPr>
-              <w:rStyle w:val="Hyperlink"/>
-            </w:rPr>
-            <w:t>Mus</w:t>
-          </w:r>
-        </w:hyperlink>
+        </w:rPr>
+        <w:t>Mus</w:t>
       </w:r>
       <w:r>
         <w:rPr>

--- a/EXPORTS/DOCX/published/niveau2/Dutch/Indonesia.docx
+++ b/EXPORTS/DOCX/published/niveau2/Dutch/Indonesia.docx
@@ -1216,14 +1216,7 @@
           <w:color w:val="000000"/>
           <w:sz w:val="24"/>
         </w:rPr>
-        <w:hyperlink r:id="rId12" w:history="1">
-          <w:r>
-            <w:rPr>
-              <w:rStyle w:val="Hyperlink"/>
-            </w:rPr>
-            <w:t>en met betre</w:t>
-          </w:r>
-        </w:hyperlink>
+        <w:t>en met betre</w:t>
       </w:r>
       <w:r>
         <w:rPr>
@@ -2444,34 +2437,16 @@
           <w:color w:val="000000"/>
           <w:sz w:val="24"/>
         </w:rPr>
-        <w:hyperlink r:id="rId19" w:history="1">
-          <w:r>
-            <w:rPr>
-              <w:rStyle w:val="Hyperlink"/>
-            </w:rPr>
-            <w:t>betreffend</w:t>
-          </w:r>
-        </w:hyperlink>
-      </w:r>
-      <w:r>
-        <w:rPr>
-          <w:u w:val="single" w:color="0000ff"/>
+        <w:t>betreffende</w:t>
+      </w:r>
+      <w:r>
+        <w:rPr>
           <w:rFonts w:ascii="Charis SIL Regular" w:hAnsi="Charis SIL Regular" w:eastAsia="Charis SIL Regular"/>
           <w:b w:val="0"/>
           <w:i w:val="0"/>
           <w:color w:val="000000"/>
           <w:sz w:val="24"/>
         </w:rPr>
-        <w:t>e</w:t>
-      </w:r>
-      <w:r>
-        <w:rPr>
-          <w:rFonts w:ascii="Charis SIL Regular" w:hAnsi="Charis SIL Regular" w:eastAsia="Charis SIL Regular"/>
-          <w:b w:val="0"/>
-          <w:i w:val="0"/>
-          <w:color w:val="000000"/>
-          <w:sz w:val="24"/>
-        </w:rPr>
         <w:t xml:space="preserve"> </w:t>
       </w:r>
       <w:r>
@@ -2481,26 +2456,9 @@
           <w:i w:val="0"/>
           <w:color w:val="0000FF"/>
           <w:sz w:val="24"/>
-        </w:rPr>
-        <w:t>zoe</w:t>
-      </w:r>
-      <w:r>
-        <w:rPr>
-          <w:rFonts w:ascii="Charis SIL Regular" w:hAnsi="Charis SIL Regular" w:eastAsia="Charis SIL Regular"/>
-          <w:b w:val="0"/>
-          <w:i w:val="0"/>
-          <w:color w:val="0000FF"/>
-          <w:sz w:val="24"/>
           <w:u w:val="single"/>
         </w:rPr>
-        <w:hyperlink r:id="rId19" w:history="1">
-          <w:r>
-            <w:rPr>
-              <w:rStyle w:val="Hyperlink"/>
-            </w:rPr>
-            <w:t>kh</w:t>
-          </w:r>
-        </w:hyperlink>
+        <w:t>zoekh</w:t>
       </w:r>
       <w:r>
         <w:rPr>
@@ -3022,7 +2980,7 @@
           <w:sz w:val="24"/>
           <w:u w:val="single"/>
         </w:rPr>
-        <w:hyperlink r:id="rId20" w:history="1">
+        <w:hyperlink r:id="rId10" w:history="1">
           <w:r>
             <w:rPr>
               <w:rStyle w:val="Hyperlink"/>
@@ -3040,7 +2998,7 @@
           <w:sz w:val="24"/>
           <w:u w:val="single"/>
         </w:rPr>
-        <w:hyperlink r:id="rId20" w:history="1">
+        <w:hyperlink r:id="rId10" w:history="1">
           <w:r>
             <w:rPr>
               <w:rStyle w:val="Hyperlink"/>
@@ -3132,13 +3090,21 @@
       </w:r>
       <w:r>
         <w:rPr>
+          <w:u w:val="single" w:color="0000ff"/>
           <w:rFonts w:ascii="Charis SIL Regular" w:hAnsi="Charis SIL Regular" w:eastAsia="Charis SIL Regular"/>
           <w:b w:val="0"/>
           <w:i w:val="0"/>
           <w:color w:val="000000"/>
           <w:sz w:val="24"/>
         </w:rPr>
-        <w:t>dit</w:t>
+        <w:hyperlink r:id="rId10" w:history="1">
+          <w:r>
+            <w:rPr>
+              <w:rStyle w:val="Hyperlink"/>
+            </w:rPr>
+            <w:t>dit</w:t>
+          </w:r>
+        </w:hyperlink>
       </w:r>
       <w:r>
         <w:rPr>
@@ -3182,7 +3148,25 @@
             <w:rPr>
               <w:rStyle w:val="Hyperlink"/>
             </w:rPr>
-            <w:t>en de bevi</w:t>
+            <w:t>en de bev</w:t>
+          </w:r>
+        </w:hyperlink>
+      </w:r>
+      <w:r>
+        <w:rPr>
+          <w:u w:val="single" w:color="0000ff"/>
+          <w:rFonts w:ascii="Charis SIL Regular" w:hAnsi="Charis SIL Regular" w:eastAsia="Charis SIL Regular"/>
+          <w:b w:val="0"/>
+          <w:i w:val="0"/>
+          <w:color w:val="000000"/>
+          <w:sz w:val="24"/>
+        </w:rPr>
+        <w:hyperlink r:id="rId20" w:history="1">
+          <w:r>
+            <w:rPr>
+              <w:rStyle w:val="Hyperlink"/>
+            </w:rPr>
+            <w:t>i</w:t>
           </w:r>
         </w:hyperlink>
       </w:r>
@@ -4061,7 +4045,6 @@
           <w:i w:val="0"/>
           <w:color w:val="0000FF"/>
           <w:sz w:val="24"/>
-          <w:u w:val="single"/>
         </w:rPr>
         <w:hyperlink r:id="rId26" w:history="1">
           <w:r>
@@ -4110,8 +4093,16 @@
           <w:i w:val="0"/>
           <w:color w:val="0000FF"/>
           <w:sz w:val="24"/>
-        </w:rPr>
-        <w:t>Mus</w:t>
+          <w:u w:val="single"/>
+        </w:rPr>
+        <w:hyperlink r:id="rId15" w:history="1">
+          <w:r>
+            <w:rPr>
+              <w:rStyle w:val="Hyperlink"/>
+            </w:rPr>
+            <w:t>Mus</w:t>
+          </w:r>
+        </w:hyperlink>
       </w:r>
       <w:r>
         <w:rPr>
